--- a/Text/ВКР.docx
+++ b/Text/ВКР.docx
@@ -39,19 +39,19 @@
           <w:sz w:val="26"/>
           <w:szCs w:val="26"/>
         </w:rPr>
-        <w:t xml:space="preserve">«ЛЭТИ» им. </w:t>
-      </w:r>
-      <w:proofErr w:type="spellStart"/>
-      <w:r>
+        <w:t>«ЛЭТИ» им. В.И.Ульянова (Ленина)»</w:t>
+      </w:r>
+    </w:p>
+    <w:p>
+      <w:pPr>
+        <w:jc w:val="center"/>
         <w:rPr>
           <w:b/>
           <w:bCs/>
           <w:sz w:val="26"/>
           <w:szCs w:val="26"/>
         </w:rPr>
-        <w:t>В.И.Ульянова</w:t>
-      </w:r>
-      <w:proofErr w:type="spellEnd"/>
+      </w:pPr>
       <w:r>
         <w:rPr>
           <w:b/>
@@ -59,47 +59,7 @@
           <w:sz w:val="26"/>
           <w:szCs w:val="26"/>
         </w:rPr>
-        <w:t xml:space="preserve"> (Ленина)»</w:t>
-      </w:r>
-    </w:p>
-    <w:p>
-      <w:pPr>
-        <w:jc w:val="center"/>
-        <w:rPr>
-          <w:b/>
-          <w:bCs/>
-          <w:sz w:val="26"/>
-          <w:szCs w:val="26"/>
-        </w:rPr>
-      </w:pPr>
-      <w:r>
-        <w:rPr>
-          <w:b/>
-          <w:bCs/>
-          <w:sz w:val="26"/>
-          <w:szCs w:val="26"/>
-        </w:rPr>
-        <w:t>(</w:t>
-      </w:r>
-      <w:proofErr w:type="spellStart"/>
-      <w:r>
-        <w:rPr>
-          <w:b/>
-          <w:bCs/>
-          <w:sz w:val="26"/>
-          <w:szCs w:val="26"/>
-        </w:rPr>
-        <w:t>СПбГЭТУ</w:t>
-      </w:r>
-      <w:proofErr w:type="spellEnd"/>
-      <w:r>
-        <w:rPr>
-          <w:b/>
-          <w:bCs/>
-          <w:sz w:val="26"/>
-          <w:szCs w:val="26"/>
-        </w:rPr>
-        <w:t xml:space="preserve"> «ЛЭТИ»)</w:t>
+        <w:t>(СПбГЭТУ «ЛЭТИ»)</w:t>
       </w:r>
     </w:p>
     <w:p>
@@ -426,17 +386,8 @@
                 <w:sz w:val="28"/>
                 <w:szCs w:val="28"/>
               </w:rPr>
-              <w:t xml:space="preserve">А.А. </w:t>
-            </w:r>
-            <w:proofErr w:type="spellStart"/>
-            <w:r>
-              <w:rPr>
-                <w:sz w:val="28"/>
-                <w:szCs w:val="28"/>
-              </w:rPr>
-              <w:t>Лисс</w:t>
-            </w:r>
-            <w:proofErr w:type="spellEnd"/>
+              <w:t>А.А. Лисс</w:t>
+            </w:r>
             <w:r>
               <w:rPr>
                 <w:sz w:val="28"/>
@@ -1627,17 +1578,8 @@
                 <w:sz w:val="28"/>
                 <w:szCs w:val="28"/>
               </w:rPr>
-              <w:t xml:space="preserve">А.А. </w:t>
-            </w:r>
-            <w:proofErr w:type="spellStart"/>
-            <w:r>
-              <w:rPr>
-                <w:sz w:val="28"/>
-                <w:szCs w:val="28"/>
-              </w:rPr>
-              <w:t>Лисс</w:t>
-            </w:r>
-            <w:proofErr w:type="spellEnd"/>
+              <w:t>А.А. Лисс</w:t>
+            </w:r>
           </w:p>
         </w:tc>
       </w:tr>
@@ -1679,23 +1621,7 @@
                 <w:sz w:val="28"/>
                 <w:szCs w:val="28"/>
               </w:rPr>
-              <w:t>«__</w:t>
-            </w:r>
-            <w:proofErr w:type="gramStart"/>
-            <w:r>
-              <w:rPr>
-                <w:sz w:val="28"/>
-                <w:szCs w:val="28"/>
-              </w:rPr>
-              <w:t>_»_</w:t>
-            </w:r>
-            <w:proofErr w:type="gramEnd"/>
-            <w:r>
-              <w:rPr>
-                <w:sz w:val="28"/>
-                <w:szCs w:val="28"/>
-              </w:rPr>
-              <w:t>_____________20</w:t>
+              <w:t>«___»______________20</w:t>
             </w:r>
             <w:r>
               <w:rPr>
@@ -1939,21 +1865,12 @@
               </w:rPr>
               <w:t xml:space="preserve">Место выполнения ВКР: </w:t>
             </w:r>
-            <w:proofErr w:type="spellStart"/>
-            <w:r>
-              <w:rPr>
-                <w:sz w:val="28"/>
-                <w:szCs w:val="28"/>
-              </w:rPr>
-              <w:t>СПбГЭТУ</w:t>
-            </w:r>
-            <w:proofErr w:type="spellEnd"/>
-            <w:r>
-              <w:rPr>
-                <w:sz w:val="28"/>
-                <w:szCs w:val="28"/>
-              </w:rPr>
-              <w:t xml:space="preserve"> «ЛЭТИ» кафедра МО ЭВМ</w:t>
+            <w:r>
+              <w:rPr>
+                <w:sz w:val="28"/>
+                <w:szCs w:val="28"/>
+              </w:rPr>
+              <w:t>СПбГЭТУ «ЛЭТИ» кафедра МО ЭВМ</w:t>
             </w:r>
           </w:p>
         </w:tc>
@@ -2292,23 +2209,7 @@
                 <w:sz w:val="28"/>
                 <w:szCs w:val="28"/>
               </w:rPr>
-              <w:t>«__</w:t>
-            </w:r>
-            <w:proofErr w:type="gramStart"/>
-            <w:r>
-              <w:rPr>
-                <w:sz w:val="28"/>
-                <w:szCs w:val="28"/>
-              </w:rPr>
-              <w:t>_»_</w:t>
-            </w:r>
-            <w:proofErr w:type="gramEnd"/>
-            <w:r>
-              <w:rPr>
-                <w:sz w:val="28"/>
-                <w:szCs w:val="28"/>
-              </w:rPr>
-              <w:t>_____________20___ г.</w:t>
+              <w:t>«___»______________20___ г.</w:t>
             </w:r>
           </w:p>
         </w:tc>
@@ -2326,23 +2227,7 @@
                 <w:sz w:val="28"/>
                 <w:szCs w:val="28"/>
               </w:rPr>
-              <w:t>«__</w:t>
-            </w:r>
-            <w:proofErr w:type="gramStart"/>
-            <w:r>
-              <w:rPr>
-                <w:sz w:val="28"/>
-                <w:szCs w:val="28"/>
-              </w:rPr>
-              <w:t>_»_</w:t>
-            </w:r>
-            <w:proofErr w:type="gramEnd"/>
-            <w:r>
-              <w:rPr>
-                <w:sz w:val="28"/>
-                <w:szCs w:val="28"/>
-              </w:rPr>
-              <w:t>_____________20___ г.</w:t>
+              <w:t>«___»______________20___ г.</w:t>
             </w:r>
           </w:p>
         </w:tc>
@@ -2822,17 +2707,8 @@
                 <w:sz w:val="28"/>
                 <w:szCs w:val="28"/>
               </w:rPr>
-              <w:t xml:space="preserve">А.А. </w:t>
-            </w:r>
-            <w:proofErr w:type="spellStart"/>
-            <w:r>
-              <w:rPr>
-                <w:sz w:val="28"/>
-                <w:szCs w:val="28"/>
-              </w:rPr>
-              <w:t>Лисс</w:t>
-            </w:r>
-            <w:proofErr w:type="spellEnd"/>
+              <w:t>А.А. Лисс</w:t>
+            </w:r>
           </w:p>
         </w:tc>
       </w:tr>
@@ -2874,23 +2750,7 @@
                 <w:sz w:val="28"/>
                 <w:szCs w:val="28"/>
               </w:rPr>
-              <w:t>«__</w:t>
-            </w:r>
-            <w:proofErr w:type="gramStart"/>
-            <w:r>
-              <w:rPr>
-                <w:sz w:val="28"/>
-                <w:szCs w:val="28"/>
-              </w:rPr>
-              <w:t>_»_</w:t>
-            </w:r>
-            <w:proofErr w:type="gramEnd"/>
-            <w:r>
-              <w:rPr>
-                <w:sz w:val="28"/>
-                <w:szCs w:val="28"/>
-              </w:rPr>
-              <w:t>_____________20</w:t>
+              <w:t>«___»______________20</w:t>
             </w:r>
             <w:r>
               <w:rPr>
@@ -4418,16 +4278,7 @@
           <w:sz w:val="28"/>
           <w:szCs w:val="28"/>
         </w:rPr>
-        <w:t xml:space="preserve">Цель </w:t>
-      </w:r>
-      <w:proofErr w:type="gramStart"/>
-      <w:r>
-        <w:rPr>
-          <w:b/>
-          <w:sz w:val="28"/>
-          <w:szCs w:val="28"/>
-        </w:rPr>
-        <w:t>работы:</w:t>
+        <w:t>Цель работы:</w:t>
       </w:r>
       <w:r>
         <w:rPr>
@@ -4444,7 +4295,6 @@
         </w:rPr>
         <w:t>….</w:t>
       </w:r>
-      <w:proofErr w:type="gramEnd"/>
       <w:r>
         <w:rPr>
           <w:sz w:val="28"/>
@@ -5062,74 +4912,7 @@
     <w:p>
       <w:pPr>
         <w:pStyle w:val="a1"/>
-        <w:snapToGrid w:val="0"/>
-        <w:contextualSpacing/>
-        <w:rPr>
-          <w:lang w:val="en-US"/>
-        </w:rPr>
-      </w:pPr>
-      <w:r>
-        <w:t>ЯП</w:t>
-      </w:r>
-      <w:r>
-        <w:rPr>
-          <w:lang w:val="en-US"/>
-        </w:rPr>
-        <w:t xml:space="preserve"> – </w:t>
-      </w:r>
-      <w:r>
-        <w:t>язык</w:t>
-      </w:r>
-      <w:r>
-        <w:rPr>
-          <w:lang w:val="en-US"/>
-        </w:rPr>
-        <w:t xml:space="preserve"> </w:t>
-      </w:r>
-      <w:r>
-        <w:t>программирования</w:t>
-      </w:r>
-      <w:r>
-        <w:rPr>
-          <w:lang w:val="en-US"/>
-        </w:rPr>
-        <w:t>;</w:t>
-      </w:r>
-    </w:p>
-    <w:p>
-      <w:pPr>
-        <w:pStyle w:val="a1"/>
-        <w:rPr>
-          <w:lang w:val="en-US"/>
-        </w:rPr>
-      </w:pPr>
-      <w:r>
-        <w:rPr>
-          <w:lang w:val="en-US"/>
-        </w:rPr>
-        <w:t>IDE – Integrated Development Environment;</w:t>
-      </w:r>
-    </w:p>
-    <w:p>
-      <w:pPr>
-        <w:pStyle w:val="a1"/>
-      </w:pPr>
-      <w:r>
-        <w:t>Токен – существенная часть исходного кода, представленная в виде одного символа;</w:t>
-      </w:r>
-    </w:p>
-    <w:p>
-      <w:pPr>
-        <w:pStyle w:val="a1"/>
-      </w:pPr>
-      <w:proofErr w:type="spellStart"/>
-      <w:r>
-        <w:t>Токенизация</w:t>
-      </w:r>
-      <w:proofErr w:type="spellEnd"/>
-      <w:r>
-        <w:t xml:space="preserve"> – процесс преобразования исходного кода в последовательность токенов.</w:t>
-      </w:r>
+      </w:pPr>
       <w:r>
         <w:br w:type="page"/>
       </w:r>
@@ -5186,9 +4969,6 @@
         <w:softHyphen/>
       </w:r>
       <w:r>
-        <w:softHyphen/>
-      </w:r>
-      <w:r>
         <w:t>–</w:t>
       </w:r>
       <w:r>
@@ -5230,6 +5010,12 @@
       </w:r>
       <w:proofErr w:type="spellEnd"/>
       <w:r>
+        <w:t xml:space="preserve"> </w:t>
+      </w:r>
+      <w:r>
+        <w:t>[]</w:t>
+      </w:r>
+      <w:r>
         <w:t xml:space="preserve">, </w:t>
       </w:r>
       <w:r>
@@ -5249,6 +5035,9 @@
           <w:lang w:val="en-US"/>
         </w:rPr>
         <w:t>Borisov</w:t>
+      </w:r>
+      <w:r>
+        <w:t xml:space="preserve"> []</w:t>
       </w:r>
       <w:r>
         <w:t>)</w:t>
@@ -5659,252 +5448,3192 @@
         <w:t xml:space="preserve">1 </w:t>
       </w:r>
       <w:bookmarkEnd w:id="2"/>
+      <w:bookmarkEnd w:id="3"/>
       <w:r>
         <w:rPr>
           <w:rFonts w:cs="Times New Roman"/>
         </w:rPr>
-        <w:t>Первая глава</w:t>
-      </w:r>
-      <w:bookmarkEnd w:id="3"/>
+        <w:t>Обзор предметной области</w:t>
+      </w:r>
+    </w:p>
+    <w:p>
+      <w:pPr>
+        <w:pStyle w:val="3"/>
+        <w:rPr>
+          <w:rFonts w:cs="Times New Roman"/>
+        </w:rPr>
+      </w:pPr>
+      <w:bookmarkStart w:id="4" w:name="_Toc73173349"/>
+      <w:bookmarkStart w:id="5" w:name="_Toc227757619"/>
+      <w:r>
+        <w:rPr>
+          <w:rFonts w:cs="Times New Roman"/>
+        </w:rPr>
+        <w:t xml:space="preserve">1.1 </w:t>
+      </w:r>
+      <w:bookmarkStart w:id="6" w:name="_Toc73173350"/>
+      <w:bookmarkEnd w:id="4"/>
+      <w:bookmarkEnd w:id="5"/>
+      <w:r>
+        <w:rPr>
+          <w:rFonts w:cs="Times New Roman"/>
+        </w:rPr>
+        <w:t>Описание предметной области</w:t>
+      </w:r>
+    </w:p>
+    <w:p>
+      <w:pPr>
+        <w:pStyle w:val="4"/>
+        <w:rPr>
+          <w:rFonts w:cs="Times New Roman"/>
+        </w:rPr>
+      </w:pPr>
+      <w:r>
+        <w:rPr>
+          <w:rFonts w:cs="Times New Roman"/>
+        </w:rPr>
+        <w:t xml:space="preserve">1.1.1 </w:t>
+      </w:r>
+      <w:bookmarkEnd w:id="6"/>
+      <w:r>
+        <w:rPr>
+          <w:rFonts w:cs="Times New Roman"/>
+        </w:rPr>
+        <w:t>Моделирование орбиты</w:t>
+      </w:r>
     </w:p>
     <w:p>
       <w:pPr>
         <w:pStyle w:val="a1"/>
-      </w:pPr>
-      <w:bookmarkStart w:id="4" w:name="_Toc73173349"/>
-      <w:r>
-        <w:t>Каждая глава начинается с новой страницы. Слишком короткие главы (занимающие менее 2 страниц) рекомендуется объединить с ближайшей подходящей главой (например, «Выбор метода решения» можно объединить с «Обзором предметной области», в качестве результатов/выводы из обзора)</w:t>
+        <w:rPr>
+          <w:lang w:eastAsia="ru-RU" w:bidi="ar-SA"/>
+        </w:rPr>
+      </w:pPr>
+      <w:r>
+        <w:rPr>
+          <w:lang w:eastAsia="ru-RU" w:bidi="ar-SA"/>
+        </w:rPr>
+        <w:t xml:space="preserve">Определение положения и скорости небесного тела в заданный момент </w:t>
+      </w:r>
+      <w:r>
+        <w:rPr>
+          <w:lang w:eastAsia="ru-RU" w:bidi="ar-SA"/>
+        </w:rPr>
+        <w:tab/>
+      </w:r>
+      <w:r>
+        <w:rPr>
+          <w:lang w:eastAsia="ru-RU" w:bidi="ar-SA"/>
+        </w:rPr>
+        <w:t>времени является фундаментальной задачей небесной механики.</w:t>
+      </w:r>
+      <w:r>
+        <w:rPr>
+          <w:lang w:eastAsia="ru-RU" w:bidi="ar-SA"/>
+        </w:rPr>
+        <w:t xml:space="preserve"> </w:t>
+      </w:r>
+      <w:r>
+        <w:rPr>
+          <w:lang w:eastAsia="ru-RU" w:bidi="ar-SA"/>
+        </w:rPr>
+        <w:t xml:space="preserve">Часто необходимо учитывать гравитационное влияние не только центрально тела, но и возмущения других массивных тел. </w:t>
+      </w:r>
+      <w:r>
+        <w:rPr>
+          <w:lang w:eastAsia="ru-RU" w:bidi="ar-SA"/>
+        </w:rPr>
+        <w:t>В общем виде задача N тел не имеет аналитического решения [ссылка]</w:t>
+      </w:r>
+      <w:r>
+        <w:rPr>
+          <w:lang w:eastAsia="ru-RU" w:bidi="ar-SA"/>
+        </w:rPr>
+        <w:t xml:space="preserve">. Поэтому для </w:t>
+      </w:r>
+      <w:r>
+        <w:rPr>
+          <w:lang w:eastAsia="ru-RU" w:bidi="ar-SA"/>
+        </w:rPr>
+        <w:t>моделирования движения объекта</w:t>
+      </w:r>
+      <w:r>
+        <w:rPr>
+          <w:lang w:eastAsia="ru-RU" w:bidi="ar-SA"/>
+        </w:rPr>
+        <w:t xml:space="preserve"> составляется динамическая система</w:t>
+      </w:r>
+      <w:r>
+        <w:rPr>
+          <w:lang w:eastAsia="ru-RU" w:bidi="ar-SA"/>
+        </w:rPr>
+        <w:t xml:space="preserve">, в которой </w:t>
+      </w:r>
+      <w:r>
+        <w:rPr>
+          <w:lang w:eastAsia="ru-RU" w:bidi="ar-SA"/>
+        </w:rPr>
+        <w:t>положение и скорость тела меняются по динамическому закону.</w:t>
+      </w:r>
+    </w:p>
+    <w:p>
+      <w:pPr>
+        <w:pStyle w:val="a1"/>
+        <w:rPr>
+          <w:lang w:eastAsia="ru-RU" w:bidi="ar-SA"/>
+        </w:rPr>
+      </w:pPr>
+      <w:r>
+        <w:rPr>
+          <w:lang w:eastAsia="ru-RU" w:bidi="ar-SA"/>
+        </w:rPr>
+        <w:t>Модель движения</w:t>
+      </w:r>
+      <w:r>
+        <w:rPr>
+          <w:lang w:eastAsia="ru-RU" w:bidi="ar-SA"/>
+        </w:rPr>
+        <w:t xml:space="preserve"> может включать в себя не только гравитационные возмущения, но и другие эффекты,</w:t>
+      </w:r>
+      <w:r>
+        <w:rPr>
+          <w:lang w:eastAsia="ru-RU" w:bidi="ar-SA"/>
+        </w:rPr>
+        <w:t xml:space="preserve"> </w:t>
+      </w:r>
+      <w:r>
+        <w:rPr>
+          <w:lang w:eastAsia="ru-RU" w:bidi="ar-SA"/>
+        </w:rPr>
+        <w:t xml:space="preserve">влияние которых </w:t>
+      </w:r>
+      <w:r>
+        <w:rPr>
+          <w:lang w:eastAsia="ru-RU" w:bidi="ar-SA"/>
+        </w:rPr>
+        <w:t>существенно</w:t>
+      </w:r>
+      <w:r>
+        <w:rPr>
+          <w:lang w:eastAsia="ru-RU" w:bidi="ar-SA"/>
+        </w:rPr>
+        <w:t xml:space="preserve"> </w:t>
+      </w:r>
+      <w:r>
+        <w:rPr>
+          <w:lang w:eastAsia="ru-RU" w:bidi="ar-SA"/>
+        </w:rPr>
+        <w:t>для</w:t>
+      </w:r>
+      <w:r>
+        <w:rPr>
+          <w:lang w:eastAsia="ru-RU" w:bidi="ar-SA"/>
+        </w:rPr>
+        <w:t xml:space="preserve"> </w:t>
+      </w:r>
+      <w:r>
+        <w:rPr>
+          <w:lang w:eastAsia="ru-RU" w:bidi="ar-SA"/>
+        </w:rPr>
+        <w:t>данной</w:t>
+      </w:r>
+      <w:r>
+        <w:rPr>
+          <w:lang w:eastAsia="ru-RU" w:bidi="ar-SA"/>
+        </w:rPr>
+        <w:t xml:space="preserve"> задач</w:t>
+      </w:r>
+      <w:r>
+        <w:rPr>
+          <w:lang w:eastAsia="ru-RU" w:bidi="ar-SA"/>
+        </w:rPr>
+        <w:t>и</w:t>
+      </w:r>
+      <w:r>
+        <w:rPr>
+          <w:lang w:eastAsia="ru-RU" w:bidi="ar-SA"/>
+        </w:rPr>
+        <w:t>. Например, мо</w:t>
+      </w:r>
+      <w:r>
+        <w:rPr>
+          <w:lang w:eastAsia="ru-RU" w:bidi="ar-SA"/>
+        </w:rPr>
+        <w:t>гут</w:t>
+      </w:r>
+      <w:r>
+        <w:rPr>
+          <w:lang w:eastAsia="ru-RU" w:bidi="ar-SA"/>
+        </w:rPr>
+        <w:t xml:space="preserve"> учитываться</w:t>
+      </w:r>
+      <w:r>
+        <w:rPr>
+          <w:lang w:eastAsia="ru-RU" w:bidi="ar-SA"/>
+        </w:rPr>
+        <w:t xml:space="preserve"> релятивистские поправки,</w:t>
+      </w:r>
+      <w:r>
+        <w:rPr>
+          <w:lang w:eastAsia="ru-RU" w:bidi="ar-SA"/>
+        </w:rPr>
+        <w:t xml:space="preserve"> несферичность тел, которая влияет на однородность гравитационного поля, или ускорение, </w:t>
+      </w:r>
+      <w:r>
+        <w:rPr>
+          <w:lang w:eastAsia="ru-RU" w:bidi="ar-SA"/>
+        </w:rPr>
+        <w:t>обусловленное</w:t>
+      </w:r>
+      <w:r>
+        <w:rPr>
+          <w:lang w:eastAsia="ru-RU" w:bidi="ar-SA"/>
+        </w:rPr>
+        <w:t xml:space="preserve"> сублимацией летучих веществ с поверхности, под воздействием электромагнитного излучения. </w:t>
+      </w:r>
+    </w:p>
+    <w:p>
+      <w:pPr>
+        <w:pStyle w:val="a1"/>
+        <w:rPr>
+          <w:lang w:eastAsia="ru-RU" w:bidi="ar-SA"/>
+        </w:rPr>
+      </w:pPr>
+      <w:r>
+        <w:rPr>
+          <w:lang w:eastAsia="ru-RU" w:bidi="ar-SA"/>
+        </w:rPr>
+        <w:t xml:space="preserve">Решение полученной системы </w:t>
+      </w:r>
+      <w:r>
+        <w:rPr>
+          <w:lang w:eastAsia="ru-RU" w:bidi="ar-SA"/>
+        </w:rPr>
+        <w:t xml:space="preserve">с помощью методов численного интегрирования </w:t>
+      </w:r>
+      <w:r>
+        <w:rPr>
+          <w:lang w:eastAsia="ru-RU" w:bidi="ar-SA"/>
+        </w:rPr>
+        <w:t>позволяет получить</w:t>
+      </w:r>
+      <w:r>
+        <w:rPr>
+          <w:lang w:eastAsia="ru-RU" w:bidi="ar-SA"/>
+        </w:rPr>
+        <w:t xml:space="preserve"> положение и скорость тела в любой интересующий момент времени. </w:t>
+      </w:r>
+      <w:r>
+        <w:rPr>
+          <w:lang w:eastAsia="ru-RU" w:bidi="ar-SA"/>
+        </w:rPr>
+        <w:t>Это классическое решение прямой задачи механики с помощью численного моделирования.</w:t>
+      </w:r>
+    </w:p>
+    <w:p>
+      <w:pPr>
+        <w:pStyle w:val="4"/>
+      </w:pPr>
+      <w:r>
+        <w:t>1.1.2 Параметры орбиты</w:t>
+      </w:r>
+    </w:p>
+    <w:p>
+      <w:pPr>
+        <w:pStyle w:val="a1"/>
+        <w:rPr>
+          <w:lang w:eastAsia="ru-RU" w:bidi="ar-SA"/>
+        </w:rPr>
+      </w:pPr>
+      <w:r>
+        <w:rPr>
+          <w:lang w:eastAsia="ru-RU" w:bidi="ar-SA"/>
+        </w:rPr>
+        <w:t xml:space="preserve">Параметры орбиты </w:t>
+      </w:r>
+      <w:r>
+        <w:rPr>
+          <w:lang w:eastAsia="ru-RU" w:bidi="ar-SA"/>
+        </w:rPr>
+        <w:t>–</w:t>
+      </w:r>
+      <w:r>
+        <w:rPr>
+          <w:lang w:eastAsia="ru-RU" w:bidi="ar-SA"/>
+        </w:rPr>
+        <w:t xml:space="preserve"> это </w:t>
+      </w:r>
+      <w:r>
+        <w:rPr>
+          <w:lang w:eastAsia="ru-RU" w:bidi="ar-SA"/>
+        </w:rPr>
+        <w:t>совокупность величин</w:t>
+      </w:r>
+      <w:r>
+        <w:rPr>
+          <w:lang w:eastAsia="ru-RU" w:bidi="ar-SA"/>
+        </w:rPr>
+        <w:t>, котор</w:t>
+      </w:r>
+      <w:r>
+        <w:rPr>
+          <w:lang w:eastAsia="ru-RU" w:bidi="ar-SA"/>
+        </w:rPr>
+        <w:t>ая</w:t>
+      </w:r>
+      <w:r>
+        <w:rPr>
+          <w:lang w:eastAsia="ru-RU" w:bidi="ar-SA"/>
+        </w:rPr>
+        <w:t xml:space="preserve"> </w:t>
+      </w:r>
+      <w:r>
+        <w:rPr>
+          <w:lang w:eastAsia="ru-RU" w:bidi="ar-SA"/>
+        </w:rPr>
+        <w:t>совместно</w:t>
+      </w:r>
+      <w:r>
+        <w:rPr>
+          <w:lang w:eastAsia="ru-RU" w:bidi="ar-SA"/>
+        </w:rPr>
+        <w:t xml:space="preserve"> с </w:t>
+      </w:r>
+      <w:r>
+        <w:rPr>
+          <w:lang w:eastAsia="ru-RU" w:bidi="ar-SA"/>
+        </w:rPr>
+        <w:t>уравнениями движения</w:t>
+      </w:r>
+      <w:r>
+        <w:rPr>
+          <w:lang w:eastAsia="ru-RU" w:bidi="ar-SA"/>
+        </w:rPr>
+        <w:t xml:space="preserve"> однозначно определяют траекторию тела. </w:t>
+      </w:r>
+      <w:r>
+        <w:rPr>
+          <w:lang w:eastAsia="ru-RU" w:bidi="ar-SA"/>
+        </w:rPr>
+        <w:t>Их условно</w:t>
+      </w:r>
+      <w:r>
+        <w:rPr>
+          <w:lang w:eastAsia="ru-RU" w:bidi="ar-SA"/>
+        </w:rPr>
+        <w:t xml:space="preserve"> можно разделить на две </w:t>
+      </w:r>
+      <w:r>
+        <w:rPr>
+          <w:lang w:eastAsia="ru-RU" w:bidi="ar-SA"/>
+        </w:rPr>
+        <w:t>категории</w:t>
+      </w:r>
+      <w:r>
+        <w:rPr>
+          <w:lang w:eastAsia="ru-RU" w:bidi="ar-SA"/>
+        </w:rPr>
+        <w:t xml:space="preserve"> </w:t>
+      </w:r>
+      <w:r>
+        <w:rPr>
+          <w:lang w:eastAsia="ru-RU" w:bidi="ar-SA"/>
+        </w:rPr>
+        <w:t>–</w:t>
+      </w:r>
+      <w:r>
+        <w:rPr>
+          <w:lang w:eastAsia="ru-RU" w:bidi="ar-SA"/>
+        </w:rPr>
+        <w:t xml:space="preserve"> начальные условия и динамические параметры.</w:t>
+      </w:r>
+    </w:p>
+    <w:p>
+      <w:pPr>
+        <w:pStyle w:val="a1"/>
+        <w:rPr>
+          <w:lang w:eastAsia="ru-RU" w:bidi="ar-SA"/>
+        </w:rPr>
+      </w:pPr>
+      <w:r>
+        <w:rPr>
+          <w:b/>
+          <w:bCs/>
+          <w:lang w:eastAsia="ru-RU" w:bidi="ar-SA"/>
+        </w:rPr>
+        <w:t>Начальные условия</w:t>
+      </w:r>
+      <w:r>
+        <w:rPr>
+          <w:lang w:eastAsia="ru-RU" w:bidi="ar-SA"/>
+        </w:rPr>
+        <w:t xml:space="preserve"> характеризуют положение тела в </w:t>
+      </w:r>
+      <w:r>
+        <w:rPr>
+          <w:lang w:eastAsia="ru-RU" w:bidi="ar-SA"/>
+        </w:rPr>
+        <w:t xml:space="preserve">определенный (начальный) момент времени. Причем этот момент времени не обязательно самый ранний из рассматриваемого временного промежутка, так как интегрирование может производиться и назад во времени. Под начальным понимается тот момент времени, в который состояние динамической </w:t>
+      </w:r>
+      <w:r>
+        <w:rPr>
+          <w:lang w:eastAsia="ru-RU" w:bidi="ar-SA"/>
+        </w:rPr>
+        <w:lastRenderedPageBreak/>
+        <w:t xml:space="preserve">системы считается известным. </w:t>
+      </w:r>
+      <w:r>
+        <w:rPr>
+          <w:lang w:eastAsia="ru-RU" w:bidi="ar-SA"/>
+        </w:rPr>
+        <w:t>Начальные условия могут быть заданы в виде</w:t>
+      </w:r>
+      <w:r>
+        <w:rPr>
+          <w:lang w:eastAsia="ru-RU" w:bidi="ar-SA"/>
+        </w:rPr>
+        <w:t xml:space="preserve"> </w:t>
+      </w:r>
+      <w:proofErr w:type="spellStart"/>
+      <w:r>
+        <w:rPr>
+          <w:lang w:eastAsia="ru-RU" w:bidi="ar-SA"/>
+        </w:rPr>
+        <w:t>к</w:t>
+      </w:r>
+      <w:r>
+        <w:rPr>
+          <w:lang w:eastAsia="ru-RU" w:bidi="ar-SA"/>
+        </w:rPr>
+        <w:t>еплеровы</w:t>
+      </w:r>
+      <w:r>
+        <w:rPr>
+          <w:lang w:eastAsia="ru-RU" w:bidi="ar-SA"/>
+        </w:rPr>
+        <w:t>х</w:t>
+      </w:r>
+      <w:proofErr w:type="spellEnd"/>
+      <w:r>
+        <w:rPr>
+          <w:lang w:eastAsia="ru-RU" w:bidi="ar-SA"/>
+        </w:rPr>
+        <w:t xml:space="preserve"> орбитальны</w:t>
+      </w:r>
+      <w:r>
+        <w:rPr>
+          <w:lang w:eastAsia="ru-RU" w:bidi="ar-SA"/>
+        </w:rPr>
+        <w:t>х</w:t>
+      </w:r>
+      <w:r>
+        <w:rPr>
+          <w:lang w:eastAsia="ru-RU" w:bidi="ar-SA"/>
+        </w:rPr>
+        <w:t xml:space="preserve"> элемент</w:t>
+      </w:r>
+      <w:r>
+        <w:rPr>
+          <w:lang w:eastAsia="ru-RU" w:bidi="ar-SA"/>
+        </w:rPr>
+        <w:t>ов</w:t>
+      </w:r>
+      <w:r>
+        <w:rPr>
+          <w:lang w:eastAsia="ru-RU" w:bidi="ar-SA"/>
+        </w:rPr>
+        <w:t xml:space="preserve"> </w:t>
+      </w:r>
+      <w:r>
+        <w:rPr>
+          <w:lang w:eastAsia="ru-RU" w:bidi="ar-SA"/>
+        </w:rPr>
+        <w:t>или</w:t>
+      </w:r>
+      <w:r>
+        <w:rPr>
+          <w:lang w:eastAsia="ru-RU" w:bidi="ar-SA"/>
+        </w:rPr>
+        <w:t xml:space="preserve"> </w:t>
+      </w:r>
+      <w:r>
+        <w:rPr>
+          <w:lang w:eastAsia="ru-RU" w:bidi="ar-SA"/>
+        </w:rPr>
+        <w:t xml:space="preserve">декартовых </w:t>
+      </w:r>
+      <w:r>
+        <w:rPr>
+          <w:lang w:eastAsia="ru-RU" w:bidi="ar-SA"/>
+        </w:rPr>
+        <w:t>вектор</w:t>
+      </w:r>
+      <w:r>
+        <w:rPr>
+          <w:lang w:eastAsia="ru-RU" w:bidi="ar-SA"/>
+        </w:rPr>
+        <w:t>ов</w:t>
+      </w:r>
+      <w:r>
+        <w:rPr>
+          <w:lang w:eastAsia="ru-RU" w:bidi="ar-SA"/>
+        </w:rPr>
+        <w:t xml:space="preserve"> положени</w:t>
+      </w:r>
+      <w:r>
+        <w:rPr>
+          <w:lang w:eastAsia="ru-RU" w:bidi="ar-SA"/>
+        </w:rPr>
+        <w:t>я</w:t>
+      </w:r>
+      <w:r>
+        <w:rPr>
+          <w:lang w:eastAsia="ru-RU" w:bidi="ar-SA"/>
+        </w:rPr>
+        <w:t xml:space="preserve"> и скорост</w:t>
+      </w:r>
+      <w:r>
+        <w:rPr>
+          <w:lang w:eastAsia="ru-RU" w:bidi="ar-SA"/>
+        </w:rPr>
+        <w:t>и.</w:t>
+      </w:r>
+      <w:r>
+        <w:rPr>
+          <w:lang w:eastAsia="ru-RU" w:bidi="ar-SA"/>
+        </w:rPr>
+        <w:t xml:space="preserve"> </w:t>
+      </w:r>
+    </w:p>
+    <w:p>
+      <w:pPr>
+        <w:pStyle w:val="a1"/>
+        <w:rPr>
+          <w:lang w:eastAsia="ru-RU" w:bidi="ar-SA"/>
+        </w:rPr>
+      </w:pPr>
+      <w:r>
+        <w:rPr>
+          <w:lang w:eastAsia="ru-RU" w:bidi="ar-SA"/>
+        </w:rPr>
+        <w:t xml:space="preserve">К </w:t>
+      </w:r>
+      <w:r>
+        <w:rPr>
+          <w:b/>
+          <w:bCs/>
+          <w:lang w:eastAsia="ru-RU" w:bidi="ar-SA"/>
+        </w:rPr>
+        <w:t>динамическим параметрам</w:t>
+      </w:r>
+      <w:r>
+        <w:rPr>
+          <w:lang w:eastAsia="ru-RU" w:bidi="ar-SA"/>
+        </w:rPr>
+        <w:t xml:space="preserve"> относятся постоянные величины,</w:t>
+      </w:r>
+      <w:r>
+        <w:rPr>
+          <w:lang w:eastAsia="ru-RU" w:bidi="ar-SA"/>
+        </w:rPr>
+        <w:t xml:space="preserve"> </w:t>
+      </w:r>
+      <w:r>
+        <w:rPr>
+          <w:lang w:eastAsia="ru-RU" w:bidi="ar-SA"/>
+        </w:rPr>
+        <w:t>которые не являются частью состояния системы и не изменяются во времени, но входят в динамический закон.</w:t>
+      </w:r>
+      <w:r>
+        <w:rPr>
+          <w:lang w:eastAsia="ru-RU" w:bidi="ar-SA"/>
+        </w:rPr>
+        <w:t xml:space="preserve"> Например, такими параметрами могут быть массы гравитирующих тел, квадрупольный момент центрального тела, негравитационные параметры, влияющие на величину негравитационного ускорения и другие величины, в зависимости от специфики задачи.</w:t>
+      </w:r>
+    </w:p>
+    <w:p>
+      <w:pPr>
+        <w:pStyle w:val="a1"/>
+        <w:rPr>
+          <w:lang w:eastAsia="ru-RU" w:bidi="ar-SA"/>
+        </w:rPr>
+      </w:pPr>
+      <w:r>
+        <w:rPr>
+          <w:lang w:eastAsia="ru-RU" w:bidi="ar-SA"/>
+        </w:rPr>
+        <w:t>Моделирование орбиты требует</w:t>
+      </w:r>
+      <w:r>
+        <w:rPr>
+          <w:lang w:eastAsia="ru-RU" w:bidi="ar-SA"/>
+        </w:rPr>
+        <w:t xml:space="preserve">, чтобы </w:t>
+      </w:r>
+      <w:r>
+        <w:rPr>
+          <w:lang w:eastAsia="ru-RU" w:bidi="ar-SA"/>
+        </w:rPr>
+        <w:t>параметр</w:t>
+      </w:r>
+      <w:r>
+        <w:rPr>
+          <w:lang w:eastAsia="ru-RU" w:bidi="ar-SA"/>
+        </w:rPr>
+        <w:t>ы</w:t>
+      </w:r>
+      <w:r>
+        <w:rPr>
+          <w:lang w:eastAsia="ru-RU" w:bidi="ar-SA"/>
+        </w:rPr>
+        <w:t xml:space="preserve"> орбиты </w:t>
+      </w:r>
+      <w:r>
+        <w:rPr>
+          <w:lang w:eastAsia="ru-RU" w:bidi="ar-SA"/>
+        </w:rPr>
+        <w:t xml:space="preserve">были известны </w:t>
+      </w:r>
+      <w:r>
+        <w:rPr>
+          <w:lang w:eastAsia="ru-RU" w:bidi="ar-SA"/>
+        </w:rPr>
+        <w:t xml:space="preserve">с определенной точностью. </w:t>
+      </w:r>
+      <w:r>
+        <w:rPr>
+          <w:lang w:eastAsia="ru-RU" w:bidi="ar-SA"/>
+        </w:rPr>
+        <w:t xml:space="preserve">Их оценка производится с </w:t>
+      </w:r>
+      <w:r>
+        <w:rPr>
+          <w:lang w:eastAsia="ru-RU" w:bidi="ar-SA"/>
+        </w:rPr>
+        <w:t xml:space="preserve">помощью метода наименьших квадратов (МНК), </w:t>
+      </w:r>
+      <w:r>
+        <w:rPr>
+          <w:lang w:eastAsia="ru-RU" w:bidi="ar-SA"/>
+        </w:rPr>
+        <w:t>оптимальными считаются те значения, при которых сумма взвешенных квадратов разностей между наблюдаемыми и расчётными величинами минимальна. Формально это сводится к задаче нелинейной регрессии.</w:t>
+      </w:r>
+      <w:r>
+        <w:rPr>
+          <w:lang w:eastAsia="ru-RU" w:bidi="ar-SA"/>
+        </w:rPr>
+        <w:t xml:space="preserve"> </w:t>
+      </w:r>
+    </w:p>
+    <w:p>
+      <w:pPr>
+        <w:pStyle w:val="4"/>
+        <w:numPr>
+          <w:ilvl w:val="0"/>
+          <w:numId w:val="0"/>
+        </w:numPr>
+        <w:ind w:left="708"/>
+      </w:pPr>
+      <w:r>
+        <w:t>1.1.3 Наблюдения</w:t>
+      </w:r>
+    </w:p>
+    <w:p>
+      <w:pPr>
+        <w:pStyle w:val="a1"/>
+        <w:rPr>
+          <w:lang w:eastAsia="ru-RU" w:bidi="ar-SA"/>
+        </w:rPr>
+      </w:pPr>
+      <w:r>
+        <w:rPr>
+          <w:lang w:eastAsia="ru-RU" w:bidi="ar-SA"/>
+        </w:rPr>
+        <w:t xml:space="preserve">Наблюдения </w:t>
+      </w:r>
+      <w:r>
+        <w:rPr>
+          <w:lang w:eastAsia="ru-RU" w:bidi="ar-SA"/>
+        </w:rPr>
+        <w:t>служат эмпирической основой для уточнения параметров орбиты. Траектория, минимизирующая невязки с реальными данными, принимается в качестве наилучшей оценки орбиты. Невязка (O</w:t>
+      </w:r>
+      <w:r>
+        <w:rPr>
+          <w:lang w:eastAsia="ru-RU" w:bidi="ar-SA"/>
+        </w:rPr>
+        <w:t>–</w:t>
+      </w:r>
+      <w:r>
+        <w:rPr>
+          <w:lang w:eastAsia="ru-RU" w:bidi="ar-SA"/>
+        </w:rPr>
+        <w:t xml:space="preserve">C, </w:t>
+      </w:r>
+      <w:proofErr w:type="spellStart"/>
+      <w:r>
+        <w:rPr>
+          <w:lang w:eastAsia="ru-RU" w:bidi="ar-SA"/>
+        </w:rPr>
+        <w:t>observed</w:t>
+      </w:r>
+      <w:proofErr w:type="spellEnd"/>
+      <w:r>
+        <w:rPr>
+          <w:lang w:eastAsia="ru-RU" w:bidi="ar-SA"/>
+        </w:rPr>
+        <w:t xml:space="preserve"> </w:t>
+      </w:r>
+      <w:proofErr w:type="spellStart"/>
+      <w:r>
+        <w:rPr>
+          <w:lang w:eastAsia="ru-RU" w:bidi="ar-SA"/>
+        </w:rPr>
+        <w:t>minus</w:t>
+      </w:r>
+      <w:proofErr w:type="spellEnd"/>
+      <w:r>
+        <w:rPr>
+          <w:lang w:eastAsia="ru-RU" w:bidi="ar-SA"/>
+        </w:rPr>
+        <w:t xml:space="preserve"> </w:t>
+      </w:r>
+      <w:r>
+        <w:rPr>
+          <w:lang w:val="en-US" w:eastAsia="ru-RU" w:bidi="ar-SA"/>
+        </w:rPr>
+        <w:t>computed</w:t>
+      </w:r>
+      <w:r>
+        <w:rPr>
+          <w:lang w:eastAsia="ru-RU" w:bidi="ar-SA"/>
+        </w:rPr>
+        <w:t>) определяется как разность между измеренным значением и величиной, рассчитанной по текущей динамической модели на тот же момент времени.</w:t>
+      </w:r>
+    </w:p>
+    <w:p>
+      <w:pPr>
+        <w:pStyle w:val="a1"/>
+        <w:rPr>
+          <w:lang w:eastAsia="ru-RU" w:bidi="ar-SA"/>
+        </w:rPr>
+      </w:pPr>
+      <w:r>
+        <w:rPr>
+          <w:lang w:eastAsia="ru-RU" w:bidi="ar-SA"/>
+        </w:rPr>
+        <w:t>В зависимости от цели исследования используются различные типы измерений.</w:t>
+      </w:r>
+      <w:r>
+        <w:rPr>
+          <w:lang w:eastAsia="ru-RU" w:bidi="ar-SA"/>
+        </w:rPr>
+        <w:t xml:space="preserve"> </w:t>
+      </w:r>
+      <w:r>
+        <w:rPr>
+          <w:lang w:eastAsia="ru-RU" w:bidi="ar-SA"/>
+        </w:rPr>
+        <w:t xml:space="preserve">Ниже кратко описаны основные виды данных, получаемых при </w:t>
+      </w:r>
+      <w:r>
+        <w:rPr>
+          <w:lang w:eastAsia="ru-RU" w:bidi="ar-SA"/>
+        </w:rPr>
+        <w:t xml:space="preserve">астрономических </w:t>
+      </w:r>
+      <w:r>
+        <w:rPr>
+          <w:lang w:eastAsia="ru-RU" w:bidi="ar-SA"/>
+        </w:rPr>
+        <w:t>наблюдениях:</w:t>
+      </w:r>
+    </w:p>
+    <w:p>
+      <w:pPr>
+        <w:pStyle w:val="af2"/>
+      </w:pPr>
+      <w:r>
+        <w:rPr>
+          <w:b/>
+          <w:bCs/>
+        </w:rPr>
+        <w:t>Небесные координаты</w:t>
+      </w:r>
+      <w:r>
+        <w:t xml:space="preserve"> </w:t>
+      </w:r>
+      <w:r>
+        <w:t>–</w:t>
+      </w:r>
+      <w:r>
+        <w:t xml:space="preserve"> </w:t>
+      </w:r>
+      <w:r>
+        <w:t xml:space="preserve">угловые </w:t>
+      </w:r>
+      <w:r>
+        <w:t>координаты светила на небесной сфере</w:t>
+      </w:r>
+      <w:r>
+        <w:t xml:space="preserve">. В зависимости от </w:t>
+      </w:r>
+      <w:r>
+        <w:t>фундаментальной</w:t>
+      </w:r>
+      <w:r>
+        <w:t xml:space="preserve"> плоскости система небесных координат может быть </w:t>
+      </w:r>
+      <w:r>
+        <w:t>горизонтальная</w:t>
+      </w:r>
+      <w:r>
+        <w:t xml:space="preserve">, </w:t>
+      </w:r>
+      <w:r>
+        <w:t>экваториальной, эклиптической,</w:t>
+      </w:r>
+      <w:r>
+        <w:t xml:space="preserve"> или</w:t>
+      </w:r>
+      <w:r>
+        <w:t xml:space="preserve"> галактической.</w:t>
+      </w:r>
+      <w:r>
+        <w:t xml:space="preserve"> Обычно наблюдения приводятся ко </w:t>
+      </w:r>
+      <w:r>
+        <w:lastRenderedPageBreak/>
+        <w:t xml:space="preserve">второй экваториальной системе, в которой координатами являются </w:t>
+      </w:r>
+      <w:r>
+        <w:t>прямое восхождение (</w:t>
+      </w:r>
+      <w:r>
+        <w:rPr>
+          <w:lang w:val="en-US"/>
+        </w:rPr>
+        <w:t>RA</w:t>
+      </w:r>
+      <w:r>
+        <w:t xml:space="preserve">, </w:t>
+      </w:r>
+      <m:oMath>
+        <m:r>
+          <w:rPr>
+            <w:rFonts w:ascii="Cambria Math" w:hAnsi="Cambria Math"/>
+          </w:rPr>
+          <m:t>α</m:t>
+        </m:r>
+      </m:oMath>
+      <w:r>
+        <w:t>)</w:t>
+      </w:r>
+      <w:r>
+        <w:t xml:space="preserve"> </w:t>
+      </w:r>
+      <w:r>
+        <w:t>и склонение (</w:t>
+      </w:r>
+      <w:r>
+        <w:rPr>
+          <w:lang w:val="en-US"/>
+        </w:rPr>
+        <w:t>Dec</w:t>
+      </w:r>
+      <w:r>
+        <w:t xml:space="preserve">, </w:t>
+      </w:r>
+      <m:oMath>
+        <m:r>
+          <w:rPr>
+            <w:rFonts w:ascii="Cambria Math" w:hAnsi="Cambria Math"/>
+          </w:rPr>
+          <m:t>δ</m:t>
+        </m:r>
+      </m:oMath>
+      <w:r>
+        <w:t>)</w:t>
+      </w:r>
+    </w:p>
+    <w:p>
+      <w:pPr>
+        <w:pStyle w:val="af2"/>
+      </w:pPr>
+      <w:r>
+        <w:rPr>
+          <w:b/>
+          <w:bCs/>
+        </w:rPr>
+        <w:t>Спектральные данные</w:t>
+      </w:r>
+      <w:r>
+        <w:rPr>
+          <w:b/>
+          <w:bCs/>
+        </w:rPr>
+        <w:t xml:space="preserve"> </w:t>
+      </w:r>
+      <w:r>
+        <w:t>–</w:t>
+      </w:r>
+      <w:r>
+        <w:t xml:space="preserve"> </w:t>
+      </w:r>
+      <w:r>
+        <w:t>зависимость</w:t>
+      </w:r>
+      <w:r>
+        <w:t xml:space="preserve"> интенсивности излучения </w:t>
+      </w:r>
+      <w:r>
+        <w:t>от длины волны</w:t>
+      </w:r>
+      <w:r>
+        <w:t xml:space="preserve">. Используются для определения химического состава </w:t>
+      </w:r>
+      <w:r>
+        <w:t>объекта</w:t>
+      </w:r>
+      <w:r>
+        <w:t xml:space="preserve">, температуры, а также для </w:t>
+      </w:r>
+      <w:r>
+        <w:t>определения лучевой скорости</w:t>
+      </w:r>
+    </w:p>
+    <w:p>
+      <w:pPr>
+        <w:pStyle w:val="af2"/>
+      </w:pPr>
+      <w:r>
+        <w:rPr>
+          <w:b/>
+          <w:bCs/>
+        </w:rPr>
+        <w:t>Лучев</w:t>
+      </w:r>
+      <w:r>
+        <w:rPr>
+          <w:b/>
+          <w:bCs/>
+        </w:rPr>
+        <w:t>ая</w:t>
+      </w:r>
+      <w:r>
+        <w:rPr>
+          <w:b/>
+          <w:bCs/>
+        </w:rPr>
+        <w:t xml:space="preserve"> скорост</w:t>
+      </w:r>
+      <w:r>
+        <w:rPr>
+          <w:b/>
+          <w:bCs/>
+        </w:rPr>
+        <w:t>ь</w:t>
+      </w:r>
+      <w:r>
+        <w:t xml:space="preserve"> </w:t>
+      </w:r>
+      <w:r>
+        <w:t>–</w:t>
+      </w:r>
+      <w:r>
+        <w:t xml:space="preserve"> </w:t>
+      </w:r>
+      <w:r>
+        <w:t xml:space="preserve">проекция </w:t>
+      </w:r>
+      <w:r>
+        <w:t>скорост</w:t>
+      </w:r>
+      <w:r>
+        <w:t>и</w:t>
+      </w:r>
+      <w:r>
+        <w:t xml:space="preserve"> светила</w:t>
+      </w:r>
+      <w:r>
+        <w:t xml:space="preserve"> на</w:t>
+      </w:r>
+      <w:r>
+        <w:t xml:space="preserve"> луч зрения</w:t>
+      </w:r>
+      <w:r>
+        <w:t xml:space="preserve"> наблюдателя</w:t>
+      </w:r>
+      <w:r>
+        <w:t xml:space="preserve">. </w:t>
+      </w:r>
+      <w:r>
+        <w:t>Определяется</w:t>
+      </w:r>
+      <w:r>
+        <w:t xml:space="preserve"> по </w:t>
+      </w:r>
+      <w:r>
+        <w:t>смещени</w:t>
+      </w:r>
+      <w:r>
+        <w:t>ю</w:t>
+      </w:r>
+      <w:r>
+        <w:t xml:space="preserve"> спектра</w:t>
+      </w:r>
+      <w:r>
+        <w:t>льных линий</w:t>
+      </w:r>
+      <w:r>
+        <w:t xml:space="preserve"> </w:t>
+      </w:r>
+      <w:r>
+        <w:t>излучения в следствии</w:t>
+      </w:r>
+      <w:r>
+        <w:t xml:space="preserve"> эффекта Доплера</w:t>
+      </w:r>
+      <w:r>
+        <w:t>.</w:t>
+      </w:r>
+      <w:r>
+        <w:t xml:space="preserve"> </w:t>
+      </w:r>
+      <w:r>
+        <w:t>Позволяет уточнить радиальную компоненту движения, что особенно важно при малых угловых смещениях или на больших гелиоцентрических расстояниях</w:t>
+      </w:r>
+      <w:r>
+        <w:t>.</w:t>
+      </w:r>
+    </w:p>
+    <w:p>
+      <w:pPr>
+        <w:pStyle w:val="af2"/>
+      </w:pPr>
+      <w:r>
+        <w:rPr>
+          <w:b/>
+          <w:bCs/>
+        </w:rPr>
+        <w:t>Видимая з</w:t>
+      </w:r>
+      <w:r>
+        <w:rPr>
+          <w:b/>
+          <w:bCs/>
+        </w:rPr>
+        <w:t>вездная величина</w:t>
+      </w:r>
+      <w:r>
+        <w:t xml:space="preserve"> </w:t>
+      </w:r>
+      <w:r>
+        <w:t>–</w:t>
+      </w:r>
+      <w:r>
+        <w:t xml:space="preserve"> </w:t>
+      </w:r>
+      <w:r>
+        <w:t>мера яркости светила для земного наблюдателя.</w:t>
+      </w:r>
+      <w:r>
+        <w:t xml:space="preserve"> П</w:t>
+      </w:r>
+      <w:r>
+        <w:t>озволя</w:t>
+      </w:r>
+      <w:r>
+        <w:t>ет</w:t>
+      </w:r>
+      <w:r>
+        <w:t xml:space="preserve"> отслеживать изменение </w:t>
+      </w:r>
+      <w:r>
+        <w:t>светимости</w:t>
+      </w:r>
+      <w:r>
+        <w:t xml:space="preserve"> </w:t>
+      </w:r>
+      <w:r>
+        <w:t>объекта</w:t>
+      </w:r>
+      <w:r>
+        <w:t>, оценивать размер и альбедо поверхности.</w:t>
+      </w:r>
+    </w:p>
+    <w:p>
+      <w:pPr>
+        <w:pStyle w:val="a1"/>
+        <w:rPr>
+          <w:lang w:val="en-US" w:eastAsia="ru-RU" w:bidi="ar-SA"/>
+        </w:rPr>
+      </w:pPr>
+      <w:r>
+        <w:rPr>
+          <w:lang w:eastAsia="ru-RU" w:bidi="ar-SA"/>
+        </w:rPr>
+        <w:t>В рамках данной работы основным источником данных выступают астрометрические измерения небесных координат во второй экваториальной системе координат.</w:t>
+      </w:r>
+      <w:r>
+        <w:rPr>
+          <w:lang w:eastAsia="ru-RU" w:bidi="ar-SA"/>
+        </w:rPr>
+        <w:t xml:space="preserve"> </w:t>
       </w:r>
     </w:p>
     <w:p>
       <w:pPr>
         <w:pStyle w:val="3"/>
-        <w:rPr>
-          <w:rFonts w:cs="Times New Roman"/>
-        </w:rPr>
-      </w:pPr>
-      <w:bookmarkStart w:id="5" w:name="_Toc227757619"/>
-      <w:r>
-        <w:rPr>
-          <w:rFonts w:cs="Times New Roman"/>
-        </w:rPr>
-        <w:t xml:space="preserve">1.1 </w:t>
-      </w:r>
-      <w:bookmarkEnd w:id="4"/>
-      <w:r>
-        <w:rPr>
-          <w:rFonts w:cs="Times New Roman"/>
-        </w:rPr>
-        <w:t>Первый раздел первой главы</w:t>
-      </w:r>
-      <w:bookmarkStart w:id="6" w:name="_Toc73173350"/>
-      <w:bookmarkEnd w:id="5"/>
+      </w:pPr>
+      <w:bookmarkStart w:id="7" w:name="_Toc227757620"/>
+      <w:r>
+        <w:t xml:space="preserve">1.2 </w:t>
+      </w:r>
+      <w:bookmarkEnd w:id="7"/>
+      <w:r>
+        <w:t xml:space="preserve">Обзор </w:t>
+      </w:r>
+      <w:r>
+        <w:t>литературы</w:t>
+      </w:r>
     </w:p>
     <w:p>
       <w:pPr>
         <w:pStyle w:val="4"/>
-        <w:rPr>
-          <w:rFonts w:cs="Times New Roman"/>
-        </w:rPr>
-      </w:pPr>
-      <w:r>
-        <w:rPr>
-          <w:rFonts w:cs="Times New Roman"/>
-        </w:rPr>
-        <w:t xml:space="preserve">1.1.1 </w:t>
-      </w:r>
-      <w:bookmarkEnd w:id="6"/>
-      <w:r>
-        <w:rPr>
-          <w:rFonts w:cs="Times New Roman"/>
-        </w:rPr>
-        <w:t>Первый</w:t>
-      </w:r>
-      <w:r>
-        <w:rPr>
-          <w:rFonts w:cs="Times New Roman"/>
-        </w:rPr>
-        <w:t xml:space="preserve"> подраздел</w:t>
+      </w:pPr>
+      <w:r>
+        <w:t>1.</w:t>
+      </w:r>
+      <w:r>
+        <w:t>2</w:t>
+      </w:r>
+      <w:r>
+        <w:t>.</w:t>
+      </w:r>
+      <w:r>
+        <w:t>1</w:t>
+      </w:r>
+      <w:r>
+        <w:t xml:space="preserve"> Математическая постановка задачи</w:t>
       </w:r>
     </w:p>
     <w:p>
       <w:pPr>
         <w:pStyle w:val="a1"/>
-      </w:pPr>
-      <w:r>
-        <w:t>Пример основного текста</w:t>
+        <w:rPr>
+          <w:lang w:eastAsia="ru-RU" w:bidi="ar-SA"/>
+        </w:rPr>
+      </w:pPr>
+      <w:r>
+        <w:rPr>
+          <w:lang w:eastAsia="ru-RU" w:bidi="ar-SA"/>
+        </w:rPr>
+        <w:t>Формальная постановка задачи уточнения параметров орбиты выглядит следующим образом.</w:t>
       </w:r>
     </w:p>
     <w:p>
       <w:pPr>
         <w:pStyle w:val="a1"/>
-      </w:pPr>
-      <w:r>
-        <w:t>Р</w:t>
-      </w:r>
-      <w:r>
-        <w:t>исун</w:t>
-      </w:r>
-      <w:r>
-        <w:t>ки</w:t>
-      </w:r>
-      <w:r>
-        <w:t xml:space="preserve"> и </w:t>
-      </w:r>
-      <w:r>
-        <w:t>таблиц</w:t>
-      </w:r>
-      <w:r>
-        <w:t>ы</w:t>
-      </w:r>
-      <w:r>
-        <w:t xml:space="preserve"> должн</w:t>
-      </w:r>
-      <w:r>
-        <w:t>ы быть расположены непосредственно после текста, где они упоминаются впервые или на следующей странице</w:t>
-      </w:r>
+        <w:rPr>
+          <w:lang w:eastAsia="ru-RU" w:bidi="ar-SA"/>
+        </w:rPr>
+      </w:pPr>
+      <w:r>
+        <w:rPr>
+          <w:lang w:eastAsia="ru-RU" w:bidi="ar-SA"/>
+        </w:rPr>
+        <w:t>Состояние</w:t>
+      </w:r>
+      <w:r>
+        <w:rPr>
+          <w:lang w:eastAsia="ru-RU" w:bidi="ar-SA"/>
+        </w:rPr>
+        <w:t xml:space="preserve"> динамической системы</w:t>
+      </w:r>
+      <w:r>
+        <w:rPr>
+          <w:lang w:eastAsia="ru-RU" w:bidi="ar-SA"/>
+        </w:rPr>
+        <w:t xml:space="preserve"> </w:t>
+      </w:r>
+      <m:oMath>
+        <m:r>
+          <m:rPr>
+            <m:sty m:val="bi"/>
+          </m:rPr>
+          <w:rPr>
+            <w:rFonts w:ascii="Cambria Math" w:hAnsi="Cambria Math"/>
+            <w:lang w:eastAsia="ru-RU" w:bidi="ar-SA"/>
+          </w:rPr>
+          <m:t>X</m:t>
+        </m:r>
+        <m:d>
+          <m:dPr>
+            <m:ctrlPr>
+              <w:rPr>
+                <w:rFonts w:ascii="Cambria Math" w:hAnsi="Cambria Math"/>
+                <w:i/>
+                <w:lang w:eastAsia="ru-RU" w:bidi="ar-SA"/>
+              </w:rPr>
+            </m:ctrlPr>
+          </m:dPr>
+          <m:e>
+            <m:r>
+              <w:rPr>
+                <w:rFonts w:ascii="Cambria Math" w:hAnsi="Cambria Math"/>
+                <w:lang w:eastAsia="ru-RU" w:bidi="ar-SA"/>
+              </w:rPr>
+              <m:t>t</m:t>
+            </m:r>
+          </m:e>
+        </m:d>
+        <m:r>
+          <w:rPr>
+            <w:rFonts w:ascii="Cambria Math" w:hAnsi="Cambria Math"/>
+            <w:lang w:eastAsia="ru-RU" w:bidi="ar-SA"/>
+          </w:rPr>
+          <m:t xml:space="preserve">= </m:t>
+        </m:r>
+        <m:d>
+          <m:dPr>
+            <m:ctrlPr>
+              <w:rPr>
+                <w:rFonts w:ascii="Cambria Math" w:hAnsi="Cambria Math"/>
+                <w:i/>
+                <w:lang w:eastAsia="ru-RU" w:bidi="ar-SA"/>
+              </w:rPr>
+            </m:ctrlPr>
+          </m:dPr>
+          <m:e>
+            <m:sSub>
+              <m:sSubPr>
+                <m:ctrlPr>
+                  <w:rPr>
+                    <w:rFonts w:ascii="Cambria Math" w:hAnsi="Cambria Math"/>
+                    <w:lang w:eastAsia="ru-RU" w:bidi="ar-SA"/>
+                  </w:rPr>
+                </m:ctrlPr>
+              </m:sSubPr>
+              <m:e>
+                <m:r>
+                  <m:rPr>
+                    <m:sty m:val="p"/>
+                  </m:rPr>
+                  <w:rPr>
+                    <w:rFonts w:ascii="Cambria Math" w:hAnsi="Cambria Math"/>
+                    <w:lang w:val="en-US" w:eastAsia="ru-RU" w:bidi="ar-SA"/>
+                  </w:rPr>
+                  <m:t>r</m:t>
+                </m:r>
+                <m:ctrlPr>
+                  <w:rPr>
+                    <w:rFonts w:ascii="Cambria Math" w:hAnsi="Cambria Math"/>
+                    <w:i/>
+                    <w:lang w:eastAsia="ru-RU" w:bidi="ar-SA"/>
+                  </w:rPr>
+                </m:ctrlPr>
+              </m:e>
+              <m:sub>
+                <m:r>
+                  <m:rPr>
+                    <m:sty m:val="p"/>
+                  </m:rPr>
+                  <w:rPr>
+                    <w:rFonts w:ascii="Cambria Math" w:hAnsi="Cambria Math"/>
+                    <w:lang w:val="en-US" w:eastAsia="ru-RU" w:bidi="ar-SA"/>
+                  </w:rPr>
+                  <m:t>x</m:t>
+                </m:r>
+              </m:sub>
+            </m:sSub>
+            <m:r>
+              <m:rPr>
+                <m:sty m:val="p"/>
+              </m:rPr>
+              <w:rPr>
+                <w:rFonts w:ascii="Cambria Math" w:hAnsi="Cambria Math"/>
+                <w:lang w:eastAsia="ru-RU" w:bidi="ar-SA"/>
+              </w:rPr>
+              <m:t>,</m:t>
+            </m:r>
+            <m:sSub>
+              <m:sSubPr>
+                <m:ctrlPr>
+                  <w:rPr>
+                    <w:rFonts w:ascii="Cambria Math" w:hAnsi="Cambria Math"/>
+                    <w:lang w:eastAsia="ru-RU" w:bidi="ar-SA"/>
+                  </w:rPr>
+                </m:ctrlPr>
+              </m:sSubPr>
+              <m:e>
+                <m:r>
+                  <m:rPr>
+                    <m:sty m:val="p"/>
+                  </m:rPr>
+                  <w:rPr>
+                    <w:rFonts w:ascii="Cambria Math" w:hAnsi="Cambria Math"/>
+                    <w:lang w:val="en-US" w:eastAsia="ru-RU" w:bidi="ar-SA"/>
+                  </w:rPr>
+                  <m:t>r</m:t>
+                </m:r>
+              </m:e>
+              <m:sub>
+                <m:r>
+                  <m:rPr>
+                    <m:sty m:val="p"/>
+                  </m:rPr>
+                  <w:rPr>
+                    <w:rFonts w:ascii="Cambria Math" w:hAnsi="Cambria Math"/>
+                    <w:lang w:val="en-US" w:eastAsia="ru-RU" w:bidi="ar-SA"/>
+                  </w:rPr>
+                  <m:t>y</m:t>
+                </m:r>
+              </m:sub>
+            </m:sSub>
+            <m:r>
+              <m:rPr>
+                <m:sty m:val="p"/>
+              </m:rPr>
+              <w:rPr>
+                <w:rFonts w:ascii="Cambria Math" w:hAnsi="Cambria Math"/>
+                <w:lang w:eastAsia="ru-RU" w:bidi="ar-SA"/>
+              </w:rPr>
+              <m:t>,</m:t>
+            </m:r>
+            <m:sSub>
+              <m:sSubPr>
+                <m:ctrlPr>
+                  <w:rPr>
+                    <w:rFonts w:ascii="Cambria Math" w:hAnsi="Cambria Math"/>
+                    <w:lang w:eastAsia="ru-RU" w:bidi="ar-SA"/>
+                  </w:rPr>
+                </m:ctrlPr>
+              </m:sSubPr>
+              <m:e>
+                <m:r>
+                  <m:rPr>
+                    <m:sty m:val="p"/>
+                  </m:rPr>
+                  <w:rPr>
+                    <w:rFonts w:ascii="Cambria Math" w:hAnsi="Cambria Math"/>
+                    <w:lang w:val="en-US" w:eastAsia="ru-RU" w:bidi="ar-SA"/>
+                  </w:rPr>
+                  <m:t>r</m:t>
+                </m:r>
+              </m:e>
+              <m:sub>
+                <m:r>
+                  <m:rPr>
+                    <m:sty m:val="p"/>
+                  </m:rPr>
+                  <w:rPr>
+                    <w:rFonts w:ascii="Cambria Math" w:hAnsi="Cambria Math"/>
+                    <w:lang w:val="en-US" w:eastAsia="ru-RU" w:bidi="ar-SA"/>
+                  </w:rPr>
+                  <m:t>z</m:t>
+                </m:r>
+              </m:sub>
+            </m:sSub>
+            <m:r>
+              <m:rPr>
+                <m:sty m:val="p"/>
+              </m:rPr>
+              <w:rPr>
+                <w:rFonts w:ascii="Cambria Math" w:hAnsi="Cambria Math"/>
+                <w:lang w:eastAsia="ru-RU" w:bidi="ar-SA"/>
+              </w:rPr>
+              <m:t>,</m:t>
+            </m:r>
+            <m:sSub>
+              <m:sSubPr>
+                <m:ctrlPr>
+                  <w:rPr>
+                    <w:rFonts w:ascii="Cambria Math" w:hAnsi="Cambria Math"/>
+                    <w:lang w:eastAsia="ru-RU" w:bidi="ar-SA"/>
+                  </w:rPr>
+                </m:ctrlPr>
+              </m:sSubPr>
+              <m:e>
+                <m:r>
+                  <m:rPr>
+                    <m:sty m:val="p"/>
+                  </m:rPr>
+                  <w:rPr>
+                    <w:rFonts w:ascii="Cambria Math" w:hAnsi="Cambria Math"/>
+                    <w:lang w:val="en-US" w:eastAsia="ru-RU" w:bidi="ar-SA"/>
+                  </w:rPr>
+                  <m:t>v</m:t>
+                </m:r>
+              </m:e>
+              <m:sub>
+                <m:r>
+                  <m:rPr>
+                    <m:sty m:val="p"/>
+                  </m:rPr>
+                  <w:rPr>
+                    <w:rFonts w:ascii="Cambria Math" w:hAnsi="Cambria Math"/>
+                    <w:lang w:val="en-US" w:eastAsia="ru-RU" w:bidi="ar-SA"/>
+                  </w:rPr>
+                  <m:t>x</m:t>
+                </m:r>
+              </m:sub>
+            </m:sSub>
+            <m:r>
+              <m:rPr>
+                <m:sty m:val="p"/>
+              </m:rPr>
+              <w:rPr>
+                <w:rFonts w:ascii="Cambria Math" w:hAnsi="Cambria Math"/>
+                <w:lang w:eastAsia="ru-RU" w:bidi="ar-SA"/>
+              </w:rPr>
+              <m:t>,</m:t>
+            </m:r>
+            <m:sSub>
+              <m:sSubPr>
+                <m:ctrlPr>
+                  <w:rPr>
+                    <w:rFonts w:ascii="Cambria Math" w:hAnsi="Cambria Math"/>
+                    <w:lang w:eastAsia="ru-RU" w:bidi="ar-SA"/>
+                  </w:rPr>
+                </m:ctrlPr>
+              </m:sSubPr>
+              <m:e>
+                <m:r>
+                  <m:rPr>
+                    <m:sty m:val="p"/>
+                  </m:rPr>
+                  <w:rPr>
+                    <w:rFonts w:ascii="Cambria Math" w:hAnsi="Cambria Math"/>
+                    <w:lang w:val="en-US" w:eastAsia="ru-RU" w:bidi="ar-SA"/>
+                  </w:rPr>
+                  <m:t>v</m:t>
+                </m:r>
+              </m:e>
+              <m:sub>
+                <m:r>
+                  <m:rPr>
+                    <m:sty m:val="p"/>
+                  </m:rPr>
+                  <w:rPr>
+                    <w:rFonts w:ascii="Cambria Math" w:hAnsi="Cambria Math"/>
+                    <w:lang w:val="en-US" w:eastAsia="ru-RU" w:bidi="ar-SA"/>
+                  </w:rPr>
+                  <m:t>y</m:t>
+                </m:r>
+              </m:sub>
+            </m:sSub>
+            <m:r>
+              <m:rPr>
+                <m:sty m:val="p"/>
+              </m:rPr>
+              <w:rPr>
+                <w:rFonts w:ascii="Cambria Math" w:hAnsi="Cambria Math"/>
+                <w:lang w:eastAsia="ru-RU" w:bidi="ar-SA"/>
+              </w:rPr>
+              <m:t>,</m:t>
+            </m:r>
+            <m:sSub>
+              <m:sSubPr>
+                <m:ctrlPr>
+                  <w:rPr>
+                    <w:rFonts w:ascii="Cambria Math" w:hAnsi="Cambria Math"/>
+                    <w:lang w:eastAsia="ru-RU" w:bidi="ar-SA"/>
+                  </w:rPr>
+                </m:ctrlPr>
+              </m:sSubPr>
+              <m:e>
+                <m:r>
+                  <m:rPr>
+                    <m:sty m:val="p"/>
+                  </m:rPr>
+                  <w:rPr>
+                    <w:rFonts w:ascii="Cambria Math" w:hAnsi="Cambria Math"/>
+                    <w:lang w:val="en-US" w:eastAsia="ru-RU" w:bidi="ar-SA"/>
+                  </w:rPr>
+                  <m:t>v</m:t>
+                </m:r>
+              </m:e>
+              <m:sub>
+                <m:r>
+                  <m:rPr>
+                    <m:sty m:val="p"/>
+                  </m:rPr>
+                  <w:rPr>
+                    <w:rFonts w:ascii="Cambria Math" w:hAnsi="Cambria Math"/>
+                    <w:lang w:val="en-US" w:eastAsia="ru-RU" w:bidi="ar-SA"/>
+                  </w:rPr>
+                  <m:t>z</m:t>
+                </m:r>
+              </m:sub>
+            </m:sSub>
+          </m:e>
+        </m:d>
+      </m:oMath>
+      <w:r>
+        <w:rPr>
+          <w:lang w:eastAsia="ru-RU" w:bidi="ar-SA"/>
+        </w:rPr>
+        <w:t xml:space="preserve">  </w:t>
+      </w:r>
+    </w:p>
+    <w:p>
+      <w:pPr>
+        <w:pStyle w:val="a1"/>
+        <w:rPr>
+          <w:b/>
+          <w:bCs/>
+          <w:lang w:eastAsia="ru-RU" w:bidi="ar-SA"/>
+        </w:rPr>
+      </w:pPr>
+      <w:r>
+        <w:rPr>
+          <w:lang w:eastAsia="ru-RU" w:bidi="ar-SA"/>
+        </w:rPr>
+        <w:t>Начальное состояние</w:t>
+      </w:r>
+      <w:r>
+        <w:rPr>
+          <w:lang w:eastAsia="ru-RU" w:bidi="ar-SA"/>
+        </w:rPr>
+        <w:t xml:space="preserve"> </w:t>
+      </w:r>
+      <w:r>
+        <w:rPr>
+          <w:lang w:eastAsia="ru-RU" w:bidi="ar-SA"/>
+        </w:rPr>
+        <w:t xml:space="preserve">системы </w:t>
+      </w:r>
+      <m:oMath>
+        <m:r>
+          <m:rPr>
+            <m:sty m:val="bi"/>
+          </m:rPr>
+          <w:rPr>
+            <w:rFonts w:ascii="Cambria Math" w:hAnsi="Cambria Math"/>
+            <w:lang w:eastAsia="ru-RU" w:bidi="ar-SA"/>
+          </w:rPr>
+          <m:t>X</m:t>
+        </m:r>
+        <m:d>
+          <m:dPr>
+            <m:ctrlPr>
+              <w:rPr>
+                <w:rFonts w:ascii="Cambria Math" w:hAnsi="Cambria Math"/>
+                <w:i/>
+                <w:lang w:eastAsia="ru-RU" w:bidi="ar-SA"/>
+              </w:rPr>
+            </m:ctrlPr>
+          </m:dPr>
+          <m:e>
+            <m:sSub>
+              <m:sSubPr>
+                <m:ctrlPr>
+                  <w:rPr>
+                    <w:rFonts w:ascii="Cambria Math" w:hAnsi="Cambria Math"/>
+                    <w:i/>
+                    <w:lang w:eastAsia="ru-RU" w:bidi="ar-SA"/>
+                  </w:rPr>
+                </m:ctrlPr>
+              </m:sSubPr>
+              <m:e>
+                <m:r>
+                  <w:rPr>
+                    <w:rFonts w:ascii="Cambria Math" w:hAnsi="Cambria Math"/>
+                    <w:lang w:eastAsia="ru-RU" w:bidi="ar-SA"/>
+                  </w:rPr>
+                  <m:t>t</m:t>
+                </m:r>
+              </m:e>
+              <m:sub>
+                <m:r>
+                  <w:rPr>
+                    <w:rFonts w:ascii="Cambria Math" w:hAnsi="Cambria Math"/>
+                    <w:lang w:eastAsia="ru-RU" w:bidi="ar-SA"/>
+                  </w:rPr>
+                  <m:t>0</m:t>
+                </m:r>
+              </m:sub>
+            </m:sSub>
+          </m:e>
+        </m:d>
+        <m:r>
+          <w:rPr>
+            <w:rFonts w:ascii="Cambria Math" w:hAnsi="Cambria Math"/>
+            <w:lang w:eastAsia="ru-RU" w:bidi="ar-SA"/>
+          </w:rPr>
+          <m:t>=</m:t>
+        </m:r>
+        <m:sSub>
+          <m:sSubPr>
+            <m:ctrlPr>
+              <w:rPr>
+                <w:rFonts w:ascii="Cambria Math" w:hAnsi="Cambria Math"/>
+                <w:b/>
+                <w:bCs/>
+                <w:i/>
+                <w:lang w:eastAsia="ru-RU" w:bidi="ar-SA"/>
+              </w:rPr>
+            </m:ctrlPr>
+          </m:sSubPr>
+          <m:e>
+            <m:r>
+              <m:rPr>
+                <m:sty m:val="bi"/>
+              </m:rPr>
+              <w:rPr>
+                <w:rFonts w:ascii="Cambria Math" w:hAnsi="Cambria Math"/>
+                <w:lang w:eastAsia="ru-RU" w:bidi="ar-SA"/>
+              </w:rPr>
+              <m:t>X</m:t>
+            </m:r>
+            <m:ctrlPr>
+              <w:rPr>
+                <w:rFonts w:ascii="Cambria Math" w:hAnsi="Cambria Math"/>
+                <w:i/>
+                <w:lang w:eastAsia="ru-RU" w:bidi="ar-SA"/>
+              </w:rPr>
+            </m:ctrlPr>
+          </m:e>
+          <m:sub>
+            <m:r>
+              <m:rPr>
+                <m:sty m:val="bi"/>
+              </m:rPr>
+              <w:rPr>
+                <w:rFonts w:ascii="Cambria Math" w:hAnsi="Cambria Math"/>
+                <w:lang w:eastAsia="ru-RU" w:bidi="ar-SA"/>
+              </w:rPr>
+              <m:t>0</m:t>
+            </m:r>
+          </m:sub>
+        </m:sSub>
+      </m:oMath>
+    </w:p>
+    <w:p>
+      <w:pPr>
+        <w:pStyle w:val="a1"/>
+        <w:rPr>
+          <w:i/>
+          <w:lang w:eastAsia="ru-RU" w:bidi="ar-SA"/>
+        </w:rPr>
+      </w:pPr>
+      <w:r>
+        <w:rPr>
+          <w:lang w:eastAsia="ru-RU" w:bidi="ar-SA"/>
+        </w:rPr>
+        <w:t>Динамические параметры модели</w:t>
+      </w:r>
+      <w:r>
+        <w:rPr>
+          <w:lang w:eastAsia="ru-RU" w:bidi="ar-SA"/>
+        </w:rPr>
+        <w:t xml:space="preserve"> </w:t>
+      </w:r>
+      <m:oMath>
+        <m:r>
+          <m:rPr>
+            <m:sty m:val="bi"/>
+          </m:rPr>
+          <w:rPr>
+            <w:rFonts w:ascii="Cambria Math" w:hAnsi="Cambria Math"/>
+            <w:lang w:eastAsia="ru-RU" w:bidi="ar-SA"/>
+          </w:rPr>
+          <m:t>p</m:t>
+        </m:r>
+        <m:r>
+          <w:rPr>
+            <w:rFonts w:ascii="Cambria Math" w:hAnsi="Cambria Math"/>
+            <w:lang w:eastAsia="ru-RU" w:bidi="ar-SA"/>
+          </w:rPr>
+          <m:t>=</m:t>
+        </m:r>
+        <m:d>
+          <m:dPr>
+            <m:ctrlPr>
+              <w:rPr>
+                <w:rFonts w:ascii="Cambria Math" w:hAnsi="Cambria Math"/>
+                <w:i/>
+                <w:lang w:eastAsia="ru-RU" w:bidi="ar-SA"/>
+              </w:rPr>
+            </m:ctrlPr>
+          </m:dPr>
+          <m:e>
+            <m:sSub>
+              <m:sSubPr>
+                <m:ctrlPr>
+                  <w:rPr>
+                    <w:rFonts w:ascii="Cambria Math" w:hAnsi="Cambria Math"/>
+                    <w:i/>
+                    <w:lang w:val="en-US" w:eastAsia="ru-RU" w:bidi="ar-SA"/>
+                  </w:rPr>
+                </m:ctrlPr>
+              </m:sSubPr>
+              <m:e>
+                <m:r>
+                  <w:rPr>
+                    <w:rFonts w:ascii="Cambria Math" w:hAnsi="Cambria Math"/>
+                    <w:lang w:val="en-US" w:eastAsia="ru-RU" w:bidi="ar-SA"/>
+                  </w:rPr>
+                  <m:t>p</m:t>
+                </m:r>
+              </m:e>
+              <m:sub>
+                <m:r>
+                  <w:rPr>
+                    <w:rFonts w:ascii="Cambria Math" w:hAnsi="Cambria Math"/>
+                    <w:lang w:eastAsia="ru-RU" w:bidi="ar-SA"/>
+                  </w:rPr>
+                  <m:t>1</m:t>
+                </m:r>
+              </m:sub>
+            </m:sSub>
+            <m:r>
+              <w:rPr>
+                <w:rFonts w:ascii="Cambria Math" w:hAnsi="Cambria Math"/>
+                <w:lang w:eastAsia="ru-RU" w:bidi="ar-SA"/>
+              </w:rPr>
+              <m:t>,</m:t>
+            </m:r>
+            <m:sSub>
+              <m:sSubPr>
+                <m:ctrlPr>
+                  <w:rPr>
+                    <w:rFonts w:ascii="Cambria Math" w:hAnsi="Cambria Math"/>
+                    <w:i/>
+                    <w:lang w:eastAsia="ru-RU" w:bidi="ar-SA"/>
+                  </w:rPr>
+                </m:ctrlPr>
+              </m:sSubPr>
+              <m:e>
+                <m:r>
+                  <w:rPr>
+                    <w:rFonts w:ascii="Cambria Math" w:hAnsi="Cambria Math"/>
+                    <w:lang w:eastAsia="ru-RU" w:bidi="ar-SA"/>
+                  </w:rPr>
+                  <m:t>p</m:t>
+                </m:r>
+              </m:e>
+              <m:sub>
+                <m:r>
+                  <w:rPr>
+                    <w:rFonts w:ascii="Cambria Math" w:hAnsi="Cambria Math"/>
+                    <w:lang w:eastAsia="ru-RU" w:bidi="ar-SA"/>
+                  </w:rPr>
+                  <m:t>2</m:t>
+                </m:r>
+              </m:sub>
+            </m:sSub>
+            <m:r>
+              <w:rPr>
+                <w:rFonts w:ascii="Cambria Math" w:hAnsi="Cambria Math"/>
+                <w:lang w:eastAsia="ru-RU" w:bidi="ar-SA"/>
+              </w:rPr>
+              <m:t xml:space="preserve">,…, </m:t>
+            </m:r>
+            <m:sSub>
+              <m:sSubPr>
+                <m:ctrlPr>
+                  <w:rPr>
+                    <w:rFonts w:ascii="Cambria Math" w:hAnsi="Cambria Math"/>
+                    <w:i/>
+                    <w:lang w:eastAsia="ru-RU" w:bidi="ar-SA"/>
+                  </w:rPr>
+                </m:ctrlPr>
+              </m:sSubPr>
+              <m:e>
+                <m:r>
+                  <w:rPr>
+                    <w:rFonts w:ascii="Cambria Math" w:hAnsi="Cambria Math"/>
+                    <w:lang w:eastAsia="ru-RU" w:bidi="ar-SA"/>
+                  </w:rPr>
+                  <m:t>p</m:t>
+                </m:r>
+              </m:e>
+              <m:sub>
+                <m:r>
+                  <w:rPr>
+                    <w:rFonts w:ascii="Cambria Math" w:hAnsi="Cambria Math"/>
+                    <w:lang w:eastAsia="ru-RU" w:bidi="ar-SA"/>
+                  </w:rPr>
+                  <m:t>m</m:t>
+                </m:r>
+              </m:sub>
+            </m:sSub>
+          </m:e>
+        </m:d>
+      </m:oMath>
+    </w:p>
+    <w:p>
+      <w:pPr>
+        <w:pStyle w:val="a1"/>
+        <w:rPr>
+          <w:lang w:eastAsia="ru-RU" w:bidi="ar-SA"/>
+        </w:rPr>
+      </w:pPr>
+      <w:r>
+        <w:rPr>
+          <w:lang w:eastAsia="ru-RU" w:bidi="ar-SA"/>
+        </w:rPr>
+        <w:t>Динамический закон  </w:t>
+      </w:r>
+      <m:oMath>
+        <m:acc>
+          <m:accPr>
+            <m:chr m:val="̇"/>
+            <m:ctrlPr>
+              <w:rPr>
+                <w:rFonts w:ascii="Cambria Math" w:hAnsi="Cambria Math"/>
+                <w:b/>
+                <w:bCs/>
+                <w:i/>
+                <w:lang w:eastAsia="ru-RU" w:bidi="ar-SA"/>
+              </w:rPr>
+            </m:ctrlPr>
+          </m:accPr>
+          <m:e>
+            <m:r>
+              <m:rPr>
+                <m:sty m:val="bi"/>
+              </m:rPr>
+              <w:rPr>
+                <w:rFonts w:ascii="Cambria Math" w:hAnsi="Cambria Math"/>
+                <w:lang w:eastAsia="ru-RU" w:bidi="ar-SA"/>
+              </w:rPr>
+              <m:t>X</m:t>
+            </m:r>
+            <m:ctrlPr>
+              <w:rPr>
+                <w:rFonts w:ascii="Cambria Math" w:hAnsi="Cambria Math"/>
+                <w:i/>
+                <w:lang w:eastAsia="ru-RU" w:bidi="ar-SA"/>
+              </w:rPr>
+            </m:ctrlPr>
+          </m:e>
+        </m:acc>
+        <m:r>
+          <w:rPr>
+            <w:rFonts w:ascii="Cambria Math" w:hAnsi="Cambria Math"/>
+            <w:lang w:eastAsia="ru-RU" w:bidi="ar-SA"/>
+          </w:rPr>
+          <m:t>=</m:t>
+        </m:r>
+        <m:r>
+          <m:rPr>
+            <m:sty m:val="bi"/>
+          </m:rPr>
+          <w:rPr>
+            <w:rFonts w:ascii="Cambria Math" w:hAnsi="Cambria Math"/>
+            <w:lang w:eastAsia="ru-RU" w:bidi="ar-SA"/>
+          </w:rPr>
+          <m:t>F</m:t>
+        </m:r>
+        <m:d>
+          <m:dPr>
+            <m:ctrlPr>
+              <w:rPr>
+                <w:rFonts w:ascii="Cambria Math" w:hAnsi="Cambria Math"/>
+                <w:i/>
+                <w:lang w:eastAsia="ru-RU" w:bidi="ar-SA"/>
+              </w:rPr>
+            </m:ctrlPr>
+          </m:dPr>
+          <m:e>
+            <m:r>
+              <m:rPr>
+                <m:sty m:val="bi"/>
+              </m:rPr>
+              <w:rPr>
+                <w:rFonts w:ascii="Cambria Math" w:hAnsi="Cambria Math"/>
+                <w:lang w:eastAsia="ru-RU" w:bidi="ar-SA"/>
+              </w:rPr>
+              <m:t>X</m:t>
+            </m:r>
+            <m:r>
+              <w:rPr>
+                <w:rFonts w:ascii="Cambria Math" w:hAnsi="Cambria Math"/>
+                <w:lang w:eastAsia="ru-RU" w:bidi="ar-SA"/>
+              </w:rPr>
+              <m:t>,t,</m:t>
+            </m:r>
+            <m:r>
+              <m:rPr>
+                <m:sty m:val="bi"/>
+              </m:rPr>
+              <w:rPr>
+                <w:rFonts w:ascii="Cambria Math" w:hAnsi="Cambria Math"/>
+                <w:lang w:eastAsia="ru-RU" w:bidi="ar-SA"/>
+              </w:rPr>
+              <m:t>p</m:t>
+            </m:r>
+          </m:e>
+        </m:d>
+      </m:oMath>
+    </w:p>
+    <w:p>
+      <w:pPr>
+        <w:pStyle w:val="a1"/>
+        <w:rPr>
+          <w:b/>
+          <w:bCs/>
+          <w:lang w:eastAsia="ru-RU" w:bidi="ar-SA"/>
+        </w:rPr>
+      </w:pPr>
+      <w:r>
+        <w:rPr>
+          <w:lang w:eastAsia="ru-RU" w:bidi="ar-SA"/>
+        </w:rPr>
+        <w:t xml:space="preserve">Параметры орбиты </w:t>
+      </w:r>
+      <m:oMath>
+        <m:r>
+          <m:rPr>
+            <m:sty m:val="bi"/>
+          </m:rPr>
+          <w:rPr>
+            <w:rFonts w:ascii="Cambria Math" w:hAnsi="Cambria Math"/>
+            <w:lang w:eastAsia="ru-RU" w:bidi="ar-SA"/>
+          </w:rPr>
+          <m:t>β</m:t>
+        </m:r>
+        <m:r>
+          <w:rPr>
+            <w:rFonts w:ascii="Cambria Math" w:hAnsi="Cambria Math"/>
+            <w:lang w:eastAsia="ru-RU" w:bidi="ar-SA"/>
+          </w:rPr>
+          <m:t>=(</m:t>
+        </m:r>
+        <m:sSub>
+          <m:sSubPr>
+            <m:ctrlPr>
+              <w:rPr>
+                <w:rFonts w:ascii="Cambria Math" w:hAnsi="Cambria Math"/>
+                <w:b/>
+                <w:bCs/>
+                <w:i/>
+                <w:lang w:eastAsia="ru-RU" w:bidi="ar-SA"/>
+              </w:rPr>
+            </m:ctrlPr>
+          </m:sSubPr>
+          <m:e>
+            <m:r>
+              <m:rPr>
+                <m:sty m:val="bi"/>
+              </m:rPr>
+              <w:rPr>
+                <w:rFonts w:ascii="Cambria Math" w:hAnsi="Cambria Math"/>
+                <w:lang w:eastAsia="ru-RU" w:bidi="ar-SA"/>
+              </w:rPr>
+              <m:t>X</m:t>
+            </m:r>
+            <m:ctrlPr>
+              <w:rPr>
+                <w:rFonts w:ascii="Cambria Math" w:hAnsi="Cambria Math"/>
+                <w:i/>
+                <w:lang w:eastAsia="ru-RU" w:bidi="ar-SA"/>
+              </w:rPr>
+            </m:ctrlPr>
+          </m:e>
+          <m:sub>
+            <m:r>
+              <m:rPr>
+                <m:sty m:val="bi"/>
+              </m:rPr>
+              <w:rPr>
+                <w:rFonts w:ascii="Cambria Math" w:hAnsi="Cambria Math"/>
+                <w:lang w:eastAsia="ru-RU" w:bidi="ar-SA"/>
+              </w:rPr>
+              <m:t>0</m:t>
+            </m:r>
+          </m:sub>
+        </m:sSub>
+        <m:r>
+          <m:rPr>
+            <m:sty m:val="bi"/>
+          </m:rPr>
+          <w:rPr>
+            <w:rFonts w:ascii="Cambria Math" w:hAnsi="Cambria Math"/>
+            <w:lang w:eastAsia="ru-RU" w:bidi="ar-SA"/>
+          </w:rPr>
+          <m:t>, p)</m:t>
+        </m:r>
+      </m:oMath>
+    </w:p>
+    <w:p>
+      <w:pPr>
+        <w:pStyle w:val="a1"/>
+        <w:rPr>
+          <w:lang w:eastAsia="ru-RU" w:bidi="ar-SA"/>
+        </w:rPr>
+      </w:pPr>
+      <w:r>
+        <w:rPr>
+          <w:lang w:eastAsia="ru-RU" w:bidi="ar-SA"/>
+        </w:rPr>
+        <w:t>Временной ряд наблюдений</w:t>
+      </w:r>
+      <w:r>
+        <w:rPr>
+          <w:lang w:eastAsia="ru-RU" w:bidi="ar-SA"/>
+        </w:rPr>
+        <w:t xml:space="preserve"> </w:t>
+      </w:r>
+      <m:oMath>
+        <m:d>
+          <m:dPr>
+            <m:ctrlPr>
+              <w:rPr>
+                <w:rFonts w:ascii="Cambria Math" w:hAnsi="Cambria Math"/>
+                <w:i/>
+                <w:lang w:eastAsia="ru-RU" w:bidi="ar-SA"/>
+              </w:rPr>
+            </m:ctrlPr>
+          </m:dPr>
+          <m:e>
+            <m:sSub>
+              <m:sSubPr>
+                <m:ctrlPr>
+                  <w:rPr>
+                    <w:rFonts w:ascii="Cambria Math" w:hAnsi="Cambria Math"/>
+                    <w:i/>
+                    <w:lang w:eastAsia="ru-RU" w:bidi="ar-SA"/>
+                  </w:rPr>
+                </m:ctrlPr>
+              </m:sSubPr>
+              <m:e>
+                <m:r>
+                  <w:rPr>
+                    <w:rFonts w:ascii="Cambria Math" w:hAnsi="Cambria Math"/>
+                    <w:lang w:eastAsia="ru-RU" w:bidi="ar-SA"/>
+                  </w:rPr>
+                  <m:t>t</m:t>
+                </m:r>
+              </m:e>
+              <m:sub>
+                <m:r>
+                  <w:rPr>
+                    <w:rFonts w:ascii="Cambria Math" w:hAnsi="Cambria Math"/>
+                    <w:lang w:eastAsia="ru-RU" w:bidi="ar-SA"/>
+                  </w:rPr>
+                  <m:t>i</m:t>
+                </m:r>
+              </m:sub>
+            </m:sSub>
+            <m:r>
+              <w:rPr>
+                <w:rFonts w:ascii="Cambria Math" w:hAnsi="Cambria Math"/>
+                <w:lang w:eastAsia="ru-RU" w:bidi="ar-SA"/>
+              </w:rPr>
+              <m:t xml:space="preserve">,  </m:t>
+            </m:r>
+            <m:sSub>
+              <m:sSubPr>
+                <m:ctrlPr>
+                  <w:rPr>
+                    <w:rFonts w:ascii="Cambria Math" w:hAnsi="Cambria Math"/>
+                    <w:i/>
+                    <w:lang w:eastAsia="ru-RU" w:bidi="ar-SA"/>
+                  </w:rPr>
+                </m:ctrlPr>
+              </m:sSubPr>
+              <m:e>
+                <m:r>
+                  <w:rPr>
+                    <w:rFonts w:ascii="Cambria Math" w:hAnsi="Cambria Math"/>
+                    <w:lang w:val="en-US" w:eastAsia="ru-RU" w:bidi="ar-SA"/>
+                  </w:rPr>
+                  <m:t>y</m:t>
+                </m:r>
+              </m:e>
+              <m:sub>
+                <m:r>
+                  <w:rPr>
+                    <w:rFonts w:ascii="Cambria Math" w:hAnsi="Cambria Math"/>
+                    <w:lang w:val="en-US" w:eastAsia="ru-RU" w:bidi="ar-SA"/>
+                  </w:rPr>
+                  <m:t>i</m:t>
+                </m:r>
+              </m:sub>
+            </m:sSub>
+          </m:e>
+        </m:d>
+        <m:r>
+          <w:rPr>
+            <w:rFonts w:ascii="Cambria Math" w:hAnsi="Cambria Math"/>
+            <w:lang w:eastAsia="ru-RU" w:bidi="ar-SA"/>
+          </w:rPr>
+          <m:t xml:space="preserve"> </m:t>
+        </m:r>
+      </m:oMath>
+    </w:p>
+    <w:p>
+      <w:pPr>
+        <w:pStyle w:val="a1"/>
+        <w:rPr>
+          <w:i/>
+          <w:lang w:eastAsia="ru-RU" w:bidi="ar-SA"/>
+        </w:rPr>
+      </w:pPr>
+      <w:r>
+        <w:rPr>
+          <w:lang w:eastAsia="ru-RU" w:bidi="ar-SA"/>
+        </w:rPr>
+        <w:t xml:space="preserve">Функция редукции </w:t>
+      </w:r>
+      <m:oMath>
+        <m:sSub>
+          <m:sSubPr>
+            <m:ctrlPr>
+              <w:rPr>
+                <w:rFonts w:ascii="Cambria Math" w:hAnsi="Cambria Math"/>
+                <w:i/>
+                <w:lang w:eastAsia="ru-RU" w:bidi="ar-SA"/>
+              </w:rPr>
+            </m:ctrlPr>
+          </m:sSubPr>
+          <m:e>
+            <m:r>
+              <w:rPr>
+                <w:rFonts w:ascii="Cambria Math" w:hAnsi="Cambria Math"/>
+                <w:lang w:eastAsia="ru-RU" w:bidi="ar-SA"/>
+              </w:rPr>
+              <m:t>g</m:t>
+            </m:r>
+          </m:e>
+          <m:sub>
+            <m:r>
+              <w:rPr>
+                <w:rFonts w:ascii="Cambria Math" w:hAnsi="Cambria Math"/>
+                <w:lang w:eastAsia="ru-RU" w:bidi="ar-SA"/>
+              </w:rPr>
+              <m:t>i</m:t>
+            </m:r>
+          </m:sub>
+        </m:sSub>
+        <m:r>
+          <w:rPr>
+            <w:rFonts w:ascii="Cambria Math" w:hAnsi="Cambria Math"/>
+            <w:lang w:eastAsia="ru-RU" w:bidi="ar-SA"/>
+          </w:rPr>
+          <m:t>(</m:t>
+        </m:r>
+        <m:r>
+          <m:rPr>
+            <m:sty m:val="bi"/>
+          </m:rPr>
+          <w:rPr>
+            <w:rFonts w:ascii="Cambria Math" w:hAnsi="Cambria Math"/>
+            <w:lang w:eastAsia="ru-RU" w:bidi="ar-SA"/>
+          </w:rPr>
+          <m:t>X</m:t>
+        </m:r>
+        <m:r>
+          <w:rPr>
+            <w:rFonts w:ascii="Cambria Math" w:hAnsi="Cambria Math"/>
+            <w:lang w:eastAsia="ru-RU" w:bidi="ar-SA"/>
+          </w:rPr>
+          <m:t xml:space="preserve">, </m:t>
+        </m:r>
+        <m:sSub>
+          <m:sSubPr>
+            <m:ctrlPr>
+              <w:rPr>
+                <w:rFonts w:ascii="Cambria Math" w:hAnsi="Cambria Math"/>
+                <w:i/>
+                <w:lang w:val="en-US" w:eastAsia="ru-RU" w:bidi="ar-SA"/>
+              </w:rPr>
+            </m:ctrlPr>
+          </m:sSubPr>
+          <m:e>
+            <m:r>
+              <w:rPr>
+                <w:rFonts w:ascii="Cambria Math" w:hAnsi="Cambria Math"/>
+                <w:lang w:val="en-US" w:eastAsia="ru-RU" w:bidi="ar-SA"/>
+              </w:rPr>
+              <m:t>t</m:t>
+            </m:r>
+          </m:e>
+          <m:sub>
+            <m:r>
+              <w:rPr>
+                <w:rFonts w:ascii="Cambria Math" w:hAnsi="Cambria Math"/>
+                <w:lang w:val="en-US" w:eastAsia="ru-RU" w:bidi="ar-SA"/>
+              </w:rPr>
+              <m:t>i</m:t>
+            </m:r>
+          </m:sub>
+        </m:sSub>
+        <m:r>
+          <w:rPr>
+            <w:rFonts w:ascii="Cambria Math" w:hAnsi="Cambria Math"/>
+            <w:lang w:eastAsia="ru-RU" w:bidi="ar-SA"/>
+          </w:rPr>
+          <m:t>)</m:t>
+        </m:r>
+      </m:oMath>
+    </w:p>
+    <w:p>
+      <w:pPr>
+        <w:pStyle w:val="a1"/>
+        <w:rPr>
+          <w:lang w:eastAsia="ru-RU" w:bidi="ar-SA"/>
+        </w:rPr>
+      </w:pPr>
+      <w:r>
+        <w:rPr>
+          <w:lang w:eastAsia="ru-RU" w:bidi="ar-SA"/>
+        </w:rPr>
+        <w:t xml:space="preserve">Невязки </w:t>
+      </w:r>
+      <m:oMath>
+        <m:sSub>
+          <m:sSubPr>
+            <m:ctrlPr>
+              <w:rPr>
+                <w:rFonts w:ascii="Cambria Math" w:hAnsi="Cambria Math"/>
+                <w:i/>
+                <w:lang w:eastAsia="ru-RU" w:bidi="ar-SA"/>
+              </w:rPr>
+            </m:ctrlPr>
+          </m:sSubPr>
+          <m:e>
+            <m:r>
+              <w:rPr>
+                <w:rFonts w:ascii="Cambria Math" w:hAnsi="Cambria Math"/>
+                <w:lang w:eastAsia="ru-RU" w:bidi="ar-SA"/>
+              </w:rPr>
+              <m:t>r</m:t>
+            </m:r>
+          </m:e>
+          <m:sub>
+            <m:r>
+              <w:rPr>
+                <w:rFonts w:ascii="Cambria Math" w:hAnsi="Cambria Math"/>
+                <w:lang w:eastAsia="ru-RU" w:bidi="ar-SA"/>
+              </w:rPr>
+              <m:t>i</m:t>
+            </m:r>
+          </m:sub>
+        </m:sSub>
+        <m:r>
+          <w:rPr>
+            <w:rFonts w:ascii="Cambria Math" w:hAnsi="Cambria Math"/>
+            <w:lang w:eastAsia="ru-RU" w:bidi="ar-SA"/>
+          </w:rPr>
+          <m:t xml:space="preserve">= </m:t>
+        </m:r>
+        <m:sSub>
+          <m:sSubPr>
+            <m:ctrlPr>
+              <w:rPr>
+                <w:rFonts w:ascii="Cambria Math" w:hAnsi="Cambria Math"/>
+                <w:i/>
+                <w:lang w:eastAsia="ru-RU" w:bidi="ar-SA"/>
+              </w:rPr>
+            </m:ctrlPr>
+          </m:sSubPr>
+          <m:e>
+            <m:r>
+              <w:rPr>
+                <w:rFonts w:ascii="Cambria Math" w:hAnsi="Cambria Math"/>
+                <w:lang w:eastAsia="ru-RU" w:bidi="ar-SA"/>
+              </w:rPr>
+              <m:t>y</m:t>
+            </m:r>
+          </m:e>
+          <m:sub>
+            <m:r>
+              <w:rPr>
+                <w:rFonts w:ascii="Cambria Math" w:hAnsi="Cambria Math"/>
+                <w:lang w:eastAsia="ru-RU" w:bidi="ar-SA"/>
+              </w:rPr>
+              <m:t>i</m:t>
+            </m:r>
+          </m:sub>
+        </m:sSub>
+        <m:r>
+          <w:rPr>
+            <w:rFonts w:ascii="Cambria Math" w:hAnsi="Cambria Math"/>
+            <w:lang w:eastAsia="ru-RU" w:bidi="ar-SA"/>
+          </w:rPr>
+          <m:t>-</m:t>
+        </m:r>
+        <m:sSub>
+          <m:sSubPr>
+            <m:ctrlPr>
+              <w:rPr>
+                <w:rFonts w:ascii="Cambria Math" w:hAnsi="Cambria Math"/>
+                <w:i/>
+                <w:lang w:eastAsia="ru-RU" w:bidi="ar-SA"/>
+              </w:rPr>
+            </m:ctrlPr>
+          </m:sSubPr>
+          <m:e>
+            <m:r>
+              <w:rPr>
+                <w:rFonts w:ascii="Cambria Math" w:hAnsi="Cambria Math"/>
+                <w:lang w:eastAsia="ru-RU" w:bidi="ar-SA"/>
+              </w:rPr>
+              <m:t>g</m:t>
+            </m:r>
+          </m:e>
+          <m:sub>
+            <m:r>
+              <w:rPr>
+                <w:rFonts w:ascii="Cambria Math" w:hAnsi="Cambria Math"/>
+                <w:lang w:eastAsia="ru-RU" w:bidi="ar-SA"/>
+              </w:rPr>
+              <m:t>i</m:t>
+            </m:r>
+          </m:sub>
+        </m:sSub>
+        <m:d>
+          <m:dPr>
+            <m:ctrlPr>
+              <w:rPr>
+                <w:rFonts w:ascii="Cambria Math" w:hAnsi="Cambria Math"/>
+                <w:i/>
+                <w:lang w:eastAsia="ru-RU" w:bidi="ar-SA"/>
+              </w:rPr>
+            </m:ctrlPr>
+          </m:dPr>
+          <m:e>
+            <m:r>
+              <m:rPr>
+                <m:sty m:val="bi"/>
+              </m:rPr>
+              <w:rPr>
+                <w:rFonts w:ascii="Cambria Math" w:hAnsi="Cambria Math"/>
+                <w:lang w:val="en-US" w:eastAsia="ru-RU" w:bidi="ar-SA"/>
+              </w:rPr>
+              <m:t>X</m:t>
+            </m:r>
+            <m:d>
+              <m:dPr>
+                <m:ctrlPr>
+                  <w:rPr>
+                    <w:rFonts w:ascii="Cambria Math" w:hAnsi="Cambria Math"/>
+                    <w:i/>
+                    <w:lang w:val="en-US" w:eastAsia="ru-RU" w:bidi="ar-SA"/>
+                  </w:rPr>
+                </m:ctrlPr>
+              </m:dPr>
+              <m:e>
+                <m:sSub>
+                  <m:sSubPr>
+                    <m:ctrlPr>
+                      <w:rPr>
+                        <w:rFonts w:ascii="Cambria Math" w:hAnsi="Cambria Math"/>
+                        <w:i/>
+                        <w:lang w:val="en-US" w:eastAsia="ru-RU" w:bidi="ar-SA"/>
+                      </w:rPr>
+                    </m:ctrlPr>
+                  </m:sSubPr>
+                  <m:e>
+                    <m:r>
+                      <w:rPr>
+                        <w:rFonts w:ascii="Cambria Math" w:hAnsi="Cambria Math"/>
+                        <w:lang w:val="en-US" w:eastAsia="ru-RU" w:bidi="ar-SA"/>
+                      </w:rPr>
+                      <m:t>t</m:t>
+                    </m:r>
+                  </m:e>
+                  <m:sub>
+                    <m:r>
+                      <w:rPr>
+                        <w:rFonts w:ascii="Cambria Math" w:hAnsi="Cambria Math"/>
+                        <w:lang w:val="en-US" w:eastAsia="ru-RU" w:bidi="ar-SA"/>
+                      </w:rPr>
+                      <m:t>i</m:t>
+                    </m:r>
+                  </m:sub>
+                </m:sSub>
+              </m:e>
+            </m:d>
+            <m:r>
+              <w:rPr>
+                <w:rFonts w:ascii="Cambria Math" w:hAnsi="Cambria Math"/>
+                <w:lang w:eastAsia="ru-RU" w:bidi="ar-SA"/>
+              </w:rPr>
+              <m:t xml:space="preserve">, </m:t>
+            </m:r>
+            <m:sSub>
+              <m:sSubPr>
+                <m:ctrlPr>
+                  <w:rPr>
+                    <w:rFonts w:ascii="Cambria Math" w:hAnsi="Cambria Math"/>
+                    <w:i/>
+                    <w:lang w:eastAsia="ru-RU" w:bidi="ar-SA"/>
+                  </w:rPr>
+                </m:ctrlPr>
+              </m:sSubPr>
+              <m:e>
+                <m:r>
+                  <w:rPr>
+                    <w:rFonts w:ascii="Cambria Math" w:hAnsi="Cambria Math"/>
+                    <w:lang w:eastAsia="ru-RU" w:bidi="ar-SA"/>
+                  </w:rPr>
+                  <m:t>t</m:t>
+                </m:r>
+              </m:e>
+              <m:sub>
+                <m:r>
+                  <w:rPr>
+                    <w:rFonts w:ascii="Cambria Math" w:hAnsi="Cambria Math"/>
+                    <w:lang w:eastAsia="ru-RU" w:bidi="ar-SA"/>
+                  </w:rPr>
+                  <m:t>i</m:t>
+                </m:r>
+              </m:sub>
+            </m:sSub>
+          </m:e>
+        </m:d>
+      </m:oMath>
+      <w:r>
+        <w:rPr>
+          <w:lang w:eastAsia="ru-RU" w:bidi="ar-SA"/>
+        </w:rPr>
+        <w:t xml:space="preserve"> </w:t>
+      </w:r>
+    </w:p>
+    <w:p>
+      <w:pPr>
+        <w:pStyle w:val="a1"/>
+        <w:rPr>
+          <w:lang w:eastAsia="ru-RU" w:bidi="ar-SA"/>
+        </w:rPr>
+      </w:pPr>
+      <w:r>
+        <w:rPr>
+          <w:lang w:eastAsia="ru-RU" w:bidi="ar-SA"/>
+        </w:rPr>
+        <w:t xml:space="preserve">Функция потерь  </w:t>
+      </w:r>
+      <m:oMath>
+        <m:r>
+          <w:rPr>
+            <w:rFonts w:ascii="Cambria Math" w:hAnsi="Cambria Math"/>
+            <w:lang w:eastAsia="ru-RU" w:bidi="ar-SA"/>
+          </w:rPr>
+          <m:t>S</m:t>
+        </m:r>
+        <m:e>
+          <m:r>
+            <w:rPr>
+              <w:rFonts w:ascii="Cambria Math" w:hAnsi="Cambria Math"/>
+              <w:lang w:eastAsia="ru-RU" w:bidi="ar-SA"/>
+            </w:rPr>
+            <m:t>(</m:t>
+          </m:r>
+          <m:r>
+            <m:rPr>
+              <m:sty m:val="bi"/>
+            </m:rPr>
+            <w:rPr>
+              <w:rFonts w:ascii="Cambria Math" w:hAnsi="Cambria Math"/>
+              <w:lang w:eastAsia="ru-RU" w:bidi="ar-SA"/>
+            </w:rPr>
+            <m:t>β</m:t>
+          </m:r>
+          <m:r>
+            <w:rPr>
+              <w:rFonts w:ascii="Cambria Math" w:hAnsi="Cambria Math"/>
+              <w:lang w:eastAsia="ru-RU" w:bidi="ar-SA"/>
+            </w:rPr>
+            <m:t xml:space="preserve">)= </m:t>
+          </m:r>
+          <m:nary>
+            <m:naryPr>
+              <m:chr m:val="∑"/>
+              <m:limLoc m:val="undOvr"/>
+              <m:ctrlPr>
+                <w:rPr>
+                  <w:rFonts w:ascii="Cambria Math" w:hAnsi="Cambria Math"/>
+                  <w:i/>
+                  <w:lang w:eastAsia="ru-RU" w:bidi="ar-SA"/>
+                </w:rPr>
+              </m:ctrlPr>
+            </m:naryPr>
+            <m:sub>
+              <m:r>
+                <w:rPr>
+                  <w:rFonts w:ascii="Cambria Math" w:hAnsi="Cambria Math"/>
+                  <w:lang w:eastAsia="ru-RU" w:bidi="ar-SA"/>
+                </w:rPr>
+                <m:t>i=1</m:t>
+              </m:r>
+            </m:sub>
+            <m:sup>
+              <m:r>
+                <w:rPr>
+                  <w:rFonts w:ascii="Cambria Math" w:hAnsi="Cambria Math"/>
+                  <w:lang w:eastAsia="ru-RU" w:bidi="ar-SA"/>
+                </w:rPr>
+                <m:t>n</m:t>
+              </m:r>
+            </m:sup>
+            <m:e>
+              <m:sSub>
+                <m:sSubPr>
+                  <m:ctrlPr>
+                    <w:rPr>
+                      <w:rFonts w:ascii="Cambria Math" w:hAnsi="Cambria Math"/>
+                      <w:i/>
+                      <w:lang w:eastAsia="ru-RU" w:bidi="ar-SA"/>
+                    </w:rPr>
+                  </m:ctrlPr>
+                </m:sSubPr>
+                <m:e>
+                  <m:r>
+                    <w:rPr>
+                      <w:rFonts w:ascii="Cambria Math" w:hAnsi="Cambria Math"/>
+                      <w:lang w:eastAsia="ru-RU" w:bidi="ar-SA"/>
+                    </w:rPr>
+                    <m:t>r</m:t>
+                  </m:r>
+                </m:e>
+                <m:sub>
+                  <m:r>
+                    <w:rPr>
+                      <w:rFonts w:ascii="Cambria Math" w:hAnsi="Cambria Math"/>
+                      <w:lang w:eastAsia="ru-RU" w:bidi="ar-SA"/>
+                    </w:rPr>
+                    <m:t>i</m:t>
+                  </m:r>
+                </m:sub>
+              </m:sSub>
+              <m:sSup>
+                <m:sSupPr>
+                  <m:ctrlPr>
+                    <w:rPr>
+                      <w:rFonts w:ascii="Cambria Math" w:hAnsi="Cambria Math"/>
+                      <w:i/>
+                      <w:lang w:eastAsia="ru-RU" w:bidi="ar-SA"/>
+                    </w:rPr>
+                  </m:ctrlPr>
+                </m:sSupPr>
+                <m:e>
+                  <m:d>
+                    <m:dPr>
+                      <m:ctrlPr>
+                        <w:rPr>
+                          <w:rFonts w:ascii="Cambria Math" w:hAnsi="Cambria Math"/>
+                          <w:i/>
+                          <w:lang w:eastAsia="ru-RU" w:bidi="ar-SA"/>
+                        </w:rPr>
+                      </m:ctrlPr>
+                    </m:dPr>
+                    <m:e>
+                      <m:r>
+                        <m:rPr>
+                          <m:sty m:val="bi"/>
+                        </m:rPr>
+                        <w:rPr>
+                          <w:rFonts w:ascii="Cambria Math" w:hAnsi="Cambria Math"/>
+                          <w:lang w:eastAsia="ru-RU" w:bidi="ar-SA"/>
+                        </w:rPr>
+                        <m:t>β</m:t>
+                      </m:r>
+                      <m:ctrlPr>
+                        <w:rPr>
+                          <w:rFonts w:ascii="Cambria Math" w:hAnsi="Cambria Math"/>
+                          <w:b/>
+                          <w:bCs/>
+                          <w:i/>
+                          <w:lang w:eastAsia="ru-RU" w:bidi="ar-SA"/>
+                        </w:rPr>
+                      </m:ctrlPr>
+                    </m:e>
+                  </m:d>
+                </m:e>
+                <m:sup>
+                  <m:r>
+                    <w:rPr>
+                      <w:rFonts w:ascii="Cambria Math" w:hAnsi="Cambria Math"/>
+                      <w:lang w:eastAsia="ru-RU" w:bidi="ar-SA"/>
+                    </w:rPr>
+                    <m:t>2</m:t>
+                  </m:r>
+                </m:sup>
+              </m:sSup>
+            </m:e>
+          </m:nary>
+          <m:ctrlPr>
+            <w:r>
+              <w:rPr>
+                <w:lang w:eastAsia="ru-RU" w:bidi="ar-SA"/>
+              </w:rPr>
+            </w:r>
+          </m:ctrlPr>
+        </m:e>
+      </m:oMath>
+    </w:p>
+    <w:p>
+      <w:pPr>
+        <w:pStyle w:val="a1"/>
+        <w:rPr>
+          <w:i/>
+          <w:lang w:eastAsia="ru-RU" w:bidi="ar-SA"/>
+        </w:rPr>
+      </w:pPr>
+      <w:r>
+        <w:rPr>
+          <w:lang w:eastAsia="ru-RU" w:bidi="ar-SA"/>
+        </w:rPr>
+        <w:lastRenderedPageBreak/>
+        <w:t xml:space="preserve">Требуется найти </w:t>
+      </w:r>
+      <m:oMath>
+        <m:acc>
+          <m:accPr>
+            <m:ctrlPr>
+              <w:rPr>
+                <w:rFonts w:ascii="Cambria Math" w:hAnsi="Cambria Math"/>
+                <w:i/>
+                <w:lang w:eastAsia="ru-RU" w:bidi="ar-SA"/>
+              </w:rPr>
+            </m:ctrlPr>
+          </m:accPr>
+          <m:e>
+            <m:r>
+              <m:rPr>
+                <m:sty m:val="bi"/>
+              </m:rPr>
+              <w:rPr>
+                <w:rFonts w:ascii="Cambria Math" w:hAnsi="Cambria Math"/>
+                <w:lang w:eastAsia="ru-RU" w:bidi="ar-SA"/>
+              </w:rPr>
+              <m:t>β</m:t>
+            </m:r>
+          </m:e>
+        </m:acc>
+        <m:r>
+          <w:rPr>
+            <w:rFonts w:ascii="Cambria Math" w:hAnsi="Cambria Math"/>
+            <w:lang w:eastAsia="ru-RU" w:bidi="ar-SA"/>
+          </w:rPr>
+          <m:t xml:space="preserve"> :S</m:t>
+        </m:r>
+        <m:d>
+          <m:dPr>
+            <m:ctrlPr>
+              <w:rPr>
+                <w:rFonts w:ascii="Cambria Math" w:hAnsi="Cambria Math"/>
+                <w:i/>
+                <w:lang w:eastAsia="ru-RU" w:bidi="ar-SA"/>
+              </w:rPr>
+            </m:ctrlPr>
+          </m:dPr>
+          <m:e>
+            <m:acc>
+              <m:accPr>
+                <m:ctrlPr>
+                  <w:rPr>
+                    <w:rFonts w:ascii="Cambria Math" w:hAnsi="Cambria Math"/>
+                    <w:i/>
+                    <w:lang w:eastAsia="ru-RU" w:bidi="ar-SA"/>
+                  </w:rPr>
+                </m:ctrlPr>
+              </m:accPr>
+              <m:e>
+                <m:r>
+                  <m:rPr>
+                    <m:sty m:val="bi"/>
+                  </m:rPr>
+                  <w:rPr>
+                    <w:rFonts w:ascii="Cambria Math" w:hAnsi="Cambria Math"/>
+                    <w:lang w:eastAsia="ru-RU" w:bidi="ar-SA"/>
+                  </w:rPr>
+                  <m:t>β</m:t>
+                </m:r>
+              </m:e>
+            </m:acc>
+          </m:e>
+        </m:d>
+        <m:r>
+          <w:rPr>
+            <w:rFonts w:ascii="Cambria Math" w:hAnsi="Cambria Math"/>
+            <w:lang w:eastAsia="ru-RU" w:bidi="ar-SA"/>
+          </w:rPr>
+          <m:t>=min</m:t>
+        </m:r>
+      </m:oMath>
+    </w:p>
+    <w:p>
+      <w:pPr>
+        <w:pStyle w:val="4"/>
+        <w:numPr>
+          <w:ilvl w:val="0"/>
+          <w:numId w:val="0"/>
+        </w:numPr>
+        <w:ind w:left="708"/>
+      </w:pPr>
+      <w:r>
+        <w:t>1.2.2 Существующие решения</w:t>
+      </w:r>
+    </w:p>
+    <w:p>
+      <w:pPr>
+        <w:pStyle w:val="a1"/>
+        <w:rPr>
+          <w:rStyle w:val="a5"/>
+        </w:rPr>
+      </w:pPr>
+      <w:r>
+        <w:rPr>
+          <w:rStyle w:val="a5"/>
+        </w:rPr>
+        <w:t xml:space="preserve">На практике задачи такого класса решаются с помощью программных инструментов. Выбор конкретной реализации зависит от специфики области, исследуемого объекта, объема данных, требований к производительности и других условий. </w:t>
+      </w:r>
+      <w:r>
+        <w:rPr>
+          <w:rStyle w:val="a5"/>
+        </w:rPr>
+        <w:t>Ниже рассмотрены наиболее распространённые решения, применяемые в астрономической практике для определения орбит малых тел.</w:t>
+      </w:r>
+    </w:p>
+    <w:p>
+      <w:pPr>
+        <w:pStyle w:val="a1"/>
+        <w:numPr>
+          <w:ilvl w:val="0"/>
+          <w:numId w:val="9"/>
+        </w:numPr>
+      </w:pPr>
+      <w:proofErr w:type="spellStart"/>
+      <w:r>
+        <w:rPr>
+          <w:b/>
+          <w:bCs/>
+        </w:rPr>
+        <w:t>Find_Orb</w:t>
+      </w:r>
+      <w:proofErr w:type="spellEnd"/>
+      <w:r>
+        <w:t xml:space="preserve"> [8] </w:t>
+      </w:r>
+      <w:r>
+        <w:t>–</w:t>
+      </w:r>
+      <w:r>
+        <w:t xml:space="preserve"> </w:t>
+      </w:r>
+      <w:r>
+        <w:t xml:space="preserve">свободно распространяемое программное обеспечение, разработанное Биллом Греем (Project </w:t>
+      </w:r>
+      <w:proofErr w:type="spellStart"/>
+      <w:r>
+        <w:t>Pluto</w:t>
+      </w:r>
+      <w:proofErr w:type="spellEnd"/>
+      <w:r>
+        <w:t>)</w:t>
+      </w:r>
+      <w:r>
+        <w:t xml:space="preserve"> на языке </w:t>
+      </w:r>
+      <w:r>
+        <w:rPr>
+          <w:lang w:val="en-US"/>
+        </w:rPr>
+        <w:t>C</w:t>
+      </w:r>
+      <w:r>
+        <w:t>++</w:t>
+      </w:r>
+      <w:r>
+        <w:t xml:space="preserve">. Поддерживает астрометрию в формате MPC 80-column, ADES и </w:t>
+      </w:r>
+      <w:proofErr w:type="spellStart"/>
+      <w:r>
+        <w:t>AstDyS</w:t>
+      </w:r>
+      <w:proofErr w:type="spellEnd"/>
+      <w:r>
+        <w:t>/</w:t>
+      </w:r>
+      <w:proofErr w:type="spellStart"/>
+      <w:r>
+        <w:t>NEODys.rwo</w:t>
+      </w:r>
+      <w:proofErr w:type="spellEnd"/>
+      <w:r>
+        <w:t xml:space="preserve">. В качестве метода уточнения параметров используется дифференциальная коррекция на основе нелинейного метода наименьших квадратов; для оценки неопределённостей дополнительно реализованы метод ковариационной матрицы и метод вариантных орбит Монте-Карло. Гравитационная модель включает Солнце, девять больших планет и Луну, причём список возмущающих тел может расширяться автоматически при близких сближениях. Негравитационная модель – стандартная модель </w:t>
+      </w:r>
+      <w:proofErr w:type="spellStart"/>
+      <w:r>
+        <w:t>Марсдена</w:t>
+      </w:r>
+      <w:proofErr w:type="spellEnd"/>
+      <w:r>
+        <w:t xml:space="preserve"> с параметрами A1, A2, A3 и стандартной функцией активности g(r), соответствующей сублимации воды; поддерживаются также асимметричные варианты со сдвигом перигелия. Расчёт положений возмущающих тел выполняется по эфемеридам JPL DE. Распространяется в исходных текстах под лицензией GPL, доступна также онлайн-версия с ограниченной функциональностью.</w:t>
+      </w:r>
+    </w:p>
+    <w:p>
+      <w:pPr>
+        <w:pStyle w:val="a1"/>
+        <w:numPr>
+          <w:ilvl w:val="0"/>
+          <w:numId w:val="9"/>
+        </w:numPr>
+      </w:pPr>
+      <w:proofErr w:type="spellStart"/>
+      <w:r>
+        <w:rPr>
+          <w:b/>
+          <w:bCs/>
+        </w:rPr>
+        <w:t>OrbFit</w:t>
+      </w:r>
+      <w:proofErr w:type="spellEnd"/>
+      <w:r>
+        <w:t xml:space="preserve"> [9] </w:t>
+      </w:r>
+      <w:r>
+        <w:t>–</w:t>
+      </w:r>
+      <w:r>
+        <w:t xml:space="preserve"> </w:t>
+      </w:r>
+      <w:r>
+        <w:t xml:space="preserve">пакет, </w:t>
+      </w:r>
+      <w:r>
+        <w:t>разработанный</w:t>
+      </w:r>
+      <w:r>
+        <w:t xml:space="preserve"> группой </w:t>
+      </w:r>
+      <w:r>
+        <w:t>ученых</w:t>
+      </w:r>
+      <w:r>
+        <w:t xml:space="preserve"> Пизанского университета на языке </w:t>
+      </w:r>
+      <w:proofErr w:type="spellStart"/>
+      <w:r>
+        <w:t>Fortran</w:t>
+      </w:r>
+      <w:proofErr w:type="spellEnd"/>
+      <w:r>
+        <w:t xml:space="preserve">. Реализует дифференциальную коррекцию орбит по нелинейному МНК с аналитическим расчётом частных производных. Поддерживает расширенные динамические модели, включая релятивистские поправки в </w:t>
+      </w:r>
+      <w:proofErr w:type="spellStart"/>
+      <w:r>
+        <w:t>постньютоновском</w:t>
+      </w:r>
+      <w:proofErr w:type="spellEnd"/>
+      <w:r>
+        <w:t xml:space="preserve"> приближении, негравитационные ускорения по модели </w:t>
+      </w:r>
+      <w:proofErr w:type="spellStart"/>
+      <w:r>
+        <w:t>Марсдена</w:t>
+      </w:r>
+      <w:proofErr w:type="spellEnd"/>
       <w:r>
         <w:t xml:space="preserve">, </w:t>
       </w:r>
       <w:r>
-        <w:t>нумеруются арабскими цифрами сквозной нумерацией</w:t>
-      </w:r>
-      <w:r>
-        <w:t>. На все рисунки и таблицы должны быть ссылки (</w:t>
-      </w:r>
-      <w:r>
-        <w:rPr>
-          <w:color w:val="EE0000"/>
-        </w:rPr>
-        <w:t>рис. 1</w:t>
-      </w:r>
-      <w:r>
-        <w:t xml:space="preserve">) и </w:t>
+        <w:lastRenderedPageBreak/>
+        <w:t>возмущения от 16 крупнейших астероидов Главного пояса. Помимо МНК доступен метод вариантных орбит для статистического анализа неопределённостей и методы определения собственных элементов орбит. В качестве источника положений возмущающих тел используются эфемериды JPL DE (по умолчанию DE405, поддерживаются и более ранние/поздние версии). Исходный код открыт под лицензией GPL.</w:t>
+      </w:r>
+    </w:p>
+    <w:p>
+      <w:pPr>
+        <w:pStyle w:val="a1"/>
+        <w:numPr>
+          <w:ilvl w:val="0"/>
+          <w:numId w:val="9"/>
+        </w:numPr>
+      </w:pPr>
+      <w:r>
+        <w:rPr>
+          <w:b/>
+          <w:bCs/>
+        </w:rPr>
+        <w:t xml:space="preserve">MONTE </w:t>
       </w:r>
       <w:r>
         <w:t>(</w:t>
       </w:r>
-      <w:r>
-        <w:rPr>
-          <w:color w:val="EE0000"/>
-        </w:rPr>
-        <w:t>таблица 1</w:t>
-      </w:r>
-      <w:r>
-        <w:t>).</w:t>
+      <w:proofErr w:type="spellStart"/>
+      <w:r>
+        <w:t>Mission</w:t>
+      </w:r>
+      <w:proofErr w:type="spellEnd"/>
+      <w:r>
+        <w:t xml:space="preserve"> </w:t>
+      </w:r>
+      <w:r>
+        <w:rPr>
+          <w:lang w:val="en-US"/>
+        </w:rPr>
+        <w:t>A</w:t>
+      </w:r>
+      <w:proofErr w:type="spellStart"/>
+      <w:r>
+        <w:t>nalysis</w:t>
+      </w:r>
+      <w:proofErr w:type="spellEnd"/>
+      <w:r>
+        <w:t xml:space="preserve">, Operations, </w:t>
+      </w:r>
+      <w:proofErr w:type="spellStart"/>
+      <w:r>
+        <w:t>and</w:t>
+      </w:r>
+      <w:proofErr w:type="spellEnd"/>
+      <w:r>
+        <w:t xml:space="preserve"> </w:t>
+      </w:r>
+      <w:proofErr w:type="spellStart"/>
+      <w:r>
+        <w:t>Navigation</w:t>
+      </w:r>
+      <w:proofErr w:type="spellEnd"/>
+      <w:r>
+        <w:t xml:space="preserve"> </w:t>
+      </w:r>
+      <w:proofErr w:type="spellStart"/>
+      <w:r>
+        <w:t>Toolkit</w:t>
+      </w:r>
+      <w:proofErr w:type="spellEnd"/>
+      <w:r>
+        <w:t xml:space="preserve"> Environment)</w:t>
+      </w:r>
+      <w:r>
+        <w:t xml:space="preserve"> [10] </w:t>
+      </w:r>
+      <w:r>
+        <w:t>–</w:t>
+      </w:r>
+      <w:r>
+        <w:t xml:space="preserve"> </w:t>
+      </w:r>
+      <w:r>
+        <w:t>астродинамическая библиотека Лаборатории реактивного движения NASA, написанная на C++ с интерфейсом на языке Python. Применяется в качестве основного навигационного инструмента для всех управляемых JPL межпланетных миссий. Поддерживает дифференциальную коррекцию по МНК, фильтр Калмана и методы Монте-Карло для оценки ковариаций. Динамическая модель включает релятивистские поправки, негравитационные эффекты, детальные термические модели и модели солнечного давления. Положения тел рассчитываются по внутренним версиям эфемерид JPL DE через систему SPICE. Распространяется по закрытой лицензии и доступна только сотрудникам и партнёрам NASA, что ограничивает её использование в академических исследованиях вне JPL.</w:t>
       </w:r>
     </w:p>
     <w:p>
       <w:pPr>
         <w:pStyle w:val="a1"/>
-      </w:pPr>
-    </w:p>
-    <w:p>
-      <w:pPr>
-        <w:pStyle w:val="ab"/>
-        <w:rPr>
-          <w:color w:val="C00000"/>
-        </w:rPr>
-      </w:pPr>
-      <w:r>
-        <w:rPr>
-          <w:noProof/>
-          <w:lang w:eastAsia="ru-RU" w:bidi="ar-SA"/>
-        </w:rPr>
-        <w:drawing>
-          <wp:inline distT="0" distB="0" distL="0" distR="0" wp14:anchorId="2A5DC464" wp14:editId="6A43F02A">
-            <wp:extent cx="2286000" cy="2276475"/>
-            <wp:effectExtent l="0" t="0" r="0" b="0"/>
-            <wp:docPr id="3" name="Рисунок 3"/>
-            <wp:cNvGraphicFramePr>
-              <a:graphicFrameLocks xmlns:a="http://schemas.openxmlformats.org/drawingml/2006/main" noChangeAspect="1"/>
-            </wp:cNvGraphicFramePr>
-            <a:graphic xmlns:a="http://schemas.openxmlformats.org/drawingml/2006/main">
-              <a:graphicData uri="http://schemas.openxmlformats.org/drawingml/2006/picture">
-                <pic:pic xmlns:pic="http://schemas.openxmlformats.org/drawingml/2006/picture">
-                  <pic:nvPicPr>
-                    <pic:cNvPr id="0" name="Изображение1"/>
-                    <pic:cNvPicPr>
-                      <a:picLocks noChangeAspect="1" noChangeArrowheads="1"/>
-                    </pic:cNvPicPr>
-                  </pic:nvPicPr>
-                  <pic:blipFill>
-                    <a:blip r:embed="rId8">
-                      <a:extLst>
-                        <a:ext uri="{28A0092B-C50C-407E-A947-70E740481C1C}">
-                          <a14:useLocalDpi xmlns:a14="http://schemas.microsoft.com/office/drawing/2010/main" val="0"/>
-                        </a:ext>
-                      </a:extLst>
-                    </a:blip>
-                    <a:srcRect/>
-                    <a:stretch>
-                      <a:fillRect/>
-                    </a:stretch>
-                  </pic:blipFill>
-                  <pic:spPr bwMode="auto">
-                    <a:xfrm>
-                      <a:off x="0" y="0"/>
-                      <a:ext cx="2286000" cy="2276475"/>
-                    </a:xfrm>
-                    <a:prstGeom prst="rect">
-                      <a:avLst/>
-                    </a:prstGeom>
-                    <a:noFill/>
-                    <a:ln>
-                      <a:noFill/>
-                    </a:ln>
-                  </pic:spPr>
-                </pic:pic>
-              </a:graphicData>
-            </a:graphic>
-          </wp:inline>
-        </w:drawing>
-      </w:r>
-    </w:p>
-    <w:p>
-      <w:pPr>
-        <w:pStyle w:val="ab"/>
-      </w:pPr>
-      <w:r>
-        <w:t xml:space="preserve">Рисунок </w:t>
-      </w:r>
-      <w:r>
-        <w:fldChar w:fldCharType="begin"/>
-      </w:r>
-      <w:r>
-        <w:instrText>SEQ Рисунок \* ARABIC</w:instrText>
-      </w:r>
-      <w:r>
-        <w:fldChar w:fldCharType="separate"/>
-      </w:r>
-      <w:r>
-        <w:rPr>
-          <w:noProof/>
-        </w:rPr>
-        <w:t>1</w:t>
-      </w:r>
-      <w:r>
-        <w:fldChar w:fldCharType="end"/>
-      </w:r>
-      <w:r>
-        <w:t xml:space="preserve"> – Пример </w:t>
-      </w:r>
-      <w:r>
-        <w:t>рисунка</w:t>
+        <w:numPr>
+          <w:ilvl w:val="0"/>
+          <w:numId w:val="9"/>
+        </w:numPr>
+        <w:rPr>
+          <w:b/>
+          <w:bCs/>
+        </w:rPr>
+      </w:pPr>
+      <w:proofErr w:type="spellStart"/>
+      <w:r>
+        <w:rPr>
+          <w:b/>
+          <w:bCs/>
+          <w:lang w:val="en-US"/>
+        </w:rPr>
+        <w:t>OpenOrb</w:t>
+      </w:r>
+      <w:proofErr w:type="spellEnd"/>
+      <w:r>
+        <w:rPr>
+          <w:b/>
+          <w:bCs/>
+        </w:rPr>
+        <w:t xml:space="preserve"> </w:t>
+      </w:r>
+      <w:r>
+        <w:t>(</w:t>
+      </w:r>
+      <w:proofErr w:type="spellStart"/>
+      <w:r>
+        <w:rPr>
+          <w:lang w:val="en-US"/>
+        </w:rPr>
+        <w:t>OOrb</w:t>
+      </w:r>
+      <w:proofErr w:type="spellEnd"/>
+      <w:r>
+        <w:t>)</w:t>
+      </w:r>
+      <w:r>
+        <w:rPr>
+          <w:b/>
+          <w:bCs/>
+        </w:rPr>
+        <w:t xml:space="preserve"> </w:t>
+      </w:r>
+      <w:r>
+        <w:t>[11]</w:t>
+      </w:r>
+      <w:r>
+        <w:rPr>
+          <w:b/>
+          <w:bCs/>
+        </w:rPr>
+        <w:t xml:space="preserve"> </w:t>
+      </w:r>
+      <w:r>
+        <w:t xml:space="preserve">– </w:t>
+      </w:r>
+      <w:r>
+        <w:t xml:space="preserve">открытый пакет на языке </w:t>
+      </w:r>
+      <w:proofErr w:type="spellStart"/>
+      <w:r>
+        <w:t>Fortran</w:t>
+      </w:r>
+      <w:proofErr w:type="spellEnd"/>
+      <w:r>
+        <w:t xml:space="preserve">, разработанный группой Микаэля </w:t>
+      </w:r>
+      <w:proofErr w:type="spellStart"/>
+      <w:r>
+        <w:t>Гранвика</w:t>
+      </w:r>
+      <w:proofErr w:type="spellEnd"/>
+      <w:r>
+        <w:t xml:space="preserve">. Помимо классического МНК реализует метод статистического </w:t>
+      </w:r>
+      <w:proofErr w:type="spellStart"/>
+      <w:r>
+        <w:t>рейнджинга</w:t>
+      </w:r>
+      <w:proofErr w:type="spellEnd"/>
+      <w:r>
+        <w:t xml:space="preserve"> и его вариант на основе цепей Маркова (MCMC), которые применяются для построения негауссовых функций плотности вероятности орбитальных параметров. Такой подход эффективен при обработке коротких дуг наблюдений, когда стандартный МНК даёт нестабильные оценки. Гравитационная модель включает Солнце, восемь больших планет и Луну; возмущения от астероидов в стандартной конфигурации не учитываются. </w:t>
+      </w:r>
+      <w:r>
+        <w:lastRenderedPageBreak/>
+        <w:t>Положения возмущающих тел берутся из эфемерид JPL DE (по умолчанию DE430). Негравитационные ускорения в типовой конфигурации не моделируются, что делает пакет менее удобным для активных комет. Распространяется под лицензией GPL.</w:t>
+      </w:r>
+    </w:p>
+    <w:p>
+      <w:pPr>
+        <w:pStyle w:val="4"/>
+        <w:numPr>
+          <w:ilvl w:val="0"/>
+          <w:numId w:val="0"/>
+        </w:numPr>
+        <w:ind w:left="708"/>
+      </w:pPr>
+      <w:r>
+        <w:t>1.2.3 Критерии сравнения решений</w:t>
       </w:r>
     </w:p>
     <w:p>
       <w:pPr>
         <w:pStyle w:val="a1"/>
-      </w:pPr>
-      <w:r>
-        <w:t>Таблицу с большим количеством строк допускается переносить на другую страницу</w:t>
-      </w:r>
-      <w:r>
-        <w:t>, при этом</w:t>
-      </w:r>
-      <w:r>
-        <w:t xml:space="preserve"> слово «Таблица», ее номер и наименование указывают один раз слева над первой частью таблицы, а над другими частями также слева пишут слова «Продолжение таблицы» и указывают номер таблицы.</w:t>
+        <w:rPr>
+          <w:lang w:eastAsia="ru-RU" w:bidi="ar-SA"/>
+        </w:rPr>
+      </w:pPr>
+      <w:r>
+        <w:rPr>
+          <w:lang w:eastAsia="ru-RU" w:bidi="ar-SA"/>
+        </w:rPr>
+        <w:t>Для сопоставления существующих решений с разрабатываемой программой выбраны критерии, которые объективно характеризуют возможности пакетов с точки зрения задачи уточнения орбиты активной кометы и допускают однозначную проверку по документации или исходному коду.</w:t>
+      </w:r>
+    </w:p>
+    <w:p>
+      <w:pPr>
+        <w:pStyle w:val="a1"/>
+        <w:rPr>
+          <w:lang w:eastAsia="ru-RU" w:bidi="ar-SA"/>
+        </w:rPr>
+      </w:pPr>
+      <w:r>
+        <w:rPr>
+          <w:lang w:eastAsia="ru-RU" w:bidi="ar-SA"/>
+        </w:rPr>
+        <w:t>Источник планетных эфемерид определяет, какая модель Солнечной системы используется при расчёте возмущений. Все рассмотренные аналоги используют эфемериды JPL DE, поэтому при совпадении входных астрометрических данных их решения опираются на одну и ту же модель движения возмущающих тел. Поддержка эфемерид EPM ИПА РАН позволила бы выполнить независимую перекрёстную проверку.</w:t>
+      </w:r>
+    </w:p>
+    <w:p>
+      <w:pPr>
+        <w:pStyle w:val="a1"/>
+        <w:rPr>
+          <w:lang w:eastAsia="ru-RU" w:bidi="ar-SA"/>
+        </w:rPr>
+      </w:pPr>
+      <w:r>
+        <w:rPr>
+          <w:lang w:eastAsia="ru-RU" w:bidi="ar-SA"/>
+        </w:rPr>
+        <w:t xml:space="preserve">Метод решения обратной задачи определяет тип получаемого решения и устойчивость алгоритма при разных режимах наблюдений. Различаются методы дифференциальной коррекции на основе МНК, методы статистического </w:t>
+      </w:r>
+      <w:proofErr w:type="spellStart"/>
+      <w:r>
+        <w:rPr>
+          <w:lang w:eastAsia="ru-RU" w:bidi="ar-SA"/>
+        </w:rPr>
+        <w:t>рейнджинга</w:t>
+      </w:r>
+      <w:proofErr w:type="spellEnd"/>
+      <w:r>
+        <w:rPr>
+          <w:lang w:eastAsia="ru-RU" w:bidi="ar-SA"/>
+        </w:rPr>
+        <w:t xml:space="preserve"> и MCMC, а также фильтрационные методы (фильтр Калмана). Для длинных дуг и хорошо определённых орбит МНК даёт точечную оценку с ковариацией; для коротких дуг предпочтительнее статистические методы.</w:t>
+      </w:r>
+    </w:p>
+    <w:p>
+      <w:pPr>
+        <w:pStyle w:val="a1"/>
+        <w:rPr>
+          <w:lang w:eastAsia="ru-RU" w:bidi="ar-SA"/>
+        </w:rPr>
+      </w:pPr>
+      <w:r>
+        <w:rPr>
+          <w:lang w:eastAsia="ru-RU" w:bidi="ar-SA"/>
+        </w:rPr>
+        <w:t xml:space="preserve">Наличие модели негравитационных ускорений критично для активных комет, у которых сублимация летучих веществ </w:t>
+      </w:r>
+      <w:r>
+        <w:rPr>
+          <w:lang w:eastAsia="ru-RU" w:bidi="ar-SA"/>
+        </w:rPr>
+        <w:t>существенно</w:t>
+      </w:r>
+      <w:r>
+        <w:rPr>
+          <w:lang w:eastAsia="ru-RU" w:bidi="ar-SA"/>
+        </w:rPr>
+        <w:t xml:space="preserve"> влияет на орбиту. Учитываются как сам факт поддержки модели </w:t>
+      </w:r>
+      <w:proofErr w:type="spellStart"/>
+      <w:r>
+        <w:rPr>
+          <w:lang w:eastAsia="ru-RU" w:bidi="ar-SA"/>
+        </w:rPr>
+        <w:t>Марсдена</w:t>
+      </w:r>
+      <w:proofErr w:type="spellEnd"/>
+      <w:r>
+        <w:rPr>
+          <w:lang w:eastAsia="ru-RU" w:bidi="ar-SA"/>
+        </w:rPr>
+        <w:t>, так и возможность задать произвольную функцию активности g(r), что необходимо для комет с сублимацией CO₂ или иных летучих, отличных от воды.</w:t>
+      </w:r>
+    </w:p>
+    <w:p>
+      <w:pPr>
+        <w:pStyle w:val="4"/>
+      </w:pPr>
+      <w:r>
+        <w:t>1.2.4 Сравнений решений</w:t>
+      </w:r>
+    </w:p>
+    <w:p>
+      <w:pPr>
+        <w:pStyle w:val="a1"/>
+      </w:pPr>
+      <w:r>
+        <w:lastRenderedPageBreak/>
+        <w:t>Результаты сопоставления рассмотренных пакетов по выбранным критериям сведены в таблицу 1.</w:t>
       </w:r>
     </w:p>
     <w:p>
@@ -5912,465 +8641,450 @@
         <w:pStyle w:val="aa"/>
       </w:pPr>
       <w:r>
-        <w:t xml:space="preserve">Таблица 1 – Пример </w:t>
-      </w:r>
-      <w:r>
-        <w:t>таблицы</w:t>
+        <w:t xml:space="preserve">Таблица 1 </w:t>
+      </w:r>
+      <w:r>
+        <w:t>–</w:t>
+      </w:r>
+      <w:r>
+        <w:t xml:space="preserve"> </w:t>
+      </w:r>
+      <w:r>
+        <w:t>Сравнение существующих программных решений</w:t>
       </w:r>
     </w:p>
     <w:tbl>
       <w:tblPr>
         <w:tblStyle w:val="ac"/>
         <w:tblW w:w="0" w:type="auto"/>
-        <w:jc w:val="center"/>
-        <w:tblInd w:w="0" w:type="dxa"/>
-        <w:tblLayout w:type="fixed"/>
+        <w:tblInd w:w="-601" w:type="dxa"/>
         <w:tblLook w:val="04A0" w:firstRow="1" w:lastRow="0" w:firstColumn="1" w:lastColumn="0" w:noHBand="0" w:noVBand="1"/>
       </w:tblPr>
       <w:tblGrid>
-        <w:gridCol w:w="3872"/>
-        <w:gridCol w:w="2869"/>
-        <w:gridCol w:w="1701"/>
+        <w:gridCol w:w="1762"/>
+        <w:gridCol w:w="2119"/>
+        <w:gridCol w:w="2119"/>
+        <w:gridCol w:w="2119"/>
+        <w:gridCol w:w="2053"/>
       </w:tblGrid>
       <w:tr>
-        <w:trPr>
-          <w:tblHeader/>
-          <w:jc w:val="center"/>
-        </w:trPr>
-        <w:tc>
-          <w:tcPr>
-            <w:tcW w:w="3872" w:type="dxa"/>
-            <w:tcBorders>
-              <w:top w:val="single" w:sz="4" w:space="0" w:color="auto"/>
-              <w:left w:val="single" w:sz="4" w:space="0" w:color="auto"/>
-              <w:bottom w:val="single" w:sz="4" w:space="0" w:color="auto"/>
-              <w:right w:val="single" w:sz="4" w:space="0" w:color="auto"/>
-            </w:tcBorders>
-            <w:hideMark/>
+        <w:tc>
+          <w:tcPr>
+            <w:tcW w:w="2146" w:type="dxa"/>
           </w:tcPr>
           <w:p>
             <w:pPr>
               <w:pStyle w:val="a9"/>
             </w:pPr>
             <w:r>
-              <w:t>Показатель</w:t>
-            </w:r>
-          </w:p>
-        </w:tc>
-        <w:tc>
-          <w:tcPr>
-            <w:tcW w:w="2869" w:type="dxa"/>
-            <w:tcBorders>
-              <w:top w:val="single" w:sz="4" w:space="0" w:color="auto"/>
-              <w:left w:val="single" w:sz="4" w:space="0" w:color="auto"/>
-              <w:bottom w:val="single" w:sz="4" w:space="0" w:color="auto"/>
-              <w:right w:val="single" w:sz="4" w:space="0" w:color="auto"/>
-            </w:tcBorders>
-            <w:hideMark/>
+              <w:rPr>
+                <w:b/>
+                <w:bCs/>
+              </w:rPr>
+              <w:t>Критерий</w:t>
+            </w:r>
+          </w:p>
+        </w:tc>
+        <w:tc>
+          <w:tcPr>
+            <w:tcW w:w="2306" w:type="dxa"/>
           </w:tcPr>
           <w:p>
             <w:pPr>
               <w:pStyle w:val="a9"/>
             </w:pPr>
-            <w:r>
-              <w:t>Единица измерения</w:t>
-            </w:r>
-          </w:p>
-        </w:tc>
-        <w:tc>
-          <w:tcPr>
-            <w:tcW w:w="1701" w:type="dxa"/>
-            <w:tcBorders>
-              <w:top w:val="single" w:sz="4" w:space="0" w:color="auto"/>
-              <w:left w:val="single" w:sz="4" w:space="0" w:color="auto"/>
-              <w:bottom w:val="single" w:sz="4" w:space="0" w:color="auto"/>
-              <w:right w:val="single" w:sz="4" w:space="0" w:color="auto"/>
-            </w:tcBorders>
-            <w:hideMark/>
+            <w:proofErr w:type="spellStart"/>
+            <w:r>
+              <w:rPr>
+                <w:b/>
+                <w:bCs/>
+              </w:rPr>
+              <w:t>Find_Orb</w:t>
+            </w:r>
+            <w:proofErr w:type="spellEnd"/>
+          </w:p>
+        </w:tc>
+        <w:tc>
+          <w:tcPr>
+            <w:tcW w:w="2306" w:type="dxa"/>
           </w:tcPr>
           <w:p>
             <w:pPr>
               <w:pStyle w:val="a9"/>
             </w:pPr>
-            <w:r>
-              <w:t>Значение</w:t>
-            </w:r>
+            <w:proofErr w:type="spellStart"/>
+            <w:r>
+              <w:rPr>
+                <w:b/>
+                <w:bCs/>
+              </w:rPr>
+              <w:t>OrbFit</w:t>
+            </w:r>
+            <w:proofErr w:type="spellEnd"/>
+          </w:p>
+        </w:tc>
+        <w:tc>
+          <w:tcPr>
+            <w:tcW w:w="1794" w:type="dxa"/>
+          </w:tcPr>
+          <w:p>
+            <w:pPr>
+              <w:pStyle w:val="a9"/>
+            </w:pPr>
+            <w:r>
+              <w:rPr>
+                <w:b/>
+                <w:bCs/>
+              </w:rPr>
+              <w:t>MONTE</w:t>
+            </w:r>
+          </w:p>
+        </w:tc>
+        <w:tc>
+          <w:tcPr>
+            <w:tcW w:w="1620" w:type="dxa"/>
+          </w:tcPr>
+          <w:p>
+            <w:pPr>
+              <w:pStyle w:val="a9"/>
+            </w:pPr>
+            <w:proofErr w:type="spellStart"/>
+            <w:r>
+              <w:rPr>
+                <w:b/>
+                <w:bCs/>
+              </w:rPr>
+              <w:t>OpenOrb</w:t>
+            </w:r>
+            <w:proofErr w:type="spellEnd"/>
           </w:p>
         </w:tc>
       </w:tr>
       <w:tr>
-        <w:trPr>
-          <w:jc w:val="center"/>
-        </w:trPr>
-        <w:tc>
-          <w:tcPr>
-            <w:tcW w:w="3872" w:type="dxa"/>
-            <w:tcBorders>
-              <w:top w:val="single" w:sz="4" w:space="0" w:color="auto"/>
-              <w:left w:val="single" w:sz="4" w:space="0" w:color="auto"/>
-              <w:bottom w:val="single" w:sz="4" w:space="0" w:color="auto"/>
-              <w:right w:val="single" w:sz="4" w:space="0" w:color="auto"/>
-            </w:tcBorders>
-            <w:hideMark/>
+        <w:tc>
+          <w:tcPr>
+            <w:tcW w:w="2146" w:type="dxa"/>
           </w:tcPr>
           <w:p>
             <w:pPr>
               <w:pStyle w:val="a9"/>
             </w:pPr>
             <w:r>
-              <w:t>Время работы</w:t>
-            </w:r>
-          </w:p>
-        </w:tc>
-        <w:tc>
-          <w:tcPr>
-            <w:tcW w:w="2869" w:type="dxa"/>
-            <w:tcBorders>
-              <w:top w:val="single" w:sz="4" w:space="0" w:color="auto"/>
-              <w:left w:val="single" w:sz="4" w:space="0" w:color="auto"/>
-              <w:bottom w:val="single" w:sz="4" w:space="0" w:color="auto"/>
-              <w:right w:val="single" w:sz="4" w:space="0" w:color="auto"/>
-            </w:tcBorders>
-            <w:hideMark/>
+              <w:t>Эфемериды</w:t>
+            </w:r>
+          </w:p>
+        </w:tc>
+        <w:tc>
+          <w:tcPr>
+            <w:tcW w:w="2306" w:type="dxa"/>
           </w:tcPr>
           <w:p>
             <w:pPr>
               <w:pStyle w:val="a9"/>
             </w:pPr>
             <w:r>
-              <w:t>сек.</w:t>
-            </w:r>
-          </w:p>
-        </w:tc>
-        <w:tc>
-          <w:tcPr>
-            <w:tcW w:w="1701" w:type="dxa"/>
-            <w:tcBorders>
-              <w:top w:val="single" w:sz="4" w:space="0" w:color="auto"/>
-              <w:left w:val="single" w:sz="4" w:space="0" w:color="auto"/>
-              <w:bottom w:val="single" w:sz="4" w:space="0" w:color="auto"/>
-              <w:right w:val="single" w:sz="4" w:space="0" w:color="auto"/>
-            </w:tcBorders>
-            <w:hideMark/>
+              <w:t>JPL DE</w:t>
+            </w:r>
+          </w:p>
+        </w:tc>
+        <w:tc>
+          <w:tcPr>
+            <w:tcW w:w="2306" w:type="dxa"/>
           </w:tcPr>
           <w:p>
             <w:pPr>
               <w:pStyle w:val="a9"/>
             </w:pPr>
             <w:r>
-              <w:t>159</w:t>
+              <w:t>JPL DE</w:t>
+            </w:r>
+          </w:p>
+        </w:tc>
+        <w:tc>
+          <w:tcPr>
+            <w:tcW w:w="1794" w:type="dxa"/>
+          </w:tcPr>
+          <w:p>
+            <w:pPr>
+              <w:pStyle w:val="a9"/>
+            </w:pPr>
+            <w:r>
+              <w:t>JPL DE (SPICE)</w:t>
+            </w:r>
+          </w:p>
+        </w:tc>
+        <w:tc>
+          <w:tcPr>
+            <w:tcW w:w="1620" w:type="dxa"/>
+          </w:tcPr>
+          <w:p>
+            <w:pPr>
+              <w:pStyle w:val="a9"/>
+            </w:pPr>
+            <w:r>
+              <w:t>JPL DE</w:t>
+            </w:r>
+          </w:p>
+        </w:tc>
+      </w:tr>
+      <w:tr>
+        <w:tc>
+          <w:tcPr>
+            <w:tcW w:w="2146" w:type="dxa"/>
+          </w:tcPr>
+          <w:p>
+            <w:pPr>
+              <w:pStyle w:val="a9"/>
+            </w:pPr>
+            <w:r>
+              <w:t>Метод решения обратной задачи</w:t>
+            </w:r>
+          </w:p>
+        </w:tc>
+        <w:tc>
+          <w:tcPr>
+            <w:tcW w:w="2306" w:type="dxa"/>
+          </w:tcPr>
+          <w:p>
+            <w:pPr>
+              <w:pStyle w:val="a9"/>
+            </w:pPr>
+            <w:r>
+              <w:t>МНК, Монте-Карло</w:t>
+            </w:r>
+          </w:p>
+        </w:tc>
+        <w:tc>
+          <w:tcPr>
+            <w:tcW w:w="2306" w:type="dxa"/>
+          </w:tcPr>
+          <w:p>
+            <w:pPr>
+              <w:pStyle w:val="a9"/>
+            </w:pPr>
+            <w:r>
+              <w:t>МНК</w:t>
+            </w:r>
+          </w:p>
+        </w:tc>
+        <w:tc>
+          <w:tcPr>
+            <w:tcW w:w="1794" w:type="dxa"/>
+          </w:tcPr>
+          <w:p>
+            <w:pPr>
+              <w:pStyle w:val="a9"/>
+            </w:pPr>
+            <w:r>
+              <w:t>МНК, фильтр Калмана, Монте-Карло</w:t>
+            </w:r>
+          </w:p>
+        </w:tc>
+        <w:tc>
+          <w:tcPr>
+            <w:tcW w:w="1620" w:type="dxa"/>
+          </w:tcPr>
+          <w:p>
+            <w:pPr>
+              <w:pStyle w:val="a9"/>
+            </w:pPr>
+            <w:r>
+              <w:t xml:space="preserve">МНК, </w:t>
+            </w:r>
+            <w:proofErr w:type="spellStart"/>
+            <w:r>
+              <w:t>рейнджинг</w:t>
+            </w:r>
+            <w:proofErr w:type="spellEnd"/>
+            <w:r>
+              <w:t>, MCMC</w:t>
+            </w:r>
+          </w:p>
+        </w:tc>
+      </w:tr>
+      <w:tr>
+        <w:tc>
+          <w:tcPr>
+            <w:tcW w:w="2146" w:type="dxa"/>
+          </w:tcPr>
+          <w:p>
+            <w:pPr>
+              <w:pStyle w:val="a9"/>
+            </w:pPr>
+            <w:r>
+              <w:t xml:space="preserve">Модель </w:t>
+            </w:r>
+            <w:proofErr w:type="spellStart"/>
+            <w:r>
+              <w:t>Марсдена</w:t>
+            </w:r>
+            <w:proofErr w:type="spellEnd"/>
+            <w:r>
+              <w:t xml:space="preserve"> и произвольная g(r)</w:t>
+            </w:r>
+          </w:p>
+        </w:tc>
+        <w:tc>
+          <w:tcPr>
+            <w:tcW w:w="2306" w:type="dxa"/>
+          </w:tcPr>
+          <w:p>
+            <w:pPr>
+              <w:pStyle w:val="a9"/>
+            </w:pPr>
+            <w:r>
+              <w:t>поддерживается, g(r) фиксирована</w:t>
+            </w:r>
+          </w:p>
+        </w:tc>
+        <w:tc>
+          <w:tcPr>
+            <w:tcW w:w="2306" w:type="dxa"/>
+          </w:tcPr>
+          <w:p>
+            <w:pPr>
+              <w:pStyle w:val="a9"/>
+            </w:pPr>
+            <w:r>
+              <w:t>поддерживается, g(r) фиксирована</w:t>
+            </w:r>
+          </w:p>
+        </w:tc>
+        <w:tc>
+          <w:tcPr>
+            <w:tcW w:w="1794" w:type="dxa"/>
+          </w:tcPr>
+          <w:p>
+            <w:pPr>
+              <w:pStyle w:val="a9"/>
+            </w:pPr>
+            <w:r>
+              <w:t xml:space="preserve">поддерживается, g(r) </w:t>
+            </w:r>
+            <w:r>
+              <w:t>произвольная</w:t>
+            </w:r>
+          </w:p>
+        </w:tc>
+        <w:tc>
+          <w:tcPr>
+            <w:tcW w:w="1620" w:type="dxa"/>
+          </w:tcPr>
+          <w:p>
+            <w:pPr>
+              <w:pStyle w:val="a9"/>
+            </w:pPr>
+            <w:r>
+              <w:t xml:space="preserve"> Не поддерживается</w:t>
             </w:r>
           </w:p>
         </w:tc>
       </w:tr>
     </w:tbl>
     <w:p>
+      <w:pPr>
+        <w:pStyle w:val="a9"/>
+      </w:pPr>
+    </w:p>
+    <w:p>
+      <w:pPr>
+        <w:pStyle w:val="a1"/>
+        <w:rPr>
+          <w:b/>
+          <w:bCs/>
+        </w:rPr>
+      </w:pPr>
+      <w:r>
+        <w:rPr>
+          <w:b/>
+          <w:bCs/>
+        </w:rPr>
+        <w:t>Выводы</w:t>
+      </w:r>
+    </w:p>
+    <w:p>
+      <w:pPr>
+        <w:pStyle w:val="a1"/>
+      </w:pPr>
+      <w:r>
+        <w:t xml:space="preserve">Существующие пакеты покрывают широкий спектр задач определения орбит малых тел, между ними прослеживается несколько общих черт, которые ограничивают независимую проверку результатов. Все рассмотренные решения опираются на эфемериды JPL DE как на единственный источник положений возмущающих тел, поэтому при совпадении входных наблюдений их орбитальные решения наследуют одну и ту же модель движения Солнечной системы. Поддержка модели </w:t>
+      </w:r>
+      <w:proofErr w:type="spellStart"/>
+      <w:r>
+        <w:t>Марсдена</w:t>
+      </w:r>
+      <w:proofErr w:type="spellEnd"/>
+      <w:r>
+        <w:t xml:space="preserve"> реализована </w:t>
+      </w:r>
+      <w:r>
+        <w:t>по-разному</w:t>
+      </w:r>
+      <w:r>
+        <w:t xml:space="preserve">: </w:t>
+      </w:r>
+      <w:proofErr w:type="spellStart"/>
+      <w:r>
+        <w:t>Find_Orb</w:t>
+      </w:r>
+      <w:proofErr w:type="spellEnd"/>
+      <w:r>
+        <w:t xml:space="preserve"> и </w:t>
+      </w:r>
+      <w:proofErr w:type="spellStart"/>
+      <w:r>
+        <w:t>OrbFit</w:t>
+      </w:r>
+      <w:proofErr w:type="spellEnd"/>
+      <w:r>
+        <w:t xml:space="preserve"> допускают её использование с фиксированным набором вариантов функции активности, MONTE предоставляет наибольшую гибкость в выборе g(r), но распространяется по закрытой лицензии, а </w:t>
+      </w:r>
+      <w:proofErr w:type="spellStart"/>
+      <w:r>
+        <w:t>OpenOrb</w:t>
+      </w:r>
+      <w:proofErr w:type="spellEnd"/>
+      <w:r>
+        <w:t xml:space="preserve"> в стандартной конфигурации негравитационные ускорения не учитывает. По методам решения обратной задачи пакеты различаются заметно сильнее: МНК поддерживается всеми, тогда как статистические и фильтрационные методы реализованы </w:t>
+      </w:r>
+      <w:r>
+        <w:t>некоторыми пакетами</w:t>
+      </w:r>
+      <w:r>
+        <w:t>.</w:t>
+      </w:r>
+    </w:p>
+    <w:p>
+      <w:pPr>
+        <w:pStyle w:val="a1"/>
+      </w:pPr>
       <w:r>
         <w:lastRenderedPageBreak/>
-        <w:br w:type="page"/>
-      </w:r>
-    </w:p>
-    <w:p>
-      <w:pPr>
-        <w:pStyle w:val="aa"/>
-      </w:pPr>
-      <w:r>
-        <w:lastRenderedPageBreak/>
-        <w:t>Продолжение таблицы 1</w:t>
-      </w:r>
-    </w:p>
-    <w:tbl>
-      <w:tblPr>
-        <w:tblStyle w:val="ac"/>
-        <w:tblW w:w="0" w:type="auto"/>
-        <w:jc w:val="center"/>
-        <w:tblInd w:w="0" w:type="dxa"/>
-        <w:tblLayout w:type="fixed"/>
-        <w:tblLook w:val="04A0" w:firstRow="1" w:lastRow="0" w:firstColumn="1" w:lastColumn="0" w:noHBand="0" w:noVBand="1"/>
-      </w:tblPr>
-      <w:tblGrid>
-        <w:gridCol w:w="3872"/>
-        <w:gridCol w:w="2869"/>
-        <w:gridCol w:w="1701"/>
-      </w:tblGrid>
-      <w:tr>
-        <w:trPr>
-          <w:jc w:val="center"/>
-        </w:trPr>
-        <w:tc>
-          <w:tcPr>
-            <w:tcW w:w="3872" w:type="dxa"/>
-            <w:tcBorders>
-              <w:top w:val="single" w:sz="4" w:space="0" w:color="auto"/>
-              <w:left w:val="single" w:sz="4" w:space="0" w:color="auto"/>
-              <w:bottom w:val="single" w:sz="4" w:space="0" w:color="auto"/>
-              <w:right w:val="single" w:sz="4" w:space="0" w:color="auto"/>
-            </w:tcBorders>
-          </w:tcPr>
-          <w:p>
-            <w:pPr>
-              <w:pStyle w:val="a9"/>
-            </w:pPr>
-            <w:r>
-              <w:t>Показатель</w:t>
-            </w:r>
-          </w:p>
-        </w:tc>
-        <w:tc>
-          <w:tcPr>
-            <w:tcW w:w="2869" w:type="dxa"/>
-            <w:tcBorders>
-              <w:top w:val="single" w:sz="4" w:space="0" w:color="auto"/>
-              <w:left w:val="single" w:sz="4" w:space="0" w:color="auto"/>
-              <w:bottom w:val="single" w:sz="4" w:space="0" w:color="auto"/>
-              <w:right w:val="single" w:sz="4" w:space="0" w:color="auto"/>
-            </w:tcBorders>
-          </w:tcPr>
-          <w:p>
-            <w:pPr>
-              <w:pStyle w:val="a9"/>
-            </w:pPr>
-            <w:r>
-              <w:t>Единица измерения</w:t>
-            </w:r>
-          </w:p>
-        </w:tc>
-        <w:tc>
-          <w:tcPr>
-            <w:tcW w:w="1701" w:type="dxa"/>
-            <w:tcBorders>
-              <w:top w:val="single" w:sz="4" w:space="0" w:color="auto"/>
-              <w:left w:val="single" w:sz="4" w:space="0" w:color="auto"/>
-              <w:bottom w:val="single" w:sz="4" w:space="0" w:color="auto"/>
-              <w:right w:val="single" w:sz="4" w:space="0" w:color="auto"/>
-            </w:tcBorders>
-          </w:tcPr>
-          <w:p>
-            <w:pPr>
-              <w:pStyle w:val="a9"/>
-            </w:pPr>
-            <w:r>
-              <w:t>Значение</w:t>
-            </w:r>
-          </w:p>
-        </w:tc>
-      </w:tr>
-      <w:tr>
-        <w:trPr>
-          <w:jc w:val="center"/>
-        </w:trPr>
-        <w:tc>
-          <w:tcPr>
-            <w:tcW w:w="3872" w:type="dxa"/>
-            <w:tcBorders>
-              <w:top w:val="single" w:sz="4" w:space="0" w:color="auto"/>
-              <w:left w:val="single" w:sz="4" w:space="0" w:color="auto"/>
-              <w:bottom w:val="single" w:sz="4" w:space="0" w:color="auto"/>
-              <w:right w:val="single" w:sz="4" w:space="0" w:color="auto"/>
-            </w:tcBorders>
-            <w:hideMark/>
-          </w:tcPr>
-          <w:p>
-            <w:pPr>
-              <w:pStyle w:val="a9"/>
-            </w:pPr>
-            <w:r>
-              <w:t>Нагрузка на ЦПУ</w:t>
-            </w:r>
-          </w:p>
-        </w:tc>
-        <w:tc>
-          <w:tcPr>
-            <w:tcW w:w="2869" w:type="dxa"/>
-            <w:tcBorders>
-              <w:top w:val="single" w:sz="4" w:space="0" w:color="auto"/>
-              <w:left w:val="single" w:sz="4" w:space="0" w:color="auto"/>
-              <w:bottom w:val="single" w:sz="4" w:space="0" w:color="auto"/>
-              <w:right w:val="single" w:sz="4" w:space="0" w:color="auto"/>
-            </w:tcBorders>
-            <w:hideMark/>
-          </w:tcPr>
-          <w:p>
-            <w:pPr>
-              <w:pStyle w:val="a9"/>
-            </w:pPr>
-            <w:r>
-              <w:t>процент</w:t>
-            </w:r>
-          </w:p>
-        </w:tc>
-        <w:tc>
-          <w:tcPr>
-            <w:tcW w:w="1701" w:type="dxa"/>
-            <w:tcBorders>
-              <w:top w:val="single" w:sz="4" w:space="0" w:color="auto"/>
-              <w:left w:val="single" w:sz="4" w:space="0" w:color="auto"/>
-              <w:bottom w:val="single" w:sz="4" w:space="0" w:color="auto"/>
-              <w:right w:val="single" w:sz="4" w:space="0" w:color="auto"/>
-            </w:tcBorders>
-            <w:hideMark/>
-          </w:tcPr>
-          <w:p>
-            <w:pPr>
-              <w:pStyle w:val="a9"/>
-            </w:pPr>
-            <w:r>
-              <w:t>95</w:t>
-            </w:r>
-          </w:p>
-        </w:tc>
-      </w:tr>
-      <w:tr>
-        <w:trPr>
-          <w:jc w:val="center"/>
-        </w:trPr>
-        <w:tc>
-          <w:tcPr>
-            <w:tcW w:w="3872" w:type="dxa"/>
-            <w:tcBorders>
-              <w:top w:val="single" w:sz="4" w:space="0" w:color="auto"/>
-              <w:left w:val="single" w:sz="4" w:space="0" w:color="auto"/>
-              <w:bottom w:val="single" w:sz="4" w:space="0" w:color="auto"/>
-              <w:right w:val="single" w:sz="4" w:space="0" w:color="auto"/>
-            </w:tcBorders>
-            <w:hideMark/>
-          </w:tcPr>
-          <w:p>
-            <w:pPr>
-              <w:pStyle w:val="a9"/>
-            </w:pPr>
-            <w:r>
-              <w:t>Стоимость работ</w:t>
-            </w:r>
-          </w:p>
-        </w:tc>
-        <w:tc>
-          <w:tcPr>
-            <w:tcW w:w="2869" w:type="dxa"/>
-            <w:tcBorders>
-              <w:top w:val="single" w:sz="4" w:space="0" w:color="auto"/>
-              <w:left w:val="single" w:sz="4" w:space="0" w:color="auto"/>
-              <w:bottom w:val="single" w:sz="4" w:space="0" w:color="auto"/>
-              <w:right w:val="single" w:sz="4" w:space="0" w:color="auto"/>
-            </w:tcBorders>
-            <w:hideMark/>
-          </w:tcPr>
-          <w:p>
-            <w:pPr>
-              <w:pStyle w:val="a9"/>
-            </w:pPr>
-            <w:r>
-              <w:t>тыс. руб.</w:t>
-            </w:r>
-          </w:p>
-        </w:tc>
-        <w:tc>
-          <w:tcPr>
-            <w:tcW w:w="1701" w:type="dxa"/>
-            <w:tcBorders>
-              <w:top w:val="single" w:sz="4" w:space="0" w:color="auto"/>
-              <w:left w:val="single" w:sz="4" w:space="0" w:color="auto"/>
-              <w:bottom w:val="single" w:sz="4" w:space="0" w:color="auto"/>
-              <w:right w:val="single" w:sz="4" w:space="0" w:color="auto"/>
-            </w:tcBorders>
-            <w:hideMark/>
-          </w:tcPr>
-          <w:p>
-            <w:pPr>
-              <w:pStyle w:val="a9"/>
-            </w:pPr>
-            <w:r>
-              <w:t>100</w:t>
-            </w:r>
-          </w:p>
-        </w:tc>
-      </w:tr>
-    </w:tbl>
-    <w:p>
-      <w:pPr>
-        <w:pStyle w:val="a1"/>
-        <w:ind w:firstLine="0"/>
-      </w:pPr>
-      <w:r>
-        <w:tab/>
-      </w:r>
-      <w:r>
-        <w:t>При большом</w:t>
-      </w:r>
-      <w:r>
-        <w:t xml:space="preserve"> объеме данных в таблице д</w:t>
-      </w:r>
-      <w:r>
-        <w:t xml:space="preserve">опускается использование </w:t>
-      </w:r>
-      <w:r>
-        <w:t>размера шрифта 12. Таблицы, занимающие больше 1 страницы, рекомендуется выносить в приложение.</w:t>
-      </w:r>
-    </w:p>
-    <w:p>
-      <w:pPr>
-        <w:pStyle w:val="a1"/>
-      </w:pPr>
-      <w:r>
-        <w:t>Списки/перечисления должны иметь однородные и последовательные маркеры и отступы:</w:t>
-      </w:r>
-    </w:p>
-    <w:p>
-      <w:pPr>
-        <w:pStyle w:val="a"/>
-      </w:pPr>
-      <w:r>
-        <w:t>Каждый пункт списка размещается с абзацным отступом (1.25 см)</w:t>
-      </w:r>
-    </w:p>
-    <w:p>
-      <w:pPr>
-        <w:pStyle w:val="a"/>
-        <w:numPr>
-          <w:ilvl w:val="1"/>
-          <w:numId w:val="6"/>
-        </w:numPr>
-        <w:ind w:left="0" w:firstLine="1418"/>
-      </w:pPr>
-      <w:r>
-        <w:t>Для следующих уровней списка отступ увеличивается на абзацный отступ (для уровня 2 - 2.5 см, уровня 3 - 3.75 см)</w:t>
-      </w:r>
-    </w:p>
-    <w:p>
-      <w:pPr>
-        <w:pStyle w:val="a"/>
-        <w:ind w:firstLine="2126"/>
-      </w:pPr>
-      <w:r>
-        <w:t>Не рекомендуется использовать списки большой вложенности (глубиной более 3 - например, когда текст пунктов начинается с середины страницы)</w:t>
-      </w:r>
-    </w:p>
-    <w:p>
-      <w:pPr>
-        <w:pStyle w:val="3"/>
-      </w:pPr>
-      <w:bookmarkStart w:id="7" w:name="_Toc227757620"/>
-      <w:r>
-        <w:t>1.2 Второй раздел</w:t>
-      </w:r>
-      <w:r>
-        <w:t xml:space="preserve"> первой главы</w:t>
-      </w:r>
-      <w:bookmarkEnd w:id="7"/>
-    </w:p>
-    <w:p>
-      <w:pPr>
-        <w:pStyle w:val="a1"/>
-      </w:pPr>
-      <w:r>
-        <w:t>Не допускается размещение заголовков и текста на разных страницах (например, текст «съехал» на следующую страницу).</w:t>
-      </w:r>
-    </w:p>
-    <w:p>
-      <w:pPr>
-        <w:pStyle w:val="a1"/>
-      </w:pPr>
-      <w:r>
+        <w:t>Сложившаяся ситуация показывает, что разработка программы, опирающейся на альтернативные эфемериды</w:t>
+      </w:r>
+      <w:r>
+        <w:t xml:space="preserve"> </w:t>
+      </w:r>
+      <w:r>
+        <w:rPr>
+          <w:lang w:val="en-US"/>
+        </w:rPr>
+        <w:t>EPM</w:t>
+      </w:r>
+      <w:r>
+        <w:t xml:space="preserve"> </w:t>
+      </w:r>
+      <w:r>
+        <w:t xml:space="preserve">и допускающей гибкое задание функции активности, позволила бы независимо сопоставить орбитальные и негравитационные параметры 3I/ATLAS с результатами зарубежных центров и расширить инструментарий, доступный </w:t>
+      </w:r>
+      <w:r>
+        <w:t>для исследования движения межзвездной кометы.</w:t>
+      </w:r>
+      <w:r>
+        <w:rPr>
+          <w:b/>
+          <w:bCs/>
+        </w:rPr>
         <w:br w:type="page"/>
       </w:r>
     </w:p>
@@ -6522,33 +9236,11 @@
           <w:lang w:val="en-US"/>
         </w:rPr>
       </w:pPr>
-      <w:proofErr w:type="spellStart"/>
       <w:r>
         <w:rPr>
           <w:lang w:val="en-US"/>
         </w:rPr>
-        <w:t>Kakharov</w:t>
-      </w:r>
-      <w:proofErr w:type="spellEnd"/>
-      <w:r>
-        <w:rPr>
-          <w:lang w:val="en-US"/>
-        </w:rPr>
-        <w:t xml:space="preserve"> S., Loeb A. Galactic Trajectories of Interstellar Objects 1I/'Oumuamua, 2I/Borisov, and 3I/Atlas //</w:t>
-      </w:r>
-      <w:proofErr w:type="spellStart"/>
-      <w:r>
-        <w:rPr>
-          <w:lang w:val="en-US"/>
-        </w:rPr>
-        <w:t>arXiv</w:t>
-      </w:r>
-      <w:proofErr w:type="spellEnd"/>
-      <w:r>
-        <w:rPr>
-          <w:lang w:val="en-US"/>
-        </w:rPr>
-        <w:t xml:space="preserve"> preprint arXiv:2408.02739. – 2024.</w:t>
+        <w:t>Kakharov S., Loeb A. Galactic Trajectories of Interstellar Objects 1I/'Oumuamua, 2I/Borisov, and 3I/Atlas //arXiv preprint arXiv:2408.02739. – 2024.</w:t>
       </w:r>
     </w:p>
     <w:p>
@@ -6566,35 +9258,7 @@
         <w:rPr>
           <w:lang w:val="en-US"/>
         </w:rPr>
-        <w:t xml:space="preserve">Hibberd A., </w:t>
-      </w:r>
-      <w:proofErr w:type="spellStart"/>
-      <w:r>
-        <w:rPr>
-          <w:lang w:val="en-US"/>
-        </w:rPr>
-        <w:t>Crowl</w:t>
-      </w:r>
-      <w:proofErr w:type="spellEnd"/>
-      <w:r>
-        <w:rPr>
-          <w:lang w:val="en-US"/>
-        </w:rPr>
-        <w:t xml:space="preserve"> A., Loeb A. Is the Interstellar Object 3I/ATLAS Alien Technology? //</w:t>
-      </w:r>
-      <w:proofErr w:type="spellStart"/>
-      <w:r>
-        <w:rPr>
-          <w:lang w:val="en-US"/>
-        </w:rPr>
-        <w:t>arXiv</w:t>
-      </w:r>
-      <w:proofErr w:type="spellEnd"/>
-      <w:r>
-        <w:rPr>
-          <w:lang w:val="en-US"/>
-        </w:rPr>
-        <w:t xml:space="preserve"> preprint arXiv:2507.12213. – 2025.</w:t>
+        <w:t>Hibberd A., Crowl A., Loeb A. Is the Interstellar Object 3I/ATLAS Alien Technology? //arXiv preprint arXiv:2507.12213. – 2025.</w:t>
       </w:r>
     </w:p>
     <w:p>
@@ -6612,35 +9276,7 @@
         <w:rPr>
           <w:lang w:val="en-US"/>
         </w:rPr>
-        <w:t xml:space="preserve">Loeb A., Hibberd A., </w:t>
-      </w:r>
-      <w:proofErr w:type="spellStart"/>
-      <w:r>
-        <w:rPr>
-          <w:lang w:val="en-US"/>
-        </w:rPr>
-        <w:t>Crowl</w:t>
-      </w:r>
-      <w:proofErr w:type="spellEnd"/>
-      <w:r>
-        <w:rPr>
-          <w:lang w:val="en-US"/>
-        </w:rPr>
-        <w:t xml:space="preserve"> A. Intercepting 3I/ATLAS at Closest Approach to Jupiter with the Juno spacecraft //</w:t>
-      </w:r>
-      <w:proofErr w:type="spellStart"/>
-      <w:r>
-        <w:rPr>
-          <w:lang w:val="en-US"/>
-        </w:rPr>
-        <w:t>arXiv</w:t>
-      </w:r>
-      <w:proofErr w:type="spellEnd"/>
-      <w:r>
-        <w:rPr>
-          <w:lang w:val="en-US"/>
-        </w:rPr>
-        <w:t xml:space="preserve"> preprint arXiv:2507.21402. – 2025.</w:t>
+        <w:t>Loeb A., Hibberd A., Crowl A. Intercepting 3I/ATLAS at Closest Approach to Jupiter with the Juno spacecraft //arXiv preprint arXiv:2507.21402. – 2025.</w:t>
       </w:r>
     </w:p>
     <w:p>
@@ -6658,21 +9294,7 @@
         <w:rPr>
           <w:lang w:val="en-US"/>
         </w:rPr>
-        <w:t>Eubanks T. M. et al. 3I/ATLAS (C/2025 N1): Direct Spacecraft Exploration of a Possible Relic of Planetary Formation at" Cosmic Noon" //</w:t>
-      </w:r>
-      <w:proofErr w:type="spellStart"/>
-      <w:r>
-        <w:rPr>
-          <w:lang w:val="en-US"/>
-        </w:rPr>
-        <w:t>arXiv</w:t>
-      </w:r>
-      <w:proofErr w:type="spellEnd"/>
-      <w:r>
-        <w:rPr>
-          <w:lang w:val="en-US"/>
-        </w:rPr>
-        <w:t xml:space="preserve"> preprint arXiv:2508.15768. – 2025.</w:t>
+        <w:t>Eubanks T. M. et al. 3I/ATLAS (C/2025 N1): Direct Spacecraft Exploration of a Possible Relic of Planetary Formation at" Cosmic Noon" //arXiv preprint arXiv:2508.15768. – 2025.</w:t>
       </w:r>
     </w:p>
     <w:p>
@@ -6690,21 +9312,215 @@
         <w:rPr>
           <w:lang w:val="en-US"/>
         </w:rPr>
-        <w:t xml:space="preserve">Ahuja G., Ganesh S. Effect of different </w:t>
-      </w:r>
-      <w:proofErr w:type="gramStart"/>
-      <w:r>
+        <w:t>Ahuja G., Ganesh S. Effect of different Non-Gravitational accelerations on the trajectory of Interstellar Comet 3I/ATLAS //Research Notes of the AAS. – 2026. – Т. 10. – №. 1. – С. 19.</w:t>
+      </w:r>
+    </w:p>
+    <w:p>
+      <w:pPr>
+        <w:pStyle w:val="a1"/>
+        <w:numPr>
+          <w:ilvl w:val="0"/>
+          <w:numId w:val="3"/>
+        </w:numPr>
         <w:rPr>
           <w:lang w:val="en-US"/>
         </w:rPr>
-        <w:t>Non-Gravitational</w:t>
-      </w:r>
-      <w:proofErr w:type="gramEnd"/>
+      </w:pPr>
+      <w:proofErr w:type="spellStart"/>
       <w:r>
         <w:rPr>
           <w:lang w:val="en-US"/>
         </w:rPr>
-        <w:t xml:space="preserve"> accelerations on the trajectory of Interstellar Comet 3I/ATLAS //Research Notes of the AAS. – 2026. – Т. 10. – №. 1. – С. 19.</w:t>
+        <w:t>Find_Orb</w:t>
+      </w:r>
+      <w:proofErr w:type="spellEnd"/>
+      <w:r>
+        <w:rPr>
+          <w:lang w:val="en-US"/>
+        </w:rPr>
+        <w:t xml:space="preserve"> Orbit determination software URL:</w:t>
+      </w:r>
+      <w:r>
+        <w:rPr>
+          <w:lang w:val="en-US"/>
+        </w:rPr>
+        <w:t xml:space="preserve"> </w:t>
+      </w:r>
+      <w:hyperlink r:id="rId8" w:history="1">
+        <w:r>
+          <w:rPr>
+            <w:rStyle w:val="a8"/>
+            <w:lang w:val="en-US"/>
+          </w:rPr>
+          <w:t>https://projectpluto.com/find_orb.htm</w:t>
+        </w:r>
+      </w:hyperlink>
+      <w:r>
+        <w:rPr>
+          <w:lang w:val="en-US"/>
+        </w:rPr>
+        <w:t xml:space="preserve"> </w:t>
+      </w:r>
+    </w:p>
+    <w:p>
+      <w:pPr>
+        <w:pStyle w:val="a1"/>
+        <w:numPr>
+          <w:ilvl w:val="0"/>
+          <w:numId w:val="3"/>
+        </w:numPr>
+        <w:rPr>
+          <w:lang w:val="en-US"/>
+        </w:rPr>
+      </w:pPr>
+      <w:proofErr w:type="spellStart"/>
+      <w:r>
+        <w:rPr>
+          <w:lang w:val="en-US"/>
+        </w:rPr>
+        <w:t>OrbFit</w:t>
+      </w:r>
+      <w:proofErr w:type="spellEnd"/>
+      <w:r>
+        <w:rPr>
+          <w:lang w:val="en-US"/>
+        </w:rPr>
+        <w:t xml:space="preserve">, </w:t>
+      </w:r>
+      <w:r>
+        <w:rPr>
+          <w:lang w:val="en-US"/>
+        </w:rPr>
+        <w:t>an astronomy library to compute orbits and ephemerides</w:t>
+      </w:r>
+      <w:r>
+        <w:rPr>
+          <w:lang w:val="en-US"/>
+        </w:rPr>
+        <w:t xml:space="preserve"> URL: </w:t>
+      </w:r>
+      <w:hyperlink r:id="rId9" w:history="1">
+        <w:r>
+          <w:rPr>
+            <w:rStyle w:val="a8"/>
+            <w:lang w:val="en-US"/>
+          </w:rPr>
+          <w:t>https://github.com/Unipisa</w:t>
+        </w:r>
+        <w:r>
+          <w:rPr>
+            <w:rStyle w:val="a8"/>
+            <w:lang w:val="en-US"/>
+          </w:rPr>
+          <w:t>/</w:t>
+        </w:r>
+        <w:r>
+          <w:rPr>
+            <w:rStyle w:val="a8"/>
+            <w:lang w:val="en-US"/>
+          </w:rPr>
+          <w:t>OrbFit</w:t>
+        </w:r>
+      </w:hyperlink>
+    </w:p>
+    <w:p>
+      <w:pPr>
+        <w:pStyle w:val="a1"/>
+        <w:numPr>
+          <w:ilvl w:val="0"/>
+          <w:numId w:val="3"/>
+        </w:numPr>
+        <w:rPr>
+          <w:lang w:val="en-US"/>
+        </w:rPr>
+      </w:pPr>
+      <w:r>
+        <w:rPr>
+          <w:lang w:val="en-US"/>
+        </w:rPr>
+        <w:t>Monte</w:t>
+      </w:r>
+      <w:r>
+        <w:rPr>
+          <w:lang w:val="en-US"/>
+        </w:rPr>
+        <w:t xml:space="preserve"> (</w:t>
+      </w:r>
+      <w:r>
+        <w:rPr>
+          <w:lang w:val="en-US"/>
+        </w:rPr>
+        <w:t>Mission Analysis, Operations, and Navigation Toolkit Environment</w:t>
+      </w:r>
+      <w:r>
+        <w:rPr>
+          <w:lang w:val="en-US"/>
+        </w:rPr>
+        <w:t xml:space="preserve">) URL: </w:t>
+      </w:r>
+      <w:r>
+        <w:rPr>
+          <w:lang w:val="en-US"/>
+        </w:rPr>
+        <w:t>https://montepy.jpl.nasa.gov/</w:t>
+      </w:r>
+    </w:p>
+    <w:p>
+      <w:pPr>
+        <w:pStyle w:val="a1"/>
+        <w:numPr>
+          <w:ilvl w:val="0"/>
+          <w:numId w:val="3"/>
+        </w:numPr>
+        <w:rPr>
+          <w:lang w:val="en-US"/>
+        </w:rPr>
+      </w:pPr>
+      <w:proofErr w:type="spellStart"/>
+      <w:r>
+        <w:rPr>
+          <w:lang w:val="en-US"/>
+        </w:rPr>
+        <w:t>OpenOrb</w:t>
+      </w:r>
+      <w:proofErr w:type="spellEnd"/>
+      <w:r>
+        <w:rPr>
+          <w:lang w:val="en-US"/>
+        </w:rPr>
+        <w:t xml:space="preserve"> (or </w:t>
+      </w:r>
+      <w:proofErr w:type="spellStart"/>
+      <w:r>
+        <w:rPr>
+          <w:lang w:val="en-US"/>
+        </w:rPr>
+        <w:t>OOrb</w:t>
+      </w:r>
+      <w:proofErr w:type="spellEnd"/>
+      <w:r>
+        <w:rPr>
+          <w:lang w:val="en-US"/>
+        </w:rPr>
+        <w:t>), an open-source orbit-computation package.</w:t>
+      </w:r>
+      <w:r>
+        <w:rPr>
+          <w:lang w:val="en-US"/>
+        </w:rPr>
+        <w:t xml:space="preserve"> </w:t>
+      </w:r>
+      <w:r>
+        <w:rPr>
+          <w:lang w:val="en-US"/>
+        </w:rPr>
+        <w:t xml:space="preserve">URL: </w:t>
+      </w:r>
+      <w:r>
+        <w:rPr>
+          <w:lang w:val="en-US"/>
+        </w:rPr>
+        <w:t>https://github.com/oorb/oorb</w:t>
       </w:r>
     </w:p>
     <w:p>
@@ -6759,8 +9575,8 @@
       </w:pPr>
     </w:p>
     <w:sectPr>
-      <w:footerReference w:type="default" r:id="rId9"/>
-      <w:footerReference w:type="first" r:id="rId10"/>
+      <w:footerReference w:type="default" r:id="rId10"/>
+      <w:footerReference w:type="first" r:id="rId11"/>
       <w:pgSz w:w="11906" w:h="16838"/>
       <w:pgMar w:top="1134" w:right="850" w:bottom="1134" w:left="1701" w:header="0" w:footer="708" w:gutter="0"/>
       <w:cols w:space="720"/>
@@ -7160,6 +9976,92 @@
     </w:lvl>
   </w:abstractNum>
   <w:abstractNum w:abstractNumId="3" w15:restartNumberingAfterBreak="0">
+    <w:nsid w:val="3C815426"/>
+    <w:multiLevelType w:val="multilevel"/>
+    <w:tmpl w:val="4C889698"/>
+    <w:lvl w:ilvl="0">
+      <w:start w:val="1"/>
+      <w:numFmt w:val="decimal"/>
+      <w:lvlText w:val="%1."/>
+      <w:lvlJc w:val="left"/>
+      <w:pPr>
+        <w:ind w:left="720" w:hanging="720"/>
+      </w:pPr>
+    </w:lvl>
+    <w:lvl w:ilvl="1">
+      <w:start w:val="1"/>
+      <w:numFmt w:val="lowerLetter"/>
+      <w:lvlText w:val="%2."/>
+      <w:lvlJc w:val="left"/>
+      <w:pPr>
+        <w:ind w:left="1440" w:hanging="360"/>
+      </w:pPr>
+    </w:lvl>
+    <w:lvl w:ilvl="2">
+      <w:start w:val="1"/>
+      <w:numFmt w:val="lowerRoman"/>
+      <w:lvlText w:val="%3."/>
+      <w:lvlJc w:val="right"/>
+      <w:pPr>
+        <w:ind w:left="2160" w:hanging="180"/>
+      </w:pPr>
+    </w:lvl>
+    <w:lvl w:ilvl="3">
+      <w:start w:val="1"/>
+      <w:numFmt w:val="decimal"/>
+      <w:lvlText w:val="%4."/>
+      <w:lvlJc w:val="left"/>
+      <w:pPr>
+        <w:ind w:left="2880" w:hanging="360"/>
+      </w:pPr>
+    </w:lvl>
+    <w:lvl w:ilvl="4">
+      <w:start w:val="1"/>
+      <w:numFmt w:val="lowerLetter"/>
+      <w:lvlText w:val="%5."/>
+      <w:lvlJc w:val="left"/>
+      <w:pPr>
+        <w:ind w:left="3600" w:hanging="360"/>
+      </w:pPr>
+    </w:lvl>
+    <w:lvl w:ilvl="5">
+      <w:start w:val="1"/>
+      <w:numFmt w:val="lowerRoman"/>
+      <w:lvlText w:val="%6."/>
+      <w:lvlJc w:val="right"/>
+      <w:pPr>
+        <w:ind w:left="4320" w:hanging="180"/>
+      </w:pPr>
+    </w:lvl>
+    <w:lvl w:ilvl="6">
+      <w:start w:val="1"/>
+      <w:numFmt w:val="decimal"/>
+      <w:lvlText w:val="%7."/>
+      <w:lvlJc w:val="left"/>
+      <w:pPr>
+        <w:ind w:left="5040" w:hanging="360"/>
+      </w:pPr>
+    </w:lvl>
+    <w:lvl w:ilvl="7">
+      <w:start w:val="1"/>
+      <w:numFmt w:val="lowerLetter"/>
+      <w:lvlText w:val="%8."/>
+      <w:lvlJc w:val="left"/>
+      <w:pPr>
+        <w:ind w:left="5760" w:hanging="360"/>
+      </w:pPr>
+    </w:lvl>
+    <w:lvl w:ilvl="8">
+      <w:start w:val="1"/>
+      <w:numFmt w:val="lowerRoman"/>
+      <w:lvlText w:val="%9."/>
+      <w:lvlJc w:val="right"/>
+      <w:pPr>
+        <w:ind w:left="6480" w:hanging="180"/>
+      </w:pPr>
+    </w:lvl>
+  </w:abstractNum>
+  <w:abstractNum w:abstractNumId="4" w15:restartNumberingAfterBreak="0">
     <w:nsid w:val="4BDF7973"/>
     <w:multiLevelType w:val="hybridMultilevel"/>
     <w:tmpl w:val="1966E480"/>
@@ -7273,7 +10175,7 @@
       </w:rPr>
     </w:lvl>
   </w:abstractNum>
-  <w:abstractNum w:abstractNumId="4" w15:restartNumberingAfterBreak="0">
+  <w:abstractNum w:abstractNumId="5" w15:restartNumberingAfterBreak="0">
     <w:nsid w:val="59042454"/>
     <w:multiLevelType w:val="multilevel"/>
     <w:tmpl w:val="CBE47F88"/>
@@ -7386,7 +10288,93 @@
       </w:pPr>
     </w:lvl>
   </w:abstractNum>
-  <w:abstractNum w:abstractNumId="5" w15:restartNumberingAfterBreak="0">
+  <w:abstractNum w:abstractNumId="6" w15:restartNumberingAfterBreak="0">
+    <w:nsid w:val="7A322FFD"/>
+    <w:multiLevelType w:val="multilevel"/>
+    <w:tmpl w:val="4C889698"/>
+    <w:lvl w:ilvl="0">
+      <w:start w:val="1"/>
+      <w:numFmt w:val="decimal"/>
+      <w:lvlText w:val="%1."/>
+      <w:lvlJc w:val="left"/>
+      <w:pPr>
+        <w:ind w:left="720" w:hanging="720"/>
+      </w:pPr>
+    </w:lvl>
+    <w:lvl w:ilvl="1">
+      <w:start w:val="1"/>
+      <w:numFmt w:val="lowerLetter"/>
+      <w:lvlText w:val="%2."/>
+      <w:lvlJc w:val="left"/>
+      <w:pPr>
+        <w:ind w:left="1440" w:hanging="360"/>
+      </w:pPr>
+    </w:lvl>
+    <w:lvl w:ilvl="2">
+      <w:start w:val="1"/>
+      <w:numFmt w:val="lowerRoman"/>
+      <w:lvlText w:val="%3."/>
+      <w:lvlJc w:val="right"/>
+      <w:pPr>
+        <w:ind w:left="2160" w:hanging="180"/>
+      </w:pPr>
+    </w:lvl>
+    <w:lvl w:ilvl="3">
+      <w:start w:val="1"/>
+      <w:numFmt w:val="decimal"/>
+      <w:lvlText w:val="%4."/>
+      <w:lvlJc w:val="left"/>
+      <w:pPr>
+        <w:ind w:left="2880" w:hanging="360"/>
+      </w:pPr>
+    </w:lvl>
+    <w:lvl w:ilvl="4">
+      <w:start w:val="1"/>
+      <w:numFmt w:val="lowerLetter"/>
+      <w:lvlText w:val="%5."/>
+      <w:lvlJc w:val="left"/>
+      <w:pPr>
+        <w:ind w:left="3600" w:hanging="360"/>
+      </w:pPr>
+    </w:lvl>
+    <w:lvl w:ilvl="5">
+      <w:start w:val="1"/>
+      <w:numFmt w:val="lowerRoman"/>
+      <w:lvlText w:val="%6."/>
+      <w:lvlJc w:val="right"/>
+      <w:pPr>
+        <w:ind w:left="4320" w:hanging="180"/>
+      </w:pPr>
+    </w:lvl>
+    <w:lvl w:ilvl="6">
+      <w:start w:val="1"/>
+      <w:numFmt w:val="decimal"/>
+      <w:lvlText w:val="%7."/>
+      <w:lvlJc w:val="left"/>
+      <w:pPr>
+        <w:ind w:left="5040" w:hanging="360"/>
+      </w:pPr>
+    </w:lvl>
+    <w:lvl w:ilvl="7">
+      <w:start w:val="1"/>
+      <w:numFmt w:val="lowerLetter"/>
+      <w:lvlText w:val="%8."/>
+      <w:lvlJc w:val="left"/>
+      <w:pPr>
+        <w:ind w:left="5760" w:hanging="360"/>
+      </w:pPr>
+    </w:lvl>
+    <w:lvl w:ilvl="8">
+      <w:start w:val="1"/>
+      <w:numFmt w:val="lowerRoman"/>
+      <w:lvlText w:val="%9."/>
+      <w:lvlJc w:val="right"/>
+      <w:pPr>
+        <w:ind w:left="6480" w:hanging="180"/>
+      </w:pPr>
+    </w:lvl>
+  </w:abstractNum>
+  <w:abstractNum w:abstractNumId="7" w15:restartNumberingAfterBreak="0">
     <w:nsid w:val="7F7E6225"/>
     <w:multiLevelType w:val="hybridMultilevel"/>
     <w:tmpl w:val="F2789756"/>
@@ -7539,13 +10527,19 @@
     </w:lvlOverride>
   </w:num>
   <w:num w:numId="5">
+    <w:abstractNumId w:val="7"/>
+  </w:num>
+  <w:num w:numId="6">
+    <w:abstractNumId w:val="4"/>
+  </w:num>
+  <w:num w:numId="7">
     <w:abstractNumId w:val="5"/>
   </w:num>
-  <w:num w:numId="6">
+  <w:num w:numId="8">
+    <w:abstractNumId w:val="6"/>
+  </w:num>
+  <w:num w:numId="9">
     <w:abstractNumId w:val="3"/>
-  </w:num>
-  <w:num w:numId="7">
-    <w:abstractNumId w:val="4"/>
   </w:num>
 </w:numbering>
 </file>
@@ -8380,6 +11374,157 @@
     <w:qFormat/>
     <w:rsid w:val="00826081"/>
   </w:style>
+  <w:style w:type="character" w:styleId="af3">
+    <w:name w:val="Placeholder Text"/>
+    <w:basedOn w:val="a2"/>
+    <w:uiPriority w:val="99"/>
+    <w:semiHidden/>
+    <w:rsid w:val="000D6C33"/>
+    <w:rPr>
+      <w:color w:val="808080"/>
+    </w:rPr>
+  </w:style>
+  <w:style w:type="character" w:styleId="af4">
+    <w:name w:val="Unresolved Mention"/>
+    <w:basedOn w:val="a2"/>
+    <w:uiPriority w:val="99"/>
+    <w:semiHidden/>
+    <w:unhideWhenUsed/>
+    <w:rsid w:val="008F7FB1"/>
+    <w:rPr>
+      <w:color w:val="605E5C"/>
+      <w:shd w:val="clear" w:color="auto" w:fill="E1DFDD"/>
+    </w:rPr>
+  </w:style>
+  <w:style w:type="character" w:styleId="af5">
+    <w:name w:val="FollowedHyperlink"/>
+    <w:basedOn w:val="a2"/>
+    <w:uiPriority w:val="99"/>
+    <w:semiHidden/>
+    <w:unhideWhenUsed/>
+    <w:rsid w:val="007206FE"/>
+    <w:rPr>
+      <w:color w:val="800080" w:themeColor="followedHyperlink"/>
+      <w:u w:val="single"/>
+    </w:rPr>
+  </w:style>
+  <w:style w:type="table" w:styleId="5">
+    <w:name w:val="Plain Table 5"/>
+    <w:basedOn w:val="a3"/>
+    <w:uiPriority w:val="45"/>
+    <w:rsid w:val="009C4406"/>
+    <w:tblPr>
+      <w:tblStyleRowBandSize w:val="1"/>
+      <w:tblStyleColBandSize w:val="1"/>
+    </w:tblPr>
+    <w:tblStylePr w:type="firstRow">
+      <w:rPr>
+        <w:rFonts w:asciiTheme="majorHAnsi" w:eastAsiaTheme="majorEastAsia" w:hAnsiTheme="majorHAnsi" w:cstheme="majorBidi"/>
+        <w:i/>
+        <w:iCs/>
+        <w:sz w:val="26"/>
+      </w:rPr>
+      <w:tblPr/>
+      <w:tcPr>
+        <w:tcBorders>
+          <w:bottom w:val="single" w:sz="4" w:space="0" w:color="7F7F7F" w:themeColor="text1" w:themeTint="80"/>
+        </w:tcBorders>
+        <w:shd w:val="clear" w:color="auto" w:fill="FFFFFF" w:themeFill="background1"/>
+      </w:tcPr>
+    </w:tblStylePr>
+    <w:tblStylePr w:type="lastRow">
+      <w:rPr>
+        <w:rFonts w:asciiTheme="majorHAnsi" w:eastAsiaTheme="majorEastAsia" w:hAnsiTheme="majorHAnsi" w:cstheme="majorBidi"/>
+        <w:i/>
+        <w:iCs/>
+        <w:sz w:val="26"/>
+      </w:rPr>
+      <w:tblPr/>
+      <w:tcPr>
+        <w:tcBorders>
+          <w:top w:val="single" w:sz="4" w:space="0" w:color="7F7F7F" w:themeColor="text1" w:themeTint="80"/>
+        </w:tcBorders>
+        <w:shd w:val="clear" w:color="auto" w:fill="FFFFFF" w:themeFill="background1"/>
+      </w:tcPr>
+    </w:tblStylePr>
+    <w:tblStylePr w:type="firstCol">
+      <w:pPr>
+        <w:jc w:val="right"/>
+      </w:pPr>
+      <w:rPr>
+        <w:rFonts w:asciiTheme="majorHAnsi" w:eastAsiaTheme="majorEastAsia" w:hAnsiTheme="majorHAnsi" w:cstheme="majorBidi"/>
+        <w:i/>
+        <w:iCs/>
+        <w:sz w:val="26"/>
+      </w:rPr>
+      <w:tblPr/>
+      <w:tcPr>
+        <w:tcBorders>
+          <w:right w:val="single" w:sz="4" w:space="0" w:color="7F7F7F" w:themeColor="text1" w:themeTint="80"/>
+        </w:tcBorders>
+        <w:shd w:val="clear" w:color="auto" w:fill="FFFFFF" w:themeFill="background1"/>
+      </w:tcPr>
+    </w:tblStylePr>
+    <w:tblStylePr w:type="lastCol">
+      <w:rPr>
+        <w:rFonts w:asciiTheme="majorHAnsi" w:eastAsiaTheme="majorEastAsia" w:hAnsiTheme="majorHAnsi" w:cstheme="majorBidi"/>
+        <w:i/>
+        <w:iCs/>
+        <w:sz w:val="26"/>
+      </w:rPr>
+      <w:tblPr/>
+      <w:tcPr>
+        <w:tcBorders>
+          <w:left w:val="single" w:sz="4" w:space="0" w:color="7F7F7F" w:themeColor="text1" w:themeTint="80"/>
+        </w:tcBorders>
+        <w:shd w:val="clear" w:color="auto" w:fill="FFFFFF" w:themeFill="background1"/>
+      </w:tcPr>
+    </w:tblStylePr>
+    <w:tblStylePr w:type="band1Vert">
+      <w:tblPr/>
+      <w:tcPr>
+        <w:shd w:val="clear" w:color="auto" w:fill="F2F2F2" w:themeFill="background1" w:themeFillShade="F2"/>
+      </w:tcPr>
+    </w:tblStylePr>
+    <w:tblStylePr w:type="band1Horz">
+      <w:tblPr/>
+      <w:tcPr>
+        <w:shd w:val="clear" w:color="auto" w:fill="F2F2F2" w:themeFill="background1" w:themeFillShade="F2"/>
+      </w:tcPr>
+    </w:tblStylePr>
+    <w:tblStylePr w:type="neCell">
+      <w:tblPr/>
+      <w:tcPr>
+        <w:tcBorders>
+          <w:left w:val="nil"/>
+        </w:tcBorders>
+      </w:tcPr>
+    </w:tblStylePr>
+    <w:tblStylePr w:type="nwCell">
+      <w:tblPr/>
+      <w:tcPr>
+        <w:tcBorders>
+          <w:right w:val="nil"/>
+        </w:tcBorders>
+      </w:tcPr>
+    </w:tblStylePr>
+    <w:tblStylePr w:type="seCell">
+      <w:tblPr/>
+      <w:tcPr>
+        <w:tcBorders>
+          <w:left w:val="nil"/>
+        </w:tcBorders>
+      </w:tcPr>
+    </w:tblStylePr>
+    <w:tblStylePr w:type="swCell">
+      <w:tblPr/>
+      <w:tcPr>
+        <w:tcBorders>
+          <w:right w:val="nil"/>
+        </w:tcBorders>
+      </w:tcPr>
+    </w:tblStylePr>
+  </w:style>
 </w:styles>
 </file>
 

--- a/Text/ВКР.docx
+++ b/Text/ВКР.docx
@@ -4415,7 +4415,7 @@
       <w:r>
         <w:fldChar w:fldCharType="separate"/>
       </w:r>
-      <w:hyperlink w:anchor="_Toc227757616" w:history="1">
+      <w:hyperlink w:anchor="_Toc228565302" w:history="1">
         <w:r>
           <w:rPr>
             <w:rStyle w:val="a8"/>
@@ -4438,7 +4438,7 @@
           <w:rPr>
             <w:webHidden/>
           </w:rPr>
-          <w:instrText xml:space="preserve"> PAGEREF _Toc227757616 \h </w:instrText>
+          <w:instrText xml:space="preserve"> PAGEREF _Toc228565302 \h </w:instrText>
         </w:r>
         <w:r>
           <w:rPr>
@@ -4475,7 +4475,7 @@
           <w:lang w:eastAsia="ru-RU" w:bidi="ar-SA"/>
         </w:rPr>
       </w:pPr>
-      <w:hyperlink w:anchor="_Toc227757617" w:history="1">
+      <w:hyperlink w:anchor="_Toc228565303" w:history="1">
         <w:r>
           <w:rPr>
             <w:rStyle w:val="a8"/>
@@ -4498,7 +4498,7 @@
           <w:rPr>
             <w:webHidden/>
           </w:rPr>
-          <w:instrText xml:space="preserve"> PAGEREF _Toc227757617 \h </w:instrText>
+          <w:instrText xml:space="preserve"> PAGEREF _Toc228565303 \h </w:instrText>
         </w:r>
         <w:r>
           <w:rPr>
@@ -4535,12 +4535,12 @@
           <w:lang w:eastAsia="ru-RU" w:bidi="ar-SA"/>
         </w:rPr>
       </w:pPr>
-      <w:hyperlink w:anchor="_Toc227757618" w:history="1">
+      <w:hyperlink w:anchor="_Toc228565304" w:history="1">
         <w:r>
           <w:rPr>
             <w:rStyle w:val="a8"/>
           </w:rPr>
-          <w:t>1 Первая глава</w:t>
+          <w:t>1 Обзор предметной области</w:t>
         </w:r>
         <w:r>
           <w:rPr>
@@ -4558,7 +4558,7 @@
           <w:rPr>
             <w:webHidden/>
           </w:rPr>
-          <w:instrText xml:space="preserve"> PAGEREF _Toc227757618 \h </w:instrText>
+          <w:instrText xml:space="preserve"> PAGEREF _Toc228565304 \h </w:instrText>
         </w:r>
         <w:r>
           <w:rPr>
@@ -4575,7 +4575,7 @@
           <w:rPr>
             <w:webHidden/>
           </w:rPr>
-          <w:t>9</w:t>
+          <w:t>10</w:t>
         </w:r>
         <w:r>
           <w:rPr>
@@ -4595,13 +4595,13 @@
           <w:lang w:eastAsia="ru-RU" w:bidi="ar-SA"/>
         </w:rPr>
       </w:pPr>
-      <w:hyperlink w:anchor="_Toc227757619" w:history="1">
+      <w:hyperlink w:anchor="_Toc228565305" w:history="1">
         <w:r>
           <w:rPr>
             <w:rStyle w:val="a8"/>
             <w:rFonts w:cs="Times New Roman"/>
           </w:rPr>
-          <w:t>1.1 Первый раздел первой главы</w:t>
+          <w:t>1.1 Описание предметной области</w:t>
         </w:r>
         <w:r>
           <w:rPr>
@@ -4619,7 +4619,7 @@
           <w:rPr>
             <w:webHidden/>
           </w:rPr>
-          <w:instrText xml:space="preserve"> PAGEREF _Toc227757619 \h </w:instrText>
+          <w:instrText xml:space="preserve"> PAGEREF _Toc228565305 \h </w:instrText>
         </w:r>
         <w:r>
           <w:rPr>
@@ -4636,7 +4636,7 @@
           <w:rPr>
             <w:webHidden/>
           </w:rPr>
-          <w:t>9</w:t>
+          <w:t>10</w:t>
         </w:r>
         <w:r>
           <w:rPr>
@@ -4656,12 +4656,12 @@
           <w:lang w:eastAsia="ru-RU" w:bidi="ar-SA"/>
         </w:rPr>
       </w:pPr>
-      <w:hyperlink w:anchor="_Toc227757620" w:history="1">
+      <w:hyperlink w:anchor="_Toc228565306" w:history="1">
         <w:r>
           <w:rPr>
             <w:rStyle w:val="a8"/>
           </w:rPr>
-          <w:t>1.2 Второй раздел первой главы</w:t>
+          <w:t>1.2 Обзор литературы</w:t>
         </w:r>
         <w:r>
           <w:rPr>
@@ -4679,7 +4679,7 @@
           <w:rPr>
             <w:webHidden/>
           </w:rPr>
-          <w:instrText xml:space="preserve"> PAGEREF _Toc227757620 \h </w:instrText>
+          <w:instrText xml:space="preserve"> PAGEREF _Toc228565306 \h </w:instrText>
         </w:r>
         <w:r>
           <w:rPr>
@@ -4696,7 +4696,7 @@
           <w:rPr>
             <w:webHidden/>
           </w:rPr>
-          <w:t>10</w:t>
+          <w:t>12</w:t>
         </w:r>
         <w:r>
           <w:rPr>
@@ -4716,7 +4716,487 @@
           <w:lang w:eastAsia="ru-RU" w:bidi="ar-SA"/>
         </w:rPr>
       </w:pPr>
-      <w:hyperlink w:anchor="_Toc227757621" w:history="1">
+      <w:hyperlink w:anchor="_Toc228565307" w:history="1">
+        <w:r>
+          <w:rPr>
+            <w:rStyle w:val="a8"/>
+          </w:rPr>
+          <w:t>2 Выбор метода решения</w:t>
+        </w:r>
+        <w:r>
+          <w:rPr>
+            <w:webHidden/>
+          </w:rPr>
+          <w:tab/>
+        </w:r>
+        <w:r>
+          <w:rPr>
+            <w:webHidden/>
+          </w:rPr>
+          <w:fldChar w:fldCharType="begin"/>
+        </w:r>
+        <w:r>
+          <w:rPr>
+            <w:webHidden/>
+          </w:rPr>
+          <w:instrText xml:space="preserve"> PAGEREF _Toc228565307 \h </w:instrText>
+        </w:r>
+        <w:r>
+          <w:rPr>
+            <w:webHidden/>
+          </w:rPr>
+        </w:r>
+        <w:r>
+          <w:rPr>
+            <w:webHidden/>
+          </w:rPr>
+          <w:fldChar w:fldCharType="separate"/>
+        </w:r>
+        <w:r>
+          <w:rPr>
+            <w:webHidden/>
+          </w:rPr>
+          <w:t>18</w:t>
+        </w:r>
+        <w:r>
+          <w:rPr>
+            <w:webHidden/>
+          </w:rPr>
+          <w:fldChar w:fldCharType="end"/>
+        </w:r>
+      </w:hyperlink>
+    </w:p>
+    <w:p>
+      <w:pPr>
+        <w:pStyle w:val="20"/>
+        <w:rPr>
+          <w:rFonts w:asciiTheme="minorHAnsi" w:eastAsiaTheme="minorEastAsia" w:hAnsiTheme="minorHAnsi" w:cstheme="minorBidi"/>
+          <w:sz w:val="22"/>
+          <w:szCs w:val="22"/>
+          <w:lang w:eastAsia="ru-RU" w:bidi="ar-SA"/>
+        </w:rPr>
+      </w:pPr>
+      <w:hyperlink w:anchor="_Toc228565308" w:history="1">
+        <w:r>
+          <w:rPr>
+            <w:rStyle w:val="a8"/>
+          </w:rPr>
+          <w:t>2.1 Постановка задачи</w:t>
+        </w:r>
+        <w:r>
+          <w:rPr>
+            <w:webHidden/>
+          </w:rPr>
+          <w:tab/>
+        </w:r>
+        <w:r>
+          <w:rPr>
+            <w:webHidden/>
+          </w:rPr>
+          <w:fldChar w:fldCharType="begin"/>
+        </w:r>
+        <w:r>
+          <w:rPr>
+            <w:webHidden/>
+          </w:rPr>
+          <w:instrText xml:space="preserve"> PAGEREF _Toc228565308 \h </w:instrText>
+        </w:r>
+        <w:r>
+          <w:rPr>
+            <w:webHidden/>
+          </w:rPr>
+        </w:r>
+        <w:r>
+          <w:rPr>
+            <w:webHidden/>
+          </w:rPr>
+          <w:fldChar w:fldCharType="separate"/>
+        </w:r>
+        <w:r>
+          <w:rPr>
+            <w:webHidden/>
+          </w:rPr>
+          <w:t>18</w:t>
+        </w:r>
+        <w:r>
+          <w:rPr>
+            <w:webHidden/>
+          </w:rPr>
+          <w:fldChar w:fldCharType="end"/>
+        </w:r>
+      </w:hyperlink>
+    </w:p>
+    <w:p>
+      <w:pPr>
+        <w:pStyle w:val="20"/>
+        <w:rPr>
+          <w:rFonts w:asciiTheme="minorHAnsi" w:eastAsiaTheme="minorEastAsia" w:hAnsiTheme="minorHAnsi" w:cstheme="minorBidi"/>
+          <w:sz w:val="22"/>
+          <w:szCs w:val="22"/>
+          <w:lang w:eastAsia="ru-RU" w:bidi="ar-SA"/>
+        </w:rPr>
+      </w:pPr>
+      <w:hyperlink w:anchor="_Toc228565309" w:history="1">
+        <w:r>
+          <w:rPr>
+            <w:rStyle w:val="a8"/>
+          </w:rPr>
+          <w:t>2.2 Требования к решению</w:t>
+        </w:r>
+        <w:r>
+          <w:rPr>
+            <w:webHidden/>
+          </w:rPr>
+          <w:tab/>
+        </w:r>
+        <w:r>
+          <w:rPr>
+            <w:webHidden/>
+          </w:rPr>
+          <w:fldChar w:fldCharType="begin"/>
+        </w:r>
+        <w:r>
+          <w:rPr>
+            <w:webHidden/>
+          </w:rPr>
+          <w:instrText xml:space="preserve"> PAGEREF _Toc228565309 \h </w:instrText>
+        </w:r>
+        <w:r>
+          <w:rPr>
+            <w:webHidden/>
+          </w:rPr>
+        </w:r>
+        <w:r>
+          <w:rPr>
+            <w:webHidden/>
+          </w:rPr>
+          <w:fldChar w:fldCharType="separate"/>
+        </w:r>
+        <w:r>
+          <w:rPr>
+            <w:webHidden/>
+          </w:rPr>
+          <w:t>18</w:t>
+        </w:r>
+        <w:r>
+          <w:rPr>
+            <w:webHidden/>
+          </w:rPr>
+          <w:fldChar w:fldCharType="end"/>
+        </w:r>
+      </w:hyperlink>
+    </w:p>
+    <w:p>
+      <w:pPr>
+        <w:pStyle w:val="20"/>
+        <w:rPr>
+          <w:rFonts w:asciiTheme="minorHAnsi" w:eastAsiaTheme="minorEastAsia" w:hAnsiTheme="minorHAnsi" w:cstheme="minorBidi"/>
+          <w:sz w:val="22"/>
+          <w:szCs w:val="22"/>
+          <w:lang w:eastAsia="ru-RU" w:bidi="ar-SA"/>
+        </w:rPr>
+      </w:pPr>
+      <w:hyperlink w:anchor="_Toc228565310" w:history="1">
+        <w:r>
+          <w:rPr>
+            <w:rStyle w:val="a8"/>
+          </w:rPr>
+          <w:t>2.3 Обоснование требований к решению</w:t>
+        </w:r>
+        <w:r>
+          <w:rPr>
+            <w:webHidden/>
+          </w:rPr>
+          <w:tab/>
+        </w:r>
+        <w:r>
+          <w:rPr>
+            <w:webHidden/>
+          </w:rPr>
+          <w:fldChar w:fldCharType="begin"/>
+        </w:r>
+        <w:r>
+          <w:rPr>
+            <w:webHidden/>
+          </w:rPr>
+          <w:instrText xml:space="preserve"> PAGEREF _Toc228565310 \h </w:instrText>
+        </w:r>
+        <w:r>
+          <w:rPr>
+            <w:webHidden/>
+          </w:rPr>
+        </w:r>
+        <w:r>
+          <w:rPr>
+            <w:webHidden/>
+          </w:rPr>
+          <w:fldChar w:fldCharType="separate"/>
+        </w:r>
+        <w:r>
+          <w:rPr>
+            <w:webHidden/>
+          </w:rPr>
+          <w:t>18</w:t>
+        </w:r>
+        <w:r>
+          <w:rPr>
+            <w:webHidden/>
+          </w:rPr>
+          <w:fldChar w:fldCharType="end"/>
+        </w:r>
+      </w:hyperlink>
+    </w:p>
+    <w:p>
+      <w:pPr>
+        <w:pStyle w:val="10"/>
+        <w:rPr>
+          <w:rFonts w:asciiTheme="minorHAnsi" w:eastAsiaTheme="minorEastAsia" w:hAnsiTheme="minorHAnsi" w:cstheme="minorBidi"/>
+          <w:sz w:val="22"/>
+          <w:szCs w:val="22"/>
+          <w:lang w:eastAsia="ru-RU" w:bidi="ar-SA"/>
+        </w:rPr>
+      </w:pPr>
+      <w:hyperlink w:anchor="_Toc228565311" w:history="1">
+        <w:r>
+          <w:rPr>
+            <w:rStyle w:val="a8"/>
+          </w:rPr>
+          <w:t>3 Описание метода решения</w:t>
+        </w:r>
+        <w:r>
+          <w:rPr>
+            <w:webHidden/>
+          </w:rPr>
+          <w:tab/>
+        </w:r>
+        <w:r>
+          <w:rPr>
+            <w:webHidden/>
+          </w:rPr>
+          <w:fldChar w:fldCharType="begin"/>
+        </w:r>
+        <w:r>
+          <w:rPr>
+            <w:webHidden/>
+          </w:rPr>
+          <w:instrText xml:space="preserve"> PAGEREF _Toc228565311 \h </w:instrText>
+        </w:r>
+        <w:r>
+          <w:rPr>
+            <w:webHidden/>
+          </w:rPr>
+        </w:r>
+        <w:r>
+          <w:rPr>
+            <w:webHidden/>
+          </w:rPr>
+          <w:fldChar w:fldCharType="separate"/>
+        </w:r>
+        <w:r>
+          <w:rPr>
+            <w:webHidden/>
+          </w:rPr>
+          <w:t>21</w:t>
+        </w:r>
+        <w:r>
+          <w:rPr>
+            <w:webHidden/>
+          </w:rPr>
+          <w:fldChar w:fldCharType="end"/>
+        </w:r>
+      </w:hyperlink>
+    </w:p>
+    <w:p>
+      <w:pPr>
+        <w:pStyle w:val="20"/>
+        <w:rPr>
+          <w:rFonts w:asciiTheme="minorHAnsi" w:eastAsiaTheme="minorEastAsia" w:hAnsiTheme="minorHAnsi" w:cstheme="minorBidi"/>
+          <w:sz w:val="22"/>
+          <w:szCs w:val="22"/>
+          <w:lang w:eastAsia="ru-RU" w:bidi="ar-SA"/>
+        </w:rPr>
+      </w:pPr>
+      <w:hyperlink w:anchor="_Toc228565312" w:history="1">
+        <w:r>
+          <w:rPr>
+            <w:rStyle w:val="a8"/>
+          </w:rPr>
+          <w:t>3.1 Математическая основа</w:t>
+        </w:r>
+        <w:r>
+          <w:rPr>
+            <w:webHidden/>
+          </w:rPr>
+          <w:tab/>
+        </w:r>
+        <w:r>
+          <w:rPr>
+            <w:webHidden/>
+          </w:rPr>
+          <w:fldChar w:fldCharType="begin"/>
+        </w:r>
+        <w:r>
+          <w:rPr>
+            <w:webHidden/>
+          </w:rPr>
+          <w:instrText xml:space="preserve"> PAGEREF _Toc228565312 \h </w:instrText>
+        </w:r>
+        <w:r>
+          <w:rPr>
+            <w:webHidden/>
+          </w:rPr>
+        </w:r>
+        <w:r>
+          <w:rPr>
+            <w:webHidden/>
+          </w:rPr>
+          <w:fldChar w:fldCharType="separate"/>
+        </w:r>
+        <w:r>
+          <w:rPr>
+            <w:webHidden/>
+          </w:rPr>
+          <w:t>21</w:t>
+        </w:r>
+        <w:r>
+          <w:rPr>
+            <w:webHidden/>
+          </w:rPr>
+          <w:fldChar w:fldCharType="end"/>
+        </w:r>
+      </w:hyperlink>
+    </w:p>
+    <w:p>
+      <w:pPr>
+        <w:pStyle w:val="20"/>
+        <w:rPr>
+          <w:rFonts w:asciiTheme="minorHAnsi" w:eastAsiaTheme="minorEastAsia" w:hAnsiTheme="minorHAnsi" w:cstheme="minorBidi"/>
+          <w:sz w:val="22"/>
+          <w:szCs w:val="22"/>
+          <w:lang w:eastAsia="ru-RU" w:bidi="ar-SA"/>
+        </w:rPr>
+      </w:pPr>
+      <w:hyperlink w:anchor="_Toc228565313" w:history="1">
+        <w:r>
+          <w:rPr>
+            <w:rStyle w:val="a8"/>
+          </w:rPr>
+          <w:t>3.2 Программная реализация</w:t>
+        </w:r>
+        <w:r>
+          <w:rPr>
+            <w:webHidden/>
+          </w:rPr>
+          <w:tab/>
+        </w:r>
+        <w:r>
+          <w:rPr>
+            <w:webHidden/>
+          </w:rPr>
+          <w:fldChar w:fldCharType="begin"/>
+        </w:r>
+        <w:r>
+          <w:rPr>
+            <w:webHidden/>
+          </w:rPr>
+          <w:instrText xml:space="preserve"> PAGEREF _Toc228565313 \h </w:instrText>
+        </w:r>
+        <w:r>
+          <w:rPr>
+            <w:webHidden/>
+          </w:rPr>
+        </w:r>
+        <w:r>
+          <w:rPr>
+            <w:webHidden/>
+          </w:rPr>
+          <w:fldChar w:fldCharType="separate"/>
+        </w:r>
+        <w:r>
+          <w:rPr>
+            <w:webHidden/>
+          </w:rPr>
+          <w:t>21</w:t>
+        </w:r>
+        <w:r>
+          <w:rPr>
+            <w:webHidden/>
+          </w:rPr>
+          <w:fldChar w:fldCharType="end"/>
+        </w:r>
+      </w:hyperlink>
+    </w:p>
+    <w:p>
+      <w:pPr>
+        <w:pStyle w:val="10"/>
+        <w:rPr>
+          <w:rFonts w:asciiTheme="minorHAnsi" w:eastAsiaTheme="minorEastAsia" w:hAnsiTheme="minorHAnsi" w:cstheme="minorBidi"/>
+          <w:sz w:val="22"/>
+          <w:szCs w:val="22"/>
+          <w:lang w:eastAsia="ru-RU" w:bidi="ar-SA"/>
+        </w:rPr>
+      </w:pPr>
+      <w:hyperlink w:anchor="_Toc228565314" w:history="1">
+        <w:r>
+          <w:rPr>
+            <w:rStyle w:val="a8"/>
+          </w:rPr>
+          <w:t>4 Исследование свойств решения</w:t>
+        </w:r>
+        <w:r>
+          <w:rPr>
+            <w:webHidden/>
+          </w:rPr>
+          <w:tab/>
+        </w:r>
+        <w:r>
+          <w:rPr>
+            <w:webHidden/>
+          </w:rPr>
+          <w:fldChar w:fldCharType="begin"/>
+        </w:r>
+        <w:r>
+          <w:rPr>
+            <w:webHidden/>
+          </w:rPr>
+          <w:instrText xml:space="preserve"> PAGEREF _Toc228565314 \h </w:instrText>
+        </w:r>
+        <w:r>
+          <w:rPr>
+            <w:webHidden/>
+          </w:rPr>
+        </w:r>
+        <w:r>
+          <w:rPr>
+            <w:webHidden/>
+          </w:rPr>
+          <w:fldChar w:fldCharType="separate"/>
+        </w:r>
+        <w:r>
+          <w:rPr>
+            <w:webHidden/>
+          </w:rPr>
+          <w:t>22</w:t>
+        </w:r>
+        <w:r>
+          <w:rPr>
+            <w:webHidden/>
+          </w:rPr>
+          <w:fldChar w:fldCharType="end"/>
+        </w:r>
+      </w:hyperlink>
+    </w:p>
+    <w:p>
+      <w:pPr>
+        <w:pStyle w:val="10"/>
+        <w:rPr>
+          <w:rFonts w:asciiTheme="minorHAnsi" w:eastAsiaTheme="minorEastAsia" w:hAnsiTheme="minorHAnsi" w:cstheme="minorBidi"/>
+          <w:sz w:val="22"/>
+          <w:szCs w:val="22"/>
+          <w:lang w:eastAsia="ru-RU" w:bidi="ar-SA"/>
+        </w:rPr>
+      </w:pPr>
+      <w:hyperlink w:anchor="_Toc228565315" w:history="1">
         <w:r>
           <w:rPr>
             <w:rStyle w:val="a8"/>
@@ -4739,7 +5219,7 @@
           <w:rPr>
             <w:webHidden/>
           </w:rPr>
-          <w:instrText xml:space="preserve"> PAGEREF _Toc227757621 \h </w:instrText>
+          <w:instrText xml:space="preserve"> PAGEREF _Toc228565315 \h </w:instrText>
         </w:r>
         <w:r>
           <w:rPr>
@@ -4756,7 +5236,7 @@
           <w:rPr>
             <w:webHidden/>
           </w:rPr>
-          <w:t>11</w:t>
+          <w:t>23</w:t>
         </w:r>
         <w:r>
           <w:rPr>
@@ -4776,7 +5256,7 @@
           <w:lang w:eastAsia="ru-RU" w:bidi="ar-SA"/>
         </w:rPr>
       </w:pPr>
-      <w:hyperlink w:anchor="_Toc227757622" w:history="1">
+      <w:hyperlink w:anchor="_Toc228565316" w:history="1">
         <w:r>
           <w:rPr>
             <w:rStyle w:val="a8"/>
@@ -4799,7 +5279,7 @@
           <w:rPr>
             <w:webHidden/>
           </w:rPr>
-          <w:instrText xml:space="preserve"> PAGEREF _Toc227757622 \h </w:instrText>
+          <w:instrText xml:space="preserve"> PAGEREF _Toc228565316 \h </w:instrText>
         </w:r>
         <w:r>
           <w:rPr>
@@ -4816,7 +5296,7 @@
           <w:rPr>
             <w:webHidden/>
           </w:rPr>
-          <w:t>12</w:t>
+          <w:t>24</w:t>
         </w:r>
         <w:r>
           <w:rPr>
@@ -4836,7 +5316,7 @@
           <w:lang w:eastAsia="ru-RU" w:bidi="ar-SA"/>
         </w:rPr>
       </w:pPr>
-      <w:hyperlink w:anchor="_Toc227757623" w:history="1">
+      <w:hyperlink w:anchor="_Toc228565317" w:history="1">
         <w:r>
           <w:rPr>
             <w:rStyle w:val="a8"/>
@@ -4859,7 +5339,7 @@
           <w:rPr>
             <w:webHidden/>
           </w:rPr>
-          <w:instrText xml:space="preserve"> PAGEREF _Toc227757623 \h </w:instrText>
+          <w:instrText xml:space="preserve"> PAGEREF _Toc228565317 \h </w:instrText>
         </w:r>
         <w:r>
           <w:rPr>
@@ -4876,7 +5356,7 @@
           <w:rPr>
             <w:webHidden/>
           </w:rPr>
-          <w:t>13</w:t>
+          <w:t>25</w:t>
         </w:r>
         <w:r>
           <w:rPr>
@@ -4902,7 +5382,7 @@
         <w:pStyle w:val="2"/>
         <w:jc w:val="center"/>
       </w:pPr>
-      <w:bookmarkStart w:id="0" w:name="_Toc227757616"/>
+      <w:bookmarkStart w:id="0" w:name="_Toc228565302"/>
       <w:r>
         <w:lastRenderedPageBreak/>
         <w:t>ОПРЕДЕЛЕНИЯ, ОБОЗНАЧЕНИЯ И СОКРАЩЕНИЯ</w:t>
@@ -4930,7 +5410,7 @@
           <w:rFonts w:cs="Times New Roman"/>
         </w:rPr>
       </w:pPr>
-      <w:bookmarkStart w:id="1" w:name="_Toc227757617"/>
+      <w:bookmarkStart w:id="1" w:name="_Toc228565303"/>
       <w:r>
         <w:rPr>
           <w:rFonts w:cs="Times New Roman"/>
@@ -5439,7 +5919,7 @@
         </w:rPr>
       </w:pPr>
       <w:bookmarkStart w:id="2" w:name="_Toc73173348"/>
-      <w:bookmarkStart w:id="3" w:name="_Toc227757618"/>
+      <w:bookmarkStart w:id="3" w:name="_Toc228565304"/>
       <w:r>
         <w:rPr>
           <w:rFonts w:cs="Times New Roman"/>
@@ -5448,23 +5928,23 @@
         <w:t xml:space="preserve">1 </w:t>
       </w:r>
       <w:bookmarkEnd w:id="2"/>
+      <w:r>
+        <w:rPr>
+          <w:rFonts w:cs="Times New Roman"/>
+        </w:rPr>
+        <w:t>Обзор предметной области</w:t>
+      </w:r>
       <w:bookmarkEnd w:id="3"/>
-      <w:r>
+    </w:p>
+    <w:p>
+      <w:pPr>
+        <w:pStyle w:val="3"/>
         <w:rPr>
           <w:rFonts w:cs="Times New Roman"/>
         </w:rPr>
-        <w:t>Обзор предметной области</w:t>
-      </w:r>
-    </w:p>
-    <w:p>
-      <w:pPr>
-        <w:pStyle w:val="3"/>
-        <w:rPr>
-          <w:rFonts w:cs="Times New Roman"/>
-        </w:rPr>
       </w:pPr>
       <w:bookmarkStart w:id="4" w:name="_Toc73173349"/>
-      <w:bookmarkStart w:id="5" w:name="_Toc227757619"/>
+      <w:bookmarkStart w:id="5" w:name="_Toc228565305"/>
       <w:r>
         <w:rPr>
           <w:rFonts w:cs="Times New Roman"/>
@@ -5473,32 +5953,32 @@
       </w:r>
       <w:bookmarkStart w:id="6" w:name="_Toc73173350"/>
       <w:bookmarkEnd w:id="4"/>
+      <w:r>
+        <w:rPr>
+          <w:rFonts w:cs="Times New Roman"/>
+        </w:rPr>
+        <w:t>Описание предметной области</w:t>
+      </w:r>
       <w:bookmarkEnd w:id="5"/>
-      <w:r>
+    </w:p>
+    <w:p>
+      <w:pPr>
+        <w:pStyle w:val="4"/>
         <w:rPr>
           <w:rFonts w:cs="Times New Roman"/>
         </w:rPr>
-        <w:t>Описание предметной области</w:t>
-      </w:r>
-    </w:p>
-    <w:p>
-      <w:pPr>
-        <w:pStyle w:val="4"/>
+      </w:pPr>
+      <w:r>
         <w:rPr>
           <w:rFonts w:cs="Times New Roman"/>
         </w:rPr>
-      </w:pPr>
+        <w:t xml:space="preserve">1.1.1 </w:t>
+      </w:r>
+      <w:bookmarkEnd w:id="6"/>
       <w:r>
         <w:rPr>
           <w:rFonts w:cs="Times New Roman"/>
         </w:rPr>
-        <w:t xml:space="preserve">1.1.1 </w:t>
-      </w:r>
-      <w:bookmarkEnd w:id="6"/>
-      <w:r>
-        <w:rPr>
-          <w:rFonts w:cs="Times New Roman"/>
-        </w:rPr>
         <w:t>Моделирование орбиты</w:t>
       </w:r>
     </w:p>
@@ -5729,6 +6209,14 @@
         </w:rPr>
         <w:t>Это классическое решение прямой задачи механики с помощью численного моделирования.</w:t>
       </w:r>
+    </w:p>
+    <w:p>
+      <w:pPr>
+        <w:pStyle w:val="a1"/>
+        <w:rPr>
+          <w:lang w:eastAsia="ru-RU" w:bidi="ar-SA"/>
+        </w:rPr>
+      </w:pPr>
     </w:p>
     <w:p>
       <w:pPr>
@@ -5873,14 +6361,14 @@
         <w:rPr>
           <w:lang w:eastAsia="ru-RU" w:bidi="ar-SA"/>
         </w:rPr>
-        <w:t xml:space="preserve">определенный (начальный) момент времени. Причем этот момент времени не обязательно самый ранний из рассматриваемого временного промежутка, так как интегрирование может производиться и назад во времени. Под начальным понимается тот момент времени, в который состояние динамической </w:t>
+        <w:t xml:space="preserve">определенный (начальный) момент времени. Причем этот момент времени не обязательно самый ранний из рассматриваемого временного промежутка, так как интегрирование может производиться и назад во времени. Под начальным </w:t>
       </w:r>
       <w:r>
         <w:rPr>
           <w:lang w:eastAsia="ru-RU" w:bidi="ar-SA"/>
         </w:rPr>
         <w:lastRenderedPageBreak/>
-        <w:t xml:space="preserve">системы считается известным. </w:t>
+        <w:t xml:space="preserve">понимается тот момент времени, в который состояние динамической системы считается известным. </w:t>
       </w:r>
       <w:r>
         <w:rPr>
@@ -6124,6 +6612,14 @@
         </w:rPr>
         <w:t xml:space="preserve"> </w:t>
       </w:r>
+    </w:p>
+    <w:p>
+      <w:pPr>
+        <w:pStyle w:val="a1"/>
+        <w:rPr>
+          <w:lang w:eastAsia="ru-RU" w:bidi="ar-SA"/>
+        </w:rPr>
+      </w:pPr>
     </w:p>
     <w:p>
       <w:pPr>
@@ -6290,7 +6786,11 @@
         <w:t xml:space="preserve">, </w:t>
       </w:r>
       <w:r>
-        <w:t>экваториальной, эклиптической,</w:t>
+        <w:t xml:space="preserve">экваториальной, </w:t>
+      </w:r>
+      <w:r>
+        <w:lastRenderedPageBreak/>
+        <w:t>эклиптической,</w:t>
       </w:r>
       <w:r>
         <w:t xml:space="preserve"> или</w:t>
@@ -6299,11 +6799,7 @@
         <w:t xml:space="preserve"> галактической.</w:t>
       </w:r>
       <w:r>
-        <w:t xml:space="preserve"> Обычно наблюдения приводятся ко </w:t>
-      </w:r>
-      <w:r>
-        <w:lastRenderedPageBreak/>
-        <w:t xml:space="preserve">второй экваториальной системе, в которой координатами являются </w:t>
+        <w:t xml:space="preserve"> Обычно наблюдения приводятся ко второй экваториальной системе, в которой координатами являются </w:t>
       </w:r>
       <w:r>
         <w:t>прямое восхождение (</w:t>
@@ -6565,37 +7061,45 @@
       <w:pPr>
         <w:pStyle w:val="a1"/>
         <w:rPr>
+          <w:lang w:eastAsia="ru-RU" w:bidi="ar-SA"/>
+        </w:rPr>
+      </w:pPr>
+      <w:r>
+        <w:rPr>
+          <w:lang w:eastAsia="ru-RU" w:bidi="ar-SA"/>
+        </w:rPr>
+        <w:t>В рамках данной работы основным источником данных выступают астрометрические измерения небесных координат во второй экваториальной системе координат.</w:t>
+      </w:r>
+      <w:r>
+        <w:rPr>
+          <w:lang w:eastAsia="ru-RU" w:bidi="ar-SA"/>
+        </w:rPr>
+        <w:t xml:space="preserve"> </w:t>
+      </w:r>
+    </w:p>
+    <w:p>
+      <w:pPr>
+        <w:pStyle w:val="a1"/>
+        <w:rPr>
           <w:lang w:val="en-US" w:eastAsia="ru-RU" w:bidi="ar-SA"/>
         </w:rPr>
       </w:pPr>
-      <w:r>
-        <w:rPr>
-          <w:lang w:eastAsia="ru-RU" w:bidi="ar-SA"/>
-        </w:rPr>
-        <w:t>В рамках данной работы основным источником данных выступают астрометрические измерения небесных координат во второй экваториальной системе координат.</w:t>
-      </w:r>
-      <w:r>
-        <w:rPr>
-          <w:lang w:eastAsia="ru-RU" w:bidi="ar-SA"/>
-        </w:rPr>
-        <w:t xml:space="preserve"> </w:t>
-      </w:r>
     </w:p>
     <w:p>
       <w:pPr>
         <w:pStyle w:val="3"/>
       </w:pPr>
-      <w:bookmarkStart w:id="7" w:name="_Toc227757620"/>
+      <w:bookmarkStart w:id="7" w:name="_Toc228565306"/>
       <w:r>
         <w:t xml:space="preserve">1.2 </w:t>
       </w:r>
+      <w:r>
+        <w:t xml:space="preserve">Обзор </w:t>
+      </w:r>
+      <w:r>
+        <w:t>литературы</w:t>
+      </w:r>
       <w:bookmarkEnd w:id="7"/>
-      <w:r>
-        <w:t xml:space="preserve">Обзор </w:t>
-      </w:r>
-      <w:r>
-        <w:t>литературы</w:t>
-      </w:r>
     </w:p>
     <w:p>
       <w:pPr>
@@ -7682,6 +8186,7 @@
         <w:rPr>
           <w:lang w:eastAsia="ru-RU" w:bidi="ar-SA"/>
         </w:rPr>
+        <w:lastRenderedPageBreak/>
         <w:t xml:space="preserve">Невязки </w:t>
       </w:r>
       <m:oMath>
@@ -8071,15 +8576,13 @@
       <w:pPr>
         <w:pStyle w:val="a1"/>
         <w:rPr>
-          <w:i/>
-          <w:lang w:eastAsia="ru-RU" w:bidi="ar-SA"/>
-        </w:rPr>
-      </w:pPr>
-      <w:r>
-        <w:rPr>
-          <w:lang w:eastAsia="ru-RU" w:bidi="ar-SA"/>
-        </w:rPr>
-        <w:lastRenderedPageBreak/>
+          <w:lang w:eastAsia="ru-RU" w:bidi="ar-SA"/>
+        </w:rPr>
+      </w:pPr>
+      <w:r>
+        <w:rPr>
+          <w:lang w:eastAsia="ru-RU" w:bidi="ar-SA"/>
+        </w:rPr>
         <w:t xml:space="preserve">Требуется найти </w:t>
       </w:r>
       <m:oMath>
@@ -8160,6 +8663,15 @@
     </w:p>
     <w:p>
       <w:pPr>
+        <w:pStyle w:val="a1"/>
+        <w:rPr>
+          <w:i/>
+          <w:lang w:eastAsia="ru-RU" w:bidi="ar-SA"/>
+        </w:rPr>
+      </w:pPr>
+    </w:p>
+    <w:p>
+      <w:pPr>
         <w:pStyle w:val="4"/>
         <w:numPr>
           <w:ilvl w:val="0"/>
@@ -8315,7 +8827,11 @@
       </w:r>
       <w:proofErr w:type="spellEnd"/>
       <w:r>
-        <w:t xml:space="preserve">. Реализует дифференциальную коррекцию орбит по нелинейному МНК с аналитическим расчётом частных производных. Поддерживает расширенные динамические модели, включая релятивистские поправки в </w:t>
+        <w:t xml:space="preserve">. Реализует дифференциальную </w:t>
+      </w:r>
+      <w:r>
+        <w:lastRenderedPageBreak/>
+        <w:t xml:space="preserve">коррекцию орбит по нелинейному МНК с аналитическим расчётом частных производных. Поддерживает расширенные динамические модели, включая релятивистские поправки в </w:t>
       </w:r>
       <w:proofErr w:type="spellStart"/>
       <w:r>
@@ -8331,11 +8847,7 @@
       </w:r>
       <w:proofErr w:type="spellEnd"/>
       <w:r>
-        <w:t xml:space="preserve">, </w:t>
-      </w:r>
-      <w:r>
-        <w:lastRenderedPageBreak/>
-        <w:t>возмущения от 16 крупнейших астероидов Главного пояса. Помимо МНК доступен метод вариантных орбит для статистического анализа неопределённостей и методы определения собственных элементов орбит. В качестве источника положений возмущающих тел используются эфемериды JPL DE (по умолчанию DE405, поддерживаются и более ранние/поздние версии). Исходный код открыт под лицензией GPL.</w:t>
+        <w:t>, возмущения от 16 крупнейших астероидов Главного пояса. Помимо МНК доступен метод вариантных орбит для статистического анализа неопределённостей и методы определения собственных элементов орбит. В качестве источника положений возмущающих тел используются эфемериды JPL DE (по умолчанию DE405, поддерживаются и более ранние/поздние версии). Исходный код открыт под лицензией GPL.</w:t>
       </w:r>
     </w:p>
     <w:p>
@@ -8503,12 +9015,22 @@
       </w:r>
       <w:proofErr w:type="spellEnd"/>
       <w:r>
-        <w:t xml:space="preserve"> и его вариант на основе цепей Маркова (MCMC), которые применяются для построения негауссовых функций плотности вероятности орбитальных параметров. Такой подход эффективен при обработке коротких дуг наблюдений, когда стандартный МНК даёт нестабильные оценки. Гравитационная модель включает Солнце, восемь больших планет и Луну; возмущения от астероидов в стандартной конфигурации не учитываются. </w:t>
+        <w:t xml:space="preserve"> и его вариант на основе цепей Маркова (MCMC), которые применяются для построения негауссовых функций плотности вероятности орбитальных параметров. </w:t>
       </w:r>
       <w:r>
         <w:lastRenderedPageBreak/>
-        <w:t>Положения возмущающих тел берутся из эфемерид JPL DE (по умолчанию DE430). Негравитационные ускорения в типовой конфигурации не моделируются, что делает пакет менее удобным для активных комет. Распространяется под лицензией GPL.</w:t>
-      </w:r>
+        <w:t>Такой подход эффективен при обработке коротких дуг наблюдений, когда стандартный МНК даёт нестабильные оценки. Гравитационная модель включает Солнце, восемь больших планет и Луну; возмущения от астероидов в стандартной конфигурации не учитываются. Положения возмущающих тел берутся из эфемерид JPL DE (по умолчанию DE430). Негравитационные ускорения в типовой конфигурации не моделируются, что делает пакет менее удобным для активных комет. Распространяется под лицензией GPL.</w:t>
+      </w:r>
+    </w:p>
+    <w:p>
+      <w:pPr>
+        <w:pStyle w:val="a1"/>
+        <w:ind w:firstLine="0"/>
+        <w:rPr>
+          <w:b/>
+          <w:bCs/>
+        </w:rPr>
+      </w:pPr>
     </w:p>
     <w:p>
       <w:pPr>
@@ -8602,7 +9124,14 @@
         <w:rPr>
           <w:lang w:eastAsia="ru-RU" w:bidi="ar-SA"/>
         </w:rPr>
-        <w:t xml:space="preserve"> влияет на орбиту. Учитываются как сам факт поддержки модели </w:t>
+        <w:t xml:space="preserve"> влияет на </w:t>
+      </w:r>
+      <w:r>
+        <w:rPr>
+          <w:lang w:eastAsia="ru-RU" w:bidi="ar-SA"/>
+        </w:rPr>
+        <w:lastRenderedPageBreak/>
+        <w:t xml:space="preserve">орбиту. Учитываются как сам факт поддержки модели </w:t>
       </w:r>
       <w:proofErr w:type="spellStart"/>
       <w:r>
@@ -8621,6 +9150,14 @@
     </w:p>
     <w:p>
       <w:pPr>
+        <w:pStyle w:val="a1"/>
+        <w:rPr>
+          <w:lang w:eastAsia="ru-RU" w:bidi="ar-SA"/>
+        </w:rPr>
+      </w:pPr>
+    </w:p>
+    <w:p>
+      <w:pPr>
         <w:pStyle w:val="4"/>
       </w:pPr>
       <w:r>
@@ -8632,7 +9169,6 @@
         <w:pStyle w:val="a1"/>
       </w:pPr>
       <w:r>
-        <w:lastRenderedPageBreak/>
         <w:t>Результаты сопоставления рассмотренных пакетов по выбранным критериям сведены в таблицу 1.</w:t>
       </w:r>
     </w:p>
@@ -9037,7 +9573,11 @@
       </w:r>
       <w:proofErr w:type="spellEnd"/>
       <w:r>
-        <w:t xml:space="preserve"> допускают её использование с фиксированным набором вариантов функции активности, MONTE предоставляет наибольшую гибкость в выборе g(r), но распространяется по закрытой лицензии, а </w:t>
+        <w:t xml:space="preserve"> допускают её использование с фиксированным набором вариантов функции активности, MONTE предоставляет наибольшую гибкость в выборе g(r), но распространяется по </w:t>
+      </w:r>
+      <w:r>
+        <w:lastRenderedPageBreak/>
+        <w:t xml:space="preserve">закрытой лицензии, а </w:t>
       </w:r>
       <w:proofErr w:type="spellStart"/>
       <w:r>
@@ -9057,34 +9597,4181 @@
     <w:p>
       <w:pPr>
         <w:pStyle w:val="a1"/>
-      </w:pPr>
-      <w:r>
-        <w:lastRenderedPageBreak/>
-        <w:t>Сложившаяся ситуация показывает, что разработка программы, опирающейся на альтернативные эфемериды</w:t>
-      </w:r>
-      <w:r>
-        <w:t xml:space="preserve"> </w:t>
-      </w:r>
-      <w:r>
-        <w:rPr>
-          <w:lang w:val="en-US"/>
-        </w:rPr>
-        <w:t>EPM</w:t>
-      </w:r>
-      <w:r>
-        <w:t xml:space="preserve"> </w:t>
-      </w:r>
-      <w:r>
-        <w:t xml:space="preserve">и допускающей гибкое задание функции активности, позволила бы независимо сопоставить орбитальные и негравитационные параметры 3I/ATLAS с результатами зарубежных центров и расширить инструментарий, доступный </w:t>
-      </w:r>
-      <w:r>
-        <w:t>для исследования движения межзвездной кометы.</w:t>
-      </w:r>
-      <w:r>
         <w:rPr>
           <w:b/>
           <w:bCs/>
         </w:rPr>
+      </w:pPr>
+      <w:r>
+        <w:t>Сложившаяся ситуация показывает, что разработка программы, опирающейся на альтернативные эфемериды</w:t>
+      </w:r>
+      <w:r>
+        <w:t xml:space="preserve"> </w:t>
+      </w:r>
+      <w:r>
+        <w:rPr>
+          <w:lang w:val="en-US"/>
+        </w:rPr>
+        <w:t>EPM</w:t>
+      </w:r>
+      <w:r>
+        <w:t xml:space="preserve"> </w:t>
+      </w:r>
+      <w:r>
+        <w:t xml:space="preserve">и допускающей задание </w:t>
+      </w:r>
+      <w:r>
+        <w:t xml:space="preserve">альтернативной </w:t>
+      </w:r>
+      <w:r>
+        <w:t xml:space="preserve">функции активности, позволила бы независимо сопоставить орбитальные и негравитационные параметры 3I/ATLAS с результатами зарубежных центров и расширить инструментарий, доступный </w:t>
+      </w:r>
+      <w:r>
+        <w:t>для исследования движения межзвездной кометы.</w:t>
+      </w:r>
+      <w:r>
+        <w:rPr>
+          <w:b/>
+          <w:bCs/>
+        </w:rPr>
+        <w:br w:type="page"/>
+      </w:r>
+    </w:p>
+    <w:p>
+      <w:pPr>
+        <w:pStyle w:val="2"/>
+      </w:pPr>
+      <w:bookmarkStart w:id="8" w:name="_Toc228565307"/>
+      <w:r>
+        <w:lastRenderedPageBreak/>
+        <w:t>2 Выбор метода решения</w:t>
+      </w:r>
+      <w:bookmarkEnd w:id="8"/>
+    </w:p>
+    <w:p>
+      <w:pPr>
+        <w:pStyle w:val="3"/>
+      </w:pPr>
+      <w:bookmarkStart w:id="9" w:name="_Toc228565308"/>
+      <w:r>
+        <w:t>2.1 Постановка задачи</w:t>
+      </w:r>
+      <w:bookmarkEnd w:id="9"/>
+    </w:p>
+    <w:p>
+      <w:pPr>
+        <w:pStyle w:val="a1"/>
+        <w:rPr>
+          <w:lang w:eastAsia="ru-RU" w:bidi="ar-SA"/>
+        </w:rPr>
+      </w:pPr>
+      <w:r>
+        <w:rPr>
+          <w:lang w:eastAsia="ru-RU" w:bidi="ar-SA"/>
+        </w:rPr>
+        <w:t xml:space="preserve">Необходимо разработать программу, которая по астрометрическим наблюдениям межзвёздной кометы 3I/ATLAS уточняет начальные условия её движения и коэффициенты модели негравитационного ускорения </w:t>
+      </w:r>
+      <w:proofErr w:type="spellStart"/>
+      <w:r>
+        <w:rPr>
+          <w:lang w:eastAsia="ru-RU" w:bidi="ar-SA"/>
+        </w:rPr>
+        <w:t>Марсдена</w:t>
+      </w:r>
+      <w:proofErr w:type="spellEnd"/>
+      <w:r>
+        <w:rPr>
+          <w:lang w:eastAsia="ru-RU" w:bidi="ar-SA"/>
+        </w:rPr>
+        <w:t>.</w:t>
+      </w:r>
+    </w:p>
+    <w:p>
+      <w:pPr>
+        <w:pStyle w:val="a1"/>
+        <w:rPr>
+          <w:lang w:eastAsia="ru-RU" w:bidi="ar-SA"/>
+        </w:rPr>
+      </w:pPr>
+    </w:p>
+    <w:p>
+      <w:pPr>
+        <w:pStyle w:val="3"/>
+      </w:pPr>
+      <w:bookmarkStart w:id="10" w:name="_Toc228565309"/>
+      <w:r>
+        <w:t>2.2 Требования к решению</w:t>
+      </w:r>
+      <w:bookmarkEnd w:id="10"/>
+    </w:p>
+    <w:p>
+      <w:pPr>
+        <w:pStyle w:val="a1"/>
+        <w:rPr>
+          <w:lang w:eastAsia="ru-RU" w:bidi="ar-SA"/>
+        </w:rPr>
+      </w:pPr>
+      <w:r>
+        <w:rPr>
+          <w:lang w:eastAsia="ru-RU" w:bidi="ar-SA"/>
+        </w:rPr>
+        <w:t>К разрабатываемой программе предъявляются следующие требования:</w:t>
+      </w:r>
+    </w:p>
+    <w:p>
+      <w:pPr>
+        <w:pStyle w:val="a1"/>
+        <w:numPr>
+          <w:ilvl w:val="0"/>
+          <w:numId w:val="10"/>
+        </w:numPr>
+        <w:rPr>
+          <w:lang w:eastAsia="ru-RU" w:bidi="ar-SA"/>
+        </w:rPr>
+      </w:pPr>
+      <w:r>
+        <w:rPr>
+          <w:lang w:eastAsia="ru-RU" w:bidi="ar-SA"/>
+        </w:rPr>
+        <w:t>И</w:t>
+      </w:r>
+      <w:r>
+        <w:rPr>
+          <w:lang w:eastAsia="ru-RU" w:bidi="ar-SA"/>
+        </w:rPr>
+        <w:t>спользование эфемерид EPM ИПА РАН в качестве источника положений возмущающих тел;</w:t>
+      </w:r>
+    </w:p>
+    <w:p>
+      <w:pPr>
+        <w:pStyle w:val="a1"/>
+        <w:numPr>
+          <w:ilvl w:val="0"/>
+          <w:numId w:val="10"/>
+        </w:numPr>
+        <w:rPr>
+          <w:lang w:eastAsia="ru-RU" w:bidi="ar-SA"/>
+        </w:rPr>
+      </w:pPr>
+      <w:r>
+        <w:rPr>
+          <w:lang w:eastAsia="ru-RU" w:bidi="ar-SA"/>
+        </w:rPr>
+        <w:t>П</w:t>
+      </w:r>
+      <w:r>
+        <w:rPr>
+          <w:lang w:eastAsia="ru-RU" w:bidi="ar-SA"/>
+        </w:rPr>
+        <w:t xml:space="preserve">оддержка модели </w:t>
+      </w:r>
+      <w:proofErr w:type="spellStart"/>
+      <w:r>
+        <w:rPr>
+          <w:lang w:eastAsia="ru-RU" w:bidi="ar-SA"/>
+        </w:rPr>
+        <w:t>Марсдена</w:t>
+      </w:r>
+      <w:proofErr w:type="spellEnd"/>
+      <w:r>
+        <w:rPr>
+          <w:lang w:eastAsia="ru-RU" w:bidi="ar-SA"/>
+        </w:rPr>
+        <w:t xml:space="preserve"> с возможностью задания произвольной функции активности g(r);</w:t>
+      </w:r>
+    </w:p>
+    <w:p>
+      <w:pPr>
+        <w:pStyle w:val="a1"/>
+        <w:numPr>
+          <w:ilvl w:val="0"/>
+          <w:numId w:val="10"/>
+        </w:numPr>
+        <w:rPr>
+          <w:lang w:eastAsia="ru-RU" w:bidi="ar-SA"/>
+        </w:rPr>
+      </w:pPr>
+      <w:r>
+        <w:rPr>
+          <w:lang w:eastAsia="ru-RU" w:bidi="ar-SA"/>
+        </w:rPr>
+        <w:t>У</w:t>
+      </w:r>
+      <w:r>
+        <w:rPr>
+          <w:lang w:eastAsia="ru-RU" w:bidi="ar-SA"/>
+        </w:rPr>
+        <w:t>чёт гравитационных возмущений от больших планет, Луны, Плутона и крупных астероидов, а также квадрупольного момента Солнца;</w:t>
+      </w:r>
+    </w:p>
+    <w:p>
+      <w:pPr>
+        <w:pStyle w:val="a1"/>
+        <w:numPr>
+          <w:ilvl w:val="0"/>
+          <w:numId w:val="10"/>
+        </w:numPr>
+        <w:rPr>
+          <w:lang w:eastAsia="ru-RU" w:bidi="ar-SA"/>
+        </w:rPr>
+      </w:pPr>
+      <w:r>
+        <w:rPr>
+          <w:lang w:eastAsia="ru-RU" w:bidi="ar-SA"/>
+        </w:rPr>
+        <w:t>И</w:t>
+      </w:r>
+      <w:r>
+        <w:rPr>
+          <w:lang w:eastAsia="ru-RU" w:bidi="ar-SA"/>
+        </w:rPr>
+        <w:t>спользование метода Гаусса–Ньютона для решения обратной задачи;</w:t>
+      </w:r>
+    </w:p>
+    <w:p>
+      <w:pPr>
+        <w:pStyle w:val="a1"/>
+        <w:numPr>
+          <w:ilvl w:val="0"/>
+          <w:numId w:val="10"/>
+        </w:numPr>
+        <w:rPr>
+          <w:lang w:eastAsia="ru-RU" w:bidi="ar-SA"/>
+        </w:rPr>
+      </w:pPr>
+      <w:r>
+        <w:rPr>
+          <w:lang w:eastAsia="ru-RU" w:bidi="ar-SA"/>
+        </w:rPr>
+        <w:t>Р</w:t>
+      </w:r>
+      <w:r>
+        <w:rPr>
+          <w:lang w:eastAsia="ru-RU" w:bidi="ar-SA"/>
+        </w:rPr>
+        <w:t>асчёт матрицы частных производных через уравнения в вариациях;</w:t>
+      </w:r>
+    </w:p>
+    <w:p>
+      <w:pPr>
+        <w:pStyle w:val="a1"/>
+        <w:numPr>
+          <w:ilvl w:val="0"/>
+          <w:numId w:val="10"/>
+        </w:numPr>
+        <w:rPr>
+          <w:lang w:eastAsia="ru-RU" w:bidi="ar-SA"/>
+        </w:rPr>
+      </w:pPr>
+      <w:r>
+        <w:rPr>
+          <w:lang w:eastAsia="ru-RU" w:bidi="ar-SA"/>
+        </w:rPr>
+        <w:t>П</w:t>
+      </w:r>
+      <w:r>
+        <w:rPr>
+          <w:lang w:eastAsia="ru-RU" w:bidi="ar-SA"/>
+        </w:rPr>
+        <w:t>оддержка астрометрических данных в формате Центра малых планет (MPC</w:t>
+      </w:r>
+      <w:r>
+        <w:rPr>
+          <w:lang w:eastAsia="ru-RU" w:bidi="ar-SA"/>
+        </w:rPr>
+        <w:t xml:space="preserve"> </w:t>
+      </w:r>
+      <w:r>
+        <w:rPr>
+          <w:lang w:eastAsia="ru-RU" w:bidi="ar-SA"/>
+        </w:rPr>
+        <w:t>80-</w:t>
+      </w:r>
+      <w:r>
+        <w:rPr>
+          <w:lang w:val="en-US" w:eastAsia="ru-RU" w:bidi="ar-SA"/>
+        </w:rPr>
+        <w:t>column</w:t>
+      </w:r>
+      <w:r>
+        <w:rPr>
+          <w:lang w:eastAsia="ru-RU" w:bidi="ar-SA"/>
+        </w:rPr>
+        <w:t xml:space="preserve"> </w:t>
+      </w:r>
+      <w:r>
+        <w:rPr>
+          <w:lang w:val="en-US" w:eastAsia="ru-RU" w:bidi="ar-SA"/>
+        </w:rPr>
+        <w:t>observation</w:t>
+      </w:r>
+      <w:r>
+        <w:rPr>
+          <w:lang w:eastAsia="ru-RU" w:bidi="ar-SA"/>
+        </w:rPr>
+        <w:t xml:space="preserve"> </w:t>
+      </w:r>
+      <w:r>
+        <w:rPr>
+          <w:lang w:val="en-US" w:eastAsia="ru-RU" w:bidi="ar-SA"/>
+        </w:rPr>
+        <w:t>format</w:t>
+      </w:r>
+      <w:r>
+        <w:rPr>
+          <w:lang w:eastAsia="ru-RU" w:bidi="ar-SA"/>
+        </w:rPr>
+        <w:t>);</w:t>
+      </w:r>
+    </w:p>
+    <w:p>
+      <w:pPr>
+        <w:pStyle w:val="a1"/>
+        <w:numPr>
+          <w:ilvl w:val="0"/>
+          <w:numId w:val="10"/>
+        </w:numPr>
+        <w:rPr>
+          <w:lang w:eastAsia="ru-RU" w:bidi="ar-SA"/>
+        </w:rPr>
+      </w:pPr>
+      <w:r>
+        <w:rPr>
+          <w:lang w:eastAsia="ru-RU" w:bidi="ar-SA"/>
+        </w:rPr>
+        <w:t>М</w:t>
+      </w:r>
+      <w:r>
+        <w:rPr>
+          <w:lang w:eastAsia="ru-RU" w:bidi="ar-SA"/>
+        </w:rPr>
+        <w:t>одульная организация программы, допускающая замену отдельных компонент физической модели.</w:t>
+      </w:r>
+    </w:p>
+    <w:p>
+      <w:pPr>
+        <w:pStyle w:val="a1"/>
+        <w:ind w:left="720" w:firstLine="0"/>
+        <w:rPr>
+          <w:lang w:eastAsia="ru-RU" w:bidi="ar-SA"/>
+        </w:rPr>
+      </w:pPr>
+    </w:p>
+    <w:p>
+      <w:pPr>
+        <w:pStyle w:val="3"/>
+      </w:pPr>
+      <w:bookmarkStart w:id="11" w:name="_Toc228565310"/>
+      <w:r>
+        <w:t>2.3 Обоснование требований к решению</w:t>
+      </w:r>
+      <w:bookmarkEnd w:id="11"/>
+    </w:p>
+    <w:p>
+      <w:pPr>
+        <w:pStyle w:val="a1"/>
+        <w:numPr>
+          <w:ilvl w:val="0"/>
+          <w:numId w:val="14"/>
+        </w:numPr>
+        <w:rPr>
+          <w:lang w:eastAsia="ru-RU" w:bidi="ar-SA"/>
+        </w:rPr>
+      </w:pPr>
+      <w:r>
+        <w:rPr>
+          <w:lang w:eastAsia="ru-RU" w:bidi="ar-SA"/>
+        </w:rPr>
+        <w:t xml:space="preserve">Использование эфемерид EPM ИПА РАН. Все рассмотренные в разделе 1.2 пакеты </w:t>
+      </w:r>
+      <w:r>
+        <w:rPr>
+          <w:lang w:eastAsia="ru-RU" w:bidi="ar-SA"/>
+        </w:rPr>
+        <w:t>используют</w:t>
+      </w:r>
+      <w:r>
+        <w:rPr>
+          <w:lang w:eastAsia="ru-RU" w:bidi="ar-SA"/>
+        </w:rPr>
+        <w:t xml:space="preserve"> </w:t>
+      </w:r>
+      <w:r>
+        <w:rPr>
+          <w:lang w:eastAsia="ru-RU" w:bidi="ar-SA"/>
+        </w:rPr>
+        <w:t xml:space="preserve">для определения положений тел Солнечной системы </w:t>
+      </w:r>
+      <w:r>
+        <w:rPr>
+          <w:lang w:eastAsia="ru-RU" w:bidi="ar-SA"/>
+        </w:rPr>
+        <w:t xml:space="preserve">эфемериды JPL DE, поэтому их орбитальные решения </w:t>
+      </w:r>
+      <w:r>
+        <w:rPr>
+          <w:lang w:eastAsia="ru-RU" w:bidi="ar-SA"/>
+        </w:rPr>
+        <w:t>основываются на</w:t>
+      </w:r>
+      <w:r>
+        <w:rPr>
+          <w:lang w:eastAsia="ru-RU" w:bidi="ar-SA"/>
+        </w:rPr>
+        <w:t xml:space="preserve"> одн</w:t>
+      </w:r>
+      <w:r>
+        <w:rPr>
+          <w:lang w:eastAsia="ru-RU" w:bidi="ar-SA"/>
+        </w:rPr>
+        <w:t>ой</w:t>
+      </w:r>
+      <w:r>
+        <w:rPr>
+          <w:lang w:eastAsia="ru-RU" w:bidi="ar-SA"/>
+        </w:rPr>
+        <w:t xml:space="preserve"> и т</w:t>
+      </w:r>
+      <w:r>
+        <w:rPr>
+          <w:lang w:eastAsia="ru-RU" w:bidi="ar-SA"/>
+        </w:rPr>
+        <w:t>ой</w:t>
+      </w:r>
+      <w:r>
+        <w:rPr>
+          <w:lang w:eastAsia="ru-RU" w:bidi="ar-SA"/>
+        </w:rPr>
+        <w:t xml:space="preserve"> же модел</w:t>
+      </w:r>
+      <w:r>
+        <w:rPr>
+          <w:lang w:eastAsia="ru-RU" w:bidi="ar-SA"/>
+        </w:rPr>
+        <w:t>и</w:t>
+      </w:r>
+      <w:r>
+        <w:rPr>
+          <w:lang w:eastAsia="ru-RU" w:bidi="ar-SA"/>
+        </w:rPr>
+        <w:t xml:space="preserve"> движения возмущающих тел. Применение независимо построенных эфемерид EPM позволяет выполнить </w:t>
+      </w:r>
+      <w:r>
+        <w:rPr>
+          <w:lang w:eastAsia="ru-RU" w:bidi="ar-SA"/>
+        </w:rPr>
+        <w:t>независимую</w:t>
+      </w:r>
+      <w:r>
+        <w:rPr>
+          <w:lang w:eastAsia="ru-RU" w:bidi="ar-SA"/>
+        </w:rPr>
+        <w:t xml:space="preserve"> проверку результатов на </w:t>
+      </w:r>
+      <w:r>
+        <w:rPr>
+          <w:lang w:eastAsia="ru-RU" w:bidi="ar-SA"/>
+        </w:rPr>
+        <w:t>другой</w:t>
+      </w:r>
+      <w:r>
+        <w:rPr>
+          <w:lang w:eastAsia="ru-RU" w:bidi="ar-SA"/>
+        </w:rPr>
+        <w:t xml:space="preserve"> модели Солнечной системы и тем самым повысить достоверность полученных оценок параметров 3I/ATLAS.</w:t>
+      </w:r>
+    </w:p>
+    <w:p>
+      <w:pPr>
+        <w:pStyle w:val="a1"/>
+        <w:numPr>
+          <w:ilvl w:val="0"/>
+          <w:numId w:val="14"/>
+        </w:numPr>
+        <w:rPr>
+          <w:lang w:eastAsia="ru-RU" w:bidi="ar-SA"/>
+        </w:rPr>
+      </w:pPr>
+      <w:r>
+        <w:rPr>
+          <w:lang w:eastAsia="ru-RU" w:bidi="ar-SA"/>
+        </w:rPr>
+        <w:lastRenderedPageBreak/>
+        <w:t xml:space="preserve">Поддержка модели </w:t>
+      </w:r>
+      <w:proofErr w:type="spellStart"/>
+      <w:r>
+        <w:rPr>
+          <w:lang w:eastAsia="ru-RU" w:bidi="ar-SA"/>
+        </w:rPr>
+        <w:t>Марсдена</w:t>
+      </w:r>
+      <w:proofErr w:type="spellEnd"/>
+      <w:r>
+        <w:rPr>
+          <w:lang w:eastAsia="ru-RU" w:bidi="ar-SA"/>
+        </w:rPr>
+        <w:t xml:space="preserve"> с произвольной функцией активности. Спектральные наблюдения 3I/ATLAS указывают на доминирование сублимации CO₂</w:t>
+      </w:r>
+      <w:r>
+        <w:rPr>
+          <w:lang w:eastAsia="ru-RU" w:bidi="ar-SA"/>
+        </w:rPr>
+        <w:t xml:space="preserve"> </w:t>
+      </w:r>
+      <w:r>
+        <w:rPr>
+          <w:lang w:eastAsia="ru-RU" w:bidi="ar-SA"/>
+        </w:rPr>
+        <w:t>[]</w:t>
+      </w:r>
+      <w:r>
+        <w:rPr>
+          <w:lang w:eastAsia="ru-RU" w:bidi="ar-SA"/>
+        </w:rPr>
+        <w:t xml:space="preserve">, для которой характерна функция активности, отличная от стандартной формулы </w:t>
+      </w:r>
+      <w:proofErr w:type="spellStart"/>
+      <w:r>
+        <w:rPr>
+          <w:lang w:eastAsia="ru-RU" w:bidi="ar-SA"/>
+        </w:rPr>
+        <w:t>Марсдена</w:t>
+      </w:r>
+      <w:proofErr w:type="spellEnd"/>
+      <w:r>
+        <w:rPr>
+          <w:lang w:eastAsia="ru-RU" w:bidi="ar-SA"/>
+        </w:rPr>
+        <w:t>–</w:t>
+      </w:r>
+      <w:proofErr w:type="spellStart"/>
+      <w:r>
+        <w:rPr>
+          <w:lang w:eastAsia="ru-RU" w:bidi="ar-SA"/>
+        </w:rPr>
+        <w:t>Секанины</w:t>
+      </w:r>
+      <w:proofErr w:type="spellEnd"/>
+      <w:r>
+        <w:rPr>
+          <w:lang w:eastAsia="ru-RU" w:bidi="ar-SA"/>
+        </w:rPr>
+        <w:t xml:space="preserve"> []</w:t>
+      </w:r>
+      <w:r>
+        <w:rPr>
+          <w:lang w:eastAsia="ru-RU" w:bidi="ar-SA"/>
+        </w:rPr>
+        <w:t xml:space="preserve">. Возможность задавать g(r) в произвольном виде </w:t>
+      </w:r>
+      <w:r>
+        <w:rPr>
+          <w:lang w:eastAsia="ru-RU" w:bidi="ar-SA"/>
+        </w:rPr>
+        <w:t xml:space="preserve">увеличит </w:t>
+      </w:r>
+      <w:r>
+        <w:rPr>
+          <w:lang w:eastAsia="ru-RU" w:bidi="ar-SA"/>
+        </w:rPr>
+        <w:t xml:space="preserve">пригодность программы для исследования альтернативных моделей сублимации, что особенно важно для межзвёздного объекта с заранее неизвестным </w:t>
+      </w:r>
+      <w:r>
+        <w:rPr>
+          <w:lang w:eastAsia="ru-RU" w:bidi="ar-SA"/>
+        </w:rPr>
+        <w:t xml:space="preserve">химическим </w:t>
+      </w:r>
+      <w:r>
+        <w:rPr>
+          <w:lang w:eastAsia="ru-RU" w:bidi="ar-SA"/>
+        </w:rPr>
+        <w:t>составом.</w:t>
+      </w:r>
+    </w:p>
+    <w:p>
+      <w:pPr>
+        <w:pStyle w:val="a1"/>
+        <w:numPr>
+          <w:ilvl w:val="0"/>
+          <w:numId w:val="14"/>
+        </w:numPr>
+        <w:rPr>
+          <w:lang w:eastAsia="ru-RU" w:bidi="ar-SA"/>
+        </w:rPr>
+      </w:pPr>
+      <w:r>
+        <w:rPr>
+          <w:lang w:eastAsia="ru-RU" w:bidi="ar-SA"/>
+        </w:rPr>
+        <w:t xml:space="preserve">Учёт гравитационных возмущений и квадрупольного момента Солнца. Точность </w:t>
+      </w:r>
+      <w:r>
+        <w:rPr>
+          <w:lang w:eastAsia="ru-RU" w:bidi="ar-SA"/>
+        </w:rPr>
+        <w:t>определения</w:t>
+      </w:r>
+      <w:r>
+        <w:rPr>
+          <w:lang w:eastAsia="ru-RU" w:bidi="ar-SA"/>
+        </w:rPr>
+        <w:t xml:space="preserve"> орбиты ограничена точностью динамической модели. Возмущения от больших планет дают основной вклад в часть ускорения,</w:t>
+      </w:r>
+      <w:r>
+        <w:rPr>
+          <w:lang w:eastAsia="ru-RU" w:bidi="ar-SA"/>
+        </w:rPr>
+        <w:t xml:space="preserve"> не связанную с Солнцем.</w:t>
+      </w:r>
+      <w:r>
+        <w:rPr>
+          <w:lang w:eastAsia="ru-RU" w:bidi="ar-SA"/>
+        </w:rPr>
+        <w:t xml:space="preserve"> Луна и Плутон существенны при близких сближениях, крупные астероиды Главного пояса заметно влияют на длинных интервалах интегрирования, а квадрупольный момент Солнца оказывает влияние при близком прохождении кометы около него. Включение всех перечисленных эффектов соответствует уровню моделирования, принятому в современных орбитальных пакетах, и обеспечивает сопоставимость результатов.</w:t>
+      </w:r>
+    </w:p>
+    <w:p>
+      <w:pPr>
+        <w:pStyle w:val="a1"/>
+        <w:numPr>
+          <w:ilvl w:val="0"/>
+          <w:numId w:val="14"/>
+        </w:numPr>
+        <w:rPr>
+          <w:lang w:eastAsia="ru-RU" w:bidi="ar-SA"/>
+        </w:rPr>
+      </w:pPr>
+      <w:r>
+        <w:rPr>
+          <w:lang w:eastAsia="ru-RU" w:bidi="ar-SA"/>
+        </w:rPr>
+        <w:t xml:space="preserve">Использование метода Гаусса–Ньютона. Дуга наблюдений 3I/ATLAS на момент исследования охватывает несколько месяцев и содержит достаточное число астрометрических измерений, чтобы </w:t>
+      </w:r>
+      <w:r>
+        <w:rPr>
+          <w:lang w:eastAsia="ru-RU" w:bidi="ar-SA"/>
+        </w:rPr>
+        <w:t>метод был устойчивым</w:t>
+      </w:r>
+      <w:r>
+        <w:rPr>
+          <w:lang w:eastAsia="ru-RU" w:bidi="ar-SA"/>
+        </w:rPr>
+        <w:t xml:space="preserve">. Начальное приближение доступно из решения JPL </w:t>
+      </w:r>
+      <w:proofErr w:type="spellStart"/>
+      <w:r>
+        <w:rPr>
+          <w:lang w:eastAsia="ru-RU" w:bidi="ar-SA"/>
+        </w:rPr>
+        <w:t>Horizons</w:t>
+      </w:r>
+      <w:proofErr w:type="spellEnd"/>
+      <w:r>
+        <w:rPr>
+          <w:lang w:eastAsia="ru-RU" w:bidi="ar-SA"/>
+        </w:rPr>
+        <w:t>. В таких условиях метод Гаусса–Ньютона даёт быструю сходимость и точечную оценку параметров с ковариационной матрицей, чего достаточно для целей исследования. Статистические методы (</w:t>
+      </w:r>
+      <w:proofErr w:type="spellStart"/>
+      <w:r>
+        <w:rPr>
+          <w:lang w:eastAsia="ru-RU" w:bidi="ar-SA"/>
+        </w:rPr>
+        <w:t>рейнджинг</w:t>
+      </w:r>
+      <w:proofErr w:type="spellEnd"/>
+      <w:r>
+        <w:rPr>
+          <w:lang w:eastAsia="ru-RU" w:bidi="ar-SA"/>
+        </w:rPr>
+        <w:t>, MCMC) ориентированы на короткие дуги и плохо определённые орбиты, поэтому их применение здесь избыточно. Фильтр Калмана и его модификации удобны при последовательном поступлении наблюдений в реальном времени, тогда как в данной задаче обрабатывается заранее известный набор измерений.</w:t>
+      </w:r>
+    </w:p>
+    <w:p>
+      <w:pPr>
+        <w:pStyle w:val="a1"/>
+        <w:numPr>
+          <w:ilvl w:val="0"/>
+          <w:numId w:val="14"/>
+        </w:numPr>
+        <w:rPr>
+          <w:lang w:eastAsia="ru-RU" w:bidi="ar-SA"/>
+        </w:rPr>
+      </w:pPr>
+      <w:r>
+        <w:rPr>
+          <w:lang w:eastAsia="ru-RU" w:bidi="ar-SA"/>
+        </w:rPr>
+        <w:lastRenderedPageBreak/>
+        <w:t>Расчёт частных производных через уравнения в вариациях. Численное дифференцирование через конечные разности требует многократного интегрирования траектории при разных возмущениях параметров и накапливает ошибку, чувствительную к выбору шага. Совместное интегрирование уравнений движения и уравнений в вариациях даёт частные производные с той же точностью, что и сама траектория, при сопоставимых вычислительных затратах. Это повышает устойчивость метода Гаусса–Ньютона и точность получаемой ковариационной матрицы.</w:t>
+      </w:r>
+    </w:p>
+    <w:p>
+      <w:pPr>
+        <w:pStyle w:val="a1"/>
+        <w:numPr>
+          <w:ilvl w:val="0"/>
+          <w:numId w:val="14"/>
+        </w:numPr>
+        <w:rPr>
+          <w:lang w:eastAsia="ru-RU" w:bidi="ar-SA"/>
+        </w:rPr>
+      </w:pPr>
+      <w:r>
+        <w:rPr>
+          <w:lang w:eastAsia="ru-RU" w:bidi="ar-SA"/>
+        </w:rPr>
+        <w:t>Поддержка формата MPC. Центр малых планет является основным агрегатором астрометрических наблюдений малых тел и публикует данные по 3I/ATLAS в стандартизированном виде. Поддержка этого формата обеспечивает прямой доступ к актуальным наблюдениям без промежуточной конвертации.</w:t>
+      </w:r>
+    </w:p>
+    <w:p>
+      <w:pPr>
+        <w:pStyle w:val="a1"/>
+        <w:numPr>
+          <w:ilvl w:val="0"/>
+          <w:numId w:val="14"/>
+        </w:numPr>
+        <w:rPr>
+          <w:lang w:eastAsia="ru-RU" w:bidi="ar-SA"/>
+        </w:rPr>
+      </w:pPr>
+      <w:r>
+        <w:rPr>
+          <w:lang w:eastAsia="ru-RU" w:bidi="ar-SA"/>
+        </w:rPr>
+        <w:t>Модульная организация программы.</w:t>
+      </w:r>
+      <w:r>
+        <w:rPr>
+          <w:lang w:eastAsia="ru-RU" w:bidi="ar-SA"/>
+        </w:rPr>
+        <w:t xml:space="preserve"> </w:t>
+      </w:r>
+      <w:r>
+        <w:t>Исследование негравитационного движения 3I/ATLAS не ограничивается одной фиксированной моделью: при поступлении новых наблюдений и уточнении состава летучих веществ потребуется проверять различные функции активности и варианты физической модели. Независимые модули физической модели, редукции наблюдений и численного уточнения позволяют заменять отдельные компоненты, не затрагивая остальной код, что упрощает такие эксперименты.</w:t>
+      </w:r>
+    </w:p>
+    <w:p>
+      <w:r>
+        <w:br w:type="page"/>
+      </w:r>
+    </w:p>
+    <w:p>
+      <w:pPr>
+        <w:pStyle w:val="2"/>
+        <w:rPr>
+          <w:rFonts w:eastAsia="Noto Serif CJK SC"/>
+        </w:rPr>
+      </w:pPr>
+      <w:bookmarkStart w:id="12" w:name="_Toc228565311"/>
+      <w:r>
+        <w:rPr>
+          <w:rFonts w:eastAsia="Noto Serif CJK SC"/>
+        </w:rPr>
+        <w:lastRenderedPageBreak/>
+        <w:t>3 Описание метода решения</w:t>
+      </w:r>
+      <w:bookmarkEnd w:id="12"/>
+    </w:p>
+    <w:p>
+      <w:pPr>
+        <w:pStyle w:val="3"/>
+        <w:rPr>
+          <w:rFonts w:eastAsia="Noto Serif CJK SC"/>
+        </w:rPr>
+      </w:pPr>
+      <w:bookmarkStart w:id="13" w:name="_Toc228565312"/>
+      <w:r>
+        <w:rPr>
+          <w:rFonts w:eastAsia="Noto Serif CJK SC"/>
+        </w:rPr>
+        <w:t>3.1 Математическая основа</w:t>
+      </w:r>
+      <w:bookmarkEnd w:id="13"/>
+    </w:p>
+    <w:p>
+      <w:pPr>
+        <w:pStyle w:val="4"/>
+        <w:rPr>
+          <w:rFonts w:eastAsia="Noto Serif CJK SC"/>
+        </w:rPr>
+      </w:pPr>
+      <w:r>
+        <w:rPr>
+          <w:rFonts w:eastAsia="Noto Serif CJK SC"/>
+        </w:rPr>
+        <w:t>3.1.1 Модель движения</w:t>
+      </w:r>
+    </w:p>
+    <w:p>
+      <w:pPr>
+        <w:pStyle w:val="a1"/>
+        <w:rPr>
+          <w:lang w:eastAsia="ru-RU" w:bidi="ar-SA"/>
+        </w:rPr>
+      </w:pPr>
+      <w:r>
+        <w:rPr>
+          <w:lang w:eastAsia="ru-RU" w:bidi="ar-SA"/>
+        </w:rPr>
+        <w:t xml:space="preserve">Движение кометы 3I/ATLAS </w:t>
+      </w:r>
+      <w:r>
+        <w:rPr>
+          <w:lang w:eastAsia="ru-RU" w:bidi="ar-SA"/>
+        </w:rPr>
+        <w:t>моделируется</w:t>
+      </w:r>
+      <w:r>
+        <w:rPr>
+          <w:lang w:eastAsia="ru-RU" w:bidi="ar-SA"/>
+        </w:rPr>
+        <w:t xml:space="preserve"> в барицентрической экваториальной системе координат J2000. Состояние кометы в момент времени </w:t>
+      </w:r>
+      <m:oMath>
+        <m:r>
+          <w:rPr>
+            <w:rFonts w:ascii="Cambria Math" w:hAnsi="Cambria Math"/>
+            <w:lang w:eastAsia="ru-RU" w:bidi="ar-SA"/>
+          </w:rPr>
+          <m:t>t</m:t>
+        </m:r>
+      </m:oMath>
+      <w:r>
+        <w:rPr>
+          <w:lang w:eastAsia="ru-RU" w:bidi="ar-SA"/>
+        </w:rPr>
+        <w:t xml:space="preserve"> задаётся вектором </w:t>
+      </w:r>
+      <m:oMath>
+        <m:r>
+          <w:rPr>
+            <w:rFonts w:ascii="Cambria Math" w:hAnsi="Cambria Math"/>
+            <w:lang w:eastAsia="ru-RU" w:bidi="ar-SA"/>
+          </w:rPr>
+          <m:t xml:space="preserve">X(t) = (r, v)ᵀ </m:t>
+        </m:r>
+        <m:r>
+          <w:rPr>
+            <w:rFonts w:ascii="Cambria Math" w:hAnsi="Cambria Math" w:cs="Cambria Math"/>
+            <w:lang w:eastAsia="ru-RU" w:bidi="ar-SA"/>
+          </w:rPr>
+          <m:t>∈</m:t>
+        </m:r>
+        <m:r>
+          <m:rPr>
+            <m:scr m:val="double-struck"/>
+          </m:rPr>
+          <w:rPr>
+            <w:rFonts w:ascii="Cambria Math" w:hAnsi="Cambria Math"/>
+            <w:lang w:eastAsia="ru-RU" w:bidi="ar-SA"/>
+          </w:rPr>
+          <m:t xml:space="preserve"> R⁶,</m:t>
+        </m:r>
+      </m:oMath>
+      <w:r>
+        <w:rPr>
+          <w:lang w:eastAsia="ru-RU" w:bidi="ar-SA"/>
+        </w:rPr>
+        <w:t xml:space="preserve"> где </w:t>
+      </w:r>
+      <m:oMath>
+        <m:r>
+          <w:rPr>
+            <w:rFonts w:ascii="Cambria Math" w:hAnsi="Cambria Math"/>
+            <w:lang w:eastAsia="ru-RU" w:bidi="ar-SA"/>
+          </w:rPr>
+          <m:t>r</m:t>
+        </m:r>
+      </m:oMath>
+      <w:r>
+        <w:rPr>
+          <w:lang w:eastAsia="ru-RU" w:bidi="ar-SA"/>
+        </w:rPr>
+        <w:t xml:space="preserve"> – барицентрический радиус-вектор, </w:t>
+      </w:r>
+      <m:oMath>
+        <m:r>
+          <w:rPr>
+            <w:rFonts w:ascii="Cambria Math" w:hAnsi="Cambria Math"/>
+            <w:lang w:eastAsia="ru-RU" w:bidi="ar-SA"/>
+          </w:rPr>
+          <m:t>v</m:t>
+        </m:r>
+      </m:oMath>
+      <w:r>
+        <w:rPr>
+          <w:lang w:eastAsia="ru-RU" w:bidi="ar-SA"/>
+        </w:rPr>
+        <w:t xml:space="preserve"> – соответствующая скорость. Эволюция состояния подчиняется уравнениям</w:t>
+      </w:r>
+    </w:p>
+    <w:p>
+      <w:pPr>
+        <w:pStyle w:val="a1"/>
+        <w:jc w:val="center"/>
+        <w:rPr>
+          <w:lang w:eastAsia="ru-RU" w:bidi="ar-SA"/>
+        </w:rPr>
+      </w:pPr>
+      <m:oMath>
+        <m:r>
+          <w:rPr>
+            <w:rFonts w:ascii="Cambria Math" w:hAnsi="Cambria Math"/>
+            <w:lang w:eastAsia="ru-RU" w:bidi="ar-SA"/>
+          </w:rPr>
+          <m:t xml:space="preserve">dr/dt = v,    dv/dt = </m:t>
+        </m:r>
+        <m:sSub>
+          <m:sSubPr>
+            <m:ctrlPr>
+              <w:rPr>
+                <w:rFonts w:ascii="Cambria Math" w:hAnsi="Cambria Math"/>
+                <w:i/>
+                <w:lang w:eastAsia="ru-RU" w:bidi="ar-SA"/>
+              </w:rPr>
+            </m:ctrlPr>
+          </m:sSubPr>
+          <m:e>
+            <m:r>
+              <w:rPr>
+                <w:rFonts w:ascii="Cambria Math" w:hAnsi="Cambria Math"/>
+                <w:lang w:eastAsia="ru-RU" w:bidi="ar-SA"/>
+              </w:rPr>
+              <m:t>a</m:t>
+            </m:r>
+          </m:e>
+          <m:sub>
+            <m:r>
+              <w:rPr>
+                <w:rFonts w:ascii="Cambria Math" w:hAnsi="Cambria Math"/>
+                <w:lang w:eastAsia="ru-RU" w:bidi="ar-SA"/>
+              </w:rPr>
+              <m:t>grav</m:t>
+            </m:r>
+          </m:sub>
+        </m:sSub>
+        <m:r>
+          <w:rPr>
+            <w:rFonts w:ascii="Cambria Math" w:hAnsi="Cambria Math"/>
+            <w:lang w:eastAsia="ru-RU" w:bidi="ar-SA"/>
+          </w:rPr>
+          <m:t xml:space="preserve">(r, t) + </m:t>
+        </m:r>
+        <m:sSub>
+          <m:sSubPr>
+            <m:ctrlPr>
+              <w:rPr>
+                <w:rFonts w:ascii="Cambria Math" w:hAnsi="Cambria Math"/>
+                <w:i/>
+                <w:lang w:eastAsia="ru-RU" w:bidi="ar-SA"/>
+              </w:rPr>
+            </m:ctrlPr>
+          </m:sSubPr>
+          <m:e>
+            <m:r>
+              <w:rPr>
+                <w:rFonts w:ascii="Cambria Math" w:hAnsi="Cambria Math"/>
+                <w:lang w:eastAsia="ru-RU" w:bidi="ar-SA"/>
+              </w:rPr>
+              <m:t>a</m:t>
+            </m:r>
+          </m:e>
+          <m:sub>
+            <m:r>
+              <w:rPr>
+                <w:rFonts w:ascii="Cambria Math" w:hAnsi="Cambria Math"/>
+                <w:lang w:eastAsia="ru-RU" w:bidi="ar-SA"/>
+              </w:rPr>
+              <m:t>ng</m:t>
+            </m:r>
+          </m:sub>
+        </m:sSub>
+        <m:r>
+          <w:rPr>
+            <w:rFonts w:ascii="Cambria Math" w:hAnsi="Cambria Math"/>
+            <w:lang w:eastAsia="ru-RU" w:bidi="ar-SA"/>
+          </w:rPr>
+          <m:t>(r, v, t).</m:t>
+        </m:r>
+      </m:oMath>
+      <w:r>
+        <w:rPr>
+          <w:lang w:eastAsia="ru-RU" w:bidi="ar-SA"/>
+        </w:rPr>
+        <w:t xml:space="preserve">      (3.1)</w:t>
+      </w:r>
+    </w:p>
+    <w:p>
+      <w:pPr>
+        <w:pStyle w:val="a1"/>
+        <w:rPr>
+          <w:lang w:eastAsia="ru-RU" w:bidi="ar-SA"/>
+        </w:rPr>
+      </w:pPr>
+      <w:r>
+        <w:rPr>
+          <w:lang w:eastAsia="ru-RU" w:bidi="ar-SA"/>
+        </w:rPr>
+        <w:t xml:space="preserve">Гравитационное ускорение </w:t>
+      </w:r>
+      <m:oMath>
+        <m:sSub>
+          <m:sSubPr>
+            <m:ctrlPr>
+              <w:rPr>
+                <w:rFonts w:ascii="Cambria Math" w:hAnsi="Cambria Math"/>
+                <w:i/>
+                <w:lang w:eastAsia="ru-RU" w:bidi="ar-SA"/>
+              </w:rPr>
+            </m:ctrlPr>
+          </m:sSubPr>
+          <m:e>
+            <m:r>
+              <w:rPr>
+                <w:rFonts w:ascii="Cambria Math" w:hAnsi="Cambria Math"/>
+                <w:lang w:eastAsia="ru-RU" w:bidi="ar-SA"/>
+              </w:rPr>
+              <m:t>a</m:t>
+            </m:r>
+          </m:e>
+          <m:sub>
+            <m:r>
+              <w:rPr>
+                <w:rFonts w:ascii="Cambria Math" w:hAnsi="Cambria Math"/>
+                <w:lang w:eastAsia="ru-RU" w:bidi="ar-SA"/>
+              </w:rPr>
+              <m:t>grav</m:t>
+            </m:r>
+          </m:sub>
+        </m:sSub>
+      </m:oMath>
+      <w:r>
+        <w:rPr>
+          <w:lang w:eastAsia="ru-RU" w:bidi="ar-SA"/>
+        </w:rPr>
+        <w:t xml:space="preserve"> складывается из ньютоновских притяжений семнадцати возмущающих тел и поправки на квадрупольный момент Солнца. Негравитационное ускорение </w:t>
+      </w:r>
+      <m:oMath>
+        <m:sSub>
+          <m:sSubPr>
+            <m:ctrlPr>
+              <w:rPr>
+                <w:rFonts w:ascii="Cambria Math" w:hAnsi="Cambria Math"/>
+                <w:i/>
+                <w:lang w:eastAsia="ru-RU" w:bidi="ar-SA"/>
+              </w:rPr>
+            </m:ctrlPr>
+          </m:sSubPr>
+          <m:e>
+            <m:r>
+              <w:rPr>
+                <w:rFonts w:ascii="Cambria Math" w:hAnsi="Cambria Math"/>
+                <w:lang w:eastAsia="ru-RU" w:bidi="ar-SA"/>
+              </w:rPr>
+              <m:t>a</m:t>
+            </m:r>
+          </m:e>
+          <m:sub>
+            <m:r>
+              <w:rPr>
+                <w:rFonts w:ascii="Cambria Math" w:hAnsi="Cambria Math"/>
+                <w:lang w:eastAsia="ru-RU" w:bidi="ar-SA"/>
+              </w:rPr>
+              <m:t>ng</m:t>
+            </m:r>
+          </m:sub>
+        </m:sSub>
+      </m:oMath>
+      <w:r>
+        <w:rPr>
+          <w:lang w:eastAsia="ru-RU" w:bidi="ar-SA"/>
+        </w:rPr>
+        <w:t xml:space="preserve"> описывает реактивную силу от сублимации льдов и параметризуется тремя коэффициентами модели </w:t>
+      </w:r>
+      <w:proofErr w:type="spellStart"/>
+      <w:r>
+        <w:rPr>
+          <w:lang w:eastAsia="ru-RU" w:bidi="ar-SA"/>
+        </w:rPr>
+        <w:t>Марсдена</w:t>
+      </w:r>
+      <w:proofErr w:type="spellEnd"/>
+      <w:r>
+        <w:rPr>
+          <w:lang w:eastAsia="ru-RU" w:bidi="ar-SA"/>
+        </w:rPr>
+        <w:t>.</w:t>
+      </w:r>
+    </w:p>
+    <w:p>
+      <w:pPr>
+        <w:pStyle w:val="a1"/>
+        <w:rPr>
+          <w:lang w:eastAsia="ru-RU" w:bidi="ar-SA"/>
+        </w:rPr>
+      </w:pPr>
+      <w:r>
+        <w:rPr>
+          <w:lang w:eastAsia="ru-RU" w:bidi="ar-SA"/>
+        </w:rPr>
+        <w:t xml:space="preserve">Гравитационная часть. Каждое из возмущающих тел рассматривается как точечная масса с известным гравитационным параметром </w:t>
+      </w:r>
+      <m:oMath>
+        <m:r>
+          <w:rPr>
+            <w:rFonts w:ascii="Cambria Math" w:hAnsi="Cambria Math"/>
+            <w:lang w:eastAsia="ru-RU" w:bidi="ar-SA"/>
+          </w:rPr>
+          <m:t>μᵢ</m:t>
+        </m:r>
+      </m:oMath>
+      <w:r>
+        <w:rPr>
+          <w:lang w:eastAsia="ru-RU" w:bidi="ar-SA"/>
+        </w:rPr>
+        <w:t xml:space="preserve">. Положения тел </w:t>
+      </w:r>
+      <m:oMath>
+        <m:r>
+          <w:rPr>
+            <w:rFonts w:ascii="Cambria Math" w:hAnsi="Cambria Math"/>
+            <w:lang w:eastAsia="ru-RU" w:bidi="ar-SA"/>
+          </w:rPr>
+          <m:t>rᵢ(t)</m:t>
+        </m:r>
+      </m:oMath>
+      <w:r>
+        <w:rPr>
+          <w:lang w:eastAsia="ru-RU" w:bidi="ar-SA"/>
+        </w:rPr>
+        <w:t xml:space="preserve"> и значения </w:t>
+      </w:r>
+      <m:oMath>
+        <m:r>
+          <w:rPr>
+            <w:rFonts w:ascii="Cambria Math" w:hAnsi="Cambria Math"/>
+            <w:lang w:eastAsia="ru-RU" w:bidi="ar-SA"/>
+          </w:rPr>
+          <m:t>μᵢ</m:t>
+        </m:r>
+      </m:oMath>
+      <w:r>
+        <w:rPr>
+          <w:lang w:eastAsia="ru-RU" w:bidi="ar-SA"/>
+        </w:rPr>
+        <w:t xml:space="preserve"> извлекаются из эфемерид EPM на каждом шаге интегрирования. Ускорение от i-го тела имеет вид</w:t>
+      </w:r>
+    </w:p>
+    <w:p>
+      <w:pPr>
+        <w:pStyle w:val="a1"/>
+        <w:jc w:val="center"/>
+        <w:rPr>
+          <w:lang w:eastAsia="ru-RU" w:bidi="ar-SA"/>
+        </w:rPr>
+      </w:pPr>
+      <m:oMath>
+        <m:sSub>
+          <m:sSubPr>
+            <m:ctrlPr>
+              <w:rPr>
+                <w:rFonts w:ascii="Cambria Math" w:hAnsi="Cambria Math"/>
+                <w:i/>
+                <w:lang w:eastAsia="ru-RU" w:bidi="ar-SA"/>
+              </w:rPr>
+            </m:ctrlPr>
+          </m:sSubPr>
+          <m:e>
+            <m:r>
+              <w:rPr>
+                <w:rFonts w:ascii="Cambria Math" w:hAnsi="Cambria Math"/>
+                <w:lang w:eastAsia="ru-RU" w:bidi="ar-SA"/>
+              </w:rPr>
+              <m:t>a</m:t>
+            </m:r>
+          </m:e>
+          <m:sub>
+            <m:r>
+              <w:rPr>
+                <w:rFonts w:ascii="Cambria Math" w:hAnsi="Cambria Math"/>
+                <w:lang w:val="en-US" w:eastAsia="ru-RU" w:bidi="ar-SA"/>
+              </w:rPr>
+              <m:t>i</m:t>
+            </m:r>
+          </m:sub>
+        </m:sSub>
+        <m:r>
+          <w:rPr>
+            <w:rFonts w:ascii="Cambria Math" w:hAnsi="Cambria Math"/>
+            <w:lang w:eastAsia="ru-RU" w:bidi="ar-SA"/>
+          </w:rPr>
+          <m:t xml:space="preserve"> = μᵢ·(rᵢ – r) / |rᵢ – r|³, </m:t>
+        </m:r>
+      </m:oMath>
+      <w:r>
+        <w:rPr>
+          <w:lang w:eastAsia="ru-RU" w:bidi="ar-SA"/>
+        </w:rPr>
+        <w:t xml:space="preserve">     (3.2)</w:t>
+      </w:r>
+    </w:p>
+    <w:p>
+      <w:pPr>
+        <w:pStyle w:val="a1"/>
+        <w:rPr>
+          <w:lang w:eastAsia="ru-RU" w:bidi="ar-SA"/>
+        </w:rPr>
+      </w:pPr>
+      <w:r>
+        <w:rPr>
+          <w:lang w:eastAsia="ru-RU" w:bidi="ar-SA"/>
+        </w:rPr>
+        <w:t xml:space="preserve">В список возмущающих тел входят Солнце, восемь больших планет, Луна, Плутон, четыре крупнейших астероида главного пояса (Церера, Паллада, Веста) и три массивных тела пояса </w:t>
+      </w:r>
+      <w:proofErr w:type="spellStart"/>
+      <w:r>
+        <w:rPr>
+          <w:lang w:eastAsia="ru-RU" w:bidi="ar-SA"/>
+        </w:rPr>
+        <w:t>Койпера</w:t>
+      </w:r>
+      <w:proofErr w:type="spellEnd"/>
+      <w:r>
+        <w:rPr>
+          <w:lang w:eastAsia="ru-RU" w:bidi="ar-SA"/>
+        </w:rPr>
+        <w:t xml:space="preserve"> (Эрида, </w:t>
+      </w:r>
+      <w:proofErr w:type="spellStart"/>
+      <w:r>
+        <w:rPr>
+          <w:lang w:eastAsia="ru-RU" w:bidi="ar-SA"/>
+        </w:rPr>
+        <w:t>Хаумеа</w:t>
+      </w:r>
+      <w:proofErr w:type="spellEnd"/>
+      <w:r>
+        <w:rPr>
+          <w:lang w:eastAsia="ru-RU" w:bidi="ar-SA"/>
+        </w:rPr>
+        <w:t xml:space="preserve">, </w:t>
+      </w:r>
+      <w:proofErr w:type="spellStart"/>
+      <w:r>
+        <w:rPr>
+          <w:lang w:eastAsia="ru-RU" w:bidi="ar-SA"/>
+        </w:rPr>
+        <w:t>Макемаке</w:t>
+      </w:r>
+      <w:proofErr w:type="spellEnd"/>
+      <w:r>
+        <w:rPr>
+          <w:lang w:eastAsia="ru-RU" w:bidi="ar-SA"/>
+        </w:rPr>
+        <w:t xml:space="preserve">). </w:t>
+      </w:r>
+    </w:p>
+    <w:p>
+      <w:pPr>
+        <w:pStyle w:val="a1"/>
+        <w:rPr>
+          <w:lang w:eastAsia="ru-RU" w:bidi="ar-SA"/>
+        </w:rPr>
+      </w:pPr>
+      <w:r>
+        <w:rPr>
+          <w:lang w:eastAsia="ru-RU" w:bidi="ar-SA"/>
+        </w:rPr>
+        <w:t xml:space="preserve">Поправка на сжатие Солнца. </w:t>
+      </w:r>
+      <w:r>
+        <w:rPr>
+          <w:lang w:eastAsia="ru-RU" w:bidi="ar-SA"/>
+        </w:rPr>
+        <w:t xml:space="preserve">Помимо точечного притяжения, учитывается ускорение от квадрупольного момента Солнца J2. Соответствующая поправка задаётся через единичный вектор оси вращения Солнца </w:t>
+      </w:r>
+      <m:oMath>
+        <m:r>
+          <w:rPr>
+            <w:rFonts w:ascii="Cambria Math" w:hAnsi="Cambria Math"/>
+            <w:lang w:eastAsia="ru-RU" w:bidi="ar-SA"/>
+          </w:rPr>
+          <m:t>p̂</m:t>
+        </m:r>
+      </m:oMath>
+      <w:r>
+        <w:rPr>
+          <w:lang w:eastAsia="ru-RU" w:bidi="ar-SA"/>
+        </w:rPr>
+        <w:t xml:space="preserve"> в системе J2000 [12]:</w:t>
+      </w:r>
+    </w:p>
+    <w:p>
+      <w:pPr>
+        <w:pStyle w:val="a1"/>
+        <w:jc w:val="center"/>
+        <w:rPr>
+          <w:lang w:eastAsia="ru-RU" w:bidi="ar-SA"/>
+        </w:rPr>
+      </w:pPr>
+      <m:oMath>
+        <m:sSub>
+          <m:sSubPr>
+            <m:ctrlPr>
+              <w:rPr>
+                <w:rFonts w:ascii="Cambria Math" w:hAnsi="Cambria Math"/>
+                <w:i/>
+                <w:lang w:eastAsia="ru-RU" w:bidi="ar-SA"/>
+              </w:rPr>
+            </m:ctrlPr>
+          </m:sSubPr>
+          <m:e>
+            <m:r>
+              <w:rPr>
+                <w:rFonts w:ascii="Cambria Math" w:hAnsi="Cambria Math"/>
+                <w:lang w:eastAsia="ru-RU" w:bidi="ar-SA"/>
+              </w:rPr>
+              <m:t>a</m:t>
+            </m:r>
+          </m:e>
+          <m:sub>
+            <m:r>
+              <w:rPr>
+                <w:rFonts w:ascii="Cambria Math" w:hAnsi="Cambria Math"/>
+                <w:lang w:eastAsia="ru-RU" w:bidi="ar-SA"/>
+              </w:rPr>
+              <m:t>J2</m:t>
+            </m:r>
+          </m:sub>
+        </m:sSub>
+        <m:r>
+          <w:rPr>
+            <w:rFonts w:ascii="Cambria Math" w:hAnsi="Cambria Math"/>
+            <w:lang w:eastAsia="ru-RU" w:bidi="ar-SA"/>
+          </w:rPr>
+          <m:t xml:space="preserve"> = (3 </m:t>
+        </m:r>
+        <m:sSub>
+          <m:sSubPr>
+            <m:ctrlPr>
+              <w:rPr>
+                <w:rFonts w:ascii="Cambria Math" w:hAnsi="Cambria Math"/>
+                <w:i/>
+                <w:lang w:eastAsia="ru-RU" w:bidi="ar-SA"/>
+              </w:rPr>
+            </m:ctrlPr>
+          </m:sSubPr>
+          <m:e>
+            <m:r>
+              <w:rPr>
+                <w:rFonts w:ascii="Cambria Math" w:hAnsi="Cambria Math"/>
+                <w:lang w:eastAsia="ru-RU" w:bidi="ar-SA"/>
+              </w:rPr>
+              <m:t>μ</m:t>
+            </m:r>
+          </m:e>
+          <m:sub>
+            <m:r>
+              <w:rPr>
+                <w:rFonts w:ascii="Segoe UI Symbol" w:hAnsi="Segoe UI Symbol" w:cs="Segoe UI Symbol"/>
+                <w:lang w:eastAsia="ru-RU" w:bidi="ar-SA"/>
+              </w:rPr>
+              <m:t>☉</m:t>
+            </m:r>
+          </m:sub>
+        </m:sSub>
+        <m:r>
+          <w:rPr>
+            <w:rFonts w:ascii="Cambria Math" w:hAnsi="Cambria Math"/>
+            <w:lang w:eastAsia="ru-RU" w:bidi="ar-SA"/>
+          </w:rPr>
+          <m:t xml:space="preserve"> </m:t>
+        </m:r>
+        <m:r>
+          <w:rPr>
+            <w:rFonts w:ascii="Cambria Math" w:hAnsi="Cambria Math"/>
+            <w:lang w:eastAsia="ru-RU" w:bidi="ar-SA"/>
+          </w:rPr>
+          <m:t xml:space="preserve"> </m:t>
+        </m:r>
+        <m:sSub>
+          <m:sSubPr>
+            <m:ctrlPr>
+              <w:rPr>
+                <w:rFonts w:ascii="Cambria Math" w:hAnsi="Cambria Math"/>
+                <w:i/>
+                <w:lang w:eastAsia="ru-RU" w:bidi="ar-SA"/>
+              </w:rPr>
+            </m:ctrlPr>
+          </m:sSubPr>
+          <m:e>
+            <m:r>
+              <w:rPr>
+                <w:rFonts w:ascii="Cambria Math" w:hAnsi="Cambria Math"/>
+                <w:lang w:eastAsia="ru-RU" w:bidi="ar-SA"/>
+              </w:rPr>
+              <m:t>J</m:t>
+            </m:r>
+          </m:e>
+          <m:sub>
+            <m:r>
+              <w:rPr>
+                <w:rFonts w:ascii="Cambria Math" w:hAnsi="Cambria Math"/>
+                <w:lang w:eastAsia="ru-RU" w:bidi="ar-SA"/>
+              </w:rPr>
+              <m:t>2</m:t>
+            </m:r>
+          </m:sub>
+        </m:sSub>
+        <m:r>
+          <w:rPr>
+            <w:rFonts w:ascii="Cambria Math" w:hAnsi="Cambria Math"/>
+            <w:lang w:eastAsia="ru-RU" w:bidi="ar-SA"/>
+          </w:rPr>
+          <m:t xml:space="preserve"> </m:t>
+        </m:r>
+        <m:sSub>
+          <m:sSubPr>
+            <m:ctrlPr>
+              <w:rPr>
+                <w:rFonts w:ascii="Cambria Math" w:hAnsi="Cambria Math"/>
+                <w:i/>
+                <w:lang w:eastAsia="ru-RU" w:bidi="ar-SA"/>
+              </w:rPr>
+            </m:ctrlPr>
+          </m:sSubPr>
+          <m:e>
+            <m:r>
+              <w:rPr>
+                <w:rFonts w:ascii="Cambria Math" w:hAnsi="Cambria Math"/>
+                <w:lang w:eastAsia="ru-RU" w:bidi="ar-SA"/>
+              </w:rPr>
+              <m:t>R</m:t>
+            </m:r>
+          </m:e>
+          <m:sub>
+            <m:r>
+              <w:rPr>
+                <w:rFonts w:ascii="Segoe UI Symbol" w:hAnsi="Segoe UI Symbol" w:cs="Segoe UI Symbol"/>
+                <w:lang w:eastAsia="ru-RU" w:bidi="ar-SA"/>
+              </w:rPr>
+              <m:t>☉</m:t>
+            </m:r>
+          </m:sub>
+        </m:sSub>
+        <m:r>
+          <w:rPr>
+            <w:rFonts w:ascii="Cambria Math" w:hAnsi="Cambria Math"/>
+            <w:lang w:eastAsia="ru-RU" w:bidi="ar-SA"/>
+          </w:rPr>
+          <m:t>²) / (2 r⁵) · [(5(r̂·p̂)² – 1) r̂ – 2(r̂·p̂) p̂],</m:t>
+        </m:r>
+      </m:oMath>
+      <w:r>
+        <w:rPr>
+          <w:lang w:eastAsia="ru-RU" w:bidi="ar-SA"/>
+        </w:rPr>
+        <w:t xml:space="preserve"> </w:t>
+      </w:r>
+      <w:r>
+        <w:rPr>
+          <w:lang w:eastAsia="ru-RU" w:bidi="ar-SA"/>
+        </w:rPr>
+        <w:t>(</w:t>
+      </w:r>
+      <w:r>
+        <w:rPr>
+          <w:lang w:eastAsia="ru-RU" w:bidi="ar-SA"/>
+        </w:rPr>
+        <w:t>3.3)</w:t>
+      </w:r>
+    </w:p>
+    <w:p>
+      <w:pPr>
+        <w:pStyle w:val="a1"/>
+        <w:rPr>
+          <w:lang w:eastAsia="ru-RU" w:bidi="ar-SA"/>
+        </w:rPr>
+      </w:pPr>
+      <w:r>
+        <w:rPr>
+          <w:lang w:eastAsia="ru-RU" w:bidi="ar-SA"/>
+        </w:rPr>
+        <w:lastRenderedPageBreak/>
+        <w:t xml:space="preserve">где </w:t>
+      </w:r>
+      <m:oMath>
+        <m:r>
+          <w:rPr>
+            <w:rFonts w:ascii="Cambria Math" w:hAnsi="Cambria Math"/>
+            <w:lang w:eastAsia="ru-RU" w:bidi="ar-SA"/>
+          </w:rPr>
+          <m:t>r</m:t>
+        </m:r>
+      </m:oMath>
+      <w:r>
+        <w:rPr>
+          <w:lang w:eastAsia="ru-RU" w:bidi="ar-SA"/>
+        </w:rPr>
+        <w:t xml:space="preserve"> – гелиоцентрический радиус-вектор кометы, </w:t>
+      </w:r>
+      <m:oMath>
+        <m:r>
+          <w:rPr>
+            <w:rFonts w:ascii="Cambria Math" w:hAnsi="Cambria Math"/>
+            <w:lang w:eastAsia="ru-RU" w:bidi="ar-SA"/>
+          </w:rPr>
+          <m:t xml:space="preserve">r̂ = r / |r|, </m:t>
+        </m:r>
+        <m:sSub>
+          <m:sSubPr>
+            <m:ctrlPr>
+              <w:rPr>
+                <w:rFonts w:ascii="Cambria Math" w:hAnsi="Cambria Math"/>
+                <w:i/>
+                <w:lang w:eastAsia="ru-RU" w:bidi="ar-SA"/>
+              </w:rPr>
+            </m:ctrlPr>
+          </m:sSubPr>
+          <m:e>
+            <m:r>
+              <w:rPr>
+                <w:rFonts w:ascii="Cambria Math" w:hAnsi="Cambria Math"/>
+                <w:lang w:eastAsia="ru-RU" w:bidi="ar-SA"/>
+              </w:rPr>
+              <m:t>R</m:t>
+            </m:r>
+          </m:e>
+          <m:sub>
+            <m:r>
+              <w:rPr>
+                <w:rFonts w:ascii="Segoe UI Symbol" w:hAnsi="Segoe UI Symbol" w:cs="Segoe UI Symbol"/>
+                <w:lang w:eastAsia="ru-RU" w:bidi="ar-SA"/>
+              </w:rPr>
+              <m:t>☉</m:t>
+            </m:r>
+          </m:sub>
+        </m:sSub>
+      </m:oMath>
+      <w:r>
+        <w:rPr>
+          <w:lang w:eastAsia="ru-RU" w:bidi="ar-SA"/>
+        </w:rPr>
+        <w:t xml:space="preserve"> – экваториальный радиус Солнца, </w:t>
+      </w:r>
+      <m:oMath>
+        <m:r>
+          <w:rPr>
+            <w:rFonts w:ascii="Cambria Math" w:hAnsi="Cambria Math"/>
+            <w:lang w:eastAsia="ru-RU" w:bidi="ar-SA"/>
+          </w:rPr>
+          <m:t>J_2 ≈ 2.</m:t>
+        </m:r>
+        <m:r>
+          <w:rPr>
+            <w:rFonts w:ascii="Cambria Math" w:hAnsi="Cambria Math"/>
+            <w:lang w:eastAsia="ru-RU" w:bidi="ar-SA"/>
+          </w:rPr>
+          <m:t>21</m:t>
+        </m:r>
+        <m:r>
+          <w:rPr>
+            <w:rFonts w:ascii="Cambria Math" w:hAnsi="Cambria Math"/>
+            <w:lang w:eastAsia="ru-RU" w:bidi="ar-SA"/>
+          </w:rPr>
+          <m:t>·10⁻⁷</m:t>
+        </m:r>
+      </m:oMath>
+      <w:r>
+        <w:rPr>
+          <w:lang w:eastAsia="ru-RU" w:bidi="ar-SA"/>
+        </w:rPr>
+        <w:t xml:space="preserve">. Ориентация оси вращения берётся из стандартных значений IAU [13]: координаты </w:t>
+      </w:r>
+      <m:oMath>
+        <m:r>
+          <w:rPr>
+            <w:rFonts w:ascii="Cambria Math" w:hAnsi="Cambria Math"/>
+            <w:lang w:eastAsia="ru-RU" w:bidi="ar-SA"/>
+          </w:rPr>
+          <m:t>p̂</m:t>
+        </m:r>
+      </m:oMath>
+      <w:r>
+        <w:rPr>
+          <w:lang w:eastAsia="ru-RU" w:bidi="ar-SA"/>
+        </w:rPr>
+        <w:t xml:space="preserve"> в J2000 фиксируются константами и сохраняются неизменными на интервале наблюдений, что оправдано малостью прецессии оси Солнца за рассматриваемые промежутки времени.</w:t>
+      </w:r>
+    </w:p>
+    <w:p>
+      <w:pPr>
+        <w:pStyle w:val="a1"/>
+        <w:rPr>
+          <w:lang w:eastAsia="ru-RU" w:bidi="ar-SA"/>
+        </w:rPr>
+      </w:pPr>
+      <w:r>
+        <w:rPr>
+          <w:lang w:eastAsia="ru-RU" w:bidi="ar-SA"/>
+        </w:rPr>
+        <w:t xml:space="preserve">Негравитационная часть. Реактивное ускорение от испарения летучих компонентов задаётся в орбитальной системе (R, T, N), связанной с движением самой кометы. Орт R направлен по гелиоцентрическому радиус-вектору от Солнца к комете, орт N перпендикулярен мгновенной плоскости орбиты и </w:t>
+      </w:r>
+      <w:proofErr w:type="spellStart"/>
+      <w:r>
+        <w:rPr>
+          <w:lang w:eastAsia="ru-RU" w:bidi="ar-SA"/>
+        </w:rPr>
+        <w:t>сонаправлен</w:t>
+      </w:r>
+      <w:proofErr w:type="spellEnd"/>
+      <w:r>
+        <w:rPr>
+          <w:lang w:eastAsia="ru-RU" w:bidi="ar-SA"/>
+        </w:rPr>
+        <w:t xml:space="preserve"> с вектором углового момента, орт T дополняет тройку до правой и приближённо совпадает с направлением скорости. Соответствующие орты вычисляются из текущего состояния по формулам</w:t>
+      </w:r>
+    </w:p>
+    <w:p>
+      <w:pPr>
+        <w:pStyle w:val="a1"/>
+        <w:jc w:val="center"/>
+        <w:rPr>
+          <w:lang w:eastAsia="ru-RU" w:bidi="ar-SA"/>
+        </w:rPr>
+      </w:pPr>
+      <m:oMath>
+        <m:sSub>
+          <m:sSubPr>
+            <m:ctrlPr>
+              <w:rPr>
+                <w:rFonts w:ascii="Cambria Math" w:hAnsi="Cambria Math"/>
+                <w:i/>
+                <w:lang w:eastAsia="ru-RU" w:bidi="ar-SA"/>
+              </w:rPr>
+            </m:ctrlPr>
+          </m:sSubPr>
+          <m:e>
+            <m:r>
+              <w:rPr>
+                <w:rFonts w:ascii="Cambria Math" w:hAnsi="Cambria Math"/>
+                <w:lang w:eastAsia="ru-RU" w:bidi="ar-SA"/>
+              </w:rPr>
+              <m:t>e</m:t>
+            </m:r>
+          </m:e>
+          <m:sub>
+            <m:r>
+              <w:rPr>
+                <w:rFonts w:ascii="Cambria Math" w:hAnsi="Cambria Math"/>
+                <w:lang w:eastAsia="ru-RU" w:bidi="ar-SA"/>
+              </w:rPr>
+              <m:t>R</m:t>
+            </m:r>
+          </m:sub>
+        </m:sSub>
+        <m:r>
+          <w:rPr>
+            <w:rFonts w:ascii="Cambria Math" w:hAnsi="Cambria Math"/>
+            <w:lang w:eastAsia="ru-RU" w:bidi="ar-SA"/>
+          </w:rPr>
+          <m:t xml:space="preserve"> = r / |r|,    </m:t>
+        </m:r>
+        <m:sSub>
+          <m:sSubPr>
+            <m:ctrlPr>
+              <w:rPr>
+                <w:rFonts w:ascii="Cambria Math" w:hAnsi="Cambria Math"/>
+                <w:i/>
+                <w:lang w:eastAsia="ru-RU" w:bidi="ar-SA"/>
+              </w:rPr>
+            </m:ctrlPr>
+          </m:sSubPr>
+          <m:e>
+            <m:r>
+              <w:rPr>
+                <w:rFonts w:ascii="Cambria Math" w:hAnsi="Cambria Math"/>
+                <w:lang w:eastAsia="ru-RU" w:bidi="ar-SA"/>
+              </w:rPr>
+              <m:t>e</m:t>
+            </m:r>
+          </m:e>
+          <m:sub>
+            <m:r>
+              <w:rPr>
+                <w:rFonts w:ascii="Cambria Math" w:hAnsi="Cambria Math"/>
+                <w:lang w:eastAsia="ru-RU" w:bidi="ar-SA"/>
+              </w:rPr>
+              <m:t>N</m:t>
+            </m:r>
+          </m:sub>
+        </m:sSub>
+        <m:r>
+          <w:rPr>
+            <w:rFonts w:ascii="Cambria Math" w:hAnsi="Cambria Math"/>
+            <w:lang w:eastAsia="ru-RU" w:bidi="ar-SA"/>
+          </w:rPr>
+          <m:t xml:space="preserve"> = (r × v) / |r × v|,    </m:t>
+        </m:r>
+        <m:sSub>
+          <m:sSubPr>
+            <m:ctrlPr>
+              <w:rPr>
+                <w:rFonts w:ascii="Cambria Math" w:hAnsi="Cambria Math"/>
+                <w:i/>
+                <w:lang w:eastAsia="ru-RU" w:bidi="ar-SA"/>
+              </w:rPr>
+            </m:ctrlPr>
+          </m:sSubPr>
+          <m:e>
+            <m:r>
+              <w:rPr>
+                <w:rFonts w:ascii="Cambria Math" w:hAnsi="Cambria Math"/>
+                <w:lang w:eastAsia="ru-RU" w:bidi="ar-SA"/>
+              </w:rPr>
+              <m:t>e</m:t>
+            </m:r>
+          </m:e>
+          <m:sub>
+            <m:r>
+              <w:rPr>
+                <w:rFonts w:ascii="Cambria Math" w:hAnsi="Cambria Math"/>
+                <w:lang w:eastAsia="ru-RU" w:bidi="ar-SA"/>
+              </w:rPr>
+              <m:t>T</m:t>
+            </m:r>
+          </m:sub>
+        </m:sSub>
+        <m:r>
+          <w:rPr>
+            <w:rFonts w:ascii="Cambria Math" w:hAnsi="Cambria Math"/>
+            <w:lang w:eastAsia="ru-RU" w:bidi="ar-SA"/>
+          </w:rPr>
+          <m:t xml:space="preserve"> = </m:t>
+        </m:r>
+        <m:sSub>
+          <m:sSubPr>
+            <m:ctrlPr>
+              <w:rPr>
+                <w:rFonts w:ascii="Cambria Math" w:hAnsi="Cambria Math"/>
+                <w:i/>
+                <w:lang w:eastAsia="ru-RU" w:bidi="ar-SA"/>
+              </w:rPr>
+            </m:ctrlPr>
+          </m:sSubPr>
+          <m:e>
+            <m:r>
+              <w:rPr>
+                <w:rFonts w:ascii="Cambria Math" w:hAnsi="Cambria Math"/>
+                <w:lang w:eastAsia="ru-RU" w:bidi="ar-SA"/>
+              </w:rPr>
+              <m:t>e</m:t>
+            </m:r>
+          </m:e>
+          <m:sub>
+            <m:r>
+              <w:rPr>
+                <w:rFonts w:ascii="Cambria Math" w:hAnsi="Cambria Math"/>
+                <w:lang w:eastAsia="ru-RU" w:bidi="ar-SA"/>
+              </w:rPr>
+              <m:t>N</m:t>
+            </m:r>
+          </m:sub>
+        </m:sSub>
+        <m:r>
+          <w:rPr>
+            <w:rFonts w:ascii="Cambria Math" w:hAnsi="Cambria Math"/>
+            <w:lang w:eastAsia="ru-RU" w:bidi="ar-SA"/>
+          </w:rPr>
+          <m:t xml:space="preserve"> </m:t>
+        </m:r>
+        <m:r>
+          <w:rPr>
+            <w:rFonts w:ascii="Cambria Math" w:hAnsi="Cambria Math"/>
+            <w:lang w:eastAsia="ru-RU" w:bidi="ar-SA"/>
+          </w:rPr>
+          <m:t xml:space="preserve">× </m:t>
+        </m:r>
+        <m:sSub>
+          <m:sSubPr>
+            <m:ctrlPr>
+              <w:rPr>
+                <w:rFonts w:ascii="Cambria Math" w:hAnsi="Cambria Math"/>
+                <w:i/>
+                <w:lang w:eastAsia="ru-RU" w:bidi="ar-SA"/>
+              </w:rPr>
+            </m:ctrlPr>
+          </m:sSubPr>
+          <m:e>
+            <m:r>
+              <w:rPr>
+                <w:rFonts w:ascii="Cambria Math" w:hAnsi="Cambria Math"/>
+                <w:lang w:eastAsia="ru-RU" w:bidi="ar-SA"/>
+              </w:rPr>
+              <m:t>e</m:t>
+            </m:r>
+          </m:e>
+          <m:sub>
+            <m:r>
+              <w:rPr>
+                <w:rFonts w:ascii="Cambria Math" w:hAnsi="Cambria Math"/>
+                <w:lang w:eastAsia="ru-RU" w:bidi="ar-SA"/>
+              </w:rPr>
+              <m:t>R</m:t>
+            </m:r>
+          </m:sub>
+        </m:sSub>
+        <m:r>
+          <w:rPr>
+            <w:rFonts w:ascii="Cambria Math" w:hAnsi="Cambria Math"/>
+            <w:lang w:eastAsia="ru-RU" w:bidi="ar-SA"/>
+          </w:rPr>
+          <m:t>.</m:t>
+        </m:r>
+      </m:oMath>
+      <w:r>
+        <w:rPr>
+          <w:lang w:eastAsia="ru-RU" w:bidi="ar-SA"/>
+        </w:rPr>
+        <w:t xml:space="preserve">      (3.4)</w:t>
+      </w:r>
+    </w:p>
+    <w:p>
+      <w:pPr>
+        <w:pStyle w:val="a1"/>
+        <w:rPr>
+          <w:lang w:eastAsia="ru-RU" w:bidi="ar-SA"/>
+        </w:rPr>
+      </w:pPr>
+      <w:r>
+        <w:rPr>
+          <w:lang w:eastAsia="ru-RU" w:bidi="ar-SA"/>
+        </w:rPr>
+        <w:t xml:space="preserve">Для межзвёздной кометы 3I/ATLAS, активность которой определяется главным образом сублимацией CO₂, функция активности </w:t>
+      </w:r>
+      <w:r>
+        <w:rPr>
+          <w:lang w:eastAsia="ru-RU" w:bidi="ar-SA"/>
+        </w:rPr>
+        <w:t>имеет</w:t>
+      </w:r>
+      <w:r>
+        <w:rPr>
+          <w:lang w:eastAsia="ru-RU" w:bidi="ar-SA"/>
+        </w:rPr>
+        <w:t xml:space="preserve"> вид</w:t>
+      </w:r>
+    </w:p>
+    <w:p>
+      <w:pPr>
+        <w:pStyle w:val="a1"/>
+        <w:jc w:val="center"/>
+        <w:rPr>
+          <w:lang w:eastAsia="ru-RU" w:bidi="ar-SA"/>
+        </w:rPr>
+      </w:pPr>
+      <m:oMath>
+        <m:r>
+          <w:rPr>
+            <w:rFonts w:ascii="Cambria Math" w:hAnsi="Cambria Math"/>
+            <w:lang w:eastAsia="ru-RU" w:bidi="ar-SA"/>
+          </w:rPr>
+          <m:t>g</m:t>
+        </m:r>
+        <m:d>
+          <m:dPr>
+            <m:ctrlPr>
+              <w:rPr>
+                <w:rFonts w:ascii="Cambria Math" w:hAnsi="Cambria Math"/>
+                <w:i/>
+                <w:lang w:eastAsia="ru-RU" w:bidi="ar-SA"/>
+              </w:rPr>
+            </m:ctrlPr>
+          </m:dPr>
+          <m:e>
+            <m:r>
+              <w:rPr>
+                <w:rFonts w:ascii="Cambria Math" w:hAnsi="Cambria Math"/>
+                <w:lang w:eastAsia="ru-RU" w:bidi="ar-SA"/>
+              </w:rPr>
+              <m:t>r</m:t>
+            </m:r>
+          </m:e>
+        </m:d>
+        <m:r>
+          <w:rPr>
+            <w:rFonts w:ascii="Cambria Math" w:hAnsi="Cambria Math"/>
+            <w:lang w:eastAsia="ru-RU" w:bidi="ar-SA"/>
+          </w:rPr>
+          <m:t xml:space="preserve">=1 / </m:t>
+        </m:r>
+        <m:sSup>
+          <m:sSupPr>
+            <m:ctrlPr>
+              <w:rPr>
+                <w:rFonts w:ascii="Cambria Math" w:hAnsi="Cambria Math"/>
+                <w:i/>
+                <w:lang w:eastAsia="ru-RU" w:bidi="ar-SA"/>
+              </w:rPr>
+            </m:ctrlPr>
+          </m:sSupPr>
+          <m:e>
+            <m:r>
+              <w:rPr>
+                <w:rFonts w:ascii="Cambria Math" w:hAnsi="Cambria Math"/>
+                <w:lang w:eastAsia="ru-RU" w:bidi="ar-SA"/>
+              </w:rPr>
+              <m:t>r</m:t>
+            </m:r>
+          </m:e>
+          <m:sup>
+            <m:r>
+              <w:rPr>
+                <w:rFonts w:ascii="Cambria Math" w:hAnsi="Cambria Math"/>
+                <w:lang w:eastAsia="ru-RU" w:bidi="ar-SA"/>
+              </w:rPr>
+              <m:t>4.5</m:t>
+            </m:r>
+          </m:sup>
+        </m:sSup>
+        <m:r>
+          <w:rPr>
+            <w:rFonts w:ascii="Cambria Math" w:hAnsi="Cambria Math"/>
+            <w:lang w:eastAsia="ru-RU" w:bidi="ar-SA"/>
+          </w:rPr>
+          <m:t>.</m:t>
+        </m:r>
+      </m:oMath>
+      <w:r>
+        <w:rPr>
+          <w:lang w:eastAsia="ru-RU" w:bidi="ar-SA"/>
+        </w:rPr>
+        <w:t xml:space="preserve">      (3.5)</w:t>
+      </w:r>
+    </w:p>
+    <w:p>
+      <w:pPr>
+        <w:pStyle w:val="a1"/>
+        <w:rPr>
+          <w:lang w:eastAsia="ru-RU" w:bidi="ar-SA"/>
+        </w:rPr>
+      </w:pPr>
+      <w:r>
+        <w:rPr>
+          <w:lang w:eastAsia="ru-RU" w:bidi="ar-SA"/>
+        </w:rPr>
+        <w:t>Показатель степени отличается от классических параметров для водяного льда и отражает термодинамику сублимации углекислого газа на больших гелиоцентрических расстояниях. Полное негравитационное ускорение записывается как</w:t>
+      </w:r>
+    </w:p>
+    <w:p>
+      <w:pPr>
+        <w:pStyle w:val="a1"/>
+        <w:jc w:val="center"/>
+        <w:rPr>
+          <w:lang w:eastAsia="ru-RU" w:bidi="ar-SA"/>
+        </w:rPr>
+      </w:pPr>
+      <m:oMath>
+        <m:sSub>
+          <m:sSubPr>
+            <m:ctrlPr>
+              <w:rPr>
+                <w:rFonts w:ascii="Cambria Math" w:hAnsi="Cambria Math"/>
+                <w:i/>
+                <w:lang w:eastAsia="ru-RU" w:bidi="ar-SA"/>
+              </w:rPr>
+            </m:ctrlPr>
+          </m:sSubPr>
+          <m:e>
+            <m:r>
+              <w:rPr>
+                <w:rFonts w:ascii="Cambria Math" w:hAnsi="Cambria Math"/>
+                <w:lang w:val="en-US" w:eastAsia="ru-RU" w:bidi="ar-SA"/>
+              </w:rPr>
+              <m:t>a</m:t>
+            </m:r>
+            <m:ctrlPr>
+              <w:rPr>
+                <w:rFonts w:ascii="Cambria Math" w:hAnsi="Cambria Math"/>
+                <w:i/>
+                <w:lang w:val="en-US" w:eastAsia="ru-RU" w:bidi="ar-SA"/>
+              </w:rPr>
+            </m:ctrlPr>
+          </m:e>
+          <m:sub>
+            <m:r>
+              <w:rPr>
+                <w:rFonts w:ascii="Cambria Math" w:hAnsi="Cambria Math"/>
+                <w:lang w:val="en-US" w:eastAsia="ru-RU" w:bidi="ar-SA"/>
+              </w:rPr>
+              <m:t>ng</m:t>
+            </m:r>
+          </m:sub>
+        </m:sSub>
+        <m:r>
+          <w:rPr>
+            <w:rFonts w:ascii="Cambria Math" w:hAnsi="Cambria Math"/>
+            <w:lang w:eastAsia="ru-RU" w:bidi="ar-SA"/>
+          </w:rPr>
+          <m:t xml:space="preserve"> = </m:t>
+        </m:r>
+        <m:r>
+          <w:rPr>
+            <w:rFonts w:ascii="Cambria Math" w:hAnsi="Cambria Math"/>
+            <w:lang w:val="en-US" w:eastAsia="ru-RU" w:bidi="ar-SA"/>
+          </w:rPr>
+          <m:t>g</m:t>
+        </m:r>
+        <m:r>
+          <w:rPr>
+            <w:rFonts w:ascii="Cambria Math" w:hAnsi="Cambria Math"/>
+            <w:lang w:eastAsia="ru-RU" w:bidi="ar-SA"/>
+          </w:rPr>
+          <m:t>(</m:t>
+        </m:r>
+        <m:r>
+          <w:rPr>
+            <w:rFonts w:ascii="Cambria Math" w:hAnsi="Cambria Math"/>
+            <w:lang w:val="en-US" w:eastAsia="ru-RU" w:bidi="ar-SA"/>
+          </w:rPr>
+          <m:t>r</m:t>
+        </m:r>
+        <m:r>
+          <w:rPr>
+            <w:rFonts w:ascii="Cambria Math" w:hAnsi="Cambria Math"/>
+            <w:lang w:eastAsia="ru-RU" w:bidi="ar-SA"/>
+          </w:rPr>
+          <m:t>) · (</m:t>
+        </m:r>
+        <m:r>
+          <w:rPr>
+            <w:rFonts w:ascii="Cambria Math" w:hAnsi="Cambria Math"/>
+            <w:lang w:val="en-US" w:eastAsia="ru-RU" w:bidi="ar-SA"/>
+          </w:rPr>
+          <m:t>A</m:t>
+        </m:r>
+        <m:r>
+          <w:rPr>
+            <w:rFonts w:ascii="Cambria Math" w:hAnsi="Cambria Math"/>
+            <w:lang w:eastAsia="ru-RU" w:bidi="ar-SA"/>
+          </w:rPr>
+          <m:t>₁</m:t>
+        </m:r>
+        <m:r>
+          <w:rPr>
+            <w:rFonts w:ascii="Cambria Math" w:hAnsi="Cambria Math"/>
+            <w:lang w:eastAsia="ru-RU" w:bidi="ar-SA"/>
+          </w:rPr>
+          <m:t xml:space="preserve"> </m:t>
+        </m:r>
+        <m:sSub>
+          <m:sSubPr>
+            <m:ctrlPr>
+              <w:rPr>
+                <w:rFonts w:ascii="Cambria Math" w:hAnsi="Cambria Math"/>
+                <w:i/>
+                <w:lang w:eastAsia="ru-RU" w:bidi="ar-SA"/>
+              </w:rPr>
+            </m:ctrlPr>
+          </m:sSubPr>
+          <m:e>
+            <m:r>
+              <w:rPr>
+                <w:rFonts w:ascii="Cambria Math" w:hAnsi="Cambria Math"/>
+                <w:lang w:val="en-US" w:eastAsia="ru-RU" w:bidi="ar-SA"/>
+              </w:rPr>
+              <m:t>e</m:t>
+            </m:r>
+          </m:e>
+          <m:sub>
+            <m:r>
+              <w:rPr>
+                <w:rFonts w:ascii="Cambria Math" w:hAnsi="Cambria Math"/>
+                <w:lang w:val="en-US" w:eastAsia="ru-RU" w:bidi="ar-SA"/>
+              </w:rPr>
+              <m:t>R</m:t>
+            </m:r>
+          </m:sub>
+        </m:sSub>
+        <m:r>
+          <w:rPr>
+            <w:rFonts w:ascii="Cambria Math" w:hAnsi="Cambria Math"/>
+            <w:lang w:eastAsia="ru-RU" w:bidi="ar-SA"/>
+          </w:rPr>
+          <m:t xml:space="preserve">  + </m:t>
+        </m:r>
+        <m:r>
+          <w:rPr>
+            <w:rFonts w:ascii="Cambria Math" w:hAnsi="Cambria Math"/>
+            <w:lang w:val="en-US" w:eastAsia="ru-RU" w:bidi="ar-SA"/>
+          </w:rPr>
+          <m:t>A</m:t>
+        </m:r>
+        <m:r>
+          <w:rPr>
+            <w:rFonts w:ascii="Cambria Math" w:hAnsi="Cambria Math"/>
+            <w:lang w:eastAsia="ru-RU" w:bidi="ar-SA"/>
+          </w:rPr>
+          <m:t xml:space="preserve">₂ </m:t>
+        </m:r>
+        <m:sSub>
+          <m:sSubPr>
+            <m:ctrlPr>
+              <w:rPr>
+                <w:rFonts w:ascii="Cambria Math" w:hAnsi="Cambria Math"/>
+                <w:i/>
+                <w:lang w:eastAsia="ru-RU" w:bidi="ar-SA"/>
+              </w:rPr>
+            </m:ctrlPr>
+          </m:sSubPr>
+          <m:e>
+            <m:r>
+              <w:rPr>
+                <w:rFonts w:ascii="Cambria Math" w:hAnsi="Cambria Math"/>
+                <w:lang w:val="en-US" w:eastAsia="ru-RU" w:bidi="ar-SA"/>
+              </w:rPr>
+              <m:t>e</m:t>
+            </m:r>
+          </m:e>
+          <m:sub>
+            <m:r>
+              <w:rPr>
+                <w:rFonts w:ascii="Cambria Math" w:hAnsi="Cambria Math"/>
+                <w:lang w:val="en-US" w:eastAsia="ru-RU" w:bidi="ar-SA"/>
+              </w:rPr>
+              <m:t>T</m:t>
+            </m:r>
+          </m:sub>
+        </m:sSub>
+        <m:r>
+          <w:rPr>
+            <w:rFonts w:ascii="Cambria Math" w:hAnsi="Cambria Math"/>
+            <w:lang w:eastAsia="ru-RU" w:bidi="ar-SA"/>
+          </w:rPr>
+          <m:t xml:space="preserve"> + </m:t>
+        </m:r>
+        <m:r>
+          <w:rPr>
+            <w:rFonts w:ascii="Cambria Math" w:hAnsi="Cambria Math"/>
+            <w:lang w:val="en-US" w:eastAsia="ru-RU" w:bidi="ar-SA"/>
+          </w:rPr>
+          <m:t>A</m:t>
+        </m:r>
+        <m:r>
+          <w:rPr>
+            <w:rFonts w:ascii="Cambria Math" w:hAnsi="Cambria Math"/>
+            <w:lang w:eastAsia="ru-RU" w:bidi="ar-SA"/>
+          </w:rPr>
+          <m:t>₃</m:t>
+        </m:r>
+        <m:r>
+          <w:rPr>
+            <w:rFonts w:ascii="Cambria Math" w:hAnsi="Cambria Math"/>
+            <w:lang w:eastAsia="ru-RU" w:bidi="ar-SA"/>
+          </w:rPr>
+          <m:t xml:space="preserve"> </m:t>
+        </m:r>
+        <m:sSub>
+          <m:sSubPr>
+            <m:ctrlPr>
+              <w:rPr>
+                <w:rFonts w:ascii="Cambria Math" w:hAnsi="Cambria Math"/>
+                <w:i/>
+                <w:lang w:eastAsia="ru-RU" w:bidi="ar-SA"/>
+              </w:rPr>
+            </m:ctrlPr>
+          </m:sSubPr>
+          <m:e>
+            <m:r>
+              <w:rPr>
+                <w:rFonts w:ascii="Cambria Math" w:hAnsi="Cambria Math"/>
+                <w:lang w:val="en-US" w:eastAsia="ru-RU" w:bidi="ar-SA"/>
+              </w:rPr>
+              <m:t>e</m:t>
+            </m:r>
+          </m:e>
+          <m:sub>
+            <m:r>
+              <w:rPr>
+                <w:rFonts w:ascii="Cambria Math" w:hAnsi="Cambria Math"/>
+                <w:lang w:val="en-US" w:eastAsia="ru-RU" w:bidi="ar-SA"/>
+              </w:rPr>
+              <m:t>N</m:t>
+            </m:r>
+          </m:sub>
+        </m:sSub>
+        <m:r>
+          <w:rPr>
+            <w:rFonts w:ascii="Cambria Math" w:hAnsi="Cambria Math"/>
+            <w:lang w:eastAsia="ru-RU" w:bidi="ar-SA"/>
+          </w:rPr>
+          <m:t xml:space="preserve"> ),</m:t>
+        </m:r>
+      </m:oMath>
+      <w:r>
+        <w:rPr>
+          <w:lang w:eastAsia="ru-RU" w:bidi="ar-SA"/>
+        </w:rPr>
+        <w:t xml:space="preserve">      (3.6)</w:t>
+      </w:r>
+    </w:p>
+    <w:p>
+      <w:pPr>
+        <w:pStyle w:val="a1"/>
+        <w:rPr>
+          <w:lang w:eastAsia="ru-RU" w:bidi="ar-SA"/>
+        </w:rPr>
+      </w:pPr>
+      <w:r>
+        <w:rPr>
+          <w:lang w:eastAsia="ru-RU" w:bidi="ar-SA"/>
+        </w:rPr>
+        <w:t xml:space="preserve">где </w:t>
+      </w:r>
+      <m:oMath>
+        <m:r>
+          <w:rPr>
+            <w:rFonts w:ascii="Cambria Math" w:hAnsi="Cambria Math"/>
+            <w:lang w:eastAsia="ru-RU" w:bidi="ar-SA"/>
+          </w:rPr>
+          <m:t>A₁, A₂, A₃</m:t>
+        </m:r>
+      </m:oMath>
+      <w:r>
+        <w:rPr>
+          <w:lang w:eastAsia="ru-RU" w:bidi="ar-SA"/>
+        </w:rPr>
+        <w:t xml:space="preserve"> – уточняемые коэффициенты с размерностью ускорения. Аргумент функции активности </w:t>
+      </w:r>
+      <m:oMath>
+        <m:r>
+          <w:rPr>
+            <w:rFonts w:ascii="Cambria Math" w:hAnsi="Cambria Math"/>
+            <w:lang w:eastAsia="ru-RU" w:bidi="ar-SA"/>
+          </w:rPr>
+          <m:t>r</m:t>
+        </m:r>
+      </m:oMath>
+      <w:r>
+        <w:rPr>
+          <w:lang w:eastAsia="ru-RU" w:bidi="ar-SA"/>
+        </w:rPr>
+        <w:t xml:space="preserve"> берётся гелиоцентрическим: положение Солнца извлекается из эфемерид и вычитается из барицентрического радиус-вектора кометы.</w:t>
+      </w:r>
+    </w:p>
+    <w:p>
+      <w:pPr>
+        <w:pStyle w:val="a1"/>
+        <w:rPr>
+          <w:lang w:eastAsia="ru-RU" w:bidi="ar-SA"/>
+        </w:rPr>
+      </w:pPr>
+      <w:r>
+        <w:rPr>
+          <w:lang w:eastAsia="ru-RU" w:bidi="ar-SA"/>
+        </w:rPr>
+        <w:t xml:space="preserve">Вектор уточняемых параметров включает начальное состояние и три коэффициента </w:t>
+      </w:r>
+      <w:proofErr w:type="spellStart"/>
+      <w:r>
+        <w:rPr>
+          <w:lang w:eastAsia="ru-RU" w:bidi="ar-SA"/>
+        </w:rPr>
+        <w:t>Марсдена</w:t>
+      </w:r>
+      <w:proofErr w:type="spellEnd"/>
+      <w:r>
+        <w:rPr>
+          <w:lang w:eastAsia="ru-RU" w:bidi="ar-SA"/>
+        </w:rPr>
+        <w:t>:</w:t>
+      </w:r>
+    </w:p>
+    <w:p>
+      <w:pPr>
+        <w:pStyle w:val="a1"/>
+        <w:jc w:val="center"/>
+        <w:rPr>
+          <w:lang w:eastAsia="ru-RU" w:bidi="ar-SA"/>
+        </w:rPr>
+      </w:pPr>
+      <m:oMath>
+        <m:r>
+          <w:rPr>
+            <w:rFonts w:ascii="Cambria Math" w:hAnsi="Cambria Math"/>
+            <w:lang w:eastAsia="ru-RU" w:bidi="ar-SA"/>
+          </w:rPr>
+          <m:t xml:space="preserve">β = (r₀, v₀, A₁, A₂, A₃) </m:t>
+        </m:r>
+        <m:r>
+          <w:rPr>
+            <w:rFonts w:ascii="Cambria Math" w:hAnsi="Cambria Math" w:cs="Cambria Math"/>
+            <w:lang w:eastAsia="ru-RU" w:bidi="ar-SA"/>
+          </w:rPr>
+          <m:t>∈</m:t>
+        </m:r>
+        <m:r>
+          <m:rPr>
+            <m:scr m:val="double-struck"/>
+          </m:rPr>
+          <w:rPr>
+            <w:rFonts w:ascii="Cambria Math" w:hAnsi="Cambria Math"/>
+            <w:lang w:eastAsia="ru-RU" w:bidi="ar-SA"/>
+          </w:rPr>
+          <m:t xml:space="preserve"> R⁹.</m:t>
+        </m:r>
+      </m:oMath>
+      <w:r>
+        <w:rPr>
+          <w:lang w:eastAsia="ru-RU" w:bidi="ar-SA"/>
+        </w:rPr>
+        <w:t xml:space="preserve">      (3.7)</w:t>
+      </w:r>
+    </w:p>
+    <w:p>
+      <w:pPr>
+        <w:pStyle w:val="a1"/>
+        <w:rPr>
+          <w:lang w:eastAsia="ru-RU" w:bidi="ar-SA"/>
+        </w:rPr>
+      </w:pPr>
+      <w:r>
+        <w:rPr>
+          <w:lang w:eastAsia="ru-RU" w:bidi="ar-SA"/>
+        </w:rPr>
+        <w:lastRenderedPageBreak/>
+        <w:t xml:space="preserve">Начальный момент </w:t>
+      </w:r>
+      <m:oMath>
+        <m:r>
+          <w:rPr>
+            <w:rFonts w:ascii="Cambria Math" w:hAnsi="Cambria Math"/>
+            <w:lang w:eastAsia="ru-RU" w:bidi="ar-SA"/>
+          </w:rPr>
+          <m:t>t₀</m:t>
+        </m:r>
+      </m:oMath>
+      <w:r>
+        <w:rPr>
+          <w:lang w:eastAsia="ru-RU" w:bidi="ar-SA"/>
+        </w:rPr>
+        <w:t xml:space="preserve"> выбирается</w:t>
+      </w:r>
+      <w:r>
+        <w:rPr>
+          <w:lang w:eastAsia="ru-RU" w:bidi="ar-SA"/>
+        </w:rPr>
+        <w:t xml:space="preserve"> на сутки ранее чем момент первого наблюдения</w:t>
+      </w:r>
+      <w:r>
+        <w:rPr>
+          <w:lang w:eastAsia="ru-RU" w:bidi="ar-SA"/>
+        </w:rPr>
+        <w:t xml:space="preserve">; начальное приближение для </w:t>
+      </w:r>
+      <m:oMath>
+        <m:r>
+          <w:rPr>
+            <w:rFonts w:ascii="Cambria Math" w:hAnsi="Cambria Math"/>
+            <w:lang w:eastAsia="ru-RU" w:bidi="ar-SA"/>
+          </w:rPr>
+          <m:t>r₀</m:t>
+        </m:r>
+      </m:oMath>
+      <w:r>
+        <w:rPr>
+          <w:lang w:eastAsia="ru-RU" w:bidi="ar-SA"/>
+        </w:rPr>
+        <w:t xml:space="preserve"> и </w:t>
+      </w:r>
+      <m:oMath>
+        <m:r>
+          <w:rPr>
+            <w:rFonts w:ascii="Cambria Math" w:hAnsi="Cambria Math"/>
+            <w:lang w:eastAsia="ru-RU" w:bidi="ar-SA"/>
+          </w:rPr>
+          <m:t>v₀</m:t>
+        </m:r>
+      </m:oMath>
+      <w:r>
+        <w:rPr>
+          <w:lang w:eastAsia="ru-RU" w:bidi="ar-SA"/>
+        </w:rPr>
+        <w:t xml:space="preserve"> берётся из решения JPL </w:t>
+      </w:r>
+      <w:proofErr w:type="spellStart"/>
+      <w:r>
+        <w:rPr>
+          <w:lang w:eastAsia="ru-RU" w:bidi="ar-SA"/>
+        </w:rPr>
+        <w:t>Horizons</w:t>
+      </w:r>
+      <w:proofErr w:type="spellEnd"/>
+      <w:r>
+        <w:rPr>
+          <w:lang w:eastAsia="ru-RU" w:bidi="ar-SA"/>
+        </w:rPr>
+        <w:t xml:space="preserve">, начальное приближение для </w:t>
+      </w:r>
+      <m:oMath>
+        <m:r>
+          <w:rPr>
+            <w:rFonts w:ascii="Cambria Math" w:hAnsi="Cambria Math"/>
+            <w:lang w:eastAsia="ru-RU" w:bidi="ar-SA"/>
+          </w:rPr>
+          <m:t>A₁, A₂, A₃</m:t>
+        </m:r>
+      </m:oMath>
+      <w:r>
+        <w:rPr>
+          <w:lang w:eastAsia="ru-RU" w:bidi="ar-SA"/>
+        </w:rPr>
+        <w:t xml:space="preserve"> принимается нулевым.</w:t>
+      </w:r>
+    </w:p>
+    <w:p>
+      <w:pPr>
+        <w:pStyle w:val="a1"/>
+        <w:rPr>
+          <w:lang w:eastAsia="ru-RU" w:bidi="ar-SA"/>
+        </w:rPr>
+      </w:pPr>
+      <w:r>
+        <w:rPr>
+          <w:lang w:eastAsia="ru-RU" w:bidi="ar-SA"/>
+        </w:rPr>
+        <w:t>Полная система уравнений движения (</w:t>
+      </w:r>
+      <w:proofErr w:type="gramStart"/>
+      <w:r>
+        <w:rPr>
+          <w:lang w:eastAsia="ru-RU" w:bidi="ar-SA"/>
+        </w:rPr>
+        <w:t>3.1)</w:t>
+      </w:r>
+      <w:r>
+        <w:rPr>
+          <w:lang w:eastAsia="ru-RU" w:bidi="ar-SA"/>
+        </w:rPr>
+        <w:t>-</w:t>
+      </w:r>
+      <w:r>
+        <w:rPr>
+          <w:lang w:eastAsia="ru-RU" w:bidi="ar-SA"/>
+        </w:rPr>
+        <w:t>(</w:t>
+      </w:r>
+      <w:proofErr w:type="gramEnd"/>
+      <w:r>
+        <w:rPr>
+          <w:lang w:eastAsia="ru-RU" w:bidi="ar-SA"/>
+        </w:rPr>
+        <w:t xml:space="preserve">3.6) образует динамический закон </w:t>
+      </w:r>
+      <m:oMath>
+        <m:r>
+          <w:rPr>
+            <w:rFonts w:ascii="Cambria Math" w:hAnsi="Cambria Math"/>
+            <w:lang w:eastAsia="ru-RU" w:bidi="ar-SA"/>
+          </w:rPr>
+          <m:t>Ẋ = F(X, t, β),</m:t>
+        </m:r>
+      </m:oMath>
+      <w:r>
+        <w:rPr>
+          <w:lang w:eastAsia="ru-RU" w:bidi="ar-SA"/>
+        </w:rPr>
+        <w:t xml:space="preserve"> </w:t>
+      </w:r>
+      <w:r>
+        <w:rPr>
+          <w:lang w:eastAsia="ru-RU" w:bidi="ar-SA"/>
+        </w:rPr>
+        <w:t>по которому эволюционирует система.</w:t>
+      </w:r>
+    </w:p>
+    <w:p>
+      <w:pPr>
+        <w:pStyle w:val="a1"/>
+        <w:rPr>
+          <w:lang w:eastAsia="ru-RU" w:bidi="ar-SA"/>
+        </w:rPr>
+      </w:pPr>
+    </w:p>
+    <w:p>
+      <w:pPr>
+        <w:pStyle w:val="4"/>
+        <w:rPr>
+          <w:rFonts w:eastAsia="Noto Serif CJK SC"/>
+        </w:rPr>
+      </w:pPr>
+      <w:r>
+        <w:rPr>
+          <w:rFonts w:eastAsia="Noto Serif CJK SC"/>
+        </w:rPr>
+        <w:t>3.1.2 Редукция наблюдений</w:t>
+      </w:r>
+    </w:p>
+    <w:p>
+      <w:pPr>
+        <w:pStyle w:val="a1"/>
+        <w:rPr>
+          <w:lang w:eastAsia="ru-RU" w:bidi="ar-SA"/>
+        </w:rPr>
+      </w:pPr>
+      <w:r>
+        <w:rPr>
+          <w:lang w:eastAsia="ru-RU" w:bidi="ar-SA"/>
+        </w:rPr>
+        <w:t xml:space="preserve">Уравнения движения интегрируются в барицентрической экваториальной системе и дают положение кометы в моменты времени, отсчитываемые в шкале TDB. Наблюдения приведены к шкале UTC и </w:t>
+      </w:r>
+      <w:r>
+        <w:rPr>
+          <w:lang w:eastAsia="ru-RU" w:bidi="ar-SA"/>
+        </w:rPr>
+        <w:t>сделаны из разных обсерваторий, находящихся на поверхности Земли и в космосе.</w:t>
+      </w:r>
+      <w:r>
+        <w:rPr>
+          <w:lang w:eastAsia="ru-RU" w:bidi="ar-SA"/>
+        </w:rPr>
+        <w:t xml:space="preserve"> Чтобы сопоставить модельную траекторию с измерениями, требуется выполнить две группы преобразований: согласовать шкалы времени и привести вычисленное положение </w:t>
+      </w:r>
+      <w:r>
+        <w:rPr>
+          <w:lang w:eastAsia="ru-RU" w:bidi="ar-SA"/>
+        </w:rPr>
+        <w:t xml:space="preserve">кометы </w:t>
+      </w:r>
+      <w:r>
+        <w:rPr>
+          <w:lang w:eastAsia="ru-RU" w:bidi="ar-SA"/>
+        </w:rPr>
+        <w:t xml:space="preserve">к </w:t>
+      </w:r>
+      <w:r>
+        <w:rPr>
+          <w:lang w:eastAsia="ru-RU" w:bidi="ar-SA"/>
+        </w:rPr>
+        <w:t>небесным координатам</w:t>
+      </w:r>
+      <w:r>
+        <w:rPr>
+          <w:lang w:eastAsia="ru-RU" w:bidi="ar-SA"/>
+        </w:rPr>
+        <w:t xml:space="preserve">, </w:t>
+      </w:r>
+      <w:r>
+        <w:rPr>
+          <w:lang w:eastAsia="ru-RU" w:bidi="ar-SA"/>
+        </w:rPr>
+        <w:t>которые</w:t>
+      </w:r>
+      <w:r>
+        <w:rPr>
+          <w:lang w:eastAsia="ru-RU" w:bidi="ar-SA"/>
+        </w:rPr>
+        <w:t xml:space="preserve"> действительно регистрирует наблюдатель.</w:t>
+      </w:r>
+    </w:p>
+    <w:p>
+      <w:pPr>
+        <w:pStyle w:val="a1"/>
+        <w:rPr>
+          <w:lang w:eastAsia="ru-RU" w:bidi="ar-SA"/>
+        </w:rPr>
+      </w:pPr>
+      <w:r>
+        <w:rPr>
+          <w:b/>
+          <w:bCs/>
+          <w:lang w:eastAsia="ru-RU" w:bidi="ar-SA"/>
+        </w:rPr>
+        <w:t>Шкалы времени</w:t>
+      </w:r>
+    </w:p>
+    <w:p>
+      <w:pPr>
+        <w:pStyle w:val="a1"/>
+        <w:rPr>
+          <w:lang w:eastAsia="ru-RU" w:bidi="ar-SA"/>
+        </w:rPr>
+      </w:pPr>
+      <w:r>
+        <w:rPr>
+          <w:lang w:eastAsia="ru-RU" w:bidi="ar-SA"/>
+        </w:rPr>
+        <w:t xml:space="preserve">Цепочка преобразований UTC → TDB разбивается на два этапа. На первом этапе момент наблюдения в UTC переводится в международное атомное время TAI и далее в земное динамическое время TT с помощью функций библиотеки IAU SOFA. Эти преобразования основаны на таблице секунд координации и линейном соотношении TT = TAI + 32.184 с. На втором этапе вычисляется разность TT – TDB, зависящая от положения наблюдателя в гравитационном поле Солнечной системы. Соответствующая поправка извлекается из эфемерид EPM </w:t>
+      </w:r>
+      <w:r>
+        <w:rPr>
+          <w:lang w:eastAsia="ru-RU" w:bidi="ar-SA"/>
+        </w:rPr>
+        <w:t xml:space="preserve">с помощью </w:t>
+      </w:r>
+      <w:proofErr w:type="spellStart"/>
+      <w:r>
+        <w:rPr>
+          <w:lang w:eastAsia="ru-RU" w:bidi="ar-SA"/>
+        </w:rPr>
+        <w:t>ephCalculateTimeDiff</w:t>
+      </w:r>
+      <w:proofErr w:type="spellEnd"/>
+      <w:r>
+        <w:rPr>
+          <w:lang w:eastAsia="ru-RU" w:bidi="ar-SA"/>
+        </w:rPr>
+        <w:t xml:space="preserve"> библиотеки </w:t>
+      </w:r>
+      <w:proofErr w:type="spellStart"/>
+      <w:r>
+        <w:rPr>
+          <w:lang w:eastAsia="ru-RU" w:bidi="ar-SA"/>
+        </w:rPr>
+        <w:t>libephaccess</w:t>
+      </w:r>
+      <w:proofErr w:type="spellEnd"/>
+      <w:r>
+        <w:rPr>
+          <w:lang w:eastAsia="ru-RU" w:bidi="ar-SA"/>
+        </w:rPr>
+        <w:t xml:space="preserve">. </w:t>
+      </w:r>
+      <w:r>
+        <w:rPr>
+          <w:lang w:eastAsia="ru-RU" w:bidi="ar-SA"/>
+        </w:rPr>
+        <w:t xml:space="preserve">Итоговое значение </w:t>
+      </w:r>
+      <w:proofErr w:type="spellStart"/>
+      <w:r>
+        <w:rPr>
+          <w:lang w:eastAsia="ru-RU" w:bidi="ar-SA"/>
+        </w:rPr>
+        <w:t>jd</w:t>
+      </w:r>
+      <w:proofErr w:type="spellEnd"/>
+      <w:r>
+        <w:rPr>
+          <w:lang w:eastAsia="ru-RU" w:bidi="ar-SA"/>
+        </w:rPr>
+        <w:t>_</w:t>
+      </w:r>
+      <w:proofErr w:type="spellStart"/>
+      <w:r>
+        <w:rPr>
+          <w:lang w:val="en-US" w:eastAsia="ru-RU" w:bidi="ar-SA"/>
+        </w:rPr>
+        <w:t>tdb</w:t>
+      </w:r>
+      <w:proofErr w:type="spellEnd"/>
+      <w:r>
+        <w:rPr>
+          <w:lang w:eastAsia="ru-RU" w:bidi="ar-SA"/>
+        </w:rPr>
+        <w:t xml:space="preserve"> </w:t>
+      </w:r>
+      <w:r>
+        <w:rPr>
+          <w:lang w:eastAsia="ru-RU" w:bidi="ar-SA"/>
+        </w:rPr>
+        <w:t>используется в</w:t>
+      </w:r>
+      <w:r>
+        <w:rPr>
+          <w:lang w:eastAsia="ru-RU" w:bidi="ar-SA"/>
+        </w:rPr>
+        <w:t xml:space="preserve"> дальнейши</w:t>
+      </w:r>
+      <w:r>
+        <w:rPr>
+          <w:lang w:eastAsia="ru-RU" w:bidi="ar-SA"/>
+        </w:rPr>
+        <w:t>х</w:t>
+      </w:r>
+      <w:r>
+        <w:rPr>
+          <w:lang w:eastAsia="ru-RU" w:bidi="ar-SA"/>
+        </w:rPr>
+        <w:t xml:space="preserve"> вычисления как момент</w:t>
+      </w:r>
+      <w:r>
+        <w:rPr>
+          <w:lang w:eastAsia="ru-RU" w:bidi="ar-SA"/>
+        </w:rPr>
+        <w:t xml:space="preserve"> наблюдения в шкале </w:t>
+      </w:r>
+      <w:r>
+        <w:rPr>
+          <w:lang w:val="en-US" w:eastAsia="ru-RU" w:bidi="ar-SA"/>
+        </w:rPr>
+        <w:t>TDB</w:t>
+      </w:r>
+      <w:r>
+        <w:rPr>
+          <w:lang w:eastAsia="ru-RU" w:bidi="ar-SA"/>
+        </w:rPr>
+        <w:t>.</w:t>
+      </w:r>
+    </w:p>
+    <w:p>
+      <w:pPr>
+        <w:pStyle w:val="a1"/>
+        <w:rPr>
+          <w:lang w:eastAsia="ru-RU" w:bidi="ar-SA"/>
+        </w:rPr>
+      </w:pPr>
+      <w:r>
+        <w:rPr>
+          <w:b/>
+          <w:bCs/>
+          <w:lang w:eastAsia="ru-RU" w:bidi="ar-SA"/>
+        </w:rPr>
+        <w:t>Положение наблюдателя</w:t>
+      </w:r>
+    </w:p>
+    <w:p>
+      <w:pPr>
+        <w:pStyle w:val="a1"/>
+        <w:rPr>
+          <w:lang w:eastAsia="ru-RU" w:bidi="ar-SA"/>
+        </w:rPr>
+      </w:pPr>
+      <w:r>
+        <w:rPr>
+          <w:lang w:eastAsia="ru-RU" w:bidi="ar-SA"/>
+        </w:rPr>
+        <w:t>Каждому наблюдению соответствует в</w:t>
+      </w:r>
+      <w:r>
+        <w:rPr>
+          <w:lang w:eastAsia="ru-RU" w:bidi="ar-SA"/>
+        </w:rPr>
+        <w:t xml:space="preserve">ектор </w:t>
+      </w:r>
+      <w:proofErr w:type="spellStart"/>
+      <w:r>
+        <w:rPr>
+          <w:lang w:eastAsia="ru-RU" w:bidi="ar-SA"/>
+        </w:rPr>
+        <w:t>r_station_itrs</w:t>
+      </w:r>
+      <w:proofErr w:type="spellEnd"/>
+      <w:r>
+        <w:rPr>
+          <w:lang w:eastAsia="ru-RU" w:bidi="ar-SA"/>
+        </w:rPr>
+        <w:t>,</w:t>
+      </w:r>
+      <w:r>
+        <w:rPr>
+          <w:lang w:eastAsia="ru-RU" w:bidi="ar-SA"/>
+        </w:rPr>
+        <w:t xml:space="preserve"> зада</w:t>
+      </w:r>
+      <w:r>
+        <w:rPr>
+          <w:lang w:eastAsia="ru-RU" w:bidi="ar-SA"/>
+        </w:rPr>
+        <w:t xml:space="preserve">ющий </w:t>
+      </w:r>
+      <w:r>
+        <w:rPr>
+          <w:lang w:eastAsia="ru-RU" w:bidi="ar-SA"/>
+        </w:rPr>
+        <w:t xml:space="preserve">положение </w:t>
+      </w:r>
+      <w:r>
+        <w:rPr>
+          <w:lang w:eastAsia="ru-RU" w:bidi="ar-SA"/>
+        </w:rPr>
+        <w:t>обсерватории</w:t>
+      </w:r>
+      <w:r>
+        <w:rPr>
+          <w:lang w:eastAsia="ru-RU" w:bidi="ar-SA"/>
+        </w:rPr>
+        <w:t xml:space="preserve"> в</w:t>
+      </w:r>
+      <w:r>
+        <w:rPr>
+          <w:lang w:eastAsia="ru-RU" w:bidi="ar-SA"/>
+        </w:rPr>
+        <w:t xml:space="preserve"> </w:t>
+      </w:r>
+      <w:r>
+        <w:rPr>
+          <w:lang w:eastAsia="ru-RU" w:bidi="ar-SA"/>
+        </w:rPr>
+        <w:t>системе ITRS</w:t>
+      </w:r>
+      <w:r>
+        <w:rPr>
+          <w:lang w:eastAsia="ru-RU" w:bidi="ar-SA"/>
+        </w:rPr>
+        <w:t>, которая вращается вместе с Землёй</w:t>
+      </w:r>
+      <w:r>
+        <w:rPr>
+          <w:lang w:eastAsia="ru-RU" w:bidi="ar-SA"/>
+        </w:rPr>
+        <w:t xml:space="preserve">. Для сопоставления с моделью требуется получить барицентрическое </w:t>
+      </w:r>
+      <w:r>
+        <w:rPr>
+          <w:lang w:eastAsia="ru-RU" w:bidi="ar-SA"/>
+        </w:rPr>
+        <w:lastRenderedPageBreak/>
+        <w:t>положение станции в J2000. Преобразование выполняется в два этапа. Сначала средствами SOFA строится матрица перехода из ITRS в геоцентрическую небесную систему GCRS, учитывающая прецессию, нутацию, движение полюса и собственное вращение Земли. На втором</w:t>
+      </w:r>
+      <w:r>
+        <w:rPr>
+          <w:lang w:eastAsia="ru-RU" w:bidi="ar-SA"/>
+        </w:rPr>
+        <w:t xml:space="preserve"> этапе к полученному вектору </w:t>
+      </w:r>
+      <m:oMath>
+        <m:r>
+          <w:rPr>
+            <w:rFonts w:ascii="Cambria Math" w:hAnsi="Cambria Math"/>
+            <w:lang w:eastAsia="ru-RU" w:bidi="ar-SA"/>
+          </w:rPr>
+          <m:t>r_station_gcrs</m:t>
+        </m:r>
+      </m:oMath>
+      <w:r>
+        <w:rPr>
+          <w:lang w:eastAsia="ru-RU" w:bidi="ar-SA"/>
+        </w:rPr>
+        <w:t xml:space="preserve"> </w:t>
+      </w:r>
+      <w:r>
+        <w:rPr>
+          <w:lang w:eastAsia="ru-RU" w:bidi="ar-SA"/>
+        </w:rPr>
+        <w:t xml:space="preserve">прибавляется положение Земли и получается </w:t>
+      </w:r>
+      <w:r>
+        <w:rPr>
+          <w:lang w:eastAsia="ru-RU" w:bidi="ar-SA"/>
+        </w:rPr>
+        <w:t>барицентрическое положение наблюдателя</w:t>
+      </w:r>
+    </w:p>
+    <w:p>
+      <w:pPr>
+        <w:pStyle w:val="a1"/>
+        <w:rPr>
+          <w:lang w:eastAsia="ru-RU" w:bidi="ar-SA"/>
+        </w:rPr>
+      </w:pPr>
+      <m:oMath>
+        <m:r>
+          <w:rPr>
+            <w:rFonts w:ascii="Cambria Math" w:hAnsi="Cambria Math"/>
+            <w:lang w:eastAsia="ru-RU" w:bidi="ar-SA"/>
+          </w:rPr>
+          <m:t>r_obs(t) = r_earth(t) + r_station_gcrs(t),</m:t>
+        </m:r>
+      </m:oMath>
+      <w:r>
+        <w:rPr>
+          <w:lang w:eastAsia="ru-RU" w:bidi="ar-SA"/>
+        </w:rPr>
+        <w:t xml:space="preserve">      (3.8)</w:t>
+      </w:r>
+    </w:p>
+    <w:p>
+      <w:pPr>
+        <w:pStyle w:val="a1"/>
+        <w:rPr>
+          <w:lang w:eastAsia="ru-RU" w:bidi="ar-SA"/>
+        </w:rPr>
+      </w:pPr>
+      <w:r>
+        <w:rPr>
+          <w:lang w:eastAsia="ru-RU" w:bidi="ar-SA"/>
+        </w:rPr>
+        <w:t xml:space="preserve">где </w:t>
+      </w:r>
+      <m:oMath>
+        <m:r>
+          <w:rPr>
+            <w:rFonts w:ascii="Cambria Math" w:hAnsi="Cambria Math"/>
+            <w:lang w:eastAsia="ru-RU" w:bidi="ar-SA"/>
+          </w:rPr>
+          <m:t>r_earth(t)</m:t>
+        </m:r>
+      </m:oMath>
+      <w:r>
+        <w:rPr>
+          <w:lang w:eastAsia="ru-RU" w:bidi="ar-SA"/>
+        </w:rPr>
+        <w:t xml:space="preserve"> – барицентрический радиус-вектор Земли, извлекаемый из эфемерид.</w:t>
+      </w:r>
+    </w:p>
+    <w:p>
+      <w:pPr>
+        <w:pStyle w:val="a1"/>
+        <w:rPr>
+          <w:b/>
+          <w:bCs/>
+          <w:lang w:eastAsia="ru-RU" w:bidi="ar-SA"/>
+        </w:rPr>
+      </w:pPr>
+      <w:r>
+        <w:rPr>
+          <w:b/>
+          <w:bCs/>
+          <w:lang w:eastAsia="ru-RU" w:bidi="ar-SA"/>
+        </w:rPr>
+        <w:t>Световое время</w:t>
+      </w:r>
+    </w:p>
+    <w:p>
+      <w:pPr>
+        <w:pStyle w:val="a1"/>
+        <w:rPr>
+          <w:lang w:eastAsia="ru-RU" w:bidi="ar-SA"/>
+        </w:rPr>
+      </w:pPr>
+      <w:r>
+        <w:rPr>
+          <w:lang w:eastAsia="ru-RU" w:bidi="ar-SA"/>
+        </w:rPr>
+        <w:t xml:space="preserve">Свет, зарегистрированный станцией в момент </w:t>
+      </w:r>
+      <m:oMath>
+        <m:r>
+          <w:rPr>
+            <w:rFonts w:ascii="Cambria Math" w:hAnsi="Cambria Math"/>
+            <w:lang w:eastAsia="ru-RU" w:bidi="ar-SA"/>
+          </w:rPr>
+          <m:t>t_obs</m:t>
+        </m:r>
+      </m:oMath>
+      <w:r>
+        <w:rPr>
+          <w:lang w:eastAsia="ru-RU" w:bidi="ar-SA"/>
+        </w:rPr>
+        <w:t xml:space="preserve">, был испущен кометой в более ранний момент </w:t>
+      </w:r>
+      <m:oMath>
+        <m:r>
+          <w:rPr>
+            <w:rFonts w:ascii="Cambria Math" w:hAnsi="Cambria Math"/>
+            <w:lang w:eastAsia="ru-RU" w:bidi="ar-SA"/>
+          </w:rPr>
+          <m:t>t_emit</m:t>
+        </m:r>
+      </m:oMath>
+      <w:r>
+        <w:rPr>
+          <w:lang w:eastAsia="ru-RU" w:bidi="ar-SA"/>
+        </w:rPr>
+        <w:t xml:space="preserve">. Разность </w:t>
+      </w:r>
+      <m:oMath>
+        <m:r>
+          <w:rPr>
+            <w:rFonts w:ascii="Cambria Math" w:hAnsi="Cambria Math"/>
+            <w:lang w:eastAsia="ru-RU" w:bidi="ar-SA"/>
+          </w:rPr>
+          <m:t>Δt = t_obs – t_emit</m:t>
+        </m:r>
+      </m:oMath>
+      <w:r>
+        <w:rPr>
+          <w:lang w:eastAsia="ru-RU" w:bidi="ar-SA"/>
+        </w:rPr>
+        <w:t xml:space="preserve"> удовлетворяет уравнению</w:t>
+      </w:r>
+    </w:p>
+    <w:p>
+      <w:pPr>
+        <w:pStyle w:val="a1"/>
+        <w:jc w:val="center"/>
+        <w:rPr>
+          <w:lang w:eastAsia="ru-RU" w:bidi="ar-SA"/>
+        </w:rPr>
+      </w:pPr>
+      <m:oMath>
+        <m:r>
+          <w:rPr>
+            <w:rFonts w:ascii="Cambria Math" w:hAnsi="Cambria Math"/>
+            <w:lang w:eastAsia="ru-RU" w:bidi="ar-SA"/>
+          </w:rPr>
+          <m:t xml:space="preserve">c · Δt = | r_comet(t_emit) – r_obs(t_obs) |,     </m:t>
+        </m:r>
+      </m:oMath>
+      <w:r>
+        <w:rPr>
+          <w:lang w:eastAsia="ru-RU" w:bidi="ar-SA"/>
+        </w:rPr>
+        <w:t xml:space="preserve"> (3.9)</w:t>
+      </w:r>
+    </w:p>
+    <w:p>
+      <w:pPr>
+        <w:pStyle w:val="a1"/>
+        <w:rPr>
+          <w:lang w:eastAsia="ru-RU" w:bidi="ar-SA"/>
+        </w:rPr>
+      </w:pPr>
+      <w:r>
+        <w:rPr>
+          <w:lang w:eastAsia="ru-RU" w:bidi="ar-SA"/>
+        </w:rPr>
+        <w:t xml:space="preserve">где </w:t>
+      </w:r>
+      <m:oMath>
+        <m:r>
+          <w:rPr>
+            <w:rFonts w:ascii="Cambria Math" w:hAnsi="Cambria Math"/>
+            <w:lang w:eastAsia="ru-RU" w:bidi="ar-SA"/>
+          </w:rPr>
+          <m:t>c</m:t>
+        </m:r>
+      </m:oMath>
+      <w:r>
+        <w:rPr>
+          <w:lang w:eastAsia="ru-RU" w:bidi="ar-SA"/>
+        </w:rPr>
+        <w:t xml:space="preserve"> – скорость света. Уравнение (3.9) нелинейно по </w:t>
+      </w:r>
+      <m:oMath>
+        <m:r>
+          <w:rPr>
+            <w:rFonts w:ascii="Cambria Math" w:hAnsi="Cambria Math"/>
+            <w:lang w:eastAsia="ru-RU" w:bidi="ar-SA"/>
+          </w:rPr>
+          <m:t>t_emit</m:t>
+        </m:r>
+      </m:oMath>
+      <w:r>
+        <w:rPr>
+          <w:lang w:eastAsia="ru-RU" w:bidi="ar-SA"/>
+        </w:rPr>
+        <w:t xml:space="preserve"> и решается </w:t>
+      </w:r>
+      <w:r>
+        <w:rPr>
+          <w:lang w:eastAsia="ru-RU" w:bidi="ar-SA"/>
+        </w:rPr>
+        <w:t xml:space="preserve">методом </w:t>
+      </w:r>
+      <w:r>
+        <w:rPr>
+          <w:lang w:eastAsia="ru-RU" w:bidi="ar-SA"/>
+        </w:rPr>
+        <w:t xml:space="preserve">простой итерацией: начальное приближение </w:t>
+      </w:r>
+      <m:oMath>
+        <m:r>
+          <w:rPr>
+            <w:rFonts w:ascii="Cambria Math" w:hAnsi="Cambria Math"/>
+            <w:lang w:eastAsia="ru-RU" w:bidi="ar-SA"/>
+          </w:rPr>
+          <m:t>t_emit⁽⁰⁾ = t_obs</m:t>
+        </m:r>
+      </m:oMath>
+      <w:r>
+        <w:rPr>
+          <w:lang w:eastAsia="ru-RU" w:bidi="ar-SA"/>
+        </w:rPr>
+        <w:t xml:space="preserve"> последовательно уточняется как</w:t>
+      </w:r>
+    </w:p>
+    <w:p>
+      <w:pPr>
+        <w:pStyle w:val="a1"/>
+        <w:jc w:val="center"/>
+        <w:rPr>
+          <w:lang w:eastAsia="ru-RU" w:bidi="ar-SA"/>
+        </w:rPr>
+      </w:pPr>
+      <m:oMath>
+        <m:r>
+          <w:rPr>
+            <w:rFonts w:ascii="Cambria Math" w:hAnsi="Cambria Math"/>
+            <w:lang w:val="en-US" w:eastAsia="ru-RU" w:bidi="ar-SA"/>
+          </w:rPr>
+          <m:t>t</m:t>
+        </m:r>
+        <m:r>
+          <w:rPr>
+            <w:rFonts w:ascii="Cambria Math" w:hAnsi="Cambria Math"/>
+            <w:lang w:eastAsia="ru-RU" w:bidi="ar-SA"/>
+          </w:rPr>
+          <m:t>_</m:t>
+        </m:r>
+        <m:r>
+          <w:rPr>
+            <w:rFonts w:ascii="Cambria Math" w:hAnsi="Cambria Math"/>
+            <w:lang w:val="en-US" w:eastAsia="ru-RU" w:bidi="ar-SA"/>
+          </w:rPr>
+          <m:t>emit</m:t>
+        </m:r>
+        <m:r>
+          <w:rPr>
+            <w:rFonts w:ascii="Cambria Math" w:hAnsi="Cambria Math"/>
+            <w:lang w:eastAsia="ru-RU" w:bidi="ar-SA"/>
+          </w:rPr>
+          <m:t xml:space="preserve">⁽ᵏ⁺¹⁾ = </m:t>
+        </m:r>
+        <m:r>
+          <w:rPr>
+            <w:rFonts w:ascii="Cambria Math" w:hAnsi="Cambria Math"/>
+            <w:lang w:val="en-US" w:eastAsia="ru-RU" w:bidi="ar-SA"/>
+          </w:rPr>
+          <m:t>t</m:t>
+        </m:r>
+        <m:r>
+          <w:rPr>
+            <w:rFonts w:ascii="Cambria Math" w:hAnsi="Cambria Math"/>
+            <w:lang w:eastAsia="ru-RU" w:bidi="ar-SA"/>
+          </w:rPr>
+          <m:t>_</m:t>
+        </m:r>
+        <m:r>
+          <w:rPr>
+            <w:rFonts w:ascii="Cambria Math" w:hAnsi="Cambria Math"/>
+            <w:lang w:val="en-US" w:eastAsia="ru-RU" w:bidi="ar-SA"/>
+          </w:rPr>
+          <m:t>obs</m:t>
+        </m:r>
+        <m:r>
+          <w:rPr>
+            <w:rFonts w:ascii="Cambria Math" w:hAnsi="Cambria Math"/>
+            <w:lang w:eastAsia="ru-RU" w:bidi="ar-SA"/>
+          </w:rPr>
+          <m:t xml:space="preserve"> – | </m:t>
+        </m:r>
+        <m:r>
+          <w:rPr>
+            <w:rFonts w:ascii="Cambria Math" w:hAnsi="Cambria Math"/>
+            <w:lang w:val="en-US" w:eastAsia="ru-RU" w:bidi="ar-SA"/>
+          </w:rPr>
+          <m:t>r</m:t>
+        </m:r>
+        <m:r>
+          <w:rPr>
+            <w:rFonts w:ascii="Cambria Math" w:hAnsi="Cambria Math"/>
+            <w:lang w:eastAsia="ru-RU" w:bidi="ar-SA"/>
+          </w:rPr>
+          <m:t>_</m:t>
+        </m:r>
+        <m:r>
+          <w:rPr>
+            <w:rFonts w:ascii="Cambria Math" w:hAnsi="Cambria Math"/>
+            <w:lang w:val="en-US" w:eastAsia="ru-RU" w:bidi="ar-SA"/>
+          </w:rPr>
+          <m:t>comet</m:t>
+        </m:r>
+        <m:r>
+          <w:rPr>
+            <w:rFonts w:ascii="Cambria Math" w:hAnsi="Cambria Math"/>
+            <w:lang w:eastAsia="ru-RU" w:bidi="ar-SA"/>
+          </w:rPr>
+          <m:t>(</m:t>
+        </m:r>
+        <m:r>
+          <w:rPr>
+            <w:rFonts w:ascii="Cambria Math" w:hAnsi="Cambria Math"/>
+            <w:lang w:val="en-US" w:eastAsia="ru-RU" w:bidi="ar-SA"/>
+          </w:rPr>
+          <m:t>t</m:t>
+        </m:r>
+        <m:r>
+          <w:rPr>
+            <w:rFonts w:ascii="Cambria Math" w:hAnsi="Cambria Math"/>
+            <w:lang w:eastAsia="ru-RU" w:bidi="ar-SA"/>
+          </w:rPr>
+          <m:t>_</m:t>
+        </m:r>
+        <m:r>
+          <w:rPr>
+            <w:rFonts w:ascii="Cambria Math" w:hAnsi="Cambria Math"/>
+            <w:lang w:val="en-US" w:eastAsia="ru-RU" w:bidi="ar-SA"/>
+          </w:rPr>
+          <m:t>emit</m:t>
+        </m:r>
+        <m:r>
+          <w:rPr>
+            <w:rFonts w:ascii="Cambria Math" w:hAnsi="Cambria Math"/>
+            <w:lang w:eastAsia="ru-RU" w:bidi="ar-SA"/>
+          </w:rPr>
+          <m:t xml:space="preserve">⁽ᵏ⁾) – </m:t>
+        </m:r>
+        <m:r>
+          <w:rPr>
+            <w:rFonts w:ascii="Cambria Math" w:hAnsi="Cambria Math"/>
+            <w:lang w:val="en-US" w:eastAsia="ru-RU" w:bidi="ar-SA"/>
+          </w:rPr>
+          <m:t>r</m:t>
+        </m:r>
+        <m:r>
+          <w:rPr>
+            <w:rFonts w:ascii="Cambria Math" w:hAnsi="Cambria Math"/>
+            <w:lang w:eastAsia="ru-RU" w:bidi="ar-SA"/>
+          </w:rPr>
+          <m:t>_</m:t>
+        </m:r>
+        <m:r>
+          <w:rPr>
+            <w:rFonts w:ascii="Cambria Math" w:hAnsi="Cambria Math"/>
+            <w:lang w:val="en-US" w:eastAsia="ru-RU" w:bidi="ar-SA"/>
+          </w:rPr>
+          <m:t>obs</m:t>
+        </m:r>
+        <m:r>
+          <w:rPr>
+            <w:rFonts w:ascii="Cambria Math" w:hAnsi="Cambria Math"/>
+            <w:lang w:eastAsia="ru-RU" w:bidi="ar-SA"/>
+          </w:rPr>
+          <m:t>(</m:t>
+        </m:r>
+        <m:r>
+          <w:rPr>
+            <w:rFonts w:ascii="Cambria Math" w:hAnsi="Cambria Math"/>
+            <w:lang w:val="en-US" w:eastAsia="ru-RU" w:bidi="ar-SA"/>
+          </w:rPr>
+          <m:t>t</m:t>
+        </m:r>
+        <m:r>
+          <w:rPr>
+            <w:rFonts w:ascii="Cambria Math" w:hAnsi="Cambria Math"/>
+            <w:lang w:eastAsia="ru-RU" w:bidi="ar-SA"/>
+          </w:rPr>
+          <m:t>_</m:t>
+        </m:r>
+        <m:r>
+          <w:rPr>
+            <w:rFonts w:ascii="Cambria Math" w:hAnsi="Cambria Math"/>
+            <w:lang w:val="en-US" w:eastAsia="ru-RU" w:bidi="ar-SA"/>
+          </w:rPr>
+          <m:t>obs</m:t>
+        </m:r>
+        <m:r>
+          <w:rPr>
+            <w:rFonts w:ascii="Cambria Math" w:hAnsi="Cambria Math"/>
+            <w:lang w:eastAsia="ru-RU" w:bidi="ar-SA"/>
+          </w:rPr>
+          <m:t xml:space="preserve">) | / </m:t>
+        </m:r>
+        <m:r>
+          <w:rPr>
+            <w:rFonts w:ascii="Cambria Math" w:hAnsi="Cambria Math"/>
+            <w:lang w:val="en-US" w:eastAsia="ru-RU" w:bidi="ar-SA"/>
+          </w:rPr>
+          <m:t>c</m:t>
+        </m:r>
+        <m:r>
+          <w:rPr>
+            <w:rFonts w:ascii="Cambria Math" w:hAnsi="Cambria Math"/>
+            <w:lang w:eastAsia="ru-RU" w:bidi="ar-SA"/>
+          </w:rPr>
+          <m:t>.</m:t>
+        </m:r>
+      </m:oMath>
+      <w:r>
+        <w:rPr>
+          <w:lang w:eastAsia="ru-RU" w:bidi="ar-SA"/>
+        </w:rPr>
+        <w:t xml:space="preserve">  </w:t>
+      </w:r>
+      <w:r>
+        <w:rPr>
+          <w:lang w:eastAsia="ru-RU" w:bidi="ar-SA"/>
+        </w:rPr>
+        <w:t>(3.10)</w:t>
+      </w:r>
+    </w:p>
+    <w:p>
+      <w:pPr>
+        <w:pStyle w:val="a1"/>
+        <w:rPr>
+          <w:lang w:eastAsia="ru-RU" w:bidi="ar-SA"/>
+        </w:rPr>
+      </w:pPr>
+      <w:r>
+        <w:rPr>
+          <w:lang w:eastAsia="ru-RU" w:bidi="ar-SA"/>
+        </w:rPr>
+        <w:t xml:space="preserve">Положение кометы </w:t>
+      </w:r>
+      <m:oMath>
+        <m:r>
+          <w:rPr>
+            <w:rFonts w:ascii="Cambria Math" w:hAnsi="Cambria Math"/>
+            <w:lang w:eastAsia="ru-RU" w:bidi="ar-SA"/>
+          </w:rPr>
+          <m:t>r_comet</m:t>
+        </m:r>
+      </m:oMath>
+      <w:r>
+        <w:rPr>
+          <w:lang w:eastAsia="ru-RU" w:bidi="ar-SA"/>
+        </w:rPr>
+        <w:t xml:space="preserve"> в момент </w:t>
+      </w:r>
+      <m:oMath>
+        <m:r>
+          <w:rPr>
+            <w:rFonts w:ascii="Cambria Math" w:hAnsi="Cambria Math"/>
+            <w:lang w:eastAsia="ru-RU" w:bidi="ar-SA"/>
+          </w:rPr>
+          <m:t>t_emit</m:t>
+        </m:r>
+      </m:oMath>
+      <w:r>
+        <w:rPr>
+          <w:lang w:eastAsia="ru-RU" w:bidi="ar-SA"/>
+        </w:rPr>
+        <w:t xml:space="preserve"> </w:t>
+      </w:r>
+      <w:r>
+        <w:rPr>
+          <w:lang w:eastAsia="ru-RU" w:bidi="ar-SA"/>
+        </w:rPr>
+        <w:t>вычисляется</w:t>
+      </w:r>
+      <w:r>
+        <w:rPr>
+          <w:lang w:eastAsia="ru-RU" w:bidi="ar-SA"/>
+        </w:rPr>
+        <w:t xml:space="preserve"> методом линейной интерполяции по узлам </w:t>
+      </w:r>
+      <w:r>
+        <w:rPr>
+          <w:lang w:eastAsia="ru-RU" w:bidi="ar-SA"/>
+        </w:rPr>
+        <w:t>равномерной</w:t>
+      </w:r>
+      <w:r>
+        <w:rPr>
+          <w:lang w:eastAsia="ru-RU" w:bidi="ar-SA"/>
+        </w:rPr>
+        <w:t xml:space="preserve"> сетки (см. 3.1.3). </w:t>
+      </w:r>
+    </w:p>
+    <w:p>
+      <w:pPr>
+        <w:pStyle w:val="a1"/>
+        <w:rPr>
+          <w:b/>
+          <w:bCs/>
+          <w:lang w:eastAsia="ru-RU" w:bidi="ar-SA"/>
+        </w:rPr>
+      </w:pPr>
+      <w:r>
+        <w:rPr>
+          <w:b/>
+          <w:bCs/>
+          <w:lang w:eastAsia="ru-RU" w:bidi="ar-SA"/>
+        </w:rPr>
+        <w:t>Гравитационное отклонение света</w:t>
+      </w:r>
+    </w:p>
+    <w:p>
+      <w:pPr>
+        <w:pStyle w:val="a1"/>
+        <w:rPr>
+          <w:lang w:eastAsia="ru-RU" w:bidi="ar-SA"/>
+        </w:rPr>
+      </w:pPr>
+      <w:r>
+        <w:rPr>
+          <w:lang w:eastAsia="ru-RU" w:bidi="ar-SA"/>
+        </w:rPr>
+        <w:t>Луч света от кометы</w:t>
+      </w:r>
+      <w:r>
+        <w:rPr>
+          <w:lang w:eastAsia="ru-RU" w:bidi="ar-SA"/>
+        </w:rPr>
+        <w:t xml:space="preserve">, проходящий </w:t>
+      </w:r>
+      <w:r>
+        <w:rPr>
+          <w:lang w:eastAsia="ru-RU" w:bidi="ar-SA"/>
+        </w:rPr>
+        <w:t>вблизи Солнца</w:t>
+      </w:r>
+      <w:r>
+        <w:rPr>
+          <w:lang w:eastAsia="ru-RU" w:bidi="ar-SA"/>
+        </w:rPr>
+        <w:t>,</w:t>
+      </w:r>
+      <w:r>
+        <w:rPr>
+          <w:lang w:eastAsia="ru-RU" w:bidi="ar-SA"/>
+        </w:rPr>
+        <w:t xml:space="preserve"> испытывает релятивистское отклонение в его гравитационном поле. Эффект приводит к смещению видимого направления на источник по сравнению с истинным геометрическим направлением; величина смещения зависит от углового расстояния луча до Солнца и достигает заметных значений при малых элонгациях.</w:t>
+      </w:r>
+      <w:r>
+        <w:rPr>
+          <w:lang w:eastAsia="ru-RU" w:bidi="ar-SA"/>
+        </w:rPr>
+        <w:t xml:space="preserve"> </w:t>
+      </w:r>
+      <w:r>
+        <w:rPr>
+          <w:lang w:eastAsia="ru-RU" w:bidi="ar-SA"/>
+        </w:rPr>
+        <w:t xml:space="preserve">В программе соответствующая коррекция выполняется функцией </w:t>
+      </w:r>
+      <w:proofErr w:type="spellStart"/>
+      <w:r>
+        <w:rPr>
+          <w:lang w:eastAsia="ru-RU" w:bidi="ar-SA"/>
+        </w:rPr>
+        <w:t>iauLd</w:t>
+      </w:r>
+      <w:proofErr w:type="spellEnd"/>
+      <w:r>
+        <w:rPr>
+          <w:lang w:eastAsia="ru-RU" w:bidi="ar-SA"/>
+        </w:rPr>
+        <w:t xml:space="preserve"> библиотеки IAU SOFA.</w:t>
+      </w:r>
+    </w:p>
+    <w:p>
+      <w:pPr>
+        <w:pStyle w:val="a1"/>
+        <w:rPr>
+          <w:lang w:eastAsia="ru-RU" w:bidi="ar-SA"/>
+        </w:rPr>
+      </w:pPr>
+    </w:p>
+    <w:p>
+      <w:pPr>
+        <w:pStyle w:val="a1"/>
+        <w:rPr>
+          <w:lang w:eastAsia="ru-RU" w:bidi="ar-SA"/>
+        </w:rPr>
+      </w:pPr>
+    </w:p>
+    <w:p>
+      <w:pPr>
+        <w:pStyle w:val="a1"/>
+        <w:rPr>
+          <w:b/>
+          <w:bCs/>
+          <w:lang w:eastAsia="ru-RU" w:bidi="ar-SA"/>
+        </w:rPr>
+      </w:pPr>
+      <w:r>
+        <w:rPr>
+          <w:b/>
+          <w:bCs/>
+          <w:lang w:eastAsia="ru-RU" w:bidi="ar-SA"/>
+        </w:rPr>
+        <w:lastRenderedPageBreak/>
+        <w:t>Аберрация</w:t>
+      </w:r>
+    </w:p>
+    <w:p>
+      <w:pPr>
+        <w:pStyle w:val="a1"/>
+        <w:rPr>
+          <w:lang w:eastAsia="ru-RU" w:bidi="ar-SA"/>
+        </w:rPr>
+      </w:pPr>
+      <w:r>
+        <w:rPr>
+          <w:lang w:eastAsia="ru-RU" w:bidi="ar-SA"/>
+        </w:rPr>
+        <w:t>Год</w:t>
+      </w:r>
+      <w:r>
+        <w:rPr>
+          <w:lang w:eastAsia="ru-RU" w:bidi="ar-SA"/>
+        </w:rPr>
+        <w:t>ичная</w:t>
+      </w:r>
+      <w:r>
+        <w:rPr>
+          <w:lang w:eastAsia="ru-RU" w:bidi="ar-SA"/>
+        </w:rPr>
+        <w:t xml:space="preserve"> аберрация, связанная с движением </w:t>
+      </w:r>
+      <w:r>
+        <w:rPr>
+          <w:lang w:eastAsia="ru-RU" w:bidi="ar-SA"/>
+        </w:rPr>
+        <w:t>Земли</w:t>
+      </w:r>
+      <w:r>
+        <w:rPr>
+          <w:lang w:eastAsia="ru-RU" w:bidi="ar-SA"/>
+        </w:rPr>
+        <w:t xml:space="preserve"> </w:t>
+      </w:r>
+      <w:r>
+        <w:rPr>
+          <w:lang w:eastAsia="ru-RU" w:bidi="ar-SA"/>
+        </w:rPr>
+        <w:t>по орбите вокруг Солнца</w:t>
+      </w:r>
+      <w:r>
+        <w:rPr>
+          <w:lang w:eastAsia="ru-RU" w:bidi="ar-SA"/>
+        </w:rPr>
+        <w:t xml:space="preserve">, в общем случае требует отдельного учёта и составляет до 20 угловых секунд. Однако предварительные эксперименты показали, что в наблюдениях, опубликованных Центром малых планет, аберрация уже </w:t>
+      </w:r>
+      <w:r>
+        <w:rPr>
+          <w:lang w:eastAsia="ru-RU" w:bidi="ar-SA"/>
+        </w:rPr>
+        <w:t>учтена. Н</w:t>
+      </w:r>
+      <w:r>
+        <w:rPr>
+          <w:lang w:eastAsia="ru-RU" w:bidi="ar-SA"/>
+        </w:rPr>
+        <w:t xml:space="preserve">евязки модели, в которой аберрация </w:t>
+      </w:r>
+      <w:r>
+        <w:rPr>
+          <w:lang w:eastAsia="ru-RU" w:bidi="ar-SA"/>
+        </w:rPr>
+        <w:t>учитывалась</w:t>
+      </w:r>
+      <w:r>
+        <w:rPr>
+          <w:lang w:eastAsia="ru-RU" w:bidi="ar-SA"/>
+        </w:rPr>
+        <w:t xml:space="preserve">, систематически возрастали до </w:t>
+      </w:r>
+      <w:r>
+        <w:rPr>
+          <w:lang w:eastAsia="ru-RU" w:bidi="ar-SA"/>
+        </w:rPr>
+        <w:t>десятков</w:t>
+      </w:r>
+      <w:r>
+        <w:rPr>
+          <w:lang w:eastAsia="ru-RU" w:bidi="ar-SA"/>
+        </w:rPr>
+        <w:t xml:space="preserve"> угловых секунд, тогда как без её учёта оставались на уровне </w:t>
+      </w:r>
+      <w:r>
+        <w:rPr>
+          <w:lang w:eastAsia="ru-RU" w:bidi="ar-SA"/>
+        </w:rPr>
+        <w:t>шума</w:t>
+      </w:r>
+      <w:r>
+        <w:rPr>
+          <w:lang w:eastAsia="ru-RU" w:bidi="ar-SA"/>
+        </w:rPr>
+        <w:t xml:space="preserve"> измерений. На основании этого в редукцию аберрационная поправка не включена.</w:t>
+      </w:r>
+    </w:p>
+    <w:p>
+      <w:pPr>
+        <w:pStyle w:val="a1"/>
+        <w:rPr>
+          <w:b/>
+          <w:bCs/>
+          <w:lang w:eastAsia="ru-RU" w:bidi="ar-SA"/>
+        </w:rPr>
+      </w:pPr>
+      <w:r>
+        <w:rPr>
+          <w:b/>
+          <w:bCs/>
+          <w:lang w:eastAsia="ru-RU" w:bidi="ar-SA"/>
+        </w:rPr>
+        <w:t>Итоговая редукция</w:t>
+      </w:r>
+    </w:p>
+    <w:p>
+      <w:pPr>
+        <w:pStyle w:val="a1"/>
+        <w:rPr>
+          <w:lang w:val="en-US" w:eastAsia="ru-RU" w:bidi="ar-SA"/>
+        </w:rPr>
+      </w:pPr>
+      <w:r>
+        <w:rPr>
+          <w:lang w:eastAsia="ru-RU" w:bidi="ar-SA"/>
+        </w:rPr>
+        <w:t>Общий</w:t>
+      </w:r>
+      <w:r>
+        <w:rPr>
+          <w:lang w:eastAsia="ru-RU" w:bidi="ar-SA"/>
+        </w:rPr>
+        <w:t xml:space="preserve"> алгоритм преобразования </w:t>
+      </w:r>
+      <w:r>
+        <w:rPr>
+          <w:lang w:eastAsia="ru-RU" w:bidi="ar-SA"/>
+        </w:rPr>
+        <w:t>положения кометы</w:t>
+      </w:r>
+      <w:r>
+        <w:rPr>
+          <w:lang w:eastAsia="ru-RU" w:bidi="ar-SA"/>
+        </w:rPr>
+        <w:t xml:space="preserve"> в модельные </w:t>
+      </w:r>
+      <w:r>
+        <w:rPr>
+          <w:lang w:eastAsia="ru-RU" w:bidi="ar-SA"/>
+        </w:rPr>
+        <w:t xml:space="preserve">небесные </w:t>
+      </w:r>
+      <w:r>
+        <w:rPr>
+          <w:lang w:eastAsia="ru-RU" w:bidi="ar-SA"/>
+        </w:rPr>
+        <w:t xml:space="preserve">координаты выглядит следующим образом. Момент наблюдения переводится из UTC в TDB. Положение станции преобразуется из ITRS в </w:t>
+      </w:r>
+      <w:r>
+        <w:rPr>
+          <w:lang w:val="en-US" w:eastAsia="ru-RU" w:bidi="ar-SA"/>
+        </w:rPr>
+        <w:t>GCRS</w:t>
+      </w:r>
+      <w:r>
+        <w:rPr>
+          <w:lang w:eastAsia="ru-RU" w:bidi="ar-SA"/>
+        </w:rPr>
+        <w:t xml:space="preserve"> и складывается с барицентрическим положением Земли. Решается уравнение светового времени (3.10), из которого определяется</w:t>
+      </w:r>
+      <w:r>
+        <w:rPr>
+          <w:lang w:eastAsia="ru-RU" w:bidi="ar-SA"/>
+        </w:rPr>
+        <w:t xml:space="preserve"> момент испускания света</w:t>
+      </w:r>
+      <w:r>
+        <w:rPr>
+          <w:lang w:eastAsia="ru-RU" w:bidi="ar-SA"/>
+        </w:rPr>
+        <w:t xml:space="preserve"> </w:t>
+      </w:r>
+      <m:oMath>
+        <m:r>
+          <w:rPr>
+            <w:rFonts w:ascii="Cambria Math" w:hAnsi="Cambria Math"/>
+            <w:lang w:eastAsia="ru-RU" w:bidi="ar-SA"/>
+          </w:rPr>
+          <m:t>t_emit</m:t>
+        </m:r>
+      </m:oMath>
+      <w:r>
+        <w:rPr>
+          <w:lang w:eastAsia="ru-RU" w:bidi="ar-SA"/>
+        </w:rPr>
+        <w:t xml:space="preserve"> и соответствующий радиус-вектор кометы. Вектор </w:t>
+      </w:r>
+      <m:oMath>
+        <m:r>
+          <w:rPr>
+            <w:rFonts w:ascii="Cambria Math" w:hAnsi="Cambria Math"/>
+            <w:lang w:eastAsia="ru-RU" w:bidi="ar-SA"/>
+          </w:rPr>
+          <m:t>ρ = r_comet(t_emit) – r_obs(t_obs)</m:t>
+        </m:r>
+      </m:oMath>
+      <w:r>
+        <w:rPr>
+          <w:lang w:eastAsia="ru-RU" w:bidi="ar-SA"/>
+        </w:rPr>
+        <w:t xml:space="preserve"> </w:t>
+      </w:r>
+      <w:r>
+        <w:rPr>
+          <w:lang w:eastAsia="ru-RU" w:bidi="ar-SA"/>
+        </w:rPr>
+        <w:t>корректируется на гравитационное</w:t>
+      </w:r>
+      <w:r>
+        <w:rPr>
+          <w:lang w:eastAsia="ru-RU" w:bidi="ar-SA"/>
+        </w:rPr>
+        <w:t xml:space="preserve"> отклонение и </w:t>
+      </w:r>
+      <w:r>
+        <w:rPr>
+          <w:lang w:eastAsia="ru-RU" w:bidi="ar-SA"/>
+        </w:rPr>
+        <w:t xml:space="preserve">переводится в сферические координаты, что даёт модельные значения </w:t>
+      </w:r>
+      <m:oMath>
+        <m:r>
+          <w:rPr>
+            <w:rFonts w:ascii="Cambria Math" w:hAnsi="Cambria Math"/>
+            <w:lang w:eastAsia="ru-RU" w:bidi="ar-SA"/>
+          </w:rPr>
+          <m:t>α_model</m:t>
+        </m:r>
+      </m:oMath>
+      <w:r>
+        <w:rPr>
+          <w:lang w:eastAsia="ru-RU" w:bidi="ar-SA"/>
+        </w:rPr>
+        <w:t xml:space="preserve">, </w:t>
+      </w:r>
+      <m:oMath>
+        <m:r>
+          <w:rPr>
+            <w:rFonts w:ascii="Cambria Math" w:hAnsi="Cambria Math"/>
+            <w:lang w:eastAsia="ru-RU" w:bidi="ar-SA"/>
+          </w:rPr>
+          <m:t>δ_model</m:t>
+        </m:r>
+      </m:oMath>
+      <w:r>
+        <w:rPr>
+          <w:lang w:eastAsia="ru-RU" w:bidi="ar-SA"/>
+        </w:rPr>
+        <w:t>. Невязки</w:t>
+      </w:r>
+      <w:r>
+        <w:rPr>
+          <w:lang w:val="en-US" w:eastAsia="ru-RU" w:bidi="ar-SA"/>
+        </w:rPr>
+        <w:t xml:space="preserve"> </w:t>
+      </w:r>
+      <w:r>
+        <w:rPr>
+          <w:lang w:eastAsia="ru-RU" w:bidi="ar-SA"/>
+        </w:rPr>
+        <w:t>записываются</w:t>
+      </w:r>
+      <w:r>
+        <w:rPr>
+          <w:lang w:val="en-US" w:eastAsia="ru-RU" w:bidi="ar-SA"/>
+        </w:rPr>
+        <w:t xml:space="preserve"> </w:t>
+      </w:r>
+      <w:r>
+        <w:rPr>
+          <w:lang w:eastAsia="ru-RU" w:bidi="ar-SA"/>
+        </w:rPr>
+        <w:t>в</w:t>
+      </w:r>
+      <w:r>
+        <w:rPr>
+          <w:lang w:val="en-US" w:eastAsia="ru-RU" w:bidi="ar-SA"/>
+        </w:rPr>
+        <w:t xml:space="preserve"> </w:t>
+      </w:r>
+      <w:r>
+        <w:rPr>
+          <w:lang w:eastAsia="ru-RU" w:bidi="ar-SA"/>
+        </w:rPr>
+        <w:t>виде</w:t>
+      </w:r>
+    </w:p>
+    <w:p>
+      <w:pPr>
+        <w:pStyle w:val="a1"/>
+        <w:rPr>
+          <w:lang w:val="en-US" w:eastAsia="ru-RU" w:bidi="ar-SA"/>
+        </w:rPr>
+      </w:pPr>
+      <m:oMath>
+        <m:r>
+          <w:rPr>
+            <w:rFonts w:ascii="Cambria Math" w:hAnsi="Cambria Math"/>
+            <w:lang w:eastAsia="ru-RU" w:bidi="ar-SA"/>
+          </w:rPr>
+          <m:t>Δ</m:t>
+        </m:r>
+        <m:r>
+          <w:rPr>
+            <w:rFonts w:ascii="Cambria Math" w:hAnsi="Cambria Math"/>
+            <w:lang w:eastAsia="ru-RU" w:bidi="ar-SA"/>
+          </w:rPr>
+          <m:t>α</m:t>
+        </m:r>
+        <m:r>
+          <w:rPr>
+            <w:rFonts w:ascii="Cambria Math" w:hAnsi="Cambria Math"/>
+            <w:lang w:val="en-US" w:eastAsia="ru-RU" w:bidi="ar-SA"/>
+          </w:rPr>
+          <m:t>=</m:t>
+        </m:r>
+        <m:sSub>
+          <m:sSubPr>
+            <m:ctrlPr>
+              <w:rPr>
+                <w:rFonts w:ascii="Cambria Math" w:hAnsi="Cambria Math"/>
+                <w:i/>
+                <w:lang w:val="en-US" w:eastAsia="ru-RU" w:bidi="ar-SA"/>
+              </w:rPr>
+            </m:ctrlPr>
+          </m:sSubPr>
+          <m:e>
+            <m:r>
+              <w:rPr>
+                <w:rFonts w:ascii="Cambria Math" w:hAnsi="Cambria Math"/>
+                <w:lang w:val="en-US" w:eastAsia="ru-RU" w:bidi="ar-SA"/>
+              </w:rPr>
+              <m:t>α</m:t>
+            </m:r>
+          </m:e>
+          <m:sub>
+            <m:r>
+              <w:rPr>
+                <w:rFonts w:ascii="Cambria Math" w:hAnsi="Cambria Math"/>
+                <w:lang w:val="en-US" w:eastAsia="ru-RU" w:bidi="ar-SA"/>
+              </w:rPr>
+              <m:t>obs</m:t>
+            </m:r>
+          </m:sub>
+        </m:sSub>
+        <m:r>
+          <w:rPr>
+            <w:rFonts w:ascii="Cambria Math" w:hAnsi="Cambria Math"/>
+            <w:lang w:val="en-US" w:eastAsia="ru-RU" w:bidi="ar-SA"/>
+          </w:rPr>
+          <m:t>-</m:t>
+        </m:r>
+        <m:sSub>
+          <m:sSubPr>
+            <m:ctrlPr>
+              <w:rPr>
+                <w:rFonts w:ascii="Cambria Math" w:hAnsi="Cambria Math"/>
+                <w:i/>
+                <w:lang w:val="en-US" w:eastAsia="ru-RU" w:bidi="ar-SA"/>
+              </w:rPr>
+            </m:ctrlPr>
+          </m:sSubPr>
+          <m:e>
+            <m:r>
+              <w:rPr>
+                <w:rFonts w:ascii="Cambria Math" w:hAnsi="Cambria Math"/>
+                <w:lang w:val="en-US" w:eastAsia="ru-RU" w:bidi="ar-SA"/>
+              </w:rPr>
+              <m:t>α</m:t>
+            </m:r>
+          </m:e>
+          <m:sub>
+            <m:r>
+              <w:rPr>
+                <w:rFonts w:ascii="Cambria Math" w:hAnsi="Cambria Math"/>
+                <w:lang w:val="en-US" w:eastAsia="ru-RU" w:bidi="ar-SA"/>
+              </w:rPr>
+              <m:t>model</m:t>
+            </m:r>
+          </m:sub>
+        </m:sSub>
+        <m:r>
+          <w:rPr>
+            <w:rFonts w:ascii="Cambria Math" w:hAnsi="Cambria Math"/>
+            <w:lang w:val="en-US" w:eastAsia="ru-RU" w:bidi="ar-SA"/>
+          </w:rPr>
+          <m:t>,</m:t>
+        </m:r>
+        <m:r>
+          <w:rPr>
+            <w:rFonts w:ascii="Cambria Math" w:hAnsi="Cambria Math"/>
+            <w:lang w:val="en-US" w:eastAsia="ru-RU" w:bidi="ar-SA"/>
+          </w:rPr>
+          <m:t xml:space="preserve">   </m:t>
+        </m:r>
+        <m:r>
+          <w:rPr>
+            <w:rFonts w:ascii="Cambria Math" w:hAnsi="Cambria Math"/>
+            <w:lang w:eastAsia="ru-RU" w:bidi="ar-SA"/>
+          </w:rPr>
+          <m:t>Δ</m:t>
+        </m:r>
+        <m:sSub>
+          <m:sSubPr>
+            <m:ctrlPr>
+              <w:rPr>
+                <w:rFonts w:ascii="Cambria Math" w:hAnsi="Cambria Math"/>
+                <w:i/>
+                <w:lang w:val="en-US" w:eastAsia="ru-RU" w:bidi="ar-SA"/>
+              </w:rPr>
+            </m:ctrlPr>
+          </m:sSubPr>
+          <m:e>
+            <m:r>
+              <w:rPr>
+                <w:rFonts w:ascii="Cambria Math" w:hAnsi="Cambria Math"/>
+                <w:lang w:eastAsia="ru-RU" w:bidi="ar-SA"/>
+              </w:rPr>
+              <m:t>δ</m:t>
+            </m:r>
+            <m:ctrlPr>
+              <w:rPr>
+                <w:rFonts w:ascii="Cambria Math" w:hAnsi="Cambria Math"/>
+                <w:i/>
+                <w:lang w:eastAsia="ru-RU" w:bidi="ar-SA"/>
+              </w:rPr>
+            </m:ctrlPr>
+          </m:e>
+          <m:sub>
+            <m:r>
+              <w:rPr>
+                <w:rFonts w:ascii="Cambria Math" w:hAnsi="Cambria Math"/>
+                <w:lang w:val="en-US" w:eastAsia="ru-RU" w:bidi="ar-SA"/>
+              </w:rPr>
+              <m:t>i</m:t>
+            </m:r>
+          </m:sub>
+        </m:sSub>
+        <m:r>
+          <w:rPr>
+            <w:rFonts w:ascii="Cambria Math" w:hAnsi="Cambria Math"/>
+            <w:lang w:val="en-US" w:eastAsia="ru-RU" w:bidi="ar-SA"/>
+          </w:rPr>
+          <m:t xml:space="preserve">= </m:t>
+        </m:r>
+        <m:sSub>
+          <m:sSubPr>
+            <m:ctrlPr>
+              <w:rPr>
+                <w:rFonts w:ascii="Cambria Math" w:hAnsi="Cambria Math"/>
+                <w:i/>
+                <w:lang w:val="en-US" w:eastAsia="ru-RU" w:bidi="ar-SA"/>
+              </w:rPr>
+            </m:ctrlPr>
+          </m:sSubPr>
+          <m:e>
+            <m:r>
+              <w:rPr>
+                <w:rFonts w:ascii="Cambria Math" w:hAnsi="Cambria Math"/>
+                <w:lang w:eastAsia="ru-RU" w:bidi="ar-SA"/>
+              </w:rPr>
+              <m:t>δ</m:t>
+            </m:r>
+          </m:e>
+          <m:sub>
+            <m:r>
+              <w:rPr>
+                <w:rFonts w:ascii="Cambria Math" w:hAnsi="Cambria Math"/>
+                <w:lang w:val="en-US" w:eastAsia="ru-RU" w:bidi="ar-SA"/>
+              </w:rPr>
+              <m:t>obs</m:t>
+            </m:r>
+          </m:sub>
+        </m:sSub>
+        <m:r>
+          <w:rPr>
+            <w:rFonts w:ascii="Cambria Math" w:hAnsi="Cambria Math"/>
+            <w:lang w:val="en-US" w:eastAsia="ru-RU" w:bidi="ar-SA"/>
+          </w:rPr>
+          <m:t xml:space="preserve"> – </m:t>
+        </m:r>
+        <m:sSub>
+          <m:sSubPr>
+            <m:ctrlPr>
+              <w:rPr>
+                <w:rFonts w:ascii="Cambria Math" w:hAnsi="Cambria Math"/>
+                <w:i/>
+                <w:lang w:val="en-US" w:eastAsia="ru-RU" w:bidi="ar-SA"/>
+              </w:rPr>
+            </m:ctrlPr>
+          </m:sSubPr>
+          <m:e>
+            <m:r>
+              <w:rPr>
+                <w:rFonts w:ascii="Cambria Math" w:hAnsi="Cambria Math"/>
+                <w:lang w:eastAsia="ru-RU" w:bidi="ar-SA"/>
+              </w:rPr>
+              <m:t>δ</m:t>
+            </m:r>
+          </m:e>
+          <m:sub>
+            <m:r>
+              <w:rPr>
+                <w:rFonts w:ascii="Cambria Math" w:hAnsi="Cambria Math"/>
+                <w:lang w:val="en-US" w:eastAsia="ru-RU" w:bidi="ar-SA"/>
+              </w:rPr>
+              <m:t>model</m:t>
+            </m:r>
+          </m:sub>
+        </m:sSub>
+        <m:r>
+          <w:rPr>
+            <w:rFonts w:ascii="Cambria Math" w:hAnsi="Cambria Math"/>
+            <w:lang w:val="en-US" w:eastAsia="ru-RU" w:bidi="ar-SA"/>
+          </w:rPr>
+          <m:t xml:space="preserve"> </m:t>
+        </m:r>
+      </m:oMath>
+      <w:r>
+        <w:rPr>
+          <w:lang w:val="en-US" w:eastAsia="ru-RU" w:bidi="ar-SA"/>
+        </w:rPr>
+        <w:t xml:space="preserve">      (3.12)</w:t>
+      </w:r>
+    </w:p>
+    <w:p>
+      <w:pPr>
+        <w:pStyle w:val="a1"/>
+        <w:rPr>
+          <w:lang w:eastAsia="ru-RU" w:bidi="ar-SA"/>
+        </w:rPr>
+      </w:pPr>
+      <w:r>
+        <w:rPr>
+          <w:lang w:eastAsia="ru-RU" w:bidi="ar-SA"/>
+        </w:rPr>
+        <w:t>Каждое наблюдение порождает две скалярные невязки, входящие в суммарную функцию потерь с единичным весом.</w:t>
+      </w:r>
+    </w:p>
+    <w:p>
+      <w:pPr>
+        <w:pStyle w:val="4"/>
+        <w:rPr>
+          <w:rFonts w:eastAsia="Noto Serif CJK SC"/>
+        </w:rPr>
+      </w:pPr>
+      <w:r>
+        <w:rPr>
+          <w:rFonts w:eastAsia="Noto Serif CJK SC"/>
+        </w:rPr>
+        <w:t>3.1.3 Численное интегрирование</w:t>
+      </w:r>
+    </w:p>
+    <w:p>
+      <w:pPr>
+        <w:pStyle w:val="4"/>
+        <w:rPr>
+          <w:rFonts w:eastAsia="Noto Serif CJK SC"/>
+        </w:rPr>
+      </w:pPr>
+      <w:r>
+        <w:rPr>
+          <w:rFonts w:eastAsia="Noto Serif CJK SC"/>
+        </w:rPr>
+        <w:t>3.1.4 Метод Гаусса-Ньютона</w:t>
+      </w:r>
+    </w:p>
+    <w:p>
+      <w:pPr>
+        <w:pStyle w:val="4"/>
+        <w:rPr>
+          <w:rFonts w:eastAsia="Noto Serif CJK SC"/>
+        </w:rPr>
+      </w:pPr>
+      <w:r>
+        <w:rPr>
+          <w:rFonts w:eastAsia="Noto Serif CJK SC"/>
+        </w:rPr>
+        <w:t>3.1.5 Уравнения в вариациях</w:t>
+      </w:r>
+    </w:p>
+    <w:p>
+      <w:pPr>
+        <w:pStyle w:val="3"/>
+        <w:rPr>
+          <w:rFonts w:eastAsia="Noto Serif CJK SC"/>
+        </w:rPr>
+      </w:pPr>
+      <w:bookmarkStart w:id="14" w:name="_Toc228565313"/>
+      <w:r>
+        <w:rPr>
+          <w:rFonts w:eastAsia="Noto Serif CJK SC"/>
+        </w:rPr>
+        <w:t>3.2 Программная реализация</w:t>
+      </w:r>
+      <w:bookmarkEnd w:id="14"/>
+    </w:p>
+    <w:p>
+      <w:pPr>
+        <w:pStyle w:val="4"/>
+        <w:rPr>
+          <w:rFonts w:eastAsia="Noto Serif CJK SC"/>
+        </w:rPr>
+      </w:pPr>
+      <w:r>
+        <w:rPr>
+          <w:rFonts w:eastAsia="Noto Serif CJK SC"/>
+        </w:rPr>
+        <w:t>3.2.1 Архитектура программной реализации</w:t>
+      </w:r>
+    </w:p>
+    <w:p>
+      <w:pPr>
+        <w:pStyle w:val="4"/>
+        <w:rPr>
+          <w:rFonts w:eastAsia="Noto Serif CJK SC"/>
+        </w:rPr>
+      </w:pPr>
+      <w:r>
+        <w:rPr>
+          <w:rFonts w:eastAsia="Noto Serif CJK SC"/>
+        </w:rPr>
+        <w:t>3.2.2 Сценарии использования и формат данных</w:t>
+      </w:r>
+    </w:p>
+    <w:p>
+      <w:pPr>
+        <w:rPr>
+          <w:rFonts w:eastAsia="Noto Serif CJK SC"/>
+          <w:sz w:val="28"/>
+          <w:szCs w:val="28"/>
+        </w:rPr>
+      </w:pPr>
+      <w:r>
+        <w:br w:type="page"/>
+      </w:r>
+    </w:p>
+    <w:p>
+      <w:pPr>
+        <w:pStyle w:val="2"/>
+        <w:rPr>
+          <w:rFonts w:eastAsia="Noto Serif CJK SC"/>
+        </w:rPr>
+      </w:pPr>
+      <w:bookmarkStart w:id="15" w:name="_Toc228565314"/>
+      <w:r>
+        <w:rPr>
+          <w:rFonts w:eastAsia="Noto Serif CJK SC"/>
+        </w:rPr>
+        <w:lastRenderedPageBreak/>
+        <w:t>4 Исследование свойств решения</w:t>
+      </w:r>
+      <w:bookmarkEnd w:id="15"/>
+    </w:p>
+    <w:p>
+      <w:pPr>
+        <w:rPr>
+          <w:rFonts w:eastAsia="Noto Serif CJK SC"/>
+          <w:sz w:val="28"/>
+          <w:szCs w:val="28"/>
+        </w:rPr>
+      </w:pPr>
+      <w:r>
+        <w:br w:type="page"/>
+      </w:r>
+    </w:p>
+    <w:p>
+      <w:pPr>
+        <w:pStyle w:val="2"/>
+      </w:pPr>
+      <w:bookmarkStart w:id="16" w:name="_Toc228565315"/>
+      <w:r>
+        <w:lastRenderedPageBreak/>
+        <w:t>5 Безопасность жизнедеятельности</w:t>
+      </w:r>
+    </w:p>
+    <w:p>
+      <w:pPr>
+        <w:rPr>
+          <w:rFonts w:eastAsia="Noto Serif CJK SC"/>
+          <w:sz w:val="28"/>
+          <w:szCs w:val="28"/>
+        </w:rPr>
+      </w:pPr>
+      <w:r>
         <w:br w:type="page"/>
       </w:r>
     </w:p>
@@ -9101,7 +13788,6 @@
           <w:rFonts w:cs="Times New Roman"/>
         </w:rPr>
       </w:pPr>
-      <w:bookmarkStart w:id="8" w:name="_Toc227757621"/>
       <w:r>
         <w:rPr>
           <w:rFonts w:cs="Times New Roman"/>
@@ -9110,7 +13796,7 @@
         <w:lastRenderedPageBreak/>
         <w:t>ЗАКЛЮЧЕНИЕ</w:t>
       </w:r>
-      <w:bookmarkEnd w:id="8"/>
+      <w:bookmarkEnd w:id="16"/>
     </w:p>
     <w:p>
       <w:pPr>
@@ -9147,8 +13833,8 @@
           <w:rFonts w:cs="Times New Roman"/>
         </w:rPr>
       </w:pPr>
-      <w:bookmarkStart w:id="9" w:name="_Toc73173388"/>
-      <w:bookmarkStart w:id="10" w:name="_Toc227757622"/>
+      <w:bookmarkStart w:id="17" w:name="_Toc73173388"/>
+      <w:bookmarkStart w:id="18" w:name="_Toc228565316"/>
       <w:r>
         <w:rPr>
           <w:rFonts w:cs="Times New Roman"/>
@@ -9156,8 +13842,8 @@
         <w:lastRenderedPageBreak/>
         <w:t>СПИСОК ИСПОЛЬЗОВАННЫХ ИСТОЧНИКОВ</w:t>
       </w:r>
-      <w:bookmarkEnd w:id="9"/>
-      <w:bookmarkEnd w:id="10"/>
+      <w:bookmarkEnd w:id="17"/>
+      <w:bookmarkEnd w:id="18"/>
     </w:p>
     <w:p>
       <w:pPr>
@@ -9516,11 +14202,73 @@
         </w:rPr>
         <w:t xml:space="preserve">URL: </w:t>
       </w:r>
-      <w:r>
+      <w:hyperlink r:id="rId10" w:history="1">
+        <w:r>
+          <w:rPr>
+            <w:rStyle w:val="a8"/>
+            <w:lang w:val="en-US"/>
+          </w:rPr>
+          <w:t>https://github.com/oorb/oorb</w:t>
+        </w:r>
+      </w:hyperlink>
+    </w:p>
+    <w:p>
+      <w:pPr>
+        <w:pStyle w:val="a1"/>
+        <w:numPr>
+          <w:ilvl w:val="0"/>
+          <w:numId w:val="3"/>
+        </w:numPr>
         <w:rPr>
           <w:lang w:val="en-US"/>
         </w:rPr>
-        <w:t>https://github.com/oorb/oorb</w:t>
+      </w:pPr>
+      <w:r>
+        <w:rPr>
+          <w:lang w:val="en-US"/>
+        </w:rPr>
+        <w:lastRenderedPageBreak/>
+        <w:t xml:space="preserve">Pavlov D., </w:t>
+      </w:r>
+      <w:proofErr w:type="spellStart"/>
+      <w:r>
+        <w:rPr>
+          <w:lang w:val="en-US"/>
+        </w:rPr>
+        <w:t>Dolgakov</w:t>
+      </w:r>
+      <w:proofErr w:type="spellEnd"/>
+      <w:r>
+        <w:rPr>
+          <w:lang w:val="en-US"/>
+        </w:rPr>
+        <w:t xml:space="preserve"> I. Studying the properties of spacetime with an improved dynamical model of the inner solar system //Universe. – 2024. – Т. 10. – №. 11. – С. 413.</w:t>
+      </w:r>
+    </w:p>
+    <w:p>
+      <w:pPr>
+        <w:pStyle w:val="a1"/>
+        <w:numPr>
+          <w:ilvl w:val="0"/>
+          <w:numId w:val="3"/>
+        </w:numPr>
+        <w:rPr>
+          <w:lang w:val="en-US"/>
+        </w:rPr>
+      </w:pPr>
+      <w:proofErr w:type="spellStart"/>
+      <w:r>
+        <w:rPr>
+          <w:lang w:val="en-US"/>
+        </w:rPr>
+        <w:t>Archinal</w:t>
+      </w:r>
+      <w:proofErr w:type="spellEnd"/>
+      <w:r>
+        <w:rPr>
+          <w:lang w:val="en-US"/>
+        </w:rPr>
+        <w:t xml:space="preserve"> B. A. et al. Report of the IAU working group on cartographic coordinates and rotational elements: 2015 //Celestial Mechanics and Dynamical Astronomy. – 2018. – Т. 130. – №. 3. – С. 22.</w:t>
       </w:r>
     </w:p>
     <w:p>
@@ -9554,7 +14302,7 @@
           <w:rFonts w:cs="Times New Roman"/>
         </w:rPr>
       </w:pPr>
-      <w:bookmarkStart w:id="11" w:name="_Toc227757623"/>
+      <w:bookmarkStart w:id="19" w:name="_Toc228565317"/>
       <w:r>
         <w:rPr>
           <w:rFonts w:cs="Times New Roman"/>
@@ -9563,7 +14311,7 @@
         <w:lastRenderedPageBreak/>
         <w:t>ПРИЛОЖЕНИЕ А</w:t>
       </w:r>
-      <w:bookmarkEnd w:id="11"/>
+      <w:bookmarkEnd w:id="19"/>
     </w:p>
     <w:p>
       <w:pPr>
@@ -9575,8 +14323,8 @@
       </w:pPr>
     </w:p>
     <w:sectPr>
-      <w:footerReference w:type="default" r:id="rId10"/>
-      <w:footerReference w:type="first" r:id="rId11"/>
+      <w:footerReference w:type="default" r:id="rId11"/>
+      <w:footerReference w:type="first" r:id="rId12"/>
       <w:pgSz w:w="11906" w:h="16838"/>
       <w:pgMar w:top="1134" w:right="850" w:bottom="1134" w:left="1701" w:header="0" w:footer="708" w:gutter="0"/>
       <w:cols w:space="720"/>
@@ -9794,6 +14542,178 @@
     </w:lvl>
   </w:abstractNum>
   <w:abstractNum w:abstractNumId="1" w15:restartNumberingAfterBreak="0">
+    <w:nsid w:val="088E6BF1"/>
+    <w:multiLevelType w:val="hybridMultilevel"/>
+    <w:tmpl w:val="B7F6D75E"/>
+    <w:lvl w:ilvl="0" w:tplc="0419000F">
+      <w:start w:val="1"/>
+      <w:numFmt w:val="decimal"/>
+      <w:lvlText w:val="%1."/>
+      <w:lvlJc w:val="left"/>
+      <w:pPr>
+        <w:ind w:left="1429" w:hanging="360"/>
+      </w:pPr>
+    </w:lvl>
+    <w:lvl w:ilvl="1" w:tplc="04190019" w:tentative="1">
+      <w:start w:val="1"/>
+      <w:numFmt w:val="lowerLetter"/>
+      <w:lvlText w:val="%2."/>
+      <w:lvlJc w:val="left"/>
+      <w:pPr>
+        <w:ind w:left="2149" w:hanging="360"/>
+      </w:pPr>
+    </w:lvl>
+    <w:lvl w:ilvl="2" w:tplc="0419001B" w:tentative="1">
+      <w:start w:val="1"/>
+      <w:numFmt w:val="lowerRoman"/>
+      <w:lvlText w:val="%3."/>
+      <w:lvlJc w:val="right"/>
+      <w:pPr>
+        <w:ind w:left="2869" w:hanging="180"/>
+      </w:pPr>
+    </w:lvl>
+    <w:lvl w:ilvl="3" w:tplc="0419000F" w:tentative="1">
+      <w:start w:val="1"/>
+      <w:numFmt w:val="decimal"/>
+      <w:lvlText w:val="%4."/>
+      <w:lvlJc w:val="left"/>
+      <w:pPr>
+        <w:ind w:left="3589" w:hanging="360"/>
+      </w:pPr>
+    </w:lvl>
+    <w:lvl w:ilvl="4" w:tplc="04190019" w:tentative="1">
+      <w:start w:val="1"/>
+      <w:numFmt w:val="lowerLetter"/>
+      <w:lvlText w:val="%5."/>
+      <w:lvlJc w:val="left"/>
+      <w:pPr>
+        <w:ind w:left="4309" w:hanging="360"/>
+      </w:pPr>
+    </w:lvl>
+    <w:lvl w:ilvl="5" w:tplc="0419001B" w:tentative="1">
+      <w:start w:val="1"/>
+      <w:numFmt w:val="lowerRoman"/>
+      <w:lvlText w:val="%6."/>
+      <w:lvlJc w:val="right"/>
+      <w:pPr>
+        <w:ind w:left="5029" w:hanging="180"/>
+      </w:pPr>
+    </w:lvl>
+    <w:lvl w:ilvl="6" w:tplc="0419000F" w:tentative="1">
+      <w:start w:val="1"/>
+      <w:numFmt w:val="decimal"/>
+      <w:lvlText w:val="%7."/>
+      <w:lvlJc w:val="left"/>
+      <w:pPr>
+        <w:ind w:left="5749" w:hanging="360"/>
+      </w:pPr>
+    </w:lvl>
+    <w:lvl w:ilvl="7" w:tplc="04190019" w:tentative="1">
+      <w:start w:val="1"/>
+      <w:numFmt w:val="lowerLetter"/>
+      <w:lvlText w:val="%8."/>
+      <w:lvlJc w:val="left"/>
+      <w:pPr>
+        <w:ind w:left="6469" w:hanging="360"/>
+      </w:pPr>
+    </w:lvl>
+    <w:lvl w:ilvl="8" w:tplc="0419001B" w:tentative="1">
+      <w:start w:val="1"/>
+      <w:numFmt w:val="lowerRoman"/>
+      <w:lvlText w:val="%9."/>
+      <w:lvlJc w:val="right"/>
+      <w:pPr>
+        <w:ind w:left="7189" w:hanging="180"/>
+      </w:pPr>
+    </w:lvl>
+  </w:abstractNum>
+  <w:abstractNum w:abstractNumId="2" w15:restartNumberingAfterBreak="0">
+    <w:nsid w:val="1DD36B85"/>
+    <w:multiLevelType w:val="hybridMultilevel"/>
+    <w:tmpl w:val="19D2E380"/>
+    <w:lvl w:ilvl="0" w:tplc="0419000F">
+      <w:start w:val="1"/>
+      <w:numFmt w:val="decimal"/>
+      <w:lvlText w:val="%1."/>
+      <w:lvlJc w:val="left"/>
+      <w:pPr>
+        <w:ind w:left="1429" w:hanging="360"/>
+      </w:pPr>
+    </w:lvl>
+    <w:lvl w:ilvl="1" w:tplc="04190019" w:tentative="1">
+      <w:start w:val="1"/>
+      <w:numFmt w:val="lowerLetter"/>
+      <w:lvlText w:val="%2."/>
+      <w:lvlJc w:val="left"/>
+      <w:pPr>
+        <w:ind w:left="2149" w:hanging="360"/>
+      </w:pPr>
+    </w:lvl>
+    <w:lvl w:ilvl="2" w:tplc="0419001B" w:tentative="1">
+      <w:start w:val="1"/>
+      <w:numFmt w:val="lowerRoman"/>
+      <w:lvlText w:val="%3."/>
+      <w:lvlJc w:val="right"/>
+      <w:pPr>
+        <w:ind w:left="2869" w:hanging="180"/>
+      </w:pPr>
+    </w:lvl>
+    <w:lvl w:ilvl="3" w:tplc="0419000F" w:tentative="1">
+      <w:start w:val="1"/>
+      <w:numFmt w:val="decimal"/>
+      <w:lvlText w:val="%4."/>
+      <w:lvlJc w:val="left"/>
+      <w:pPr>
+        <w:ind w:left="3589" w:hanging="360"/>
+      </w:pPr>
+    </w:lvl>
+    <w:lvl w:ilvl="4" w:tplc="04190019" w:tentative="1">
+      <w:start w:val="1"/>
+      <w:numFmt w:val="lowerLetter"/>
+      <w:lvlText w:val="%5."/>
+      <w:lvlJc w:val="left"/>
+      <w:pPr>
+        <w:ind w:left="4309" w:hanging="360"/>
+      </w:pPr>
+    </w:lvl>
+    <w:lvl w:ilvl="5" w:tplc="0419001B" w:tentative="1">
+      <w:start w:val="1"/>
+      <w:numFmt w:val="lowerRoman"/>
+      <w:lvlText w:val="%6."/>
+      <w:lvlJc w:val="right"/>
+      <w:pPr>
+        <w:ind w:left="5029" w:hanging="180"/>
+      </w:pPr>
+    </w:lvl>
+    <w:lvl w:ilvl="6" w:tplc="0419000F" w:tentative="1">
+      <w:start w:val="1"/>
+      <w:numFmt w:val="decimal"/>
+      <w:lvlText w:val="%7."/>
+      <w:lvlJc w:val="left"/>
+      <w:pPr>
+        <w:ind w:left="5749" w:hanging="360"/>
+      </w:pPr>
+    </w:lvl>
+    <w:lvl w:ilvl="7" w:tplc="04190019" w:tentative="1">
+      <w:start w:val="1"/>
+      <w:numFmt w:val="lowerLetter"/>
+      <w:lvlText w:val="%8."/>
+      <w:lvlJc w:val="left"/>
+      <w:pPr>
+        <w:ind w:left="6469" w:hanging="360"/>
+      </w:pPr>
+    </w:lvl>
+    <w:lvl w:ilvl="8" w:tplc="0419001B" w:tentative="1">
+      <w:start w:val="1"/>
+      <w:numFmt w:val="lowerRoman"/>
+      <w:lvlText w:val="%9."/>
+      <w:lvlJc w:val="right"/>
+      <w:pPr>
+        <w:ind w:left="7189" w:hanging="180"/>
+      </w:pPr>
+    </w:lvl>
+  </w:abstractNum>
+  <w:abstractNum w:abstractNumId="3" w15:restartNumberingAfterBreak="0">
     <w:nsid w:val="34A42BB3"/>
     <w:multiLevelType w:val="multilevel"/>
     <w:tmpl w:val="4C889698"/>
@@ -9879,7 +14799,7 @@
       </w:pPr>
     </w:lvl>
   </w:abstractNum>
-  <w:abstractNum w:abstractNumId="2" w15:restartNumberingAfterBreak="0">
+  <w:abstractNum w:abstractNumId="4" w15:restartNumberingAfterBreak="0">
     <w:nsid w:val="36C54FDE"/>
     <w:multiLevelType w:val="multilevel"/>
     <w:tmpl w:val="6664A98C"/>
@@ -9975,7 +14895,7 @@
       </w:pPr>
     </w:lvl>
   </w:abstractNum>
-  <w:abstractNum w:abstractNumId="3" w15:restartNumberingAfterBreak="0">
+  <w:abstractNum w:abstractNumId="5" w15:restartNumberingAfterBreak="0">
     <w:nsid w:val="3C815426"/>
     <w:multiLevelType w:val="multilevel"/>
     <w:tmpl w:val="4C889698"/>
@@ -10061,7 +14981,93 @@
       </w:pPr>
     </w:lvl>
   </w:abstractNum>
-  <w:abstractNum w:abstractNumId="4" w15:restartNumberingAfterBreak="0">
+  <w:abstractNum w:abstractNumId="6" w15:restartNumberingAfterBreak="0">
+    <w:nsid w:val="3CC87A2B"/>
+    <w:multiLevelType w:val="multilevel"/>
+    <w:tmpl w:val="4C889698"/>
+    <w:lvl w:ilvl="0">
+      <w:start w:val="1"/>
+      <w:numFmt w:val="decimal"/>
+      <w:lvlText w:val="%1."/>
+      <w:lvlJc w:val="left"/>
+      <w:pPr>
+        <w:ind w:left="720" w:hanging="720"/>
+      </w:pPr>
+    </w:lvl>
+    <w:lvl w:ilvl="1">
+      <w:start w:val="1"/>
+      <w:numFmt w:val="lowerLetter"/>
+      <w:lvlText w:val="%2."/>
+      <w:lvlJc w:val="left"/>
+      <w:pPr>
+        <w:ind w:left="1440" w:hanging="360"/>
+      </w:pPr>
+    </w:lvl>
+    <w:lvl w:ilvl="2">
+      <w:start w:val="1"/>
+      <w:numFmt w:val="lowerRoman"/>
+      <w:lvlText w:val="%3."/>
+      <w:lvlJc w:val="right"/>
+      <w:pPr>
+        <w:ind w:left="2160" w:hanging="180"/>
+      </w:pPr>
+    </w:lvl>
+    <w:lvl w:ilvl="3">
+      <w:start w:val="1"/>
+      <w:numFmt w:val="decimal"/>
+      <w:lvlText w:val="%4."/>
+      <w:lvlJc w:val="left"/>
+      <w:pPr>
+        <w:ind w:left="2880" w:hanging="360"/>
+      </w:pPr>
+    </w:lvl>
+    <w:lvl w:ilvl="4">
+      <w:start w:val="1"/>
+      <w:numFmt w:val="lowerLetter"/>
+      <w:lvlText w:val="%5."/>
+      <w:lvlJc w:val="left"/>
+      <w:pPr>
+        <w:ind w:left="3600" w:hanging="360"/>
+      </w:pPr>
+    </w:lvl>
+    <w:lvl w:ilvl="5">
+      <w:start w:val="1"/>
+      <w:numFmt w:val="lowerRoman"/>
+      <w:lvlText w:val="%6."/>
+      <w:lvlJc w:val="right"/>
+      <w:pPr>
+        <w:ind w:left="4320" w:hanging="180"/>
+      </w:pPr>
+    </w:lvl>
+    <w:lvl w:ilvl="6">
+      <w:start w:val="1"/>
+      <w:numFmt w:val="decimal"/>
+      <w:lvlText w:val="%7."/>
+      <w:lvlJc w:val="left"/>
+      <w:pPr>
+        <w:ind w:left="5040" w:hanging="360"/>
+      </w:pPr>
+    </w:lvl>
+    <w:lvl w:ilvl="7">
+      <w:start w:val="1"/>
+      <w:numFmt w:val="lowerLetter"/>
+      <w:lvlText w:val="%8."/>
+      <w:lvlJc w:val="left"/>
+      <w:pPr>
+        <w:ind w:left="5760" w:hanging="360"/>
+      </w:pPr>
+    </w:lvl>
+    <w:lvl w:ilvl="8">
+      <w:start w:val="1"/>
+      <w:numFmt w:val="lowerRoman"/>
+      <w:lvlText w:val="%9."/>
+      <w:lvlJc w:val="right"/>
+      <w:pPr>
+        <w:ind w:left="6480" w:hanging="180"/>
+      </w:pPr>
+    </w:lvl>
+  </w:abstractNum>
+  <w:abstractNum w:abstractNumId="7" w15:restartNumberingAfterBreak="0">
     <w:nsid w:val="4BDF7973"/>
     <w:multiLevelType w:val="hybridMultilevel"/>
     <w:tmpl w:val="1966E480"/>
@@ -10175,7 +15181,7 @@
       </w:rPr>
     </w:lvl>
   </w:abstractNum>
-  <w:abstractNum w:abstractNumId="5" w15:restartNumberingAfterBreak="0">
+  <w:abstractNum w:abstractNumId="8" w15:restartNumberingAfterBreak="0">
     <w:nsid w:val="59042454"/>
     <w:multiLevelType w:val="multilevel"/>
     <w:tmpl w:val="CBE47F88"/>
@@ -10288,7 +15294,93 @@
       </w:pPr>
     </w:lvl>
   </w:abstractNum>
-  <w:abstractNum w:abstractNumId="6" w15:restartNumberingAfterBreak="0">
+  <w:abstractNum w:abstractNumId="9" w15:restartNumberingAfterBreak="0">
+    <w:nsid w:val="7A21135D"/>
+    <w:multiLevelType w:val="multilevel"/>
+    <w:tmpl w:val="4C889698"/>
+    <w:lvl w:ilvl="0">
+      <w:start w:val="1"/>
+      <w:numFmt w:val="decimal"/>
+      <w:lvlText w:val="%1."/>
+      <w:lvlJc w:val="left"/>
+      <w:pPr>
+        <w:ind w:left="720" w:hanging="720"/>
+      </w:pPr>
+    </w:lvl>
+    <w:lvl w:ilvl="1">
+      <w:start w:val="1"/>
+      <w:numFmt w:val="lowerLetter"/>
+      <w:lvlText w:val="%2."/>
+      <w:lvlJc w:val="left"/>
+      <w:pPr>
+        <w:ind w:left="1440" w:hanging="360"/>
+      </w:pPr>
+    </w:lvl>
+    <w:lvl w:ilvl="2">
+      <w:start w:val="1"/>
+      <w:numFmt w:val="lowerRoman"/>
+      <w:lvlText w:val="%3."/>
+      <w:lvlJc w:val="right"/>
+      <w:pPr>
+        <w:ind w:left="2160" w:hanging="180"/>
+      </w:pPr>
+    </w:lvl>
+    <w:lvl w:ilvl="3">
+      <w:start w:val="1"/>
+      <w:numFmt w:val="decimal"/>
+      <w:lvlText w:val="%4."/>
+      <w:lvlJc w:val="left"/>
+      <w:pPr>
+        <w:ind w:left="2880" w:hanging="360"/>
+      </w:pPr>
+    </w:lvl>
+    <w:lvl w:ilvl="4">
+      <w:start w:val="1"/>
+      <w:numFmt w:val="lowerLetter"/>
+      <w:lvlText w:val="%5."/>
+      <w:lvlJc w:val="left"/>
+      <w:pPr>
+        <w:ind w:left="3600" w:hanging="360"/>
+      </w:pPr>
+    </w:lvl>
+    <w:lvl w:ilvl="5">
+      <w:start w:val="1"/>
+      <w:numFmt w:val="lowerRoman"/>
+      <w:lvlText w:val="%6."/>
+      <w:lvlJc w:val="right"/>
+      <w:pPr>
+        <w:ind w:left="4320" w:hanging="180"/>
+      </w:pPr>
+    </w:lvl>
+    <w:lvl w:ilvl="6">
+      <w:start w:val="1"/>
+      <w:numFmt w:val="decimal"/>
+      <w:lvlText w:val="%7."/>
+      <w:lvlJc w:val="left"/>
+      <w:pPr>
+        <w:ind w:left="5040" w:hanging="360"/>
+      </w:pPr>
+    </w:lvl>
+    <w:lvl w:ilvl="7">
+      <w:start w:val="1"/>
+      <w:numFmt w:val="lowerLetter"/>
+      <w:lvlText w:val="%8."/>
+      <w:lvlJc w:val="left"/>
+      <w:pPr>
+        <w:ind w:left="5760" w:hanging="360"/>
+      </w:pPr>
+    </w:lvl>
+    <w:lvl w:ilvl="8">
+      <w:start w:val="1"/>
+      <w:numFmt w:val="lowerRoman"/>
+      <w:lvlText w:val="%9."/>
+      <w:lvlJc w:val="right"/>
+      <w:pPr>
+        <w:ind w:left="6480" w:hanging="180"/>
+      </w:pPr>
+    </w:lvl>
+  </w:abstractNum>
+  <w:abstractNum w:abstractNumId="10" w15:restartNumberingAfterBreak="0">
     <w:nsid w:val="7A322FFD"/>
     <w:multiLevelType w:val="multilevel"/>
     <w:tmpl w:val="4C889698"/>
@@ -10374,7 +15466,93 @@
       </w:pPr>
     </w:lvl>
   </w:abstractNum>
-  <w:abstractNum w:abstractNumId="7" w15:restartNumberingAfterBreak="0">
+  <w:abstractNum w:abstractNumId="11" w15:restartNumberingAfterBreak="0">
+    <w:nsid w:val="7F275960"/>
+    <w:multiLevelType w:val="hybridMultilevel"/>
+    <w:tmpl w:val="DC8EEBD0"/>
+    <w:lvl w:ilvl="0" w:tplc="0419000F">
+      <w:start w:val="1"/>
+      <w:numFmt w:val="decimal"/>
+      <w:lvlText w:val="%1."/>
+      <w:lvlJc w:val="left"/>
+      <w:pPr>
+        <w:ind w:left="1429" w:hanging="360"/>
+      </w:pPr>
+    </w:lvl>
+    <w:lvl w:ilvl="1" w:tplc="04190019" w:tentative="1">
+      <w:start w:val="1"/>
+      <w:numFmt w:val="lowerLetter"/>
+      <w:lvlText w:val="%2."/>
+      <w:lvlJc w:val="left"/>
+      <w:pPr>
+        <w:ind w:left="2149" w:hanging="360"/>
+      </w:pPr>
+    </w:lvl>
+    <w:lvl w:ilvl="2" w:tplc="0419001B" w:tentative="1">
+      <w:start w:val="1"/>
+      <w:numFmt w:val="lowerRoman"/>
+      <w:lvlText w:val="%3."/>
+      <w:lvlJc w:val="right"/>
+      <w:pPr>
+        <w:ind w:left="2869" w:hanging="180"/>
+      </w:pPr>
+    </w:lvl>
+    <w:lvl w:ilvl="3" w:tplc="0419000F" w:tentative="1">
+      <w:start w:val="1"/>
+      <w:numFmt w:val="decimal"/>
+      <w:lvlText w:val="%4."/>
+      <w:lvlJc w:val="left"/>
+      <w:pPr>
+        <w:ind w:left="3589" w:hanging="360"/>
+      </w:pPr>
+    </w:lvl>
+    <w:lvl w:ilvl="4" w:tplc="04190019" w:tentative="1">
+      <w:start w:val="1"/>
+      <w:numFmt w:val="lowerLetter"/>
+      <w:lvlText w:val="%5."/>
+      <w:lvlJc w:val="left"/>
+      <w:pPr>
+        <w:ind w:left="4309" w:hanging="360"/>
+      </w:pPr>
+    </w:lvl>
+    <w:lvl w:ilvl="5" w:tplc="0419001B" w:tentative="1">
+      <w:start w:val="1"/>
+      <w:numFmt w:val="lowerRoman"/>
+      <w:lvlText w:val="%6."/>
+      <w:lvlJc w:val="right"/>
+      <w:pPr>
+        <w:ind w:left="5029" w:hanging="180"/>
+      </w:pPr>
+    </w:lvl>
+    <w:lvl w:ilvl="6" w:tplc="0419000F" w:tentative="1">
+      <w:start w:val="1"/>
+      <w:numFmt w:val="decimal"/>
+      <w:lvlText w:val="%7."/>
+      <w:lvlJc w:val="left"/>
+      <w:pPr>
+        <w:ind w:left="5749" w:hanging="360"/>
+      </w:pPr>
+    </w:lvl>
+    <w:lvl w:ilvl="7" w:tplc="04190019" w:tentative="1">
+      <w:start w:val="1"/>
+      <w:numFmt w:val="lowerLetter"/>
+      <w:lvlText w:val="%8."/>
+      <w:lvlJc w:val="left"/>
+      <w:pPr>
+        <w:ind w:left="6469" w:hanging="360"/>
+      </w:pPr>
+    </w:lvl>
+    <w:lvl w:ilvl="8" w:tplc="0419001B" w:tentative="1">
+      <w:start w:val="1"/>
+      <w:numFmt w:val="lowerRoman"/>
+      <w:lvlText w:val="%9."/>
+      <w:lvlJc w:val="right"/>
+      <w:pPr>
+        <w:ind w:left="7189" w:hanging="180"/>
+      </w:pPr>
+    </w:lvl>
+  </w:abstractNum>
+  <w:abstractNum w:abstractNumId="12" w15:restartNumberingAfterBreak="0">
     <w:nsid w:val="7F7E6225"/>
     <w:multiLevelType w:val="hybridMultilevel"/>
     <w:tmpl w:val="F2789756"/>
@@ -10488,13 +15666,13 @@
     </w:lvl>
   </w:abstractNum>
   <w:num w:numId="1">
-    <w:abstractNumId w:val="2"/>
+    <w:abstractNumId w:val="4"/>
   </w:num>
   <w:num w:numId="2">
     <w:abstractNumId w:val="0"/>
   </w:num>
   <w:num w:numId="3">
-    <w:abstractNumId w:val="1"/>
+    <w:abstractNumId w:val="3"/>
   </w:num>
   <w:num w:numId="4">
     <w:abstractNumId w:val="0"/>
@@ -10527,19 +15705,34 @@
     </w:lvlOverride>
   </w:num>
   <w:num w:numId="5">
+    <w:abstractNumId w:val="12"/>
+  </w:num>
+  <w:num w:numId="6">
     <w:abstractNumId w:val="7"/>
   </w:num>
-  <w:num w:numId="6">
-    <w:abstractNumId w:val="4"/>
+  <w:num w:numId="7">
+    <w:abstractNumId w:val="8"/>
   </w:num>
-  <w:num w:numId="7">
+  <w:num w:numId="8">
+    <w:abstractNumId w:val="10"/>
+  </w:num>
+  <w:num w:numId="9">
     <w:abstractNumId w:val="5"/>
   </w:num>
-  <w:num w:numId="8">
+  <w:num w:numId="10">
     <w:abstractNumId w:val="6"/>
   </w:num>
-  <w:num w:numId="9">
-    <w:abstractNumId w:val="3"/>
+  <w:num w:numId="11">
+    <w:abstractNumId w:val="11"/>
+  </w:num>
+  <w:num w:numId="12">
+    <w:abstractNumId w:val="2"/>
+  </w:num>
+  <w:num w:numId="13">
+    <w:abstractNumId w:val="1"/>
+  </w:num>
+  <w:num w:numId="14">
+    <w:abstractNumId w:val="9"/>
   </w:num>
 </w:numbering>
 </file>
@@ -10644,7 +15837,7 @@
     <w:lsdException w:name="Hyperlink" w:semiHidden="1" w:unhideWhenUsed="1"/>
     <w:lsdException w:name="FollowedHyperlink" w:semiHidden="1" w:unhideWhenUsed="1"/>
     <w:lsdException w:name="Strong" w:uiPriority="22"/>
-    <w:lsdException w:name="Emphasis" w:uiPriority="20"/>
+    <w:lsdException w:name="Emphasis" w:uiPriority="20" w:qFormat="1"/>
     <w:lsdException w:name="Document Map" w:semiHidden="1" w:unhideWhenUsed="1"/>
     <w:lsdException w:name="Plain Text" w:semiHidden="1" w:unhideWhenUsed="1"/>
     <w:lsdException w:name="E-mail Signature" w:semiHidden="1" w:unhideWhenUsed="1"/>
@@ -11525,6 +16718,17 @@
       </w:tcPr>
     </w:tblStylePr>
   </w:style>
+  <w:style w:type="character" w:styleId="af6">
+    <w:name w:val="Emphasis"/>
+    <w:basedOn w:val="a2"/>
+    <w:uiPriority w:val="20"/>
+    <w:qFormat/>
+    <w:rsid w:val="00656D08"/>
+    <w:rPr>
+      <w:i/>
+      <w:iCs/>
+    </w:rPr>
+  </w:style>
 </w:styles>
 </file>
 

--- a/Text/ВКР.docx
+++ b/Text/ВКР.docx
@@ -4415,7 +4415,7 @@
       <w:r>
         <w:fldChar w:fldCharType="separate"/>
       </w:r>
-      <w:hyperlink w:anchor="_Toc228565302" w:history="1">
+      <w:hyperlink w:anchor="_Toc228646464" w:history="1">
         <w:r>
           <w:rPr>
             <w:rStyle w:val="a8"/>
@@ -4438,7 +4438,7 @@
           <w:rPr>
             <w:webHidden/>
           </w:rPr>
-          <w:instrText xml:space="preserve"> PAGEREF _Toc228565302 \h </w:instrText>
+          <w:instrText xml:space="preserve"> PAGEREF _Toc228646464 \h </w:instrText>
         </w:r>
         <w:r>
           <w:rPr>
@@ -4475,7 +4475,7 @@
           <w:lang w:eastAsia="ru-RU" w:bidi="ar-SA"/>
         </w:rPr>
       </w:pPr>
-      <w:hyperlink w:anchor="_Toc228565303" w:history="1">
+      <w:hyperlink w:anchor="_Toc228646465" w:history="1">
         <w:r>
           <w:rPr>
             <w:rStyle w:val="a8"/>
@@ -4498,7 +4498,7 @@
           <w:rPr>
             <w:webHidden/>
           </w:rPr>
-          <w:instrText xml:space="preserve"> PAGEREF _Toc228565303 \h </w:instrText>
+          <w:instrText xml:space="preserve"> PAGEREF _Toc228646465 \h </w:instrText>
         </w:r>
         <w:r>
           <w:rPr>
@@ -4535,7 +4535,7 @@
           <w:lang w:eastAsia="ru-RU" w:bidi="ar-SA"/>
         </w:rPr>
       </w:pPr>
-      <w:hyperlink w:anchor="_Toc228565304" w:history="1">
+      <w:hyperlink w:anchor="_Toc228646466" w:history="1">
         <w:r>
           <w:rPr>
             <w:rStyle w:val="a8"/>
@@ -4558,7 +4558,7 @@
           <w:rPr>
             <w:webHidden/>
           </w:rPr>
-          <w:instrText xml:space="preserve"> PAGEREF _Toc228565304 \h </w:instrText>
+          <w:instrText xml:space="preserve"> PAGEREF _Toc228646466 \h </w:instrText>
         </w:r>
         <w:r>
           <w:rPr>
@@ -4595,7 +4595,7 @@
           <w:lang w:eastAsia="ru-RU" w:bidi="ar-SA"/>
         </w:rPr>
       </w:pPr>
-      <w:hyperlink w:anchor="_Toc228565305" w:history="1">
+      <w:hyperlink w:anchor="_Toc228646467" w:history="1">
         <w:r>
           <w:rPr>
             <w:rStyle w:val="a8"/>
@@ -4619,7 +4619,7 @@
           <w:rPr>
             <w:webHidden/>
           </w:rPr>
-          <w:instrText xml:space="preserve"> PAGEREF _Toc228565305 \h </w:instrText>
+          <w:instrText xml:space="preserve"> PAGEREF _Toc228646467 \h </w:instrText>
         </w:r>
         <w:r>
           <w:rPr>
@@ -4656,7 +4656,7 @@
           <w:lang w:eastAsia="ru-RU" w:bidi="ar-SA"/>
         </w:rPr>
       </w:pPr>
-      <w:hyperlink w:anchor="_Toc228565306" w:history="1">
+      <w:hyperlink w:anchor="_Toc228646468" w:history="1">
         <w:r>
           <w:rPr>
             <w:rStyle w:val="a8"/>
@@ -4679,7 +4679,7 @@
           <w:rPr>
             <w:webHidden/>
           </w:rPr>
-          <w:instrText xml:space="preserve"> PAGEREF _Toc228565306 \h </w:instrText>
+          <w:instrText xml:space="preserve"> PAGEREF _Toc228646468 \h </w:instrText>
         </w:r>
         <w:r>
           <w:rPr>
@@ -4716,7 +4716,7 @@
           <w:lang w:eastAsia="ru-RU" w:bidi="ar-SA"/>
         </w:rPr>
       </w:pPr>
-      <w:hyperlink w:anchor="_Toc228565307" w:history="1">
+      <w:hyperlink w:anchor="_Toc228646469" w:history="1">
         <w:r>
           <w:rPr>
             <w:rStyle w:val="a8"/>
@@ -4739,7 +4739,7 @@
           <w:rPr>
             <w:webHidden/>
           </w:rPr>
-          <w:instrText xml:space="preserve"> PAGEREF _Toc228565307 \h </w:instrText>
+          <w:instrText xml:space="preserve"> PAGEREF _Toc228646469 \h </w:instrText>
         </w:r>
         <w:r>
           <w:rPr>
@@ -4776,7 +4776,7 @@
           <w:lang w:eastAsia="ru-RU" w:bidi="ar-SA"/>
         </w:rPr>
       </w:pPr>
-      <w:hyperlink w:anchor="_Toc228565308" w:history="1">
+      <w:hyperlink w:anchor="_Toc228646470" w:history="1">
         <w:r>
           <w:rPr>
             <w:rStyle w:val="a8"/>
@@ -4799,7 +4799,7 @@
           <w:rPr>
             <w:webHidden/>
           </w:rPr>
-          <w:instrText xml:space="preserve"> PAGEREF _Toc228565308 \h </w:instrText>
+          <w:instrText xml:space="preserve"> PAGEREF _Toc228646470 \h </w:instrText>
         </w:r>
         <w:r>
           <w:rPr>
@@ -4836,7 +4836,7 @@
           <w:lang w:eastAsia="ru-RU" w:bidi="ar-SA"/>
         </w:rPr>
       </w:pPr>
-      <w:hyperlink w:anchor="_Toc228565309" w:history="1">
+      <w:hyperlink w:anchor="_Toc228646471" w:history="1">
         <w:r>
           <w:rPr>
             <w:rStyle w:val="a8"/>
@@ -4859,7 +4859,7 @@
           <w:rPr>
             <w:webHidden/>
           </w:rPr>
-          <w:instrText xml:space="preserve"> PAGEREF _Toc228565309 \h </w:instrText>
+          <w:instrText xml:space="preserve"> PAGEREF _Toc228646471 \h </w:instrText>
         </w:r>
         <w:r>
           <w:rPr>
@@ -4896,7 +4896,7 @@
           <w:lang w:eastAsia="ru-RU" w:bidi="ar-SA"/>
         </w:rPr>
       </w:pPr>
-      <w:hyperlink w:anchor="_Toc228565310" w:history="1">
+      <w:hyperlink w:anchor="_Toc228646472" w:history="1">
         <w:r>
           <w:rPr>
             <w:rStyle w:val="a8"/>
@@ -4919,7 +4919,7 @@
           <w:rPr>
             <w:webHidden/>
           </w:rPr>
-          <w:instrText xml:space="preserve"> PAGEREF _Toc228565310 \h </w:instrText>
+          <w:instrText xml:space="preserve"> PAGEREF _Toc228646472 \h </w:instrText>
         </w:r>
         <w:r>
           <w:rPr>
@@ -4956,7 +4956,7 @@
           <w:lang w:eastAsia="ru-RU" w:bidi="ar-SA"/>
         </w:rPr>
       </w:pPr>
-      <w:hyperlink w:anchor="_Toc228565311" w:history="1">
+      <w:hyperlink w:anchor="_Toc228646473" w:history="1">
         <w:r>
           <w:rPr>
             <w:rStyle w:val="a8"/>
@@ -4979,7 +4979,7 @@
           <w:rPr>
             <w:webHidden/>
           </w:rPr>
-          <w:instrText xml:space="preserve"> PAGEREF _Toc228565311 \h </w:instrText>
+          <w:instrText xml:space="preserve"> PAGEREF _Toc228646473 \h </w:instrText>
         </w:r>
         <w:r>
           <w:rPr>
@@ -5016,7 +5016,7 @@
           <w:lang w:eastAsia="ru-RU" w:bidi="ar-SA"/>
         </w:rPr>
       </w:pPr>
-      <w:hyperlink w:anchor="_Toc228565312" w:history="1">
+      <w:hyperlink w:anchor="_Toc228646474" w:history="1">
         <w:r>
           <w:rPr>
             <w:rStyle w:val="a8"/>
@@ -5039,7 +5039,7 @@
           <w:rPr>
             <w:webHidden/>
           </w:rPr>
-          <w:instrText xml:space="preserve"> PAGEREF _Toc228565312 \h </w:instrText>
+          <w:instrText xml:space="preserve"> PAGEREF _Toc228646474 \h </w:instrText>
         </w:r>
         <w:r>
           <w:rPr>
@@ -5076,7 +5076,7 @@
           <w:lang w:eastAsia="ru-RU" w:bidi="ar-SA"/>
         </w:rPr>
       </w:pPr>
-      <w:hyperlink w:anchor="_Toc228565313" w:history="1">
+      <w:hyperlink w:anchor="_Toc228646475" w:history="1">
         <w:r>
           <w:rPr>
             <w:rStyle w:val="a8"/>
@@ -5099,7 +5099,7 @@
           <w:rPr>
             <w:webHidden/>
           </w:rPr>
-          <w:instrText xml:space="preserve"> PAGEREF _Toc228565313 \h </w:instrText>
+          <w:instrText xml:space="preserve"> PAGEREF _Toc228646475 \h </w:instrText>
         </w:r>
         <w:r>
           <w:rPr>
@@ -5116,7 +5116,7 @@
           <w:rPr>
             <w:webHidden/>
           </w:rPr>
-          <w:t>21</w:t>
+          <w:t>32</w:t>
         </w:r>
         <w:r>
           <w:rPr>
@@ -5136,7 +5136,7 @@
           <w:lang w:eastAsia="ru-RU" w:bidi="ar-SA"/>
         </w:rPr>
       </w:pPr>
-      <w:hyperlink w:anchor="_Toc228565314" w:history="1">
+      <w:hyperlink w:anchor="_Toc228646476" w:history="1">
         <w:r>
           <w:rPr>
             <w:rStyle w:val="a8"/>
@@ -5159,7 +5159,7 @@
           <w:rPr>
             <w:webHidden/>
           </w:rPr>
-          <w:instrText xml:space="preserve"> PAGEREF _Toc228565314 \h </w:instrText>
+          <w:instrText xml:space="preserve"> PAGEREF _Toc228646476 \h </w:instrText>
         </w:r>
         <w:r>
           <w:rPr>
@@ -5176,7 +5176,7 @@
           <w:rPr>
             <w:webHidden/>
           </w:rPr>
-          <w:t>22</w:t>
+          <w:t>33</w:t>
         </w:r>
         <w:r>
           <w:rPr>
@@ -5196,7 +5196,67 @@
           <w:lang w:eastAsia="ru-RU" w:bidi="ar-SA"/>
         </w:rPr>
       </w:pPr>
-      <w:hyperlink w:anchor="_Toc228565315" w:history="1">
+      <w:hyperlink w:anchor="_Toc228646477" w:history="1">
+        <w:r>
+          <w:rPr>
+            <w:rStyle w:val="a8"/>
+          </w:rPr>
+          <w:t>5 Безопасность жизнедеятельности</w:t>
+        </w:r>
+        <w:r>
+          <w:rPr>
+            <w:webHidden/>
+          </w:rPr>
+          <w:tab/>
+        </w:r>
+        <w:r>
+          <w:rPr>
+            <w:webHidden/>
+          </w:rPr>
+          <w:fldChar w:fldCharType="begin"/>
+        </w:r>
+        <w:r>
+          <w:rPr>
+            <w:webHidden/>
+          </w:rPr>
+          <w:instrText xml:space="preserve"> PAGEREF _Toc228646477 \h </w:instrText>
+        </w:r>
+        <w:r>
+          <w:rPr>
+            <w:webHidden/>
+          </w:rPr>
+        </w:r>
+        <w:r>
+          <w:rPr>
+            <w:webHidden/>
+          </w:rPr>
+          <w:fldChar w:fldCharType="separate"/>
+        </w:r>
+        <w:r>
+          <w:rPr>
+            <w:webHidden/>
+          </w:rPr>
+          <w:t>34</w:t>
+        </w:r>
+        <w:r>
+          <w:rPr>
+            <w:webHidden/>
+          </w:rPr>
+          <w:fldChar w:fldCharType="end"/>
+        </w:r>
+      </w:hyperlink>
+    </w:p>
+    <w:p>
+      <w:pPr>
+        <w:pStyle w:val="10"/>
+        <w:rPr>
+          <w:rFonts w:asciiTheme="minorHAnsi" w:eastAsiaTheme="minorEastAsia" w:hAnsiTheme="minorHAnsi" w:cstheme="minorBidi"/>
+          <w:sz w:val="22"/>
+          <w:szCs w:val="22"/>
+          <w:lang w:eastAsia="ru-RU" w:bidi="ar-SA"/>
+        </w:rPr>
+      </w:pPr>
+      <w:hyperlink w:anchor="_Toc228646478" w:history="1">
         <w:r>
           <w:rPr>
             <w:rStyle w:val="a8"/>
@@ -5219,7 +5279,7 @@
           <w:rPr>
             <w:webHidden/>
           </w:rPr>
-          <w:instrText xml:space="preserve"> PAGEREF _Toc228565315 \h </w:instrText>
+          <w:instrText xml:space="preserve"> PAGEREF _Toc228646478 \h </w:instrText>
         </w:r>
         <w:r>
           <w:rPr>
@@ -5236,7 +5296,7 @@
           <w:rPr>
             <w:webHidden/>
           </w:rPr>
-          <w:t>23</w:t>
+          <w:t>35</w:t>
         </w:r>
         <w:r>
           <w:rPr>
@@ -5256,7 +5316,7 @@
           <w:lang w:eastAsia="ru-RU" w:bidi="ar-SA"/>
         </w:rPr>
       </w:pPr>
-      <w:hyperlink w:anchor="_Toc228565316" w:history="1">
+      <w:hyperlink w:anchor="_Toc228646479" w:history="1">
         <w:r>
           <w:rPr>
             <w:rStyle w:val="a8"/>
@@ -5279,7 +5339,7 @@
           <w:rPr>
             <w:webHidden/>
           </w:rPr>
-          <w:instrText xml:space="preserve"> PAGEREF _Toc228565316 \h </w:instrText>
+          <w:instrText xml:space="preserve"> PAGEREF _Toc228646479 \h </w:instrText>
         </w:r>
         <w:r>
           <w:rPr>
@@ -5296,7 +5356,7 @@
           <w:rPr>
             <w:webHidden/>
           </w:rPr>
-          <w:t>24</w:t>
+          <w:t>36</w:t>
         </w:r>
         <w:r>
           <w:rPr>
@@ -5316,7 +5376,7 @@
           <w:lang w:eastAsia="ru-RU" w:bidi="ar-SA"/>
         </w:rPr>
       </w:pPr>
-      <w:hyperlink w:anchor="_Toc228565317" w:history="1">
+      <w:hyperlink w:anchor="_Toc228646480" w:history="1">
         <w:r>
           <w:rPr>
             <w:rStyle w:val="a8"/>
@@ -5339,7 +5399,7 @@
           <w:rPr>
             <w:webHidden/>
           </w:rPr>
-          <w:instrText xml:space="preserve"> PAGEREF _Toc228565317 \h </w:instrText>
+          <w:instrText xml:space="preserve"> PAGEREF _Toc228646480 \h </w:instrText>
         </w:r>
         <w:r>
           <w:rPr>
@@ -5356,7 +5416,7 @@
           <w:rPr>
             <w:webHidden/>
           </w:rPr>
-          <w:t>25</w:t>
+          <w:t>38</w:t>
         </w:r>
         <w:r>
           <w:rPr>
@@ -5382,12 +5442,14 @@
         <w:pStyle w:val="2"/>
         <w:jc w:val="center"/>
       </w:pPr>
-      <w:bookmarkStart w:id="0" w:name="_Toc228565302"/>
+      <w:bookmarkStart w:id="0" w:name="_Toc228645298"/>
+      <w:bookmarkStart w:id="1" w:name="_Toc228646464"/>
       <w:r>
         <w:lastRenderedPageBreak/>
         <w:t>ОПРЕДЕЛЕНИЯ, ОБОЗНАЧЕНИЯ И СОКРАЩЕНИЯ</w:t>
       </w:r>
       <w:bookmarkEnd w:id="0"/>
+      <w:bookmarkEnd w:id="1"/>
     </w:p>
     <w:p>
       <w:pPr>
@@ -5410,7 +5472,9 @@
           <w:rFonts w:cs="Times New Roman"/>
         </w:rPr>
       </w:pPr>
-      <w:bookmarkStart w:id="1" w:name="_Toc228565303"/>
+      <w:bookmarkStart w:id="2" w:name="_Toc228565303"/>
+      <w:bookmarkStart w:id="3" w:name="_Toc228645299"/>
+      <w:bookmarkStart w:id="4" w:name="_Toc228646465"/>
       <w:r>
         <w:rPr>
           <w:rFonts w:cs="Times New Roman"/>
@@ -5418,7 +5482,9 @@
         <w:lastRenderedPageBreak/>
         <w:t>ВВЕДЕНИЕ</w:t>
       </w:r>
-      <w:bookmarkEnd w:id="1"/>
+      <w:bookmarkEnd w:id="2"/>
+      <w:bookmarkEnd w:id="3"/>
+      <w:bookmarkEnd w:id="4"/>
     </w:p>
     <w:p>
       <w:pPr>
@@ -5918,8 +5984,10 @@
           <w:rFonts w:cs="Times New Roman"/>
         </w:rPr>
       </w:pPr>
-      <w:bookmarkStart w:id="2" w:name="_Toc73173348"/>
-      <w:bookmarkStart w:id="3" w:name="_Toc228565304"/>
+      <w:bookmarkStart w:id="5" w:name="_Toc73173348"/>
+      <w:bookmarkStart w:id="6" w:name="_Toc228565304"/>
+      <w:bookmarkStart w:id="7" w:name="_Toc228645300"/>
+      <w:bookmarkStart w:id="8" w:name="_Toc228646466"/>
       <w:r>
         <w:rPr>
           <w:rFonts w:cs="Times New Roman"/>
@@ -5927,14 +5995,16 @@
         <w:lastRenderedPageBreak/>
         <w:t xml:space="preserve">1 </w:t>
       </w:r>
-      <w:bookmarkEnd w:id="2"/>
+      <w:bookmarkEnd w:id="5"/>
       <w:r>
         <w:rPr>
           <w:rFonts w:cs="Times New Roman"/>
         </w:rPr>
         <w:t>Обзор предметной области</w:t>
       </w:r>
-      <w:bookmarkEnd w:id="3"/>
+      <w:bookmarkEnd w:id="6"/>
+      <w:bookmarkEnd w:id="7"/>
+      <w:bookmarkEnd w:id="8"/>
     </w:p>
     <w:p>
       <w:pPr>
@@ -5943,23 +6013,27 @@
           <w:rFonts w:cs="Times New Roman"/>
         </w:rPr>
       </w:pPr>
-      <w:bookmarkStart w:id="4" w:name="_Toc73173349"/>
-      <w:bookmarkStart w:id="5" w:name="_Toc228565305"/>
+      <w:bookmarkStart w:id="9" w:name="_Toc73173349"/>
+      <w:bookmarkStart w:id="10" w:name="_Toc228565305"/>
+      <w:bookmarkStart w:id="11" w:name="_Toc228645301"/>
+      <w:bookmarkStart w:id="12" w:name="_Toc228646467"/>
       <w:r>
         <w:rPr>
           <w:rFonts w:cs="Times New Roman"/>
         </w:rPr>
         <w:t xml:space="preserve">1.1 </w:t>
       </w:r>
-      <w:bookmarkStart w:id="6" w:name="_Toc73173350"/>
-      <w:bookmarkEnd w:id="4"/>
+      <w:bookmarkStart w:id="13" w:name="_Toc73173350"/>
+      <w:bookmarkEnd w:id="9"/>
       <w:r>
         <w:rPr>
           <w:rFonts w:cs="Times New Roman"/>
         </w:rPr>
         <w:t>Описание предметной области</w:t>
       </w:r>
-      <w:bookmarkEnd w:id="5"/>
+      <w:bookmarkEnd w:id="10"/>
+      <w:bookmarkEnd w:id="11"/>
+      <w:bookmarkEnd w:id="12"/>
     </w:p>
     <w:p>
       <w:pPr>
@@ -5974,7 +6048,7 @@
         </w:rPr>
         <w:t xml:space="preserve">1.1.1 </w:t>
       </w:r>
-      <w:bookmarkEnd w:id="6"/>
+      <w:bookmarkEnd w:id="13"/>
       <w:r>
         <w:rPr>
           <w:rFonts w:cs="Times New Roman"/>
@@ -7081,7 +7155,7 @@
       <w:pPr>
         <w:pStyle w:val="a1"/>
         <w:rPr>
-          <w:lang w:val="en-US" w:eastAsia="ru-RU" w:bidi="ar-SA"/>
+          <w:lang w:eastAsia="ru-RU" w:bidi="ar-SA"/>
         </w:rPr>
       </w:pPr>
     </w:p>
@@ -7089,7 +7163,9 @@
       <w:pPr>
         <w:pStyle w:val="3"/>
       </w:pPr>
-      <w:bookmarkStart w:id="7" w:name="_Toc228565306"/>
+      <w:bookmarkStart w:id="14" w:name="_Toc228565306"/>
+      <w:bookmarkStart w:id="15" w:name="_Toc228645302"/>
+      <w:bookmarkStart w:id="16" w:name="_Toc228646468"/>
       <w:r>
         <w:t xml:space="preserve">1.2 </w:t>
       </w:r>
@@ -7099,7 +7175,9 @@
       <w:r>
         <w:t>литературы</w:t>
       </w:r>
-      <w:bookmarkEnd w:id="7"/>
+      <w:bookmarkEnd w:id="14"/>
+      <w:bookmarkEnd w:id="15"/>
+      <w:bookmarkEnd w:id="16"/>
     </w:p>
     <w:p>
       <w:pPr>
@@ -9641,22 +9719,30 @@
       <w:pPr>
         <w:pStyle w:val="2"/>
       </w:pPr>
-      <w:bookmarkStart w:id="8" w:name="_Toc228565307"/>
+      <w:bookmarkStart w:id="17" w:name="_Toc228565307"/>
+      <w:bookmarkStart w:id="18" w:name="_Toc228645303"/>
+      <w:bookmarkStart w:id="19" w:name="_Toc228646469"/>
       <w:r>
         <w:lastRenderedPageBreak/>
         <w:t>2 Выбор метода решения</w:t>
       </w:r>
-      <w:bookmarkEnd w:id="8"/>
+      <w:bookmarkEnd w:id="17"/>
+      <w:bookmarkEnd w:id="18"/>
+      <w:bookmarkEnd w:id="19"/>
     </w:p>
     <w:p>
       <w:pPr>
         <w:pStyle w:val="3"/>
       </w:pPr>
-      <w:bookmarkStart w:id="9" w:name="_Toc228565308"/>
+      <w:bookmarkStart w:id="20" w:name="_Toc228565308"/>
+      <w:bookmarkStart w:id="21" w:name="_Toc228645304"/>
+      <w:bookmarkStart w:id="22" w:name="_Toc228646470"/>
       <w:r>
         <w:t>2.1 Постановка задачи</w:t>
       </w:r>
-      <w:bookmarkEnd w:id="9"/>
+      <w:bookmarkEnd w:id="20"/>
+      <w:bookmarkEnd w:id="21"/>
+      <w:bookmarkEnd w:id="22"/>
     </w:p>
     <w:p>
       <w:pPr>
@@ -9698,23 +9784,21 @@
       <w:pPr>
         <w:pStyle w:val="3"/>
       </w:pPr>
-      <w:bookmarkStart w:id="10" w:name="_Toc228565309"/>
+      <w:bookmarkStart w:id="23" w:name="_Toc228565309"/>
+      <w:bookmarkStart w:id="24" w:name="_Toc228645305"/>
+      <w:bookmarkStart w:id="25" w:name="_Toc228646471"/>
       <w:r>
         <w:t>2.2 Требования к решению</w:t>
       </w:r>
-      <w:bookmarkEnd w:id="10"/>
+      <w:bookmarkEnd w:id="23"/>
+      <w:bookmarkEnd w:id="24"/>
+      <w:bookmarkEnd w:id="25"/>
     </w:p>
     <w:p>
       <w:pPr>
         <w:pStyle w:val="a1"/>
-        <w:rPr>
-          <w:lang w:eastAsia="ru-RU" w:bidi="ar-SA"/>
-        </w:rPr>
-      </w:pPr>
-      <w:r>
-        <w:rPr>
-          <w:lang w:eastAsia="ru-RU" w:bidi="ar-SA"/>
-        </w:rPr>
+      </w:pPr>
+      <w:r>
         <w:t>К разрабатываемой программе предъявляются следующие требования:</w:t>
       </w:r>
     </w:p>
@@ -9723,22 +9807,18 @@
         <w:pStyle w:val="a1"/>
         <w:numPr>
           <w:ilvl w:val="0"/>
-          <w:numId w:val="10"/>
+          <w:numId w:val="20"/>
         </w:numPr>
-        <w:rPr>
-          <w:lang w:eastAsia="ru-RU" w:bidi="ar-SA"/>
-        </w:rPr>
-      </w:pPr>
-      <w:r>
-        <w:rPr>
-          <w:lang w:eastAsia="ru-RU" w:bidi="ar-SA"/>
-        </w:rPr>
+        <w:tabs>
+          <w:tab w:val="clear" w:pos="709"/>
+          <w:tab w:val="left" w:pos="1418"/>
+        </w:tabs>
+        <w:ind w:left="0" w:firstLine="709"/>
+      </w:pPr>
+      <w:r>
         <w:t>И</w:t>
       </w:r>
       <w:r>
-        <w:rPr>
-          <w:lang w:eastAsia="ru-RU" w:bidi="ar-SA"/>
-        </w:rPr>
         <w:t>спользование эфемерид EPM ИПА РАН в качестве источника положений возмущающих тел;</w:t>
       </w:r>
     </w:p>
@@ -9747,36 +9827,26 @@
         <w:pStyle w:val="a1"/>
         <w:numPr>
           <w:ilvl w:val="0"/>
-          <w:numId w:val="10"/>
+          <w:numId w:val="20"/>
         </w:numPr>
-        <w:rPr>
-          <w:lang w:eastAsia="ru-RU" w:bidi="ar-SA"/>
-        </w:rPr>
-      </w:pPr>
-      <w:r>
-        <w:rPr>
-          <w:lang w:eastAsia="ru-RU" w:bidi="ar-SA"/>
-        </w:rPr>
+        <w:tabs>
+          <w:tab w:val="clear" w:pos="709"/>
+          <w:tab w:val="left" w:pos="1418"/>
+        </w:tabs>
+        <w:ind w:left="0" w:firstLine="709"/>
+      </w:pPr>
+      <w:r>
         <w:t>П</w:t>
       </w:r>
       <w:r>
-        <w:rPr>
-          <w:lang w:eastAsia="ru-RU" w:bidi="ar-SA"/>
-        </w:rPr>
         <w:t xml:space="preserve">оддержка модели </w:t>
       </w:r>
       <w:proofErr w:type="spellStart"/>
       <w:r>
-        <w:rPr>
-          <w:lang w:eastAsia="ru-RU" w:bidi="ar-SA"/>
-        </w:rPr>
         <w:t>Марсдена</w:t>
       </w:r>
       <w:proofErr w:type="spellEnd"/>
       <w:r>
-        <w:rPr>
-          <w:lang w:eastAsia="ru-RU" w:bidi="ar-SA"/>
-        </w:rPr>
         <w:t xml:space="preserve"> с возможностью задания произвольной функции активности g(r);</w:t>
       </w:r>
     </w:p>
@@ -9785,22 +9855,18 @@
         <w:pStyle w:val="a1"/>
         <w:numPr>
           <w:ilvl w:val="0"/>
-          <w:numId w:val="10"/>
+          <w:numId w:val="20"/>
         </w:numPr>
-        <w:rPr>
-          <w:lang w:eastAsia="ru-RU" w:bidi="ar-SA"/>
-        </w:rPr>
-      </w:pPr>
-      <w:r>
-        <w:rPr>
-          <w:lang w:eastAsia="ru-RU" w:bidi="ar-SA"/>
-        </w:rPr>
+        <w:tabs>
+          <w:tab w:val="clear" w:pos="709"/>
+          <w:tab w:val="left" w:pos="1418"/>
+        </w:tabs>
+        <w:ind w:left="0" w:firstLine="709"/>
+      </w:pPr>
+      <w:r>
         <w:t>У</w:t>
       </w:r>
       <w:r>
-        <w:rPr>
-          <w:lang w:eastAsia="ru-RU" w:bidi="ar-SA"/>
-        </w:rPr>
         <w:t>чёт гравитационных возмущений от больших планет, Луны, Плутона и крупных астероидов, а также квадрупольного момента Солнца;</w:t>
       </w:r>
     </w:p>
@@ -9809,22 +9875,18 @@
         <w:pStyle w:val="a1"/>
         <w:numPr>
           <w:ilvl w:val="0"/>
-          <w:numId w:val="10"/>
+          <w:numId w:val="20"/>
         </w:numPr>
-        <w:rPr>
-          <w:lang w:eastAsia="ru-RU" w:bidi="ar-SA"/>
-        </w:rPr>
-      </w:pPr>
-      <w:r>
-        <w:rPr>
-          <w:lang w:eastAsia="ru-RU" w:bidi="ar-SA"/>
-        </w:rPr>
+        <w:tabs>
+          <w:tab w:val="clear" w:pos="709"/>
+          <w:tab w:val="left" w:pos="1418"/>
+        </w:tabs>
+        <w:ind w:left="0" w:firstLine="709"/>
+      </w:pPr>
+      <w:r>
         <w:t>И</w:t>
       </w:r>
       <w:r>
-        <w:rPr>
-          <w:lang w:eastAsia="ru-RU" w:bidi="ar-SA"/>
-        </w:rPr>
         <w:t>спользование метода Гаусса–Ньютона для решения обратной задачи;</w:t>
       </w:r>
     </w:p>
@@ -9833,22 +9895,18 @@
         <w:pStyle w:val="a1"/>
         <w:numPr>
           <w:ilvl w:val="0"/>
-          <w:numId w:val="10"/>
+          <w:numId w:val="20"/>
         </w:numPr>
-        <w:rPr>
-          <w:lang w:eastAsia="ru-RU" w:bidi="ar-SA"/>
-        </w:rPr>
-      </w:pPr>
-      <w:r>
-        <w:rPr>
-          <w:lang w:eastAsia="ru-RU" w:bidi="ar-SA"/>
-        </w:rPr>
+        <w:tabs>
+          <w:tab w:val="clear" w:pos="709"/>
+          <w:tab w:val="left" w:pos="1418"/>
+        </w:tabs>
+        <w:ind w:left="0" w:firstLine="709"/>
+      </w:pPr>
+      <w:r>
         <w:t>Р</w:t>
       </w:r>
       <w:r>
-        <w:rPr>
-          <w:lang w:eastAsia="ru-RU" w:bidi="ar-SA"/>
-        </w:rPr>
         <w:t>асчёт матрицы частных производных через уравнения в вариациях;</w:t>
       </w:r>
     </w:p>
@@ -9857,70 +9915,37 @@
         <w:pStyle w:val="a1"/>
         <w:numPr>
           <w:ilvl w:val="0"/>
-          <w:numId w:val="10"/>
+          <w:numId w:val="20"/>
         </w:numPr>
-        <w:rPr>
-          <w:lang w:eastAsia="ru-RU" w:bidi="ar-SA"/>
-        </w:rPr>
-      </w:pPr>
-      <w:r>
-        <w:rPr>
-          <w:lang w:eastAsia="ru-RU" w:bidi="ar-SA"/>
-        </w:rPr>
+        <w:tabs>
+          <w:tab w:val="clear" w:pos="709"/>
+          <w:tab w:val="left" w:pos="1418"/>
+        </w:tabs>
+        <w:ind w:left="0" w:firstLine="709"/>
+      </w:pPr>
+      <w:r>
         <w:t>П</w:t>
       </w:r>
       <w:r>
-        <w:rPr>
-          <w:lang w:eastAsia="ru-RU" w:bidi="ar-SA"/>
-        </w:rPr>
         <w:t>оддержка астрометрических данных в формате Центра малых планет (MPC</w:t>
       </w:r>
       <w:r>
-        <w:rPr>
-          <w:lang w:eastAsia="ru-RU" w:bidi="ar-SA"/>
-        </w:rPr>
+        <w:t xml:space="preserve"> 80-column </w:t>
+      </w:r>
+      <w:proofErr w:type="spellStart"/>
+      <w:r>
+        <w:t>observation</w:t>
+      </w:r>
+      <w:proofErr w:type="spellEnd"/>
+      <w:r>
         <w:t xml:space="preserve"> </w:t>
       </w:r>
-      <w:r>
-        <w:rPr>
-          <w:lang w:eastAsia="ru-RU" w:bidi="ar-SA"/>
-        </w:rPr>
-        <w:t>80-</w:t>
-      </w:r>
-      <w:r>
-        <w:rPr>
-          <w:lang w:val="en-US" w:eastAsia="ru-RU" w:bidi="ar-SA"/>
-        </w:rPr>
-        <w:t>column</w:t>
-      </w:r>
-      <w:r>
-        <w:rPr>
-          <w:lang w:eastAsia="ru-RU" w:bidi="ar-SA"/>
-        </w:rPr>
-        <w:t xml:space="preserve"> </w:t>
-      </w:r>
-      <w:r>
-        <w:rPr>
-          <w:lang w:val="en-US" w:eastAsia="ru-RU" w:bidi="ar-SA"/>
-        </w:rPr>
-        <w:t>observation</w:t>
-      </w:r>
-      <w:r>
-        <w:rPr>
-          <w:lang w:eastAsia="ru-RU" w:bidi="ar-SA"/>
-        </w:rPr>
-        <w:t xml:space="preserve"> </w:t>
-      </w:r>
-      <w:r>
-        <w:rPr>
-          <w:lang w:val="en-US" w:eastAsia="ru-RU" w:bidi="ar-SA"/>
-        </w:rPr>
+      <w:proofErr w:type="spellStart"/>
+      <w:r>
         <w:t>format</w:t>
       </w:r>
-      <w:r>
-        <w:rPr>
-          <w:lang w:eastAsia="ru-RU" w:bidi="ar-SA"/>
-        </w:rPr>
+      <w:proofErr w:type="spellEnd"/>
+      <w:r>
         <w:t>);</w:t>
       </w:r>
     </w:p>
@@ -9929,22 +9954,18 @@
         <w:pStyle w:val="a1"/>
         <w:numPr>
           <w:ilvl w:val="0"/>
-          <w:numId w:val="10"/>
+          <w:numId w:val="20"/>
         </w:numPr>
-        <w:rPr>
-          <w:lang w:eastAsia="ru-RU" w:bidi="ar-SA"/>
-        </w:rPr>
-      </w:pPr>
-      <w:r>
-        <w:rPr>
-          <w:lang w:eastAsia="ru-RU" w:bidi="ar-SA"/>
-        </w:rPr>
+        <w:tabs>
+          <w:tab w:val="clear" w:pos="709"/>
+          <w:tab w:val="left" w:pos="1418"/>
+        </w:tabs>
+        <w:ind w:left="0" w:firstLine="709"/>
+      </w:pPr>
+      <w:r>
         <w:t>М</w:t>
       </w:r>
       <w:r>
-        <w:rPr>
-          <w:lang w:eastAsia="ru-RU" w:bidi="ar-SA"/>
-        </w:rPr>
         <w:t>одульная организация программы, допускающая замену отдельных компонент физической модели.</w:t>
       </w:r>
     </w:p>
@@ -9961,124 +9982,83 @@
       <w:pPr>
         <w:pStyle w:val="3"/>
       </w:pPr>
-      <w:bookmarkStart w:id="11" w:name="_Toc228565310"/>
+      <w:bookmarkStart w:id="26" w:name="_Toc228565310"/>
+      <w:bookmarkStart w:id="27" w:name="_Toc228645306"/>
+      <w:bookmarkStart w:id="28" w:name="_Toc228646472"/>
       <w:r>
         <w:t>2.3 Обоснование требований к решению</w:t>
       </w:r>
-      <w:bookmarkEnd w:id="11"/>
+      <w:bookmarkEnd w:id="26"/>
+      <w:bookmarkEnd w:id="27"/>
+      <w:bookmarkEnd w:id="28"/>
     </w:p>
     <w:p>
       <w:pPr>
         <w:pStyle w:val="a1"/>
         <w:numPr>
           <w:ilvl w:val="0"/>
-          <w:numId w:val="14"/>
+          <w:numId w:val="21"/>
         </w:numPr>
-        <w:rPr>
-          <w:lang w:eastAsia="ru-RU" w:bidi="ar-SA"/>
-        </w:rPr>
-      </w:pPr>
-      <w:r>
-        <w:rPr>
-          <w:lang w:eastAsia="ru-RU" w:bidi="ar-SA"/>
-        </w:rPr>
+        <w:tabs>
+          <w:tab w:val="clear" w:pos="709"/>
+          <w:tab w:val="left" w:pos="1418"/>
+        </w:tabs>
+        <w:ind w:left="0" w:firstLine="709"/>
+      </w:pPr>
+      <w:r>
         <w:t xml:space="preserve">Использование эфемерид EPM ИПА РАН. Все рассмотренные в разделе 1.2 пакеты </w:t>
       </w:r>
       <w:r>
-        <w:rPr>
-          <w:lang w:eastAsia="ru-RU" w:bidi="ar-SA"/>
-        </w:rPr>
         <w:t>используют</w:t>
       </w:r>
       <w:r>
-        <w:rPr>
-          <w:lang w:eastAsia="ru-RU" w:bidi="ar-SA"/>
-        </w:rPr>
         <w:t xml:space="preserve"> </w:t>
       </w:r>
       <w:r>
-        <w:rPr>
-          <w:lang w:eastAsia="ru-RU" w:bidi="ar-SA"/>
-        </w:rPr>
         <w:t xml:space="preserve">для определения положений тел Солнечной системы </w:t>
       </w:r>
       <w:r>
-        <w:rPr>
-          <w:lang w:eastAsia="ru-RU" w:bidi="ar-SA"/>
-        </w:rPr>
         <w:t xml:space="preserve">эфемериды JPL DE, поэтому их орбитальные решения </w:t>
       </w:r>
       <w:r>
-        <w:rPr>
-          <w:lang w:eastAsia="ru-RU" w:bidi="ar-SA"/>
-        </w:rPr>
         <w:t>основываются на</w:t>
       </w:r>
       <w:r>
-        <w:rPr>
-          <w:lang w:eastAsia="ru-RU" w:bidi="ar-SA"/>
-        </w:rPr>
         <w:t xml:space="preserve"> одн</w:t>
       </w:r>
       <w:r>
-        <w:rPr>
-          <w:lang w:eastAsia="ru-RU" w:bidi="ar-SA"/>
-        </w:rPr>
         <w:t>ой</w:t>
       </w:r>
       <w:r>
-        <w:rPr>
-          <w:lang w:eastAsia="ru-RU" w:bidi="ar-SA"/>
-        </w:rPr>
         <w:t xml:space="preserve"> и т</w:t>
       </w:r>
       <w:r>
-        <w:rPr>
-          <w:lang w:eastAsia="ru-RU" w:bidi="ar-SA"/>
-        </w:rPr>
         <w:t>ой</w:t>
       </w:r>
       <w:r>
-        <w:rPr>
-          <w:lang w:eastAsia="ru-RU" w:bidi="ar-SA"/>
-        </w:rPr>
         <w:t xml:space="preserve"> же модел</w:t>
       </w:r>
       <w:r>
-        <w:rPr>
-          <w:lang w:eastAsia="ru-RU" w:bidi="ar-SA"/>
-        </w:rPr>
         <w:t>и</w:t>
       </w:r>
       <w:r>
-        <w:rPr>
-          <w:lang w:eastAsia="ru-RU" w:bidi="ar-SA"/>
-        </w:rPr>
         <w:t xml:space="preserve"> движения возмущающих тел. Применение независимо построенных эфемерид EPM позволяет выполнить </w:t>
       </w:r>
       <w:r>
-        <w:rPr>
-          <w:lang w:eastAsia="ru-RU" w:bidi="ar-SA"/>
-        </w:rPr>
         <w:t>независимую</w:t>
       </w:r>
       <w:r>
-        <w:rPr>
-          <w:lang w:eastAsia="ru-RU" w:bidi="ar-SA"/>
-        </w:rPr>
         <w:t xml:space="preserve"> проверку результатов на </w:t>
       </w:r>
       <w:r>
-        <w:rPr>
-          <w:lang w:eastAsia="ru-RU" w:bidi="ar-SA"/>
-        </w:rPr>
         <w:t>другой</w:t>
       </w:r>
       <w:r>
-        <w:rPr>
-          <w:lang w:eastAsia="ru-RU" w:bidi="ar-SA"/>
-        </w:rPr>
-        <w:t xml:space="preserve"> модели Солнечной системы и тем самым повысить достоверность полученных оценок параметров 3I/ATLAS.</w:t>
+        <w:t xml:space="preserve"> модели Солнечной системы и </w:t>
+      </w:r>
+      <w:r>
+        <w:lastRenderedPageBreak/>
+        <w:t>тем самым повысить достоверность полученных оценок параметров 3I/ATLAS.</w:t>
       </w:r>
     </w:p>
     <w:p>
@@ -10086,107 +10066,63 @@
         <w:pStyle w:val="a1"/>
         <w:numPr>
           <w:ilvl w:val="0"/>
-          <w:numId w:val="14"/>
+          <w:numId w:val="21"/>
         </w:numPr>
-        <w:rPr>
-          <w:lang w:eastAsia="ru-RU" w:bidi="ar-SA"/>
-        </w:rPr>
-      </w:pPr>
-      <w:r>
-        <w:rPr>
-          <w:lang w:eastAsia="ru-RU" w:bidi="ar-SA"/>
-        </w:rPr>
-        <w:lastRenderedPageBreak/>
+        <w:tabs>
+          <w:tab w:val="clear" w:pos="709"/>
+          <w:tab w:val="left" w:pos="1418"/>
+        </w:tabs>
+        <w:ind w:left="0" w:firstLine="709"/>
+      </w:pPr>
+      <w:r>
         <w:t xml:space="preserve">Поддержка модели </w:t>
       </w:r>
       <w:proofErr w:type="spellStart"/>
       <w:r>
-        <w:rPr>
-          <w:lang w:eastAsia="ru-RU" w:bidi="ar-SA"/>
-        </w:rPr>
         <w:t>Марсдена</w:t>
       </w:r>
       <w:proofErr w:type="spellEnd"/>
       <w:r>
-        <w:rPr>
-          <w:lang w:eastAsia="ru-RU" w:bidi="ar-SA"/>
-        </w:rPr>
         <w:t xml:space="preserve"> с произвольной функцией активности. Спектральные наблюдения 3I/ATLAS указывают на доминирование сублимации CO₂</w:t>
       </w:r>
       <w:r>
-        <w:rPr>
-          <w:lang w:eastAsia="ru-RU" w:bidi="ar-SA"/>
-        </w:rPr>
         <w:t xml:space="preserve"> </w:t>
       </w:r>
       <w:r>
-        <w:rPr>
-          <w:lang w:eastAsia="ru-RU" w:bidi="ar-SA"/>
-        </w:rPr>
         <w:t>[]</w:t>
       </w:r>
       <w:r>
-        <w:rPr>
-          <w:lang w:eastAsia="ru-RU" w:bidi="ar-SA"/>
-        </w:rPr>
         <w:t xml:space="preserve">, для которой характерна функция активности, отличная от стандартной формулы </w:t>
       </w:r>
       <w:proofErr w:type="spellStart"/>
       <w:r>
-        <w:rPr>
-          <w:lang w:eastAsia="ru-RU" w:bidi="ar-SA"/>
-        </w:rPr>
         <w:t>Марсдена</w:t>
       </w:r>
       <w:proofErr w:type="spellEnd"/>
       <w:r>
-        <w:rPr>
-          <w:lang w:eastAsia="ru-RU" w:bidi="ar-SA"/>
-        </w:rPr>
         <w:t>–</w:t>
       </w:r>
       <w:proofErr w:type="spellStart"/>
       <w:r>
-        <w:rPr>
-          <w:lang w:eastAsia="ru-RU" w:bidi="ar-SA"/>
-        </w:rPr>
         <w:t>Секанины</w:t>
       </w:r>
       <w:proofErr w:type="spellEnd"/>
       <w:r>
-        <w:rPr>
-          <w:lang w:eastAsia="ru-RU" w:bidi="ar-SA"/>
-        </w:rPr>
         <w:t xml:space="preserve"> []</w:t>
       </w:r>
       <w:r>
-        <w:rPr>
-          <w:lang w:eastAsia="ru-RU" w:bidi="ar-SA"/>
-        </w:rPr>
         <w:t xml:space="preserve">. Возможность задавать g(r) в произвольном виде </w:t>
       </w:r>
       <w:r>
-        <w:rPr>
-          <w:lang w:eastAsia="ru-RU" w:bidi="ar-SA"/>
-        </w:rPr>
         <w:t xml:space="preserve">увеличит </w:t>
       </w:r>
       <w:r>
-        <w:rPr>
-          <w:lang w:eastAsia="ru-RU" w:bidi="ar-SA"/>
-        </w:rPr>
         <w:t xml:space="preserve">пригодность программы для исследования альтернативных моделей сублимации, что особенно важно для межзвёздного объекта с заранее неизвестным </w:t>
       </w:r>
       <w:r>
-        <w:rPr>
-          <w:lang w:eastAsia="ru-RU" w:bidi="ar-SA"/>
-        </w:rPr>
         <w:t xml:space="preserve">химическим </w:t>
       </w:r>
       <w:r>
-        <w:rPr>
-          <w:lang w:eastAsia="ru-RU" w:bidi="ar-SA"/>
-        </w:rPr>
         <w:t>составом.</w:t>
       </w:r>
     </w:p>
@@ -10195,40 +10131,27 @@
         <w:pStyle w:val="a1"/>
         <w:numPr>
           <w:ilvl w:val="0"/>
-          <w:numId w:val="14"/>
+          <w:numId w:val="21"/>
         </w:numPr>
-        <w:rPr>
-          <w:lang w:eastAsia="ru-RU" w:bidi="ar-SA"/>
-        </w:rPr>
-      </w:pPr>
-      <w:r>
-        <w:rPr>
-          <w:lang w:eastAsia="ru-RU" w:bidi="ar-SA"/>
-        </w:rPr>
+        <w:tabs>
+          <w:tab w:val="clear" w:pos="709"/>
+          <w:tab w:val="left" w:pos="1418"/>
+        </w:tabs>
+        <w:ind w:left="0" w:firstLine="709"/>
+      </w:pPr>
+      <w:r>
         <w:t xml:space="preserve">Учёт гравитационных возмущений и квадрупольного момента Солнца. Точность </w:t>
       </w:r>
       <w:r>
-        <w:rPr>
-          <w:lang w:eastAsia="ru-RU" w:bidi="ar-SA"/>
-        </w:rPr>
         <w:t>определения</w:t>
       </w:r>
       <w:r>
-        <w:rPr>
-          <w:lang w:eastAsia="ru-RU" w:bidi="ar-SA"/>
-        </w:rPr>
         <w:t xml:space="preserve"> орбиты ограничена точностью динамической модели. Возмущения от больших планет дают основной вклад в часть ускорения,</w:t>
       </w:r>
       <w:r>
-        <w:rPr>
-          <w:lang w:eastAsia="ru-RU" w:bidi="ar-SA"/>
-        </w:rPr>
         <w:t xml:space="preserve"> не связанную с Солнцем.</w:t>
       </w:r>
       <w:r>
-        <w:rPr>
-          <w:lang w:eastAsia="ru-RU" w:bidi="ar-SA"/>
-        </w:rPr>
         <w:t xml:space="preserve"> Луна и Плутон существенны при близких сближениях, крупные астероиды Главного пояса заметно влияют на длинных интервалах интегрирования, а квадрупольный момент Солнца оказывает влияние при близком прохождении кометы около него. Включение всех перечисленных эффектов соответствует уровню моделирования, принятому в современных орбитальных пакетах, и обеспечивает сопоставимость результатов.</w:t>
       </w:r>
     </w:p>
@@ -10237,57 +10160,42 @@
         <w:pStyle w:val="a1"/>
         <w:numPr>
           <w:ilvl w:val="0"/>
-          <w:numId w:val="14"/>
+          <w:numId w:val="21"/>
         </w:numPr>
-        <w:rPr>
-          <w:lang w:eastAsia="ru-RU" w:bidi="ar-SA"/>
-        </w:rPr>
-      </w:pPr>
-      <w:r>
-        <w:rPr>
-          <w:lang w:eastAsia="ru-RU" w:bidi="ar-SA"/>
-        </w:rPr>
+        <w:tabs>
+          <w:tab w:val="clear" w:pos="709"/>
+          <w:tab w:val="left" w:pos="1418"/>
+        </w:tabs>
+        <w:ind w:left="0" w:firstLine="709"/>
+      </w:pPr>
+      <w:r>
         <w:t xml:space="preserve">Использование метода Гаусса–Ньютона. Дуга наблюдений 3I/ATLAS на момент исследования охватывает несколько месяцев и содержит достаточное число астрометрических измерений, чтобы </w:t>
       </w:r>
       <w:r>
-        <w:rPr>
-          <w:lang w:eastAsia="ru-RU" w:bidi="ar-SA"/>
-        </w:rPr>
         <w:t>метод был устойчивым</w:t>
       </w:r>
       <w:r>
-        <w:rPr>
-          <w:lang w:eastAsia="ru-RU" w:bidi="ar-SA"/>
-        </w:rPr>
         <w:t xml:space="preserve">. Начальное приближение доступно из решения JPL </w:t>
       </w:r>
       <w:proofErr w:type="spellStart"/>
       <w:r>
-        <w:rPr>
-          <w:lang w:eastAsia="ru-RU" w:bidi="ar-SA"/>
-        </w:rPr>
         <w:t>Horizons</w:t>
       </w:r>
       <w:proofErr w:type="spellEnd"/>
       <w:r>
-        <w:rPr>
-          <w:lang w:eastAsia="ru-RU" w:bidi="ar-SA"/>
-        </w:rPr>
         <w:t>. В таких условиях метод Гаусса–Ньютона даёт быструю сходимость и точечную оценку параметров с ковариационной матрицей, чего достаточно для целей исследования. Статистические методы (</w:t>
       </w:r>
       <w:proofErr w:type="spellStart"/>
       <w:r>
-        <w:rPr>
-          <w:lang w:eastAsia="ru-RU" w:bidi="ar-SA"/>
-        </w:rPr>
         <w:t>рейнджинг</w:t>
       </w:r>
       <w:proofErr w:type="spellEnd"/>
       <w:r>
-        <w:rPr>
-          <w:lang w:eastAsia="ru-RU" w:bidi="ar-SA"/>
-        </w:rPr>
-        <w:t>, MCMC) ориентированы на короткие дуги и плохо определённые орбиты, поэтому их применение здесь избыточно. Фильтр Калмана и его модификации удобны при последовательном поступлении наблюдений в реальном времени, тогда как в данной задаче обрабатывается заранее известный набор измерений.</w:t>
+        <w:t xml:space="preserve">, MCMC) ориентированы на короткие дуги и плохо определённые орбиты, поэтому их применение здесь избыточно. Фильтр Калмана и его модификации удобны при </w:t>
+      </w:r>
+      <w:r>
+        <w:lastRenderedPageBreak/>
+        <w:t>последовательном поступлении наблюдений в реальном времени, тогда как в данной задаче обрабатывается заранее известный набор измерений.</w:t>
       </w:r>
     </w:p>
     <w:p>
@@ -10295,17 +10203,15 @@
         <w:pStyle w:val="a1"/>
         <w:numPr>
           <w:ilvl w:val="0"/>
-          <w:numId w:val="14"/>
+          <w:numId w:val="21"/>
         </w:numPr>
-        <w:rPr>
-          <w:lang w:eastAsia="ru-RU" w:bidi="ar-SA"/>
-        </w:rPr>
-      </w:pPr>
-      <w:r>
-        <w:rPr>
-          <w:lang w:eastAsia="ru-RU" w:bidi="ar-SA"/>
-        </w:rPr>
-        <w:lastRenderedPageBreak/>
+        <w:tabs>
+          <w:tab w:val="clear" w:pos="709"/>
+          <w:tab w:val="left" w:pos="1418"/>
+        </w:tabs>
+        <w:ind w:left="0" w:firstLine="709"/>
+      </w:pPr>
+      <w:r>
         <w:t>Расчёт частных производных через уравнения в вариациях. Численное дифференцирование через конечные разности требует многократного интегрирования траектории при разных возмущениях параметров и накапливает ошибку, чувствительную к выбору шага. Совместное интегрирование уравнений движения и уравнений в вариациях даёт частные производные с той же точностью, что и сама траектория, при сопоставимых вычислительных затратах. Это повышает устойчивость метода Гаусса–Ньютона и точность получаемой ковариационной матрицы.</w:t>
       </w:r>
     </w:p>
@@ -10314,16 +10220,15 @@
         <w:pStyle w:val="a1"/>
         <w:numPr>
           <w:ilvl w:val="0"/>
-          <w:numId w:val="14"/>
+          <w:numId w:val="21"/>
         </w:numPr>
-        <w:rPr>
-          <w:lang w:eastAsia="ru-RU" w:bidi="ar-SA"/>
-        </w:rPr>
-      </w:pPr>
-      <w:r>
-        <w:rPr>
-          <w:lang w:eastAsia="ru-RU" w:bidi="ar-SA"/>
-        </w:rPr>
+        <w:tabs>
+          <w:tab w:val="clear" w:pos="709"/>
+          <w:tab w:val="left" w:pos="1418"/>
+        </w:tabs>
+        <w:ind w:left="0" w:firstLine="709"/>
+      </w:pPr>
+      <w:r>
         <w:t>Поддержка формата MPC. Центр малых планет является основным агрегатором астрометрических наблюдений малых тел и публикует данные по 3I/ATLAS в стандартизированном виде. Поддержка этого формата обеспечивает прямой доступ к актуальным наблюдениям без промежуточной конвертации.</w:t>
       </w:r>
     </w:p>
@@ -10332,22 +10237,18 @@
         <w:pStyle w:val="a1"/>
         <w:numPr>
           <w:ilvl w:val="0"/>
-          <w:numId w:val="14"/>
+          <w:numId w:val="21"/>
         </w:numPr>
-        <w:rPr>
-          <w:lang w:eastAsia="ru-RU" w:bidi="ar-SA"/>
-        </w:rPr>
-      </w:pPr>
-      <w:r>
-        <w:rPr>
-          <w:lang w:eastAsia="ru-RU" w:bidi="ar-SA"/>
-        </w:rPr>
+        <w:tabs>
+          <w:tab w:val="clear" w:pos="709"/>
+          <w:tab w:val="left" w:pos="1418"/>
+        </w:tabs>
+        <w:ind w:left="0" w:firstLine="709"/>
+      </w:pPr>
+      <w:r>
         <w:t>Модульная организация программы.</w:t>
       </w:r>
       <w:r>
-        <w:rPr>
-          <w:lang w:eastAsia="ru-RU" w:bidi="ar-SA"/>
-        </w:rPr>
         <w:t xml:space="preserve"> </w:t>
       </w:r>
       <w:r>
@@ -10366,7 +10267,9 @@
           <w:rFonts w:eastAsia="Noto Serif CJK SC"/>
         </w:rPr>
       </w:pPr>
-      <w:bookmarkStart w:id="12" w:name="_Toc228565311"/>
+      <w:bookmarkStart w:id="29" w:name="_Toc228565311"/>
+      <w:bookmarkStart w:id="30" w:name="_Toc228645307"/>
+      <w:bookmarkStart w:id="31" w:name="_Toc228646473"/>
       <w:r>
         <w:rPr>
           <w:rFonts w:eastAsia="Noto Serif CJK SC"/>
@@ -10374,7 +10277,9 @@
         <w:lastRenderedPageBreak/>
         <w:t>3 Описание метода решения</w:t>
       </w:r>
-      <w:bookmarkEnd w:id="12"/>
+      <w:bookmarkEnd w:id="29"/>
+      <w:bookmarkEnd w:id="30"/>
+      <w:bookmarkEnd w:id="31"/>
     </w:p>
     <w:p>
       <w:pPr>
@@ -10383,14 +10288,18 @@
           <w:rFonts w:eastAsia="Noto Serif CJK SC"/>
         </w:rPr>
       </w:pPr>
-      <w:bookmarkStart w:id="13" w:name="_Toc228565312"/>
+      <w:bookmarkStart w:id="32" w:name="_Toc228565312"/>
+      <w:bookmarkStart w:id="33" w:name="_Toc228645308"/>
+      <w:bookmarkStart w:id="34" w:name="_Toc228646474"/>
       <w:r>
         <w:rPr>
           <w:rFonts w:eastAsia="Noto Serif CJK SC"/>
         </w:rPr>
         <w:t>3.1 Математическая основа</w:t>
       </w:r>
-      <w:bookmarkEnd w:id="13"/>
+      <w:bookmarkEnd w:id="32"/>
+      <w:bookmarkEnd w:id="33"/>
+      <w:bookmarkEnd w:id="34"/>
     </w:p>
     <w:p>
       <w:pPr>
@@ -12511,7 +12420,21 @@
         <w:rPr>
           <w:lang w:eastAsia="ru-RU" w:bidi="ar-SA"/>
         </w:rPr>
-        <w:t xml:space="preserve"> – барицентрический радиус-вектор Земли, извлекаемый из эфемерид.</w:t>
+        <w:t xml:space="preserve"> – барицентрический радиус-ве</w:t>
+      </w:r>
+      <w:proofErr w:type="spellStart"/>
+      <w:r>
+        <w:rPr>
+          <w:lang w:eastAsia="ru-RU" w:bidi="ar-SA"/>
+        </w:rPr>
+        <w:t>ктор</w:t>
+      </w:r>
+      <w:proofErr w:type="spellEnd"/>
+      <w:r>
+        <w:rPr>
+          <w:lang w:eastAsia="ru-RU" w:bidi="ar-SA"/>
+        </w:rPr>
+        <w:t xml:space="preserve"> Земли, извлекаемый из эфемерид.</w:t>
       </w:r>
     </w:p>
     <w:p>
@@ -12668,7 +12591,19 @@
         <w:rPr>
           <w:lang w:eastAsia="ru-RU" w:bidi="ar-SA"/>
         </w:rPr>
-        <w:t xml:space="preserve">простой итерацией: начальное приближение </w:t>
+        <w:t>простой итераци</w:t>
+      </w:r>
+      <w:r>
+        <w:rPr>
+          <w:lang w:eastAsia="ru-RU" w:bidi="ar-SA"/>
+        </w:rPr>
+        <w:t>и</w:t>
+      </w:r>
+      <w:r>
+        <w:rPr>
+          <w:lang w:eastAsia="ru-RU" w:bidi="ar-SA"/>
+        </w:rPr>
+        <w:t xml:space="preserve">: начальное приближение </w:t>
       </w:r>
       <m:oMath>
         <m:r>
@@ -13196,49 +13131,49 @@
       <w:pPr>
         <w:pStyle w:val="a1"/>
         <w:rPr>
+          <w:lang w:eastAsia="ru-RU" w:bidi="ar-SA"/>
+        </w:rPr>
+      </w:pPr>
+      <w:r>
+        <w:rPr>
+          <w:lang w:eastAsia="ru-RU" w:bidi="ar-SA"/>
+        </w:rPr>
+        <w:t>Общий</w:t>
+      </w:r>
+      <w:r>
+        <w:rPr>
+          <w:lang w:eastAsia="ru-RU" w:bidi="ar-SA"/>
+        </w:rPr>
+        <w:t xml:space="preserve"> алгоритм преобразования </w:t>
+      </w:r>
+      <w:r>
+        <w:rPr>
+          <w:lang w:eastAsia="ru-RU" w:bidi="ar-SA"/>
+        </w:rPr>
+        <w:t>положения кометы</w:t>
+      </w:r>
+      <w:r>
+        <w:rPr>
+          <w:lang w:eastAsia="ru-RU" w:bidi="ar-SA"/>
+        </w:rPr>
+        <w:t xml:space="preserve"> в модельные </w:t>
+      </w:r>
+      <w:r>
+        <w:rPr>
+          <w:lang w:eastAsia="ru-RU" w:bidi="ar-SA"/>
+        </w:rPr>
+        <w:t xml:space="preserve">небесные </w:t>
+      </w:r>
+      <w:r>
+        <w:rPr>
+          <w:lang w:eastAsia="ru-RU" w:bidi="ar-SA"/>
+        </w:rPr>
+        <w:t xml:space="preserve">координаты выглядит следующим образом. Момент наблюдения переводится из UTC в TDB. Положение станции преобразуется из ITRS в </w:t>
+      </w:r>
+      <w:r>
+        <w:rPr>
           <w:lang w:val="en-US" w:eastAsia="ru-RU" w:bidi="ar-SA"/>
         </w:rPr>
-      </w:pPr>
-      <w:r>
-        <w:rPr>
-          <w:lang w:eastAsia="ru-RU" w:bidi="ar-SA"/>
-        </w:rPr>
-        <w:t>Общий</w:t>
-      </w:r>
-      <w:r>
-        <w:rPr>
-          <w:lang w:eastAsia="ru-RU" w:bidi="ar-SA"/>
-        </w:rPr>
-        <w:t xml:space="preserve"> алгоритм преобразования </w:t>
-      </w:r>
-      <w:r>
-        <w:rPr>
-          <w:lang w:eastAsia="ru-RU" w:bidi="ar-SA"/>
-        </w:rPr>
-        <w:t>положения кометы</w:t>
-      </w:r>
-      <w:r>
-        <w:rPr>
-          <w:lang w:eastAsia="ru-RU" w:bidi="ar-SA"/>
-        </w:rPr>
-        <w:t xml:space="preserve"> в модельные </w:t>
-      </w:r>
-      <w:r>
-        <w:rPr>
-          <w:lang w:eastAsia="ru-RU" w:bidi="ar-SA"/>
-        </w:rPr>
-        <w:t xml:space="preserve">небесные </w:t>
-      </w:r>
-      <w:r>
-        <w:rPr>
-          <w:lang w:eastAsia="ru-RU" w:bidi="ar-SA"/>
-        </w:rPr>
-        <w:t xml:space="preserve">координаты выглядит следующим образом. Момент наблюдения переводится из UTC в TDB. Положение станции преобразуется из ITRS в </w:t>
-      </w:r>
-      <w:r>
-        <w:rPr>
-          <w:lang w:val="en-US" w:eastAsia="ru-RU" w:bidi="ar-SA"/>
-        </w:rPr>
         <w:t>GCRS</w:t>
       </w:r>
       <w:r>
@@ -13339,7 +13274,7 @@
       </w:r>
       <w:r>
         <w:rPr>
-          <w:lang w:val="en-US" w:eastAsia="ru-RU" w:bidi="ar-SA"/>
+          <w:lang w:eastAsia="ru-RU" w:bidi="ar-SA"/>
         </w:rPr>
         <w:t xml:space="preserve"> </w:t>
       </w:r>
@@ -13351,7 +13286,7 @@
       </w:r>
       <w:r>
         <w:rPr>
-          <w:lang w:val="en-US" w:eastAsia="ru-RU" w:bidi="ar-SA"/>
+          <w:lang w:eastAsia="ru-RU" w:bidi="ar-SA"/>
         </w:rPr>
         <w:t xml:space="preserve"> </w:t>
       </w:r>
@@ -13363,7 +13298,7 @@
       </w:r>
       <w:r>
         <w:rPr>
-          <w:lang w:val="en-US" w:eastAsia="ru-RU" w:bidi="ar-SA"/>
+          <w:lang w:eastAsia="ru-RU" w:bidi="ar-SA"/>
         </w:rPr>
         <w:t xml:space="preserve"> </w:t>
       </w:r>
@@ -13378,7 +13313,7 @@
       <w:pPr>
         <w:pStyle w:val="a1"/>
         <w:rPr>
-          <w:lang w:val="en-US" w:eastAsia="ru-RU" w:bidi="ar-SA"/>
+          <w:lang w:eastAsia="ru-RU" w:bidi="ar-SA"/>
         </w:rPr>
       </w:pPr>
       <m:oMath>
@@ -13399,7 +13334,7 @@
         <m:r>
           <w:rPr>
             <w:rFonts w:ascii="Cambria Math" w:hAnsi="Cambria Math"/>
-            <w:lang w:val="en-US" w:eastAsia="ru-RU" w:bidi="ar-SA"/>
+            <w:lang w:eastAsia="ru-RU" w:bidi="ar-SA"/>
           </w:rPr>
           <m:t>=</m:t>
         </m:r>
@@ -13435,7 +13370,7 @@
         <m:r>
           <w:rPr>
             <w:rFonts w:ascii="Cambria Math" w:hAnsi="Cambria Math"/>
-            <w:lang w:val="en-US" w:eastAsia="ru-RU" w:bidi="ar-SA"/>
+            <w:lang w:eastAsia="ru-RU" w:bidi="ar-SA"/>
           </w:rPr>
           <m:t>-</m:t>
         </m:r>
@@ -13471,16 +13406,9 @@
         <m:r>
           <w:rPr>
             <w:rFonts w:ascii="Cambria Math" w:hAnsi="Cambria Math"/>
-            <w:lang w:val="en-US" w:eastAsia="ru-RU" w:bidi="ar-SA"/>
-          </w:rPr>
-          <m:t>,</m:t>
-        </m:r>
-        <m:r>
-          <w:rPr>
-            <w:rFonts w:ascii="Cambria Math" w:hAnsi="Cambria Math"/>
-            <w:lang w:val="en-US" w:eastAsia="ru-RU" w:bidi="ar-SA"/>
-          </w:rPr>
-          <m:t xml:space="preserve">   </m:t>
+            <w:lang w:eastAsia="ru-RU" w:bidi="ar-SA"/>
+          </w:rPr>
+          <m:t xml:space="preserve">,   </m:t>
         </m:r>
         <m:r>
           <w:rPr>
@@ -13528,7 +13456,7 @@
         <m:r>
           <w:rPr>
             <w:rFonts w:ascii="Cambria Math" w:hAnsi="Cambria Math"/>
-            <w:lang w:val="en-US" w:eastAsia="ru-RU" w:bidi="ar-SA"/>
+            <w:lang w:eastAsia="ru-RU" w:bidi="ar-SA"/>
           </w:rPr>
           <m:t xml:space="preserve">= </m:t>
         </m:r>
@@ -13564,7 +13492,7 @@
         <m:r>
           <w:rPr>
             <w:rFonts w:ascii="Cambria Math" w:hAnsi="Cambria Math"/>
-            <w:lang w:val="en-US" w:eastAsia="ru-RU" w:bidi="ar-SA"/>
+            <w:lang w:eastAsia="ru-RU" w:bidi="ar-SA"/>
           </w:rPr>
           <m:t xml:space="preserve"> – </m:t>
         </m:r>
@@ -13600,16 +13528,2227 @@
         <m:r>
           <w:rPr>
             <w:rFonts w:ascii="Cambria Math" w:hAnsi="Cambria Math"/>
+            <w:lang w:eastAsia="ru-RU" w:bidi="ar-SA"/>
+          </w:rPr>
+          <m:t xml:space="preserve"> </m:t>
+        </m:r>
+      </m:oMath>
+      <w:r>
+        <w:rPr>
+          <w:lang w:eastAsia="ru-RU" w:bidi="ar-SA"/>
+        </w:rPr>
+        <w:t xml:space="preserve">      (3.12)</w:t>
+      </w:r>
+    </w:p>
+    <w:p>
+      <w:pPr>
+        <w:pStyle w:val="a1"/>
+        <w:rPr>
+          <w:lang w:eastAsia="ru-RU" w:bidi="ar-SA"/>
+        </w:rPr>
+      </w:pPr>
+      <w:r>
+        <w:rPr>
+          <w:lang w:eastAsia="ru-RU" w:bidi="ar-SA"/>
+        </w:rPr>
+        <w:t>Каждое наблюдение порождает две скалярные невязки, входящие в суммарную функцию потерь с единичным весом.</w:t>
+      </w:r>
+    </w:p>
+    <w:p>
+      <w:pPr>
+        <w:pStyle w:val="a1"/>
+        <w:rPr>
+          <w:lang w:eastAsia="ru-RU" w:bidi="ar-SA"/>
+        </w:rPr>
+      </w:pPr>
+    </w:p>
+    <w:p>
+      <w:pPr>
+        <w:pStyle w:val="4"/>
+        <w:rPr>
+          <w:rFonts w:eastAsia="Noto Serif CJK SC"/>
+        </w:rPr>
+      </w:pPr>
+      <w:r>
+        <w:rPr>
+          <w:rFonts w:eastAsia="Noto Serif CJK SC"/>
+        </w:rPr>
+        <w:t>3.1.3 Численное интегрирование</w:t>
+      </w:r>
+    </w:p>
+    <w:p>
+      <w:pPr>
+        <w:pStyle w:val="a1"/>
+        <w:rPr>
+          <w:lang w:eastAsia="ru-RU" w:bidi="ar-SA"/>
+        </w:rPr>
+      </w:pPr>
+      <w:r>
+        <w:rPr>
+          <w:lang w:eastAsia="ru-RU" w:bidi="ar-SA"/>
+        </w:rPr>
+        <w:t xml:space="preserve">Для построения траектории кометы на интервале наблюдений уравнения движения (3.1) интегрируются явным методом Рунге–Кутты четвёртого порядка. Выбор метода обусловлен требованиями к точности, устойчивости и простоте </w:t>
+      </w:r>
+      <w:r>
+        <w:rPr>
+          <w:lang w:eastAsia="ru-RU" w:bidi="ar-SA"/>
+        </w:rPr>
+        <w:t>реализации</w:t>
+      </w:r>
+      <w:r>
+        <w:rPr>
+          <w:lang w:eastAsia="ru-RU" w:bidi="ar-SA"/>
+        </w:rPr>
+        <w:t xml:space="preserve">. </w:t>
+      </w:r>
+      <w:r>
+        <w:rPr>
+          <w:lang w:eastAsia="ru-RU" w:bidi="ar-SA"/>
+        </w:rPr>
+        <w:t>Метод</w:t>
+      </w:r>
+      <w:r>
+        <w:rPr>
+          <w:lang w:eastAsia="ru-RU" w:bidi="ar-SA"/>
+        </w:rPr>
+        <w:t xml:space="preserve"> четвёртого порядка обеспечивает запас точности, достаточно превышающий уровень шума астрометрических измерений, и при этом остаётся существенно проще в </w:t>
+      </w:r>
+      <w:r>
+        <w:rPr>
+          <w:lang w:eastAsia="ru-RU" w:bidi="ar-SA"/>
+        </w:rPr>
+        <w:lastRenderedPageBreak/>
+        <w:t>реализации, чем многошаговые схемы или адаптивные интеграторы высоких порядков.</w:t>
+      </w:r>
+    </w:p>
+    <w:p>
+      <w:pPr>
+        <w:pStyle w:val="a1"/>
+        <w:rPr>
+          <w:lang w:eastAsia="ru-RU" w:bidi="ar-SA"/>
+        </w:rPr>
+      </w:pPr>
+      <w:r>
+        <w:rPr>
+          <w:lang w:eastAsia="ru-RU" w:bidi="ar-SA"/>
+        </w:rPr>
+        <w:t>Ш</w:t>
+      </w:r>
+      <w:r>
+        <w:rPr>
+          <w:lang w:eastAsia="ru-RU" w:bidi="ar-SA"/>
+        </w:rPr>
+        <w:t>аг метода составляет 0.0125 суток, что соответствует</w:t>
+      </w:r>
+      <w:r>
+        <w:rPr>
+          <w:lang w:eastAsia="ru-RU" w:bidi="ar-SA"/>
+        </w:rPr>
+        <w:t xml:space="preserve"> </w:t>
+      </w:r>
+      <w:r>
+        <w:rPr>
+          <w:lang w:eastAsia="ru-RU" w:bidi="ar-SA"/>
+        </w:rPr>
+        <w:t xml:space="preserve">18 минутам. </w:t>
+      </w:r>
+      <w:r>
+        <w:rPr>
+          <w:lang w:eastAsia="ru-RU" w:bidi="ar-SA"/>
+        </w:rPr>
+        <w:t xml:space="preserve">Выбор такого шага обусловлен компромиссом между точностью и производительностью. </w:t>
+      </w:r>
+      <w:r>
+        <w:rPr>
+          <w:lang w:eastAsia="ru-RU" w:bidi="ar-SA"/>
+        </w:rPr>
+        <w:t xml:space="preserve">Уменьшение шага не приводит к заметному повышению </w:t>
+      </w:r>
+      <w:r>
+        <w:rPr>
+          <w:lang w:eastAsia="ru-RU" w:bidi="ar-SA"/>
+        </w:rPr>
+        <w:t>точности</w:t>
+      </w:r>
+      <w:r>
+        <w:rPr>
+          <w:lang w:eastAsia="ru-RU" w:bidi="ar-SA"/>
+        </w:rPr>
+        <w:t xml:space="preserve"> решения и лишь увеличивает вычислительные затраты</w:t>
+      </w:r>
+      <w:r>
+        <w:rPr>
+          <w:lang w:eastAsia="ru-RU" w:bidi="ar-SA"/>
+        </w:rPr>
+        <w:t>.</w:t>
+      </w:r>
+    </w:p>
+    <w:p>
+      <w:pPr>
+        <w:pStyle w:val="a1"/>
+        <w:rPr>
+          <w:lang w:eastAsia="ru-RU" w:bidi="ar-SA"/>
+        </w:rPr>
+      </w:pPr>
+      <w:r>
+        <w:rPr>
+          <w:lang w:eastAsia="ru-RU" w:bidi="ar-SA"/>
+        </w:rPr>
+        <w:t>Полная траектория, передаваемая в дальнейшие модули, сохраняется не на каждом внутреннем шаге, а на более редкой сетке с шагом 0.125 суток, то есть один сохранённый узел приходится на десять внутренних шагов. Это удобно по двум причинам. Во-первых, объём хранимых данных уменьшается на порядок без потери информации, существенной для редукции наблюдений. Во-вторых, выходная сетка регулярна и позволяет быстро находить узлы, окружающие произвольный момент наблюдения</w:t>
+      </w:r>
+      <w:r>
+        <w:rPr>
+          <w:lang w:eastAsia="ru-RU" w:bidi="ar-SA"/>
+        </w:rPr>
+        <w:t>.</w:t>
+      </w:r>
+    </w:p>
+    <w:p>
+      <w:pPr>
+        <w:pStyle w:val="a1"/>
+        <w:rPr>
+          <w:lang w:eastAsia="ru-RU" w:bidi="ar-SA"/>
+        </w:rPr>
+      </w:pPr>
+      <w:r>
+        <w:rPr>
+          <w:lang w:eastAsia="ru-RU" w:bidi="ar-SA"/>
+        </w:rPr>
+        <w:t xml:space="preserve">Моменты наблюдений MPC, выраженные в шкале TDB после редукции из 3.1.2, не совпадают с узлами выходной сетки. Состояние кометы в произвольный момент </w:t>
+      </w:r>
+      <m:oMath>
+        <m:r>
+          <w:rPr>
+            <w:rFonts w:ascii="Cambria Math" w:hAnsi="Cambria Math"/>
+            <w:lang w:eastAsia="ru-RU" w:bidi="ar-SA"/>
+          </w:rPr>
+          <m:t>t</m:t>
+        </m:r>
+      </m:oMath>
+      <w:r>
+        <w:rPr>
+          <w:lang w:eastAsia="ru-RU" w:bidi="ar-SA"/>
+        </w:rPr>
+        <w:t xml:space="preserve"> восстанавливается линейной интерполяцией между двумя соседними узлами </w:t>
+      </w:r>
+      <m:oMath>
+        <m:r>
+          <w:rPr>
+            <w:rFonts w:ascii="Cambria Math" w:hAnsi="Cambria Math"/>
+            <w:lang w:eastAsia="ru-RU" w:bidi="ar-SA"/>
+          </w:rPr>
+          <m:t>(</m:t>
+        </m:r>
+        <m:sSub>
+          <m:sSubPr>
+            <m:ctrlPr>
+              <w:rPr>
+                <w:rFonts w:ascii="Cambria Math" w:hAnsi="Cambria Math"/>
+                <w:i/>
+                <w:lang w:eastAsia="ru-RU" w:bidi="ar-SA"/>
+              </w:rPr>
+            </m:ctrlPr>
+          </m:sSubPr>
+          <m:e>
+            <m:r>
+              <w:rPr>
+                <w:rFonts w:ascii="Cambria Math" w:hAnsi="Cambria Math"/>
+                <w:lang w:eastAsia="ru-RU" w:bidi="ar-SA"/>
+              </w:rPr>
+              <m:t>t</m:t>
+            </m:r>
+          </m:e>
+          <m:sub>
+            <m:r>
+              <w:rPr>
+                <w:rFonts w:ascii="Cambria Math" w:hAnsi="Cambria Math"/>
+                <w:lang w:eastAsia="ru-RU" w:bidi="ar-SA"/>
+              </w:rPr>
+              <m:t>k</m:t>
+            </m:r>
+          </m:sub>
+        </m:sSub>
+        <m:r>
+          <w:rPr>
+            <w:rFonts w:ascii="Cambria Math" w:hAnsi="Cambria Math"/>
+            <w:lang w:eastAsia="ru-RU" w:bidi="ar-SA"/>
+          </w:rPr>
+          <m:t xml:space="preserve">, </m:t>
+        </m:r>
+        <m:sSub>
+          <m:sSubPr>
+            <m:ctrlPr>
+              <w:rPr>
+                <w:rFonts w:ascii="Cambria Math" w:hAnsi="Cambria Math"/>
+                <w:i/>
+                <w:lang w:eastAsia="ru-RU" w:bidi="ar-SA"/>
+              </w:rPr>
+            </m:ctrlPr>
+          </m:sSubPr>
+          <m:e>
+            <m:r>
+              <w:rPr>
+                <w:rFonts w:ascii="Cambria Math" w:hAnsi="Cambria Math"/>
+                <w:lang w:eastAsia="ru-RU" w:bidi="ar-SA"/>
+              </w:rPr>
+              <m:t>X</m:t>
+            </m:r>
+          </m:e>
+          <m:sub>
+            <m:r>
+              <w:rPr>
+                <w:rFonts w:ascii="Cambria Math" w:hAnsi="Cambria Math"/>
+                <w:lang w:eastAsia="ru-RU" w:bidi="ar-SA"/>
+              </w:rPr>
+              <m:t>k</m:t>
+            </m:r>
+          </m:sub>
+        </m:sSub>
+        <m:r>
+          <w:rPr>
+            <w:rFonts w:ascii="Cambria Math" w:hAnsi="Cambria Math"/>
+            <w:lang w:eastAsia="ru-RU" w:bidi="ar-SA"/>
+          </w:rPr>
+          <m:t>) и (</m:t>
+        </m:r>
+        <m:sSub>
+          <m:sSubPr>
+            <m:ctrlPr>
+              <w:rPr>
+                <w:rFonts w:ascii="Cambria Math" w:hAnsi="Cambria Math"/>
+                <w:i/>
+                <w:lang w:eastAsia="ru-RU" w:bidi="ar-SA"/>
+              </w:rPr>
+            </m:ctrlPr>
+          </m:sSubPr>
+          <m:e>
+            <m:r>
+              <w:rPr>
+                <w:rFonts w:ascii="Cambria Math" w:hAnsi="Cambria Math"/>
+                <w:lang w:eastAsia="ru-RU" w:bidi="ar-SA"/>
+              </w:rPr>
+              <m:t>t</m:t>
+            </m:r>
+          </m:e>
+          <m:sub>
+            <m:r>
+              <w:rPr>
+                <w:rFonts w:ascii="Cambria Math" w:hAnsi="Cambria Math"/>
+                <w:lang w:eastAsia="ru-RU" w:bidi="ar-SA"/>
+              </w:rPr>
+              <m:t>k</m:t>
+            </m:r>
+            <m:r>
+              <w:rPr>
+                <w:rFonts w:ascii="Cambria Math" w:hAnsi="Cambria Math"/>
+                <w:lang w:eastAsia="ru-RU" w:bidi="ar-SA"/>
+              </w:rPr>
+              <m:t>+1</m:t>
+            </m:r>
+          </m:sub>
+        </m:sSub>
+        <m:r>
+          <w:rPr>
+            <w:rFonts w:ascii="Cambria Math" w:hAnsi="Cambria Math"/>
+            <w:lang w:eastAsia="ru-RU" w:bidi="ar-SA"/>
+          </w:rPr>
+          <m:t xml:space="preserve">, </m:t>
+        </m:r>
+        <m:sSub>
+          <m:sSubPr>
+            <m:ctrlPr>
+              <w:rPr>
+                <w:rFonts w:ascii="Cambria Math" w:hAnsi="Cambria Math"/>
+                <w:i/>
+                <w:lang w:eastAsia="ru-RU" w:bidi="ar-SA"/>
+              </w:rPr>
+            </m:ctrlPr>
+          </m:sSubPr>
+          <m:e>
+            <m:r>
+              <w:rPr>
+                <w:rFonts w:ascii="Cambria Math" w:hAnsi="Cambria Math"/>
+                <w:lang w:eastAsia="ru-RU" w:bidi="ar-SA"/>
+              </w:rPr>
+              <m:t>X</m:t>
+            </m:r>
+          </m:e>
+          <m:sub>
+            <m:r>
+              <w:rPr>
+                <w:rFonts w:ascii="Cambria Math" w:hAnsi="Cambria Math"/>
+                <w:lang w:eastAsia="ru-RU" w:bidi="ar-SA"/>
+              </w:rPr>
+              <m:t>k</m:t>
+            </m:r>
+            <m:r>
+              <w:rPr>
+                <w:rFonts w:ascii="Cambria Math" w:hAnsi="Cambria Math"/>
+                <w:lang w:eastAsia="ru-RU" w:bidi="ar-SA"/>
+              </w:rPr>
+              <m:t>+1</m:t>
+            </m:r>
+          </m:sub>
+        </m:sSub>
+        <m:r>
+          <w:rPr>
+            <w:rFonts w:ascii="Cambria Math" w:hAnsi="Cambria Math"/>
+            <w:lang w:eastAsia="ru-RU" w:bidi="ar-SA"/>
+          </w:rPr>
+          <m:t>)</m:t>
+        </m:r>
+      </m:oMath>
+      <w:r>
+        <w:rPr>
+          <w:lang w:eastAsia="ru-RU" w:bidi="ar-SA"/>
+        </w:rPr>
+        <w:t>:</w:t>
+      </w:r>
+    </w:p>
+    <w:p>
+      <w:pPr>
+        <w:pStyle w:val="a1"/>
+        <w:rPr>
+          <w:lang w:eastAsia="ru-RU" w:bidi="ar-SA"/>
+        </w:rPr>
+      </w:pPr>
+      <m:oMath>
+        <m:r>
+          <w:rPr>
+            <w:rFonts w:ascii="Cambria Math" w:hAnsi="Cambria Math"/>
+            <w:lang w:eastAsia="ru-RU" w:bidi="ar-SA"/>
+          </w:rPr>
+          <m:t xml:space="preserve">X(t) = </m:t>
+        </m:r>
+        <m:sSub>
+          <m:sSubPr>
+            <m:ctrlPr>
+              <w:rPr>
+                <w:rFonts w:ascii="Cambria Math" w:hAnsi="Cambria Math"/>
+                <w:i/>
+                <w:lang w:eastAsia="ru-RU" w:bidi="ar-SA"/>
+              </w:rPr>
+            </m:ctrlPr>
+          </m:sSubPr>
+          <m:e>
+            <m:r>
+              <w:rPr>
+                <w:rFonts w:ascii="Cambria Math" w:hAnsi="Cambria Math"/>
+                <w:lang w:eastAsia="ru-RU" w:bidi="ar-SA"/>
+              </w:rPr>
+              <m:t>X</m:t>
+            </m:r>
+          </m:e>
+          <m:sub>
+            <m:r>
+              <w:rPr>
+                <w:rFonts w:ascii="Cambria Math" w:hAnsi="Cambria Math"/>
+                <w:lang w:eastAsia="ru-RU" w:bidi="ar-SA"/>
+              </w:rPr>
+              <m:t>k</m:t>
+            </m:r>
+          </m:sub>
+        </m:sSub>
+        <m:r>
+          <w:rPr>
+            <w:rFonts w:ascii="Cambria Math" w:hAnsi="Cambria Math"/>
+            <w:lang w:eastAsia="ru-RU" w:bidi="ar-SA"/>
+          </w:rPr>
+          <m:t>+ (</m:t>
+        </m:r>
+        <m:sSub>
+          <m:sSubPr>
+            <m:ctrlPr>
+              <w:rPr>
+                <w:rFonts w:ascii="Cambria Math" w:hAnsi="Cambria Math"/>
+                <w:i/>
+                <w:lang w:eastAsia="ru-RU" w:bidi="ar-SA"/>
+              </w:rPr>
+            </m:ctrlPr>
+          </m:sSubPr>
+          <m:e>
+            <m:r>
+              <w:rPr>
+                <w:rFonts w:ascii="Cambria Math" w:hAnsi="Cambria Math"/>
+                <w:lang w:eastAsia="ru-RU" w:bidi="ar-SA"/>
+              </w:rPr>
+              <m:t>X</m:t>
+            </m:r>
+          </m:e>
+          <m:sub>
+            <m:r>
+              <w:rPr>
+                <w:rFonts w:ascii="Cambria Math" w:hAnsi="Cambria Math"/>
+                <w:lang w:val="en-US" w:eastAsia="ru-RU" w:bidi="ar-SA"/>
+              </w:rPr>
+              <m:t>k+1</m:t>
+            </m:r>
+          </m:sub>
+        </m:sSub>
+        <m:r>
+          <w:rPr>
+            <w:rFonts w:ascii="Cambria Math" w:hAnsi="Cambria Math"/>
+            <w:lang w:eastAsia="ru-RU" w:bidi="ar-SA"/>
+          </w:rPr>
+          <m:t xml:space="preserve"> – </m:t>
+        </m:r>
+        <m:sSub>
+          <m:sSubPr>
+            <m:ctrlPr>
+              <w:rPr>
+                <w:rFonts w:ascii="Cambria Math" w:hAnsi="Cambria Math"/>
+                <w:i/>
+                <w:lang w:eastAsia="ru-RU" w:bidi="ar-SA"/>
+              </w:rPr>
+            </m:ctrlPr>
+          </m:sSubPr>
+          <m:e>
+            <m:r>
+              <w:rPr>
+                <w:rFonts w:ascii="Cambria Math" w:hAnsi="Cambria Math"/>
+                <w:lang w:eastAsia="ru-RU" w:bidi="ar-SA"/>
+              </w:rPr>
+              <m:t>X</m:t>
+            </m:r>
+          </m:e>
+          <m:sub>
+            <m:r>
+              <w:rPr>
+                <w:rFonts w:ascii="Cambria Math" w:hAnsi="Cambria Math"/>
+                <w:lang w:eastAsia="ru-RU" w:bidi="ar-SA"/>
+              </w:rPr>
+              <m:t>k</m:t>
+            </m:r>
+          </m:sub>
+        </m:sSub>
+        <m:r>
+          <w:rPr>
+            <w:rFonts w:ascii="Cambria Math" w:hAnsi="Cambria Math"/>
+            <w:lang w:eastAsia="ru-RU" w:bidi="ar-SA"/>
+          </w:rPr>
+          <m:t xml:space="preserve">) · (t – </m:t>
+        </m:r>
+        <m:sSub>
+          <m:sSubPr>
+            <m:ctrlPr>
+              <w:rPr>
+                <w:rFonts w:ascii="Cambria Math" w:hAnsi="Cambria Math"/>
+                <w:i/>
+                <w:lang w:eastAsia="ru-RU" w:bidi="ar-SA"/>
+              </w:rPr>
+            </m:ctrlPr>
+          </m:sSubPr>
+          <m:e>
+            <m:r>
+              <w:rPr>
+                <w:rFonts w:ascii="Cambria Math" w:hAnsi="Cambria Math"/>
+                <w:lang w:eastAsia="ru-RU" w:bidi="ar-SA"/>
+              </w:rPr>
+              <m:t>t</m:t>
+            </m:r>
+          </m:e>
+          <m:sub>
+            <m:r>
+              <w:rPr>
+                <w:rFonts w:ascii="Cambria Math" w:hAnsi="Cambria Math"/>
+                <w:lang w:eastAsia="ru-RU" w:bidi="ar-SA"/>
+              </w:rPr>
+              <m:t>k</m:t>
+            </m:r>
+          </m:sub>
+        </m:sSub>
+        <m:r>
+          <w:rPr>
+            <w:rFonts w:ascii="Cambria Math" w:hAnsi="Cambria Math"/>
+            <w:lang w:eastAsia="ru-RU" w:bidi="ar-SA"/>
+          </w:rPr>
+          <m:t>) / (</m:t>
+        </m:r>
+        <m:sSub>
+          <m:sSubPr>
+            <m:ctrlPr>
+              <w:rPr>
+                <w:rFonts w:ascii="Cambria Math" w:hAnsi="Cambria Math"/>
+                <w:i/>
+                <w:lang w:eastAsia="ru-RU" w:bidi="ar-SA"/>
+              </w:rPr>
+            </m:ctrlPr>
+          </m:sSubPr>
+          <m:e>
+            <m:r>
+              <w:rPr>
+                <w:rFonts w:ascii="Cambria Math" w:hAnsi="Cambria Math"/>
+                <w:lang w:eastAsia="ru-RU" w:bidi="ar-SA"/>
+              </w:rPr>
+              <m:t>t</m:t>
+            </m:r>
+          </m:e>
+          <m:sub>
+            <m:r>
+              <w:rPr>
+                <w:rFonts w:ascii="Cambria Math" w:hAnsi="Cambria Math"/>
+                <w:lang w:eastAsia="ru-RU" w:bidi="ar-SA"/>
+              </w:rPr>
+              <m:t>k</m:t>
+            </m:r>
+            <m:r>
+              <w:rPr>
+                <w:rFonts w:ascii="Cambria Math" w:hAnsi="Cambria Math"/>
+                <w:lang w:eastAsia="ru-RU" w:bidi="ar-SA"/>
+              </w:rPr>
+              <m:t>+1</m:t>
+            </m:r>
+          </m:sub>
+        </m:sSub>
+        <m:r>
+          <w:rPr>
+            <w:rFonts w:ascii="Cambria Math" w:hAnsi="Cambria Math"/>
+            <w:lang w:eastAsia="ru-RU" w:bidi="ar-SA"/>
+          </w:rPr>
+          <m:t xml:space="preserve"> – </m:t>
+        </m:r>
+        <m:sSub>
+          <m:sSubPr>
+            <m:ctrlPr>
+              <w:rPr>
+                <w:rFonts w:ascii="Cambria Math" w:hAnsi="Cambria Math"/>
+                <w:i/>
+                <w:lang w:eastAsia="ru-RU" w:bidi="ar-SA"/>
+              </w:rPr>
+            </m:ctrlPr>
+          </m:sSubPr>
+          <m:e>
+            <m:r>
+              <w:rPr>
+                <w:rFonts w:ascii="Cambria Math" w:hAnsi="Cambria Math"/>
+                <w:lang w:eastAsia="ru-RU" w:bidi="ar-SA"/>
+              </w:rPr>
+              <m:t>t</m:t>
+            </m:r>
+          </m:e>
+          <m:sub>
+            <m:r>
+              <w:rPr>
+                <w:rFonts w:ascii="Cambria Math" w:hAnsi="Cambria Math"/>
+                <w:lang w:eastAsia="ru-RU" w:bidi="ar-SA"/>
+              </w:rPr>
+              <m:t>k</m:t>
+            </m:r>
+          </m:sub>
+        </m:sSub>
+        <m:r>
+          <w:rPr>
+            <w:rFonts w:ascii="Cambria Math" w:hAnsi="Cambria Math"/>
+            <w:lang w:eastAsia="ru-RU" w:bidi="ar-SA"/>
+          </w:rPr>
+          <m:t>).</m:t>
+        </m:r>
+      </m:oMath>
+      <w:r>
+        <w:rPr>
+          <w:lang w:eastAsia="ru-RU" w:bidi="ar-SA"/>
+        </w:rPr>
+        <w:t xml:space="preserve">      (3.12)</w:t>
+      </w:r>
+    </w:p>
+    <w:p>
+      <w:pPr>
+        <w:pStyle w:val="a1"/>
+        <w:rPr>
+          <w:lang w:eastAsia="ru-RU" w:bidi="ar-SA"/>
+        </w:rPr>
+      </w:pPr>
+      <w:r>
+        <w:rPr>
+          <w:lang w:eastAsia="ru-RU" w:bidi="ar-SA"/>
+        </w:rPr>
+        <w:t xml:space="preserve">Линейный порядок интерполяции согласован с выбранным шагом выходной сетки. Главный член ошибки линейной интерполяции пропорционален второй производной состояния и квадрату шага сетки: </w:t>
+      </w:r>
+      <m:oMath>
+        <m:r>
+          <w:rPr>
+            <w:rFonts w:ascii="Cambria Math" w:hAnsi="Cambria Math"/>
+            <w:lang w:eastAsia="ru-RU" w:bidi="ar-SA"/>
+          </w:rPr>
+          <m:t>|X(t) –</m:t>
+        </m:r>
+        <m:acc>
+          <m:accPr>
+            <m:ctrlPr>
+              <w:rPr>
+                <w:rFonts w:ascii="Cambria Math" w:hAnsi="Cambria Math"/>
+                <w:i/>
+                <w:lang w:eastAsia="ru-RU" w:bidi="ar-SA"/>
+              </w:rPr>
+            </m:ctrlPr>
+          </m:accPr>
+          <m:e>
+            <m:r>
+              <w:rPr>
+                <w:rFonts w:ascii="Cambria Math" w:hAnsi="Cambria Math"/>
+                <w:lang w:eastAsia="ru-RU" w:bidi="ar-SA"/>
+              </w:rPr>
+              <m:t>X</m:t>
+            </m:r>
+          </m:e>
+        </m:acc>
+        <m:r>
+          <w:rPr>
+            <w:rFonts w:ascii="Cambria Math" w:hAnsi="Cambria Math"/>
+            <w:lang w:eastAsia="ru-RU" w:bidi="ar-SA"/>
+          </w:rPr>
+          <m:t>(t)| ~ (h²/</m:t>
+        </m:r>
+        <m:r>
+          <w:rPr>
+            <w:rFonts w:ascii="Cambria Math" w:hAnsi="Cambria Math"/>
+            <w:lang w:eastAsia="ru-RU" w:bidi="ar-SA"/>
+          </w:rPr>
+          <m:t>8) · max|Ẍ|.</m:t>
+        </m:r>
+      </m:oMath>
+      <w:r>
+        <w:rPr>
+          <w:lang w:eastAsia="ru-RU" w:bidi="ar-SA"/>
+        </w:rPr>
+        <w:t xml:space="preserve"> Для рассматриваемой задачи </w:t>
+      </w:r>
+      <m:oMath>
+        <m:r>
+          <w:rPr>
+            <w:rFonts w:ascii="Cambria Math" w:hAnsi="Cambria Math"/>
+            <w:lang w:eastAsia="ru-RU" w:bidi="ar-SA"/>
+          </w:rPr>
+          <m:t>Ẍ</m:t>
+        </m:r>
+      </m:oMath>
+      <w:r>
+        <w:rPr>
+          <w:lang w:eastAsia="ru-RU" w:bidi="ar-SA"/>
+        </w:rPr>
+        <w:t xml:space="preserve"> совпадает по порядку с гелиоцентрическим ускорением, не превышающим в условиях задачи </w:t>
+      </w:r>
+      <m:oMath>
+        <m:r>
+          <w:rPr>
+            <w:rFonts w:ascii="Cambria Math" w:hAnsi="Cambria Math"/>
+            <w:lang w:eastAsia="ru-RU" w:bidi="ar-SA"/>
+          </w:rPr>
+          <m:t>0.002 а.е./сут²</m:t>
+        </m:r>
+      </m:oMath>
+      <w:r>
+        <w:rPr>
+          <w:lang w:eastAsia="ru-RU" w:bidi="ar-SA"/>
+        </w:rPr>
+        <w:t xml:space="preserve"> на минимальных гелиоцентрических расстояниях. При шаге </w:t>
+      </w:r>
+      <m:oMath>
+        <m:r>
+          <w:rPr>
+            <w:rFonts w:ascii="Cambria Math" w:hAnsi="Cambria Math"/>
+            <w:lang w:eastAsia="ru-RU" w:bidi="ar-SA"/>
+          </w:rPr>
+          <m:t>h = 0.125</m:t>
+        </m:r>
+      </m:oMath>
+      <w:r>
+        <w:rPr>
+          <w:lang w:eastAsia="ru-RU" w:bidi="ar-SA"/>
+        </w:rPr>
+        <w:t xml:space="preserve"> суток это даёт верхнюю оценку погрешности интерполяции порядка </w:t>
+      </w:r>
+      <m:oMath>
+        <m:sSup>
+          <m:sSupPr>
+            <m:ctrlPr>
+              <w:rPr>
+                <w:rFonts w:ascii="Cambria Math" w:hAnsi="Cambria Math"/>
+                <w:i/>
+                <w:lang w:eastAsia="ru-RU" w:bidi="ar-SA"/>
+              </w:rPr>
+            </m:ctrlPr>
+          </m:sSupPr>
+          <m:e>
+            <m:r>
+              <w:rPr>
+                <w:rFonts w:ascii="Cambria Math" w:hAnsi="Cambria Math"/>
+                <w:lang w:eastAsia="ru-RU" w:bidi="ar-SA"/>
+              </w:rPr>
+              <m:t>10</m:t>
+            </m:r>
+          </m:e>
+          <m:sup>
+            <m:r>
+              <w:rPr>
+                <w:rFonts w:ascii="Cambria Math" w:hAnsi="Cambria Math"/>
+                <w:lang w:eastAsia="ru-RU" w:bidi="ar-SA"/>
+              </w:rPr>
+              <m:t>-</m:t>
+            </m:r>
+            <m:r>
+              <w:rPr>
+                <w:rFonts w:ascii="Cambria Math" w:hAnsi="Cambria Math"/>
+                <w:lang w:eastAsia="ru-RU" w:bidi="ar-SA"/>
+              </w:rPr>
+              <m:t>7</m:t>
+            </m:r>
+          </m:sup>
+        </m:sSup>
+      </m:oMath>
+      <w:r>
+        <w:rPr>
+          <w:lang w:eastAsia="ru-RU" w:bidi="ar-SA"/>
+        </w:rPr>
+        <w:t xml:space="preserve"> а.е. На геоцентрических расстояниях задачи эта величина переводится в угловую меру существенно ниже точности отдельного астрометрического наблюдения и не вносит заметного вклада в </w:t>
+      </w:r>
+      <w:r>
+        <w:rPr>
+          <w:lang w:eastAsia="ru-RU" w:bidi="ar-SA"/>
+        </w:rPr>
+        <w:t>общую погрешность</w:t>
+      </w:r>
+      <w:r>
+        <w:rPr>
+          <w:lang w:eastAsia="ru-RU" w:bidi="ar-SA"/>
+        </w:rPr>
+        <w:t>. Тем самым линейная интерполяция оправдана и не требует замены на схемы более высокого порядка.</w:t>
+      </w:r>
+    </w:p>
+    <w:p>
+      <w:pPr>
+        <w:pStyle w:val="a1"/>
+        <w:rPr>
+          <w:lang w:eastAsia="ru-RU" w:bidi="ar-SA"/>
+        </w:rPr>
+      </w:pPr>
+      <w:r>
+        <w:rPr>
+          <w:lang w:eastAsia="ru-RU" w:bidi="ar-SA"/>
+        </w:rPr>
+        <w:lastRenderedPageBreak/>
+        <w:t>Траектория представлена в программе массивом узлов, каждый из которых содержит момент времени и шестимерный вектор состояния. Кроме самих узлов, структура траектории хранит начальный и конечный моменты, а также шаг сетки, что позволяет за константное время определять, попадает ли заданный момент в покрытый интервал, и вычислять индекс</w:t>
+      </w:r>
+      <w:r>
+        <w:rPr>
+          <w:lang w:eastAsia="ru-RU" w:bidi="ar-SA"/>
+        </w:rPr>
+        <w:t>ы</w:t>
+      </w:r>
+      <w:r>
+        <w:rPr>
+          <w:lang w:eastAsia="ru-RU" w:bidi="ar-SA"/>
+        </w:rPr>
+        <w:t xml:space="preserve"> ближайш</w:t>
+      </w:r>
+      <w:r>
+        <w:rPr>
+          <w:lang w:eastAsia="ru-RU" w:bidi="ar-SA"/>
+        </w:rPr>
+        <w:t>их</w:t>
+      </w:r>
+      <w:r>
+        <w:rPr>
+          <w:lang w:eastAsia="ru-RU" w:bidi="ar-SA"/>
+        </w:rPr>
+        <w:t xml:space="preserve"> узл</w:t>
+      </w:r>
+      <w:r>
+        <w:rPr>
+          <w:lang w:eastAsia="ru-RU" w:bidi="ar-SA"/>
+        </w:rPr>
+        <w:t>ов</w:t>
+      </w:r>
+      <w:r>
+        <w:rPr>
+          <w:lang w:eastAsia="ru-RU" w:bidi="ar-SA"/>
+        </w:rPr>
+        <w:t xml:space="preserve"> без поиска. Память выделяется однократно при инициализации и освобождается </w:t>
+      </w:r>
+      <w:r>
+        <w:rPr>
+          <w:lang w:eastAsia="ru-RU" w:bidi="ar-SA"/>
+        </w:rPr>
+        <w:t>при удалении структуры</w:t>
+      </w:r>
+      <w:r>
+        <w:rPr>
+          <w:lang w:eastAsia="ru-RU" w:bidi="ar-SA"/>
+        </w:rPr>
+        <w:t>, что исключает накладные расходы на динамическое управление памятью внутри основного цикла.</w:t>
+      </w:r>
+    </w:p>
+    <w:p>
+      <w:pPr>
+        <w:pStyle w:val="a1"/>
+        <w:rPr>
+          <w:lang w:eastAsia="ru-RU" w:bidi="ar-SA"/>
+        </w:rPr>
+      </w:pPr>
+    </w:p>
+    <w:p>
+      <w:pPr>
+        <w:pStyle w:val="4"/>
+        <w:rPr>
+          <w:rFonts w:eastAsia="Noto Serif CJK SC"/>
+        </w:rPr>
+      </w:pPr>
+      <w:r>
+        <w:rPr>
+          <w:rFonts w:eastAsia="Noto Serif CJK SC"/>
+        </w:rPr>
+        <w:t>3.1.4 Метод Гаусса-Ньютона</w:t>
+      </w:r>
+    </w:p>
+    <w:p>
+      <w:pPr>
+        <w:pStyle w:val="a1"/>
+        <w:rPr>
+          <w:lang w:eastAsia="ru-RU" w:bidi="ar-SA"/>
+        </w:rPr>
+      </w:pPr>
+      <w:r>
+        <w:rPr>
+          <w:lang w:eastAsia="ru-RU" w:bidi="ar-SA"/>
+        </w:rPr>
+        <w:t xml:space="preserve">Функция редукции, описанная в 3.1.2, даёт пару скалярных невязок </w:t>
+      </w:r>
+      <m:oMath>
+        <m:r>
+          <w:rPr>
+            <w:rFonts w:ascii="Cambria Math" w:hAnsi="Cambria Math"/>
+            <w:lang w:eastAsia="ru-RU" w:bidi="ar-SA"/>
+          </w:rPr>
+          <m:t>Δα_i, Δδ_i</m:t>
+        </m:r>
+      </m:oMath>
+      <w:r>
+        <w:rPr>
+          <w:lang w:eastAsia="ru-RU" w:bidi="ar-SA"/>
+        </w:rPr>
+        <w:t xml:space="preserve">. Объединяя все наблюдения, </w:t>
+      </w:r>
+      <w:r>
+        <w:rPr>
+          <w:lang w:eastAsia="ru-RU" w:bidi="ar-SA"/>
+        </w:rPr>
+        <w:t>получим</w:t>
+      </w:r>
+      <w:r>
+        <w:rPr>
+          <w:lang w:eastAsia="ru-RU" w:bidi="ar-SA"/>
+        </w:rPr>
+        <w:t xml:space="preserve"> вектор невязок </w:t>
+      </w:r>
+      <m:oMath>
+        <m:r>
+          <w:rPr>
+            <w:rFonts w:ascii="Cambria Math" w:hAnsi="Cambria Math"/>
+            <w:lang w:eastAsia="ru-RU" w:bidi="ar-SA"/>
+          </w:rPr>
+          <m:t xml:space="preserve">r(β) </m:t>
+        </m:r>
+        <m:r>
+          <w:rPr>
+            <w:rFonts w:ascii="Cambria Math" w:hAnsi="Cambria Math" w:cs="Cambria Math"/>
+            <w:lang w:eastAsia="ru-RU" w:bidi="ar-SA"/>
+          </w:rPr>
+          <m:t>∈</m:t>
+        </m:r>
+        <m:r>
+          <m:rPr>
+            <m:scr m:val="double-struck"/>
+          </m:rPr>
+          <w:rPr>
+            <w:rFonts w:ascii="Cambria Math" w:hAnsi="Cambria Math"/>
+            <w:lang w:eastAsia="ru-RU" w:bidi="ar-SA"/>
+          </w:rPr>
+          <m:t xml:space="preserve"> R²ᴺ,</m:t>
+        </m:r>
+      </m:oMath>
+      <w:r>
+        <w:rPr>
+          <w:lang w:eastAsia="ru-RU" w:bidi="ar-SA"/>
+        </w:rPr>
+        <w:t xml:space="preserve"> где N – число наблюдений. Задача уточнения орбиты записывается как нелинейн</w:t>
+      </w:r>
+      <w:r>
+        <w:rPr>
+          <w:lang w:eastAsia="ru-RU" w:bidi="ar-SA"/>
+        </w:rPr>
+        <w:t>ого МНК</w:t>
+      </w:r>
+      <w:r>
+        <w:rPr>
+          <w:lang w:eastAsia="ru-RU" w:bidi="ar-SA"/>
+        </w:rPr>
+        <w:t>:</w:t>
+      </w:r>
+    </w:p>
+    <w:p>
+      <w:pPr>
+        <w:pStyle w:val="a1"/>
+        <w:rPr>
+          <w:lang w:eastAsia="ru-RU" w:bidi="ar-SA"/>
+        </w:rPr>
+      </w:pPr>
+      <m:oMath>
+        <m:r>
+          <w:rPr>
+            <w:rFonts w:ascii="Cambria Math" w:hAnsi="Cambria Math"/>
             <w:lang w:val="en-US" w:eastAsia="ru-RU" w:bidi="ar-SA"/>
           </w:rPr>
+          <m:t>S</m:t>
+        </m:r>
+        <m:r>
+          <w:rPr>
+            <w:rFonts w:ascii="Cambria Math" w:hAnsi="Cambria Math"/>
+            <w:lang w:eastAsia="ru-RU" w:bidi="ar-SA"/>
+          </w:rPr>
+          <m:t>(β) = ‖</m:t>
+        </m:r>
+        <m:r>
+          <w:rPr>
+            <w:rFonts w:ascii="Cambria Math" w:hAnsi="Cambria Math"/>
+            <w:lang w:val="en-US" w:eastAsia="ru-RU" w:bidi="ar-SA"/>
+          </w:rPr>
+          <m:t>r</m:t>
+        </m:r>
+        <m:r>
+          <w:rPr>
+            <w:rFonts w:ascii="Cambria Math" w:hAnsi="Cambria Math"/>
+            <w:lang w:eastAsia="ru-RU" w:bidi="ar-SA"/>
+          </w:rPr>
+          <m:t>(β)‖² = Σᵢ (Δα_</m:t>
+        </m:r>
+        <m:r>
+          <w:rPr>
+            <w:rFonts w:ascii="Cambria Math" w:hAnsi="Cambria Math"/>
+            <w:lang w:val="en-US" w:eastAsia="ru-RU" w:bidi="ar-SA"/>
+          </w:rPr>
+          <m:t>i</m:t>
+        </m:r>
+        <m:r>
+          <w:rPr>
+            <w:rFonts w:ascii="Cambria Math" w:hAnsi="Cambria Math"/>
+            <w:lang w:eastAsia="ru-RU" w:bidi="ar-SA"/>
+          </w:rPr>
+          <m:t>² + Δδ_</m:t>
+        </m:r>
+        <m:r>
+          <w:rPr>
+            <w:rFonts w:ascii="Cambria Math" w:hAnsi="Cambria Math"/>
+            <w:lang w:val="en-US" w:eastAsia="ru-RU" w:bidi="ar-SA"/>
+          </w:rPr>
+          <m:t>i</m:t>
+        </m:r>
+        <m:r>
+          <w:rPr>
+            <w:rFonts w:ascii="Cambria Math" w:hAnsi="Cambria Math"/>
+            <w:lang w:eastAsia="ru-RU" w:bidi="ar-SA"/>
+          </w:rPr>
+          <m:t xml:space="preserve">²) → </m:t>
+        </m:r>
+        <m:r>
+          <w:rPr>
+            <w:rFonts w:ascii="Cambria Math" w:hAnsi="Cambria Math"/>
+            <w:lang w:val="en-US" w:eastAsia="ru-RU" w:bidi="ar-SA"/>
+          </w:rPr>
+          <m:t>min</m:t>
+        </m:r>
+      </m:oMath>
+      <w:r>
+        <w:rPr>
+          <w:lang w:eastAsia="ru-RU" w:bidi="ar-SA"/>
+        </w:rPr>
+        <w:t xml:space="preserve">.      </w:t>
+      </w:r>
+      <w:r>
+        <w:rPr>
+          <w:lang w:eastAsia="ru-RU" w:bidi="ar-SA"/>
+        </w:rPr>
+        <w:t>(3.13)</w:t>
+      </w:r>
+    </w:p>
+    <w:p>
+      <w:pPr>
+        <w:pStyle w:val="a1"/>
+        <w:rPr>
+          <w:lang w:eastAsia="ru-RU" w:bidi="ar-SA"/>
+        </w:rPr>
+      </w:pPr>
+      <w:r>
+        <w:rPr>
+          <w:lang w:eastAsia="ru-RU" w:bidi="ar-SA"/>
+        </w:rPr>
+        <w:t>Все наблюдения входят в функцию потерь с единичным весом. Такой выбор обусловлен отсутствием в данных MPC</w:t>
+      </w:r>
+      <w:r>
+        <w:rPr>
+          <w:lang w:eastAsia="ru-RU" w:bidi="ar-SA"/>
+        </w:rPr>
+        <w:t xml:space="preserve"> </w:t>
+      </w:r>
+      <w:r>
+        <w:rPr>
+          <w:lang w:eastAsia="ru-RU" w:bidi="ar-SA"/>
+        </w:rPr>
+        <w:t>оценок индивидуальной точности для каждого.</w:t>
+      </w:r>
+      <w:r>
+        <w:rPr>
+          <w:lang w:eastAsia="ru-RU" w:bidi="ar-SA"/>
+        </w:rPr>
+        <w:t xml:space="preserve"> </w:t>
+      </w:r>
+      <w:r>
+        <w:rPr>
+          <w:lang w:eastAsia="ru-RU" w:bidi="ar-SA"/>
+        </w:rPr>
+        <w:t xml:space="preserve">Минимум функции потерь </w:t>
+      </w:r>
+      <m:oMath>
+        <m:r>
+          <w:rPr>
+            <w:rFonts w:ascii="Cambria Math" w:hAnsi="Cambria Math"/>
+            <w:lang w:eastAsia="ru-RU" w:bidi="ar-SA"/>
+          </w:rPr>
+          <m:t>S(β)</m:t>
+        </m:r>
+      </m:oMath>
+      <w:r>
+        <w:rPr>
+          <w:lang w:eastAsia="ru-RU" w:bidi="ar-SA"/>
+        </w:rPr>
+        <w:t xml:space="preserve"> достигается в точке, где её градиент обращается в ноль. Дифференцируя (3.13) по компонентам </w:t>
+      </w:r>
+      <m:oMath>
+        <m:r>
+          <w:rPr>
+            <w:rFonts w:ascii="Cambria Math" w:hAnsi="Cambria Math"/>
+            <w:lang w:eastAsia="ru-RU" w:bidi="ar-SA"/>
+          </w:rPr>
+          <m:t>β</m:t>
+        </m:r>
+      </m:oMath>
+      <w:r>
+        <w:rPr>
+          <w:lang w:eastAsia="ru-RU" w:bidi="ar-SA"/>
+        </w:rPr>
+        <w:t xml:space="preserve">, </w:t>
+      </w:r>
+      <w:r>
+        <w:rPr>
+          <w:lang w:eastAsia="ru-RU" w:bidi="ar-SA"/>
+        </w:rPr>
+        <w:t xml:space="preserve">получим </w:t>
+      </w:r>
+      <w:r>
+        <w:rPr>
+          <w:lang w:eastAsia="ru-RU" w:bidi="ar-SA"/>
+        </w:rPr>
+        <w:t>условие минимума в виде системы из девяти уравнений</w:t>
+      </w:r>
+    </w:p>
+    <w:p>
+      <w:pPr>
+        <w:pStyle w:val="a1"/>
+        <w:rPr>
+          <w:lang w:eastAsia="ru-RU" w:bidi="ar-SA"/>
+        </w:rPr>
+      </w:pPr>
+      <m:oMath>
+        <m:sSub>
+          <m:sSubPr>
+            <m:ctrlPr>
+              <w:rPr>
+                <w:rFonts w:ascii="Cambria Math" w:hAnsi="Cambria Math"/>
+                <w:i/>
+                <w:sz w:val="32"/>
+                <w:szCs w:val="32"/>
+                <w:lang w:eastAsia="ru-RU" w:bidi="ar-SA"/>
+              </w:rPr>
+            </m:ctrlPr>
+          </m:sSubPr>
+          <m:e>
+            <m:r>
+              <w:rPr>
+                <w:rFonts w:ascii="Cambria Math" w:hAnsi="Cambria Math"/>
+                <w:sz w:val="32"/>
+                <w:szCs w:val="32"/>
+                <w:lang w:eastAsia="ru-RU" w:bidi="ar-SA"/>
+              </w:rPr>
+              <m:t>f</m:t>
+            </m:r>
+          </m:e>
+          <m:sub>
+            <m:r>
+              <w:rPr>
+                <w:rFonts w:ascii="Cambria Math" w:hAnsi="Cambria Math"/>
+                <w:sz w:val="32"/>
+                <w:szCs w:val="32"/>
+                <w:lang w:eastAsia="ru-RU" w:bidi="ar-SA"/>
+              </w:rPr>
+              <m:t>j</m:t>
+            </m:r>
+            <m:d>
+              <m:dPr>
+                <m:ctrlPr>
+                  <w:rPr>
+                    <w:rFonts w:ascii="Cambria Math" w:hAnsi="Cambria Math"/>
+                    <w:i/>
+                    <w:sz w:val="32"/>
+                    <w:szCs w:val="32"/>
+                    <w:lang w:eastAsia="ru-RU" w:bidi="ar-SA"/>
+                  </w:rPr>
+                </m:ctrlPr>
+              </m:dPr>
+              <m:e>
+                <m:r>
+                  <w:rPr>
+                    <w:rFonts w:ascii="Cambria Math" w:hAnsi="Cambria Math"/>
+                    <w:sz w:val="32"/>
+                    <w:szCs w:val="32"/>
+                    <w:lang w:eastAsia="ru-RU" w:bidi="ar-SA"/>
+                  </w:rPr>
+                  <m:t>β</m:t>
+                </m:r>
+              </m:e>
+            </m:d>
+          </m:sub>
+        </m:sSub>
+        <m:r>
+          <w:rPr>
+            <w:rFonts w:ascii="Cambria Math" w:hAnsi="Cambria Math"/>
+            <w:sz w:val="32"/>
+            <w:szCs w:val="32"/>
+            <w:lang w:eastAsia="ru-RU" w:bidi="ar-SA"/>
+          </w:rPr>
+          <m:t>=</m:t>
+        </m:r>
+        <m:f>
+          <m:fPr>
+            <m:ctrlPr>
+              <w:rPr>
+                <w:rFonts w:ascii="Cambria Math" w:hAnsi="Cambria Math"/>
+                <w:i/>
+                <w:sz w:val="32"/>
+                <w:szCs w:val="32"/>
+                <w:lang w:eastAsia="ru-RU" w:bidi="ar-SA"/>
+              </w:rPr>
+            </m:ctrlPr>
+          </m:fPr>
+          <m:num>
+            <m:r>
+              <w:rPr>
+                <w:rFonts w:ascii="Cambria Math" w:hAnsi="Cambria Math"/>
+                <w:sz w:val="32"/>
+                <w:szCs w:val="32"/>
+                <w:lang w:eastAsia="ru-RU" w:bidi="ar-SA"/>
+              </w:rPr>
+              <m:t>∂S</m:t>
+            </m:r>
+          </m:num>
+          <m:den>
+            <m:r>
+              <w:rPr>
+                <w:rFonts w:ascii="Cambria Math" w:hAnsi="Cambria Math"/>
+                <w:sz w:val="32"/>
+                <w:szCs w:val="32"/>
+                <w:lang w:eastAsia="ru-RU" w:bidi="ar-SA"/>
+              </w:rPr>
+              <m:t>∂</m:t>
+            </m:r>
+            <m:sSub>
+              <m:sSubPr>
+                <m:ctrlPr>
+                  <w:rPr>
+                    <w:rFonts w:ascii="Cambria Math" w:hAnsi="Cambria Math"/>
+                    <w:i/>
+                    <w:sz w:val="32"/>
+                    <w:szCs w:val="32"/>
+                    <w:lang w:eastAsia="ru-RU" w:bidi="ar-SA"/>
+                  </w:rPr>
+                </m:ctrlPr>
+              </m:sSubPr>
+              <m:e>
+                <m:r>
+                  <w:rPr>
+                    <w:rFonts w:ascii="Cambria Math" w:hAnsi="Cambria Math"/>
+                    <w:sz w:val="32"/>
+                    <w:szCs w:val="32"/>
+                    <w:lang w:eastAsia="ru-RU" w:bidi="ar-SA"/>
+                  </w:rPr>
+                  <m:t>β</m:t>
+                </m:r>
+              </m:e>
+              <m:sub>
+                <m:r>
+                  <w:rPr>
+                    <w:rFonts w:ascii="Cambria Math" w:hAnsi="Cambria Math"/>
+                    <w:sz w:val="32"/>
+                    <w:szCs w:val="32"/>
+                    <w:lang w:eastAsia="ru-RU" w:bidi="ar-SA"/>
+                  </w:rPr>
+                  <m:t>j</m:t>
+                </m:r>
+              </m:sub>
+            </m:sSub>
+          </m:den>
+        </m:f>
+        <m:r>
+          <w:rPr>
+            <w:rFonts w:ascii="Cambria Math" w:hAnsi="Cambria Math"/>
+            <w:sz w:val="32"/>
+            <w:szCs w:val="32"/>
+            <w:lang w:eastAsia="ru-RU" w:bidi="ar-SA"/>
+          </w:rPr>
+          <m:t xml:space="preserve">=Σᵢ </m:t>
+        </m:r>
+        <m:d>
+          <m:dPr>
+            <m:ctrlPr>
+              <w:rPr>
+                <w:rFonts w:ascii="Cambria Math" w:hAnsi="Cambria Math"/>
+                <w:i/>
+                <w:sz w:val="32"/>
+                <w:szCs w:val="32"/>
+                <w:lang w:eastAsia="ru-RU" w:bidi="ar-SA"/>
+              </w:rPr>
+            </m:ctrlPr>
+          </m:dPr>
+          <m:e>
+            <m:f>
+              <m:fPr>
+                <m:ctrlPr>
+                  <w:rPr>
+                    <w:rFonts w:ascii="Cambria Math" w:hAnsi="Cambria Math"/>
+                    <w:i/>
+                    <w:sz w:val="32"/>
+                    <w:szCs w:val="32"/>
+                    <w:lang w:eastAsia="ru-RU" w:bidi="ar-SA"/>
+                  </w:rPr>
+                </m:ctrlPr>
+              </m:fPr>
+              <m:num>
+                <m:r>
+                  <w:rPr>
+                    <w:rFonts w:ascii="Cambria Math" w:hAnsi="Cambria Math"/>
+                    <w:sz w:val="32"/>
+                    <w:szCs w:val="32"/>
+                    <w:lang w:eastAsia="ru-RU" w:bidi="ar-SA"/>
+                  </w:rPr>
+                  <m:t>∂</m:t>
+                </m:r>
+                <m:sSub>
+                  <m:sSubPr>
+                    <m:ctrlPr>
+                      <w:rPr>
+                        <w:rFonts w:ascii="Cambria Math" w:hAnsi="Cambria Math"/>
+                        <w:i/>
+                        <w:sz w:val="32"/>
+                        <w:szCs w:val="32"/>
+                        <w:lang w:eastAsia="ru-RU" w:bidi="ar-SA"/>
+                      </w:rPr>
+                    </m:ctrlPr>
+                  </m:sSubPr>
+                  <m:e>
+                    <m:r>
+                      <w:rPr>
+                        <w:rFonts w:ascii="Cambria Math" w:hAnsi="Cambria Math"/>
+                        <w:sz w:val="32"/>
+                        <w:szCs w:val="32"/>
+                        <w:lang w:eastAsia="ru-RU" w:bidi="ar-SA"/>
+                      </w:rPr>
+                      <m:t>r</m:t>
+                    </m:r>
+                  </m:e>
+                  <m:sub>
+                    <m:r>
+                      <w:rPr>
+                        <w:rFonts w:ascii="Cambria Math" w:hAnsi="Cambria Math"/>
+                        <w:sz w:val="32"/>
+                        <w:szCs w:val="32"/>
+                        <w:lang w:eastAsia="ru-RU" w:bidi="ar-SA"/>
+                      </w:rPr>
+                      <m:t>i</m:t>
+                    </m:r>
+                  </m:sub>
+                </m:sSub>
+              </m:num>
+              <m:den>
+                <m:r>
+                  <w:rPr>
+                    <w:rFonts w:ascii="Cambria Math" w:hAnsi="Cambria Math"/>
+                    <w:sz w:val="32"/>
+                    <w:szCs w:val="32"/>
+                    <w:lang w:eastAsia="ru-RU" w:bidi="ar-SA"/>
+                  </w:rPr>
+                  <m:t>∂</m:t>
+                </m:r>
+                <m:sSub>
+                  <m:sSubPr>
+                    <m:ctrlPr>
+                      <w:rPr>
+                        <w:rFonts w:ascii="Cambria Math" w:hAnsi="Cambria Math"/>
+                        <w:i/>
+                        <w:sz w:val="32"/>
+                        <w:szCs w:val="32"/>
+                        <w:lang w:eastAsia="ru-RU" w:bidi="ar-SA"/>
+                      </w:rPr>
+                    </m:ctrlPr>
+                  </m:sSubPr>
+                  <m:e>
+                    <m:r>
+                      <w:rPr>
+                        <w:rFonts w:ascii="Cambria Math" w:hAnsi="Cambria Math"/>
+                        <w:sz w:val="32"/>
+                        <w:szCs w:val="32"/>
+                        <w:lang w:eastAsia="ru-RU" w:bidi="ar-SA"/>
+                      </w:rPr>
+                      <m:t>β</m:t>
+                    </m:r>
+                  </m:e>
+                  <m:sub>
+                    <m:r>
+                      <w:rPr>
+                        <w:rFonts w:ascii="Cambria Math" w:hAnsi="Cambria Math"/>
+                        <w:sz w:val="32"/>
+                        <w:szCs w:val="32"/>
+                        <w:lang w:eastAsia="ru-RU" w:bidi="ar-SA"/>
+                      </w:rPr>
+                      <m:t>j</m:t>
+                    </m:r>
+                  </m:sub>
+                </m:sSub>
+              </m:den>
+            </m:f>
+          </m:e>
+        </m:d>
+        <m:r>
+          <w:rPr>
+            <w:rFonts w:ascii="Cambria Math" w:hAnsi="Cambria Math"/>
+            <w:sz w:val="32"/>
+            <w:szCs w:val="32"/>
+            <w:lang w:eastAsia="ru-RU" w:bidi="ar-SA"/>
+          </w:rPr>
+          <m:t xml:space="preserve">· </m:t>
+        </m:r>
+        <m:sSub>
+          <m:sSubPr>
+            <m:ctrlPr>
+              <w:rPr>
+                <w:rFonts w:ascii="Cambria Math" w:hAnsi="Cambria Math"/>
+                <w:i/>
+                <w:sz w:val="32"/>
+                <w:szCs w:val="32"/>
+                <w:lang w:eastAsia="ru-RU" w:bidi="ar-SA"/>
+              </w:rPr>
+            </m:ctrlPr>
+          </m:sSubPr>
+          <m:e>
+            <m:r>
+              <w:rPr>
+                <w:rFonts w:ascii="Cambria Math" w:hAnsi="Cambria Math"/>
+                <w:sz w:val="32"/>
+                <w:szCs w:val="32"/>
+                <w:lang w:eastAsia="ru-RU" w:bidi="ar-SA"/>
+              </w:rPr>
+              <m:t>r</m:t>
+            </m:r>
+          </m:e>
+          <m:sub>
+            <m:r>
+              <w:rPr>
+                <w:rFonts w:ascii="Cambria Math" w:hAnsi="Cambria Math"/>
+                <w:sz w:val="32"/>
+                <w:szCs w:val="32"/>
+                <w:lang w:eastAsia="ru-RU" w:bidi="ar-SA"/>
+              </w:rPr>
+              <m:t>i</m:t>
+            </m:r>
+            <m:d>
+              <m:dPr>
+                <m:ctrlPr>
+                  <w:rPr>
+                    <w:rFonts w:ascii="Cambria Math" w:hAnsi="Cambria Math"/>
+                    <w:i/>
+                    <w:sz w:val="32"/>
+                    <w:szCs w:val="32"/>
+                    <w:lang w:eastAsia="ru-RU" w:bidi="ar-SA"/>
+                  </w:rPr>
+                </m:ctrlPr>
+              </m:dPr>
+              <m:e>
+                <m:r>
+                  <w:rPr>
+                    <w:rFonts w:ascii="Cambria Math" w:hAnsi="Cambria Math"/>
+                    <w:sz w:val="32"/>
+                    <w:szCs w:val="32"/>
+                    <w:lang w:eastAsia="ru-RU" w:bidi="ar-SA"/>
+                  </w:rPr>
+                  <m:t>β</m:t>
+                </m:r>
+              </m:e>
+            </m:d>
+          </m:sub>
+        </m:sSub>
+        <m:r>
+          <w:rPr>
+            <w:rFonts w:ascii="Cambria Math" w:hAnsi="Cambria Math"/>
+            <w:sz w:val="32"/>
+            <w:szCs w:val="32"/>
+            <w:lang w:eastAsia="ru-RU" w:bidi="ar-SA"/>
+          </w:rPr>
+          <m:t>= 0,    j = 1…9</m:t>
+        </m:r>
+      </m:oMath>
+      <w:r>
+        <w:rPr>
+          <w:sz w:val="32"/>
+          <w:szCs w:val="32"/>
+          <w:lang w:eastAsia="ru-RU" w:bidi="ar-SA"/>
+        </w:rPr>
+        <w:t xml:space="preserve">  </w:t>
+      </w:r>
+      <w:r>
+        <w:rPr>
+          <w:lang w:eastAsia="ru-RU" w:bidi="ar-SA"/>
+        </w:rPr>
+        <w:t>(3.14)</w:t>
+      </w:r>
+    </w:p>
+    <w:p>
+      <w:pPr>
+        <w:pStyle w:val="a1"/>
+        <w:rPr>
+          <w:lang w:eastAsia="ru-RU" w:bidi="ar-SA"/>
+        </w:rPr>
+      </w:pPr>
+      <w:r>
+        <w:rPr>
+          <w:lang w:eastAsia="ru-RU" w:bidi="ar-SA"/>
+        </w:rPr>
+        <w:t xml:space="preserve">Введём матрицу Якоби невязок </w:t>
+      </w:r>
+      <m:oMath>
+        <m:r>
+          <w:rPr>
+            <w:rFonts w:ascii="Cambria Math" w:hAnsi="Cambria Math"/>
+            <w:lang w:val="en-US" w:eastAsia="ru-RU" w:bidi="ar-SA"/>
+          </w:rPr>
+          <m:t>A</m:t>
+        </m:r>
+      </m:oMath>
+      <w:r>
+        <w:rPr>
+          <w:lang w:eastAsia="ru-RU" w:bidi="ar-SA"/>
+        </w:rPr>
+        <w:t xml:space="preserve"> </w:t>
+      </w:r>
+      <w:r>
+        <w:rPr>
+          <w:lang w:eastAsia="ru-RU" w:bidi="ar-SA"/>
+        </w:rPr>
+        <w:t xml:space="preserve">размера 2N × 9 с элементами </w:t>
+      </w:r>
+      <m:oMath>
+        <m:sSub>
+          <m:sSubPr>
+            <m:ctrlPr>
+              <w:rPr>
+                <w:rFonts w:ascii="Cambria Math" w:hAnsi="Cambria Math"/>
+                <w:i/>
+                <w:lang w:eastAsia="ru-RU" w:bidi="ar-SA"/>
+              </w:rPr>
+            </m:ctrlPr>
+          </m:sSubPr>
+          <m:e>
+            <m:r>
+              <w:rPr>
+                <w:rFonts w:ascii="Cambria Math" w:hAnsi="Cambria Math"/>
+                <w:lang w:eastAsia="ru-RU" w:bidi="ar-SA"/>
+              </w:rPr>
+              <m:t>J</m:t>
+            </m:r>
+          </m:e>
+          <m:sub>
+            <m:r>
+              <w:rPr>
+                <w:rFonts w:ascii="Cambria Math" w:hAnsi="Cambria Math"/>
+                <w:lang w:val="en-US" w:eastAsia="ru-RU" w:bidi="ar-SA"/>
+              </w:rPr>
+              <m:t>ij</m:t>
+            </m:r>
+          </m:sub>
+        </m:sSub>
+        <m:r>
+          <w:rPr>
+            <w:rFonts w:ascii="Cambria Math" w:hAnsi="Cambria Math"/>
+            <w:lang w:eastAsia="ru-RU" w:bidi="ar-SA"/>
+          </w:rPr>
+          <m:t xml:space="preserve"> = ∂</m:t>
+        </m:r>
+        <m:sSub>
+          <m:sSubPr>
+            <m:ctrlPr>
+              <w:rPr>
+                <w:rFonts w:ascii="Cambria Math" w:hAnsi="Cambria Math"/>
+                <w:i/>
+                <w:lang w:eastAsia="ru-RU" w:bidi="ar-SA"/>
+              </w:rPr>
+            </m:ctrlPr>
+          </m:sSubPr>
+          <m:e>
+            <m:r>
+              <w:rPr>
+                <w:rFonts w:ascii="Cambria Math" w:hAnsi="Cambria Math"/>
+                <w:lang w:eastAsia="ru-RU" w:bidi="ar-SA"/>
+              </w:rPr>
+              <m:t>r</m:t>
+            </m:r>
+          </m:e>
+          <m:sub>
+            <m:r>
+              <w:rPr>
+                <w:rFonts w:ascii="Cambria Math" w:hAnsi="Cambria Math"/>
+                <w:lang w:eastAsia="ru-RU" w:bidi="ar-SA"/>
+              </w:rPr>
+              <m:t>i</m:t>
+            </m:r>
+          </m:sub>
+        </m:sSub>
+        <m:r>
+          <w:rPr>
+            <w:rFonts w:ascii="Cambria Math" w:hAnsi="Cambria Math"/>
+            <w:lang w:eastAsia="ru-RU" w:bidi="ar-SA"/>
+          </w:rPr>
+          <m:t>/∂</m:t>
+        </m:r>
+        <m:sSub>
+          <m:sSubPr>
+            <m:ctrlPr>
+              <w:rPr>
+                <w:rFonts w:ascii="Cambria Math" w:hAnsi="Cambria Math"/>
+                <w:i/>
+                <w:lang w:eastAsia="ru-RU" w:bidi="ar-SA"/>
+              </w:rPr>
+            </m:ctrlPr>
+          </m:sSubPr>
+          <m:e>
+            <m:r>
+              <w:rPr>
+                <w:rFonts w:ascii="Cambria Math" w:hAnsi="Cambria Math"/>
+                <w:lang w:eastAsia="ru-RU" w:bidi="ar-SA"/>
+              </w:rPr>
+              <m:t>β</m:t>
+            </m:r>
+          </m:e>
+          <m:sub>
+            <m:r>
+              <w:rPr>
+                <w:rFonts w:ascii="Cambria Math" w:hAnsi="Cambria Math"/>
+                <w:lang w:eastAsia="ru-RU" w:bidi="ar-SA"/>
+              </w:rPr>
+              <m:t>j</m:t>
+            </m:r>
+          </m:sub>
+        </m:sSub>
+      </m:oMath>
+      <w:r>
+        <w:rPr>
+          <w:lang w:eastAsia="ru-RU" w:bidi="ar-SA"/>
+        </w:rPr>
+        <w:t>. Тогда система (3.14) компактно переписывается как</w:t>
+      </w:r>
+    </w:p>
+    <w:p>
+      <w:pPr>
+        <w:pStyle w:val="a1"/>
+        <w:rPr>
+          <w:lang w:eastAsia="ru-RU" w:bidi="ar-SA"/>
+        </w:rPr>
+      </w:pPr>
+      <m:oMath>
+        <m:r>
+          <w:rPr>
+            <w:rFonts w:ascii="Cambria Math" w:hAnsi="Cambria Math"/>
+            <w:lang w:eastAsia="ru-RU" w:bidi="ar-SA"/>
+          </w:rPr>
+          <m:t xml:space="preserve">f(β) = </m:t>
+        </m:r>
+        <m:r>
+          <w:rPr>
+            <w:rFonts w:ascii="Cambria Math" w:hAnsi="Cambria Math"/>
+            <w:lang w:val="en-US" w:eastAsia="ru-RU" w:bidi="ar-SA"/>
+          </w:rPr>
+          <m:t>J</m:t>
+        </m:r>
+        <m:r>
+          <w:rPr>
+            <w:rFonts w:ascii="Cambria Math" w:hAnsi="Cambria Math"/>
+            <w:lang w:eastAsia="ru-RU" w:bidi="ar-SA"/>
+          </w:rPr>
+          <m:t>ᵀ r(β) = 0.</m:t>
+        </m:r>
+      </m:oMath>
+      <w:r>
+        <w:rPr>
+          <w:lang w:eastAsia="ru-RU" w:bidi="ar-SA"/>
+        </w:rPr>
+        <w:t xml:space="preserve">      (3.15)</w:t>
+      </w:r>
+    </w:p>
+    <w:p>
+      <w:pPr>
+        <w:pStyle w:val="a1"/>
+        <w:rPr>
+          <w:lang w:eastAsia="ru-RU" w:bidi="ar-SA"/>
+        </w:rPr>
+      </w:pPr>
+      <w:r>
+        <w:rPr>
+          <w:lang w:eastAsia="ru-RU" w:bidi="ar-SA"/>
+        </w:rPr>
+        <w:t xml:space="preserve">Уравнения (3.15) </w:t>
+      </w:r>
+      <w:proofErr w:type="spellStart"/>
+      <w:r>
+        <w:rPr>
+          <w:lang w:eastAsia="ru-RU" w:bidi="ar-SA"/>
+        </w:rPr>
+        <w:t>нелинейны</w:t>
+      </w:r>
+      <w:proofErr w:type="spellEnd"/>
+      <w:r>
+        <w:rPr>
+          <w:lang w:eastAsia="ru-RU" w:bidi="ar-SA"/>
+        </w:rPr>
+        <w:t xml:space="preserve"> по </w:t>
+      </w:r>
+      <m:oMath>
+        <m:r>
+          <w:rPr>
+            <w:rFonts w:ascii="Cambria Math" w:hAnsi="Cambria Math"/>
+            <w:lang w:eastAsia="ru-RU" w:bidi="ar-SA"/>
+          </w:rPr>
+          <m:t>β</m:t>
+        </m:r>
+      </m:oMath>
+      <w:r>
+        <w:rPr>
+          <w:lang w:eastAsia="ru-RU" w:bidi="ar-SA"/>
+        </w:rPr>
+        <w:t xml:space="preserve"> и решаются методом Ньютона. Это требует якобиана левой части по параметрам, который имеет вид</w:t>
+      </w:r>
+    </w:p>
+    <w:p>
+      <w:pPr>
+        <w:pStyle w:val="a1"/>
+        <w:rPr>
+          <w:lang w:eastAsia="ru-RU" w:bidi="ar-SA"/>
+        </w:rPr>
+      </w:pPr>
+      <m:oMath>
+        <m:r>
+          <w:rPr>
+            <w:rFonts w:ascii="Cambria Math" w:hAnsi="Cambria Math"/>
+            <w:lang w:val="en-US" w:eastAsia="ru-RU" w:bidi="ar-SA"/>
+          </w:rPr>
+          <m:t>∂</m:t>
+        </m:r>
+        <m:sSub>
+          <m:sSubPr>
+            <m:ctrlPr>
+              <w:rPr>
+                <w:rFonts w:ascii="Cambria Math" w:hAnsi="Cambria Math"/>
+                <w:i/>
+                <w:lang w:eastAsia="ru-RU" w:bidi="ar-SA"/>
+              </w:rPr>
+            </m:ctrlPr>
+          </m:sSubPr>
+          <m:e>
+            <m:r>
+              <w:rPr>
+                <w:rFonts w:ascii="Cambria Math" w:hAnsi="Cambria Math"/>
+                <w:lang w:val="en-US" w:eastAsia="ru-RU" w:bidi="ar-SA"/>
+              </w:rPr>
+              <m:t>f</m:t>
+            </m:r>
+            <m:ctrlPr>
+              <w:rPr>
+                <w:rFonts w:ascii="Cambria Math" w:hAnsi="Cambria Math"/>
+                <w:i/>
+                <w:lang w:val="en-US" w:eastAsia="ru-RU" w:bidi="ar-SA"/>
+              </w:rPr>
+            </m:ctrlPr>
+          </m:e>
+          <m:sub>
+            <m:r>
+              <w:rPr>
+                <w:rFonts w:ascii="Cambria Math" w:hAnsi="Cambria Math"/>
+                <w:lang w:val="en-US" w:eastAsia="ru-RU" w:bidi="ar-SA"/>
+              </w:rPr>
+              <m:t>j</m:t>
+            </m:r>
+          </m:sub>
+        </m:sSub>
+        <m:r>
+          <w:rPr>
+            <w:rFonts w:ascii="Cambria Math" w:hAnsi="Cambria Math"/>
+            <w:lang w:eastAsia="ru-RU" w:bidi="ar-SA"/>
+          </w:rPr>
+          <m:t>/</m:t>
+        </m:r>
+        <m:r>
+          <w:rPr>
+            <w:rFonts w:ascii="Cambria Math" w:hAnsi="Cambria Math"/>
+            <w:lang w:val="en-US" w:eastAsia="ru-RU" w:bidi="ar-SA"/>
+          </w:rPr>
+          <m:t>∂</m:t>
+        </m:r>
+        <m:sSub>
+          <m:sSubPr>
+            <m:ctrlPr>
+              <w:rPr>
+                <w:rFonts w:ascii="Cambria Math" w:hAnsi="Cambria Math"/>
+                <w:i/>
+                <w:lang w:eastAsia="ru-RU" w:bidi="ar-SA"/>
+              </w:rPr>
+            </m:ctrlPr>
+          </m:sSubPr>
+          <m:e>
+            <m:r>
+              <w:rPr>
+                <w:rFonts w:ascii="Cambria Math" w:hAnsi="Cambria Math"/>
+                <w:lang w:eastAsia="ru-RU" w:bidi="ar-SA"/>
+              </w:rPr>
+              <m:t>β</m:t>
+            </m:r>
+          </m:e>
+          <m:sub>
+            <m:r>
+              <w:rPr>
+                <w:rFonts w:ascii="Cambria Math" w:hAnsi="Cambria Math"/>
+                <w:lang w:val="en-US" w:eastAsia="ru-RU" w:bidi="ar-SA"/>
+              </w:rPr>
+              <m:t>l</m:t>
+            </m:r>
+          </m:sub>
+        </m:sSub>
+        <m:r>
+          <w:rPr>
+            <w:rFonts w:ascii="Cambria Math" w:hAnsi="Cambria Math"/>
+            <w:lang w:eastAsia="ru-RU" w:bidi="ar-SA"/>
+          </w:rPr>
+          <m:t xml:space="preserve"> = Σᵢ (</m:t>
+        </m:r>
+        <m:r>
+          <w:rPr>
+            <w:rFonts w:ascii="Cambria Math" w:hAnsi="Cambria Math"/>
+            <w:lang w:val="en-US" w:eastAsia="ru-RU" w:bidi="ar-SA"/>
+          </w:rPr>
+          <m:t>∂</m:t>
+        </m:r>
+        <m:sSub>
+          <m:sSubPr>
+            <m:ctrlPr>
+              <w:rPr>
+                <w:rFonts w:ascii="Cambria Math" w:hAnsi="Cambria Math"/>
+                <w:i/>
+                <w:lang w:eastAsia="ru-RU" w:bidi="ar-SA"/>
+              </w:rPr>
+            </m:ctrlPr>
+          </m:sSubPr>
+          <m:e>
+            <m:r>
+              <w:rPr>
+                <w:rFonts w:ascii="Cambria Math" w:hAnsi="Cambria Math"/>
+                <w:lang w:val="en-US" w:eastAsia="ru-RU" w:bidi="ar-SA"/>
+              </w:rPr>
+              <m:t>r</m:t>
+            </m:r>
+            <m:ctrlPr>
+              <w:rPr>
+                <w:rFonts w:ascii="Cambria Math" w:hAnsi="Cambria Math"/>
+                <w:i/>
+                <w:lang w:val="en-US" w:eastAsia="ru-RU" w:bidi="ar-SA"/>
+              </w:rPr>
+            </m:ctrlPr>
+          </m:e>
+          <m:sub>
+            <m:r>
+              <w:rPr>
+                <w:rFonts w:ascii="Cambria Math" w:hAnsi="Cambria Math"/>
+                <w:lang w:val="en-US" w:eastAsia="ru-RU" w:bidi="ar-SA"/>
+              </w:rPr>
+              <m:t>i</m:t>
+            </m:r>
+          </m:sub>
+        </m:sSub>
+        <m:r>
+          <w:rPr>
+            <w:rFonts w:ascii="Cambria Math" w:hAnsi="Cambria Math"/>
+            <w:lang w:eastAsia="ru-RU" w:bidi="ar-SA"/>
+          </w:rPr>
+          <m:t>/</m:t>
+        </m:r>
+        <m:r>
+          <w:rPr>
+            <w:rFonts w:ascii="Cambria Math" w:hAnsi="Cambria Math"/>
+            <w:lang w:val="en-US" w:eastAsia="ru-RU" w:bidi="ar-SA"/>
+          </w:rPr>
+          <m:t>∂</m:t>
+        </m:r>
+        <m:sSub>
+          <m:sSubPr>
+            <m:ctrlPr>
+              <w:rPr>
+                <w:rFonts w:ascii="Cambria Math" w:hAnsi="Cambria Math"/>
+                <w:i/>
+                <w:lang w:eastAsia="ru-RU" w:bidi="ar-SA"/>
+              </w:rPr>
+            </m:ctrlPr>
+          </m:sSubPr>
+          <m:e>
+            <m:r>
+              <w:rPr>
+                <w:rFonts w:ascii="Cambria Math" w:hAnsi="Cambria Math"/>
+                <w:lang w:eastAsia="ru-RU" w:bidi="ar-SA"/>
+              </w:rPr>
+              <m:t>β</m:t>
+            </m:r>
+          </m:e>
+          <m:sub>
+            <m:r>
+              <w:rPr>
+                <w:rFonts w:ascii="Cambria Math" w:hAnsi="Cambria Math"/>
+                <w:lang w:val="en-US" w:eastAsia="ru-RU" w:bidi="ar-SA"/>
+              </w:rPr>
+              <m:t>j</m:t>
+            </m:r>
+          </m:sub>
+        </m:sSub>
+        <m:r>
+          <w:rPr>
+            <w:rFonts w:ascii="Cambria Math" w:hAnsi="Cambria Math"/>
+            <w:lang w:eastAsia="ru-RU" w:bidi="ar-SA"/>
+          </w:rPr>
+          <m:t xml:space="preserve"> · </m:t>
+        </m:r>
+        <m:r>
+          <w:rPr>
+            <w:rFonts w:ascii="Cambria Math" w:hAnsi="Cambria Math"/>
+            <w:lang w:val="en-US" w:eastAsia="ru-RU" w:bidi="ar-SA"/>
+          </w:rPr>
+          <m:t>∂</m:t>
+        </m:r>
+        <m:sSub>
+          <m:sSubPr>
+            <m:ctrlPr>
+              <w:rPr>
+                <w:rFonts w:ascii="Cambria Math" w:hAnsi="Cambria Math"/>
+                <w:i/>
+                <w:lang w:eastAsia="ru-RU" w:bidi="ar-SA"/>
+              </w:rPr>
+            </m:ctrlPr>
+          </m:sSubPr>
+          <m:e>
+            <m:r>
+              <w:rPr>
+                <w:rFonts w:ascii="Cambria Math" w:hAnsi="Cambria Math"/>
+                <w:lang w:val="en-US" w:eastAsia="ru-RU" w:bidi="ar-SA"/>
+              </w:rPr>
+              <m:t>r</m:t>
+            </m:r>
+            <m:ctrlPr>
+              <w:rPr>
+                <w:rFonts w:ascii="Cambria Math" w:hAnsi="Cambria Math"/>
+                <w:i/>
+                <w:lang w:val="en-US" w:eastAsia="ru-RU" w:bidi="ar-SA"/>
+              </w:rPr>
+            </m:ctrlPr>
+          </m:e>
+          <m:sub>
+            <m:r>
+              <w:rPr>
+                <w:rFonts w:ascii="Cambria Math" w:hAnsi="Cambria Math"/>
+                <w:lang w:val="en-US" w:eastAsia="ru-RU" w:bidi="ar-SA"/>
+              </w:rPr>
+              <m:t>i</m:t>
+            </m:r>
+          </m:sub>
+        </m:sSub>
+        <m:r>
+          <w:rPr>
+            <w:rFonts w:ascii="Cambria Math" w:hAnsi="Cambria Math"/>
+            <w:lang w:eastAsia="ru-RU" w:bidi="ar-SA"/>
+          </w:rPr>
+          <m:t>/</m:t>
+        </m:r>
+        <m:r>
+          <w:rPr>
+            <w:rFonts w:ascii="Cambria Math" w:hAnsi="Cambria Math"/>
+            <w:lang w:val="en-US" w:eastAsia="ru-RU" w:bidi="ar-SA"/>
+          </w:rPr>
+          <m:t>∂</m:t>
+        </m:r>
+        <m:sSub>
+          <m:sSubPr>
+            <m:ctrlPr>
+              <w:rPr>
+                <w:rFonts w:ascii="Cambria Math" w:hAnsi="Cambria Math"/>
+                <w:i/>
+                <w:lang w:eastAsia="ru-RU" w:bidi="ar-SA"/>
+              </w:rPr>
+            </m:ctrlPr>
+          </m:sSubPr>
+          <m:e>
+            <m:r>
+              <w:rPr>
+                <w:rFonts w:ascii="Cambria Math" w:hAnsi="Cambria Math"/>
+                <w:lang w:eastAsia="ru-RU" w:bidi="ar-SA"/>
+              </w:rPr>
+              <m:t>β</m:t>
+            </m:r>
+          </m:e>
+          <m:sub>
+            <m:r>
+              <w:rPr>
+                <w:rFonts w:ascii="Cambria Math" w:hAnsi="Cambria Math"/>
+                <w:lang w:val="en-US" w:eastAsia="ru-RU" w:bidi="ar-SA"/>
+              </w:rPr>
+              <m:t>l</m:t>
+            </m:r>
+          </m:sub>
+        </m:sSub>
+        <m:r>
+          <w:rPr>
+            <w:rFonts w:ascii="Cambria Math" w:hAnsi="Cambria Math"/>
+            <w:lang w:eastAsia="ru-RU" w:bidi="ar-SA"/>
+          </w:rPr>
+          <m:t xml:space="preserve"> + </m:t>
+        </m:r>
+        <m:sSub>
+          <m:sSubPr>
+            <m:ctrlPr>
+              <w:rPr>
+                <w:rFonts w:ascii="Cambria Math" w:hAnsi="Cambria Math"/>
+                <w:i/>
+                <w:lang w:eastAsia="ru-RU" w:bidi="ar-SA"/>
+              </w:rPr>
+            </m:ctrlPr>
+          </m:sSubPr>
+          <m:e>
+            <m:r>
+              <w:rPr>
+                <w:rFonts w:ascii="Cambria Math" w:hAnsi="Cambria Math"/>
+                <w:lang w:val="en-US" w:eastAsia="ru-RU" w:bidi="ar-SA"/>
+              </w:rPr>
+              <m:t>r</m:t>
+            </m:r>
+          </m:e>
+          <m:sub>
+            <m:r>
+              <w:rPr>
+                <w:rFonts w:ascii="Cambria Math" w:hAnsi="Cambria Math"/>
+                <w:lang w:val="en-US" w:eastAsia="ru-RU" w:bidi="ar-SA"/>
+              </w:rPr>
+              <m:t>i</m:t>
+            </m:r>
+          </m:sub>
+        </m:sSub>
+        <m:r>
+          <w:rPr>
+            <w:rFonts w:ascii="Cambria Math" w:hAnsi="Cambria Math"/>
+            <w:lang w:eastAsia="ru-RU" w:bidi="ar-SA"/>
+          </w:rPr>
+          <m:t xml:space="preserve"> · </m:t>
+        </m:r>
+        <m:sSup>
+          <m:sSupPr>
+            <m:ctrlPr>
+              <w:rPr>
+                <w:rFonts w:ascii="Cambria Math" w:hAnsi="Cambria Math"/>
+                <w:i/>
+                <w:lang w:eastAsia="ru-RU" w:bidi="ar-SA"/>
+              </w:rPr>
+            </m:ctrlPr>
+          </m:sSupPr>
+          <m:e>
+            <m:r>
+              <w:rPr>
+                <w:rFonts w:ascii="Cambria Math" w:hAnsi="Cambria Math"/>
+                <w:lang w:val="en-US" w:eastAsia="ru-RU" w:bidi="ar-SA"/>
+              </w:rPr>
+              <m:t>∂</m:t>
+            </m:r>
+          </m:e>
+          <m:sup>
+            <m:r>
+              <w:rPr>
+                <w:rFonts w:ascii="Cambria Math" w:hAnsi="Cambria Math"/>
+                <w:lang w:eastAsia="ru-RU" w:bidi="ar-SA"/>
+              </w:rPr>
+              <m:t>2</m:t>
+            </m:r>
+          </m:sup>
+        </m:sSup>
+        <m:sSub>
+          <m:sSubPr>
+            <m:ctrlPr>
+              <w:rPr>
+                <w:rFonts w:ascii="Cambria Math" w:hAnsi="Cambria Math"/>
+                <w:i/>
+                <w:lang w:eastAsia="ru-RU" w:bidi="ar-SA"/>
+              </w:rPr>
+            </m:ctrlPr>
+          </m:sSubPr>
+          <m:e>
+            <m:r>
+              <w:rPr>
+                <w:rFonts w:ascii="Cambria Math" w:hAnsi="Cambria Math"/>
+                <w:lang w:val="en-US" w:eastAsia="ru-RU" w:bidi="ar-SA"/>
+              </w:rPr>
+              <m:t>r</m:t>
+            </m:r>
+            <m:ctrlPr>
+              <w:rPr>
+                <w:rFonts w:ascii="Cambria Math" w:hAnsi="Cambria Math"/>
+                <w:i/>
+                <w:lang w:val="en-US" w:eastAsia="ru-RU" w:bidi="ar-SA"/>
+              </w:rPr>
+            </m:ctrlPr>
+          </m:e>
+          <m:sub>
+            <m:r>
+              <w:rPr>
+                <w:rFonts w:ascii="Cambria Math" w:hAnsi="Cambria Math"/>
+                <w:lang w:val="en-US" w:eastAsia="ru-RU" w:bidi="ar-SA"/>
+              </w:rPr>
+              <m:t>i</m:t>
+            </m:r>
+          </m:sub>
+        </m:sSub>
+        <m:r>
+          <w:rPr>
+            <w:rFonts w:ascii="Cambria Math" w:hAnsi="Cambria Math"/>
+            <w:lang w:eastAsia="ru-RU" w:bidi="ar-SA"/>
+          </w:rPr>
+          <m:t>/</m:t>
+        </m:r>
+        <m:r>
+          <w:rPr>
+            <w:rFonts w:ascii="Cambria Math" w:hAnsi="Cambria Math"/>
+            <w:lang w:eastAsia="ru-RU" w:bidi="ar-SA"/>
+          </w:rPr>
+          <m:t>(</m:t>
+        </m:r>
+        <m:r>
+          <w:rPr>
+            <w:rFonts w:ascii="Cambria Math" w:hAnsi="Cambria Math"/>
+            <w:lang w:val="en-US" w:eastAsia="ru-RU" w:bidi="ar-SA"/>
+          </w:rPr>
+          <m:t>∂</m:t>
+        </m:r>
+        <m:sSub>
+          <m:sSubPr>
+            <m:ctrlPr>
+              <w:rPr>
+                <w:rFonts w:ascii="Cambria Math" w:hAnsi="Cambria Math"/>
+                <w:i/>
+                <w:lang w:eastAsia="ru-RU" w:bidi="ar-SA"/>
+              </w:rPr>
+            </m:ctrlPr>
+          </m:sSubPr>
+          <m:e>
+            <m:r>
+              <w:rPr>
+                <w:rFonts w:ascii="Cambria Math" w:hAnsi="Cambria Math"/>
+                <w:lang w:eastAsia="ru-RU" w:bidi="ar-SA"/>
+              </w:rPr>
+              <m:t>β</m:t>
+            </m:r>
+          </m:e>
+          <m:sub>
+            <m:r>
+              <w:rPr>
+                <w:rFonts w:ascii="Cambria Math" w:hAnsi="Cambria Math"/>
+                <w:lang w:val="en-US" w:eastAsia="ru-RU" w:bidi="ar-SA"/>
+              </w:rPr>
+              <m:t>j</m:t>
+            </m:r>
+          </m:sub>
+        </m:sSub>
+        <m:r>
+          <w:rPr>
+            <w:rFonts w:ascii="Cambria Math" w:hAnsi="Cambria Math"/>
+            <w:lang w:eastAsia="ru-RU" w:bidi="ar-SA"/>
+          </w:rPr>
           <m:t xml:space="preserve"> </m:t>
         </m:r>
+        <m:r>
+          <w:rPr>
+            <w:rFonts w:ascii="Cambria Math" w:hAnsi="Cambria Math"/>
+            <w:lang w:val="en-US" w:eastAsia="ru-RU" w:bidi="ar-SA"/>
+          </w:rPr>
+          <m:t>∂</m:t>
+        </m:r>
+        <m:sSub>
+          <m:sSubPr>
+            <m:ctrlPr>
+              <w:rPr>
+                <w:rFonts w:ascii="Cambria Math" w:hAnsi="Cambria Math"/>
+                <w:i/>
+                <w:lang w:eastAsia="ru-RU" w:bidi="ar-SA"/>
+              </w:rPr>
+            </m:ctrlPr>
+          </m:sSubPr>
+          <m:e>
+            <m:r>
+              <w:rPr>
+                <w:rFonts w:ascii="Cambria Math" w:hAnsi="Cambria Math"/>
+                <w:lang w:eastAsia="ru-RU" w:bidi="ar-SA"/>
+              </w:rPr>
+              <m:t>β</m:t>
+            </m:r>
+          </m:e>
+          <m:sub>
+            <m:r>
+              <w:rPr>
+                <w:rFonts w:ascii="Cambria Math" w:hAnsi="Cambria Math"/>
+                <w:lang w:val="en-US" w:eastAsia="ru-RU" w:bidi="ar-SA"/>
+              </w:rPr>
+              <m:t>l</m:t>
+            </m:r>
+          </m:sub>
+        </m:sSub>
+        <m:r>
+          <w:rPr>
+            <w:rFonts w:ascii="Cambria Math" w:hAnsi="Cambria Math"/>
+            <w:lang w:eastAsia="ru-RU" w:bidi="ar-SA"/>
+          </w:rPr>
+          <m:t>)</m:t>
+        </m:r>
+        <m:r>
+          <w:rPr>
+            <w:rFonts w:ascii="Cambria Math" w:hAnsi="Cambria Math"/>
+            <w:lang w:eastAsia="ru-RU" w:bidi="ar-SA"/>
+          </w:rPr>
+          <m:t>)</m:t>
+        </m:r>
       </m:oMath>
       <w:r>
         <w:rPr>
-          <w:lang w:val="en-US" w:eastAsia="ru-RU" w:bidi="ar-SA"/>
-        </w:rPr>
-        <w:t xml:space="preserve">      (3.12)</w:t>
+          <w:lang w:eastAsia="ru-RU" w:bidi="ar-SA"/>
+        </w:rPr>
+        <w:t xml:space="preserve">.      </w:t>
+      </w:r>
+      <w:r>
+        <w:rPr>
+          <w:lang w:eastAsia="ru-RU" w:bidi="ar-SA"/>
+        </w:rPr>
+        <w:t>(3.16)</w:t>
       </w:r>
     </w:p>
     <w:p>
@@ -13623,8 +15762,1251 @@
         <w:rPr>
           <w:lang w:eastAsia="ru-RU" w:bidi="ar-SA"/>
         </w:rPr>
-        <w:t>Каждое наблюдение порождает две скалярные невязки, входящие в суммарную функцию потерь с единичным весом.</w:t>
-      </w:r>
+        <w:lastRenderedPageBreak/>
+        <w:t xml:space="preserve">В окрестности минимума невязки </w:t>
+      </w:r>
+      <m:oMath>
+        <m:sSub>
+          <m:sSubPr>
+            <m:ctrlPr>
+              <w:rPr>
+                <w:rFonts w:ascii="Cambria Math" w:hAnsi="Cambria Math"/>
+                <w:i/>
+                <w:lang w:eastAsia="ru-RU" w:bidi="ar-SA"/>
+              </w:rPr>
+            </m:ctrlPr>
+          </m:sSubPr>
+          <m:e>
+            <m:r>
+              <w:rPr>
+                <w:rFonts w:ascii="Cambria Math" w:hAnsi="Cambria Math"/>
+                <w:lang w:eastAsia="ru-RU" w:bidi="ar-SA"/>
+              </w:rPr>
+              <m:t>r</m:t>
+            </m:r>
+          </m:e>
+          <m:sub>
+            <m:r>
+              <w:rPr>
+                <w:rFonts w:ascii="Cambria Math" w:hAnsi="Cambria Math"/>
+                <w:lang w:eastAsia="ru-RU" w:bidi="ar-SA"/>
+              </w:rPr>
+              <m:t>i</m:t>
+            </m:r>
+          </m:sub>
+        </m:sSub>
+      </m:oMath>
+      <w:r>
+        <w:rPr>
+          <w:lang w:eastAsia="ru-RU" w:bidi="ar-SA"/>
+        </w:rPr>
+        <w:t xml:space="preserve"> по предположению малы, поэтому слагаемое со вторыми производными отбрасывается, и якобиан аппроксимируется произведением</w:t>
+      </w:r>
+    </w:p>
+    <w:p>
+      <w:pPr>
+        <w:pStyle w:val="a1"/>
+        <w:rPr>
+          <w:lang w:eastAsia="ru-RU" w:bidi="ar-SA"/>
+        </w:rPr>
+      </w:pPr>
+      <m:oMath>
+        <m:r>
+          <w:rPr>
+            <w:rFonts w:ascii="Cambria Math" w:hAnsi="Cambria Math"/>
+            <w:lang w:eastAsia="ru-RU" w:bidi="ar-SA"/>
+          </w:rPr>
+          <m:t xml:space="preserve">∂f/∂β ≈ </m:t>
+        </m:r>
+        <m:r>
+          <w:rPr>
+            <w:rFonts w:ascii="Cambria Math" w:hAnsi="Cambria Math"/>
+            <w:lang w:val="en-US" w:eastAsia="ru-RU" w:bidi="ar-SA"/>
+          </w:rPr>
+          <m:t>J</m:t>
+        </m:r>
+        <m:r>
+          <w:rPr>
+            <w:rFonts w:ascii="Cambria Math" w:hAnsi="Cambria Math"/>
+            <w:lang w:eastAsia="ru-RU" w:bidi="ar-SA"/>
+          </w:rPr>
+          <m:t>ᵀ</m:t>
+        </m:r>
+        <m:r>
+          <w:rPr>
+            <w:rFonts w:ascii="Cambria Math" w:hAnsi="Cambria Math"/>
+            <w:lang w:val="en-US" w:eastAsia="ru-RU" w:bidi="ar-SA"/>
+          </w:rPr>
+          <m:t>J</m:t>
+        </m:r>
+      </m:oMath>
+      <w:r>
+        <w:rPr>
+          <w:lang w:eastAsia="ru-RU" w:bidi="ar-SA"/>
+        </w:rPr>
+        <w:t>.      (3.17)</w:t>
+      </w:r>
+    </w:p>
+    <w:p>
+      <w:pPr>
+        <w:pStyle w:val="a1"/>
+        <w:rPr>
+          <w:lang w:eastAsia="ru-RU" w:bidi="ar-SA"/>
+        </w:rPr>
+      </w:pPr>
+      <w:r>
+        <w:rPr>
+          <w:lang w:eastAsia="ru-RU" w:bidi="ar-SA"/>
+        </w:rPr>
+        <w:t>Подставляя (3.15) и (3.17) в стандартный шаг метода Ньютона, получаем итерационную формулу</w:t>
+      </w:r>
+    </w:p>
+    <w:p>
+      <w:pPr>
+        <w:pStyle w:val="a1"/>
+        <w:rPr>
+          <w:lang w:eastAsia="ru-RU" w:bidi="ar-SA"/>
+        </w:rPr>
+      </w:pPr>
+      <m:oMath>
+        <m:r>
+          <w:rPr>
+            <w:rFonts w:ascii="Cambria Math" w:hAnsi="Cambria Math"/>
+            <w:lang w:eastAsia="ru-RU" w:bidi="ar-SA"/>
+          </w:rPr>
+          <m:t>β⁽ᵏ⁺¹⁾ = β⁽ᵏ⁾ – (</m:t>
+        </m:r>
+        <m:r>
+          <w:rPr>
+            <w:rFonts w:ascii="Cambria Math" w:hAnsi="Cambria Math"/>
+            <w:lang w:val="en-US" w:eastAsia="ru-RU" w:bidi="ar-SA"/>
+          </w:rPr>
+          <m:t>J</m:t>
+        </m:r>
+        <m:r>
+          <w:rPr>
+            <w:rFonts w:ascii="Cambria Math" w:hAnsi="Cambria Math"/>
+            <w:lang w:eastAsia="ru-RU" w:bidi="ar-SA"/>
+          </w:rPr>
+          <m:t xml:space="preserve">ᵀ </m:t>
+        </m:r>
+        <m:r>
+          <w:rPr>
+            <w:rFonts w:ascii="Cambria Math" w:hAnsi="Cambria Math"/>
+            <w:lang w:val="en-US" w:eastAsia="ru-RU" w:bidi="ar-SA"/>
+          </w:rPr>
+          <m:t>J</m:t>
+        </m:r>
+        <m:r>
+          <w:rPr>
+            <w:rFonts w:ascii="Cambria Math" w:hAnsi="Cambria Math"/>
+            <w:lang w:eastAsia="ru-RU" w:bidi="ar-SA"/>
+          </w:rPr>
+          <m:t xml:space="preserve">)⁻¹ </m:t>
+        </m:r>
+        <m:r>
+          <w:rPr>
+            <w:rFonts w:ascii="Cambria Math" w:hAnsi="Cambria Math"/>
+            <w:lang w:val="en-US" w:eastAsia="ru-RU" w:bidi="ar-SA"/>
+          </w:rPr>
+          <m:t>J</m:t>
+        </m:r>
+        <m:r>
+          <w:rPr>
+            <w:rFonts w:ascii="Cambria Math" w:hAnsi="Cambria Math"/>
+            <w:lang w:eastAsia="ru-RU" w:bidi="ar-SA"/>
+          </w:rPr>
+          <m:t>ᵀ r(β⁽ᵏ⁾).</m:t>
+        </m:r>
+      </m:oMath>
+      <w:r>
+        <w:rPr>
+          <w:lang w:eastAsia="ru-RU" w:bidi="ar-SA"/>
+        </w:rPr>
+        <w:t xml:space="preserve">      (3.18)</w:t>
+      </w:r>
+    </w:p>
+    <w:p>
+      <w:pPr>
+        <w:pStyle w:val="a1"/>
+        <w:rPr>
+          <w:lang w:eastAsia="ru-RU" w:bidi="ar-SA"/>
+        </w:rPr>
+      </w:pPr>
+      <w:r>
+        <w:rPr>
+          <w:lang w:eastAsia="ru-RU" w:bidi="ar-SA"/>
+        </w:rPr>
+        <w:t xml:space="preserve">На практике обращение матрицы </w:t>
+      </w:r>
+      <m:oMath>
+        <m:r>
+          <w:rPr>
+            <w:rFonts w:ascii="Cambria Math" w:hAnsi="Cambria Math"/>
+            <w:lang w:val="en-US" w:eastAsia="ru-RU" w:bidi="ar-SA"/>
+          </w:rPr>
+          <m:t>A</m:t>
+        </m:r>
+        <m:r>
+          <w:rPr>
+            <w:rFonts w:ascii="Cambria Math" w:hAnsi="Cambria Math"/>
+            <w:lang w:eastAsia="ru-RU" w:bidi="ar-SA"/>
+          </w:rPr>
+          <m:t>ᵀ</m:t>
+        </m:r>
+        <m:r>
+          <w:rPr>
+            <w:rFonts w:ascii="Cambria Math" w:hAnsi="Cambria Math"/>
+            <w:lang w:val="en-US" w:eastAsia="ru-RU" w:bidi="ar-SA"/>
+          </w:rPr>
+          <m:t>A</m:t>
+        </m:r>
+      </m:oMath>
+      <w:r>
+        <w:rPr>
+          <w:lang w:eastAsia="ru-RU" w:bidi="ar-SA"/>
+        </w:rPr>
+        <w:t xml:space="preserve"> не выполняется явно; вместо этого на каждой итерации решается линейная система</w:t>
+      </w:r>
+    </w:p>
+    <w:p>
+      <w:pPr>
+        <w:pStyle w:val="a1"/>
+        <w:rPr>
+          <w:lang w:eastAsia="ru-RU" w:bidi="ar-SA"/>
+        </w:rPr>
+      </w:pPr>
+      <m:oMath>
+        <m:r>
+          <w:rPr>
+            <w:rFonts w:ascii="Cambria Math" w:hAnsi="Cambria Math"/>
+            <w:lang w:eastAsia="ru-RU" w:bidi="ar-SA"/>
+          </w:rPr>
+          <m:t>(</m:t>
+        </m:r>
+        <m:r>
+          <w:rPr>
+            <w:rFonts w:ascii="Cambria Math" w:hAnsi="Cambria Math"/>
+            <w:lang w:val="en-US" w:eastAsia="ru-RU" w:bidi="ar-SA"/>
+          </w:rPr>
+          <m:t>J</m:t>
+        </m:r>
+        <m:r>
+          <w:rPr>
+            <w:rFonts w:ascii="Cambria Math" w:hAnsi="Cambria Math"/>
+            <w:lang w:eastAsia="ru-RU" w:bidi="ar-SA"/>
+          </w:rPr>
+          <m:t xml:space="preserve">ᵀ </m:t>
+        </m:r>
+        <m:r>
+          <w:rPr>
+            <w:rFonts w:ascii="Cambria Math" w:hAnsi="Cambria Math"/>
+            <w:lang w:val="en-US" w:eastAsia="ru-RU" w:bidi="ar-SA"/>
+          </w:rPr>
+          <m:t>J</m:t>
+        </m:r>
+        <m:r>
+          <w:rPr>
+            <w:rFonts w:ascii="Cambria Math" w:hAnsi="Cambria Math"/>
+            <w:lang w:eastAsia="ru-RU" w:bidi="ar-SA"/>
+          </w:rPr>
+          <m:t xml:space="preserve">) Δβ = – </m:t>
+        </m:r>
+        <m:r>
+          <w:rPr>
+            <w:rFonts w:ascii="Cambria Math" w:hAnsi="Cambria Math"/>
+            <w:lang w:val="en-US" w:eastAsia="ru-RU" w:bidi="ar-SA"/>
+          </w:rPr>
+          <m:t>J</m:t>
+        </m:r>
+        <m:r>
+          <w:rPr>
+            <w:rFonts w:ascii="Cambria Math" w:hAnsi="Cambria Math"/>
+            <w:lang w:eastAsia="ru-RU" w:bidi="ar-SA"/>
+          </w:rPr>
+          <m:t>ᵀ r,</m:t>
+        </m:r>
+      </m:oMath>
+      <w:r>
+        <w:rPr>
+          <w:lang w:eastAsia="ru-RU" w:bidi="ar-SA"/>
+        </w:rPr>
+        <w:t xml:space="preserve">  </w:t>
+      </w:r>
+      <w:r>
+        <w:rPr>
+          <w:lang w:eastAsia="ru-RU" w:bidi="ar-SA"/>
+        </w:rPr>
+        <w:t xml:space="preserve">   (3.19)</w:t>
+      </w:r>
+    </w:p>
+    <w:p>
+      <w:pPr>
+        <w:pStyle w:val="a1"/>
+        <w:rPr>
+          <w:lang w:eastAsia="ru-RU" w:bidi="ar-SA"/>
+        </w:rPr>
+      </w:pPr>
+      <w:r>
+        <w:rPr>
+          <w:lang w:eastAsia="ru-RU" w:bidi="ar-SA"/>
+        </w:rPr>
+        <w:t>а затем</w:t>
+      </w:r>
+      <w:r>
+        <w:rPr>
+          <w:lang w:eastAsia="ru-RU" w:bidi="ar-SA"/>
+        </w:rPr>
+        <w:t xml:space="preserve"> поправка прибавляется к текущему приближению: </w:t>
+      </w:r>
+      <m:oMath>
+        <m:r>
+          <w:rPr>
+            <w:rFonts w:ascii="Cambria Math" w:hAnsi="Cambria Math"/>
+            <w:lang w:eastAsia="ru-RU" w:bidi="ar-SA"/>
+          </w:rPr>
+          <m:t>β⁽ᵏ⁺¹⁾ = β⁽ᵏ⁾ + Δβ</m:t>
+        </m:r>
+      </m:oMath>
+      <w:r>
+        <w:rPr>
+          <w:lang w:eastAsia="ru-RU" w:bidi="ar-SA"/>
+        </w:rPr>
+        <w:t xml:space="preserve">. После этого траектория и невязки пересчитываются с новыми параметрами, и процесс повторяется до сходимости. Матрица </w:t>
+      </w:r>
+      <m:oMath>
+        <m:r>
+          <w:rPr>
+            <w:rFonts w:ascii="Cambria Math" w:hAnsi="Cambria Math"/>
+            <w:lang w:val="en-US" w:eastAsia="ru-RU" w:bidi="ar-SA"/>
+          </w:rPr>
+          <m:t>J</m:t>
+        </m:r>
+        <m:r>
+          <w:rPr>
+            <w:rFonts w:ascii="Cambria Math" w:hAnsi="Cambria Math"/>
+            <w:lang w:eastAsia="ru-RU" w:bidi="ar-SA"/>
+          </w:rPr>
+          <m:t>ᵀ</m:t>
+        </m:r>
+        <m:r>
+          <w:rPr>
+            <w:rFonts w:ascii="Cambria Math" w:hAnsi="Cambria Math"/>
+            <w:lang w:val="en-US" w:eastAsia="ru-RU" w:bidi="ar-SA"/>
+          </w:rPr>
+          <m:t>J</m:t>
+        </m:r>
+      </m:oMath>
+      <w:r>
+        <w:rPr>
+          <w:lang w:eastAsia="ru-RU" w:bidi="ar-SA"/>
+        </w:rPr>
+        <w:t xml:space="preserve"> имеет размер 9 × 9, симметрична и положительно определена, что обеспечивает существование и единственность решения каждого линейного шага.</w:t>
+      </w:r>
+      <w:r>
+        <w:rPr>
+          <w:lang w:eastAsia="ru-RU" w:bidi="ar-SA"/>
+        </w:rPr>
+        <w:t xml:space="preserve"> </w:t>
+      </w:r>
+    </w:p>
+    <w:p>
+      <w:pPr>
+        <w:pStyle w:val="a1"/>
+        <w:ind w:firstLine="0"/>
+        <w:rPr>
+          <w:lang w:eastAsia="ru-RU" w:bidi="ar-SA"/>
+        </w:rPr>
+      </w:pPr>
+      <w:r>
+        <w:rPr>
+          <w:lang w:eastAsia="ru-RU" w:bidi="ar-SA"/>
+        </w:rPr>
+        <w:tab/>
+      </w:r>
+      <w:r>
+        <w:rPr>
+          <w:lang w:eastAsia="ru-RU" w:bidi="ar-SA"/>
+        </w:rPr>
+        <w:t xml:space="preserve">Якобиан </w:t>
+      </w:r>
+      <m:oMath>
+        <m:r>
+          <w:rPr>
+            <w:rFonts w:ascii="Cambria Math" w:hAnsi="Cambria Math"/>
+            <w:lang w:val="en-US" w:eastAsia="ru-RU" w:bidi="ar-SA"/>
+          </w:rPr>
+          <m:t>A</m:t>
+        </m:r>
+      </m:oMath>
+      <w:r>
+        <w:rPr>
+          <w:lang w:eastAsia="ru-RU" w:bidi="ar-SA"/>
+        </w:rPr>
+        <w:t xml:space="preserve"> </w:t>
+      </w:r>
+      <w:r>
+        <w:rPr>
+          <w:lang w:eastAsia="ru-RU" w:bidi="ar-SA"/>
+        </w:rPr>
+        <w:t xml:space="preserve">невязок по параметрам имеет структуру, обусловленную последовательностью преобразований из 3.1.2: невязки зависят от параметров β только через состояние кометы </w:t>
+      </w:r>
+      <m:oMath>
+        <m:r>
+          <w:rPr>
+            <w:rFonts w:ascii="Cambria Math" w:hAnsi="Cambria Math"/>
+            <w:lang w:eastAsia="ru-RU" w:bidi="ar-SA"/>
+          </w:rPr>
+          <m:t>X(</m:t>
+        </m:r>
+        <m:sSub>
+          <m:sSubPr>
+            <m:ctrlPr>
+              <w:rPr>
+                <w:rFonts w:ascii="Cambria Math" w:hAnsi="Cambria Math"/>
+                <w:i/>
+                <w:lang w:eastAsia="ru-RU" w:bidi="ar-SA"/>
+              </w:rPr>
+            </m:ctrlPr>
+          </m:sSubPr>
+          <m:e>
+            <m:r>
+              <w:rPr>
+                <w:rFonts w:ascii="Cambria Math" w:hAnsi="Cambria Math"/>
+                <w:lang w:eastAsia="ru-RU" w:bidi="ar-SA"/>
+              </w:rPr>
+              <m:t>t</m:t>
+            </m:r>
+          </m:e>
+          <m:sub>
+            <m:r>
+              <w:rPr>
+                <w:rFonts w:ascii="Cambria Math" w:hAnsi="Cambria Math"/>
+                <w:lang w:eastAsia="ru-RU" w:bidi="ar-SA"/>
+              </w:rPr>
+              <m:t>i</m:t>
+            </m:r>
+          </m:sub>
+        </m:sSub>
+        <m:r>
+          <w:rPr>
+            <w:rFonts w:ascii="Cambria Math" w:hAnsi="Cambria Math"/>
+            <w:lang w:eastAsia="ru-RU" w:bidi="ar-SA"/>
+          </w:rPr>
+          <m:t>; β)</m:t>
+        </m:r>
+      </m:oMath>
+      <w:r>
+        <w:rPr>
+          <w:lang w:eastAsia="ru-RU" w:bidi="ar-SA"/>
+        </w:rPr>
+        <w:t xml:space="preserve"> в момент наблюдения. По правилу дифференцирования сложной функции</w:t>
+      </w:r>
+    </w:p>
+    <w:p>
+      <w:pPr>
+        <w:pStyle w:val="a1"/>
+        <w:rPr>
+          <w:lang w:eastAsia="ru-RU" w:bidi="ar-SA"/>
+        </w:rPr>
+      </w:pPr>
+      <m:oMath>
+        <m:r>
+          <w:rPr>
+            <w:rFonts w:ascii="Cambria Math" w:hAnsi="Cambria Math"/>
+            <w:lang w:val="en-US" w:eastAsia="ru-RU" w:bidi="ar-SA"/>
+          </w:rPr>
+          <m:t>∂</m:t>
+        </m:r>
+        <m:sSub>
+          <m:sSubPr>
+            <m:ctrlPr>
+              <w:rPr>
+                <w:rFonts w:ascii="Cambria Math" w:hAnsi="Cambria Math"/>
+                <w:i/>
+                <w:lang w:eastAsia="ru-RU" w:bidi="ar-SA"/>
+              </w:rPr>
+            </m:ctrlPr>
+          </m:sSubPr>
+          <m:e>
+            <m:r>
+              <w:rPr>
+                <w:rFonts w:ascii="Cambria Math" w:hAnsi="Cambria Math"/>
+                <w:lang w:val="en-US" w:eastAsia="ru-RU" w:bidi="ar-SA"/>
+              </w:rPr>
+              <m:t>r</m:t>
+            </m:r>
+            <m:ctrlPr>
+              <w:rPr>
+                <w:rFonts w:ascii="Cambria Math" w:hAnsi="Cambria Math"/>
+                <w:i/>
+                <w:lang w:val="en-US" w:eastAsia="ru-RU" w:bidi="ar-SA"/>
+              </w:rPr>
+            </m:ctrlPr>
+          </m:e>
+          <m:sub>
+            <m:r>
+              <w:rPr>
+                <w:rFonts w:ascii="Cambria Math" w:hAnsi="Cambria Math"/>
+                <w:lang w:val="en-US" w:eastAsia="ru-RU" w:bidi="ar-SA"/>
+              </w:rPr>
+              <m:t>i</m:t>
+            </m:r>
+          </m:sub>
+        </m:sSub>
+        <m:r>
+          <w:rPr>
+            <w:rFonts w:ascii="Cambria Math" w:hAnsi="Cambria Math"/>
+            <w:lang w:eastAsia="ru-RU" w:bidi="ar-SA"/>
+          </w:rPr>
+          <m:t>/</m:t>
+        </m:r>
+        <m:r>
+          <w:rPr>
+            <w:rFonts w:ascii="Cambria Math" w:hAnsi="Cambria Math"/>
+            <w:lang w:val="en-US" w:eastAsia="ru-RU" w:bidi="ar-SA"/>
+          </w:rPr>
+          <m:t>∂</m:t>
+        </m:r>
+        <m:r>
+          <w:rPr>
+            <w:rFonts w:ascii="Cambria Math" w:hAnsi="Cambria Math"/>
+            <w:lang w:eastAsia="ru-RU" w:bidi="ar-SA"/>
+          </w:rPr>
+          <m:t>β = (</m:t>
+        </m:r>
+        <m:r>
+          <w:rPr>
+            <w:rFonts w:ascii="Cambria Math" w:hAnsi="Cambria Math"/>
+            <w:lang w:val="en-US" w:eastAsia="ru-RU" w:bidi="ar-SA"/>
+          </w:rPr>
+          <m:t>∂</m:t>
+        </m:r>
+        <m:sSub>
+          <m:sSubPr>
+            <m:ctrlPr>
+              <w:rPr>
+                <w:rFonts w:ascii="Cambria Math" w:hAnsi="Cambria Math"/>
+                <w:i/>
+                <w:lang w:eastAsia="ru-RU" w:bidi="ar-SA"/>
+              </w:rPr>
+            </m:ctrlPr>
+          </m:sSubPr>
+          <m:e>
+            <m:r>
+              <w:rPr>
+                <w:rFonts w:ascii="Cambria Math" w:hAnsi="Cambria Math"/>
+                <w:lang w:val="en-US" w:eastAsia="ru-RU" w:bidi="ar-SA"/>
+              </w:rPr>
+              <m:t>r</m:t>
+            </m:r>
+            <m:ctrlPr>
+              <w:rPr>
+                <w:rFonts w:ascii="Cambria Math" w:hAnsi="Cambria Math"/>
+                <w:i/>
+                <w:lang w:val="en-US" w:eastAsia="ru-RU" w:bidi="ar-SA"/>
+              </w:rPr>
+            </m:ctrlPr>
+          </m:e>
+          <m:sub>
+            <m:r>
+              <w:rPr>
+                <w:rFonts w:ascii="Cambria Math" w:hAnsi="Cambria Math"/>
+                <w:lang w:val="en-US" w:eastAsia="ru-RU" w:bidi="ar-SA"/>
+              </w:rPr>
+              <m:t>i</m:t>
+            </m:r>
+          </m:sub>
+        </m:sSub>
+        <m:r>
+          <w:rPr>
+            <w:rFonts w:ascii="Cambria Math" w:hAnsi="Cambria Math"/>
+            <w:lang w:eastAsia="ru-RU" w:bidi="ar-SA"/>
+          </w:rPr>
+          <m:t>/</m:t>
+        </m:r>
+        <m:r>
+          <w:rPr>
+            <w:rFonts w:ascii="Cambria Math" w:hAnsi="Cambria Math"/>
+            <w:lang w:val="en-US" w:eastAsia="ru-RU" w:bidi="ar-SA"/>
+          </w:rPr>
+          <m:t>∂X</m:t>
+        </m:r>
+        <m:r>
+          <w:rPr>
+            <w:rFonts w:ascii="Cambria Math" w:hAnsi="Cambria Math"/>
+            <w:lang w:eastAsia="ru-RU" w:bidi="ar-SA"/>
+          </w:rPr>
+          <m:t>) · (</m:t>
+        </m:r>
+        <m:r>
+          <w:rPr>
+            <w:rFonts w:ascii="Cambria Math" w:hAnsi="Cambria Math"/>
+            <w:lang w:val="en-US" w:eastAsia="ru-RU" w:bidi="ar-SA"/>
+          </w:rPr>
+          <m:t>∂X</m:t>
+        </m:r>
+        <m:r>
+          <w:rPr>
+            <w:rFonts w:ascii="Cambria Math" w:hAnsi="Cambria Math"/>
+            <w:lang w:eastAsia="ru-RU" w:bidi="ar-SA"/>
+          </w:rPr>
+          <m:t>(</m:t>
+        </m:r>
+        <m:sSub>
+          <m:sSubPr>
+            <m:ctrlPr>
+              <w:rPr>
+                <w:rFonts w:ascii="Cambria Math" w:hAnsi="Cambria Math"/>
+                <w:i/>
+                <w:lang w:eastAsia="ru-RU" w:bidi="ar-SA"/>
+              </w:rPr>
+            </m:ctrlPr>
+          </m:sSubPr>
+          <m:e>
+            <m:r>
+              <w:rPr>
+                <w:rFonts w:ascii="Cambria Math" w:hAnsi="Cambria Math"/>
+                <w:lang w:val="en-US" w:eastAsia="ru-RU" w:bidi="ar-SA"/>
+              </w:rPr>
+              <m:t>t</m:t>
+            </m:r>
+          </m:e>
+          <m:sub>
+            <m:r>
+              <w:rPr>
+                <w:rFonts w:ascii="Cambria Math" w:hAnsi="Cambria Math"/>
+                <w:lang w:val="en-US" w:eastAsia="ru-RU" w:bidi="ar-SA"/>
+              </w:rPr>
+              <m:t>i</m:t>
+            </m:r>
+          </m:sub>
+        </m:sSub>
+        <m:r>
+          <w:rPr>
+            <w:rFonts w:ascii="Cambria Math" w:hAnsi="Cambria Math"/>
+            <w:lang w:eastAsia="ru-RU" w:bidi="ar-SA"/>
+          </w:rPr>
+          <m:t>)/</m:t>
+        </m:r>
+        <m:r>
+          <w:rPr>
+            <w:rFonts w:ascii="Cambria Math" w:hAnsi="Cambria Math"/>
+            <w:lang w:val="en-US" w:eastAsia="ru-RU" w:bidi="ar-SA"/>
+          </w:rPr>
+          <m:t>∂</m:t>
+        </m:r>
+        <m:r>
+          <w:rPr>
+            <w:rFonts w:ascii="Cambria Math" w:hAnsi="Cambria Math"/>
+            <w:lang w:eastAsia="ru-RU" w:bidi="ar-SA"/>
+          </w:rPr>
+          <m:t xml:space="preserve">β),  </m:t>
+        </m:r>
+      </m:oMath>
+      <w:r>
+        <w:rPr>
+          <w:lang w:eastAsia="ru-RU" w:bidi="ar-SA"/>
+        </w:rPr>
+        <w:t xml:space="preserve">    (3.</w:t>
+      </w:r>
+      <w:r>
+        <w:rPr>
+          <w:lang w:eastAsia="ru-RU" w:bidi="ar-SA"/>
+        </w:rPr>
+        <w:t>20</w:t>
+      </w:r>
+      <w:r>
+        <w:rPr>
+          <w:lang w:eastAsia="ru-RU" w:bidi="ar-SA"/>
+        </w:rPr>
+        <w:t>)</w:t>
+      </w:r>
+    </w:p>
+    <w:p>
+      <w:pPr>
+        <w:pStyle w:val="a1"/>
+        <w:rPr>
+          <w:lang w:eastAsia="ru-RU" w:bidi="ar-SA"/>
+        </w:rPr>
+      </w:pPr>
+      <w:r>
+        <w:rPr>
+          <w:lang w:eastAsia="ru-RU" w:bidi="ar-SA"/>
+        </w:rPr>
+        <w:t xml:space="preserve">где первый множитель – якобиан функции редукции по состоянию, а второй – матрица чувствительности траектории к параметрам размера 6 × 9. Якобиан редукции по состоянию вычисляется аналитически на основе формул 3.1.2. Матрица чувствительности </w:t>
+      </w:r>
+      <m:oMath>
+        <m:r>
+          <w:rPr>
+            <w:rFonts w:ascii="Cambria Math" w:hAnsi="Cambria Math"/>
+            <w:lang w:eastAsia="ru-RU" w:bidi="ar-SA"/>
+          </w:rPr>
+          <m:t>∂X(</m:t>
+        </m:r>
+        <m:sSub>
+          <m:sSubPr>
+            <m:ctrlPr>
+              <w:rPr>
+                <w:rFonts w:ascii="Cambria Math" w:hAnsi="Cambria Math"/>
+                <w:i/>
+                <w:lang w:eastAsia="ru-RU" w:bidi="ar-SA"/>
+              </w:rPr>
+            </m:ctrlPr>
+          </m:sSubPr>
+          <m:e>
+            <m:r>
+              <w:rPr>
+                <w:rFonts w:ascii="Cambria Math" w:hAnsi="Cambria Math"/>
+                <w:lang w:eastAsia="ru-RU" w:bidi="ar-SA"/>
+              </w:rPr>
+              <m:t>t</m:t>
+            </m:r>
+          </m:e>
+          <m:sub>
+            <m:r>
+              <w:rPr>
+                <w:rFonts w:ascii="Cambria Math" w:hAnsi="Cambria Math"/>
+                <w:lang w:eastAsia="ru-RU" w:bidi="ar-SA"/>
+              </w:rPr>
+              <m:t>i</m:t>
+            </m:r>
+          </m:sub>
+        </m:sSub>
+        <m:r>
+          <w:rPr>
+            <w:rFonts w:ascii="Cambria Math" w:hAnsi="Cambria Math"/>
+            <w:lang w:eastAsia="ru-RU" w:bidi="ar-SA"/>
+          </w:rPr>
+          <m:t>)/∂β</m:t>
+        </m:r>
+      </m:oMath>
+      <w:r>
+        <w:rPr>
+          <w:lang w:eastAsia="ru-RU" w:bidi="ar-SA"/>
+        </w:rPr>
+        <w:t xml:space="preserve"> определяется уравнениями в вариациях и интегрируется совместно с уравнениями движения, что подробно описано в 3.1.5. Такой подход исключает необходимость численного дифференцирования траектории по параметрам</w:t>
+      </w:r>
+      <w:r>
+        <w:rPr>
+          <w:lang w:eastAsia="ru-RU" w:bidi="ar-SA"/>
+        </w:rPr>
+        <w:t>, что повышает производительность.</w:t>
+      </w:r>
+    </w:p>
+    <w:p>
+      <w:pPr>
+        <w:pStyle w:val="a1"/>
+        <w:rPr>
+          <w:lang w:eastAsia="ru-RU" w:bidi="ar-SA"/>
+        </w:rPr>
+      </w:pPr>
+      <w:r>
+        <w:rPr>
+          <w:lang w:eastAsia="ru-RU" w:bidi="ar-SA"/>
+        </w:rPr>
+        <w:lastRenderedPageBreak/>
+        <w:t>СЛАУ</w:t>
+      </w:r>
+      <w:r>
+        <w:rPr>
+          <w:lang w:eastAsia="ru-RU" w:bidi="ar-SA"/>
+        </w:rPr>
+        <w:t xml:space="preserve"> </w:t>
+      </w:r>
+      <w:r>
+        <w:rPr>
+          <w:lang w:eastAsia="ru-RU" w:bidi="ar-SA"/>
+        </w:rPr>
+        <w:t xml:space="preserve">(3.15) решается </w:t>
+      </w:r>
+      <w:r>
+        <w:rPr>
+          <w:lang w:eastAsia="ru-RU" w:bidi="ar-SA"/>
+        </w:rPr>
+        <w:t>с помощью разложения</w:t>
+      </w:r>
+      <w:r>
+        <w:rPr>
+          <w:lang w:eastAsia="ru-RU" w:bidi="ar-SA"/>
+        </w:rPr>
+        <w:t xml:space="preserve"> </w:t>
+      </w:r>
+      <w:proofErr w:type="spellStart"/>
+      <w:r>
+        <w:rPr>
+          <w:lang w:eastAsia="ru-RU" w:bidi="ar-SA"/>
+        </w:rPr>
+        <w:t>Холецкого</w:t>
+      </w:r>
+      <w:proofErr w:type="spellEnd"/>
+      <w:r>
+        <w:rPr>
+          <w:lang w:eastAsia="ru-RU" w:bidi="ar-SA"/>
+        </w:rPr>
+        <w:t>.</w:t>
+      </w:r>
+      <w:r>
+        <w:rPr>
+          <w:lang w:eastAsia="ru-RU" w:bidi="ar-SA"/>
+        </w:rPr>
+        <w:t xml:space="preserve"> </w:t>
+      </w:r>
+      <w:r>
+        <w:rPr>
+          <w:lang w:eastAsia="ru-RU" w:bidi="ar-SA"/>
+        </w:rPr>
+        <w:t xml:space="preserve">Это разложение выбрано, так матрица </w:t>
+      </w:r>
+      <m:oMath>
+        <m:sSup>
+          <m:sSupPr>
+            <m:ctrlPr>
+              <w:rPr>
+                <w:rFonts w:ascii="Cambria Math" w:hAnsi="Cambria Math"/>
+                <w:i/>
+                <w:lang w:val="en-US" w:eastAsia="ru-RU" w:bidi="ar-SA"/>
+              </w:rPr>
+            </m:ctrlPr>
+          </m:sSupPr>
+          <m:e>
+            <m:r>
+              <w:rPr>
+                <w:rFonts w:ascii="Cambria Math" w:hAnsi="Cambria Math"/>
+                <w:lang w:val="en-US" w:eastAsia="ru-RU" w:bidi="ar-SA"/>
+              </w:rPr>
+              <m:t>J</m:t>
+            </m:r>
+          </m:e>
+          <m:sup>
+            <m:r>
+              <w:rPr>
+                <w:rFonts w:ascii="Cambria Math" w:hAnsi="Cambria Math"/>
+                <w:lang w:val="en-US" w:eastAsia="ru-RU" w:bidi="ar-SA"/>
+              </w:rPr>
+              <m:t>T</m:t>
+            </m:r>
+          </m:sup>
+        </m:sSup>
+        <m:r>
+          <w:rPr>
+            <w:rFonts w:ascii="Cambria Math" w:hAnsi="Cambria Math"/>
+            <w:lang w:val="en-US" w:eastAsia="ru-RU" w:bidi="ar-SA"/>
+          </w:rPr>
+          <m:t>J</m:t>
+        </m:r>
+      </m:oMath>
+      <w:r>
+        <w:rPr>
+          <w:lang w:eastAsia="ru-RU" w:bidi="ar-SA"/>
+        </w:rPr>
+        <w:t xml:space="preserve"> </w:t>
+      </w:r>
+      <w:r>
+        <w:rPr>
+          <w:lang w:eastAsia="ru-RU" w:bidi="ar-SA"/>
+        </w:rPr>
+        <w:t>симметричная и положительно определенная</w:t>
+      </w:r>
+      <w:r>
+        <w:rPr>
+          <w:lang w:eastAsia="ru-RU" w:bidi="ar-SA"/>
+        </w:rPr>
+        <w:t xml:space="preserve">. Помимо стандартного применения к полной системе, реализация поддерживает уточнение произвольного подмножества параметров через вектор-маску </w:t>
+      </w:r>
+      <m:oMath>
+        <m:r>
+          <w:rPr>
+            <w:rFonts w:ascii="Cambria Math" w:hAnsi="Cambria Math"/>
+            <w:lang w:eastAsia="ru-RU" w:bidi="ar-SA"/>
+          </w:rPr>
+          <m:t xml:space="preserve">selected </m:t>
+        </m:r>
+        <m:r>
+          <w:rPr>
+            <w:rFonts w:ascii="Cambria Math" w:hAnsi="Cambria Math" w:cs="Cambria Math"/>
+            <w:lang w:eastAsia="ru-RU" w:bidi="ar-SA"/>
+          </w:rPr>
+          <m:t>∈</m:t>
+        </m:r>
+        <m:r>
+          <w:rPr>
+            <w:rFonts w:ascii="Cambria Math" w:hAnsi="Cambria Math"/>
+            <w:lang w:eastAsia="ru-RU" w:bidi="ar-SA"/>
+          </w:rPr>
+          <m:t xml:space="preserve"> {0, 1}⁹.</m:t>
+        </m:r>
+      </m:oMath>
+      <w:r>
+        <w:rPr>
+          <w:lang w:eastAsia="ru-RU" w:bidi="ar-SA"/>
+        </w:rPr>
+        <w:t xml:space="preserve"> </w:t>
+      </w:r>
+      <w:r>
+        <w:rPr>
+          <w:lang w:eastAsia="ru-RU" w:bidi="ar-SA"/>
+        </w:rPr>
+        <w:t>П</w:t>
+      </w:r>
+      <w:r>
+        <w:rPr>
+          <w:lang w:eastAsia="ru-RU" w:bidi="ar-SA"/>
+        </w:rPr>
+        <w:t>араметры</w:t>
+      </w:r>
+      <w:r>
+        <w:rPr>
+          <w:lang w:eastAsia="ru-RU" w:bidi="ar-SA"/>
+        </w:rPr>
+        <w:t>, по индексу которых в маске находится ноль,</w:t>
+      </w:r>
+      <w:r>
+        <w:rPr>
+          <w:lang w:eastAsia="ru-RU" w:bidi="ar-SA"/>
+        </w:rPr>
+        <w:t xml:space="preserve"> исключаются из системы: соответствующие строки и столбцы </w:t>
+      </w:r>
+      <m:oMath>
+        <m:sSup>
+          <m:sSupPr>
+            <m:ctrlPr>
+              <w:rPr>
+                <w:rFonts w:ascii="Cambria Math" w:hAnsi="Cambria Math"/>
+                <w:i/>
+                <w:lang w:val="en-US" w:eastAsia="ru-RU" w:bidi="ar-SA"/>
+              </w:rPr>
+            </m:ctrlPr>
+          </m:sSupPr>
+          <m:e>
+            <m:r>
+              <w:rPr>
+                <w:rFonts w:ascii="Cambria Math" w:hAnsi="Cambria Math"/>
+                <w:lang w:val="en-US" w:eastAsia="ru-RU" w:bidi="ar-SA"/>
+              </w:rPr>
+              <m:t>J</m:t>
+            </m:r>
+          </m:e>
+          <m:sup>
+            <m:r>
+              <w:rPr>
+                <w:rFonts w:ascii="Cambria Math" w:hAnsi="Cambria Math"/>
+                <w:lang w:val="en-US" w:eastAsia="ru-RU" w:bidi="ar-SA"/>
+              </w:rPr>
+              <m:t>T</m:t>
+            </m:r>
+          </m:sup>
+        </m:sSup>
+        <m:r>
+          <w:rPr>
+            <w:rFonts w:ascii="Cambria Math" w:hAnsi="Cambria Math"/>
+            <w:lang w:val="en-US" w:eastAsia="ru-RU" w:bidi="ar-SA"/>
+          </w:rPr>
+          <m:t>J</m:t>
+        </m:r>
+      </m:oMath>
+      <w:r>
+        <w:rPr>
+          <w:lang w:eastAsia="ru-RU" w:bidi="ar-SA"/>
+        </w:rPr>
+        <w:t xml:space="preserve"> </w:t>
+      </w:r>
+      <w:r>
+        <w:rPr>
+          <w:lang w:eastAsia="ru-RU" w:bidi="ar-SA"/>
+        </w:rPr>
+        <w:t xml:space="preserve">и компоненты </w:t>
+      </w:r>
+      <m:oMath>
+        <m:sSup>
+          <m:sSupPr>
+            <m:ctrlPr>
+              <w:rPr>
+                <w:rFonts w:ascii="Cambria Math" w:hAnsi="Cambria Math"/>
+                <w:i/>
+                <w:lang w:val="en-US" w:eastAsia="ru-RU" w:bidi="ar-SA"/>
+              </w:rPr>
+            </m:ctrlPr>
+          </m:sSupPr>
+          <m:e>
+            <m:r>
+              <w:rPr>
+                <w:rFonts w:ascii="Cambria Math" w:hAnsi="Cambria Math"/>
+                <w:lang w:val="en-US" w:eastAsia="ru-RU" w:bidi="ar-SA"/>
+              </w:rPr>
+              <m:t>J</m:t>
+            </m:r>
+          </m:e>
+          <m:sup>
+            <m:r>
+              <w:rPr>
+                <w:rFonts w:ascii="Cambria Math" w:hAnsi="Cambria Math"/>
+                <w:lang w:val="en-US" w:eastAsia="ru-RU" w:bidi="ar-SA"/>
+              </w:rPr>
+              <m:t>T</m:t>
+            </m:r>
+          </m:sup>
+        </m:sSup>
+        <m:r>
+          <w:rPr>
+            <w:rFonts w:ascii="Cambria Math" w:hAnsi="Cambria Math"/>
+            <w:lang w:val="en-US" w:eastAsia="ru-RU" w:bidi="ar-SA"/>
+          </w:rPr>
+          <m:t>r</m:t>
+        </m:r>
+      </m:oMath>
+      <w:r>
+        <w:rPr>
+          <w:lang w:eastAsia="ru-RU" w:bidi="ar-SA"/>
+        </w:rPr>
+        <w:t xml:space="preserve"> </w:t>
+      </w:r>
+      <w:r>
+        <w:rPr>
+          <w:lang w:eastAsia="ru-RU" w:bidi="ar-SA"/>
+        </w:rPr>
+        <w:t>не участвуют в решении</w:t>
+      </w:r>
+      <w:r>
+        <w:rPr>
+          <w:lang w:eastAsia="ru-RU" w:bidi="ar-SA"/>
+        </w:rPr>
+        <w:t xml:space="preserve"> </w:t>
+      </w:r>
+      <w:r>
+        <w:rPr>
+          <w:lang w:eastAsia="ru-RU" w:bidi="ar-SA"/>
+        </w:rPr>
+        <w:t>СЛАУ</w:t>
+      </w:r>
+      <w:r>
+        <w:rPr>
+          <w:lang w:eastAsia="ru-RU" w:bidi="ar-SA"/>
+        </w:rPr>
+        <w:t xml:space="preserve">, а соответствующие компоненты </w:t>
+      </w:r>
+      <m:oMath>
+        <m:r>
+          <w:rPr>
+            <w:rFonts w:ascii="Cambria Math" w:hAnsi="Cambria Math"/>
+            <w:lang w:eastAsia="ru-RU" w:bidi="ar-SA"/>
+          </w:rPr>
+          <m:t>Δβ</m:t>
+        </m:r>
+      </m:oMath>
+      <w:r>
+        <w:rPr>
+          <w:lang w:eastAsia="ru-RU" w:bidi="ar-SA"/>
+        </w:rPr>
+        <w:t xml:space="preserve"> остаются нулевыми. Такой механизм удобен на этапе отладки и позволяет, например, уточнять только начальные условия r₀, v₀ при фиксированных нулевых коэффициентах </w:t>
+      </w:r>
+      <w:proofErr w:type="spellStart"/>
+      <w:r>
+        <w:rPr>
+          <w:lang w:eastAsia="ru-RU" w:bidi="ar-SA"/>
+        </w:rPr>
+        <w:t>Марсдена</w:t>
+      </w:r>
+      <w:proofErr w:type="spellEnd"/>
+      <w:r>
+        <w:rPr>
+          <w:lang w:eastAsia="ru-RU" w:bidi="ar-SA"/>
+        </w:rPr>
+        <w:t>, чтобы оценить вклад негравитационных эффектов в улучшение модели.</w:t>
+      </w:r>
+    </w:p>
+    <w:p>
+      <w:pPr>
+        <w:pStyle w:val="a1"/>
+        <w:rPr>
+          <w:lang w:eastAsia="ru-RU" w:bidi="ar-SA"/>
+        </w:rPr>
+      </w:pPr>
+      <w:r>
+        <w:rPr>
+          <w:lang w:eastAsia="ru-RU" w:bidi="ar-SA"/>
+        </w:rPr>
+        <w:t>Итерационный процесс прекращается, когда норма приращения параметров становится ниже заданного порога:</w:t>
+      </w:r>
+      <w:r>
+        <w:rPr>
+          <w:lang w:eastAsia="ru-RU" w:bidi="ar-SA"/>
+        </w:rPr>
+        <w:t xml:space="preserve"> </w:t>
+      </w:r>
+      <m:oMath>
+        <m:d>
+          <m:dPr>
+            <m:begChr m:val="‖"/>
+            <m:endChr m:val="‖"/>
+            <m:ctrlPr>
+              <w:rPr>
+                <w:rFonts w:ascii="Cambria Math" w:hAnsi="Cambria Math"/>
+                <w:i/>
+                <w:lang w:eastAsia="ru-RU" w:bidi="ar-SA"/>
+              </w:rPr>
+            </m:ctrlPr>
+          </m:dPr>
+          <m:e>
+            <m:r>
+              <w:rPr>
+                <w:rFonts w:ascii="Cambria Math" w:hAnsi="Cambria Math"/>
+                <w:lang w:eastAsia="ru-RU" w:bidi="ar-SA"/>
+              </w:rPr>
+              <m:t>Δβ</m:t>
+            </m:r>
+          </m:e>
+        </m:d>
+        <m:r>
+          <w:rPr>
+            <w:rFonts w:ascii="Cambria Math" w:hAnsi="Cambria Math"/>
+            <w:lang w:eastAsia="ru-RU" w:bidi="ar-SA"/>
+          </w:rPr>
+          <m:t>&lt; ε</m:t>
+        </m:r>
+        <m:r>
+          <w:rPr>
+            <w:rFonts w:ascii="Cambria Math" w:hAnsi="Cambria Math"/>
+            <w:lang w:eastAsia="ru-RU" w:bidi="ar-SA"/>
+          </w:rPr>
+          <m:t>.</m:t>
+        </m:r>
+      </m:oMath>
+      <w:r>
+        <w:rPr>
+          <w:lang w:eastAsia="ru-RU" w:bidi="ar-SA"/>
+        </w:rPr>
+        <w:t xml:space="preserve"> Кроме того, на число итераций установлено</w:t>
+      </w:r>
+      <w:r>
+        <w:rPr>
+          <w:lang w:eastAsia="ru-RU" w:bidi="ar-SA"/>
+        </w:rPr>
+        <w:t xml:space="preserve"> </w:t>
+      </w:r>
+      <w:r>
+        <w:rPr>
+          <w:lang w:eastAsia="ru-RU" w:bidi="ar-SA"/>
+        </w:rPr>
+        <w:t>ограничение в 50 шагов, защищающее от расходимости в случае плохого начального приближения.</w:t>
+      </w:r>
+    </w:p>
+    <w:p>
+      <w:pPr>
+        <w:pStyle w:val="a1"/>
+        <w:rPr>
+          <w:lang w:eastAsia="ru-RU" w:bidi="ar-SA"/>
+        </w:rPr>
+      </w:pPr>
+      <w:r>
+        <w:rPr>
+          <w:lang w:eastAsia="ru-RU" w:bidi="ar-SA"/>
+        </w:rPr>
+        <w:t xml:space="preserve">Описанная схема предполагает, что начальное приближение </w:t>
+      </w:r>
+      <m:oMath>
+        <m:r>
+          <w:rPr>
+            <w:rFonts w:ascii="Cambria Math" w:hAnsi="Cambria Math"/>
+            <w:lang w:eastAsia="ru-RU" w:bidi="ar-SA"/>
+          </w:rPr>
+          <m:t>β⁽⁰⁾</m:t>
+        </m:r>
+      </m:oMath>
+      <w:r>
+        <w:rPr>
+          <w:lang w:eastAsia="ru-RU" w:bidi="ar-SA"/>
+        </w:rPr>
+        <w:t xml:space="preserve"> лежит в </w:t>
+      </w:r>
+      <w:r>
+        <w:rPr>
+          <w:lang w:eastAsia="ru-RU" w:bidi="ar-SA"/>
+        </w:rPr>
+        <w:t>окрестности</w:t>
+      </w:r>
+      <w:r>
+        <w:rPr>
+          <w:lang w:eastAsia="ru-RU" w:bidi="ar-SA"/>
+        </w:rPr>
+        <w:t xml:space="preserve"> глобального минимума функции</w:t>
+      </w:r>
+      <w:r>
+        <w:rPr>
+          <w:lang w:eastAsia="ru-RU" w:bidi="ar-SA"/>
+        </w:rPr>
+        <w:t>.</w:t>
+      </w:r>
+      <w:r>
+        <w:rPr>
+          <w:lang w:eastAsia="ru-RU" w:bidi="ar-SA"/>
+        </w:rPr>
+        <w:t xml:space="preserve"> </w:t>
+      </w:r>
+      <w:r>
+        <w:rPr>
+          <w:lang w:eastAsia="ru-RU" w:bidi="ar-SA"/>
+        </w:rPr>
+        <w:t>Это</w:t>
+      </w:r>
+      <w:r>
+        <w:rPr>
+          <w:lang w:eastAsia="ru-RU" w:bidi="ar-SA"/>
+        </w:rPr>
+        <w:t xml:space="preserve"> условие в задаче уточнения орбиты 3I/ATLAS обеспечивается использованием решения JPL </w:t>
+      </w:r>
+      <w:proofErr w:type="spellStart"/>
+      <w:r>
+        <w:rPr>
+          <w:lang w:eastAsia="ru-RU" w:bidi="ar-SA"/>
+        </w:rPr>
+        <w:t>Horizons</w:t>
+      </w:r>
+      <w:proofErr w:type="spellEnd"/>
+      <w:r>
+        <w:rPr>
+          <w:lang w:eastAsia="ru-RU" w:bidi="ar-SA"/>
+        </w:rPr>
+        <w:t xml:space="preserve"> в качестве начального приближения для </w:t>
+      </w:r>
+      <m:oMath>
+        <m:r>
+          <w:rPr>
+            <w:rFonts w:ascii="Cambria Math" w:hAnsi="Cambria Math"/>
+            <w:lang w:eastAsia="ru-RU" w:bidi="ar-SA"/>
+          </w:rPr>
+          <m:t>r₀, v₀</m:t>
+        </m:r>
+      </m:oMath>
+      <w:r>
+        <w:rPr>
+          <w:lang w:eastAsia="ru-RU" w:bidi="ar-SA"/>
+        </w:rPr>
+        <w:t xml:space="preserve"> и нулевых значений </w:t>
+      </w:r>
+      <m:oMath>
+        <m:r>
+          <w:rPr>
+            <w:rFonts w:ascii="Cambria Math" w:hAnsi="Cambria Math"/>
+            <w:lang w:eastAsia="ru-RU" w:bidi="ar-SA"/>
+          </w:rPr>
+          <m:t>A₁, A₂, A₃</m:t>
+        </m:r>
+      </m:oMath>
+      <w:r>
+        <w:rPr>
+          <w:lang w:eastAsia="ru-RU" w:bidi="ar-SA"/>
+        </w:rPr>
+        <w:t>, что соответствует чисто гравитационной модели как стартовой точке.</w:t>
+      </w:r>
+    </w:p>
+    <w:p>
+      <w:pPr>
+        <w:pStyle w:val="a1"/>
+        <w:rPr>
+          <w:lang w:eastAsia="ru-RU" w:bidi="ar-SA"/>
+        </w:rPr>
+      </w:pPr>
     </w:p>
     <w:p>
       <w:pPr>
@@ -13637,8 +17019,1514 @@
         <w:rPr>
           <w:rFonts w:eastAsia="Noto Serif CJK SC"/>
         </w:rPr>
-        <w:t>3.1.3 Численное интегрирование</w:t>
-      </w:r>
+        <w:t>3.1.5 Уравнения в вариациях</w:t>
+      </w:r>
+    </w:p>
+    <w:p>
+      <w:pPr>
+        <w:pStyle w:val="a1"/>
+        <w:rPr>
+          <w:lang w:eastAsia="ru-RU" w:bidi="ar-SA"/>
+        </w:rPr>
+      </w:pPr>
+      <w:r>
+        <w:rPr>
+          <w:lang w:eastAsia="ru-RU" w:bidi="ar-SA"/>
+        </w:rPr>
+        <w:t xml:space="preserve">Как было показано в 3.1.4, метод Гаусса–Ньютона требует вычисления матрицы Якоби невязок </w:t>
+      </w:r>
+      <m:oMath>
+        <m:r>
+          <w:rPr>
+            <w:rFonts w:ascii="Cambria Math" w:hAnsi="Cambria Math"/>
+            <w:lang w:val="en-US" w:eastAsia="ru-RU" w:bidi="ar-SA"/>
+          </w:rPr>
+          <m:t>J</m:t>
+        </m:r>
+        <m:r>
+          <w:rPr>
+            <w:rFonts w:ascii="Cambria Math" w:hAnsi="Cambria Math"/>
+            <w:lang w:eastAsia="ru-RU" w:bidi="ar-SA"/>
+          </w:rPr>
+          <m:t xml:space="preserve"> = ∂r/∂β</m:t>
+        </m:r>
+      </m:oMath>
+      <w:r>
+        <w:rPr>
+          <w:lang w:eastAsia="ru-RU" w:bidi="ar-SA"/>
+        </w:rPr>
+        <w:t xml:space="preserve">. </w:t>
+      </w:r>
+      <w:r>
+        <w:rPr>
+          <w:lang w:eastAsia="ru-RU" w:bidi="ar-SA"/>
+        </w:rPr>
+        <w:t>Для этого необходимо</w:t>
+      </w:r>
+      <w:r>
+        <w:rPr>
+          <w:lang w:eastAsia="ru-RU" w:bidi="ar-SA"/>
+        </w:rPr>
+        <w:t xml:space="preserve"> </w:t>
+      </w:r>
+      <w:r>
+        <w:rPr>
+          <w:lang w:eastAsia="ru-RU" w:bidi="ar-SA"/>
+        </w:rPr>
+        <w:t>вычислить</w:t>
+      </w:r>
+      <w:r>
+        <w:rPr>
+          <w:lang w:eastAsia="ru-RU" w:bidi="ar-SA"/>
+        </w:rPr>
+        <w:t xml:space="preserve"> матриц</w:t>
+      </w:r>
+      <w:r>
+        <w:rPr>
+          <w:lang w:eastAsia="ru-RU" w:bidi="ar-SA"/>
+        </w:rPr>
+        <w:t>у</w:t>
+      </w:r>
+      <w:r>
+        <w:rPr>
+          <w:lang w:eastAsia="ru-RU" w:bidi="ar-SA"/>
+        </w:rPr>
+        <w:t xml:space="preserve"> чувствительности траектории к параметрам </w:t>
+      </w:r>
+      <m:oMath>
+        <m:r>
+          <w:rPr>
+            <w:rFonts w:ascii="Cambria Math" w:hAnsi="Cambria Math"/>
+            <w:lang w:eastAsia="ru-RU" w:bidi="ar-SA"/>
+          </w:rPr>
+          <m:t>Φ(t) = ∂X(t)/∂β</m:t>
+        </m:r>
+      </m:oMath>
+      <w:r>
+        <w:rPr>
+          <w:lang w:eastAsia="ru-RU" w:bidi="ar-SA"/>
+        </w:rPr>
+        <w:t xml:space="preserve"> размера 6 × 9. Прямой подход через численное дифференцирование – повторное интегрирование системы (3.1) с возмущёнными значениями параметров и вычитание решений – обладает двумя существенными недостатками: требует девяти дополнительных интегрирований на каждой </w:t>
+      </w:r>
+      <w:r>
+        <w:rPr>
+          <w:lang w:eastAsia="ru-RU" w:bidi="ar-SA"/>
+        </w:rPr>
+        <w:lastRenderedPageBreak/>
+        <w:t>итерации и страдает от потери значащих цифр при вычитании близких чисел. Альтернативой служит интегрирование уравнений в вариациях, которое даёт частные производные с той же точностью, что и сама траектория, и обходится единственным интегрированием расширенной системы.</w:t>
+      </w:r>
+    </w:p>
+    <w:p>
+      <w:pPr>
+        <w:pStyle w:val="a1"/>
+        <w:rPr>
+          <w:lang w:eastAsia="ru-RU" w:bidi="ar-SA"/>
+        </w:rPr>
+      </w:pPr>
+      <w:r>
+        <w:rPr>
+          <w:lang w:eastAsia="ru-RU" w:bidi="ar-SA"/>
+        </w:rPr>
+        <w:t>Уравнения в вариациях получаются</w:t>
+      </w:r>
+      <w:r>
+        <w:rPr>
+          <w:lang w:eastAsia="ru-RU" w:bidi="ar-SA"/>
+        </w:rPr>
+        <w:t xml:space="preserve"> </w:t>
+      </w:r>
+      <w:r>
+        <w:rPr>
+          <w:lang w:eastAsia="ru-RU" w:bidi="ar-SA"/>
+        </w:rPr>
+        <w:t xml:space="preserve">дифференцированием </w:t>
+      </w:r>
+      <m:oMath>
+        <m:r>
+          <w:rPr>
+            <w:rFonts w:ascii="Cambria Math" w:hAnsi="Cambria Math"/>
+            <w:lang w:eastAsia="ru-RU" w:bidi="ar-SA"/>
+          </w:rPr>
+          <m:t>Φ</m:t>
+        </m:r>
+      </m:oMath>
+      <w:r>
+        <w:rPr>
+          <w:lang w:eastAsia="ru-RU" w:bidi="ar-SA"/>
+        </w:rPr>
+        <w:t>:</w:t>
+      </w:r>
+    </w:p>
+    <w:p>
+      <w:pPr>
+        <w:pStyle w:val="a1"/>
+        <w:rPr>
+          <w:lang w:eastAsia="ru-RU" w:bidi="ar-SA"/>
+        </w:rPr>
+      </w:pPr>
+      <m:oMath>
+        <m:r>
+          <w:rPr>
+            <w:rFonts w:ascii="Cambria Math" w:hAnsi="Cambria Math"/>
+            <w:lang w:eastAsia="ru-RU" w:bidi="ar-SA"/>
+          </w:rPr>
+          <m:t>dΦ/dt = (∂F/∂X) · Φ + ∂F/∂β,</m:t>
+        </m:r>
+      </m:oMath>
+      <w:r>
+        <w:rPr>
+          <w:lang w:eastAsia="ru-RU" w:bidi="ar-SA"/>
+        </w:rPr>
+        <w:t xml:space="preserve">     (3.22)</w:t>
+      </w:r>
+    </w:p>
+    <w:p>
+      <w:pPr>
+        <w:pStyle w:val="a1"/>
+        <w:rPr>
+          <w:lang w:eastAsia="ru-RU" w:bidi="ar-SA"/>
+        </w:rPr>
+      </w:pPr>
+      <w:r>
+        <w:rPr>
+          <w:lang w:eastAsia="ru-RU" w:bidi="ar-SA"/>
+        </w:rPr>
+        <w:t xml:space="preserve">где </w:t>
+      </w:r>
+      <m:oMath>
+        <m:r>
+          <w:rPr>
+            <w:rFonts w:ascii="Cambria Math" w:hAnsi="Cambria Math"/>
+            <w:lang w:val="en-US" w:eastAsia="ru-RU" w:bidi="ar-SA"/>
+          </w:rPr>
+          <m:t>F</m:t>
+        </m:r>
+        <m:r>
+          <w:rPr>
+            <w:rFonts w:ascii="Cambria Math" w:hAnsi="Cambria Math"/>
+            <w:lang w:eastAsia="ru-RU" w:bidi="ar-SA"/>
+          </w:rPr>
+          <m:t xml:space="preserve"> </m:t>
+        </m:r>
+      </m:oMath>
+      <w:r>
+        <w:rPr>
+          <w:lang w:eastAsia="ru-RU" w:bidi="ar-SA"/>
+        </w:rPr>
+        <w:t xml:space="preserve">это правая часть уравнения движения </w:t>
+      </w:r>
+      <m:oMath>
+        <m:r>
+          <w:rPr>
+            <w:rFonts w:ascii="Cambria Math" w:hAnsi="Cambria Math"/>
+          </w:rPr>
+          <m:t>Ẋ = F(X, t, β)</m:t>
+        </m:r>
+      </m:oMath>
+      <w:r>
+        <w:t>.</w:t>
+      </w:r>
+    </w:p>
+    <w:p>
+      <w:pPr>
+        <w:pStyle w:val="a1"/>
+        <w:rPr>
+          <w:lang w:eastAsia="ru-RU" w:bidi="ar-SA"/>
+        </w:rPr>
+      </w:pPr>
+      <w:r>
+        <w:rPr>
+          <w:lang w:eastAsia="ru-RU" w:bidi="ar-SA"/>
+        </w:rPr>
+        <w:t xml:space="preserve">Это линейная неоднородная система обыкновенных дифференциальных уравнений относительно матрицы </w:t>
+      </w:r>
+      <m:oMath>
+        <m:r>
+          <w:rPr>
+            <w:rFonts w:ascii="Cambria Math" w:hAnsi="Cambria Math"/>
+            <w:lang w:eastAsia="ru-RU" w:bidi="ar-SA"/>
+          </w:rPr>
+          <m:t>Φ</m:t>
+        </m:r>
+      </m:oMath>
+      <w:r>
+        <w:rPr>
+          <w:lang w:eastAsia="ru-RU" w:bidi="ar-SA"/>
+        </w:rPr>
+        <w:t xml:space="preserve">. Однородная часть содержит якобиан правой части по состоянию </w:t>
+      </w:r>
+      <m:oMath>
+        <m:r>
+          <w:rPr>
+            <w:rFonts w:ascii="Cambria Math" w:hAnsi="Cambria Math"/>
+            <w:lang w:eastAsia="ru-RU" w:bidi="ar-SA"/>
+          </w:rPr>
+          <m:t>∂F/∂X</m:t>
+        </m:r>
+      </m:oMath>
+      <w:r>
+        <w:rPr>
+          <w:lang w:eastAsia="ru-RU" w:bidi="ar-SA"/>
+        </w:rPr>
+        <w:t xml:space="preserve"> размера 6 × 6, неоднородный член</w:t>
+      </w:r>
+      <m:oMath>
+        <m:r>
+          <w:rPr>
+            <w:rFonts w:ascii="Cambria Math" w:hAnsi="Cambria Math"/>
+            <w:lang w:eastAsia="ru-RU" w:bidi="ar-SA"/>
+          </w:rPr>
+          <m:t xml:space="preserve"> ∂F/∂β</m:t>
+        </m:r>
+      </m:oMath>
+      <w:r>
+        <w:rPr>
+          <w:lang w:eastAsia="ru-RU" w:bidi="ar-SA"/>
+        </w:rPr>
+        <w:t xml:space="preserve"> размера 6 × 9 описывает прямой вклад параметров в правую часть. Поскольку начальное состояние входит в число уточняемых параметров, начальное условие для матрицы </w:t>
+      </w:r>
+      <m:oMath>
+        <m:r>
+          <w:rPr>
+            <w:rFonts w:ascii="Cambria Math" w:hAnsi="Cambria Math"/>
+            <w:lang w:eastAsia="ru-RU" w:bidi="ar-SA"/>
+          </w:rPr>
+          <m:t>Φ</m:t>
+        </m:r>
+      </m:oMath>
+      <w:r>
+        <w:rPr>
+          <w:lang w:eastAsia="ru-RU" w:bidi="ar-SA"/>
+        </w:rPr>
+        <w:t xml:space="preserve"> имеет вид</w:t>
+      </w:r>
+    </w:p>
+    <w:p>
+      <w:pPr>
+        <w:pStyle w:val="a1"/>
+        <w:rPr>
+          <w:lang w:eastAsia="ru-RU" w:bidi="ar-SA"/>
+        </w:rPr>
+      </w:pPr>
+      <m:oMathPara>
+        <m:oMath>
+          <m:r>
+            <w:rPr>
+              <w:rFonts w:ascii="Cambria Math" w:hAnsi="Cambria Math"/>
+              <w:lang w:eastAsia="ru-RU" w:bidi="ar-SA"/>
+            </w:rPr>
+            <m:t>Φ(t₀) = ∂X(t₀)/∂β = [I₆ | 0₆ₓ₃],      (3.23)</m:t>
+          </m:r>
+        </m:oMath>
+      </m:oMathPara>
+    </w:p>
+    <w:p>
+      <w:pPr>
+        <w:pStyle w:val="a1"/>
+        <w:rPr>
+          <w:lang w:eastAsia="ru-RU" w:bidi="ar-SA"/>
+        </w:rPr>
+      </w:pPr>
+      <w:r>
+        <w:rPr>
+          <w:lang w:eastAsia="ru-RU" w:bidi="ar-SA"/>
+        </w:rPr>
+        <w:t xml:space="preserve">где </w:t>
+      </w:r>
+      <m:oMath>
+        <m:r>
+          <w:rPr>
+            <w:rFonts w:ascii="Cambria Math" w:hAnsi="Cambria Math"/>
+            <w:lang w:eastAsia="ru-RU" w:bidi="ar-SA"/>
+          </w:rPr>
+          <m:t>I₆</m:t>
+        </m:r>
+      </m:oMath>
+      <w:r>
+        <w:rPr>
+          <w:lang w:eastAsia="ru-RU" w:bidi="ar-SA"/>
+        </w:rPr>
+        <w:t xml:space="preserve"> – единичная матрица 6 × 6, соответствующая частным производным </w:t>
+      </w:r>
+      <m:oMath>
+        <m:r>
+          <w:rPr>
+            <w:rFonts w:ascii="Cambria Math" w:hAnsi="Cambria Math"/>
+            <w:lang w:eastAsia="ru-RU" w:bidi="ar-SA"/>
+          </w:rPr>
+          <m:t>X(t₀)</m:t>
+        </m:r>
+      </m:oMath>
+      <w:r>
+        <w:rPr>
+          <w:lang w:eastAsia="ru-RU" w:bidi="ar-SA"/>
+        </w:rPr>
+        <w:t xml:space="preserve"> по компонентам начального состояния, а </w:t>
+      </w:r>
+      <m:oMath>
+        <m:r>
+          <w:rPr>
+            <w:rFonts w:ascii="Cambria Math" w:hAnsi="Cambria Math"/>
+            <w:lang w:eastAsia="ru-RU" w:bidi="ar-SA"/>
+          </w:rPr>
+          <m:t>0₆ₓ₃</m:t>
+        </m:r>
+      </m:oMath>
+      <w:r>
+        <w:rPr>
+          <w:lang w:eastAsia="ru-RU" w:bidi="ar-SA"/>
+        </w:rPr>
+        <w:t xml:space="preserve"> </w:t>
+      </w:r>
+      <w:r>
+        <w:rPr>
+          <w:lang w:eastAsia="ru-RU" w:bidi="ar-SA"/>
+        </w:rPr>
+        <w:t>–</w:t>
+      </w:r>
+      <w:r>
+        <w:rPr>
+          <w:lang w:eastAsia="ru-RU" w:bidi="ar-SA"/>
+        </w:rPr>
+        <w:t xml:space="preserve"> </w:t>
+      </w:r>
+      <w:r>
+        <w:rPr>
+          <w:lang w:eastAsia="ru-RU" w:bidi="ar-SA"/>
+        </w:rPr>
+        <w:t>нулевой блок 6</w:t>
+      </w:r>
+      <w:r>
+        <w:rPr>
+          <w:lang w:eastAsia="ru-RU" w:bidi="ar-SA"/>
+        </w:rPr>
+        <w:t xml:space="preserve"> </w:t>
+      </w:r>
+      <w:r>
+        <w:rPr>
+          <w:lang w:eastAsia="ru-RU" w:bidi="ar-SA"/>
+        </w:rPr>
+        <w:t>×</w:t>
+      </w:r>
+      <w:r>
+        <w:rPr>
+          <w:lang w:eastAsia="ru-RU" w:bidi="ar-SA"/>
+        </w:rPr>
+        <w:t xml:space="preserve"> </w:t>
+      </w:r>
+      <w:r>
+        <w:rPr>
+          <w:lang w:eastAsia="ru-RU" w:bidi="ar-SA"/>
+        </w:rPr>
+        <w:t>3</w:t>
+      </w:r>
+      <w:r>
+        <w:rPr>
+          <w:lang w:eastAsia="ru-RU" w:bidi="ar-SA"/>
+        </w:rPr>
+        <w:t>, который</w:t>
+      </w:r>
+      <w:r>
+        <w:rPr>
+          <w:lang w:eastAsia="ru-RU" w:bidi="ar-SA"/>
+        </w:rPr>
+        <w:t xml:space="preserve"> отражает независимость </w:t>
+      </w:r>
+      <m:oMath>
+        <m:r>
+          <w:rPr>
+            <w:rFonts w:ascii="Cambria Math" w:hAnsi="Cambria Math"/>
+            <w:lang w:eastAsia="ru-RU" w:bidi="ar-SA"/>
+          </w:rPr>
+          <m:t>X(t₀)</m:t>
+        </m:r>
+      </m:oMath>
+      <w:r>
+        <w:rPr>
+          <w:lang w:eastAsia="ru-RU" w:bidi="ar-SA"/>
+        </w:rPr>
+        <w:t xml:space="preserve"> от коэффициентов </w:t>
+      </w:r>
+      <m:oMath>
+        <m:r>
+          <w:rPr>
+            <w:rFonts w:ascii="Cambria Math" w:hAnsi="Cambria Math"/>
+            <w:lang w:eastAsia="ru-RU" w:bidi="ar-SA"/>
+          </w:rPr>
+          <m:t>A₁, A₂, A₃.</m:t>
+        </m:r>
+      </m:oMath>
+    </w:p>
+    <w:p>
+      <w:pPr>
+        <w:pStyle w:val="a1"/>
+        <w:rPr>
+          <w:lang w:eastAsia="ru-RU" w:bidi="ar-SA"/>
+        </w:rPr>
+      </w:pPr>
+      <w:r>
+        <w:rPr>
+          <w:lang w:eastAsia="ru-RU" w:bidi="ar-SA"/>
+        </w:rPr>
+        <w:t xml:space="preserve">Структура якобиана </w:t>
+      </w:r>
+      <m:oMath>
+        <m:r>
+          <w:rPr>
+            <w:rFonts w:ascii="Cambria Math" w:hAnsi="Cambria Math"/>
+            <w:lang w:eastAsia="ru-RU" w:bidi="ar-SA"/>
+          </w:rPr>
+          <m:t>∂F/∂X</m:t>
+        </m:r>
+      </m:oMath>
+      <w:r>
+        <w:rPr>
+          <w:lang w:eastAsia="ru-RU" w:bidi="ar-SA"/>
+        </w:rPr>
+        <w:t xml:space="preserve"> диктуется видом правой части (3.1). В блочной форме якобиан имеет вид</w:t>
+      </w:r>
+      <w:r>
+        <w:rPr>
+          <w:lang w:eastAsia="ru-RU" w:bidi="ar-SA"/>
+        </w:rPr>
+        <w:t>:</w:t>
+      </w:r>
+    </w:p>
+    <w:p>
+      <w:pPr>
+        <w:pStyle w:val="a1"/>
+        <w:rPr>
+          <w:lang w:eastAsia="ru-RU" w:bidi="ar-SA"/>
+        </w:rPr>
+      </w:pPr>
+      <m:oMath>
+        <m:f>
+          <m:fPr>
+            <m:ctrlPr>
+              <w:rPr>
+                <w:rFonts w:ascii="Cambria Math" w:hAnsi="Cambria Math"/>
+                <w:i/>
+                <w:lang w:eastAsia="ru-RU" w:bidi="ar-SA"/>
+              </w:rPr>
+            </m:ctrlPr>
+          </m:fPr>
+          <m:num>
+            <m:r>
+              <m:rPr>
+                <m:lit/>
+              </m:rPr>
+              <w:rPr>
+                <w:rFonts w:ascii="Cambria Math" w:hAnsi="Cambria Math"/>
+                <w:lang w:eastAsia="ru-RU" w:bidi="ar-SA"/>
+              </w:rPr>
+              <m:t xml:space="preserve"> </m:t>
+            </m:r>
+            <m:r>
+              <w:rPr>
+                <w:rFonts w:ascii="Cambria Math" w:hAnsi="Cambria Math"/>
+                <w:lang w:eastAsia="ru-RU" w:bidi="ar-SA"/>
+              </w:rPr>
+              <m:t>∂F</m:t>
+            </m:r>
+          </m:num>
+          <m:den>
+            <m:r>
+              <w:rPr>
+                <w:rFonts w:ascii="Cambria Math" w:hAnsi="Cambria Math"/>
+                <w:lang w:eastAsia="ru-RU" w:bidi="ar-SA"/>
+              </w:rPr>
+              <m:t>∂X</m:t>
+            </m:r>
+          </m:den>
+        </m:f>
+        <m:r>
+          <w:rPr>
+            <w:rFonts w:ascii="Cambria Math" w:hAnsi="Cambria Math"/>
+            <w:lang w:eastAsia="ru-RU" w:bidi="ar-SA"/>
+          </w:rPr>
+          <m:t>=</m:t>
+        </m:r>
+        <m:d>
+          <m:dPr>
+            <m:begChr m:val="["/>
+            <m:endChr m:val="]"/>
+            <m:ctrlPr>
+              <w:rPr>
+                <w:rFonts w:ascii="Cambria Math" w:hAnsi="Cambria Math"/>
+                <w:i/>
+                <w:lang w:eastAsia="ru-RU" w:bidi="ar-SA"/>
+              </w:rPr>
+            </m:ctrlPr>
+          </m:dPr>
+          <m:e>
+            <m:m>
+              <m:mPr>
+                <m:mcs>
+                  <m:mc>
+                    <m:mcPr>
+                      <m:count m:val="2"/>
+                      <m:mcJc m:val="center"/>
+                    </m:mcPr>
+                  </m:mc>
+                </m:mcs>
+                <m:ctrlPr>
+                  <w:rPr>
+                    <w:rFonts w:ascii="Cambria Math" w:hAnsi="Cambria Math"/>
+                    <w:i/>
+                    <w:lang w:eastAsia="ru-RU" w:bidi="ar-SA"/>
+                  </w:rPr>
+                </m:ctrlPr>
+              </m:mPr>
+              <m:mr>
+                <m:e>
+                  <m:r>
+                    <w:rPr>
+                      <w:rFonts w:ascii="Cambria Math" w:hAnsi="Cambria Math"/>
+                      <w:lang w:eastAsia="ru-RU" w:bidi="ar-SA"/>
+                    </w:rPr>
+                    <m:t>0₃ₓ₃</m:t>
+                  </m:r>
+                </m:e>
+                <m:e>
+                  <m:r>
+                    <w:rPr>
+                      <w:rFonts w:ascii="Cambria Math" w:hAnsi="Cambria Math"/>
+                      <w:lang w:eastAsia="ru-RU" w:bidi="ar-SA"/>
+                    </w:rPr>
+                    <m:t>I₃</m:t>
+                  </m:r>
+                </m:e>
+              </m:mr>
+              <m:mr>
+                <m:e>
+                  <m:r>
+                    <w:rPr>
+                      <w:rFonts w:ascii="Cambria Math" w:hAnsi="Cambria Math"/>
+                      <w:lang w:eastAsia="ru-RU" w:bidi="ar-SA"/>
+                    </w:rPr>
+                    <m:t>∂a/∂r</m:t>
+                  </m:r>
+                </m:e>
+                <m:e>
+                  <m:r>
+                    <w:rPr>
+                      <w:rFonts w:ascii="Cambria Math" w:hAnsi="Cambria Math"/>
+                      <w:lang w:eastAsia="ru-RU" w:bidi="ar-SA"/>
+                    </w:rPr>
+                    <m:t>∂a/∂v</m:t>
+                  </m:r>
+                </m:e>
+              </m:mr>
+            </m:m>
+          </m:e>
+        </m:d>
+        <m:r>
+          <w:rPr>
+            <w:rFonts w:ascii="Cambria Math" w:hAnsi="Cambria Math"/>
+            <w:lang w:eastAsia="ru-RU" w:bidi="ar-SA"/>
+          </w:rPr>
+          <m:t>,</m:t>
+        </m:r>
+      </m:oMath>
+      <w:r>
+        <w:rPr>
+          <w:lang w:eastAsia="ru-RU" w:bidi="ar-SA"/>
+        </w:rPr>
+        <w:t xml:space="preserve">      (3.24)</w:t>
+      </w:r>
+    </w:p>
+    <w:p>
+      <w:pPr>
+        <w:pStyle w:val="a1"/>
+        <w:rPr>
+          <w:lang w:eastAsia="ru-RU" w:bidi="ar-SA"/>
+        </w:rPr>
+      </w:pPr>
+      <w:r>
+        <w:rPr>
+          <w:lang w:eastAsia="ru-RU" w:bidi="ar-SA"/>
+        </w:rPr>
+        <w:t xml:space="preserve">где </w:t>
+      </w:r>
+      <m:oMath>
+        <m:r>
+          <w:rPr>
+            <w:rFonts w:ascii="Cambria Math" w:hAnsi="Cambria Math"/>
+            <w:lang w:eastAsia="ru-RU" w:bidi="ar-SA"/>
+          </w:rPr>
+          <m:t>a</m:t>
+        </m:r>
+      </m:oMath>
+      <w:r>
+        <w:rPr>
+          <w:lang w:eastAsia="ru-RU" w:bidi="ar-SA"/>
+        </w:rPr>
+        <w:t xml:space="preserve"> </w:t>
+      </w:r>
+      <w:r>
+        <w:rPr>
+          <w:lang w:eastAsia="ru-RU" w:bidi="ar-SA"/>
+        </w:rPr>
+        <w:t>–</w:t>
+      </w:r>
+      <w:r>
+        <w:rPr>
+          <w:lang w:eastAsia="ru-RU" w:bidi="ar-SA"/>
+        </w:rPr>
+        <w:t xml:space="preserve"> гравитационное ускорение</w:t>
+      </w:r>
+      <w:r>
+        <w:rPr>
+          <w:lang w:eastAsia="ru-RU" w:bidi="ar-SA"/>
+        </w:rPr>
+        <w:t xml:space="preserve">. </w:t>
+      </w:r>
+      <w:r>
+        <w:rPr>
+          <w:lang w:eastAsia="ru-RU" w:bidi="ar-SA"/>
+        </w:rPr>
+        <w:t xml:space="preserve">В реализации программы </w:t>
+      </w:r>
+      <w:r>
+        <w:rPr>
+          <w:lang w:eastAsia="ru-RU" w:bidi="ar-SA"/>
+        </w:rPr>
+        <w:t>нижний</w:t>
+      </w:r>
+      <w:r>
+        <w:rPr>
+          <w:lang w:eastAsia="ru-RU" w:bidi="ar-SA"/>
+        </w:rPr>
+        <w:t xml:space="preserve"> блок сохраняет вклад только от точечных гравитационных слагаемых (3.2):</w:t>
+      </w:r>
+    </w:p>
+    <w:p>
+      <w:pPr>
+        <w:pStyle w:val="a1"/>
+        <w:rPr>
+          <w:lang w:eastAsia="ru-RU" w:bidi="ar-SA"/>
+        </w:rPr>
+      </w:pPr>
+      <m:oMath>
+        <m:f>
+          <m:fPr>
+            <m:ctrlPr>
+              <w:rPr>
+                <w:rFonts w:ascii="Cambria Math" w:hAnsi="Cambria Math"/>
+                <w:i/>
+                <w:lang w:eastAsia="ru-RU" w:bidi="ar-SA"/>
+              </w:rPr>
+            </m:ctrlPr>
+          </m:fPr>
+          <m:num>
+            <m:r>
+              <w:rPr>
+                <w:rFonts w:ascii="Cambria Math" w:hAnsi="Cambria Math"/>
+                <w:lang w:eastAsia="ru-RU" w:bidi="ar-SA"/>
+              </w:rPr>
+              <m:t>∂a</m:t>
+            </m:r>
+          </m:num>
+          <m:den>
+            <m:r>
+              <w:rPr>
+                <w:rFonts w:ascii="Cambria Math" w:hAnsi="Cambria Math"/>
+                <w:lang w:eastAsia="ru-RU" w:bidi="ar-SA"/>
+              </w:rPr>
+              <m:t>∂r</m:t>
+            </m:r>
+          </m:den>
+        </m:f>
+        <m:r>
+          <w:rPr>
+            <w:rFonts w:ascii="Cambria Math" w:hAnsi="Cambria Math"/>
+            <w:lang w:eastAsia="ru-RU" w:bidi="ar-SA"/>
+          </w:rPr>
+          <m:t xml:space="preserve">≈ Σᵢ μᵢ · </m:t>
+        </m:r>
+        <m:d>
+          <m:dPr>
+            <m:begChr m:val="["/>
+            <m:endChr m:val="]"/>
+            <m:ctrlPr>
+              <w:rPr>
+                <w:rFonts w:ascii="Cambria Math" w:hAnsi="Cambria Math"/>
+                <w:i/>
+                <w:lang w:eastAsia="ru-RU" w:bidi="ar-SA"/>
+              </w:rPr>
+            </m:ctrlPr>
+          </m:dPr>
+          <m:e>
+            <m:r>
+              <w:rPr>
+                <w:rFonts w:ascii="Cambria Math" w:hAnsi="Cambria Math"/>
+                <w:lang w:eastAsia="ru-RU" w:bidi="ar-SA"/>
+              </w:rPr>
+              <m:t xml:space="preserve">3 </m:t>
+            </m:r>
+            <m:f>
+              <m:fPr>
+                <m:ctrlPr>
+                  <w:rPr>
+                    <w:rFonts w:ascii="Cambria Math" w:hAnsi="Cambria Math"/>
+                    <w:i/>
+                    <w:lang w:eastAsia="ru-RU" w:bidi="ar-SA"/>
+                  </w:rPr>
+                </m:ctrlPr>
+              </m:fPr>
+              <m:num>
+                <m:d>
+                  <m:dPr>
+                    <m:ctrlPr>
+                      <w:rPr>
+                        <w:rFonts w:ascii="Cambria Math" w:hAnsi="Cambria Math"/>
+                        <w:i/>
+                        <w:lang w:eastAsia="ru-RU" w:bidi="ar-SA"/>
+                      </w:rPr>
+                    </m:ctrlPr>
+                  </m:dPr>
+                  <m:e>
+                    <m:r>
+                      <w:rPr>
+                        <w:rFonts w:ascii="Cambria Math" w:hAnsi="Cambria Math"/>
+                        <w:lang w:eastAsia="ru-RU" w:bidi="ar-SA"/>
+                      </w:rPr>
+                      <m:t>rᵢ – r</m:t>
+                    </m:r>
+                  </m:e>
+                </m:d>
+                <m:d>
+                  <m:dPr>
+                    <m:ctrlPr>
+                      <w:rPr>
+                        <w:rFonts w:ascii="Cambria Math" w:hAnsi="Cambria Math"/>
+                        <w:i/>
+                        <w:lang w:eastAsia="ru-RU" w:bidi="ar-SA"/>
+                      </w:rPr>
+                    </m:ctrlPr>
+                  </m:dPr>
+                  <m:e>
+                    <m:r>
+                      <w:rPr>
+                        <w:rFonts w:ascii="Cambria Math" w:hAnsi="Cambria Math"/>
+                        <w:lang w:eastAsia="ru-RU" w:bidi="ar-SA"/>
+                      </w:rPr>
+                      <m:t>rᵢ – r</m:t>
+                    </m:r>
+                  </m:e>
+                </m:d>
+                <m:r>
+                  <w:rPr>
+                    <w:rFonts w:ascii="Cambria Math" w:hAnsi="Cambria Math"/>
+                    <w:lang w:eastAsia="ru-RU" w:bidi="ar-SA"/>
+                  </w:rPr>
+                  <m:t>ᵀ</m:t>
+                </m:r>
+              </m:num>
+              <m:den>
+                <m:sSup>
+                  <m:sSupPr>
+                    <m:ctrlPr>
+                      <w:rPr>
+                        <w:rFonts w:ascii="Cambria Math" w:hAnsi="Cambria Math"/>
+                        <w:i/>
+                        <w:lang w:eastAsia="ru-RU" w:bidi="ar-SA"/>
+                      </w:rPr>
+                    </m:ctrlPr>
+                  </m:sSupPr>
+                  <m:e>
+                    <m:d>
+                      <m:dPr>
+                        <m:begChr m:val="|"/>
+                        <m:endChr m:val="|"/>
+                        <m:ctrlPr>
+                          <w:rPr>
+                            <w:rFonts w:ascii="Cambria Math" w:hAnsi="Cambria Math"/>
+                            <w:i/>
+                            <w:lang w:eastAsia="ru-RU" w:bidi="ar-SA"/>
+                          </w:rPr>
+                        </m:ctrlPr>
+                      </m:dPr>
+                      <m:e>
+                        <m:r>
+                          <w:rPr>
+                            <w:rFonts w:ascii="Cambria Math" w:hAnsi="Cambria Math"/>
+                            <w:lang w:eastAsia="ru-RU" w:bidi="ar-SA"/>
+                          </w:rPr>
+                          <m:t>rᵢ – r</m:t>
+                        </m:r>
+                      </m:e>
+                    </m:d>
+                  </m:e>
+                  <m:sup>
+                    <m:r>
+                      <w:rPr>
+                        <w:rFonts w:ascii="Cambria Math" w:hAnsi="Cambria Math"/>
+                        <w:lang w:eastAsia="ru-RU" w:bidi="ar-SA"/>
+                      </w:rPr>
+                      <m:t>5</m:t>
+                    </m:r>
+                  </m:sup>
+                </m:sSup>
+              </m:den>
+            </m:f>
+            <m:r>
+              <w:rPr>
+                <w:rFonts w:ascii="Cambria Math" w:hAnsi="Cambria Math"/>
+                <w:lang w:eastAsia="ru-RU" w:bidi="ar-SA"/>
+              </w:rPr>
+              <m:t>–</m:t>
+            </m:r>
+            <m:f>
+              <m:fPr>
+                <m:ctrlPr>
+                  <w:rPr>
+                    <w:rFonts w:ascii="Cambria Math" w:hAnsi="Cambria Math"/>
+                    <w:i/>
+                    <w:lang w:eastAsia="ru-RU" w:bidi="ar-SA"/>
+                  </w:rPr>
+                </m:ctrlPr>
+              </m:fPr>
+              <m:num>
+                <m:sSup>
+                  <m:sSupPr>
+                    <m:ctrlPr>
+                      <w:rPr>
+                        <w:rFonts w:ascii="Cambria Math" w:hAnsi="Cambria Math"/>
+                        <w:i/>
+                        <w:lang w:eastAsia="ru-RU" w:bidi="ar-SA"/>
+                      </w:rPr>
+                    </m:ctrlPr>
+                  </m:sSupPr>
+                  <m:e>
+                    <m:r>
+                      <w:rPr>
+                        <w:rFonts w:ascii="Cambria Math" w:hAnsi="Cambria Math"/>
+                        <w:lang w:eastAsia="ru-RU" w:bidi="ar-SA"/>
+                      </w:rPr>
+                      <m:t>I</m:t>
+                    </m:r>
+                  </m:e>
+                  <m:sup>
+                    <m:r>
+                      <w:rPr>
+                        <w:rFonts w:ascii="Cambria Math" w:hAnsi="Cambria Math"/>
+                        <w:lang w:eastAsia="ru-RU" w:bidi="ar-SA"/>
+                      </w:rPr>
+                      <m:t>3</m:t>
+                    </m:r>
+                  </m:sup>
+                </m:sSup>
+              </m:num>
+              <m:den>
+                <m:sSup>
+                  <m:sSupPr>
+                    <m:ctrlPr>
+                      <w:rPr>
+                        <w:rFonts w:ascii="Cambria Math" w:hAnsi="Cambria Math"/>
+                        <w:i/>
+                        <w:lang w:eastAsia="ru-RU" w:bidi="ar-SA"/>
+                      </w:rPr>
+                    </m:ctrlPr>
+                  </m:sSupPr>
+                  <m:e>
+                    <m:d>
+                      <m:dPr>
+                        <m:begChr m:val="|"/>
+                        <m:endChr m:val="|"/>
+                        <m:ctrlPr>
+                          <w:rPr>
+                            <w:rFonts w:ascii="Cambria Math" w:hAnsi="Cambria Math"/>
+                            <w:i/>
+                            <w:lang w:eastAsia="ru-RU" w:bidi="ar-SA"/>
+                          </w:rPr>
+                        </m:ctrlPr>
+                      </m:dPr>
+                      <m:e>
+                        <m:r>
+                          <w:rPr>
+                            <w:rFonts w:ascii="Cambria Math" w:hAnsi="Cambria Math"/>
+                            <w:lang w:eastAsia="ru-RU" w:bidi="ar-SA"/>
+                          </w:rPr>
+                          <m:t>rᵢ – r</m:t>
+                        </m:r>
+                      </m:e>
+                    </m:d>
+                  </m:e>
+                  <m:sup>
+                    <m:r>
+                      <w:rPr>
+                        <w:rFonts w:ascii="Cambria Math" w:hAnsi="Cambria Math"/>
+                        <w:lang w:eastAsia="ru-RU" w:bidi="ar-SA"/>
+                      </w:rPr>
+                      <m:t>3</m:t>
+                    </m:r>
+                  </m:sup>
+                </m:sSup>
+              </m:den>
+            </m:f>
+          </m:e>
+        </m:d>
+        <m:r>
+          <w:rPr>
+            <w:rFonts w:ascii="Cambria Math" w:hAnsi="Cambria Math"/>
+            <w:lang w:eastAsia="ru-RU" w:bidi="ar-SA"/>
+          </w:rPr>
+          <m:t>,</m:t>
+        </m:r>
+      </m:oMath>
+      <w:r>
+        <w:rPr>
+          <w:lang w:eastAsia="ru-RU" w:bidi="ar-SA"/>
+        </w:rPr>
+        <w:t xml:space="preserve">  </w:t>
+      </w:r>
+      <m:oMath>
+        <m:r>
+          <w:rPr>
+            <w:rFonts w:ascii="Cambria Math" w:hAnsi="Cambria Math"/>
+            <w:lang w:eastAsia="ru-RU" w:bidi="ar-SA"/>
+          </w:rPr>
+          <m:t>∂a/∂v ≈ 0,</m:t>
+        </m:r>
+      </m:oMath>
+      <w:r>
+        <w:rPr>
+          <w:lang w:eastAsia="ru-RU" w:bidi="ar-SA"/>
+        </w:rPr>
+        <w:t xml:space="preserve">      (3.25)</w:t>
+      </w:r>
+    </w:p>
+    <w:p>
+      <w:pPr>
+        <w:pStyle w:val="a1"/>
+        <w:rPr>
+          <w:lang w:eastAsia="ru-RU" w:bidi="ar-SA"/>
+        </w:rPr>
+      </w:pPr>
+      <w:r>
+        <w:rPr>
+          <w:lang w:eastAsia="ru-RU" w:bidi="ar-SA"/>
+        </w:rPr>
+        <w:t xml:space="preserve">где </w:t>
+      </w:r>
+      <m:oMath>
+        <m:r>
+          <w:rPr>
+            <w:rFonts w:ascii="Cambria Math" w:hAnsi="Cambria Math"/>
+            <w:lang w:eastAsia="ru-RU" w:bidi="ar-SA"/>
+          </w:rPr>
+          <m:t>(rᵢ – r)(rᵢ – r)ᵀ</m:t>
+        </m:r>
+      </m:oMath>
+      <w:r>
+        <w:rPr>
+          <w:lang w:eastAsia="ru-RU" w:bidi="ar-SA"/>
+        </w:rPr>
+        <w:t xml:space="preserve"> – внешнее произведение, дающее матрицу 3 × 3. Производные от поправки на квадрупольный момент Солнца и от негравитационного ускорения в якобиане не учитываются. Такое упрощение оправдано относительной малостью соответствующих ускорений</w:t>
+      </w:r>
+      <w:r>
+        <w:rPr>
+          <w:lang w:eastAsia="ru-RU" w:bidi="ar-SA"/>
+        </w:rPr>
+        <w:t>.</w:t>
+      </w:r>
+    </w:p>
+    <w:p>
+      <w:pPr>
+        <w:pStyle w:val="a1"/>
+        <w:rPr>
+          <w:lang w:eastAsia="ru-RU" w:bidi="ar-SA"/>
+        </w:rPr>
+      </w:pPr>
+      <w:r>
+        <w:rPr>
+          <w:lang w:eastAsia="ru-RU" w:bidi="ar-SA"/>
+        </w:rPr>
+        <w:lastRenderedPageBreak/>
+        <w:t xml:space="preserve">Неоднородный член </w:t>
+      </w:r>
+      <m:oMath>
+        <m:r>
+          <w:rPr>
+            <w:rFonts w:ascii="Cambria Math" w:hAnsi="Cambria Math"/>
+            <w:lang w:eastAsia="ru-RU" w:bidi="ar-SA"/>
+          </w:rPr>
+          <m:t>∂F/∂β</m:t>
+        </m:r>
+      </m:oMath>
+      <w:r>
+        <w:rPr>
+          <w:lang w:eastAsia="ru-RU" w:bidi="ar-SA"/>
+        </w:rPr>
+        <w:t xml:space="preserve"> имеет размер 6 × 9 и распадается на блоки в соответствии с разбиением состояния </w:t>
+      </w:r>
+      <m:oMath>
+        <m:r>
+          <w:rPr>
+            <w:rFonts w:ascii="Cambria Math" w:hAnsi="Cambria Math"/>
+            <w:lang w:eastAsia="ru-RU" w:bidi="ar-SA"/>
+          </w:rPr>
+          <m:t>X = (r, v)ᵀ</m:t>
+        </m:r>
+      </m:oMath>
+      <w:r>
+        <w:rPr>
+          <w:lang w:eastAsia="ru-RU" w:bidi="ar-SA"/>
+        </w:rPr>
+        <w:t xml:space="preserve"> и вектора параметров </w:t>
+      </w:r>
+      <m:oMath>
+        <m:r>
+          <w:rPr>
+            <w:rFonts w:ascii="Cambria Math" w:hAnsi="Cambria Math"/>
+            <w:lang w:eastAsia="ru-RU" w:bidi="ar-SA"/>
+          </w:rPr>
+          <m:t>β = (r₀, v₀, A)ᵀ, где A = (A₁, A₂, A₃)ᵀ:</m:t>
+        </m:r>
+      </m:oMath>
+    </w:p>
+    <w:p>
+      <w:pPr>
+        <w:pStyle w:val="a1"/>
+        <w:rPr>
+          <w:lang w:eastAsia="ru-RU" w:bidi="ar-SA"/>
+        </w:rPr>
+      </w:pPr>
+      <w:r>
+        <w:rPr>
+          <w:lang w:eastAsia="ru-RU" w:bidi="ar-SA"/>
+        </w:rPr>
+        <w:t xml:space="preserve">Все блоки, кроме одного, равны нулю. Производные по компонентам начального состояния </w:t>
+      </w:r>
+      <m:oMath>
+        <m:r>
+          <w:rPr>
+            <w:rFonts w:ascii="Cambria Math" w:hAnsi="Cambria Math"/>
+            <w:lang w:eastAsia="ru-RU" w:bidi="ar-SA"/>
+          </w:rPr>
+          <m:t>r₀</m:t>
+        </m:r>
+      </m:oMath>
+      <w:r>
+        <w:rPr>
+          <w:lang w:eastAsia="ru-RU" w:bidi="ar-SA"/>
+        </w:rPr>
+        <w:t xml:space="preserve"> и </w:t>
+      </w:r>
+      <m:oMath>
+        <m:r>
+          <w:rPr>
+            <w:rFonts w:ascii="Cambria Math" w:hAnsi="Cambria Math"/>
+            <w:lang w:eastAsia="ru-RU" w:bidi="ar-SA"/>
+          </w:rPr>
+          <m:t>v₀</m:t>
+        </m:r>
+      </m:oMath>
+      <w:r>
+        <w:rPr>
+          <w:lang w:eastAsia="ru-RU" w:bidi="ar-SA"/>
+        </w:rPr>
+        <w:t xml:space="preserve"> обращаются в ноль, поскольку правая часть </w:t>
+      </w:r>
+      <m:oMath>
+        <m:r>
+          <w:rPr>
+            <w:rFonts w:ascii="Cambria Math" w:hAnsi="Cambria Math"/>
+            <w:lang w:eastAsia="ru-RU" w:bidi="ar-SA"/>
+          </w:rPr>
+          <m:t>F</m:t>
+        </m:r>
+      </m:oMath>
+      <w:r>
+        <w:rPr>
+          <w:lang w:eastAsia="ru-RU" w:bidi="ar-SA"/>
+        </w:rPr>
+        <w:t xml:space="preserve"> не зависит явно от начального</w:t>
+      </w:r>
+      <w:r>
+        <w:rPr>
+          <w:lang w:eastAsia="ru-RU" w:bidi="ar-SA"/>
+        </w:rPr>
+        <w:t>.</w:t>
+      </w:r>
+      <w:r>
+        <w:rPr>
+          <w:lang w:eastAsia="ru-RU" w:bidi="ar-SA"/>
+        </w:rPr>
+        <w:t xml:space="preserve"> Производные ускорения </w:t>
+      </w:r>
+      <m:oMath>
+        <m:r>
+          <w:rPr>
+            <w:rFonts w:ascii="Cambria Math" w:hAnsi="Cambria Math"/>
+            <w:lang w:val="en-US" w:eastAsia="ru-RU" w:bidi="ar-SA"/>
+          </w:rPr>
+          <m:t>a</m:t>
+        </m:r>
+      </m:oMath>
+      <w:r>
+        <w:rPr>
+          <w:lang w:eastAsia="ru-RU" w:bidi="ar-SA"/>
+        </w:rPr>
+        <w:t xml:space="preserve"> по коэффициентам Марсдена ненулевые, так как </w:t>
+      </w:r>
+      <m:oMath>
+        <m:r>
+          <w:rPr>
+            <w:rFonts w:ascii="Cambria Math" w:hAnsi="Cambria Math"/>
+            <w:lang w:eastAsia="ru-RU" w:bidi="ar-SA"/>
+          </w:rPr>
+          <m:t>A₁, A₂, A₃</m:t>
+        </m:r>
+      </m:oMath>
+      <w:r>
+        <w:rPr>
+          <w:lang w:eastAsia="ru-RU" w:bidi="ar-SA"/>
+        </w:rPr>
+        <w:t xml:space="preserve"> входят напрямую в негравитационное слагаемое (3.6); производные </w:t>
+      </w:r>
+      <m:oMath>
+        <m:r>
+          <w:rPr>
+            <w:rFonts w:ascii="Cambria Math" w:hAnsi="Cambria Math"/>
+            <w:lang w:val="en-US" w:eastAsia="ru-RU" w:bidi="ar-SA"/>
+          </w:rPr>
+          <m:t>v</m:t>
+        </m:r>
+      </m:oMath>
+      <w:r>
+        <w:rPr>
+          <w:lang w:eastAsia="ru-RU" w:bidi="ar-SA"/>
+        </w:rPr>
+        <w:t xml:space="preserve"> по </w:t>
+      </w:r>
+      <m:oMath>
+        <m:r>
+          <w:rPr>
+            <w:rFonts w:ascii="Cambria Math" w:hAnsi="Cambria Math"/>
+            <w:lang w:val="en-US" w:eastAsia="ru-RU" w:bidi="ar-SA"/>
+          </w:rPr>
+          <m:t>A</m:t>
+        </m:r>
+      </m:oMath>
+      <w:r>
+        <w:rPr>
+          <w:lang w:eastAsia="ru-RU" w:bidi="ar-SA"/>
+        </w:rPr>
+        <w:t xml:space="preserve"> тождественно нулевые, поскольку первое уравнение системы (3.1) от </w:t>
+      </w:r>
+      <m:oMath>
+        <m:r>
+          <w:rPr>
+            <w:rFonts w:ascii="Cambria Math" w:hAnsi="Cambria Math"/>
+            <w:lang w:val="en-US" w:eastAsia="ru-RU" w:bidi="ar-SA"/>
+          </w:rPr>
+          <m:t>A</m:t>
+        </m:r>
+      </m:oMath>
+      <w:r>
+        <w:rPr>
+          <w:lang w:eastAsia="ru-RU" w:bidi="ar-SA"/>
+        </w:rPr>
+        <w:t xml:space="preserve"> не зависит. Единственный нетривиальный блок </w:t>
+      </w:r>
+      <m:oMath>
+        <m:r>
+          <w:rPr>
+            <w:rFonts w:ascii="Cambria Math" w:hAnsi="Cambria Math"/>
+            <w:lang w:eastAsia="ru-RU" w:bidi="ar-SA"/>
+          </w:rPr>
+          <m:t>∂a/∂A</m:t>
+        </m:r>
+      </m:oMath>
+      <w:r>
+        <w:rPr>
+          <w:lang w:eastAsia="ru-RU" w:bidi="ar-SA"/>
+        </w:rPr>
+        <w:t xml:space="preserve"> размера 3 × 3 получается дифференцированием (3.6) по компонентам </w:t>
+      </w:r>
+      <m:oMath>
+        <m:r>
+          <w:rPr>
+            <w:rFonts w:ascii="Cambria Math" w:hAnsi="Cambria Math"/>
+            <w:lang w:eastAsia="ru-RU" w:bidi="ar-SA"/>
+          </w:rPr>
+          <m:t>A</m:t>
+        </m:r>
+      </m:oMath>
+      <w:r>
+        <w:rPr>
+          <w:lang w:eastAsia="ru-RU" w:bidi="ar-SA"/>
+        </w:rPr>
+        <w:t>:</w:t>
+      </w:r>
+    </w:p>
+    <w:p>
+      <w:pPr>
+        <w:pStyle w:val="a1"/>
+        <w:rPr>
+          <w:lang w:eastAsia="ru-RU" w:bidi="ar-SA"/>
+        </w:rPr>
+      </w:pPr>
+      <m:oMath>
+        <m:r>
+          <w:rPr>
+            <w:rFonts w:ascii="Cambria Math" w:hAnsi="Cambria Math"/>
+            <w:lang w:eastAsia="ru-RU" w:bidi="ar-SA"/>
+          </w:rPr>
+          <m:t xml:space="preserve">∂a/∂A = g(r) · [e_R | e_T | e_N],     </m:t>
+        </m:r>
+      </m:oMath>
+      <w:r>
+        <w:rPr>
+          <w:lang w:eastAsia="ru-RU" w:bidi="ar-SA"/>
+        </w:rPr>
+        <w:t xml:space="preserve"> (3.27)</w:t>
+      </w:r>
+    </w:p>
+    <w:p>
+      <w:pPr>
+        <w:pStyle w:val="a1"/>
+        <w:rPr>
+          <w:lang w:eastAsia="ru-RU" w:bidi="ar-SA"/>
+        </w:rPr>
+      </w:pPr>
+      <w:r>
+        <w:rPr>
+          <w:lang w:eastAsia="ru-RU" w:bidi="ar-SA"/>
+        </w:rPr>
+        <w:t xml:space="preserve">где </w:t>
+      </w:r>
+      <m:oMath>
+        <m:r>
+          <w:rPr>
+            <w:rFonts w:ascii="Cambria Math" w:hAnsi="Cambria Math"/>
+            <w:lang w:eastAsia="ru-RU" w:bidi="ar-SA"/>
+          </w:rPr>
+          <m:t>e_R, e_T, e_N</m:t>
+        </m:r>
+      </m:oMath>
+      <w:r>
+        <w:rPr>
+          <w:lang w:eastAsia="ru-RU" w:bidi="ar-SA"/>
+        </w:rPr>
+        <w:t xml:space="preserve"> – орты орбитального базиса, рассматриваемые как столбцы матрицы 3 × 3. Эта матрица невырожде</w:t>
+      </w:r>
+      <w:proofErr w:type="spellStart"/>
+      <w:r>
+        <w:rPr>
+          <w:lang w:eastAsia="ru-RU" w:bidi="ar-SA"/>
+        </w:rPr>
+        <w:t>на</w:t>
+      </w:r>
+      <w:proofErr w:type="spellEnd"/>
+      <w:r>
+        <w:rPr>
+          <w:lang w:eastAsia="ru-RU" w:bidi="ar-SA"/>
+        </w:rPr>
+        <w:t xml:space="preserve"> при ненулевой </w:t>
+      </w:r>
+      <m:oMath>
+        <m:r>
+          <w:rPr>
+            <w:rFonts w:ascii="Cambria Math" w:hAnsi="Cambria Math"/>
+            <w:lang w:eastAsia="ru-RU" w:bidi="ar-SA"/>
+          </w:rPr>
+          <m:t>g(r)</m:t>
+        </m:r>
+      </m:oMath>
+      <w:r>
+        <w:rPr>
+          <w:lang w:eastAsia="ru-RU" w:bidi="ar-SA"/>
+        </w:rPr>
+        <w:t>, поскольку её столбцы образуют ортонормированную тройку. Окончательно неоднородный член записывается в виде</w:t>
+      </w:r>
+    </w:p>
+    <w:p>
+      <w:pPr>
+        <w:pStyle w:val="a1"/>
+        <w:rPr>
+          <w:lang w:eastAsia="ru-RU" w:bidi="ar-SA"/>
+        </w:rPr>
+      </w:pPr>
+      <m:oMath>
+        <m:r>
+          <w:rPr>
+            <w:rFonts w:ascii="Cambria Math" w:hAnsi="Cambria Math"/>
+            <w:lang w:eastAsia="ru-RU" w:bidi="ar-SA"/>
+          </w:rPr>
+          <m:t>∂F/∂β =</m:t>
+        </m:r>
+        <m:d>
+          <m:dPr>
+            <m:begChr m:val="["/>
+            <m:endChr m:val="]"/>
+            <m:ctrlPr>
+              <w:rPr>
+                <w:rFonts w:ascii="Cambria Math" w:hAnsi="Cambria Math"/>
+                <w:i/>
+                <w:lang w:eastAsia="ru-RU" w:bidi="ar-SA"/>
+              </w:rPr>
+            </m:ctrlPr>
+          </m:dPr>
+          <m:e>
+            <m:m>
+              <m:mPr>
+                <m:mcs>
+                  <m:mc>
+                    <m:mcPr>
+                      <m:count m:val="2"/>
+                      <m:mcJc m:val="center"/>
+                    </m:mcPr>
+                  </m:mc>
+                </m:mcs>
+                <m:ctrlPr>
+                  <w:rPr>
+                    <w:rFonts w:ascii="Cambria Math" w:hAnsi="Cambria Math"/>
+                    <w:i/>
+                    <w:lang w:eastAsia="ru-RU" w:bidi="ar-SA"/>
+                  </w:rPr>
+                </m:ctrlPr>
+              </m:mPr>
+              <m:mr>
+                <m:e>
+                  <m:r>
+                    <w:rPr>
+                      <w:rFonts w:ascii="Cambria Math" w:hAnsi="Cambria Math"/>
+                      <w:lang w:eastAsia="ru-RU" w:bidi="ar-SA"/>
+                    </w:rPr>
+                    <m:t>0₃ₓ₆</m:t>
+                  </m:r>
+                </m:e>
+                <m:e>
+                  <m:r>
+                    <w:rPr>
+                      <w:rFonts w:ascii="Cambria Math" w:hAnsi="Cambria Math"/>
+                      <w:lang w:eastAsia="ru-RU" w:bidi="ar-SA"/>
+                    </w:rPr>
+                    <m:t>0₃ₓ₃</m:t>
+                  </m:r>
+                </m:e>
+              </m:mr>
+              <m:mr>
+                <m:e>
+                  <m:r>
+                    <w:rPr>
+                      <w:rFonts w:ascii="Cambria Math" w:hAnsi="Cambria Math"/>
+                      <w:lang w:eastAsia="ru-RU" w:bidi="ar-SA"/>
+                    </w:rPr>
+                    <m:t>0₃ₓ₆</m:t>
+                  </m:r>
+                </m:e>
+                <m:e>
+                  <m:r>
+                    <w:rPr>
+                      <w:rFonts w:ascii="Cambria Math" w:hAnsi="Cambria Math"/>
+                      <w:lang w:eastAsia="ru-RU" w:bidi="ar-SA"/>
+                    </w:rPr>
+                    <m:t xml:space="preserve"> g(r) · [e_R | e_T | e_N]</m:t>
+                  </m:r>
+                </m:e>
+              </m:mr>
+            </m:m>
+          </m:e>
+        </m:d>
+      </m:oMath>
+      <w:r>
+        <w:rPr>
+          <w:lang w:eastAsia="ru-RU" w:bidi="ar-SA"/>
+        </w:rPr>
+        <w:t xml:space="preserve"> </w:t>
+      </w:r>
+      <w:r>
+        <w:rPr>
+          <w:lang w:eastAsia="ru-RU" w:bidi="ar-SA"/>
+        </w:rPr>
+        <w:t xml:space="preserve">       </w:t>
+      </w:r>
+      <w:r>
+        <w:rPr>
+          <w:lang w:eastAsia="ru-RU" w:bidi="ar-SA"/>
+        </w:rPr>
+        <w:t>(3.28)</w:t>
+      </w:r>
+    </w:p>
+    <w:p>
+      <w:pPr>
+        <w:pStyle w:val="a1"/>
+        <w:rPr>
+          <w:lang w:eastAsia="ru-RU" w:bidi="ar-SA"/>
+        </w:rPr>
+      </w:pPr>
+      <w:r>
+        <w:rPr>
+          <w:lang w:eastAsia="ru-RU" w:bidi="ar-SA"/>
+        </w:rPr>
+        <w:t xml:space="preserve">Расширенная система, объединяющая уравнения движения и уравнения в вариациях, состоит из 6 + 54 = 60 </w:t>
+      </w:r>
+      <w:r>
+        <w:rPr>
+          <w:lang w:eastAsia="ru-RU" w:bidi="ar-SA"/>
+        </w:rPr>
+        <w:t>переменных</w:t>
+      </w:r>
+      <w:r>
+        <w:rPr>
+          <w:lang w:eastAsia="ru-RU" w:bidi="ar-SA"/>
+        </w:rPr>
+        <w:t xml:space="preserve"> и интегрируется тем же методом Рунге–Кутты четвёртого порядка с тем же шагом 0.0125 суток, что и базовая динамика. Реализация использует единый интерфейс правой части для расширенного состояния, что инкапсулировано в типе </w:t>
+      </w:r>
+      <w:proofErr w:type="spellStart"/>
+      <w:r>
+        <w:rPr>
+          <w:lang w:eastAsia="ru-RU" w:bidi="ar-SA"/>
+        </w:rPr>
+        <w:t>ExtendedState</w:t>
+      </w:r>
+      <w:proofErr w:type="spellEnd"/>
+      <w:r>
+        <w:rPr>
+          <w:lang w:eastAsia="ru-RU" w:bidi="ar-SA"/>
+        </w:rPr>
+        <w:t xml:space="preserve"> (см. 3.2.1).</w:t>
+      </w:r>
+    </w:p>
+    <w:p>
+      <w:pPr>
+        <w:pStyle w:val="a1"/>
+        <w:rPr>
+          <w:lang w:eastAsia="ru-RU" w:bidi="ar-SA"/>
+        </w:rPr>
+      </w:pPr>
+    </w:p>
+    <w:p>
+      <w:pPr>
+        <w:pStyle w:val="3"/>
+        <w:rPr>
+          <w:rFonts w:eastAsia="Noto Serif CJK SC"/>
+        </w:rPr>
+      </w:pPr>
+      <w:bookmarkStart w:id="35" w:name="_Toc228565313"/>
+      <w:bookmarkStart w:id="36" w:name="_Toc228645309"/>
+      <w:bookmarkStart w:id="37" w:name="_Toc228646475"/>
+      <w:r>
+        <w:rPr>
+          <w:rFonts w:eastAsia="Noto Serif CJK SC"/>
+        </w:rPr>
+        <w:t>3.2 Программная реализация</w:t>
+      </w:r>
+      <w:bookmarkEnd w:id="35"/>
+      <w:bookmarkEnd w:id="36"/>
+      <w:bookmarkEnd w:id="37"/>
+    </w:p>
+    <w:p>
+      <w:pPr>
+        <w:pStyle w:val="a1"/>
+        <w:rPr>
+          <w:lang w:eastAsia="ru-RU" w:bidi="ar-SA"/>
+        </w:rPr>
+      </w:pPr>
     </w:p>
     <w:p>
       <w:pPr>
@@ -13651,52 +18539,16 @@
         <w:rPr>
           <w:rFonts w:eastAsia="Noto Serif CJK SC"/>
         </w:rPr>
-        <w:t>3.1.4 Метод Гаусса-Ньютона</w:t>
-      </w:r>
-    </w:p>
-    <w:p>
-      <w:pPr>
-        <w:pStyle w:val="4"/>
-        <w:rPr>
-          <w:rFonts w:eastAsia="Noto Serif CJK SC"/>
-        </w:rPr>
-      </w:pPr>
-      <w:r>
-        <w:rPr>
-          <w:rFonts w:eastAsia="Noto Serif CJK SC"/>
-        </w:rPr>
-        <w:t>3.1.5 Уравнения в вариациях</w:t>
-      </w:r>
-    </w:p>
-    <w:p>
-      <w:pPr>
-        <w:pStyle w:val="3"/>
-        <w:rPr>
-          <w:rFonts w:eastAsia="Noto Serif CJK SC"/>
-        </w:rPr>
-      </w:pPr>
-      <w:bookmarkStart w:id="14" w:name="_Toc228565313"/>
-      <w:r>
-        <w:rPr>
-          <w:rFonts w:eastAsia="Noto Serif CJK SC"/>
-        </w:rPr>
-        <w:t>3.2 Программная реализация</w:t>
-      </w:r>
-      <w:bookmarkEnd w:id="14"/>
-    </w:p>
-    <w:p>
-      <w:pPr>
-        <w:pStyle w:val="4"/>
-        <w:rPr>
-          <w:rFonts w:eastAsia="Noto Serif CJK SC"/>
-        </w:rPr>
-      </w:pPr>
-      <w:r>
-        <w:rPr>
-          <w:rFonts w:eastAsia="Noto Serif CJK SC"/>
-        </w:rPr>
         <w:t>3.2.1 Архитектура программной реализации</w:t>
       </w:r>
+    </w:p>
+    <w:p>
+      <w:pPr>
+        <w:pStyle w:val="a1"/>
+        <w:rPr>
+          <w:lang w:eastAsia="ru-RU" w:bidi="ar-SA"/>
+        </w:rPr>
+      </w:pPr>
     </w:p>
     <w:p>
       <w:pPr>
@@ -13721,6 +18573,7 @@
         </w:rPr>
       </w:pPr>
       <w:r>
+        <w:lastRenderedPageBreak/>
         <w:br w:type="page"/>
       </w:r>
     </w:p>
@@ -13731,7 +18584,9 @@
           <w:rFonts w:eastAsia="Noto Serif CJK SC"/>
         </w:rPr>
       </w:pPr>
-      <w:bookmarkStart w:id="15" w:name="_Toc228565314"/>
+      <w:bookmarkStart w:id="38" w:name="_Toc228565314"/>
+      <w:bookmarkStart w:id="39" w:name="_Toc228645310"/>
+      <w:bookmarkStart w:id="40" w:name="_Toc228646476"/>
       <w:r>
         <w:rPr>
           <w:rFonts w:eastAsia="Noto Serif CJK SC"/>
@@ -13739,7 +18594,9 @@
         <w:lastRenderedPageBreak/>
         <w:t>4 Исследование свойств решения</w:t>
       </w:r>
-      <w:bookmarkEnd w:id="15"/>
+      <w:bookmarkEnd w:id="38"/>
+      <w:bookmarkEnd w:id="39"/>
+      <w:bookmarkEnd w:id="40"/>
     </w:p>
     <w:p>
       <w:pPr>
@@ -13757,11 +18614,15 @@
       <w:pPr>
         <w:pStyle w:val="2"/>
       </w:pPr>
-      <w:bookmarkStart w:id="16" w:name="_Toc228565315"/>
+      <w:bookmarkStart w:id="41" w:name="_Toc228645311"/>
+      <w:bookmarkStart w:id="42" w:name="_Toc228646477"/>
       <w:r>
         <w:lastRenderedPageBreak/>
         <w:t>5 Безопасность жизнедеятельности</w:t>
       </w:r>
+      <w:bookmarkStart w:id="43" w:name="_Toc228565315"/>
+      <w:bookmarkEnd w:id="41"/>
+      <w:bookmarkEnd w:id="42"/>
     </w:p>
     <w:p>
       <w:pPr>
@@ -13788,6 +18649,8 @@
           <w:rFonts w:cs="Times New Roman"/>
         </w:rPr>
       </w:pPr>
+      <w:bookmarkStart w:id="44" w:name="_Toc228645312"/>
+      <w:bookmarkStart w:id="45" w:name="_Toc228646478"/>
       <w:r>
         <w:rPr>
           <w:rFonts w:cs="Times New Roman"/>
@@ -13796,7 +18659,9 @@
         <w:lastRenderedPageBreak/>
         <w:t>ЗАКЛЮЧЕНИЕ</w:t>
       </w:r>
-      <w:bookmarkEnd w:id="16"/>
+      <w:bookmarkEnd w:id="43"/>
+      <w:bookmarkEnd w:id="44"/>
+      <w:bookmarkEnd w:id="45"/>
     </w:p>
     <w:p>
       <w:pPr>
@@ -13833,8 +18698,10 @@
           <w:rFonts w:cs="Times New Roman"/>
         </w:rPr>
       </w:pPr>
-      <w:bookmarkStart w:id="17" w:name="_Toc73173388"/>
-      <w:bookmarkStart w:id="18" w:name="_Toc228565316"/>
+      <w:bookmarkStart w:id="46" w:name="_Toc73173388"/>
+      <w:bookmarkStart w:id="47" w:name="_Toc228565316"/>
+      <w:bookmarkStart w:id="48" w:name="_Toc228645313"/>
+      <w:bookmarkStart w:id="49" w:name="_Toc228646479"/>
       <w:r>
         <w:rPr>
           <w:rFonts w:cs="Times New Roman"/>
@@ -13842,8 +18709,10 @@
         <w:lastRenderedPageBreak/>
         <w:t>СПИСОК ИСПОЛЬЗОВАННЫХ ИСТОЧНИКОВ</w:t>
       </w:r>
-      <w:bookmarkEnd w:id="17"/>
-      <w:bookmarkEnd w:id="18"/>
+      <w:bookmarkEnd w:id="46"/>
+      <w:bookmarkEnd w:id="47"/>
+      <w:bookmarkEnd w:id="48"/>
+      <w:bookmarkEnd w:id="49"/>
     </w:p>
     <w:p>
       <w:pPr>
@@ -13922,11 +18791,33 @@
           <w:lang w:val="en-US"/>
         </w:rPr>
       </w:pPr>
+      <w:proofErr w:type="spellStart"/>
       <w:r>
         <w:rPr>
           <w:lang w:val="en-US"/>
         </w:rPr>
-        <w:t>Kakharov S., Loeb A. Galactic Trajectories of Interstellar Objects 1I/'Oumuamua, 2I/Borisov, and 3I/Atlas //arXiv preprint arXiv:2408.02739. – 2024.</w:t>
+        <w:t>Kakharov</w:t>
+      </w:r>
+      <w:proofErr w:type="spellEnd"/>
+      <w:r>
+        <w:rPr>
+          <w:lang w:val="en-US"/>
+        </w:rPr>
+        <w:t xml:space="preserve"> S., Loeb A. Galactic Trajectories of Interstellar Objects 1I/'Oumuamua, 2I/Borisov, and 3I/Atlas //</w:t>
+      </w:r>
+      <w:proofErr w:type="spellStart"/>
+      <w:r>
+        <w:rPr>
+          <w:lang w:val="en-US"/>
+        </w:rPr>
+        <w:t>arXiv</w:t>
+      </w:r>
+      <w:proofErr w:type="spellEnd"/>
+      <w:r>
+        <w:rPr>
+          <w:lang w:val="en-US"/>
+        </w:rPr>
+        <w:t xml:space="preserve"> preprint arXiv:2408.02739. – 2024.</w:t>
       </w:r>
     </w:p>
     <w:p>
@@ -13944,7 +18835,35 @@
         <w:rPr>
           <w:lang w:val="en-US"/>
         </w:rPr>
-        <w:t>Hibberd A., Crowl A., Loeb A. Is the Interstellar Object 3I/ATLAS Alien Technology? //arXiv preprint arXiv:2507.12213. – 2025.</w:t>
+        <w:t xml:space="preserve">Hibberd A., </w:t>
+      </w:r>
+      <w:proofErr w:type="spellStart"/>
+      <w:r>
+        <w:rPr>
+          <w:lang w:val="en-US"/>
+        </w:rPr>
+        <w:t>Crowl</w:t>
+      </w:r>
+      <w:proofErr w:type="spellEnd"/>
+      <w:r>
+        <w:rPr>
+          <w:lang w:val="en-US"/>
+        </w:rPr>
+        <w:t xml:space="preserve"> A., Loeb A. Is the Interstellar Object 3I/ATLAS Alien Technology? //</w:t>
+      </w:r>
+      <w:proofErr w:type="spellStart"/>
+      <w:r>
+        <w:rPr>
+          <w:lang w:val="en-US"/>
+        </w:rPr>
+        <w:t>arXiv</w:t>
+      </w:r>
+      <w:proofErr w:type="spellEnd"/>
+      <w:r>
+        <w:rPr>
+          <w:lang w:val="en-US"/>
+        </w:rPr>
+        <w:t xml:space="preserve"> preprint arXiv:2507.12213. – 2025.</w:t>
       </w:r>
     </w:p>
     <w:p>
@@ -13962,7 +18881,35 @@
         <w:rPr>
           <w:lang w:val="en-US"/>
         </w:rPr>
-        <w:t>Loeb A., Hibberd A., Crowl A. Intercepting 3I/ATLAS at Closest Approach to Jupiter with the Juno spacecraft //arXiv preprint arXiv:2507.21402. – 2025.</w:t>
+        <w:t xml:space="preserve">Loeb A., Hibberd A., </w:t>
+      </w:r>
+      <w:proofErr w:type="spellStart"/>
+      <w:r>
+        <w:rPr>
+          <w:lang w:val="en-US"/>
+        </w:rPr>
+        <w:t>Crowl</w:t>
+      </w:r>
+      <w:proofErr w:type="spellEnd"/>
+      <w:r>
+        <w:rPr>
+          <w:lang w:val="en-US"/>
+        </w:rPr>
+        <w:t xml:space="preserve"> A. Intercepting 3I/ATLAS at Closest Approach to Jupiter with the Juno spacecraft //</w:t>
+      </w:r>
+      <w:proofErr w:type="spellStart"/>
+      <w:r>
+        <w:rPr>
+          <w:lang w:val="en-US"/>
+        </w:rPr>
+        <w:t>arXiv</w:t>
+      </w:r>
+      <w:proofErr w:type="spellEnd"/>
+      <w:r>
+        <w:rPr>
+          <w:lang w:val="en-US"/>
+        </w:rPr>
+        <w:t xml:space="preserve"> preprint arXiv:2507.21402. – 2025.</w:t>
       </w:r>
     </w:p>
     <w:p>
@@ -13980,7 +18927,21 @@
         <w:rPr>
           <w:lang w:val="en-US"/>
         </w:rPr>
-        <w:t>Eubanks T. M. et al. 3I/ATLAS (C/2025 N1): Direct Spacecraft Exploration of a Possible Relic of Planetary Formation at" Cosmic Noon" //arXiv preprint arXiv:2508.15768. – 2025.</w:t>
+        <w:t>Eubanks T. M. et al. 3I/ATLAS (C/2025 N1): Direct Spacecraft Exploration of a Possible Relic of Planetary Formation at" Cosmic Noon" //</w:t>
+      </w:r>
+      <w:proofErr w:type="spellStart"/>
+      <w:r>
+        <w:rPr>
+          <w:lang w:val="en-US"/>
+        </w:rPr>
+        <w:t>arXiv</w:t>
+      </w:r>
+      <w:proofErr w:type="spellEnd"/>
+      <w:r>
+        <w:rPr>
+          <w:lang w:val="en-US"/>
+        </w:rPr>
+        <w:t xml:space="preserve"> preprint arXiv:2508.15768. – 2025.</w:t>
       </w:r>
     </w:p>
     <w:p>
@@ -14302,7 +19263,9 @@
           <w:rFonts w:cs="Times New Roman"/>
         </w:rPr>
       </w:pPr>
-      <w:bookmarkStart w:id="19" w:name="_Toc228565317"/>
+      <w:bookmarkStart w:id="50" w:name="_Toc228565317"/>
+      <w:bookmarkStart w:id="51" w:name="_Toc228645314"/>
+      <w:bookmarkStart w:id="52" w:name="_Toc228646480"/>
       <w:r>
         <w:rPr>
           <w:rFonts w:cs="Times New Roman"/>
@@ -14311,7 +19274,9 @@
         <w:lastRenderedPageBreak/>
         <w:t>ПРИЛОЖЕНИЕ А</w:t>
       </w:r>
-      <w:bookmarkEnd w:id="19"/>
+      <w:bookmarkEnd w:id="50"/>
+      <w:bookmarkEnd w:id="51"/>
+      <w:bookmarkEnd w:id="52"/>
     </w:p>
     <w:p>
       <w:pPr>
@@ -14714,6 +19679,181 @@
     </w:lvl>
   </w:abstractNum>
   <w:abstractNum w:abstractNumId="3" w15:restartNumberingAfterBreak="0">
+    <w:nsid w:val="23384726"/>
+    <w:multiLevelType w:val="multilevel"/>
+    <w:tmpl w:val="7C30B4A2"/>
+    <w:lvl w:ilvl="0">
+      <w:start w:val="1"/>
+      <w:numFmt w:val="bullet"/>
+      <w:lvlText w:val=""/>
+      <w:lvlJc w:val="left"/>
+      <w:pPr>
+        <w:ind w:left="720" w:hanging="720"/>
+      </w:pPr>
+      <w:rPr>
+        <w:rFonts w:ascii="Symbol" w:hAnsi="Symbol" w:hint="default"/>
+      </w:rPr>
+    </w:lvl>
+    <w:lvl w:ilvl="1">
+      <w:start w:val="1"/>
+      <w:numFmt w:val="lowerLetter"/>
+      <w:lvlText w:val="%2."/>
+      <w:lvlJc w:val="left"/>
+      <w:pPr>
+        <w:ind w:left="1440" w:hanging="360"/>
+      </w:pPr>
+    </w:lvl>
+    <w:lvl w:ilvl="2">
+      <w:start w:val="1"/>
+      <w:numFmt w:val="lowerRoman"/>
+      <w:lvlText w:val="%3."/>
+      <w:lvlJc w:val="right"/>
+      <w:pPr>
+        <w:ind w:left="2160" w:hanging="180"/>
+      </w:pPr>
+    </w:lvl>
+    <w:lvl w:ilvl="3">
+      <w:start w:val="1"/>
+      <w:numFmt w:val="decimal"/>
+      <w:lvlText w:val="%4."/>
+      <w:lvlJc w:val="left"/>
+      <w:pPr>
+        <w:ind w:left="2880" w:hanging="360"/>
+      </w:pPr>
+    </w:lvl>
+    <w:lvl w:ilvl="4">
+      <w:start w:val="1"/>
+      <w:numFmt w:val="lowerLetter"/>
+      <w:lvlText w:val="%5."/>
+      <w:lvlJc w:val="left"/>
+      <w:pPr>
+        <w:ind w:left="3600" w:hanging="360"/>
+      </w:pPr>
+    </w:lvl>
+    <w:lvl w:ilvl="5">
+      <w:start w:val="1"/>
+      <w:numFmt w:val="lowerRoman"/>
+      <w:lvlText w:val="%6."/>
+      <w:lvlJc w:val="right"/>
+      <w:pPr>
+        <w:ind w:left="4320" w:hanging="180"/>
+      </w:pPr>
+    </w:lvl>
+    <w:lvl w:ilvl="6">
+      <w:start w:val="1"/>
+      <w:numFmt w:val="decimal"/>
+      <w:lvlText w:val="%7."/>
+      <w:lvlJc w:val="left"/>
+      <w:pPr>
+        <w:ind w:left="5040" w:hanging="360"/>
+      </w:pPr>
+    </w:lvl>
+    <w:lvl w:ilvl="7">
+      <w:start w:val="1"/>
+      <w:numFmt w:val="lowerLetter"/>
+      <w:lvlText w:val="%8."/>
+      <w:lvlJc w:val="left"/>
+      <w:pPr>
+        <w:ind w:left="5760" w:hanging="360"/>
+      </w:pPr>
+    </w:lvl>
+    <w:lvl w:ilvl="8">
+      <w:start w:val="1"/>
+      <w:numFmt w:val="lowerRoman"/>
+      <w:lvlText w:val="%9."/>
+      <w:lvlJc w:val="right"/>
+      <w:pPr>
+        <w:ind w:left="6480" w:hanging="180"/>
+      </w:pPr>
+    </w:lvl>
+  </w:abstractNum>
+  <w:abstractNum w:abstractNumId="4" w15:restartNumberingAfterBreak="0">
+    <w:nsid w:val="2747174E"/>
+    <w:multiLevelType w:val="multilevel"/>
+    <w:tmpl w:val="4C889698"/>
+    <w:lvl w:ilvl="0">
+      <w:start w:val="1"/>
+      <w:numFmt w:val="decimal"/>
+      <w:lvlText w:val="%1."/>
+      <w:lvlJc w:val="left"/>
+      <w:pPr>
+        <w:ind w:left="720" w:hanging="720"/>
+      </w:pPr>
+    </w:lvl>
+    <w:lvl w:ilvl="1">
+      <w:start w:val="1"/>
+      <w:numFmt w:val="lowerLetter"/>
+      <w:lvlText w:val="%2."/>
+      <w:lvlJc w:val="left"/>
+      <w:pPr>
+        <w:ind w:left="1440" w:hanging="360"/>
+      </w:pPr>
+    </w:lvl>
+    <w:lvl w:ilvl="2">
+      <w:start w:val="1"/>
+      <w:numFmt w:val="lowerRoman"/>
+      <w:lvlText w:val="%3."/>
+      <w:lvlJc w:val="right"/>
+      <w:pPr>
+        <w:ind w:left="2160" w:hanging="180"/>
+      </w:pPr>
+    </w:lvl>
+    <w:lvl w:ilvl="3">
+      <w:start w:val="1"/>
+      <w:numFmt w:val="decimal"/>
+      <w:lvlText w:val="%4."/>
+      <w:lvlJc w:val="left"/>
+      <w:pPr>
+        <w:ind w:left="2880" w:hanging="360"/>
+      </w:pPr>
+    </w:lvl>
+    <w:lvl w:ilvl="4">
+      <w:start w:val="1"/>
+      <w:numFmt w:val="lowerLetter"/>
+      <w:lvlText w:val="%5."/>
+      <w:lvlJc w:val="left"/>
+      <w:pPr>
+        <w:ind w:left="3600" w:hanging="360"/>
+      </w:pPr>
+    </w:lvl>
+    <w:lvl w:ilvl="5">
+      <w:start w:val="1"/>
+      <w:numFmt w:val="lowerRoman"/>
+      <w:lvlText w:val="%6."/>
+      <w:lvlJc w:val="right"/>
+      <w:pPr>
+        <w:ind w:left="4320" w:hanging="180"/>
+      </w:pPr>
+    </w:lvl>
+    <w:lvl w:ilvl="6">
+      <w:start w:val="1"/>
+      <w:numFmt w:val="decimal"/>
+      <w:lvlText w:val="%7."/>
+      <w:lvlJc w:val="left"/>
+      <w:pPr>
+        <w:ind w:left="5040" w:hanging="360"/>
+      </w:pPr>
+    </w:lvl>
+    <w:lvl w:ilvl="7">
+      <w:start w:val="1"/>
+      <w:numFmt w:val="lowerLetter"/>
+      <w:lvlText w:val="%8."/>
+      <w:lvlJc w:val="left"/>
+      <w:pPr>
+        <w:ind w:left="5760" w:hanging="360"/>
+      </w:pPr>
+    </w:lvl>
+    <w:lvl w:ilvl="8">
+      <w:start w:val="1"/>
+      <w:numFmt w:val="lowerRoman"/>
+      <w:lvlText w:val="%9."/>
+      <w:lvlJc w:val="right"/>
+      <w:pPr>
+        <w:ind w:left="6480" w:hanging="180"/>
+      </w:pPr>
+    </w:lvl>
+  </w:abstractNum>
+  <w:abstractNum w:abstractNumId="5" w15:restartNumberingAfterBreak="0">
     <w:nsid w:val="34A42BB3"/>
     <w:multiLevelType w:val="multilevel"/>
     <w:tmpl w:val="4C889698"/>
@@ -14799,7 +19939,7 @@
       </w:pPr>
     </w:lvl>
   </w:abstractNum>
-  <w:abstractNum w:abstractNumId="4" w15:restartNumberingAfterBreak="0">
+  <w:abstractNum w:abstractNumId="6" w15:restartNumberingAfterBreak="0">
     <w:nsid w:val="36C54FDE"/>
     <w:multiLevelType w:val="multilevel"/>
     <w:tmpl w:val="6664A98C"/>
@@ -14895,7 +20035,7 @@
       </w:pPr>
     </w:lvl>
   </w:abstractNum>
-  <w:abstractNum w:abstractNumId="5" w15:restartNumberingAfterBreak="0">
+  <w:abstractNum w:abstractNumId="7" w15:restartNumberingAfterBreak="0">
     <w:nsid w:val="3C815426"/>
     <w:multiLevelType w:val="multilevel"/>
     <w:tmpl w:val="4C889698"/>
@@ -14981,7 +20121,7 @@
       </w:pPr>
     </w:lvl>
   </w:abstractNum>
-  <w:abstractNum w:abstractNumId="6" w15:restartNumberingAfterBreak="0">
+  <w:abstractNum w:abstractNumId="8" w15:restartNumberingAfterBreak="0">
     <w:nsid w:val="3CC87A2B"/>
     <w:multiLevelType w:val="multilevel"/>
     <w:tmpl w:val="4C889698"/>
@@ -15067,7 +20207,179 @@
       </w:pPr>
     </w:lvl>
   </w:abstractNum>
-  <w:abstractNum w:abstractNumId="7" w15:restartNumberingAfterBreak="0">
+  <w:abstractNum w:abstractNumId="9" w15:restartNumberingAfterBreak="0">
+    <w:nsid w:val="410C187F"/>
+    <w:multiLevelType w:val="multilevel"/>
+    <w:tmpl w:val="ED1C01F2"/>
+    <w:lvl w:ilvl="0">
+      <w:start w:val="1"/>
+      <w:numFmt w:val="decimal"/>
+      <w:lvlText w:val="%1."/>
+      <w:lvlJc w:val="left"/>
+      <w:pPr>
+        <w:ind w:left="720" w:hanging="720"/>
+      </w:pPr>
+    </w:lvl>
+    <w:lvl w:ilvl="1">
+      <w:start w:val="1"/>
+      <w:numFmt w:val="decimal"/>
+      <w:lvlText w:val="%2."/>
+      <w:lvlJc w:val="left"/>
+      <w:pPr>
+        <w:ind w:left="1440" w:hanging="360"/>
+      </w:pPr>
+    </w:lvl>
+    <w:lvl w:ilvl="2">
+      <w:start w:val="1"/>
+      <w:numFmt w:val="lowerRoman"/>
+      <w:lvlText w:val="%3."/>
+      <w:lvlJc w:val="right"/>
+      <w:pPr>
+        <w:ind w:left="2160" w:hanging="180"/>
+      </w:pPr>
+    </w:lvl>
+    <w:lvl w:ilvl="3">
+      <w:start w:val="1"/>
+      <w:numFmt w:val="decimal"/>
+      <w:lvlText w:val="%4."/>
+      <w:lvlJc w:val="left"/>
+      <w:pPr>
+        <w:ind w:left="2880" w:hanging="360"/>
+      </w:pPr>
+    </w:lvl>
+    <w:lvl w:ilvl="4">
+      <w:start w:val="1"/>
+      <w:numFmt w:val="lowerLetter"/>
+      <w:lvlText w:val="%5."/>
+      <w:lvlJc w:val="left"/>
+      <w:pPr>
+        <w:ind w:left="3600" w:hanging="360"/>
+      </w:pPr>
+    </w:lvl>
+    <w:lvl w:ilvl="5">
+      <w:start w:val="1"/>
+      <w:numFmt w:val="lowerRoman"/>
+      <w:lvlText w:val="%6."/>
+      <w:lvlJc w:val="right"/>
+      <w:pPr>
+        <w:ind w:left="4320" w:hanging="180"/>
+      </w:pPr>
+    </w:lvl>
+    <w:lvl w:ilvl="6">
+      <w:start w:val="1"/>
+      <w:numFmt w:val="decimal"/>
+      <w:lvlText w:val="%7."/>
+      <w:lvlJc w:val="left"/>
+      <w:pPr>
+        <w:ind w:left="5040" w:hanging="360"/>
+      </w:pPr>
+    </w:lvl>
+    <w:lvl w:ilvl="7">
+      <w:start w:val="1"/>
+      <w:numFmt w:val="lowerLetter"/>
+      <w:lvlText w:val="%8."/>
+      <w:lvlJc w:val="left"/>
+      <w:pPr>
+        <w:ind w:left="5760" w:hanging="360"/>
+      </w:pPr>
+    </w:lvl>
+    <w:lvl w:ilvl="8">
+      <w:start w:val="1"/>
+      <w:numFmt w:val="lowerRoman"/>
+      <w:lvlText w:val="%9."/>
+      <w:lvlJc w:val="right"/>
+      <w:pPr>
+        <w:ind w:left="6480" w:hanging="180"/>
+      </w:pPr>
+    </w:lvl>
+  </w:abstractNum>
+  <w:abstractNum w:abstractNumId="10" w15:restartNumberingAfterBreak="0">
+    <w:nsid w:val="473A4F9E"/>
+    <w:multiLevelType w:val="multilevel"/>
+    <w:tmpl w:val="4C889698"/>
+    <w:lvl w:ilvl="0">
+      <w:start w:val="1"/>
+      <w:numFmt w:val="decimal"/>
+      <w:lvlText w:val="%1."/>
+      <w:lvlJc w:val="left"/>
+      <w:pPr>
+        <w:ind w:left="720" w:hanging="720"/>
+      </w:pPr>
+    </w:lvl>
+    <w:lvl w:ilvl="1">
+      <w:start w:val="1"/>
+      <w:numFmt w:val="lowerLetter"/>
+      <w:lvlText w:val="%2."/>
+      <w:lvlJc w:val="left"/>
+      <w:pPr>
+        <w:ind w:left="1440" w:hanging="360"/>
+      </w:pPr>
+    </w:lvl>
+    <w:lvl w:ilvl="2">
+      <w:start w:val="1"/>
+      <w:numFmt w:val="lowerRoman"/>
+      <w:lvlText w:val="%3."/>
+      <w:lvlJc w:val="right"/>
+      <w:pPr>
+        <w:ind w:left="2160" w:hanging="180"/>
+      </w:pPr>
+    </w:lvl>
+    <w:lvl w:ilvl="3">
+      <w:start w:val="1"/>
+      <w:numFmt w:val="decimal"/>
+      <w:lvlText w:val="%4."/>
+      <w:lvlJc w:val="left"/>
+      <w:pPr>
+        <w:ind w:left="2880" w:hanging="360"/>
+      </w:pPr>
+    </w:lvl>
+    <w:lvl w:ilvl="4">
+      <w:start w:val="1"/>
+      <w:numFmt w:val="lowerLetter"/>
+      <w:lvlText w:val="%5."/>
+      <w:lvlJc w:val="left"/>
+      <w:pPr>
+        <w:ind w:left="3600" w:hanging="360"/>
+      </w:pPr>
+    </w:lvl>
+    <w:lvl w:ilvl="5">
+      <w:start w:val="1"/>
+      <w:numFmt w:val="lowerRoman"/>
+      <w:lvlText w:val="%6."/>
+      <w:lvlJc w:val="right"/>
+      <w:pPr>
+        <w:ind w:left="4320" w:hanging="180"/>
+      </w:pPr>
+    </w:lvl>
+    <w:lvl w:ilvl="6">
+      <w:start w:val="1"/>
+      <w:numFmt w:val="decimal"/>
+      <w:lvlText w:val="%7."/>
+      <w:lvlJc w:val="left"/>
+      <w:pPr>
+        <w:ind w:left="5040" w:hanging="360"/>
+      </w:pPr>
+    </w:lvl>
+    <w:lvl w:ilvl="7">
+      <w:start w:val="1"/>
+      <w:numFmt w:val="lowerLetter"/>
+      <w:lvlText w:val="%8."/>
+      <w:lvlJc w:val="left"/>
+      <w:pPr>
+        <w:ind w:left="5760" w:hanging="360"/>
+      </w:pPr>
+    </w:lvl>
+    <w:lvl w:ilvl="8">
+      <w:start w:val="1"/>
+      <w:numFmt w:val="lowerRoman"/>
+      <w:lvlText w:val="%9."/>
+      <w:lvlJc w:val="right"/>
+      <w:pPr>
+        <w:ind w:left="6480" w:hanging="180"/>
+      </w:pPr>
+    </w:lvl>
+  </w:abstractNum>
+  <w:abstractNum w:abstractNumId="11" w15:restartNumberingAfterBreak="0">
     <w:nsid w:val="4BDF7973"/>
     <w:multiLevelType w:val="hybridMultilevel"/>
     <w:tmpl w:val="1966E480"/>
@@ -15181,7 +20493,93 @@
       </w:rPr>
     </w:lvl>
   </w:abstractNum>
-  <w:abstractNum w:abstractNumId="8" w15:restartNumberingAfterBreak="0">
+  <w:abstractNum w:abstractNumId="12" w15:restartNumberingAfterBreak="0">
+    <w:nsid w:val="55321DB9"/>
+    <w:multiLevelType w:val="multilevel"/>
+    <w:tmpl w:val="ED1C01F2"/>
+    <w:lvl w:ilvl="0">
+      <w:start w:val="1"/>
+      <w:numFmt w:val="decimal"/>
+      <w:lvlText w:val="%1."/>
+      <w:lvlJc w:val="left"/>
+      <w:pPr>
+        <w:ind w:left="720" w:hanging="720"/>
+      </w:pPr>
+    </w:lvl>
+    <w:lvl w:ilvl="1">
+      <w:start w:val="1"/>
+      <w:numFmt w:val="decimal"/>
+      <w:lvlText w:val="%2."/>
+      <w:lvlJc w:val="left"/>
+      <w:pPr>
+        <w:ind w:left="1440" w:hanging="360"/>
+      </w:pPr>
+    </w:lvl>
+    <w:lvl w:ilvl="2">
+      <w:start w:val="1"/>
+      <w:numFmt w:val="lowerRoman"/>
+      <w:lvlText w:val="%3."/>
+      <w:lvlJc w:val="right"/>
+      <w:pPr>
+        <w:ind w:left="2160" w:hanging="180"/>
+      </w:pPr>
+    </w:lvl>
+    <w:lvl w:ilvl="3">
+      <w:start w:val="1"/>
+      <w:numFmt w:val="decimal"/>
+      <w:lvlText w:val="%4."/>
+      <w:lvlJc w:val="left"/>
+      <w:pPr>
+        <w:ind w:left="2880" w:hanging="360"/>
+      </w:pPr>
+    </w:lvl>
+    <w:lvl w:ilvl="4">
+      <w:start w:val="1"/>
+      <w:numFmt w:val="lowerLetter"/>
+      <w:lvlText w:val="%5."/>
+      <w:lvlJc w:val="left"/>
+      <w:pPr>
+        <w:ind w:left="3600" w:hanging="360"/>
+      </w:pPr>
+    </w:lvl>
+    <w:lvl w:ilvl="5">
+      <w:start w:val="1"/>
+      <w:numFmt w:val="lowerRoman"/>
+      <w:lvlText w:val="%6."/>
+      <w:lvlJc w:val="right"/>
+      <w:pPr>
+        <w:ind w:left="4320" w:hanging="180"/>
+      </w:pPr>
+    </w:lvl>
+    <w:lvl w:ilvl="6">
+      <w:start w:val="1"/>
+      <w:numFmt w:val="decimal"/>
+      <w:lvlText w:val="%7."/>
+      <w:lvlJc w:val="left"/>
+      <w:pPr>
+        <w:ind w:left="5040" w:hanging="360"/>
+      </w:pPr>
+    </w:lvl>
+    <w:lvl w:ilvl="7">
+      <w:start w:val="1"/>
+      <w:numFmt w:val="lowerLetter"/>
+      <w:lvlText w:val="%8."/>
+      <w:lvlJc w:val="left"/>
+      <w:pPr>
+        <w:ind w:left="5760" w:hanging="360"/>
+      </w:pPr>
+    </w:lvl>
+    <w:lvl w:ilvl="8">
+      <w:start w:val="1"/>
+      <w:numFmt w:val="lowerRoman"/>
+      <w:lvlText w:val="%9."/>
+      <w:lvlJc w:val="right"/>
+      <w:pPr>
+        <w:ind w:left="6480" w:hanging="180"/>
+      </w:pPr>
+    </w:lvl>
+  </w:abstractNum>
+  <w:abstractNum w:abstractNumId="13" w15:restartNumberingAfterBreak="0">
     <w:nsid w:val="59042454"/>
     <w:multiLevelType w:val="multilevel"/>
     <w:tmpl w:val="CBE47F88"/>
@@ -15294,7 +20692,179 @@
       </w:pPr>
     </w:lvl>
   </w:abstractNum>
-  <w:abstractNum w:abstractNumId="9" w15:restartNumberingAfterBreak="0">
+  <w:abstractNum w:abstractNumId="14" w15:restartNumberingAfterBreak="0">
+    <w:nsid w:val="76F264A9"/>
+    <w:multiLevelType w:val="multilevel"/>
+    <w:tmpl w:val="4C889698"/>
+    <w:lvl w:ilvl="0">
+      <w:start w:val="1"/>
+      <w:numFmt w:val="decimal"/>
+      <w:lvlText w:val="%1."/>
+      <w:lvlJc w:val="left"/>
+      <w:pPr>
+        <w:ind w:left="720" w:hanging="720"/>
+      </w:pPr>
+    </w:lvl>
+    <w:lvl w:ilvl="1">
+      <w:start w:val="1"/>
+      <w:numFmt w:val="lowerLetter"/>
+      <w:lvlText w:val="%2."/>
+      <w:lvlJc w:val="left"/>
+      <w:pPr>
+        <w:ind w:left="1440" w:hanging="360"/>
+      </w:pPr>
+    </w:lvl>
+    <w:lvl w:ilvl="2">
+      <w:start w:val="1"/>
+      <w:numFmt w:val="lowerRoman"/>
+      <w:lvlText w:val="%3."/>
+      <w:lvlJc w:val="right"/>
+      <w:pPr>
+        <w:ind w:left="2160" w:hanging="180"/>
+      </w:pPr>
+    </w:lvl>
+    <w:lvl w:ilvl="3">
+      <w:start w:val="1"/>
+      <w:numFmt w:val="decimal"/>
+      <w:lvlText w:val="%4."/>
+      <w:lvlJc w:val="left"/>
+      <w:pPr>
+        <w:ind w:left="2880" w:hanging="360"/>
+      </w:pPr>
+    </w:lvl>
+    <w:lvl w:ilvl="4">
+      <w:start w:val="1"/>
+      <w:numFmt w:val="lowerLetter"/>
+      <w:lvlText w:val="%5."/>
+      <w:lvlJc w:val="left"/>
+      <w:pPr>
+        <w:ind w:left="3600" w:hanging="360"/>
+      </w:pPr>
+    </w:lvl>
+    <w:lvl w:ilvl="5">
+      <w:start w:val="1"/>
+      <w:numFmt w:val="lowerRoman"/>
+      <w:lvlText w:val="%6."/>
+      <w:lvlJc w:val="right"/>
+      <w:pPr>
+        <w:ind w:left="4320" w:hanging="180"/>
+      </w:pPr>
+    </w:lvl>
+    <w:lvl w:ilvl="6">
+      <w:start w:val="1"/>
+      <w:numFmt w:val="decimal"/>
+      <w:lvlText w:val="%7."/>
+      <w:lvlJc w:val="left"/>
+      <w:pPr>
+        <w:ind w:left="5040" w:hanging="360"/>
+      </w:pPr>
+    </w:lvl>
+    <w:lvl w:ilvl="7">
+      <w:start w:val="1"/>
+      <w:numFmt w:val="lowerLetter"/>
+      <w:lvlText w:val="%8."/>
+      <w:lvlJc w:val="left"/>
+      <w:pPr>
+        <w:ind w:left="5760" w:hanging="360"/>
+      </w:pPr>
+    </w:lvl>
+    <w:lvl w:ilvl="8">
+      <w:start w:val="1"/>
+      <w:numFmt w:val="lowerRoman"/>
+      <w:lvlText w:val="%9."/>
+      <w:lvlJc w:val="right"/>
+      <w:pPr>
+        <w:ind w:left="6480" w:hanging="180"/>
+      </w:pPr>
+    </w:lvl>
+  </w:abstractNum>
+  <w:abstractNum w:abstractNumId="15" w15:restartNumberingAfterBreak="0">
+    <w:nsid w:val="777B7FFC"/>
+    <w:multiLevelType w:val="multilevel"/>
+    <w:tmpl w:val="4C889698"/>
+    <w:lvl w:ilvl="0">
+      <w:start w:val="1"/>
+      <w:numFmt w:val="decimal"/>
+      <w:lvlText w:val="%1."/>
+      <w:lvlJc w:val="left"/>
+      <w:pPr>
+        <w:ind w:left="720" w:hanging="720"/>
+      </w:pPr>
+    </w:lvl>
+    <w:lvl w:ilvl="1">
+      <w:start w:val="1"/>
+      <w:numFmt w:val="lowerLetter"/>
+      <w:lvlText w:val="%2."/>
+      <w:lvlJc w:val="left"/>
+      <w:pPr>
+        <w:ind w:left="1440" w:hanging="360"/>
+      </w:pPr>
+    </w:lvl>
+    <w:lvl w:ilvl="2">
+      <w:start w:val="1"/>
+      <w:numFmt w:val="lowerRoman"/>
+      <w:lvlText w:val="%3."/>
+      <w:lvlJc w:val="right"/>
+      <w:pPr>
+        <w:ind w:left="2160" w:hanging="180"/>
+      </w:pPr>
+    </w:lvl>
+    <w:lvl w:ilvl="3">
+      <w:start w:val="1"/>
+      <w:numFmt w:val="decimal"/>
+      <w:lvlText w:val="%4."/>
+      <w:lvlJc w:val="left"/>
+      <w:pPr>
+        <w:ind w:left="2880" w:hanging="360"/>
+      </w:pPr>
+    </w:lvl>
+    <w:lvl w:ilvl="4">
+      <w:start w:val="1"/>
+      <w:numFmt w:val="lowerLetter"/>
+      <w:lvlText w:val="%5."/>
+      <w:lvlJc w:val="left"/>
+      <w:pPr>
+        <w:ind w:left="3600" w:hanging="360"/>
+      </w:pPr>
+    </w:lvl>
+    <w:lvl w:ilvl="5">
+      <w:start w:val="1"/>
+      <w:numFmt w:val="lowerRoman"/>
+      <w:lvlText w:val="%6."/>
+      <w:lvlJc w:val="right"/>
+      <w:pPr>
+        <w:ind w:left="4320" w:hanging="180"/>
+      </w:pPr>
+    </w:lvl>
+    <w:lvl w:ilvl="6">
+      <w:start w:val="1"/>
+      <w:numFmt w:val="decimal"/>
+      <w:lvlText w:val="%7."/>
+      <w:lvlJc w:val="left"/>
+      <w:pPr>
+        <w:ind w:left="5040" w:hanging="360"/>
+      </w:pPr>
+    </w:lvl>
+    <w:lvl w:ilvl="7">
+      <w:start w:val="1"/>
+      <w:numFmt w:val="lowerLetter"/>
+      <w:lvlText w:val="%8."/>
+      <w:lvlJc w:val="left"/>
+      <w:pPr>
+        <w:ind w:left="5760" w:hanging="360"/>
+      </w:pPr>
+    </w:lvl>
+    <w:lvl w:ilvl="8">
+      <w:start w:val="1"/>
+      <w:numFmt w:val="lowerRoman"/>
+      <w:lvlText w:val="%9."/>
+      <w:lvlJc w:val="right"/>
+      <w:pPr>
+        <w:ind w:left="6480" w:hanging="180"/>
+      </w:pPr>
+    </w:lvl>
+  </w:abstractNum>
+  <w:abstractNum w:abstractNumId="16" w15:restartNumberingAfterBreak="0">
     <w:nsid w:val="7A21135D"/>
     <w:multiLevelType w:val="multilevel"/>
     <w:tmpl w:val="4C889698"/>
@@ -15380,7 +20950,7 @@
       </w:pPr>
     </w:lvl>
   </w:abstractNum>
-  <w:abstractNum w:abstractNumId="10" w15:restartNumberingAfterBreak="0">
+  <w:abstractNum w:abstractNumId="17" w15:restartNumberingAfterBreak="0">
     <w:nsid w:val="7A322FFD"/>
     <w:multiLevelType w:val="multilevel"/>
     <w:tmpl w:val="4C889698"/>
@@ -15466,7 +21036,7 @@
       </w:pPr>
     </w:lvl>
   </w:abstractNum>
-  <w:abstractNum w:abstractNumId="11" w15:restartNumberingAfterBreak="0">
+  <w:abstractNum w:abstractNumId="18" w15:restartNumberingAfterBreak="0">
     <w:nsid w:val="7F275960"/>
     <w:multiLevelType w:val="hybridMultilevel"/>
     <w:tmpl w:val="DC8EEBD0"/>
@@ -15552,7 +21122,7 @@
       </w:pPr>
     </w:lvl>
   </w:abstractNum>
-  <w:abstractNum w:abstractNumId="12" w15:restartNumberingAfterBreak="0">
+  <w:abstractNum w:abstractNumId="19" w15:restartNumberingAfterBreak="0">
     <w:nsid w:val="7F7E6225"/>
     <w:multiLevelType w:val="hybridMultilevel"/>
     <w:tmpl w:val="F2789756"/>
@@ -15666,13 +21236,13 @@
     </w:lvl>
   </w:abstractNum>
   <w:num w:numId="1">
-    <w:abstractNumId w:val="4"/>
+    <w:abstractNumId w:val="6"/>
   </w:num>
   <w:num w:numId="2">
     <w:abstractNumId w:val="0"/>
   </w:num>
   <w:num w:numId="3">
-    <w:abstractNumId w:val="3"/>
+    <w:abstractNumId w:val="5"/>
   </w:num>
   <w:num w:numId="4">
     <w:abstractNumId w:val="0"/>
@@ -15705,25 +21275,25 @@
     </w:lvlOverride>
   </w:num>
   <w:num w:numId="5">
-    <w:abstractNumId w:val="12"/>
+    <w:abstractNumId w:val="19"/>
   </w:num>
   <w:num w:numId="6">
+    <w:abstractNumId w:val="11"/>
+  </w:num>
+  <w:num w:numId="7">
+    <w:abstractNumId w:val="13"/>
+  </w:num>
+  <w:num w:numId="8">
+    <w:abstractNumId w:val="17"/>
+  </w:num>
+  <w:num w:numId="9">
     <w:abstractNumId w:val="7"/>
   </w:num>
-  <w:num w:numId="7">
+  <w:num w:numId="10">
     <w:abstractNumId w:val="8"/>
   </w:num>
-  <w:num w:numId="8">
-    <w:abstractNumId w:val="10"/>
-  </w:num>
-  <w:num w:numId="9">
-    <w:abstractNumId w:val="5"/>
-  </w:num>
-  <w:num w:numId="10">
-    <w:abstractNumId w:val="6"/>
-  </w:num>
   <w:num w:numId="11">
-    <w:abstractNumId w:val="11"/>
+    <w:abstractNumId w:val="18"/>
   </w:num>
   <w:num w:numId="12">
     <w:abstractNumId w:val="2"/>
@@ -15732,6 +21302,27 @@
     <w:abstractNumId w:val="1"/>
   </w:num>
   <w:num w:numId="14">
+    <w:abstractNumId w:val="16"/>
+  </w:num>
+  <w:num w:numId="15">
+    <w:abstractNumId w:val="10"/>
+  </w:num>
+  <w:num w:numId="16">
+    <w:abstractNumId w:val="3"/>
+  </w:num>
+  <w:num w:numId="17">
+    <w:abstractNumId w:val="14"/>
+  </w:num>
+  <w:num w:numId="18">
+    <w:abstractNumId w:val="15"/>
+  </w:num>
+  <w:num w:numId="19">
+    <w:abstractNumId w:val="4"/>
+  </w:num>
+  <w:num w:numId="20">
+    <w:abstractNumId w:val="12"/>
+  </w:num>
+  <w:num w:numId="21">
     <w:abstractNumId w:val="9"/>
   </w:num>
 </w:numbering>
@@ -16347,7 +21938,7 @@
     <w:basedOn w:val="a1"/>
     <w:next w:val="a1"/>
     <w:uiPriority w:val="39"/>
-    <w:rsid w:val="00902663"/>
+    <w:rsid w:val="00455BD6"/>
     <w:pPr>
       <w:tabs>
         <w:tab w:val="right" w:leader="dot" w:pos="9345"/>
@@ -16727,6 +22318,30 @@
     <w:rPr>
       <w:i/>
       <w:iCs/>
+    </w:rPr>
+  </w:style>
+  <w:style w:type="paragraph" w:styleId="af7">
+    <w:name w:val="TOC Heading"/>
+    <w:basedOn w:val="1"/>
+    <w:next w:val="a0"/>
+    <w:uiPriority w:val="39"/>
+    <w:unhideWhenUsed/>
+    <w:qFormat/>
+    <w:rsid w:val="008537B9"/>
+    <w:pPr>
+      <w:keepLines/>
+      <w:numPr>
+        <w:numId w:val="0"/>
+      </w:numPr>
+      <w:spacing w:after="0" w:line="259" w:lineRule="auto"/>
+      <w:outlineLvl w:val="9"/>
+    </w:pPr>
+    <w:rPr>
+      <w:rFonts w:asciiTheme="majorHAnsi" w:eastAsiaTheme="majorEastAsia" w:hAnsiTheme="majorHAnsi" w:cstheme="majorBidi"/>
+      <w:b w:val="0"/>
+      <w:bCs w:val="0"/>
+      <w:color w:val="365F91" w:themeColor="accent1" w:themeShade="BF"/>
+      <w:kern w:val="0"/>
     </w:rPr>
   </w:style>
 </w:styles>

--- a/Text/ВКР.docx
+++ b/Text/ВКР.docx
@@ -977,7 +977,13 @@
               <w:rPr>
                 <w:sz w:val="28"/>
               </w:rPr>
-              <w:t>Консультанты</w:t>
+              <w:t>Консультант</w:t>
+            </w:r>
+            <w:r>
+              <w:rPr>
+                <w:sz w:val="28"/>
+              </w:rPr>
+              <w:t>ы</w:t>
             </w:r>
           </w:p>
         </w:tc>
@@ -992,180 +998,6 @@
               <w:jc w:val="center"/>
               <w:rPr>
                 <w:sz w:val="28"/>
-              </w:rPr>
-            </w:pPr>
-          </w:p>
-        </w:tc>
-        <w:tc>
-          <w:tcPr>
-            <w:tcW w:w="2212" w:type="dxa"/>
-            <w:tcBorders>
-              <w:bottom w:val="single" w:sz="4" w:space="0" w:color="000000"/>
-            </w:tcBorders>
-            <w:vAlign w:val="bottom"/>
-          </w:tcPr>
-          <w:p>
-            <w:pPr>
-              <w:snapToGrid w:val="0"/>
-              <w:rPr>
-                <w:i/>
-                <w:sz w:val="28"/>
-              </w:rPr>
-            </w:pPr>
-          </w:p>
-        </w:tc>
-        <w:tc>
-          <w:tcPr>
-            <w:tcW w:w="257" w:type="dxa"/>
-          </w:tcPr>
-          <w:p>
-            <w:pPr>
-              <w:snapToGrid w:val="0"/>
-              <w:rPr>
-                <w:i/>
-                <w:sz w:val="28"/>
-              </w:rPr>
-            </w:pPr>
-          </w:p>
-        </w:tc>
-        <w:tc>
-          <w:tcPr>
-            <w:tcW w:w="2560" w:type="dxa"/>
-            <w:vAlign w:val="bottom"/>
-          </w:tcPr>
-          <w:p>
-            <w:pPr>
-              <w:rPr>
-                <w:sz w:val="28"/>
-              </w:rPr>
-            </w:pPr>
-            <w:r>
-              <w:rPr>
-                <w:sz w:val="28"/>
-                <w:szCs w:val="28"/>
-              </w:rPr>
-              <w:t>А.А. Трусов</w:t>
-            </w:r>
-          </w:p>
-        </w:tc>
-      </w:tr>
-      <w:tr>
-        <w:trPr>
-          <w:trHeight w:val="124"/>
-        </w:trPr>
-        <w:tc>
-          <w:tcPr>
-            <w:tcW w:w="2252" w:type="dxa"/>
-            <w:vAlign w:val="bottom"/>
-          </w:tcPr>
-          <w:p>
-            <w:pPr>
-              <w:snapToGrid w:val="0"/>
-              <w:rPr>
-                <w:i/>
-                <w:sz w:val="28"/>
-              </w:rPr>
-            </w:pPr>
-          </w:p>
-        </w:tc>
-        <w:tc>
-          <w:tcPr>
-            <w:tcW w:w="2378" w:type="dxa"/>
-          </w:tcPr>
-          <w:p>
-            <w:pPr>
-              <w:jc w:val="center"/>
-              <w:rPr>
-                <w:i/>
-                <w:vertAlign w:val="superscript"/>
-              </w:rPr>
-            </w:pPr>
-          </w:p>
-        </w:tc>
-        <w:tc>
-          <w:tcPr>
-            <w:tcW w:w="2212" w:type="dxa"/>
-            <w:tcBorders>
-              <w:top w:val="single" w:sz="4" w:space="0" w:color="000000"/>
-            </w:tcBorders>
-          </w:tcPr>
-          <w:p>
-            <w:pPr>
-              <w:jc w:val="center"/>
-              <w:rPr>
-                <w:i/>
-                <w:sz w:val="28"/>
-              </w:rPr>
-            </w:pPr>
-            <w:r>
-              <w:rPr>
-                <w:i/>
-                <w:sz w:val="16"/>
-              </w:rPr>
-              <w:t>подпись</w:t>
-            </w:r>
-          </w:p>
-        </w:tc>
-        <w:tc>
-          <w:tcPr>
-            <w:tcW w:w="257" w:type="dxa"/>
-          </w:tcPr>
-          <w:p>
-            <w:pPr>
-              <w:snapToGrid w:val="0"/>
-              <w:rPr>
-                <w:i/>
-                <w:sz w:val="28"/>
-              </w:rPr>
-            </w:pPr>
-          </w:p>
-        </w:tc>
-        <w:tc>
-          <w:tcPr>
-            <w:tcW w:w="2560" w:type="dxa"/>
-          </w:tcPr>
-          <w:p>
-            <w:pPr>
-              <w:snapToGrid w:val="0"/>
-              <w:rPr>
-                <w:i/>
-                <w:sz w:val="16"/>
-              </w:rPr>
-            </w:pPr>
-          </w:p>
-        </w:tc>
-      </w:tr>
-      <w:tr>
-        <w:trPr>
-          <w:trHeight w:val="397"/>
-        </w:trPr>
-        <w:tc>
-          <w:tcPr>
-            <w:tcW w:w="2252" w:type="dxa"/>
-            <w:vAlign w:val="bottom"/>
-          </w:tcPr>
-          <w:p>
-            <w:pPr>
-              <w:snapToGrid w:val="0"/>
-              <w:rPr>
-                <w:i/>
-                <w:sz w:val="28"/>
-              </w:rPr>
-            </w:pPr>
-          </w:p>
-        </w:tc>
-        <w:tc>
-          <w:tcPr>
-            <w:tcW w:w="2378" w:type="dxa"/>
-            <w:vAlign w:val="bottom"/>
-          </w:tcPr>
-          <w:p>
-            <w:pPr>
-              <w:snapToGrid w:val="0"/>
-              <w:jc w:val="center"/>
-              <w:rPr>
-                <w:sz w:val="28"/>
-                <w:lang w:val="en-US"/>
               </w:rPr>
             </w:pPr>
             <w:r>
@@ -1192,11 +1024,9 @@
           <w:p>
             <w:pPr>
               <w:snapToGrid w:val="0"/>
-              <w:jc w:val="center"/>
               <w:rPr>
                 <w:i/>
-                <w:sz w:val="16"/>
-                <w:vertAlign w:val="superscript"/>
+                <w:sz w:val="28"/>
               </w:rPr>
             </w:pPr>
           </w:p>
@@ -1223,7 +1053,7 @@
           <w:p>
             <w:pPr>
               <w:rPr>
-                <w:sz w:val="16"/>
+                <w:sz w:val="28"/>
               </w:rPr>
             </w:pPr>
             <w:r>
@@ -1232,6 +1062,216 @@
                 <w:szCs w:val="28"/>
               </w:rPr>
               <w:t>М.М. Заславский</w:t>
+            </w:r>
+          </w:p>
+        </w:tc>
+      </w:tr>
+      <w:tr>
+        <w:trPr>
+          <w:trHeight w:val="345"/>
+        </w:trPr>
+        <w:tc>
+          <w:tcPr>
+            <w:tcW w:w="2252" w:type="dxa"/>
+            <w:vAlign w:val="bottom"/>
+          </w:tcPr>
+          <w:p>
+            <w:pPr>
+              <w:snapToGrid w:val="0"/>
+              <w:rPr>
+                <w:i/>
+                <w:sz w:val="28"/>
+              </w:rPr>
+            </w:pPr>
+          </w:p>
+        </w:tc>
+        <w:tc>
+          <w:tcPr>
+            <w:tcW w:w="2378" w:type="dxa"/>
+          </w:tcPr>
+          <w:p>
+            <w:pPr>
+              <w:jc w:val="center"/>
+              <w:rPr>
+                <w:i/>
+                <w:vertAlign w:val="superscript"/>
+              </w:rPr>
+            </w:pPr>
+            <w:r>
+              <w:rPr>
+                <w:i/>
+                <w:vertAlign w:val="superscript"/>
+              </w:rPr>
+              <w:t>(Уч. степень, уч. звание)</w:t>
+            </w:r>
+          </w:p>
+        </w:tc>
+        <w:tc>
+          <w:tcPr>
+            <w:tcW w:w="2212" w:type="dxa"/>
+            <w:tcBorders>
+              <w:top w:val="single" w:sz="4" w:space="0" w:color="000000"/>
+            </w:tcBorders>
+          </w:tcPr>
+          <w:p>
+            <w:pPr>
+              <w:jc w:val="center"/>
+              <w:rPr>
+                <w:i/>
+                <w:sz w:val="28"/>
+              </w:rPr>
+            </w:pPr>
+            <w:r>
+              <w:rPr>
+                <w:i/>
+                <w:sz w:val="16"/>
+              </w:rPr>
+              <w:t>подпись</w:t>
+            </w:r>
+          </w:p>
+        </w:tc>
+        <w:tc>
+          <w:tcPr>
+            <w:tcW w:w="257" w:type="dxa"/>
+          </w:tcPr>
+          <w:p>
+            <w:pPr>
+              <w:snapToGrid w:val="0"/>
+              <w:rPr>
+                <w:i/>
+                <w:sz w:val="28"/>
+              </w:rPr>
+            </w:pPr>
+          </w:p>
+        </w:tc>
+        <w:tc>
+          <w:tcPr>
+            <w:tcW w:w="2560" w:type="dxa"/>
+          </w:tcPr>
+          <w:p>
+            <w:pPr>
+              <w:snapToGrid w:val="0"/>
+              <w:rPr>
+                <w:i/>
+                <w:sz w:val="16"/>
+              </w:rPr>
+            </w:pPr>
+          </w:p>
+        </w:tc>
+      </w:tr>
+      <w:tr>
+        <w:trPr>
+          <w:trHeight w:val="60"/>
+        </w:trPr>
+        <w:tc>
+          <w:tcPr>
+            <w:tcW w:w="2252" w:type="dxa"/>
+            <w:vAlign w:val="bottom"/>
+          </w:tcPr>
+          <w:p>
+            <w:pPr>
+              <w:snapToGrid w:val="0"/>
+              <w:rPr>
+                <w:i/>
+                <w:sz w:val="28"/>
+              </w:rPr>
+            </w:pPr>
+          </w:p>
+        </w:tc>
+        <w:tc>
+          <w:tcPr>
+            <w:tcW w:w="2378" w:type="dxa"/>
+            <w:vAlign w:val="bottom"/>
+          </w:tcPr>
+          <w:p>
+            <w:pPr>
+              <w:snapToGrid w:val="0"/>
+              <w:jc w:val="center"/>
+              <w:rPr>
+                <w:sz w:val="28"/>
+                <w:lang w:val="en-US"/>
+              </w:rPr>
+            </w:pPr>
+          </w:p>
+        </w:tc>
+        <w:tc>
+          <w:tcPr>
+            <w:tcW w:w="2212" w:type="dxa"/>
+            <w:tcBorders>
+              <w:bottom w:val="single" w:sz="4" w:space="0" w:color="000000"/>
+            </w:tcBorders>
+          </w:tcPr>
+          <w:p>
+            <w:pPr>
+              <w:snapToGrid w:val="0"/>
+              <w:jc w:val="center"/>
+              <w:rPr>
+                <w:i/>
+                <w:sz w:val="16"/>
+                <w:vertAlign w:val="superscript"/>
+              </w:rPr>
+            </w:pPr>
+          </w:p>
+        </w:tc>
+        <w:tc>
+          <w:tcPr>
+            <w:tcW w:w="257" w:type="dxa"/>
+          </w:tcPr>
+          <w:p>
+            <w:pPr>
+              <w:snapToGrid w:val="0"/>
+              <w:rPr>
+                <w:i/>
+                <w:sz w:val="28"/>
+              </w:rPr>
+            </w:pPr>
+          </w:p>
+        </w:tc>
+        <w:tc>
+          <w:tcPr>
+            <w:tcW w:w="2560" w:type="dxa"/>
+            <w:vAlign w:val="bottom"/>
+          </w:tcPr>
+          <w:p>
+            <w:pPr>
+              <w:rPr>
+                <w:sz w:val="16"/>
+              </w:rPr>
+            </w:pPr>
+            <w:r>
+              <w:rPr>
+                <w:sz w:val="28"/>
+                <w:szCs w:val="28"/>
+              </w:rPr>
+              <w:t>А</w:t>
+            </w:r>
+            <w:r>
+              <w:rPr>
+                <w:sz w:val="28"/>
+                <w:szCs w:val="28"/>
+              </w:rPr>
+              <w:t>.</w:t>
+            </w:r>
+            <w:r>
+              <w:rPr>
+                <w:sz w:val="28"/>
+                <w:szCs w:val="28"/>
+              </w:rPr>
+              <w:t>А</w:t>
+            </w:r>
+            <w:r>
+              <w:rPr>
+                <w:sz w:val="28"/>
+                <w:szCs w:val="28"/>
+              </w:rPr>
+              <w:t xml:space="preserve">. </w:t>
+            </w:r>
+            <w:r>
+              <w:rPr>
+                <w:sz w:val="28"/>
+                <w:szCs w:val="28"/>
+              </w:rPr>
+              <w:t>Трусов</w:t>
             </w:r>
           </w:p>
         </w:tc>
@@ -2420,7 +2460,7 @@
       </w:tr>
       <w:tr>
         <w:trPr>
-          <w:trHeight w:hRule="exact" w:val="170"/>
+          <w:trHeight w:hRule="exact" w:val="251"/>
         </w:trPr>
         <w:tc>
           <w:tcPr>
@@ -2990,7 +3030,7 @@
         </w:trPr>
         <w:tc>
           <w:tcPr>
-            <w:tcW w:w="648" w:type="dxa"/>
+            <w:tcW w:w="646" w:type="dxa"/>
             <w:tcBorders>
               <w:top w:val="single" w:sz="4" w:space="0" w:color="000000"/>
               <w:left w:val="single" w:sz="4" w:space="0" w:color="000000"/>
@@ -3018,7 +3058,7 @@
         </w:tc>
         <w:tc>
           <w:tcPr>
-            <w:tcW w:w="6944" w:type="dxa"/>
+            <w:tcW w:w="6733" w:type="dxa"/>
             <w:tcBorders>
               <w:top w:val="single" w:sz="4" w:space="0" w:color="000000"/>
               <w:left w:val="single" w:sz="4" w:space="0" w:color="000000"/>
@@ -3046,7 +3086,7 @@
         </w:tc>
         <w:tc>
           <w:tcPr>
-            <w:tcW w:w="1883" w:type="dxa"/>
+            <w:tcW w:w="1873" w:type="dxa"/>
             <w:tcBorders>
               <w:top w:val="single" w:sz="4" w:space="0" w:color="000000"/>
               <w:left w:val="single" w:sz="4" w:space="0" w:color="000000"/>
@@ -3076,7 +3116,7 @@
         </w:trPr>
         <w:tc>
           <w:tcPr>
-            <w:tcW w:w="648" w:type="dxa"/>
+            <w:tcW w:w="646" w:type="dxa"/>
             <w:tcBorders>
               <w:top w:val="single" w:sz="4" w:space="0" w:color="000000"/>
               <w:left w:val="single" w:sz="4" w:space="0" w:color="000000"/>
@@ -3104,7 +3144,7 @@
         </w:tc>
         <w:tc>
           <w:tcPr>
-            <w:tcW w:w="6944" w:type="dxa"/>
+            <w:tcW w:w="6733" w:type="dxa"/>
             <w:tcBorders>
               <w:top w:val="single" w:sz="4" w:space="0" w:color="000000"/>
               <w:left w:val="single" w:sz="4" w:space="0" w:color="000000"/>
@@ -3131,7 +3171,7 @@
         </w:tc>
         <w:tc>
           <w:tcPr>
-            <w:tcW w:w="1883" w:type="dxa"/>
+            <w:tcW w:w="1873" w:type="dxa"/>
             <w:tcBorders>
               <w:top w:val="single" w:sz="4" w:space="0" w:color="000000"/>
               <w:left w:val="single" w:sz="4" w:space="0" w:color="000000"/>
@@ -3152,11 +3192,11 @@
             </w:pPr>
             <w:r>
               <w:rPr>
-                <w:color w:val="FF0000"/>
+                <w:color w:val="000000" w:themeColor="text1"/>
                 <w:sz w:val="28"/>
                 <w:szCs w:val="28"/>
               </w:rPr>
-              <w:t>00.00 – 00.00</w:t>
+              <w:t>06.04 – 10.04</w:t>
             </w:r>
           </w:p>
         </w:tc>
@@ -3167,7 +3207,7 @@
         </w:trPr>
         <w:tc>
           <w:tcPr>
-            <w:tcW w:w="648" w:type="dxa"/>
+            <w:tcW w:w="646" w:type="dxa"/>
             <w:tcBorders>
               <w:top w:val="single" w:sz="4" w:space="0" w:color="000000"/>
               <w:left w:val="single" w:sz="4" w:space="0" w:color="000000"/>
@@ -3195,7 +3235,7 @@
         </w:tc>
         <w:tc>
           <w:tcPr>
-            <w:tcW w:w="6944" w:type="dxa"/>
+            <w:tcW w:w="6733" w:type="dxa"/>
             <w:tcBorders>
               <w:top w:val="single" w:sz="4" w:space="0" w:color="000000"/>
               <w:left w:val="single" w:sz="4" w:space="0" w:color="000000"/>
@@ -3216,13 +3256,13 @@
                 <w:sz w:val="28"/>
                 <w:szCs w:val="28"/>
               </w:rPr>
-              <w:t>Наименование раздела</w:t>
+              <w:t>Обзор предметной области</w:t>
             </w:r>
           </w:p>
         </w:tc>
         <w:tc>
           <w:tcPr>
-            <w:tcW w:w="1883" w:type="dxa"/>
+            <w:tcW w:w="1873" w:type="dxa"/>
             <w:tcBorders>
               <w:top w:val="single" w:sz="4" w:space="0" w:color="000000"/>
               <w:left w:val="single" w:sz="4" w:space="0" w:color="000000"/>
@@ -3243,11 +3283,28 @@
             </w:pPr>
             <w:r>
               <w:rPr>
-                <w:color w:val="FF0000"/>
+                <w:color w:val="000000" w:themeColor="text1"/>
                 <w:sz w:val="28"/>
                 <w:szCs w:val="28"/>
               </w:rPr>
-              <w:t>00.00 – 00.00</w:t>
+              <w:t>11.04 – 1</w:t>
+            </w:r>
+            <w:r>
+              <w:rPr>
+                <w:color w:val="000000" w:themeColor="text1"/>
+                <w:sz w:val="28"/>
+                <w:szCs w:val="28"/>
+                <w:lang w:val="en-US"/>
+              </w:rPr>
+              <w:t>7</w:t>
+            </w:r>
+            <w:r>
+              <w:rPr>
+                <w:color w:val="000000" w:themeColor="text1"/>
+                <w:sz w:val="28"/>
+                <w:szCs w:val="28"/>
+              </w:rPr>
+              <w:t>.04</w:t>
             </w:r>
           </w:p>
         </w:tc>
@@ -3258,7 +3315,7 @@
         </w:trPr>
         <w:tc>
           <w:tcPr>
-            <w:tcW w:w="648" w:type="dxa"/>
+            <w:tcW w:w="646" w:type="dxa"/>
             <w:tcBorders>
               <w:top w:val="single" w:sz="4" w:space="0" w:color="000000"/>
               <w:left w:val="single" w:sz="4" w:space="0" w:color="000000"/>
@@ -3279,6 +3336,7 @@
               <w:rPr>
                 <w:sz w:val="28"/>
                 <w:szCs w:val="28"/>
+                <w:lang w:val="en-US"/>
               </w:rPr>
               <w:t>3</w:t>
             </w:r>
@@ -3286,7 +3344,7 @@
         </w:tc>
         <w:tc>
           <w:tcPr>
-            <w:tcW w:w="6944" w:type="dxa"/>
+            <w:tcW w:w="6733" w:type="dxa"/>
             <w:tcBorders>
               <w:top w:val="single" w:sz="4" w:space="0" w:color="000000"/>
               <w:left w:val="single" w:sz="4" w:space="0" w:color="000000"/>
@@ -3307,13 +3365,13 @@
                 <w:sz w:val="28"/>
                 <w:szCs w:val="28"/>
               </w:rPr>
-              <w:t>Наименование раздела</w:t>
+              <w:t>Выбор метода решения</w:t>
             </w:r>
           </w:p>
         </w:tc>
         <w:tc>
           <w:tcPr>
-            <w:tcW w:w="1883" w:type="dxa"/>
+            <w:tcW w:w="1873" w:type="dxa"/>
             <w:tcBorders>
               <w:top w:val="single" w:sz="4" w:space="0" w:color="000000"/>
               <w:left w:val="single" w:sz="4" w:space="0" w:color="000000"/>
@@ -3334,11 +3392,45 @@
             </w:pPr>
             <w:r>
               <w:rPr>
-                <w:color w:val="FF0000"/>
+                <w:color w:val="000000" w:themeColor="text1"/>
                 <w:sz w:val="28"/>
                 <w:szCs w:val="28"/>
               </w:rPr>
-              <w:t>00.00 – 00.00</w:t>
+              <w:t>1</w:t>
+            </w:r>
+            <w:r>
+              <w:rPr>
+                <w:color w:val="000000" w:themeColor="text1"/>
+                <w:sz w:val="28"/>
+                <w:szCs w:val="28"/>
+                <w:lang w:val="en-US"/>
+              </w:rPr>
+              <w:t>8</w:t>
+            </w:r>
+            <w:r>
+              <w:rPr>
+                <w:color w:val="000000" w:themeColor="text1"/>
+                <w:sz w:val="28"/>
+                <w:szCs w:val="28"/>
+              </w:rPr>
+              <w:t>.04 – 1</w:t>
+            </w:r>
+            <w:r>
+              <w:rPr>
+                <w:color w:val="000000" w:themeColor="text1"/>
+                <w:sz w:val="28"/>
+                <w:szCs w:val="28"/>
+                <w:lang w:val="en-US"/>
+              </w:rPr>
+              <w:t>9</w:t>
+            </w:r>
+            <w:r>
+              <w:rPr>
+                <w:color w:val="000000" w:themeColor="text1"/>
+                <w:sz w:val="28"/>
+                <w:szCs w:val="28"/>
+              </w:rPr>
+              <w:t>.04</w:t>
             </w:r>
           </w:p>
         </w:tc>
@@ -3349,7 +3441,7 @@
         </w:trPr>
         <w:tc>
           <w:tcPr>
-            <w:tcW w:w="648" w:type="dxa"/>
+            <w:tcW w:w="646" w:type="dxa"/>
             <w:tcBorders>
               <w:top w:val="single" w:sz="4" w:space="0" w:color="000000"/>
               <w:left w:val="single" w:sz="4" w:space="0" w:color="000000"/>
@@ -3370,6 +3462,7 @@
               <w:rPr>
                 <w:sz w:val="28"/>
                 <w:szCs w:val="28"/>
+                <w:lang w:val="en-US"/>
               </w:rPr>
               <w:t>4</w:t>
             </w:r>
@@ -3377,7 +3470,7 @@
         </w:tc>
         <w:tc>
           <w:tcPr>
-            <w:tcW w:w="6944" w:type="dxa"/>
+            <w:tcW w:w="6733" w:type="dxa"/>
             <w:tcBorders>
               <w:top w:val="single" w:sz="4" w:space="0" w:color="000000"/>
               <w:left w:val="single" w:sz="4" w:space="0" w:color="000000"/>
@@ -3398,13 +3491,13 @@
                 <w:sz w:val="28"/>
                 <w:szCs w:val="28"/>
               </w:rPr>
-              <w:t>Наименование раздела</w:t>
+              <w:t>Описание метода решения</w:t>
             </w:r>
           </w:p>
         </w:tc>
         <w:tc>
           <w:tcPr>
-            <w:tcW w:w="1883" w:type="dxa"/>
+            <w:tcW w:w="1873" w:type="dxa"/>
             <w:tcBorders>
               <w:top w:val="single" w:sz="4" w:space="0" w:color="000000"/>
               <w:left w:val="single" w:sz="4" w:space="0" w:color="000000"/>
@@ -3425,11 +3518,20 @@
             </w:pPr>
             <w:r>
               <w:rPr>
-                <w:color w:val="FF0000"/>
+                <w:color w:val="000000" w:themeColor="text1"/>
                 <w:sz w:val="28"/>
                 <w:szCs w:val="28"/>
-              </w:rPr>
-              <w:t>00.00 – 00.00</w:t>
+                <w:lang w:val="en-US"/>
+              </w:rPr>
+              <w:t>20</w:t>
+            </w:r>
+            <w:r>
+              <w:rPr>
+                <w:color w:val="000000" w:themeColor="text1"/>
+                <w:sz w:val="28"/>
+                <w:szCs w:val="28"/>
+              </w:rPr>
+              <w:t>.04 – 27.04</w:t>
             </w:r>
           </w:p>
         </w:tc>
@@ -3440,7 +3542,7 @@
         </w:trPr>
         <w:tc>
           <w:tcPr>
-            <w:tcW w:w="648" w:type="dxa"/>
+            <w:tcW w:w="646" w:type="dxa"/>
             <w:tcBorders>
               <w:top w:val="single" w:sz="4" w:space="0" w:color="000000"/>
               <w:left w:val="single" w:sz="4" w:space="0" w:color="000000"/>
@@ -3461,6 +3563,7 @@
               <w:rPr>
                 <w:sz w:val="28"/>
                 <w:szCs w:val="28"/>
+                <w:lang w:val="en-US"/>
               </w:rPr>
               <w:t>5</w:t>
             </w:r>
@@ -3468,7 +3571,7 @@
         </w:tc>
         <w:tc>
           <w:tcPr>
-            <w:tcW w:w="6944" w:type="dxa"/>
+            <w:tcW w:w="6733" w:type="dxa"/>
             <w:tcBorders>
               <w:top w:val="single" w:sz="4" w:space="0" w:color="000000"/>
               <w:left w:val="single" w:sz="4" w:space="0" w:color="000000"/>
@@ -3489,13 +3592,20 @@
                 <w:sz w:val="28"/>
                 <w:szCs w:val="28"/>
               </w:rPr>
-              <w:t>Оформление пояснительной записки</w:t>
+              <w:t xml:space="preserve">Исследование </w:t>
+            </w:r>
+            <w:r>
+              <w:rPr>
+                <w:sz w:val="28"/>
+                <w:szCs w:val="28"/>
+              </w:rPr>
+              <w:t>свойств решения</w:t>
             </w:r>
           </w:p>
         </w:tc>
         <w:tc>
           <w:tcPr>
-            <w:tcW w:w="1883" w:type="dxa"/>
+            <w:tcW w:w="1873" w:type="dxa"/>
             <w:tcBorders>
               <w:top w:val="single" w:sz="4" w:space="0" w:color="000000"/>
               <w:left w:val="single" w:sz="4" w:space="0" w:color="000000"/>
@@ -3516,11 +3626,28 @@
             </w:pPr>
             <w:r>
               <w:rPr>
-                <w:color w:val="FF0000"/>
+                <w:color w:val="000000" w:themeColor="text1"/>
                 <w:sz w:val="28"/>
                 <w:szCs w:val="28"/>
               </w:rPr>
-              <w:t>00.00 – 00.00</w:t>
+              <w:t>28.04 – 0</w:t>
+            </w:r>
+            <w:r>
+              <w:rPr>
+                <w:color w:val="000000" w:themeColor="text1"/>
+                <w:sz w:val="28"/>
+                <w:szCs w:val="28"/>
+                <w:lang w:val="en-US"/>
+              </w:rPr>
+              <w:t>1</w:t>
+            </w:r>
+            <w:r>
+              <w:rPr>
+                <w:color w:val="000000" w:themeColor="text1"/>
+                <w:sz w:val="28"/>
+                <w:szCs w:val="28"/>
+              </w:rPr>
+              <w:t>.05</w:t>
             </w:r>
           </w:p>
         </w:tc>
@@ -3531,7 +3658,7 @@
         </w:trPr>
         <w:tc>
           <w:tcPr>
-            <w:tcW w:w="648" w:type="dxa"/>
+            <w:tcW w:w="646" w:type="dxa"/>
             <w:tcBorders>
               <w:top w:val="single" w:sz="4" w:space="0" w:color="000000"/>
               <w:left w:val="single" w:sz="4" w:space="0" w:color="000000"/>
@@ -3552,6 +3679,7 @@
               <w:rPr>
                 <w:sz w:val="28"/>
                 <w:szCs w:val="28"/>
+                <w:lang w:val="en-US"/>
               </w:rPr>
               <w:t>6</w:t>
             </w:r>
@@ -3559,7 +3687,7 @@
         </w:tc>
         <w:tc>
           <w:tcPr>
-            <w:tcW w:w="6944" w:type="dxa"/>
+            <w:tcW w:w="6733" w:type="dxa"/>
             <w:tcBorders>
               <w:top w:val="single" w:sz="4" w:space="0" w:color="000000"/>
               <w:left w:val="single" w:sz="4" w:space="0" w:color="000000"/>
@@ -3580,13 +3708,13 @@
                 <w:sz w:val="28"/>
                 <w:szCs w:val="28"/>
               </w:rPr>
-              <w:t>Оформление иллюстративного материала</w:t>
+              <w:t>Безопасность жизнедеятельности</w:t>
             </w:r>
           </w:p>
         </w:tc>
         <w:tc>
           <w:tcPr>
-            <w:tcW w:w="1883" w:type="dxa"/>
+            <w:tcW w:w="1873" w:type="dxa"/>
             <w:tcBorders>
               <w:top w:val="single" w:sz="4" w:space="0" w:color="000000"/>
               <w:left w:val="single" w:sz="4" w:space="0" w:color="000000"/>
@@ -3607,11 +3735,28 @@
             </w:pPr>
             <w:r>
               <w:rPr>
-                <w:color w:val="FF0000"/>
+                <w:color w:val="000000" w:themeColor="text1"/>
                 <w:sz w:val="28"/>
                 <w:szCs w:val="28"/>
               </w:rPr>
-              <w:t>00.00 – 00.00</w:t>
+              <w:t>02.05 – 0</w:t>
+            </w:r>
+            <w:r>
+              <w:rPr>
+                <w:color w:val="000000" w:themeColor="text1"/>
+                <w:sz w:val="28"/>
+                <w:szCs w:val="28"/>
+                <w:lang w:val="en-US"/>
+              </w:rPr>
+              <w:t>3</w:t>
+            </w:r>
+            <w:r>
+              <w:rPr>
+                <w:color w:val="000000" w:themeColor="text1"/>
+                <w:sz w:val="28"/>
+                <w:szCs w:val="28"/>
+              </w:rPr>
+              <w:t>.05</w:t>
             </w:r>
           </w:p>
         </w:tc>
@@ -3622,7 +3767,7 @@
         </w:trPr>
         <w:tc>
           <w:tcPr>
-            <w:tcW w:w="648" w:type="dxa"/>
+            <w:tcW w:w="646" w:type="dxa"/>
             <w:tcBorders>
               <w:top w:val="single" w:sz="4" w:space="0" w:color="000000"/>
               <w:left w:val="single" w:sz="4" w:space="0" w:color="000000"/>
@@ -3643,6 +3788,7 @@
               <w:rPr>
                 <w:sz w:val="28"/>
                 <w:szCs w:val="28"/>
+                <w:lang w:val="en-US"/>
               </w:rPr>
               <w:t>7</w:t>
             </w:r>
@@ -3650,7 +3796,7 @@
         </w:tc>
         <w:tc>
           <w:tcPr>
-            <w:tcW w:w="6944" w:type="dxa"/>
+            <w:tcW w:w="6733" w:type="dxa"/>
             <w:tcBorders>
               <w:top w:val="single" w:sz="4" w:space="0" w:color="000000"/>
               <w:left w:val="single" w:sz="4" w:space="0" w:color="000000"/>
@@ -3671,13 +3817,13 @@
                 <w:sz w:val="28"/>
                 <w:szCs w:val="28"/>
               </w:rPr>
-              <w:t>Предзащита</w:t>
+              <w:t>Оформление пояснительной записки</w:t>
             </w:r>
           </w:p>
         </w:tc>
         <w:tc>
           <w:tcPr>
-            <w:tcW w:w="1883" w:type="dxa"/>
+            <w:tcW w:w="1873" w:type="dxa"/>
             <w:tcBorders>
               <w:top w:val="single" w:sz="4" w:space="0" w:color="000000"/>
               <w:left w:val="single" w:sz="4" w:space="0" w:color="000000"/>
@@ -3691,6 +3837,240 @@
               <w:spacing w:line="300" w:lineRule="auto"/>
               <w:jc w:val="center"/>
               <w:rPr>
+                <w:color w:val="000000" w:themeColor="text1"/>
+                <w:sz w:val="28"/>
+                <w:szCs w:val="28"/>
+              </w:rPr>
+            </w:pPr>
+            <w:r>
+              <w:rPr>
+                <w:color w:val="000000" w:themeColor="text1"/>
+                <w:sz w:val="28"/>
+                <w:szCs w:val="28"/>
+              </w:rPr>
+              <w:t>04.0</w:t>
+            </w:r>
+            <w:r>
+              <w:rPr>
+                <w:color w:val="000000" w:themeColor="text1"/>
+                <w:sz w:val="28"/>
+                <w:szCs w:val="28"/>
+                <w:lang w:val="en-US"/>
+              </w:rPr>
+              <w:t>5</w:t>
+            </w:r>
+            <w:r>
+              <w:rPr>
+                <w:color w:val="000000" w:themeColor="text1"/>
+                <w:sz w:val="28"/>
+                <w:szCs w:val="28"/>
+              </w:rPr>
+              <w:t xml:space="preserve"> – 1</w:t>
+            </w:r>
+            <w:r>
+              <w:rPr>
+                <w:color w:val="000000" w:themeColor="text1"/>
+                <w:sz w:val="28"/>
+                <w:szCs w:val="28"/>
+              </w:rPr>
+              <w:t>5</w:t>
+            </w:r>
+            <w:r>
+              <w:rPr>
+                <w:color w:val="000000" w:themeColor="text1"/>
+                <w:sz w:val="28"/>
+                <w:szCs w:val="28"/>
+              </w:rPr>
+              <w:t>.05</w:t>
+            </w:r>
+          </w:p>
+        </w:tc>
+      </w:tr>
+      <w:tr>
+        <w:trPr>
+          <w:trHeight w:val="23"/>
+        </w:trPr>
+        <w:tc>
+          <w:tcPr>
+            <w:tcW w:w="646" w:type="dxa"/>
+            <w:tcBorders>
+              <w:top w:val="single" w:sz="4" w:space="0" w:color="000000"/>
+              <w:left w:val="single" w:sz="4" w:space="0" w:color="000000"/>
+              <w:bottom w:val="single" w:sz="4" w:space="0" w:color="000000"/>
+            </w:tcBorders>
+            <w:vAlign w:val="center"/>
+          </w:tcPr>
+          <w:p>
+            <w:pPr>
+              <w:spacing w:line="300" w:lineRule="auto"/>
+              <w:jc w:val="center"/>
+              <w:rPr>
+                <w:sz w:val="28"/>
+                <w:szCs w:val="28"/>
+              </w:rPr>
+            </w:pPr>
+            <w:r>
+              <w:rPr>
+                <w:sz w:val="28"/>
+                <w:szCs w:val="28"/>
+                <w:lang w:val="en-US"/>
+              </w:rPr>
+              <w:t>8</w:t>
+            </w:r>
+          </w:p>
+        </w:tc>
+        <w:tc>
+          <w:tcPr>
+            <w:tcW w:w="6733" w:type="dxa"/>
+            <w:tcBorders>
+              <w:top w:val="single" w:sz="4" w:space="0" w:color="000000"/>
+              <w:left w:val="single" w:sz="4" w:space="0" w:color="000000"/>
+              <w:bottom w:val="single" w:sz="4" w:space="0" w:color="000000"/>
+            </w:tcBorders>
+            <w:vAlign w:val="center"/>
+          </w:tcPr>
+          <w:p>
+            <w:pPr>
+              <w:spacing w:line="300" w:lineRule="auto"/>
+              <w:rPr>
+                <w:sz w:val="28"/>
+                <w:szCs w:val="28"/>
+              </w:rPr>
+            </w:pPr>
+            <w:r>
+              <w:rPr>
+                <w:sz w:val="28"/>
+                <w:szCs w:val="28"/>
+              </w:rPr>
+              <w:t>Оформление иллюстративного материала</w:t>
+            </w:r>
+          </w:p>
+        </w:tc>
+        <w:tc>
+          <w:tcPr>
+            <w:tcW w:w="1873" w:type="dxa"/>
+            <w:tcBorders>
+              <w:top w:val="single" w:sz="4" w:space="0" w:color="000000"/>
+              <w:left w:val="single" w:sz="4" w:space="0" w:color="000000"/>
+              <w:bottom w:val="single" w:sz="4" w:space="0" w:color="000000"/>
+              <w:right w:val="single" w:sz="4" w:space="0" w:color="000000"/>
+            </w:tcBorders>
+            <w:vAlign w:val="center"/>
+          </w:tcPr>
+          <w:p>
+            <w:pPr>
+              <w:spacing w:line="300" w:lineRule="auto"/>
+              <w:jc w:val="center"/>
+              <w:rPr>
+                <w:color w:val="000000" w:themeColor="text1"/>
+                <w:sz w:val="28"/>
+                <w:szCs w:val="28"/>
+              </w:rPr>
+            </w:pPr>
+            <w:r>
+              <w:rPr>
+                <w:color w:val="000000" w:themeColor="text1"/>
+                <w:sz w:val="28"/>
+                <w:szCs w:val="28"/>
+                <w:lang w:val="en-US"/>
+              </w:rPr>
+              <w:t>1</w:t>
+            </w:r>
+            <w:r>
+              <w:rPr>
+                <w:color w:val="000000" w:themeColor="text1"/>
+                <w:sz w:val="28"/>
+                <w:szCs w:val="28"/>
+              </w:rPr>
+              <w:t>6</w:t>
+            </w:r>
+            <w:r>
+              <w:rPr>
+                <w:color w:val="000000" w:themeColor="text1"/>
+                <w:sz w:val="28"/>
+                <w:szCs w:val="28"/>
+              </w:rPr>
+              <w:t>.05 – 26.05</w:t>
+            </w:r>
+          </w:p>
+        </w:tc>
+      </w:tr>
+      <w:tr>
+        <w:trPr>
+          <w:trHeight w:val="23"/>
+        </w:trPr>
+        <w:tc>
+          <w:tcPr>
+            <w:tcW w:w="646" w:type="dxa"/>
+            <w:tcBorders>
+              <w:top w:val="single" w:sz="4" w:space="0" w:color="000000"/>
+              <w:left w:val="single" w:sz="4" w:space="0" w:color="000000"/>
+              <w:bottom w:val="single" w:sz="4" w:space="0" w:color="000000"/>
+            </w:tcBorders>
+            <w:vAlign w:val="center"/>
+          </w:tcPr>
+          <w:p>
+            <w:pPr>
+              <w:spacing w:line="300" w:lineRule="auto"/>
+              <w:jc w:val="center"/>
+              <w:rPr>
+                <w:sz w:val="28"/>
+                <w:szCs w:val="28"/>
+              </w:rPr>
+            </w:pPr>
+            <w:r>
+              <w:rPr>
+                <w:sz w:val="28"/>
+                <w:szCs w:val="28"/>
+                <w:lang w:val="en-US"/>
+              </w:rPr>
+              <w:t>9</w:t>
+            </w:r>
+          </w:p>
+        </w:tc>
+        <w:tc>
+          <w:tcPr>
+            <w:tcW w:w="6733" w:type="dxa"/>
+            <w:tcBorders>
+              <w:top w:val="single" w:sz="4" w:space="0" w:color="000000"/>
+              <w:left w:val="single" w:sz="4" w:space="0" w:color="000000"/>
+              <w:bottom w:val="single" w:sz="4" w:space="0" w:color="000000"/>
+            </w:tcBorders>
+            <w:vAlign w:val="center"/>
+          </w:tcPr>
+          <w:p>
+            <w:pPr>
+              <w:spacing w:line="300" w:lineRule="auto"/>
+              <w:rPr>
+                <w:sz w:val="28"/>
+                <w:szCs w:val="28"/>
+              </w:rPr>
+            </w:pPr>
+            <w:r>
+              <w:rPr>
+                <w:sz w:val="28"/>
+                <w:szCs w:val="28"/>
+              </w:rPr>
+              <w:t>Предзащита</w:t>
+            </w:r>
+          </w:p>
+        </w:tc>
+        <w:tc>
+          <w:tcPr>
+            <w:tcW w:w="1873" w:type="dxa"/>
+            <w:tcBorders>
+              <w:top w:val="single" w:sz="4" w:space="0" w:color="000000"/>
+              <w:left w:val="single" w:sz="4" w:space="0" w:color="000000"/>
+              <w:bottom w:val="single" w:sz="4" w:space="0" w:color="000000"/>
+              <w:right w:val="single" w:sz="4" w:space="0" w:color="000000"/>
+            </w:tcBorders>
+            <w:vAlign w:val="center"/>
+          </w:tcPr>
+          <w:p>
+            <w:pPr>
+              <w:spacing w:line="300" w:lineRule="auto"/>
+              <w:jc w:val="center"/>
+              <w:rPr>
                 <w:color w:val="FF0000"/>
                 <w:sz w:val="28"/>
                 <w:szCs w:val="28"/>
@@ -3698,11 +4078,11 @@
             </w:pPr>
             <w:r>
               <w:rPr>
-                <w:color w:val="FF0000"/>
+                <w:color w:val="000000" w:themeColor="text1"/>
                 <w:sz w:val="28"/>
                 <w:szCs w:val="28"/>
               </w:rPr>
-              <w:t>00.00 – 00.00</w:t>
+              <w:t>27.05</w:t>
             </w:r>
           </w:p>
         </w:tc>
@@ -3719,34 +4099,6 @@
     </w:p>
     <w:p>
       <w:pPr>
-        <w:jc w:val="center"/>
-        <w:rPr>
-          <w:sz w:val="28"/>
-          <w:szCs w:val="28"/>
-        </w:rPr>
-      </w:pPr>
-    </w:p>
-    <w:p>
-      <w:pPr>
-        <w:jc w:val="center"/>
-        <w:rPr>
-          <w:sz w:val="28"/>
-          <w:szCs w:val="28"/>
-        </w:rPr>
-      </w:pPr>
-    </w:p>
-    <w:p>
-      <w:pPr>
-        <w:jc w:val="center"/>
-        <w:rPr>
-          <w:sz w:val="28"/>
-          <w:szCs w:val="28"/>
-        </w:rPr>
-      </w:pPr>
-    </w:p>
-    <w:p>
-      <w:pPr>
-        <w:jc w:val="center"/>
         <w:rPr>
           <w:sz w:val="28"/>
           <w:szCs w:val="28"/>
@@ -3972,7 +4324,7 @@
       </w:tr>
       <w:tr>
         <w:trPr>
-          <w:trHeight w:hRule="exact" w:val="170"/>
+          <w:trHeight w:hRule="exact" w:val="307"/>
         </w:trPr>
         <w:tc>
           <w:tcPr>
@@ -5541,8 +5893,13 @@
         <w:t>, которых до этого было всего два (</w:t>
       </w:r>
       <w:r>
-        <w:t>1I/'Oumuamua</w:t>
-      </w:r>
+        <w:t>1I/'</w:t>
+      </w:r>
+      <w:proofErr w:type="spellStart"/>
+      <w:r>
+        <w:t>Oumuamua</w:t>
+      </w:r>
+      <w:proofErr w:type="spellEnd"/>
       <w:r>
         <w:t xml:space="preserve"> </w:t>
       </w:r>
@@ -5732,7 +6089,25 @@
         <w:t>программу</w:t>
       </w:r>
       <w:r>
-        <w:t xml:space="preserve"> для уточнения орбитальных параметров и коэффициентов негравитационного движения кометы 3I/ATLAS методом Гаусса-Ньютона.</w:t>
+        <w:t xml:space="preserve"> для уточнения орбитальных параметров и </w:t>
+      </w:r>
+      <w:r>
+        <w:t>параметр</w:t>
+      </w:r>
+      <w:r>
+        <w:t>ов</w:t>
+      </w:r>
+      <w:r>
+        <w:t xml:space="preserve"> негравитационного ускорения</w:t>
+      </w:r>
+      <w:r>
+        <w:t xml:space="preserve"> </w:t>
+      </w:r>
+      <w:r>
+        <w:t>кометы 3I/ATLAS</w:t>
+      </w:r>
+      <w:r>
+        <w:t>.</w:t>
       </w:r>
     </w:p>
     <w:p>
@@ -5785,7 +6160,13 @@
         </w:tabs>
       </w:pPr>
       <w:r>
-        <w:t>Разработать программу для уточнения параметров орбиты по астрометрическим данным.</w:t>
+        <w:t>Разработать программу для уточнения параметров орбиты по астрометрическим данным</w:t>
+      </w:r>
+      <w:r>
+        <w:t xml:space="preserve"> методом Гаусса-Ньютона</w:t>
+      </w:r>
+      <w:r>
+        <w:t>.</w:t>
       </w:r>
       <w:r>
         <w:t xml:space="preserve"> </w:t>
@@ -6044,69 +6425,33 @@
     <w:p>
       <w:pPr>
         <w:pStyle w:val="a1"/>
-        <w:rPr>
-          <w:lang w:eastAsia="ru-RU" w:bidi="ar-SA"/>
-        </w:rPr>
-      </w:pPr>
-      <w:r>
-        <w:rPr>
-          <w:lang w:eastAsia="ru-RU" w:bidi="ar-SA"/>
-        </w:rPr>
-        <w:t xml:space="preserve">Определение положения и скорости небесного тела в заданный момент </w:t>
-      </w:r>
-      <w:r>
-        <w:rPr>
-          <w:lang w:eastAsia="ru-RU" w:bidi="ar-SA"/>
-        </w:rPr>
-        <w:tab/>
-      </w:r>
-      <w:r>
-        <w:rPr>
-          <w:lang w:eastAsia="ru-RU" w:bidi="ar-SA"/>
-        </w:rPr>
-        <w:t xml:space="preserve">времени является фундаментальной задачей небесной механики. </w:t>
-      </w:r>
-      <w:r>
-        <w:rPr>
-          <w:lang w:eastAsia="ru-RU" w:bidi="ar-SA"/>
-        </w:rPr>
-        <w:t xml:space="preserve">Часто необходимо учитывать гравитационное влияние не только центрально тела, но и возмущения других массивных тел. </w:t>
-      </w:r>
-      <w:r>
-        <w:rPr>
-          <w:lang w:eastAsia="ru-RU" w:bidi="ar-SA"/>
-        </w:rPr>
-        <w:t>В общем виде задача N тел не имеет аналитического решения [ссылка]</w:t>
-      </w:r>
-      <w:r>
-        <w:rPr>
-          <w:lang w:eastAsia="ru-RU" w:bidi="ar-SA"/>
-        </w:rPr>
-        <w:t xml:space="preserve">. Поэтому для </w:t>
-      </w:r>
-      <w:r>
-        <w:rPr>
-          <w:lang w:eastAsia="ru-RU" w:bidi="ar-SA"/>
-        </w:rPr>
-        <w:t>моделирования движения объекта</w:t>
-      </w:r>
-      <w:r>
-        <w:rPr>
-          <w:lang w:eastAsia="ru-RU" w:bidi="ar-SA"/>
-        </w:rPr>
-        <w:t xml:space="preserve"> составляется динамическая система</w:t>
-      </w:r>
-      <w:r>
-        <w:rPr>
-          <w:lang w:eastAsia="ru-RU" w:bidi="ar-SA"/>
-        </w:rPr>
-        <w:t xml:space="preserve">, в которой </w:t>
-      </w:r>
-      <w:r>
-        <w:rPr>
-          <w:lang w:eastAsia="ru-RU" w:bidi="ar-SA"/>
-        </w:rPr>
-        <w:t>положение и скорость тела меняются по динамическому закону.</w:t>
+      </w:pPr>
+      <w:r>
+        <w:t xml:space="preserve">Определение положения и скорости небесного тела в заданный момент времени является фундаментальной задачей небесной механики. </w:t>
+      </w:r>
+      <w:r>
+        <w:t xml:space="preserve">Часто </w:t>
+      </w:r>
+      <w:r>
+        <w:t>приходится</w:t>
+      </w:r>
+      <w:r>
+        <w:t xml:space="preserve"> учитывать гравитационное влияние не только центрально</w:t>
+      </w:r>
+      <w:r>
+        <w:t>го</w:t>
+      </w:r>
+      <w:r>
+        <w:t xml:space="preserve"> тела, но и возмущения других массивных </w:t>
+      </w:r>
+      <w:r>
+        <w:t>объектов</w:t>
+      </w:r>
+      <w:r>
+        <w:t xml:space="preserve">. </w:t>
+      </w:r>
+      <w:r>
+        <w:t>Движение исследуемого тела моделируется с помощью системы дифференциальных уравнений, решение которых находится путем численного интегрирования.</w:t>
       </w:r>
     </w:p>
     <w:p>
@@ -6186,43 +6531,19 @@
         <w:rPr>
           <w:lang w:eastAsia="ru-RU" w:bidi="ar-SA"/>
         </w:rPr>
-        <w:t>. Например, мо</w:t>
-      </w:r>
-      <w:r>
-        <w:rPr>
-          <w:lang w:eastAsia="ru-RU" w:bidi="ar-SA"/>
-        </w:rPr>
-        <w:t>гут</w:t>
-      </w:r>
-      <w:r>
-        <w:rPr>
-          <w:lang w:eastAsia="ru-RU" w:bidi="ar-SA"/>
-        </w:rPr>
-        <w:t xml:space="preserve"> учитываться</w:t>
-      </w:r>
-      <w:r>
-        <w:rPr>
-          <w:lang w:eastAsia="ru-RU" w:bidi="ar-SA"/>
-        </w:rPr>
-        <w:t xml:space="preserve"> релятивистские поправки,</w:t>
-      </w:r>
-      <w:r>
-        <w:rPr>
-          <w:lang w:eastAsia="ru-RU" w:bidi="ar-SA"/>
-        </w:rPr>
-        <w:t xml:space="preserve"> несферичность тел, которая влияет на однородность гравитационного поля, или ускорение, </w:t>
-      </w:r>
-      <w:r>
-        <w:rPr>
-          <w:lang w:eastAsia="ru-RU" w:bidi="ar-SA"/>
-        </w:rPr>
-        <w:t>обусловленное</w:t>
-      </w:r>
-      <w:r>
-        <w:rPr>
-          <w:lang w:eastAsia="ru-RU" w:bidi="ar-SA"/>
-        </w:rPr>
-        <w:t xml:space="preserve"> сублимацией летучих веществ с поверхности, под воздействием электромагнитного излучения. </w:t>
+        <w:t xml:space="preserve">. </w:t>
+      </w:r>
+      <w:r>
+        <w:rPr>
+          <w:lang w:eastAsia="ru-RU" w:bidi="ar-SA"/>
+        </w:rPr>
+        <w:t>К ним относятся релятивистские поправки общей теории относительности, отклонение гравитационного потенциала от центрально-симметричного (например, за счёт квадрупольного момента Солнца или сжатия планет), а также негравитационные силы. Последние возникают вследствие реактивного эффекта сублимации летучих веществ при нагреве ядра, а также сложного взаимодействия кометной комы с солнечным ветром и электромагнитным излучением. Учёт этих механизмов существенно повышает точность моделирования, особенно при прохождении тела вблизи Солнца</w:t>
+      </w:r>
+      <w:r>
+        <w:rPr>
+          <w:lang w:eastAsia="ru-RU" w:bidi="ar-SA"/>
+        </w:rPr>
+        <w:t>.</w:t>
       </w:r>
     </w:p>
     <w:p>
@@ -6402,20 +6723,14 @@
           <w:bCs/>
           <w:lang w:eastAsia="ru-RU" w:bidi="ar-SA"/>
         </w:rPr>
+        <w:lastRenderedPageBreak/>
         <w:t>Начальные условия</w:t>
       </w:r>
       <w:r>
         <w:rPr>
           <w:lang w:eastAsia="ru-RU" w:bidi="ar-SA"/>
         </w:rPr>
-        <w:t xml:space="preserve"> характеризуют положение тела в определенный (начальный) момент времени. Причем этот момент времени не обязательно самый ранний из рассматриваемого временного промежутка, так как интегрирование может производиться и назад во времени. Под начальным </w:t>
-      </w:r>
-      <w:r>
-        <w:rPr>
-          <w:lang w:eastAsia="ru-RU" w:bidi="ar-SA"/>
-        </w:rPr>
-        <w:lastRenderedPageBreak/>
-        <w:t>понимается тот момент времени, в который состояние динамической системы считается известным. Начальные условия могут быть заданы в виде</w:t>
+        <w:t xml:space="preserve"> характеризуют положение тела в определенный (начальный) момент времени. Причем этот момент времени не обязательно самый ранний из рассматриваемого временного промежутка, так как интегрирование может производиться и назад во времени. Под начальным понимается тот момент времени, в который состояние динамической системы считается известным. Начальные условия могут быть заданы в виде</w:t>
       </w:r>
       <w:r>
         <w:rPr>
@@ -6423,6 +6738,7 @@
         </w:rPr>
         <w:t xml:space="preserve"> </w:t>
       </w:r>
+      <w:proofErr w:type="spellStart"/>
       <w:r>
         <w:rPr>
           <w:lang w:eastAsia="ru-RU" w:bidi="ar-SA"/>
@@ -6441,6 +6757,7 @@
         </w:rPr>
         <w:t>х</w:t>
       </w:r>
+      <w:proofErr w:type="spellEnd"/>
       <w:r>
         <w:rPr>
           <w:lang w:eastAsia="ru-RU" w:bidi="ar-SA"/>
@@ -6589,67 +6906,67 @@
         <w:rPr>
           <w:lang w:eastAsia="ru-RU" w:bidi="ar-SA"/>
         </w:rPr>
-        <w:t>Моделирование орбиты требует</w:t>
-      </w:r>
-      <w:r>
-        <w:rPr>
-          <w:lang w:eastAsia="ru-RU" w:bidi="ar-SA"/>
-        </w:rPr>
-        <w:t xml:space="preserve">, чтобы </w:t>
-      </w:r>
-      <w:r>
-        <w:rPr>
-          <w:lang w:eastAsia="ru-RU" w:bidi="ar-SA"/>
-        </w:rPr>
-        <w:t>параметр</w:t>
-      </w:r>
-      <w:r>
-        <w:rPr>
-          <w:lang w:eastAsia="ru-RU" w:bidi="ar-SA"/>
-        </w:rPr>
-        <w:t>ы</w:t>
-      </w:r>
-      <w:r>
-        <w:rPr>
-          <w:lang w:eastAsia="ru-RU" w:bidi="ar-SA"/>
-        </w:rPr>
-        <w:t xml:space="preserve"> орбиты </w:t>
-      </w:r>
-      <w:r>
-        <w:rPr>
-          <w:lang w:eastAsia="ru-RU" w:bidi="ar-SA"/>
-        </w:rPr>
-        <w:t xml:space="preserve">были известны </w:t>
-      </w:r>
-      <w:r>
-        <w:rPr>
-          <w:lang w:eastAsia="ru-RU" w:bidi="ar-SA"/>
-        </w:rPr>
-        <w:t xml:space="preserve">с определенной точностью. </w:t>
-      </w:r>
-      <w:r>
-        <w:rPr>
-          <w:lang w:eastAsia="ru-RU" w:bidi="ar-SA"/>
-        </w:rPr>
-        <w:t xml:space="preserve">Их оценка производится с </w:t>
-      </w:r>
-      <w:r>
-        <w:rPr>
-          <w:lang w:eastAsia="ru-RU" w:bidi="ar-SA"/>
-        </w:rPr>
-        <w:t xml:space="preserve">помощью метода наименьших квадратов (МНК), </w:t>
-      </w:r>
-      <w:r>
-        <w:rPr>
-          <w:lang w:eastAsia="ru-RU" w:bidi="ar-SA"/>
-        </w:rPr>
-        <w:t>оптимальными считаются те значения, при которых сумма взвешенных квадратов разностей между наблюдаемыми и расчётными величинами минимальна. Формально это сводится к задаче нелинейной регрессии.</w:t>
+        <w:t xml:space="preserve">Для точного моделирования траектории параметры орбиты должны быть известны с высокой точностью. </w:t>
+      </w:r>
+      <w:r>
+        <w:rPr>
+          <w:lang w:eastAsia="ru-RU" w:bidi="ar-SA"/>
+        </w:rPr>
+        <w:t xml:space="preserve">Возникает необходимость в уточнении параметров, которое </w:t>
+      </w:r>
+      <w:r>
+        <w:rPr>
+          <w:lang w:eastAsia="ru-RU" w:bidi="ar-SA"/>
+        </w:rPr>
+        <w:t>выполняется методом наименьших квадратов (МНК): оптимальными считаются те значения параметров, при которых сумма квадратов разностей между наблюдаемыми и расчётными величинами</w:t>
+      </w:r>
+      <w:r>
+        <w:rPr>
+          <w:lang w:eastAsia="ru-RU" w:bidi="ar-SA"/>
+        </w:rPr>
+        <w:t xml:space="preserve"> минимальна</w:t>
+      </w:r>
+      <w:r>
+        <w:rPr>
+          <w:lang w:eastAsia="ru-RU" w:bidi="ar-SA"/>
+        </w:rPr>
+        <w:t xml:space="preserve">. Ввиду того, вектор параметров </w:t>
+      </w:r>
+      <w:r>
+        <w:rPr>
+          <w:lang w:eastAsia="ru-RU" w:bidi="ar-SA"/>
+        </w:rPr>
+        <w:t>связан с</w:t>
+      </w:r>
+      <w:r>
+        <w:rPr>
+          <w:lang w:eastAsia="ru-RU" w:bidi="ar-SA"/>
+        </w:rPr>
+        <w:t xml:space="preserve"> наблюдаемыми координатами</w:t>
       </w:r>
       <w:r>
         <w:rPr>
           <w:lang w:eastAsia="ru-RU" w:bidi="ar-SA"/>
         </w:rPr>
         <w:t xml:space="preserve"> </w:t>
+      </w:r>
+      <w:r>
+        <w:rPr>
+          <w:lang w:eastAsia="ru-RU" w:bidi="ar-SA"/>
+        </w:rPr>
+        <w:t xml:space="preserve">через </w:t>
+      </w:r>
+      <w:r>
+        <w:rPr>
+          <w:lang w:eastAsia="ru-RU" w:bidi="ar-SA"/>
+        </w:rPr>
+        <w:t>дифференциальные уравнения</w:t>
+      </w:r>
+      <w:r>
+        <w:rPr>
+          <w:lang w:eastAsia="ru-RU" w:bidi="ar-SA"/>
+        </w:rPr>
+        <w:t xml:space="preserve"> и многоэтапные нелинейные преобразования, данная оптимизационная задача относится к классу нелинейной регрессии.</w:t>
       </w:r>
     </w:p>
     <w:p>
@@ -6714,7 +7031,35 @@
         <w:rPr>
           <w:lang w:eastAsia="ru-RU" w:bidi="ar-SA"/>
         </w:rPr>
-        <w:t xml:space="preserve">C, observed minus </w:t>
+        <w:t xml:space="preserve">C, </w:t>
+      </w:r>
+      <w:proofErr w:type="spellStart"/>
+      <w:r>
+        <w:rPr>
+          <w:lang w:eastAsia="ru-RU" w:bidi="ar-SA"/>
+        </w:rPr>
+        <w:t>observed</w:t>
+      </w:r>
+      <w:proofErr w:type="spellEnd"/>
+      <w:r>
+        <w:rPr>
+          <w:lang w:eastAsia="ru-RU" w:bidi="ar-SA"/>
+        </w:rPr>
+        <w:t xml:space="preserve"> </w:t>
+      </w:r>
+      <w:proofErr w:type="spellStart"/>
+      <w:r>
+        <w:rPr>
+          <w:lang w:eastAsia="ru-RU" w:bidi="ar-SA"/>
+        </w:rPr>
+        <w:t>minus</w:t>
+      </w:r>
+      <w:proofErr w:type="spellEnd"/>
+      <w:r>
+        <w:rPr>
+          <w:lang w:eastAsia="ru-RU" w:bidi="ar-SA"/>
+        </w:rPr>
+        <w:t xml:space="preserve"> </w:t>
       </w:r>
       <w:r>
         <w:rPr>
@@ -6740,6 +7085,7 @@
         <w:rPr>
           <w:lang w:eastAsia="ru-RU" w:bidi="ar-SA"/>
         </w:rPr>
+        <w:lastRenderedPageBreak/>
         <w:t>В зависимости от цели исследования используются различные типы измерений.</w:t>
       </w:r>
       <w:r>
@@ -6823,11 +7169,7 @@
         <w:t xml:space="preserve"> галактической.</w:t>
       </w:r>
       <w:r>
-        <w:t xml:space="preserve"> Обычно наблюдения приводятся ко второй </w:t>
-      </w:r>
-      <w:r>
-        <w:lastRenderedPageBreak/>
-        <w:t xml:space="preserve">экваториальной системе, в которой координатами являются </w:t>
+        <w:t xml:space="preserve"> Обычно наблюдения приводятся ко второй экваториальной системе, в которой координатами являются </w:t>
       </w:r>
       <w:r>
         <w:t>прямое восхождение (</w:t>
@@ -7530,6 +7872,7 @@
         <w:rPr>
           <w:lang w:eastAsia="ru-RU" w:bidi="ar-SA"/>
         </w:rPr>
+        <w:lastRenderedPageBreak/>
         <w:t>Начальное состояние</w:t>
       </w:r>
       <w:r>
@@ -8447,7 +8790,6 @@
         <w:rPr>
           <w:lang w:eastAsia="ru-RU" w:bidi="ar-SA"/>
         </w:rPr>
-        <w:lastRenderedPageBreak/>
         <w:t xml:space="preserve">Функция потерь  </w:t>
       </w:r>
       <m:oMath>
@@ -8732,6 +9074,7 @@
           <w:numId w:val="9"/>
         </w:numPr>
       </w:pPr>
+      <w:proofErr w:type="spellStart"/>
       <w:r>
         <w:rPr>
           <w:b/>
@@ -8739,6 +9082,7 @@
         </w:rPr>
         <w:t>Find_Orb</w:t>
       </w:r>
+      <w:proofErr w:type="spellEnd"/>
       <w:r>
         <w:t xml:space="preserve"> [8] </w:t>
       </w:r>
@@ -8749,7 +9093,15 @@
         <w:t xml:space="preserve"> </w:t>
       </w:r>
       <w:r>
-        <w:t>свободно распространяемое программное обеспечение, разработанное Биллом Греем (Project Pluto)</w:t>
+        <w:t xml:space="preserve">свободно распространяемое программное обеспечение, разработанное Биллом Греем (Project </w:t>
+      </w:r>
+      <w:proofErr w:type="spellStart"/>
+      <w:r>
+        <w:t>Pluto</w:t>
+      </w:r>
+      <w:proofErr w:type="spellEnd"/>
+      <w:r>
+        <w:t>)</w:t>
       </w:r>
       <w:r>
         <w:t xml:space="preserve"> на языке </w:t>
@@ -8761,7 +9113,35 @@
         <w:t>C</w:t>
       </w:r>
       <w:r>
-        <w:t>++. Поддерживает астрометрию в формате MPC 80-column, ADES и AstDyS/NEODys.rwo. В качестве метода уточнения параметров используется дифференциальная коррекция на основе нелинейного метода наименьших квадратов; для оценки неопределённостей дополнительно реализованы метод ковариационной матрицы и метод вариантных орбит Монте-Карло. Гравитационная модель включает Солнце, девять больших планет и Луну, причём список возмущающих тел может расширяться автоматически при близких сближениях. Негравитационная модель – стандартная модель Марсдена с параметрами A1, A2, A3 и стандартной функцией активности g(r), соответствующей сублимации воды; поддерживаются также асимметричные варианты со сдвигом перигелия. Расчёт положений возмущающих тел выполняется по эфемеридам JPL DE. Распространяется в исходных текстах под лицензией GPL, доступна также онлайн-версия с ограниченной функциональностью.</w:t>
+        <w:t xml:space="preserve">++. Поддерживает астрометрию в формате MPC 80-column, ADES и </w:t>
+      </w:r>
+      <w:proofErr w:type="spellStart"/>
+      <w:r>
+        <w:t>AstDyS</w:t>
+      </w:r>
+      <w:proofErr w:type="spellEnd"/>
+      <w:r>
+        <w:t>/</w:t>
+      </w:r>
+      <w:proofErr w:type="spellStart"/>
+      <w:r>
+        <w:t>NEODys.rwo</w:t>
+      </w:r>
+      <w:proofErr w:type="spellEnd"/>
+      <w:r>
+        <w:t xml:space="preserve">. В качестве метода уточнения параметров используется дифференциальная коррекция на основе нелинейного метода наименьших квадратов; для оценки неопределённостей дополнительно реализованы метод ковариационной матрицы и метод вариантных орбит Монте-Карло. Гравитационная модель включает Солнце, девять больших планет и Луну, причём список возмущающих тел может расширяться автоматически при близких сближениях. Негравитационная модель – стандартная модель </w:t>
+      </w:r>
+      <w:proofErr w:type="spellStart"/>
+      <w:r>
+        <w:t>Марсдена</w:t>
+      </w:r>
+      <w:proofErr w:type="spellEnd"/>
+      <w:r>
+        <w:t xml:space="preserve"> с параметрами A1, A2, A3 и стандартной функцией активности g(r), соответствующей сублимации воды; поддерживаются также </w:t>
+      </w:r>
+      <w:r>
+        <w:lastRenderedPageBreak/>
+        <w:t>асимметричные варианты со сдвигом перигелия. Расчёт положений возмущающих тел выполняется по эфемеридам JPL DE. Распространяется в исходных текстах под лицензией GPL, доступна также онлайн-версия с ограниченной функциональностью.</w:t>
       </w:r>
     </w:p>
     <w:p>
@@ -8772,6 +9152,7 @@
           <w:numId w:val="9"/>
         </w:numPr>
       </w:pPr>
+      <w:proofErr w:type="spellStart"/>
       <w:r>
         <w:rPr>
           <w:b/>
@@ -8779,6 +9160,7 @@
         </w:rPr>
         <w:t>OrbFit</w:t>
       </w:r>
+      <w:proofErr w:type="spellEnd"/>
       <w:r>
         <w:t xml:space="preserve"> [9] </w:t>
       </w:r>
@@ -8801,11 +9183,31 @@
         <w:t>ученых</w:t>
       </w:r>
       <w:r>
-        <w:t xml:space="preserve"> Пизанского университета на языке Fortran. Реализует дифференциальную коррекцию орбит по нелинейному МНК с аналитическим расчётом частных производных. Поддерживает расширенные динамические </w:t>
-      </w:r>
-      <w:r>
-        <w:lastRenderedPageBreak/>
-        <w:t>модели, включая релятивистские поправки в постньютоновском приближении, негравитационные ускорения по модели Марсдена, возмущения от 16 крупнейших астероидов Главного пояса. Помимо МНК доступен метод вариантных орбит для статистического анализа неопределённостей и методы определения собственных элементов орбит. В качестве источника положений возмущающих тел используются эфемериды JPL DE (по умолчанию DE405, поддерживаются и более ранние/поздние версии). Исходный код открыт под лицензией GPL.</w:t>
+        <w:t xml:space="preserve"> Пизанского университета на языке </w:t>
+      </w:r>
+      <w:proofErr w:type="spellStart"/>
+      <w:r>
+        <w:t>Fortran</w:t>
+      </w:r>
+      <w:proofErr w:type="spellEnd"/>
+      <w:r>
+        <w:t xml:space="preserve">. Реализует дифференциальную коррекцию орбит по нелинейному МНК с аналитическим расчётом частных производных. Поддерживает расширенные динамические модели, включая релятивистские поправки в </w:t>
+      </w:r>
+      <w:proofErr w:type="spellStart"/>
+      <w:r>
+        <w:t>постньютоновском</w:t>
+      </w:r>
+      <w:proofErr w:type="spellEnd"/>
+      <w:r>
+        <w:t xml:space="preserve"> приближении, негравитационные ускорения по модели </w:t>
+      </w:r>
+      <w:proofErr w:type="spellStart"/>
+      <w:r>
+        <w:t>Марсдена</w:t>
+      </w:r>
+      <w:proofErr w:type="spellEnd"/>
+      <w:r>
+        <w:t>, возмущения от 16 крупнейших астероидов Главного пояса. Помимо МНК доступен метод вариантных орбит для статистического анализа неопределённостей и методы определения собственных элементов орбит. В качестве источника положений возмущающих тел используются эфемериды JPL DE (по умолчанию DE405, поддерживаются и более ранние/поздние версии). Исходный код открыт под лицензией GPL.</w:t>
       </w:r>
     </w:p>
     <w:p>
@@ -8824,8 +9226,13 @@
         <w:t xml:space="preserve">MONTE </w:t>
       </w:r>
       <w:r>
-        <w:t>(Mission</w:t>
-      </w:r>
+        <w:t>(</w:t>
+      </w:r>
+      <w:proofErr w:type="spellStart"/>
+      <w:r>
+        <w:t>Mission</w:t>
+      </w:r>
+      <w:proofErr w:type="spellEnd"/>
       <w:r>
         <w:t xml:space="preserve"> </w:t>
       </w:r>
@@ -8835,8 +9242,37 @@
         </w:rPr>
         <w:t>A</w:t>
       </w:r>
-      <w:r>
-        <w:t>nalysis, Operations, and Navigation Toolkit Environment)</w:t>
+      <w:proofErr w:type="spellStart"/>
+      <w:r>
+        <w:t>nalysis</w:t>
+      </w:r>
+      <w:proofErr w:type="spellEnd"/>
+      <w:r>
+        <w:t xml:space="preserve">, Operations, </w:t>
+      </w:r>
+      <w:proofErr w:type="spellStart"/>
+      <w:r>
+        <w:t>and</w:t>
+      </w:r>
+      <w:proofErr w:type="spellEnd"/>
+      <w:r>
+        <w:t xml:space="preserve"> </w:t>
+      </w:r>
+      <w:proofErr w:type="spellStart"/>
+      <w:r>
+        <w:t>Navigation</w:t>
+      </w:r>
+      <w:proofErr w:type="spellEnd"/>
+      <w:r>
+        <w:t xml:space="preserve"> </w:t>
+      </w:r>
+      <w:proofErr w:type="spellStart"/>
+      <w:r>
+        <w:t>Toolkit</w:t>
+      </w:r>
+      <w:proofErr w:type="spellEnd"/>
+      <w:r>
+        <w:t xml:space="preserve"> Environment)</w:t>
       </w:r>
       <w:r>
         <w:t xml:space="preserve"> [10] </w:t>
@@ -8863,14 +9299,17 @@
           <w:bCs/>
         </w:rPr>
       </w:pPr>
+      <w:proofErr w:type="spellStart"/>
       <w:r>
         <w:rPr>
           <w:b/>
           <w:bCs/>
           <w:lang w:val="en-US"/>
         </w:rPr>
+        <w:lastRenderedPageBreak/>
         <w:t>OpenOrb</w:t>
       </w:r>
+      <w:proofErr w:type="spellEnd"/>
       <w:r>
         <w:rPr>
           <w:b/>
@@ -8881,12 +9320,14 @@
       <w:r>
         <w:t>(</w:t>
       </w:r>
+      <w:proofErr w:type="spellStart"/>
       <w:r>
         <w:rPr>
           <w:lang w:val="en-US"/>
         </w:rPr>
         <w:t>OOrb</w:t>
       </w:r>
+      <w:proofErr w:type="spellEnd"/>
       <w:r>
         <w:t>)</w:t>
       </w:r>
@@ -8911,11 +9352,59 @@
         <w:t xml:space="preserve">– </w:t>
       </w:r>
       <w:r>
-        <w:t xml:space="preserve">открытый пакет на языке Fortran, разработанный группой Микаэля Гранвика. Помимо классического МНК реализует метод статистического рейнджинга и его вариант на основе цепей Маркова (MCMC), которые применяются для построения негауссовых функций плотности вероятности орбитальных параметров. Такой подход эффективен при обработке коротких дуг наблюдений, когда стандартный МНК даёт нестабильные оценки. Гравитационная модель включает Солнце, восемь больших планет и Луну; возмущения от </w:t>
-      </w:r>
-      <w:r>
-        <w:lastRenderedPageBreak/>
-        <w:t>астероидов в стандартной конфигурации не учитываются. Положения возмущающих тел берутся из эфемерид JPL DE (по умолчанию DE430). Негравитационные ускорения в типовой конфигурации не моделируются, что делает пакет менее удобным для активных комет. Распространяется под лицензией GPL.</w:t>
+        <w:t xml:space="preserve">открытый пакет на языке </w:t>
+      </w:r>
+      <w:proofErr w:type="spellStart"/>
+      <w:r>
+        <w:t>Fortran</w:t>
+      </w:r>
+      <w:proofErr w:type="spellEnd"/>
+      <w:r>
+        <w:t xml:space="preserve">, разработанный группой Микаэля </w:t>
+      </w:r>
+      <w:proofErr w:type="spellStart"/>
+      <w:r>
+        <w:t>Гранвика</w:t>
+      </w:r>
+      <w:proofErr w:type="spellEnd"/>
+      <w:r>
+        <w:t xml:space="preserve">. Помимо классического МНК реализует метод статистического </w:t>
+      </w:r>
+      <w:r>
+        <w:t>определения орбиты (</w:t>
+      </w:r>
+      <w:r>
+        <w:rPr>
+          <w:lang w:val="en-US"/>
+        </w:rPr>
+        <w:t>orbital</w:t>
+      </w:r>
+      <w:r>
+        <w:t xml:space="preserve"> </w:t>
+      </w:r>
+      <w:r>
+        <w:rPr>
+          <w:lang w:val="en-US"/>
+        </w:rPr>
+        <w:t>ranging</w:t>
+      </w:r>
+      <w:r>
+        <w:t xml:space="preserve"> </w:t>
+      </w:r>
+      <w:r>
+        <w:rPr>
+          <w:lang w:val="en-US"/>
+        </w:rPr>
+        <w:t>method</w:t>
+      </w:r>
+      <w:r>
+        <w:t xml:space="preserve"> [12]</w:t>
+      </w:r>
+      <w:r>
+        <w:t>)</w:t>
+      </w:r>
+      <w:r>
+        <w:t xml:space="preserve"> и его вариант на основе цепей Маркова (MCMC), которые применяются для построения негауссовых функций плотности вероятности орбитальных параметров. Такой подход эффективен при обработке коротких дуг наблюдений, когда стандартный МНК даёт нестабильные оценки. Гравитационная модель включает Солнце, восемь больших планет и Луну; возмущения от астероидов в стандартной конфигурации не учитываются. Положения возмущающих тел берутся из эфемерид JPL DE (по умолчанию DE430). Негравитационные ускорения в типовой конфигурации не моделируются, что делает пакет менее удобным для активных комет. Распространяется под лицензией GPL.</w:t>
       </w:r>
     </w:p>
     <w:p>
@@ -8980,7 +9469,28 @@
         <w:rPr>
           <w:lang w:eastAsia="ru-RU" w:bidi="ar-SA"/>
         </w:rPr>
-        <w:t>Метод решения обратной задачи определяет тип получаемого решения и устойчивость алгоритма при разных режимах наблюдений. Различаются методы дифференциальной коррекции на основе МНК, методы статистического рейнджинга и MCMC, а также фильтрационные методы (фильтр Калмана). Для длинных дуг и хорошо определённых орбит МНК даёт точечную оценку с ковариацией; для коротких дуг предпочтительнее статистические методы.</w:t>
+        <w:t xml:space="preserve">Метод решения обратной задачи определяет тип получаемого решения и устойчивость алгоритма при разных режимах наблюдений. Различаются методы дифференциальной коррекции на основе МНК, методы статистического </w:t>
+      </w:r>
+      <w:proofErr w:type="spellStart"/>
+      <w:r>
+        <w:rPr>
+          <w:lang w:eastAsia="ru-RU" w:bidi="ar-SA"/>
+        </w:rPr>
+        <w:t>рейнджинга</w:t>
+      </w:r>
+      <w:proofErr w:type="spellEnd"/>
+      <w:r>
+        <w:rPr>
+          <w:lang w:eastAsia="ru-RU" w:bidi="ar-SA"/>
+        </w:rPr>
+        <w:t xml:space="preserve"> и MCMC, а также фильтрационные методы </w:t>
+      </w:r>
+      <w:r>
+        <w:rPr>
+          <w:lang w:eastAsia="ru-RU" w:bidi="ar-SA"/>
+        </w:rPr>
+        <w:lastRenderedPageBreak/>
+        <w:t>(фильтр Калмана). Для длинных дуг и хорошо определённых орбит МНК даёт точечную оценку с ковариацией; для коротких дуг предпочтительнее статистические методы.</w:t>
       </w:r>
     </w:p>
     <w:p>
@@ -9006,7 +9516,21 @@
         <w:rPr>
           <w:lang w:eastAsia="ru-RU" w:bidi="ar-SA"/>
         </w:rPr>
-        <w:t xml:space="preserve"> влияет на орбиту. Учитываются как сам факт поддержки модели Марсдена, так и возможность задать произвольную функцию активности g(r), что необходимо для комет с сублимацией CO₂ или иных летучих, отличных от воды.</w:t>
+        <w:t xml:space="preserve"> влияет на орбиту. Учитываются как сам факт поддержки модели </w:t>
+      </w:r>
+      <w:proofErr w:type="spellStart"/>
+      <w:r>
+        <w:rPr>
+          <w:lang w:eastAsia="ru-RU" w:bidi="ar-SA"/>
+        </w:rPr>
+        <w:t>Марсдена</w:t>
+      </w:r>
+      <w:proofErr w:type="spellEnd"/>
+      <w:r>
+        <w:rPr>
+          <w:lang w:eastAsia="ru-RU" w:bidi="ar-SA"/>
+        </w:rPr>
+        <w:t>, так и возможность задать произвольную функцию активности g(r), что необходимо для комет с сублимацией CO₂ или иных летучих, отличных от воды.</w:t>
       </w:r>
     </w:p>
     <w:p>
@@ -9088,6 +9612,7 @@
             <w:pPr>
               <w:pStyle w:val="a9"/>
             </w:pPr>
+            <w:proofErr w:type="spellStart"/>
             <w:r>
               <w:rPr>
                 <w:b/>
@@ -9095,6 +9620,7 @@
               </w:rPr>
               <w:t>Find_Orb</w:t>
             </w:r>
+            <w:proofErr w:type="spellEnd"/>
           </w:p>
         </w:tc>
         <w:tc>
@@ -9105,6 +9631,7 @@
             <w:pPr>
               <w:pStyle w:val="a9"/>
             </w:pPr>
+            <w:proofErr w:type="spellStart"/>
             <w:r>
               <w:rPr>
                 <w:b/>
@@ -9112,6 +9639,7 @@
               </w:rPr>
               <w:t>OrbFit</w:t>
             </w:r>
+            <w:proofErr w:type="spellEnd"/>
           </w:p>
         </w:tc>
         <w:tc>
@@ -9139,6 +9667,7 @@
             <w:pPr>
               <w:pStyle w:val="a9"/>
             </w:pPr>
+            <w:proofErr w:type="spellStart"/>
             <w:r>
               <w:rPr>
                 <w:b/>
@@ -9146,6 +9675,7 @@
               </w:rPr>
               <w:t>OpenOrb</w:t>
             </w:r>
+            <w:proofErr w:type="spellEnd"/>
           </w:p>
         </w:tc>
       </w:tr>
@@ -9278,7 +9808,15 @@
               <w:pStyle w:val="a9"/>
             </w:pPr>
             <w:r>
-              <w:t>МНК, рейнджинг, MCMC</w:t>
+              <w:t xml:space="preserve">МНК, </w:t>
+            </w:r>
+            <w:proofErr w:type="spellStart"/>
+            <w:r>
+              <w:t>рейнджинг</w:t>
+            </w:r>
+            <w:proofErr w:type="spellEnd"/>
+            <w:r>
+              <w:t>, MCMC</w:t>
             </w:r>
           </w:p>
         </w:tc>
@@ -9293,7 +9831,15 @@
               <w:pStyle w:val="a9"/>
             </w:pPr>
             <w:r>
-              <w:t>Модель Марсдена и произвольная g(r)</w:t>
+              <w:t xml:space="preserve">Модель </w:t>
+            </w:r>
+            <w:proofErr w:type="spellStart"/>
+            <w:r>
+              <w:t>Марсдена</w:t>
+            </w:r>
+            <w:proofErr w:type="spellEnd"/>
+            <w:r>
+              <w:t xml:space="preserve"> и произвольная g(r)</w:t>
             </w:r>
           </w:p>
         </w:tc>
@@ -9377,11 +9923,43 @@
         <w:pStyle w:val="a1"/>
       </w:pPr>
       <w:r>
-        <w:t xml:space="preserve">Существующие пакеты покрывают широкий спектр задач определения орбит малых тел, между ними прослеживается несколько общих черт, которые ограничивают независимую проверку результатов. Все рассмотренные решения опираются на эфемериды JPL DE как на единственный источник положений возмущающих тел, поэтому при совпадении входных наблюдений их орбитальные решения наследуют одну и ту же модель движения Солнечной системы. Поддержка модели Марсдена реализована по-разному: Find_Orb и OrbFit допускают её использование с фиксированным набором вариантов функции активности, MONTE предоставляет наибольшую гибкость в выборе g(r), но распространяется по закрытой лицензии, а OpenOrb в стандартной конфигурации негравитационные ускорения не учитывает. По методам решения обратной задачи пакеты различаются заметно сильнее: МНК </w:t>
+        <w:t xml:space="preserve">Существующие пакеты покрывают широкий спектр задач определения орбит малых тел, между ними прослеживается несколько общих черт, которые ограничивают независимую проверку результатов. Все рассмотренные решения опираются на эфемериды JPL DE как на единственный источник </w:t>
       </w:r>
       <w:r>
         <w:lastRenderedPageBreak/>
-        <w:t xml:space="preserve">поддерживается всеми, тогда как статистические и фильтрационные методы реализованы </w:t>
+        <w:t xml:space="preserve">положений возмущающих тел, поэтому при совпадении входных наблюдений их орбитальные решения наследуют одну и ту же модель движения Солнечной системы. Поддержка модели </w:t>
+      </w:r>
+      <w:proofErr w:type="spellStart"/>
+      <w:r>
+        <w:t>Марсдена</w:t>
+      </w:r>
+      <w:proofErr w:type="spellEnd"/>
+      <w:r>
+        <w:t xml:space="preserve"> реализована по-разному: </w:t>
+      </w:r>
+      <w:proofErr w:type="spellStart"/>
+      <w:r>
+        <w:t>Find_Orb</w:t>
+      </w:r>
+      <w:proofErr w:type="spellEnd"/>
+      <w:r>
+        <w:t xml:space="preserve"> и </w:t>
+      </w:r>
+      <w:proofErr w:type="spellStart"/>
+      <w:r>
+        <w:t>OrbFit</w:t>
+      </w:r>
+      <w:proofErr w:type="spellEnd"/>
+      <w:r>
+        <w:t xml:space="preserve"> допускают её использование с фиксированным набором вариантов функции активности, MONTE предоставляет наибольшую гибкость в выборе g(r), но распространяется по закрытой лицензии, а </w:t>
+      </w:r>
+      <w:proofErr w:type="spellStart"/>
+      <w:r>
+        <w:t>OpenOrb</w:t>
+      </w:r>
+      <w:proofErr w:type="spellEnd"/>
+      <w:r>
+        <w:t xml:space="preserve"> в стандартной конфигурации негравитационные ускорения не учитывает. По методам решения обратной задачи пакеты различаются заметно сильнее: МНК поддерживается всеми, тогда как статистические и фильтрационные методы реализованы </w:t>
       </w:r>
       <w:r>
         <w:t>несколькими</w:t>
@@ -9476,7 +10054,21 @@
         <w:rPr>
           <w:lang w:eastAsia="ru-RU" w:bidi="ar-SA"/>
         </w:rPr>
-        <w:t>Необходимо разработать программу, которая по астрометрическим наблюдениям межзвёздной кометы 3I/ATLAS уточняет начальные условия её движения и коэффициенты модели негравитационного ускорения Марсдена.</w:t>
+        <w:t xml:space="preserve">Необходимо разработать программу, которая по астрометрическим наблюдениям межзвёздной кометы 3I/ATLAS уточняет начальные условия её движения и коэффициенты модели негравитационного ускорения </w:t>
+      </w:r>
+      <w:proofErr w:type="spellStart"/>
+      <w:r>
+        <w:rPr>
+          <w:lang w:eastAsia="ru-RU" w:bidi="ar-SA"/>
+        </w:rPr>
+        <w:t>Марсдена</w:t>
+      </w:r>
+      <w:proofErr w:type="spellEnd"/>
+      <w:r>
+        <w:rPr>
+          <w:lang w:eastAsia="ru-RU" w:bidi="ar-SA"/>
+        </w:rPr>
+        <w:t>.</w:t>
       </w:r>
     </w:p>
     <w:p>
@@ -9540,7 +10132,15 @@
         <w:ind w:left="0" w:firstLine="709"/>
       </w:pPr>
       <w:r>
-        <w:t>Поддержка модели Марсдена с возможностью задания произвольной функции активности g(r);</w:t>
+        <w:t xml:space="preserve">Поддержка модели </w:t>
+      </w:r>
+      <w:proofErr w:type="spellStart"/>
+      <w:r>
+        <w:t>Марсдена</w:t>
+      </w:r>
+      <w:proofErr w:type="spellEnd"/>
+      <w:r>
+        <w:t xml:space="preserve"> с возможностью задания произвольной функции активности g(r);</w:t>
       </w:r>
     </w:p>
     <w:p>
@@ -9608,7 +10208,23 @@
         <w:ind w:left="0" w:firstLine="709"/>
       </w:pPr>
       <w:r>
-        <w:t>Поддержка астрометрических данных в формате Центра малых планет (MPC 80-column observation format);</w:t>
+        <w:t xml:space="preserve">Поддержка астрометрических данных в формате Центра малых планет (MPC 80-column </w:t>
+      </w:r>
+      <w:proofErr w:type="spellStart"/>
+      <w:r>
+        <w:t>observation</w:t>
+      </w:r>
+      <w:proofErr w:type="spellEnd"/>
+      <w:r>
+        <w:t xml:space="preserve"> </w:t>
+      </w:r>
+      <w:proofErr w:type="spellStart"/>
+      <w:r>
+        <w:t>format</w:t>
+      </w:r>
+      <w:proofErr w:type="spellEnd"/>
+      <w:r>
+        <w:t>);</w:t>
       </w:r>
     </w:p>
     <w:p>
@@ -9734,7 +10350,15 @@
         <w:ind w:left="0" w:firstLine="709"/>
       </w:pPr>
       <w:r>
-        <w:t>Поддержка модели Марсдена с произвольной функцией активности. Спектральные наблюдения 3I/ATLAS указывают на доминирование сублимации CO₂</w:t>
+        <w:t xml:space="preserve">Поддержка модели </w:t>
+      </w:r>
+      <w:proofErr w:type="spellStart"/>
+      <w:r>
+        <w:t>Марсдена</w:t>
+      </w:r>
+      <w:proofErr w:type="spellEnd"/>
+      <w:r>
+        <w:t xml:space="preserve"> с произвольной функцией активности. Спектральные наблюдения 3I/ATLAS указывают на доминирование сублимации CO₂</w:t>
       </w:r>
       <w:r>
         <w:t xml:space="preserve"> </w:t>
@@ -9743,8 +10367,21 @@
         <w:t>[]</w:t>
       </w:r>
       <w:r>
-        <w:t>, для которой характерна функция активности, отличная от стандартной формулы Марсдена–Секанины</w:t>
-      </w:r>
+        <w:t xml:space="preserve">, для которой характерна функция активности, отличная от стандартной формулы </w:t>
+      </w:r>
+      <w:proofErr w:type="spellStart"/>
+      <w:r>
+        <w:t>Марсдена</w:t>
+      </w:r>
+      <w:proofErr w:type="spellEnd"/>
+      <w:r>
+        <w:t>–</w:t>
+      </w:r>
+      <w:proofErr w:type="spellStart"/>
+      <w:r>
+        <w:t>Секанины</w:t>
+      </w:r>
+      <w:proofErr w:type="spellEnd"/>
       <w:r>
         <w:t xml:space="preserve"> []</w:t>
       </w:r>
@@ -9813,7 +10450,23 @@
         <w:t>метод был устойчивым</w:t>
       </w:r>
       <w:r>
-        <w:t xml:space="preserve">. Начальное приближение доступно из решения JPL Horizons. В таких условиях метод Гаусса–Ньютона даёт быструю сходимость и точечную оценку параметров с ковариационной матрицей, чего достаточно для целей исследования. Статистические методы (рейнджинг, MCMC) ориентированы на короткие дуги и плохо определённые орбиты, поэтому их применение здесь избыточно. Фильтр Калмана и его модификации удобны при </w:t>
+        <w:t xml:space="preserve">. Начальное приближение доступно из решения JPL </w:t>
+      </w:r>
+      <w:proofErr w:type="spellStart"/>
+      <w:r>
+        <w:t>Horizons</w:t>
+      </w:r>
+      <w:proofErr w:type="spellEnd"/>
+      <w:r>
+        <w:t>. В таких условиях метод Гаусса–Ньютона даёт быструю сходимость и точечную оценку параметров с ковариационной матрицей, чего достаточно для целей исследования. Статистические методы (</w:t>
+      </w:r>
+      <w:proofErr w:type="spellStart"/>
+      <w:r>
+        <w:t>рейнджинг</w:t>
+      </w:r>
+      <w:proofErr w:type="spellEnd"/>
+      <w:r>
+        <w:t xml:space="preserve">, MCMC) ориентированы на короткие дуги и плохо определённые орбиты, поэтому их применение здесь избыточно. Фильтр Калмана и его модификации удобны при </w:t>
       </w:r>
       <w:r>
         <w:lastRenderedPageBreak/>
@@ -10219,7 +10872,21 @@
         <w:rPr>
           <w:lang w:eastAsia="ru-RU" w:bidi="ar-SA"/>
         </w:rPr>
-        <w:t xml:space="preserve"> описывает реактивную силу от сублимации льдов и параметризуется тремя коэффициентами модели Марсдена.</w:t>
+        <w:t xml:space="preserve"> описывает реактивную силу от сублимации льдов и параметризуется тремя коэффициентами модели </w:t>
+      </w:r>
+      <w:proofErr w:type="spellStart"/>
+      <w:r>
+        <w:rPr>
+          <w:lang w:eastAsia="ru-RU" w:bidi="ar-SA"/>
+        </w:rPr>
+        <w:t>Марсдена</w:t>
+      </w:r>
+      <w:proofErr w:type="spellEnd"/>
+      <w:r>
+        <w:rPr>
+          <w:lang w:eastAsia="ru-RU" w:bidi="ar-SA"/>
+        </w:rPr>
+        <w:t>.</w:t>
       </w:r>
     </w:p>
     <w:p>
@@ -10407,7 +11074,49 @@
         <w:rPr>
           <w:lang w:eastAsia="ru-RU" w:bidi="ar-SA"/>
         </w:rPr>
-        <w:t xml:space="preserve">В список возмущающих тел входят Солнце, восемь больших планет, Луна, Плутон, четыре крупнейших астероида главного пояса (Церера, Паллада, Веста) и три массивных тела пояса Койпера (Эрида, Хаумеа, Макемаке). </w:t>
+        <w:t xml:space="preserve">В список возмущающих тел входят Солнце, восемь больших планет, Луна, Плутон, четыре крупнейших астероида главного пояса (Церера, Паллада, Веста) и три массивных тела пояса </w:t>
+      </w:r>
+      <w:proofErr w:type="spellStart"/>
+      <w:r>
+        <w:rPr>
+          <w:lang w:eastAsia="ru-RU" w:bidi="ar-SA"/>
+        </w:rPr>
+        <w:t>Койпера</w:t>
+      </w:r>
+      <w:proofErr w:type="spellEnd"/>
+      <w:r>
+        <w:rPr>
+          <w:lang w:eastAsia="ru-RU" w:bidi="ar-SA"/>
+        </w:rPr>
+        <w:t xml:space="preserve"> (Эрида, </w:t>
+      </w:r>
+      <w:proofErr w:type="spellStart"/>
+      <w:r>
+        <w:rPr>
+          <w:lang w:eastAsia="ru-RU" w:bidi="ar-SA"/>
+        </w:rPr>
+        <w:t>Хаумеа</w:t>
+      </w:r>
+      <w:proofErr w:type="spellEnd"/>
+      <w:r>
+        <w:rPr>
+          <w:lang w:eastAsia="ru-RU" w:bidi="ar-SA"/>
+        </w:rPr>
+        <w:t xml:space="preserve">, </w:t>
+      </w:r>
+      <w:proofErr w:type="spellStart"/>
+      <w:r>
+        <w:rPr>
+          <w:lang w:eastAsia="ru-RU" w:bidi="ar-SA"/>
+        </w:rPr>
+        <w:t>Макемаке</w:t>
+      </w:r>
+      <w:proofErr w:type="spellEnd"/>
+      <w:r>
+        <w:rPr>
+          <w:lang w:eastAsia="ru-RU" w:bidi="ar-SA"/>
+        </w:rPr>
+        <w:t xml:space="preserve">). </w:t>
       </w:r>
     </w:p>
     <w:p>
@@ -10442,7 +11151,19 @@
         <w:rPr>
           <w:lang w:eastAsia="ru-RU" w:bidi="ar-SA"/>
         </w:rPr>
-        <w:t xml:space="preserve"> в системе J2000 [12]:</w:t>
+        <w:t xml:space="preserve"> в системе J2000 [1</w:t>
+      </w:r>
+      <w:r>
+        <w:rPr>
+          <w:lang w:eastAsia="ru-RU" w:bidi="ar-SA"/>
+        </w:rPr>
+        <w:t>3</w:t>
+      </w:r>
+      <w:r>
+        <w:rPr>
+          <w:lang w:eastAsia="ru-RU" w:bidi="ar-SA"/>
+        </w:rPr>
+        <w:t>]:</w:t>
       </w:r>
     </w:p>
     <w:p>
@@ -10702,7 +11423,19 @@
         <w:rPr>
           <w:lang w:eastAsia="ru-RU" w:bidi="ar-SA"/>
         </w:rPr>
-        <w:t xml:space="preserve">. Ориентация оси вращения берётся из стандартных значений IAU [13]: координаты </w:t>
+        <w:t>. Ориентация оси вращения берётся из стандартных значений IAU [1</w:t>
+      </w:r>
+      <w:r>
+        <w:rPr>
+          <w:lang w:eastAsia="ru-RU" w:bidi="ar-SA"/>
+        </w:rPr>
+        <w:t>4</w:t>
+      </w:r>
+      <w:r>
+        <w:rPr>
+          <w:lang w:eastAsia="ru-RU" w:bidi="ar-SA"/>
+        </w:rPr>
+        <w:t xml:space="preserve">]: координаты </w:t>
       </w:r>
       <m:oMath>
         <m:r>
@@ -10731,7 +11464,21 @@
         <w:rPr>
           <w:lang w:eastAsia="ru-RU" w:bidi="ar-SA"/>
         </w:rPr>
-        <w:t>Негравитационная часть. Реактивное ускорение от испарения летучих компонентов задаётся в орбитальной системе (R, T, N), связанной с движением самой кометы. Орт R направлен по гелиоцентрическому радиус-вектору от Солнца к комете, орт N перпендикулярен мгновенной плоскости орбиты и сонаправлен с вектором углового момента, орт T дополняет тройку до правой и приближённо совпадает с направлением скорости. Соответствующие орты вычисляются из текущего состояния по формулам</w:t>
+        <w:t xml:space="preserve">Негравитационная часть. Реактивное ускорение от испарения летучих компонентов задаётся в орбитальной системе (R, T, N), связанной с движением самой кометы. Орт R направлен по гелиоцентрическому радиус-вектору от Солнца к комете, орт N перпендикулярен мгновенной плоскости орбиты и </w:t>
+      </w:r>
+      <w:proofErr w:type="spellStart"/>
+      <w:r>
+        <w:rPr>
+          <w:lang w:eastAsia="ru-RU" w:bidi="ar-SA"/>
+        </w:rPr>
+        <w:t>сонаправлен</w:t>
+      </w:r>
+      <w:proofErr w:type="spellEnd"/>
+      <w:r>
+        <w:rPr>
+          <w:lang w:eastAsia="ru-RU" w:bidi="ar-SA"/>
+        </w:rPr>
+        <w:t xml:space="preserve"> с вектором углового момента, орт T дополняет тройку до правой и приближённо совпадает с направлением скорости. Соответствующие орты вычисляются из текущего состояния по формулам</w:t>
       </w:r>
     </w:p>
     <w:p>
@@ -11348,7 +12095,21 @@
         <w:rPr>
           <w:lang w:eastAsia="ru-RU" w:bidi="ar-SA"/>
         </w:rPr>
-        <w:t>Вектор уточняемых параметров включает начальное состояние и три коэффициента Марсдена:</w:t>
+        <w:t xml:space="preserve">Вектор уточняемых параметров включает начальное состояние и три коэффициента </w:t>
+      </w:r>
+      <w:proofErr w:type="spellStart"/>
+      <w:r>
+        <w:rPr>
+          <w:lang w:eastAsia="ru-RU" w:bidi="ar-SA"/>
+        </w:rPr>
+        <w:t>Марсдена</w:t>
+      </w:r>
+      <w:proofErr w:type="spellEnd"/>
+      <w:r>
+        <w:rPr>
+          <w:lang w:eastAsia="ru-RU" w:bidi="ar-SA"/>
+        </w:rPr>
+        <w:t>:</w:t>
       </w:r>
     </w:p>
     <w:p>
@@ -11464,7 +12225,21 @@
         <w:rPr>
           <w:lang w:eastAsia="ru-RU" w:bidi="ar-SA"/>
         </w:rPr>
-        <w:t xml:space="preserve"> берётся из решения JPL Horizons, начальное приближение для </w:t>
+        <w:t xml:space="preserve"> берётся из решения JPL </w:t>
+      </w:r>
+      <w:proofErr w:type="spellStart"/>
+      <w:r>
+        <w:rPr>
+          <w:lang w:eastAsia="ru-RU" w:bidi="ar-SA"/>
+        </w:rPr>
+        <w:t>Horizons</w:t>
+      </w:r>
+      <w:proofErr w:type="spellEnd"/>
+      <w:r>
+        <w:rPr>
+          <w:lang w:eastAsia="ru-RU" w:bidi="ar-SA"/>
+        </w:rPr>
+        <w:t xml:space="preserve">, начальное приближение для </w:t>
       </w:r>
       <m:oMath>
         <m:r>
@@ -11493,7 +12268,14 @@
         <w:rPr>
           <w:lang w:eastAsia="ru-RU" w:bidi="ar-SA"/>
         </w:rPr>
-        <w:t>Полная система уравнений движения (3.1)</w:t>
+        <w:t>Полная система уравнений движения (</w:t>
+      </w:r>
+      <w:proofErr w:type="gramStart"/>
+      <w:r>
+        <w:rPr>
+          <w:lang w:eastAsia="ru-RU" w:bidi="ar-SA"/>
+        </w:rPr>
+        <w:t>3.1)</w:t>
       </w:r>
       <w:r>
         <w:rPr>
@@ -11505,7 +12287,14 @@
         <w:rPr>
           <w:lang w:eastAsia="ru-RU" w:bidi="ar-SA"/>
         </w:rPr>
-        <w:t xml:space="preserve">(3.6) образует динамический закон </w:t>
+        <w:t>(</w:t>
+      </w:r>
+      <w:proofErr w:type="gramEnd"/>
+      <w:r>
+        <w:rPr>
+          <w:lang w:eastAsia="ru-RU" w:bidi="ar-SA"/>
+        </w:rPr>
+        <w:t xml:space="preserve">3.6) образует динамический закон </w:t>
       </w:r>
       <m:oMath>
         <m:r>
@@ -11600,18 +12389,28 @@
         </w:rPr>
         <w:t xml:space="preserve">с помощью </w:t>
       </w:r>
+      <w:proofErr w:type="spellStart"/>
       <w:r>
         <w:rPr>
           <w:lang w:eastAsia="ru-RU" w:bidi="ar-SA"/>
         </w:rPr>
         <w:t>ephCalculateTimeDiff</w:t>
       </w:r>
-      <w:r>
-        <w:rPr>
-          <w:lang w:eastAsia="ru-RU" w:bidi="ar-SA"/>
-        </w:rPr>
-        <w:t xml:space="preserve"> библиотеки libephaccess</w:t>
-      </w:r>
+      <w:proofErr w:type="spellEnd"/>
+      <w:r>
+        <w:rPr>
+          <w:lang w:eastAsia="ru-RU" w:bidi="ar-SA"/>
+        </w:rPr>
+        <w:t xml:space="preserve"> библиотеки </w:t>
+      </w:r>
+      <w:proofErr w:type="spellStart"/>
+      <w:r>
+        <w:rPr>
+          <w:lang w:eastAsia="ru-RU" w:bidi="ar-SA"/>
+        </w:rPr>
+        <w:t>libephaccess</w:t>
+      </w:r>
+      <w:proofErr w:type="spellEnd"/>
       <w:r>
         <w:rPr>
           <w:lang w:eastAsia="ru-RU" w:bidi="ar-SA"/>
@@ -11622,14 +12421,30 @@
         <w:rPr>
           <w:lang w:eastAsia="ru-RU" w:bidi="ar-SA"/>
         </w:rPr>
-        <w:t>Итоговое значение jd_</w:t>
-      </w:r>
+        <w:t xml:space="preserve">Итоговое значение </w:t>
+      </w:r>
+      <w:proofErr w:type="spellStart"/>
+      <w:r>
+        <w:rPr>
+          <w:lang w:eastAsia="ru-RU" w:bidi="ar-SA"/>
+        </w:rPr>
+        <w:t>jd</w:t>
+      </w:r>
+      <w:proofErr w:type="spellEnd"/>
+      <w:r>
+        <w:rPr>
+          <w:lang w:eastAsia="ru-RU" w:bidi="ar-SA"/>
+        </w:rPr>
+        <w:t>_</w:t>
+      </w:r>
+      <w:proofErr w:type="spellStart"/>
       <w:r>
         <w:rPr>
           <w:lang w:val="en-US" w:eastAsia="ru-RU" w:bidi="ar-SA"/>
         </w:rPr>
         <w:t>tdb</w:t>
       </w:r>
+      <w:proofErr w:type="spellEnd"/>
       <w:r>
         <w:rPr>
           <w:lang w:eastAsia="ru-RU" w:bidi="ar-SA"/>
@@ -11712,8 +12527,16 @@
         <w:rPr>
           <w:lang w:eastAsia="ru-RU" w:bidi="ar-SA"/>
         </w:rPr>
-        <w:t>ектор r_station_itr</w:t>
-      </w:r>
+        <w:t xml:space="preserve">ектор </w:t>
+      </w:r>
+      <w:proofErr w:type="spellStart"/>
+      <w:r>
+        <w:rPr>
+          <w:lang w:eastAsia="ru-RU" w:bidi="ar-SA"/>
+        </w:rPr>
+        <w:t>r_station_itr</w:t>
+      </w:r>
+      <w:proofErr w:type="spellEnd"/>
       <w:r>
         <w:rPr>
           <w:lang w:val="en-US" w:eastAsia="ru-RU" w:bidi="ar-SA"/>
@@ -12638,7 +13461,21 @@
         <w:rPr>
           <w:lang w:eastAsia="ru-RU" w:bidi="ar-SA"/>
         </w:rPr>
-        <w:t>В программе соответствующая коррекция выполняется функцией iauLd библиотеки IAU SOFA.</w:t>
+        <w:t xml:space="preserve">В программе соответствующая коррекция выполняется функцией </w:t>
+      </w:r>
+      <w:proofErr w:type="spellStart"/>
+      <w:r>
+        <w:rPr>
+          <w:lang w:eastAsia="ru-RU" w:bidi="ar-SA"/>
+        </w:rPr>
+        <w:t>iauLd</w:t>
+      </w:r>
+      <w:proofErr w:type="spellEnd"/>
+      <w:r>
+        <w:rPr>
+          <w:lang w:eastAsia="ru-RU" w:bidi="ar-SA"/>
+        </w:rPr>
+        <w:t xml:space="preserve"> библиотеки IAU SOFA.</w:t>
       </w:r>
     </w:p>
     <w:p>
@@ -12723,19 +13560,51 @@
         <w:rPr>
           <w:lang w:eastAsia="ru-RU" w:bidi="ar-SA"/>
         </w:rPr>
-        <w:t xml:space="preserve">, в общем случае требует отдельного учёта и составляет до 20 угловых секунд. Однако предварительные эксперименты показали, что в наблюдениях, опубликованных Центром малых планет, аберрация уже </w:t>
-      </w:r>
-      <w:r>
-        <w:rPr>
-          <w:lang w:eastAsia="ru-RU" w:bidi="ar-SA"/>
-        </w:rPr>
-        <w:t>учтена. Н</w:t>
-      </w:r>
-      <w:r>
-        <w:rPr>
-          <w:lang w:eastAsia="ru-RU" w:bidi="ar-SA"/>
-        </w:rPr>
-        <w:t xml:space="preserve">евязки модели, в которой аберрация </w:t>
+        <w:t xml:space="preserve">, в общем случае требует отдельного учёта и составляет до 20 угловых секунд. </w:t>
+      </w:r>
+      <w:r>
+        <w:rPr>
+          <w:lang w:eastAsia="ru-RU" w:bidi="ar-SA"/>
+        </w:rPr>
+        <w:t>Однако предварительные эксперименты и анализ методики обработки данных Центром малых планет показали, что в публикуемых каталогах поправка за аберрацию уже учтена. Это объясняется тем, что астрометрические позиции кометы определяются относительно фоновых звёзд</w:t>
+      </w:r>
+      <w:r>
+        <w:rPr>
+          <w:lang w:eastAsia="ru-RU" w:bidi="ar-SA"/>
+        </w:rPr>
+        <w:t>, положение которых также смещенно из-за аберрации</w:t>
+      </w:r>
+      <w:r>
+        <w:rPr>
+          <w:lang w:eastAsia="ru-RU" w:bidi="ar-SA"/>
+        </w:rPr>
+        <w:t>.</w:t>
+      </w:r>
+      <w:r>
+        <w:rPr>
+          <w:lang w:eastAsia="ru-RU" w:bidi="ar-SA"/>
+        </w:rPr>
+        <w:t xml:space="preserve"> </w:t>
+      </w:r>
+      <w:proofErr w:type="gramStart"/>
+      <w:r>
+        <w:rPr>
+          <w:lang w:eastAsia="ru-RU" w:bidi="ar-SA"/>
+        </w:rPr>
+        <w:t>Н</w:t>
+      </w:r>
+      <w:r>
+        <w:rPr>
+          <w:lang w:eastAsia="ru-RU" w:bidi="ar-SA"/>
+        </w:rPr>
+        <w:t>евязки</w:t>
+      </w:r>
+      <w:proofErr w:type="gramEnd"/>
+      <w:r>
+        <w:rPr>
+          <w:lang w:eastAsia="ru-RU" w:bidi="ar-SA"/>
+        </w:rPr>
+        <w:t xml:space="preserve"> модели, в которой аберрация </w:t>
       </w:r>
       <w:r>
         <w:rPr>
@@ -12833,7 +13702,31 @@
         <w:rPr>
           <w:lang w:eastAsia="ru-RU" w:bidi="ar-SA"/>
         </w:rPr>
-        <w:t>координаты выглядит следующим образом. Момент наблюдения переводится из UTC в TDB. Положение станции преобразуется из ITR</w:t>
+        <w:t xml:space="preserve">координаты выглядит следующим образом. </w:t>
+      </w:r>
+      <w:r>
+        <w:rPr>
+          <w:lang w:eastAsia="ru-RU" w:bidi="ar-SA"/>
+        </w:rPr>
+        <w:t>Время</w:t>
+      </w:r>
+      <w:r>
+        <w:rPr>
+          <w:lang w:eastAsia="ru-RU" w:bidi="ar-SA"/>
+        </w:rPr>
+        <w:t xml:space="preserve"> наблюдения </w:t>
+      </w:r>
+      <w:r>
+        <w:rPr>
+          <w:lang w:eastAsia="ru-RU" w:bidi="ar-SA"/>
+        </w:rPr>
+        <w:t>конвертируется</w:t>
+      </w:r>
+      <w:r>
+        <w:rPr>
+          <w:lang w:eastAsia="ru-RU" w:bidi="ar-SA"/>
+        </w:rPr>
+        <w:t xml:space="preserve"> из UTC в TDB. Положение станции преобразуется из ITR</w:t>
       </w:r>
       <w:r>
         <w:rPr>
@@ -13279,14 +14172,14 @@
         <w:rPr>
           <w:lang w:eastAsia="ru-RU" w:bidi="ar-SA"/>
         </w:rPr>
-        <w:t xml:space="preserve"> четвёртого порядка обеспечивает запас точности, достаточно превышающий уровень шума астрометрических измерений, и при </w:t>
+        <w:t xml:space="preserve"> четвёртого порядка обеспечивает запас точности, </w:t>
       </w:r>
       <w:r>
         <w:rPr>
           <w:lang w:eastAsia="ru-RU" w:bidi="ar-SA"/>
         </w:rPr>
         <w:lastRenderedPageBreak/>
-        <w:t>этом остаётся существенно проще в реализации, чем многошаговые схемы или адаптивные интеграторы высоких порядков.</w:t>
+        <w:t>достаточно превышающий уровень шума астрометрических измерений, и при этом остаётся существенно проще в реализации, чем многошаговые схемы или адаптивные интеграторы высоких порядков.</w:t>
       </w:r>
     </w:p>
     <w:p>
@@ -13967,20 +14860,20 @@
         <w:rPr>
           <w:lang w:eastAsia="ru-RU" w:bidi="ar-SA"/>
         </w:rPr>
-        <w:t xml:space="preserve"> а.е. На геоцентрических расстояниях задачи эта величина переводится в угловую меру существенно ниже точности отдельного астрометрического наблюдения и не вносит заметного вклада в </w:t>
-      </w:r>
-      <w:r>
-        <w:rPr>
-          <w:lang w:eastAsia="ru-RU" w:bidi="ar-SA"/>
-        </w:rPr>
-        <w:t xml:space="preserve">общую </w:t>
+        <w:t xml:space="preserve"> а.е. На геоцентрических расстояниях задачи эта величина переводится в угловую меру существенно ниже точности отдельного </w:t>
       </w:r>
       <w:r>
         <w:rPr>
           <w:lang w:eastAsia="ru-RU" w:bidi="ar-SA"/>
         </w:rPr>
         <w:lastRenderedPageBreak/>
-        <w:t>погрешность</w:t>
+        <w:t xml:space="preserve">астрометрического наблюдения и не вносит заметного вклада в </w:t>
+      </w:r>
+      <w:r>
+        <w:rPr>
+          <w:lang w:eastAsia="ru-RU" w:bidi="ar-SA"/>
+        </w:rPr>
+        <w:t>общую погрешность</w:t>
       </w:r>
       <w:r>
         <w:rPr>
@@ -14845,7 +15738,21 @@
         <w:rPr>
           <w:lang w:eastAsia="ru-RU" w:bidi="ar-SA"/>
         </w:rPr>
-        <w:t xml:space="preserve">Уравнения (3.15) нелинейны по </w:t>
+        <w:t xml:space="preserve">Уравнения (3.15) </w:t>
+      </w:r>
+      <w:proofErr w:type="spellStart"/>
+      <w:r>
+        <w:rPr>
+          <w:lang w:eastAsia="ru-RU" w:bidi="ar-SA"/>
+        </w:rPr>
+        <w:t>нелинейны</w:t>
+      </w:r>
+      <w:proofErr w:type="spellEnd"/>
+      <w:r>
+        <w:rPr>
+          <w:lang w:eastAsia="ru-RU" w:bidi="ar-SA"/>
+        </w:rPr>
+        <w:t xml:space="preserve"> по </w:t>
       </w:r>
       <m:oMath>
         <m:r>
@@ -16202,8 +17109,16 @@
         <w:rPr>
           <w:lang w:eastAsia="ru-RU" w:bidi="ar-SA"/>
         </w:rPr>
-        <w:t xml:space="preserve"> Холецкого</w:t>
-      </w:r>
+        <w:t xml:space="preserve"> </w:t>
+      </w:r>
+      <w:proofErr w:type="spellStart"/>
+      <w:r>
+        <w:rPr>
+          <w:lang w:eastAsia="ru-RU" w:bidi="ar-SA"/>
+        </w:rPr>
+        <w:t>Холецкого</w:t>
+      </w:r>
+      <w:proofErr w:type="spellEnd"/>
       <w:r>
         <w:rPr>
           <w:lang w:eastAsia="ru-RU" w:bidi="ar-SA"/>
@@ -16462,7 +17377,21 @@
         <w:rPr>
           <w:lang w:eastAsia="ru-RU" w:bidi="ar-SA"/>
         </w:rPr>
-        <w:t xml:space="preserve"> остаются нулевыми. Такой механизм удобен на этапе отладки и позволяет, например, уточнять только начальные условия r₀, v₀ при фиксированных нулевых коэффициентах Марсдена, чтобы оценить вклад негравитационных эффектов в улучшение модели.</w:t>
+        <w:t xml:space="preserve"> остаются нулевыми. Такой механизм удобен на этапе отладки и позволяет, например, уточнять только начальные условия r₀, v₀ при фиксированных нулевых коэффициентах </w:t>
+      </w:r>
+      <w:proofErr w:type="spellStart"/>
+      <w:r>
+        <w:rPr>
+          <w:lang w:eastAsia="ru-RU" w:bidi="ar-SA"/>
+        </w:rPr>
+        <w:t>Марсдена</w:t>
+      </w:r>
+      <w:proofErr w:type="spellEnd"/>
+      <w:r>
+        <w:rPr>
+          <w:lang w:eastAsia="ru-RU" w:bidi="ar-SA"/>
+        </w:rPr>
+        <w:t>, чтобы оценить вклад негравитационных эффектов в улучшение модели.</w:t>
       </w:r>
     </w:p>
     <w:p>
@@ -16620,7 +17549,21 @@
         <w:rPr>
           <w:lang w:eastAsia="ru-RU" w:bidi="ar-SA"/>
         </w:rPr>
-        <w:t xml:space="preserve"> условие в задаче уточнения орбиты 3I/ATLAS обеспечивается использованием решения JPL Horizons в качестве начального приближения для </w:t>
+        <w:t xml:space="preserve"> условие в задаче уточнения орбиты 3I/ATLAS обеспечивается использованием решения JPL </w:t>
+      </w:r>
+      <w:proofErr w:type="spellStart"/>
+      <w:r>
+        <w:rPr>
+          <w:lang w:eastAsia="ru-RU" w:bidi="ar-SA"/>
+        </w:rPr>
+        <w:t>Horizons</w:t>
+      </w:r>
+      <w:proofErr w:type="spellEnd"/>
+      <w:r>
+        <w:rPr>
+          <w:lang w:eastAsia="ru-RU" w:bidi="ar-SA"/>
+        </w:rPr>
+        <w:t xml:space="preserve"> в качестве начального приближения для </w:t>
       </w:r>
       <m:oMath>
         <m:r>
@@ -18123,7 +19066,21 @@
         <w:rPr>
           <w:lang w:eastAsia="ru-RU" w:bidi="ar-SA"/>
         </w:rPr>
-        <w:t xml:space="preserve"> – орты орбитального базиса, рассматриваемые как столбцы матрицы 3 × 3. Эта матрица невырождена при ненулевой </w:t>
+        <w:t xml:space="preserve"> – орты орбитального базиса, рассматриваемые как столбцы матрицы 3 × 3. Эта матрица </w:t>
+      </w:r>
+      <w:proofErr w:type="spellStart"/>
+      <w:r>
+        <w:rPr>
+          <w:lang w:eastAsia="ru-RU" w:bidi="ar-SA"/>
+        </w:rPr>
+        <w:t>невырождена</w:t>
+      </w:r>
+      <w:proofErr w:type="spellEnd"/>
+      <w:r>
+        <w:rPr>
+          <w:lang w:eastAsia="ru-RU" w:bidi="ar-SA"/>
+        </w:rPr>
+        <w:t xml:space="preserve"> при ненулевой </w:t>
       </w:r>
       <m:oMath>
         <m:r>
@@ -18598,7 +19555,21 @@
         <w:rPr>
           <w:lang w:eastAsia="ru-RU" w:bidi="ar-SA"/>
         </w:rPr>
-        <w:t xml:space="preserve"> и интегрируется тем же методом Рунге–Кутты четвёртого порядка с тем же шагом 0.0125 суток, что и базовая динамика. Реализация использует единый интерфейс правой части для расширенного состояния, что инкапсулировано в типе ExtendedState (см. 3.2.1).</w:t>
+        <w:t xml:space="preserve"> и интегрируется тем же методом Рунге–Кутты четвёртого порядка с тем же шагом 0.0125 суток, что и базовая динамика. Реализация использует единый интерфейс правой части для расширенного состояния, что инкапсулировано в типе </w:t>
+      </w:r>
+      <w:proofErr w:type="spellStart"/>
+      <w:r>
+        <w:rPr>
+          <w:lang w:eastAsia="ru-RU" w:bidi="ar-SA"/>
+        </w:rPr>
+        <w:t>ExtendedState</w:t>
+      </w:r>
+      <w:proofErr w:type="spellEnd"/>
+      <w:r>
+        <w:rPr>
+          <w:lang w:eastAsia="ru-RU" w:bidi="ar-SA"/>
+        </w:rPr>
+        <w:t xml:space="preserve"> (см. 3.2.1).</w:t>
       </w:r>
     </w:p>
     <w:p>
@@ -18709,7 +19680,15 @@
         <w:ind w:left="0" w:firstLine="709"/>
       </w:pPr>
       <w:r>
-        <w:t>библиотека доступа к эфемеридам ephaccess ИПА РАН</w:t>
+        <w:t xml:space="preserve">библиотека доступа к эфемеридам </w:t>
+      </w:r>
+      <w:proofErr w:type="spellStart"/>
+      <w:r>
+        <w:t>ephaccess</w:t>
+      </w:r>
+      <w:proofErr w:type="spellEnd"/>
+      <w:r>
+        <w:t xml:space="preserve"> ИПА РАН</w:t>
       </w:r>
       <w:r>
         <w:t xml:space="preserve"> []</w:t>
@@ -18757,7 +19736,39 @@
           <w:b/>
           <w:bCs/>
         </w:rPr>
-        <w:t>Модуль базовых типов и констант (Types.h, Types.cpp, Constants.h)</w:t>
+        <w:t>Модуль базовых типов и констант (</w:t>
+      </w:r>
+      <w:proofErr w:type="spellStart"/>
+      <w:r>
+        <w:rPr>
+          <w:b/>
+          <w:bCs/>
+        </w:rPr>
+        <w:t>Types.h</w:t>
+      </w:r>
+      <w:proofErr w:type="spellEnd"/>
+      <w:r>
+        <w:rPr>
+          <w:b/>
+          <w:bCs/>
+        </w:rPr>
+        <w:t xml:space="preserve">, Types.cpp, </w:t>
+      </w:r>
+      <w:proofErr w:type="spellStart"/>
+      <w:r>
+        <w:rPr>
+          <w:b/>
+          <w:bCs/>
+        </w:rPr>
+        <w:t>Constants.h</w:t>
+      </w:r>
+      <w:proofErr w:type="spellEnd"/>
+      <w:r>
+        <w:rPr>
+          <w:b/>
+          <w:bCs/>
+        </w:rPr>
+        <w:t>)</w:t>
       </w:r>
     </w:p>
     <w:p>
@@ -18796,8 +19807,13 @@
         </w:tabs>
         <w:ind w:left="0" w:firstLine="709"/>
       </w:pPr>
-      <w:r>
-        <w:t>StateVector – пара из радиус-вектора r и вектора скорости v;</w:t>
+      <w:proofErr w:type="spellStart"/>
+      <w:r>
+        <w:t>StateVector</w:t>
+      </w:r>
+      <w:proofErr w:type="spellEnd"/>
+      <w:r>
+        <w:t xml:space="preserve"> – пара из радиус-вектора r и вектора скорости v;</w:t>
       </w:r>
     </w:p>
     <w:p>
@@ -18812,8 +19828,21 @@
         </w:tabs>
         <w:ind w:left="0" w:firstLine="709"/>
       </w:pPr>
-      <w:r>
-        <w:t>NGVector – три коэффициента Марсдена A1, A2, A3;</w:t>
+      <w:proofErr w:type="spellStart"/>
+      <w:r>
+        <w:t>NGVector</w:t>
+      </w:r>
+      <w:proofErr w:type="spellEnd"/>
+      <w:r>
+        <w:t xml:space="preserve"> – три коэффициента </w:t>
+      </w:r>
+      <w:proofErr w:type="spellStart"/>
+      <w:r>
+        <w:t>Марсдена</w:t>
+      </w:r>
+      <w:proofErr w:type="spellEnd"/>
+      <w:r>
+        <w:t xml:space="preserve"> A1, A2, A3;</w:t>
       </w:r>
     </w:p>
     <w:p>
@@ -18828,8 +19857,13 @@
         </w:tabs>
         <w:ind w:left="0" w:firstLine="709"/>
       </w:pPr>
-      <w:r>
-        <w:t>ObjectInfo – код небесного тела, гравитационный параметр GM и наименование.</w:t>
+      <w:proofErr w:type="spellStart"/>
+      <w:r>
+        <w:t>ObjectInfo</w:t>
+      </w:r>
+      <w:proofErr w:type="spellEnd"/>
+      <w:r>
+        <w:t xml:space="preserve"> – код небесного тела, гравитационный параметр GM и наименование.</w:t>
       </w:r>
     </w:p>
     <w:p>
@@ -18850,7 +19884,20 @@
         <w:ind w:left="0" w:firstLine="709"/>
       </w:pPr>
       <w:r>
-        <w:t>Vector3::norm()</w:t>
+        <w:t>Vector</w:t>
+      </w:r>
+      <w:proofErr w:type="gramStart"/>
+      <w:r>
+        <w:t>3::</w:t>
+      </w:r>
+      <w:proofErr w:type="spellStart"/>
+      <w:proofErr w:type="gramEnd"/>
+      <w:r>
+        <w:t>norm</w:t>
+      </w:r>
+      <w:proofErr w:type="spellEnd"/>
+      <w:r>
+        <w:t>()</w:t>
       </w:r>
       <w:r>
         <w:t xml:space="preserve"> </w:t>
@@ -18878,7 +19925,20 @@
         <w:ind w:left="0" w:firstLine="709"/>
       </w:pPr>
       <w:r>
-        <w:t>Vector3::cross()</w:t>
+        <w:t>Vector</w:t>
+      </w:r>
+      <w:proofErr w:type="gramStart"/>
+      <w:r>
+        <w:t>3::</w:t>
+      </w:r>
+      <w:proofErr w:type="spellStart"/>
+      <w:proofErr w:type="gramEnd"/>
+      <w:r>
+        <w:t>cross</w:t>
+      </w:r>
+      <w:proofErr w:type="spellEnd"/>
+      <w:r>
+        <w:t>()</w:t>
       </w:r>
       <w:r>
         <w:t xml:space="preserve"> </w:t>
@@ -18904,7 +19964,7 @@
       </w:pPr>
       <w:r>
         <w:lastRenderedPageBreak/>
-        <w:t>операторы +, –, *, /, [] и скалярное произведение для компактной записи линейных операций.</w:t>
+        <w:t>операторы +, –, *, /, и скалярное произведение для компактной записи линейных операций.</w:t>
       </w:r>
     </w:p>
     <w:p>
@@ -18912,7 +19972,15 @@
         <w:pStyle w:val="a1"/>
       </w:pPr>
       <w:r>
-        <w:t>Заголовочный файл Constants.h содержит значения физических постоянных, гравитационных параметров возмущающих тел и массив OBJECTS с их перечнем.</w:t>
+        <w:t xml:space="preserve">Заголовочный файл </w:t>
+      </w:r>
+      <w:proofErr w:type="spellStart"/>
+      <w:r>
+        <w:t>Constants.h</w:t>
+      </w:r>
+      <w:proofErr w:type="spellEnd"/>
+      <w:r>
+        <w:t xml:space="preserve"> содержит значения физических постоянных, гравитационных параметров возмущающих тел и массив OBJECTS с их перечнем.</w:t>
       </w:r>
     </w:p>
     <w:p>
@@ -18928,7 +19996,23 @@
           <w:b/>
           <w:bCs/>
         </w:rPr>
-        <w:t>Модуль динамической модели (CometModel.h, CometModel.cpp)</w:t>
+        <w:t>Модуль динамической модели (</w:t>
+      </w:r>
+      <w:proofErr w:type="spellStart"/>
+      <w:r>
+        <w:rPr>
+          <w:b/>
+          <w:bCs/>
+        </w:rPr>
+        <w:t>CometModel.h</w:t>
+      </w:r>
+      <w:proofErr w:type="spellEnd"/>
+      <w:r>
+        <w:rPr>
+          <w:b/>
+          <w:bCs/>
+        </w:rPr>
+        <w:t>, CometModel.cpp)</w:t>
       </w:r>
     </w:p>
     <w:p>
@@ -18948,8 +20032,21 @@
         </w:numPr>
         <w:ind w:left="0" w:firstLine="709"/>
       </w:pPr>
-      <w:r>
-        <w:t>marsden_g(r_au) – функция активности, описанная в (3.5);</w:t>
+      <w:proofErr w:type="spellStart"/>
+      <w:r>
+        <w:t>marsden_g</w:t>
+      </w:r>
+      <w:proofErr w:type="spellEnd"/>
+      <w:r>
+        <w:t>(</w:t>
+      </w:r>
+      <w:proofErr w:type="spellStart"/>
+      <w:r>
+        <w:t>r_au</w:t>
+      </w:r>
+      <w:proofErr w:type="spellEnd"/>
+      <w:r>
+        <w:t>) – функция активности, описанная в (3.5);</w:t>
       </w:r>
     </w:p>
     <w:p>
@@ -18961,8 +20058,23 @@
         </w:numPr>
         <w:ind w:left="0" w:firstLine="709"/>
       </w:pPr>
-      <w:r>
-        <w:t>computeNGAcceleration(state, A1, A2, A3) – вычисление реактивного ускорения по формуле (3.6);</w:t>
+      <w:proofErr w:type="spellStart"/>
+      <w:proofErr w:type="gramStart"/>
+      <w:r>
+        <w:t>computeNGAcceleration</w:t>
+      </w:r>
+      <w:proofErr w:type="spellEnd"/>
+      <w:r>
+        <w:t>(</w:t>
+      </w:r>
+      <w:proofErr w:type="spellStart"/>
+      <w:proofErr w:type="gramEnd"/>
+      <w:r>
+        <w:t>state</w:t>
+      </w:r>
+      <w:proofErr w:type="spellEnd"/>
+      <w:r>
+        <w:t>, A1, A2, A3) – вычисление реактивного ускорения по формуле (3.6);</w:t>
       </w:r>
     </w:p>
     <w:p>
@@ -18974,8 +20086,34 @@
         </w:numPr>
         <w:ind w:left="0" w:firstLine="709"/>
       </w:pPr>
-      <w:r>
-        <w:t>cometDerivatives(t, state, ng) – основная функция правой части, формирующая полное ускорение согласно системе (3.1) суммированием компонент (3.2), (3.3) и (3.6);</w:t>
+      <w:proofErr w:type="spellStart"/>
+      <w:proofErr w:type="gramStart"/>
+      <w:r>
+        <w:t>cometDerivatives</w:t>
+      </w:r>
+      <w:proofErr w:type="spellEnd"/>
+      <w:r>
+        <w:t>(</w:t>
+      </w:r>
+      <w:proofErr w:type="gramEnd"/>
+      <w:r>
+        <w:t xml:space="preserve">t, </w:t>
+      </w:r>
+      <w:proofErr w:type="spellStart"/>
+      <w:r>
+        <w:t>state</w:t>
+      </w:r>
+      <w:proofErr w:type="spellEnd"/>
+      <w:r>
+        <w:t xml:space="preserve">, </w:t>
+      </w:r>
+      <w:proofErr w:type="spellStart"/>
+      <w:r>
+        <w:t>ng</w:t>
+      </w:r>
+      <w:proofErr w:type="spellEnd"/>
+      <w:r>
+        <w:t>) – основная функция правой части, формирующая полное ускорение согласно системе (3.1) суммированием компонент (3.2), (3.3) и (3.6);</w:t>
       </w:r>
     </w:p>
     <w:p>
@@ -18987,8 +20125,50 @@
         </w:numPr>
         <w:ind w:left="0" w:firstLine="709"/>
       </w:pPr>
-      <w:r>
-        <w:t>initCometModel(ephFile) и cleanupCometModel() – обёртки управления сессией, делегирующие вызовы initEphemeris() и cleanupEphemeris().</w:t>
+      <w:proofErr w:type="spellStart"/>
+      <w:r>
+        <w:t>initCometModel</w:t>
+      </w:r>
+      <w:proofErr w:type="spellEnd"/>
+      <w:r>
+        <w:t>(</w:t>
+      </w:r>
+      <w:proofErr w:type="spellStart"/>
+      <w:r>
+        <w:t>ephFile</w:t>
+      </w:r>
+      <w:proofErr w:type="spellEnd"/>
+      <w:r>
+        <w:t xml:space="preserve">) и </w:t>
+      </w:r>
+      <w:proofErr w:type="spellStart"/>
+      <w:proofErr w:type="gramStart"/>
+      <w:r>
+        <w:t>cleanupCometModel</w:t>
+      </w:r>
+      <w:proofErr w:type="spellEnd"/>
+      <w:r>
+        <w:t>(</w:t>
+      </w:r>
+      <w:proofErr w:type="gramEnd"/>
+      <w:r>
+        <w:t xml:space="preserve">) – обёртки управления сессией, делегирующие вызовы </w:t>
+      </w:r>
+      <w:proofErr w:type="spellStart"/>
+      <w:r>
+        <w:t>initEphemeris</w:t>
+      </w:r>
+      <w:proofErr w:type="spellEnd"/>
+      <w:r>
+        <w:t xml:space="preserve">() и </w:t>
+      </w:r>
+      <w:proofErr w:type="spellStart"/>
+      <w:r>
+        <w:t>cleanupEphemeris</w:t>
+      </w:r>
+      <w:proofErr w:type="spellEnd"/>
+      <w:r>
+        <w:t>().</w:t>
       </w:r>
     </w:p>
     <w:p>
@@ -19013,18 +20193,27 @@
         </w:rPr>
         <w:t>(</w:t>
       </w:r>
+      <w:proofErr w:type="spellStart"/>
       <w:r>
         <w:rPr>
           <w:b/>
           <w:bCs/>
         </w:rPr>
-        <w:t>EphemerisWrapper.h, EphemerisWrapper.cpp</w:t>
-      </w:r>
+        <w:t>EphemerisWrapper.h</w:t>
+      </w:r>
+      <w:proofErr w:type="spellEnd"/>
       <w:r>
         <w:rPr>
           <w:b/>
           <w:bCs/>
         </w:rPr>
+        <w:t>, EphemerisWrapper.cpp</w:t>
+      </w:r>
+      <w:r>
+        <w:rPr>
+          <w:b/>
+          <w:bCs/>
+        </w:rPr>
         <w:t>)</w:t>
       </w:r>
     </w:p>
@@ -19033,7 +20222,23 @@
         <w:pStyle w:val="a1"/>
       </w:pPr>
       <w:r>
-        <w:t>Модуль является надстройкой над библиотекой ephaccess.h и обеспечивает управление жизненным циклом эфемеридного движка и приведение единиц измерения. В его состав входят функции:</w:t>
+        <w:t xml:space="preserve">Модуль является надстройкой над библиотекой </w:t>
+      </w:r>
+      <w:proofErr w:type="spellStart"/>
+      <w:r>
+        <w:t>ephaccess.h</w:t>
+      </w:r>
+      <w:proofErr w:type="spellEnd"/>
+      <w:r>
+        <w:t xml:space="preserve"> и обеспечивает управление жизненным циклом </w:t>
+      </w:r>
+      <w:proofErr w:type="spellStart"/>
+      <w:r>
+        <w:t>эфемеридного</w:t>
+      </w:r>
+      <w:proofErr w:type="spellEnd"/>
+      <w:r>
+        <w:t xml:space="preserve"> движка и приведение единиц измерения. В его состав входят функции:</w:t>
       </w:r>
     </w:p>
     <w:p>
@@ -19045,8 +20250,50 @@
         </w:numPr>
         <w:ind w:left="0" w:firstLine="709"/>
       </w:pPr>
-      <w:r>
-        <w:t>initEphemeris(filePath) – создаёт сессию ephaccess вызовом ephCreate(), открывает указанный бинарный файл эфемерид EPM2021 через ephLoadFile() и устанавливает единицы измерения;</w:t>
+      <w:proofErr w:type="spellStart"/>
+      <w:r>
+        <w:t>initEphemeris</w:t>
+      </w:r>
+      <w:proofErr w:type="spellEnd"/>
+      <w:r>
+        <w:t>(</w:t>
+      </w:r>
+      <w:proofErr w:type="spellStart"/>
+      <w:r>
+        <w:t>filePath</w:t>
+      </w:r>
+      <w:proofErr w:type="spellEnd"/>
+      <w:r>
+        <w:t xml:space="preserve">) – создаёт сессию </w:t>
+      </w:r>
+      <w:proofErr w:type="spellStart"/>
+      <w:r>
+        <w:t>ephaccess</w:t>
+      </w:r>
+      <w:proofErr w:type="spellEnd"/>
+      <w:r>
+        <w:t xml:space="preserve"> вызовом </w:t>
+      </w:r>
+      <w:proofErr w:type="spellStart"/>
+      <w:proofErr w:type="gramStart"/>
+      <w:r>
+        <w:t>ephCreate</w:t>
+      </w:r>
+      <w:proofErr w:type="spellEnd"/>
+      <w:r>
+        <w:t>(</w:t>
+      </w:r>
+      <w:proofErr w:type="gramEnd"/>
+      <w:r>
+        <w:t xml:space="preserve">), открывает указанный бинарный файл эфемерид EPM2021 через </w:t>
+      </w:r>
+      <w:proofErr w:type="spellStart"/>
+      <w:r>
+        <w:t>ephLoadFile</w:t>
+      </w:r>
+      <w:proofErr w:type="spellEnd"/>
+      <w:r>
+        <w:t>() и устанавливает единицы измерения;</w:t>
       </w:r>
     </w:p>
     <w:p>
@@ -19058,8 +20305,55 @@
         </w:numPr>
         <w:ind w:left="0" w:firstLine="709"/>
       </w:pPr>
-      <w:r>
-        <w:t>getBodyState(bodyCode, jd) – вызывает ephCalculateRectangular() и возвращает StateVecto; используется в cometDerivatives() и в редукции для получения положений возмущающих тел;</w:t>
+      <w:proofErr w:type="spellStart"/>
+      <w:proofErr w:type="gramStart"/>
+      <w:r>
+        <w:t>getBodyState</w:t>
+      </w:r>
+      <w:proofErr w:type="spellEnd"/>
+      <w:r>
+        <w:t>(</w:t>
+      </w:r>
+      <w:proofErr w:type="spellStart"/>
+      <w:proofErr w:type="gramEnd"/>
+      <w:r>
+        <w:t>bodyCode</w:t>
+      </w:r>
+      <w:proofErr w:type="spellEnd"/>
+      <w:r>
+        <w:t xml:space="preserve">, </w:t>
+      </w:r>
+      <w:proofErr w:type="spellStart"/>
+      <w:r>
+        <w:t>jd</w:t>
+      </w:r>
+      <w:proofErr w:type="spellEnd"/>
+      <w:r>
+        <w:t xml:space="preserve">) – вызывает </w:t>
+      </w:r>
+      <w:proofErr w:type="spellStart"/>
+      <w:r>
+        <w:t>ephCalculateRectangular</w:t>
+      </w:r>
+      <w:proofErr w:type="spellEnd"/>
+      <w:r>
+        <w:t xml:space="preserve">() и возвращает </w:t>
+      </w:r>
+      <w:proofErr w:type="spellStart"/>
+      <w:r>
+        <w:t>StateVecto</w:t>
+      </w:r>
+      <w:proofErr w:type="spellEnd"/>
+      <w:r>
+        <w:t xml:space="preserve">; используется в </w:t>
+      </w:r>
+      <w:proofErr w:type="spellStart"/>
+      <w:r>
+        <w:t>cometDerivatives</w:t>
+      </w:r>
+      <w:proofErr w:type="spellEnd"/>
+      <w:r>
+        <w:t>() и в редукции для получения положений возмущающих тел;</w:t>
       </w:r>
     </w:p>
     <w:p>
@@ -19071,9 +20365,35 @@
         </w:numPr>
         <w:ind w:left="0" w:firstLine="709"/>
       </w:pPr>
+      <w:proofErr w:type="spellStart"/>
       <w:r>
         <w:lastRenderedPageBreak/>
-        <w:t>TTmTDB(jd_tdb) – вызывает ephCalculateTimeDiff() и вычисляет поправку для перехода между шкалами времени;</w:t>
+        <w:t>TTmTDB</w:t>
+      </w:r>
+      <w:proofErr w:type="spellEnd"/>
+      <w:r>
+        <w:t>(</w:t>
+      </w:r>
+      <w:proofErr w:type="spellStart"/>
+      <w:r>
+        <w:t>jd_tdb</w:t>
+      </w:r>
+      <w:proofErr w:type="spellEnd"/>
+      <w:r>
+        <w:t xml:space="preserve">) – вызывает </w:t>
+      </w:r>
+      <w:proofErr w:type="spellStart"/>
+      <w:proofErr w:type="gramStart"/>
+      <w:r>
+        <w:t>ephCalculateTimeDiff</w:t>
+      </w:r>
+      <w:proofErr w:type="spellEnd"/>
+      <w:r>
+        <w:t>(</w:t>
+      </w:r>
+      <w:proofErr w:type="gramEnd"/>
+      <w:r>
+        <w:t>) и вычисляет поправку для перехода между шкалами времени;</w:t>
       </w:r>
     </w:p>
     <w:p>
@@ -19085,8 +20405,34 @@
         </w:numPr>
         <w:ind w:left="0" w:firstLine="709"/>
       </w:pPr>
-      <w:r>
-        <w:t>cleanupEphemeris() – освобождает ресурсы эфемеридного движка вызовом ephDestroy(), закрывает файл и завершает сессию</w:t>
+      <w:proofErr w:type="spellStart"/>
+      <w:proofErr w:type="gramStart"/>
+      <w:r>
+        <w:t>cleanupEphemeris</w:t>
+      </w:r>
+      <w:proofErr w:type="spellEnd"/>
+      <w:r>
+        <w:t>(</w:t>
+      </w:r>
+      <w:proofErr w:type="gramEnd"/>
+      <w:r>
+        <w:t xml:space="preserve">) – освобождает ресурсы </w:t>
+      </w:r>
+      <w:proofErr w:type="spellStart"/>
+      <w:r>
+        <w:t>эфемеридного</w:t>
+      </w:r>
+      <w:proofErr w:type="spellEnd"/>
+      <w:r>
+        <w:t xml:space="preserve"> движка вызовом </w:t>
+      </w:r>
+      <w:proofErr w:type="spellStart"/>
+      <w:r>
+        <w:t>ephDestroy</w:t>
+      </w:r>
+      <w:proofErr w:type="spellEnd"/>
+      <w:r>
+        <w:t>(), закрывает файл и завершает сессию</w:t>
       </w:r>
       <w:r>
         <w:t>.</w:t>
@@ -19114,18 +20460,27 @@
         </w:rPr>
         <w:t>(</w:t>
       </w:r>
+      <w:proofErr w:type="spellStart"/>
       <w:r>
         <w:rPr>
           <w:b/>
           <w:bCs/>
         </w:rPr>
-        <w:t>Integrator.h, Integrator.cpp</w:t>
-      </w:r>
+        <w:t>Integrator.h</w:t>
+      </w:r>
+      <w:proofErr w:type="spellEnd"/>
       <w:r>
         <w:rPr>
           <w:b/>
           <w:bCs/>
         </w:rPr>
+        <w:t>, Integrator.cpp</w:t>
+      </w:r>
+      <w:r>
+        <w:rPr>
+          <w:b/>
+          <w:bCs/>
+        </w:rPr>
         <w:t>)</w:t>
       </w:r>
     </w:p>
@@ -19134,7 +20489,47 @@
         <w:pStyle w:val="a1"/>
       </w:pPr>
       <w:r>
-        <w:t>В модуле реализовано интегрирование системы ОДУ методом Рунге–Кутты 4-го порядка, управление выходной сеткой и интерполяция траекторий. В нём же определена структура Trajectory, содержащая динамические массивы моментов времени t и векторов состояния state, а также метаданные сетки – количество узлов nPoints, шаг dt и границы интервала t0, tend. Основные функции модуля:</w:t>
+        <w:t xml:space="preserve">В модуле реализовано интегрирование системы ОДУ методом Рунге–Кутты 4-го порядка, управление выходной сеткой и интерполяция траекторий. В нём же определена структура </w:t>
+      </w:r>
+      <w:proofErr w:type="spellStart"/>
+      <w:r>
+        <w:t>Trajectory</w:t>
+      </w:r>
+      <w:proofErr w:type="spellEnd"/>
+      <w:r>
+        <w:t xml:space="preserve">, содержащая динамические массивы моментов времени t и векторов состояния </w:t>
+      </w:r>
+      <w:proofErr w:type="spellStart"/>
+      <w:r>
+        <w:t>state</w:t>
+      </w:r>
+      <w:proofErr w:type="spellEnd"/>
+      <w:r>
+        <w:t xml:space="preserve">, а также метаданные сетки – количество узлов </w:t>
+      </w:r>
+      <w:proofErr w:type="spellStart"/>
+      <w:r>
+        <w:t>nPoints</w:t>
+      </w:r>
+      <w:proofErr w:type="spellEnd"/>
+      <w:r>
+        <w:t xml:space="preserve">, шаг </w:t>
+      </w:r>
+      <w:proofErr w:type="spellStart"/>
+      <w:r>
+        <w:t>dt</w:t>
+      </w:r>
+      <w:proofErr w:type="spellEnd"/>
+      <w:r>
+        <w:t xml:space="preserve"> и границы интервала t0, </w:t>
+      </w:r>
+      <w:proofErr w:type="spellStart"/>
+      <w:r>
+        <w:t>tend</w:t>
+      </w:r>
+      <w:proofErr w:type="spellEnd"/>
+      <w:r>
+        <w:t>. Основные функции модуля:</w:t>
       </w:r>
     </w:p>
     <w:p>
@@ -19146,8 +20541,23 @@
         </w:numPr>
         <w:ind w:left="0" w:firstLine="709"/>
       </w:pPr>
-      <w:r>
-        <w:t>Trajectory::allocate(</w:t>
+      <w:proofErr w:type="spellStart"/>
+      <w:proofErr w:type="gramStart"/>
+      <w:r>
+        <w:t>Trajectory</w:t>
+      </w:r>
+      <w:proofErr w:type="spellEnd"/>
+      <w:r>
+        <w:t>::</w:t>
+      </w:r>
+      <w:proofErr w:type="spellStart"/>
+      <w:proofErr w:type="gramEnd"/>
+      <w:r>
+        <w:t>allocate</w:t>
+      </w:r>
+      <w:proofErr w:type="spellEnd"/>
+      <w:r>
+        <w:t>(</w:t>
       </w:r>
       <w:r>
         <w:rPr>
@@ -19183,7 +20593,31 @@
         <w:t>step</w:t>
       </w:r>
       <w:r>
-        <w:t>) и clear() управляют динамической памятью посредством new[] и delete[];</w:t>
+        <w:t xml:space="preserve">) и </w:t>
+      </w:r>
+      <w:proofErr w:type="spellStart"/>
+      <w:r>
+        <w:t>clear</w:t>
+      </w:r>
+      <w:proofErr w:type="spellEnd"/>
+      <w:r>
+        <w:t xml:space="preserve">() управляют динамической памятью посредством </w:t>
+      </w:r>
+      <w:proofErr w:type="spellStart"/>
+      <w:r>
+        <w:t>new</w:t>
+      </w:r>
+      <w:proofErr w:type="spellEnd"/>
+      <w:r>
+        <w:t xml:space="preserve">[] и </w:t>
+      </w:r>
+      <w:proofErr w:type="spellStart"/>
+      <w:r>
+        <w:t>delete</w:t>
+      </w:r>
+      <w:proofErr w:type="spellEnd"/>
+      <w:r>
+        <w:t>[];</w:t>
       </w:r>
     </w:p>
     <w:p>
@@ -19195,9 +20629,16 @@
         </w:numPr>
         <w:ind w:left="0" w:firstLine="709"/>
       </w:pPr>
-      <w:r>
-        <w:t>integrate(</w:t>
-      </w:r>
+      <w:proofErr w:type="spellStart"/>
+      <w:proofErr w:type="gramStart"/>
+      <w:r>
+        <w:t>integrate</w:t>
+      </w:r>
+      <w:proofErr w:type="spellEnd"/>
+      <w:r>
+        <w:t>(</w:t>
+      </w:r>
+      <w:proofErr w:type="gramEnd"/>
       <w:r>
         <w:rPr>
           <w:lang w:val="en-US"/>
@@ -19276,14 +20717,40 @@
       <w:r>
         <w:t xml:space="preserve">0, </w:t>
       </w:r>
+      <w:proofErr w:type="spellStart"/>
       <w:r>
         <w:rPr>
           <w:lang w:val="en-US"/>
         </w:rPr>
         <w:t>traj</w:t>
       </w:r>
-      <w:r>
-        <w:t>) заполняет массив состояний на равномерной сетке с шагом grid_dt, вызывает traj.allocate() и в цикле обращается к шаблонной функции rk4Step() с параметром cometDerivatives;</w:t>
+      <w:proofErr w:type="spellEnd"/>
+      <w:r>
+        <w:t xml:space="preserve">) заполняет массив состояний на равномерной сетке с шагом </w:t>
+      </w:r>
+      <w:proofErr w:type="spellStart"/>
+      <w:r>
+        <w:t>grid_dt</w:t>
+      </w:r>
+      <w:proofErr w:type="spellEnd"/>
+      <w:r>
+        <w:t xml:space="preserve">, вызывает </w:t>
+      </w:r>
+      <w:proofErr w:type="spellStart"/>
+      <w:r>
+        <w:t>traj.allocate</w:t>
+      </w:r>
+      <w:proofErr w:type="spellEnd"/>
+      <w:r>
+        <w:t xml:space="preserve">() и в цикле обращается к шаблонной функции rk4Step() с параметром </w:t>
+      </w:r>
+      <w:proofErr w:type="spellStart"/>
+      <w:r>
+        <w:t>cometDerivatives</w:t>
+      </w:r>
+      <w:proofErr w:type="spellEnd"/>
+      <w:r>
+        <w:t>;</w:t>
       </w:r>
     </w:p>
     <w:p>
@@ -19296,7 +20763,28 @@
         <w:ind w:left="0" w:firstLine="709"/>
       </w:pPr>
       <w:r>
-        <w:t>rk4Step&lt;StateType, derivFunc&gt;</w:t>
+        <w:t>rk4</w:t>
+      </w:r>
+      <w:proofErr w:type="gramStart"/>
+      <w:r>
+        <w:t>Step&lt;</w:t>
+      </w:r>
+      <w:proofErr w:type="spellStart"/>
+      <w:proofErr w:type="gramEnd"/>
+      <w:r>
+        <w:t>StateType</w:t>
+      </w:r>
+      <w:proofErr w:type="spellEnd"/>
+      <w:r>
+        <w:t xml:space="preserve">, </w:t>
+      </w:r>
+      <w:proofErr w:type="spellStart"/>
+      <w:r>
+        <w:t>derivFunc</w:t>
+      </w:r>
+      <w:proofErr w:type="spellEnd"/>
+      <w:r>
+        <w:t>&gt;</w:t>
       </w:r>
       <w:r>
         <w:t>(</w:t>
@@ -19337,12 +20825,14 @@
       <w:r>
         <w:t xml:space="preserve">, </w:t>
       </w:r>
+      <w:proofErr w:type="spellStart"/>
       <w:r>
         <w:rPr>
           <w:lang w:val="en-US"/>
         </w:rPr>
         <w:t>derivs</w:t>
       </w:r>
+      <w:proofErr w:type="spellEnd"/>
       <w:r>
         <w:t>)</w:t>
       </w:r>
@@ -19371,8 +20861,23 @@
         </w:numPr>
         <w:ind w:left="0" w:firstLine="709"/>
       </w:pPr>
-      <w:r>
-        <w:t>interpolateLinear(traj, t) реализует линейную интерполяцию по формуле (3.12) и возвращает состояние в момент времени</w:t>
+      <w:proofErr w:type="spellStart"/>
+      <w:proofErr w:type="gramStart"/>
+      <w:r>
+        <w:t>interpolateLinear</w:t>
+      </w:r>
+      <w:proofErr w:type="spellEnd"/>
+      <w:r>
+        <w:t>(</w:t>
+      </w:r>
+      <w:proofErr w:type="spellStart"/>
+      <w:proofErr w:type="gramEnd"/>
+      <w:r>
+        <w:t>traj</w:t>
+      </w:r>
+      <w:proofErr w:type="spellEnd"/>
+      <w:r>
+        <w:t>, t) реализует линейную интерполяцию по формуле (3.12) и возвращает состояние в момент времени</w:t>
       </w:r>
       <w:r>
         <w:t xml:space="preserve"> </w:t>
@@ -19396,8 +20901,23 @@
         </w:numPr>
         <w:ind w:left="0" w:firstLine="709"/>
       </w:pPr>
-      <w:r>
-        <w:t>isTimeInRange(traj, t) проверяет принадлежность момента интервалу траектории.</w:t>
+      <w:proofErr w:type="spellStart"/>
+      <w:proofErr w:type="gramStart"/>
+      <w:r>
+        <w:t>isTimeInRange</w:t>
+      </w:r>
+      <w:proofErr w:type="spellEnd"/>
+      <w:r>
+        <w:t>(</w:t>
+      </w:r>
+      <w:proofErr w:type="spellStart"/>
+      <w:proofErr w:type="gramEnd"/>
+      <w:r>
+        <w:t>traj</w:t>
+      </w:r>
+      <w:proofErr w:type="spellEnd"/>
+      <w:r>
+        <w:t>, t) проверяет принадлежность момента интервалу траектории.</w:t>
       </w:r>
     </w:p>
     <w:p>
@@ -19467,6 +20987,7 @@
         </w:rPr>
         <w:t>.</w:t>
       </w:r>
+      <w:proofErr w:type="spellStart"/>
       <w:r>
         <w:rPr>
           <w:b/>
@@ -19475,6 +20996,7 @@
         </w:rPr>
         <w:t>cpp</w:t>
       </w:r>
+      <w:proofErr w:type="spellEnd"/>
       <w:r>
         <w:rPr>
           <w:b/>
@@ -19507,7 +21029,15 @@
         <w:ind w:left="0" w:firstLine="709"/>
       </w:pPr>
       <w:r>
-        <w:t>utc2tdb(jd_utc) выполняет цепочку преобразования шкал времени UTC–TDB;</w:t>
+        <w:t>utc2tdb(</w:t>
+      </w:r>
+      <w:proofErr w:type="spellStart"/>
+      <w:r>
+        <w:t>jd_utc</w:t>
+      </w:r>
+      <w:proofErr w:type="spellEnd"/>
+      <w:r>
+        <w:t>) выполняет цепочку преобразования шкал времени UTC–TDB;</w:t>
       </w:r>
     </w:p>
     <w:p>
@@ -19519,10 +21049,12 @@
         </w:numPr>
         <w:ind w:left="0" w:firstLine="709"/>
       </w:pPr>
+      <w:proofErr w:type="spellStart"/>
       <w:r>
         <w:lastRenderedPageBreak/>
         <w:t>stationITR</w:t>
       </w:r>
+      <w:proofErr w:type="spellEnd"/>
       <w:r>
         <w:rPr>
           <w:lang w:val="en-US"/>
@@ -19530,8 +21062,34 @@
         <w:t>F</w:t>
       </w:r>
       <w:r>
-        <w:t>2GCRS(jd_utc, jd_tt, r_itr</w:t>
-      </w:r>
+        <w:t>2</w:t>
+      </w:r>
+      <w:proofErr w:type="gramStart"/>
+      <w:r>
+        <w:t>GCRS(</w:t>
+      </w:r>
+      <w:proofErr w:type="spellStart"/>
+      <w:proofErr w:type="gramEnd"/>
+      <w:r>
+        <w:t>jd_utc</w:t>
+      </w:r>
+      <w:proofErr w:type="spellEnd"/>
+      <w:r>
+        <w:t xml:space="preserve">, </w:t>
+      </w:r>
+      <w:proofErr w:type="spellStart"/>
+      <w:r>
+        <w:t>jd_tt</w:t>
+      </w:r>
+      <w:proofErr w:type="spellEnd"/>
+      <w:r>
+        <w:t xml:space="preserve">, </w:t>
+      </w:r>
+      <w:proofErr w:type="spellStart"/>
+      <w:r>
+        <w:t>r_itr</w:t>
+      </w:r>
+      <w:proofErr w:type="spellEnd"/>
       <w:r>
         <w:rPr>
           <w:lang w:val="en-US"/>
@@ -19578,12 +21136,43 @@
         </w:numPr>
         <w:ind w:left="0" w:firstLine="709"/>
       </w:pPr>
-      <w:r>
-        <w:t xml:space="preserve">solveLightTime(jd_obs_tdb, r_obs, traj) итерационно решает уравнение светового времени </w:t>
-      </w:r>
+      <w:proofErr w:type="spellStart"/>
+      <w:proofErr w:type="gramStart"/>
+      <w:r>
+        <w:t>solveLightTime</w:t>
+      </w:r>
+      <w:proofErr w:type="spellEnd"/>
       <w:r>
         <w:t>(</w:t>
       </w:r>
+      <w:proofErr w:type="spellStart"/>
+      <w:proofErr w:type="gramEnd"/>
+      <w:r>
+        <w:t>jd_obs_tdb</w:t>
+      </w:r>
+      <w:proofErr w:type="spellEnd"/>
+      <w:r>
+        <w:t xml:space="preserve">, </w:t>
+      </w:r>
+      <w:proofErr w:type="spellStart"/>
+      <w:r>
+        <w:t>r_obs</w:t>
+      </w:r>
+      <w:proofErr w:type="spellEnd"/>
+      <w:r>
+        <w:t xml:space="preserve">, </w:t>
+      </w:r>
+      <w:proofErr w:type="spellStart"/>
+      <w:r>
+        <w:t>traj</w:t>
+      </w:r>
+      <w:proofErr w:type="spellEnd"/>
+      <w:r>
+        <w:t xml:space="preserve">) итерационно решает уравнение светового времени </w:t>
+      </w:r>
+      <w:r>
+        <w:t>(</w:t>
+      </w:r>
       <w:r>
         <w:t xml:space="preserve">3.10), </w:t>
       </w:r>
@@ -19591,8 +21180,13 @@
         <w:t>используя</w:t>
       </w:r>
       <w:r>
-        <w:t xml:space="preserve"> interpolateLinear</w:t>
-      </w:r>
+        <w:t xml:space="preserve"> </w:t>
+      </w:r>
+      <w:proofErr w:type="spellStart"/>
+      <w:r>
+        <w:t>interpolateLinear</w:t>
+      </w:r>
+      <w:proofErr w:type="spellEnd"/>
       <w:r>
         <w:t>;</w:t>
       </w:r>
@@ -19606,8 +21200,39 @@
         </w:numPr>
         <w:ind w:left="0" w:firstLine="709"/>
       </w:pPr>
-      <w:r>
-        <w:t xml:space="preserve">Deflection(rho, r_obs) вызывает iauLd() </w:t>
+      <w:proofErr w:type="spellStart"/>
+      <w:proofErr w:type="gramStart"/>
+      <w:r>
+        <w:t>Deflection</w:t>
+      </w:r>
+      <w:proofErr w:type="spellEnd"/>
+      <w:r>
+        <w:t>(</w:t>
+      </w:r>
+      <w:proofErr w:type="spellStart"/>
+      <w:proofErr w:type="gramEnd"/>
+      <w:r>
+        <w:t>rho</w:t>
+      </w:r>
+      <w:proofErr w:type="spellEnd"/>
+      <w:r>
+        <w:t xml:space="preserve">, </w:t>
+      </w:r>
+      <w:proofErr w:type="spellStart"/>
+      <w:r>
+        <w:t>r_obs</w:t>
+      </w:r>
+      <w:proofErr w:type="spellEnd"/>
+      <w:r>
+        <w:t xml:space="preserve">) вызывает </w:t>
+      </w:r>
+      <w:proofErr w:type="spellStart"/>
+      <w:r>
+        <w:t>iauLd</w:t>
+      </w:r>
+      <w:proofErr w:type="spellEnd"/>
+      <w:r>
+        <w:t xml:space="preserve">() </w:t>
       </w:r>
       <w:r>
         <w:t>для учета</w:t>
@@ -19637,8 +21262,34 @@
         </w:numPr>
         <w:ind w:left="0" w:firstLine="709"/>
       </w:pPr>
-      <w:r>
-        <w:t xml:space="preserve">cartesianToSphericalArcsec(r, ra, dec) вызывает iauC2s() </w:t>
+      <w:proofErr w:type="spellStart"/>
+      <w:proofErr w:type="gramStart"/>
+      <w:r>
+        <w:t>cartesianToSphericalArcsec</w:t>
+      </w:r>
+      <w:proofErr w:type="spellEnd"/>
+      <w:r>
+        <w:t>(</w:t>
+      </w:r>
+      <w:proofErr w:type="gramEnd"/>
+      <w:r>
+        <w:t xml:space="preserve">r, </w:t>
+      </w:r>
+      <w:proofErr w:type="spellStart"/>
+      <w:r>
+        <w:t>ra</w:t>
+      </w:r>
+      <w:proofErr w:type="spellEnd"/>
+      <w:r>
+        <w:t xml:space="preserve">, </w:t>
+      </w:r>
+      <w:proofErr w:type="spellStart"/>
+      <w:r>
+        <w:t>dec</w:t>
+      </w:r>
+      <w:proofErr w:type="spellEnd"/>
+      <w:r>
+        <w:t xml:space="preserve">) вызывает iauC2s() </w:t>
       </w:r>
       <w:r>
         <w:t>для</w:t>
@@ -19668,8 +21319,39 @@
         </w:numPr>
         <w:ind w:left="0" w:firstLine="709"/>
       </w:pPr>
-      <w:r>
-        <w:t>reduceObservation(obs, traj, result) – конвейер редукции,</w:t>
+      <w:proofErr w:type="spellStart"/>
+      <w:proofErr w:type="gramStart"/>
+      <w:r>
+        <w:t>reduceObservation</w:t>
+      </w:r>
+      <w:proofErr w:type="spellEnd"/>
+      <w:r>
+        <w:t>(</w:t>
+      </w:r>
+      <w:proofErr w:type="spellStart"/>
+      <w:proofErr w:type="gramEnd"/>
+      <w:r>
+        <w:t>obs</w:t>
+      </w:r>
+      <w:proofErr w:type="spellEnd"/>
+      <w:r>
+        <w:t xml:space="preserve">, </w:t>
+      </w:r>
+      <w:proofErr w:type="spellStart"/>
+      <w:r>
+        <w:t>traj</w:t>
+      </w:r>
+      <w:proofErr w:type="spellEnd"/>
+      <w:r>
+        <w:t xml:space="preserve">, </w:t>
+      </w:r>
+      <w:proofErr w:type="spellStart"/>
+      <w:r>
+        <w:t>result</w:t>
+      </w:r>
+      <w:proofErr w:type="spellEnd"/>
+      <w:r>
+        <w:t>) – конвейер редукции,</w:t>
       </w:r>
       <w:r>
         <w:t xml:space="preserve"> применяющий все преобразования и</w:t>
@@ -19707,15 +21389,49 @@
         </w:numPr>
         <w:ind w:left="0" w:firstLine="709"/>
       </w:pPr>
-      <w:r>
-        <w:t>Observation содерж</w:t>
+      <w:proofErr w:type="spellStart"/>
+      <w:r>
+        <w:t>Observation</w:t>
+      </w:r>
+      <w:proofErr w:type="spellEnd"/>
+      <w:r>
+        <w:t xml:space="preserve"> содерж</w:t>
       </w:r>
       <w:r>
         <w:t>ит</w:t>
       </w:r>
       <w:r>
-        <w:t xml:space="preserve"> момент измерения jd_utc, наблюдённые прямое восхождение ra и склонение dec, геоцентрические координаты станции r_station_itr</w:t>
-      </w:r>
+        <w:t xml:space="preserve"> момент измерения </w:t>
+      </w:r>
+      <w:proofErr w:type="spellStart"/>
+      <w:r>
+        <w:t>jd_utc</w:t>
+      </w:r>
+      <w:proofErr w:type="spellEnd"/>
+      <w:r>
+        <w:t xml:space="preserve">, наблюдённые прямое восхождение </w:t>
+      </w:r>
+      <w:proofErr w:type="spellStart"/>
+      <w:r>
+        <w:t>ra</w:t>
+      </w:r>
+      <w:proofErr w:type="spellEnd"/>
+      <w:r>
+        <w:t xml:space="preserve"> и склонение </w:t>
+      </w:r>
+      <w:proofErr w:type="spellStart"/>
+      <w:r>
+        <w:t>dec</w:t>
+      </w:r>
+      <w:proofErr w:type="spellEnd"/>
+      <w:r>
+        <w:t xml:space="preserve">, геоцентрические координаты станции </w:t>
+      </w:r>
+      <w:proofErr w:type="spellStart"/>
+      <w:r>
+        <w:t>r_station_itr</w:t>
+      </w:r>
+      <w:proofErr w:type="spellEnd"/>
       <w:r>
         <w:rPr>
           <w:lang w:val="en-US"/>
@@ -19741,8 +21457,29 @@
         </w:numPr>
         <w:ind w:left="0" w:firstLine="709"/>
       </w:pPr>
-      <w:r>
-        <w:t>ReductionResult с моментами времени в шкалах UTC и TDB и вычисленными невязками dRA и dDec.</w:t>
+      <w:proofErr w:type="spellStart"/>
+      <w:r>
+        <w:t>ReductionResult</w:t>
+      </w:r>
+      <w:proofErr w:type="spellEnd"/>
+      <w:r>
+        <w:t xml:space="preserve"> с моментами времени в шкалах UTC и TDB и вычисленными невязками </w:t>
+      </w:r>
+      <w:proofErr w:type="spellStart"/>
+      <w:r>
+        <w:t>dRA</w:t>
+      </w:r>
+      <w:proofErr w:type="spellEnd"/>
+      <w:r>
+        <w:t xml:space="preserve"> и </w:t>
+      </w:r>
+      <w:proofErr w:type="spellStart"/>
+      <w:r>
+        <w:t>dDec</w:t>
+      </w:r>
+      <w:proofErr w:type="spellEnd"/>
+      <w:r>
+        <w:t>.</w:t>
       </w:r>
     </w:p>
     <w:p>
@@ -19772,7 +21509,23 @@
           <w:b/>
           <w:bCs/>
         </w:rPr>
-        <w:t xml:space="preserve"> (GaussNewton.h, GaussNewton.cpp)</w:t>
+        <w:t xml:space="preserve"> (</w:t>
+      </w:r>
+      <w:proofErr w:type="spellStart"/>
+      <w:r>
+        <w:rPr>
+          <w:b/>
+          <w:bCs/>
+        </w:rPr>
+        <w:t>GaussNewton.h</w:t>
+      </w:r>
+      <w:proofErr w:type="spellEnd"/>
+      <w:r>
+        <w:rPr>
+          <w:b/>
+          <w:bCs/>
+        </w:rPr>
+        <w:t>, GaussNewton.cpp)</w:t>
       </w:r>
     </w:p>
     <w:p>
@@ -19798,8 +21551,23 @@
         </w:numPr>
         <w:ind w:left="0" w:firstLine="709"/>
       </w:pPr>
-      <w:r>
-        <w:t>ExtendedState::initIdentity() инициализирует матрицу чувствительности единичной матрицей в соответствии с начальным условием (3.23);</w:t>
+      <w:proofErr w:type="spellStart"/>
+      <w:proofErr w:type="gramStart"/>
+      <w:r>
+        <w:t>ExtendedState</w:t>
+      </w:r>
+      <w:proofErr w:type="spellEnd"/>
+      <w:r>
+        <w:t>::</w:t>
+      </w:r>
+      <w:proofErr w:type="spellStart"/>
+      <w:proofErr w:type="gramEnd"/>
+      <w:r>
+        <w:t>initIdentity</w:t>
+      </w:r>
+      <w:proofErr w:type="spellEnd"/>
+      <w:r>
+        <w:t>() инициализирует матрицу чувствительности единичной матрицей в соответствии с начальным условием (3.23);</w:t>
       </w:r>
     </w:p>
     <w:p>
@@ -19811,8 +21579,34 @@
         </w:numPr>
         <w:ind w:left="0" w:firstLine="709"/>
       </w:pPr>
-      <w:r>
-        <w:t>extendedDerivs(t, aug, ng) формирует правую часть уравнений в вариациях: вычисляет матрицы ∂F/∂X и ∂F/∂P и реализует систему (3.22)–(3.26);</w:t>
+      <w:proofErr w:type="spellStart"/>
+      <w:proofErr w:type="gramStart"/>
+      <w:r>
+        <w:t>extendedDerivs</w:t>
+      </w:r>
+      <w:proofErr w:type="spellEnd"/>
+      <w:r>
+        <w:t>(</w:t>
+      </w:r>
+      <w:proofErr w:type="gramEnd"/>
+      <w:r>
+        <w:t xml:space="preserve">t, </w:t>
+      </w:r>
+      <w:proofErr w:type="spellStart"/>
+      <w:r>
+        <w:t>aug</w:t>
+      </w:r>
+      <w:proofErr w:type="spellEnd"/>
+      <w:r>
+        <w:t xml:space="preserve">, </w:t>
+      </w:r>
+      <w:proofErr w:type="spellStart"/>
+      <w:r>
+        <w:t>ng</w:t>
+      </w:r>
+      <w:proofErr w:type="spellEnd"/>
+      <w:r>
+        <w:t>) формирует правую часть уравнений в вариациях: вычисляет матрицы ∂F/∂X и ∂F/∂P и реализует систему (3.22)–(3.26);</w:t>
       </w:r>
     </w:p>
     <w:p>
@@ -19824,12 +21618,86 @@
         </w:numPr>
         <w:ind w:left="0" w:firstLine="709"/>
       </w:pPr>
-      <w:r>
-        <w:t xml:space="preserve">integrateExtended(t0, t_end, internal_dt, init, ng) интегрирует расширенную систему от момента t0 до t_end с внутренним шагом internal_dt, последовательно вызывая rk4Step() с параметром extendedDerivs, и возвращает </w:t>
+      <w:proofErr w:type="spellStart"/>
+      <w:proofErr w:type="gramStart"/>
+      <w:r>
+        <w:t>integrateExtended</w:t>
+      </w:r>
+      <w:proofErr w:type="spellEnd"/>
+      <w:r>
+        <w:t>(</w:t>
+      </w:r>
+      <w:proofErr w:type="gramEnd"/>
+      <w:r>
+        <w:t xml:space="preserve">t0, </w:t>
+      </w:r>
+      <w:proofErr w:type="spellStart"/>
+      <w:r>
+        <w:t>t_end</w:t>
+      </w:r>
+      <w:proofErr w:type="spellEnd"/>
+      <w:r>
+        <w:t xml:space="preserve">, </w:t>
+      </w:r>
+      <w:proofErr w:type="spellStart"/>
+      <w:r>
+        <w:t>internal_dt</w:t>
+      </w:r>
+      <w:proofErr w:type="spellEnd"/>
+      <w:r>
+        <w:t xml:space="preserve">, </w:t>
+      </w:r>
+      <w:proofErr w:type="spellStart"/>
+      <w:r>
+        <w:t>init</w:t>
+      </w:r>
+      <w:proofErr w:type="spellEnd"/>
+      <w:r>
+        <w:t xml:space="preserve">, </w:t>
+      </w:r>
+      <w:proofErr w:type="spellStart"/>
+      <w:r>
+        <w:t>ng</w:t>
+      </w:r>
+      <w:proofErr w:type="spellEnd"/>
+      <w:r>
+        <w:t xml:space="preserve">) интегрирует расширенную систему от момента t0 до </w:t>
+      </w:r>
+      <w:proofErr w:type="spellStart"/>
+      <w:r>
+        <w:t>t_end</w:t>
+      </w:r>
+      <w:proofErr w:type="spellEnd"/>
+      <w:r>
+        <w:t xml:space="preserve"> с внутренним шагом </w:t>
+      </w:r>
+      <w:proofErr w:type="spellStart"/>
+      <w:r>
+        <w:t>internal_dt</w:t>
+      </w:r>
+      <w:proofErr w:type="spellEnd"/>
+      <w:r>
+        <w:t xml:space="preserve">, последовательно вызывая rk4Step() с параметром </w:t>
+      </w:r>
+      <w:proofErr w:type="spellStart"/>
+      <w:r>
+        <w:t>extendedDerivs</w:t>
+      </w:r>
+      <w:proofErr w:type="spellEnd"/>
+      <w:r>
+        <w:t xml:space="preserve">, и возвращает </w:t>
       </w:r>
       <w:r>
         <w:lastRenderedPageBreak/>
-        <w:t>итоговое расширенное состояние; в отличие от integrate(...), функция не заполняет траекторию на сетке, а служит для продвижения состояния от одного момента наблюдения к следующему;</w:t>
+        <w:t xml:space="preserve">итоговое расширенное состояние; в отличие от </w:t>
+      </w:r>
+      <w:proofErr w:type="spellStart"/>
+      <w:r>
+        <w:t>integrate</w:t>
+      </w:r>
+      <w:proofErr w:type="spellEnd"/>
+      <w:r>
+        <w:t>(...), функция не заполняет траекторию на сетке, а служит для продвижения состояния от одного момента наблюдения к следующему;</w:t>
       </w:r>
     </w:p>
     <w:p>
@@ -19841,8 +21709,31 @@
         </w:numPr>
         <w:ind w:left="0" w:firstLine="709"/>
       </w:pPr>
-      <w:r>
-        <w:t>computeObsJacobian(aug, r_observer) вычисляет матрицу 2×9 по цепному правилу (3.20), умножая аналитический блок производных наблюдений по координатам на блок матрицы чувствительности;</w:t>
+      <w:proofErr w:type="spellStart"/>
+      <w:proofErr w:type="gramStart"/>
+      <w:r>
+        <w:t>computeObsJacobian</w:t>
+      </w:r>
+      <w:proofErr w:type="spellEnd"/>
+      <w:r>
+        <w:t>(</w:t>
+      </w:r>
+      <w:proofErr w:type="spellStart"/>
+      <w:proofErr w:type="gramEnd"/>
+      <w:r>
+        <w:t>aug</w:t>
+      </w:r>
+      <w:proofErr w:type="spellEnd"/>
+      <w:r>
+        <w:t xml:space="preserve">, </w:t>
+      </w:r>
+      <w:proofErr w:type="spellStart"/>
+      <w:r>
+        <w:t>r_observer</w:t>
+      </w:r>
+      <w:proofErr w:type="spellEnd"/>
+      <w:r>
+        <w:t>) вычисляет матрицу 2×9 по цепному правилу (3.20), умножая аналитический блок производных наблюдений по координатам на блок матрицы чувствительности;</w:t>
       </w:r>
     </w:p>
     <w:p>
@@ -19854,15 +21745,19 @@
         </w:numPr>
         <w:ind w:left="0" w:firstLine="709"/>
       </w:pPr>
+      <w:proofErr w:type="spellStart"/>
+      <w:proofErr w:type="gramStart"/>
       <w:r>
         <w:rPr>
           <w:lang w:val="en-US"/>
         </w:rPr>
         <w:t>gaussNewtonStep</w:t>
       </w:r>
+      <w:proofErr w:type="spellEnd"/>
       <w:r>
         <w:t>(</w:t>
       </w:r>
+      <w:proofErr w:type="gramEnd"/>
       <w:r>
         <w:rPr>
           <w:lang w:val="en-US"/>
@@ -19872,21 +21767,25 @@
       <w:r>
         <w:t xml:space="preserve">, </w:t>
       </w:r>
+      <w:proofErr w:type="spellStart"/>
       <w:r>
         <w:rPr>
           <w:lang w:val="en-US"/>
         </w:rPr>
         <w:t>obs</w:t>
       </w:r>
+      <w:proofErr w:type="spellEnd"/>
       <w:r>
         <w:t xml:space="preserve">, </w:t>
       </w:r>
+      <w:proofErr w:type="spellStart"/>
       <w:r>
         <w:rPr>
           <w:lang w:val="en-US"/>
         </w:rPr>
         <w:t>traj</w:t>
       </w:r>
+      <w:proofErr w:type="spellEnd"/>
       <w:r>
         <w:t xml:space="preserve">, </w:t>
       </w:r>
@@ -19957,8 +21856,26 @@
         </w:numPr>
         <w:ind w:left="0" w:firstLine="709"/>
       </w:pPr>
-      <w:r>
-        <w:t xml:space="preserve">solveCholesky(A, b, selected) </w:t>
+      <w:proofErr w:type="spellStart"/>
+      <w:proofErr w:type="gramStart"/>
+      <w:r>
+        <w:t>solveCholesky</w:t>
+      </w:r>
+      <w:proofErr w:type="spellEnd"/>
+      <w:r>
+        <w:t>(</w:t>
+      </w:r>
+      <w:proofErr w:type="gramEnd"/>
+      <w:r>
+        <w:t xml:space="preserve">A, b, </w:t>
+      </w:r>
+      <w:proofErr w:type="spellStart"/>
+      <w:r>
+        <w:t>selected</w:t>
+      </w:r>
+      <w:proofErr w:type="spellEnd"/>
+      <w:r>
+        <w:t xml:space="preserve">) </w:t>
       </w:r>
       <w:r>
         <w:t xml:space="preserve">решает СЛАУ с помощью </w:t>
@@ -19970,7 +21887,15 @@
         <w:t>я</w:t>
       </w:r>
       <w:r>
-        <w:t xml:space="preserve"> Холецкого с учётом маски</w:t>
+        <w:t xml:space="preserve"> </w:t>
+      </w:r>
+      <w:proofErr w:type="spellStart"/>
+      <w:r>
+        <w:t>Холецкого</w:t>
+      </w:r>
+      <w:proofErr w:type="spellEnd"/>
+      <w:r>
+        <w:t xml:space="preserve"> с учётом маски</w:t>
       </w:r>
       <w:r>
         <w:t xml:space="preserve"> выбранных параметров</w:t>
@@ -19988,15 +21913,24 @@
         </w:numPr>
         <w:ind w:left="0" w:firstLine="709"/>
       </w:pPr>
-      <w:r>
-        <w:t>fitOrbit(</w:t>
-      </w:r>
+      <w:proofErr w:type="spellStart"/>
+      <w:proofErr w:type="gramStart"/>
+      <w:r>
+        <w:t>fitOrbit</w:t>
+      </w:r>
+      <w:proofErr w:type="spellEnd"/>
+      <w:r>
+        <w:t>(</w:t>
+      </w:r>
+      <w:proofErr w:type="spellStart"/>
+      <w:proofErr w:type="gramEnd"/>
       <w:r>
         <w:rPr>
           <w:lang w:val="en-US"/>
         </w:rPr>
         <w:t>init</w:t>
       </w:r>
+      <w:proofErr w:type="spellEnd"/>
       <w:r>
         <w:t>_</w:t>
       </w:r>
@@ -20009,12 +21943,14 @@
       <w:r>
         <w:t xml:space="preserve">, </w:t>
       </w:r>
+      <w:proofErr w:type="spellStart"/>
       <w:r>
         <w:rPr>
           <w:lang w:val="en-US"/>
         </w:rPr>
         <w:t>obs</w:t>
       </w:r>
+      <w:proofErr w:type="spellEnd"/>
       <w:r>
         <w:t xml:space="preserve">, </w:t>
       </w:r>
@@ -20109,7 +22045,47 @@
         <w:t xml:space="preserve"> параметров</w:t>
       </w:r>
       <w:r>
-        <w:t xml:space="preserve">, обращаясь к integrate(), computeResidualNorm(), gaussNewtonStep(), params_diff() и printParams(); управляет итерациями </w:t>
+        <w:t xml:space="preserve">, обращаясь к </w:t>
+      </w:r>
+      <w:proofErr w:type="spellStart"/>
+      <w:r>
+        <w:t>integrate</w:t>
+      </w:r>
+      <w:proofErr w:type="spellEnd"/>
+      <w:r>
+        <w:t xml:space="preserve">(), </w:t>
+      </w:r>
+      <w:proofErr w:type="spellStart"/>
+      <w:r>
+        <w:t>computeResidualNorm</w:t>
+      </w:r>
+      <w:proofErr w:type="spellEnd"/>
+      <w:r>
+        <w:t xml:space="preserve">(), </w:t>
+      </w:r>
+      <w:proofErr w:type="spellStart"/>
+      <w:r>
+        <w:t>gaussNewtonStep</w:t>
+      </w:r>
+      <w:proofErr w:type="spellEnd"/>
+      <w:r>
+        <w:t xml:space="preserve">(), </w:t>
+      </w:r>
+      <w:proofErr w:type="spellStart"/>
+      <w:r>
+        <w:t>params_diff</w:t>
+      </w:r>
+      <w:proofErr w:type="spellEnd"/>
+      <w:r>
+        <w:t xml:space="preserve">() и </w:t>
+      </w:r>
+      <w:proofErr w:type="spellStart"/>
+      <w:r>
+        <w:t>printParams</w:t>
+      </w:r>
+      <w:proofErr w:type="spellEnd"/>
+      <w:r>
+        <w:t xml:space="preserve">(); управляет итерациями </w:t>
       </w:r>
       <w:r>
         <w:t xml:space="preserve">(3.18) </w:t>
@@ -20135,9 +22111,11 @@
         </w:numPr>
         <w:ind w:left="0" w:firstLine="709"/>
       </w:pPr>
+      <w:proofErr w:type="spellStart"/>
       <w:r>
         <w:t>OrbitParams</w:t>
       </w:r>
+      <w:proofErr w:type="spellEnd"/>
       <w:r>
         <w:t xml:space="preserve"> содержит </w:t>
       </w:r>
@@ -20154,14 +22132,32 @@
         </w:numPr>
         <w:ind w:left="0" w:firstLine="709"/>
       </w:pPr>
+      <w:proofErr w:type="spellStart"/>
       <w:r>
         <w:t>ExtendedState</w:t>
       </w:r>
+      <w:proofErr w:type="spellEnd"/>
       <w:r>
         <w:t xml:space="preserve"> </w:t>
       </w:r>
       <w:r>
-        <w:t xml:space="preserve">содержит текущее состояние state и матрицу чувствительности dxdP размером 6×9. </w:t>
+        <w:t xml:space="preserve">содержит текущее состояние </w:t>
+      </w:r>
+      <w:proofErr w:type="spellStart"/>
+      <w:r>
+        <w:t>state</w:t>
+      </w:r>
+      <w:proofErr w:type="spellEnd"/>
+      <w:r>
+        <w:t xml:space="preserve"> и матрицу чувствительности </w:t>
+      </w:r>
+      <w:proofErr w:type="spellStart"/>
+      <w:r>
+        <w:t>dxdP</w:t>
+      </w:r>
+      <w:proofErr w:type="spellEnd"/>
+      <w:r>
+        <w:t xml:space="preserve"> размером 6×9. </w:t>
       </w:r>
     </w:p>
     <w:p>
@@ -20178,8 +22174,13 @@
         <w:t>севдонимы</w:t>
       </w:r>
       <w:r>
-        <w:t xml:space="preserve"> ParamVector</w:t>
-      </w:r>
+        <w:t xml:space="preserve"> </w:t>
+      </w:r>
+      <w:proofErr w:type="spellStart"/>
+      <w:r>
+        <w:t>ParamVector</w:t>
+      </w:r>
+      <w:proofErr w:type="spellEnd"/>
       <w:r>
         <w:t xml:space="preserve">, </w:t>
       </w:r>
@@ -20200,7 +22201,23 @@
           <w:b/>
           <w:bCs/>
         </w:rPr>
-        <w:t>Модуль ввода-вывода (FileIO.h, FileIO.cpp)</w:t>
+        <w:t>Модуль ввода-вывода (</w:t>
+      </w:r>
+      <w:proofErr w:type="spellStart"/>
+      <w:r>
+        <w:rPr>
+          <w:b/>
+          <w:bCs/>
+        </w:rPr>
+        <w:t>FileIO.h</w:t>
+      </w:r>
+      <w:proofErr w:type="spellEnd"/>
+      <w:r>
+        <w:rPr>
+          <w:b/>
+          <w:bCs/>
+        </w:rPr>
+        <w:t>, FileIO.cpp)</w:t>
       </w:r>
     </w:p>
     <w:p>
@@ -20232,8 +22249,39 @@
         </w:numPr>
         <w:ind w:left="0" w:firstLine="709"/>
       </w:pPr>
-      <w:r>
-        <w:t>loadObservations(obsFile, obs_vector) – чтение CSV-файла наблюдений и заполнение вектора структур Observation моментами времени, угловыми координатами и геоцентрическими положениями обсерваторий;</w:t>
+      <w:proofErr w:type="spellStart"/>
+      <w:proofErr w:type="gramStart"/>
+      <w:r>
+        <w:t>loadObservations</w:t>
+      </w:r>
+      <w:proofErr w:type="spellEnd"/>
+      <w:r>
+        <w:t>(</w:t>
+      </w:r>
+      <w:proofErr w:type="spellStart"/>
+      <w:proofErr w:type="gramEnd"/>
+      <w:r>
+        <w:t>obsFile</w:t>
+      </w:r>
+      <w:proofErr w:type="spellEnd"/>
+      <w:r>
+        <w:t xml:space="preserve">, </w:t>
+      </w:r>
+      <w:proofErr w:type="spellStart"/>
+      <w:r>
+        <w:t>obs_vector</w:t>
+      </w:r>
+      <w:proofErr w:type="spellEnd"/>
+      <w:r>
+        <w:t xml:space="preserve">) – чтение CSV-файла наблюдений и заполнение вектора структур </w:t>
+      </w:r>
+      <w:proofErr w:type="spellStart"/>
+      <w:r>
+        <w:t>Observation</w:t>
+      </w:r>
+      <w:proofErr w:type="spellEnd"/>
+      <w:r>
+        <w:t xml:space="preserve"> моментами времени, угловыми координатами и геоцентрическими положениями обсерваторий;</w:t>
       </w:r>
     </w:p>
     <w:p>
@@ -20245,9 +22293,48 @@
         </w:numPr>
         <w:ind w:left="0" w:firstLine="709"/>
       </w:pPr>
+      <w:proofErr w:type="spellStart"/>
+      <w:proofErr w:type="gramStart"/>
       <w:r>
         <w:lastRenderedPageBreak/>
-        <w:t>processObservations(obsFile, outFile, traj) – формирование файла невязок: для каждого наблюдения вызывается reduceObservation() на готовой траектории, результаты записываются в выходной CSV;</w:t>
+        <w:t>processObservations</w:t>
+      </w:r>
+      <w:proofErr w:type="spellEnd"/>
+      <w:r>
+        <w:t>(</w:t>
+      </w:r>
+      <w:proofErr w:type="spellStart"/>
+      <w:proofErr w:type="gramEnd"/>
+      <w:r>
+        <w:t>obsFile</w:t>
+      </w:r>
+      <w:proofErr w:type="spellEnd"/>
+      <w:r>
+        <w:t xml:space="preserve">, </w:t>
+      </w:r>
+      <w:proofErr w:type="spellStart"/>
+      <w:r>
+        <w:t>outFile</w:t>
+      </w:r>
+      <w:proofErr w:type="spellEnd"/>
+      <w:r>
+        <w:t xml:space="preserve">, </w:t>
+      </w:r>
+      <w:proofErr w:type="spellStart"/>
+      <w:r>
+        <w:t>traj</w:t>
+      </w:r>
+      <w:proofErr w:type="spellEnd"/>
+      <w:r>
+        <w:t xml:space="preserve">) – формирование файла невязок: для каждого наблюдения вызывается </w:t>
+      </w:r>
+      <w:proofErr w:type="spellStart"/>
+      <w:r>
+        <w:t>reduceObservation</w:t>
+      </w:r>
+      <w:proofErr w:type="spellEnd"/>
+      <w:r>
+        <w:t>() на готовой траектории, результаты записываются в выходной CSV;</w:t>
       </w:r>
     </w:p>
     <w:p>
@@ -20259,8 +22346,55 @@
         </w:numPr>
         <w:ind w:left="0" w:firstLine="709"/>
       </w:pPr>
-      <w:r>
-        <w:t>loadTrajectoryFromCSV(filename, traj, t0, tend, dt) – загрузка траектории в формате JPL Horizons; функция использовалась на этапе отладки для сравнения собственного интегратора с эталонным решением и в рабочем сценарии не вызывается.</w:t>
+      <w:proofErr w:type="spellStart"/>
+      <w:proofErr w:type="gramStart"/>
+      <w:r>
+        <w:t>loadTrajectoryFromCSV</w:t>
+      </w:r>
+      <w:proofErr w:type="spellEnd"/>
+      <w:r>
+        <w:t>(</w:t>
+      </w:r>
+      <w:proofErr w:type="spellStart"/>
+      <w:proofErr w:type="gramEnd"/>
+      <w:r>
+        <w:t>filename</w:t>
+      </w:r>
+      <w:proofErr w:type="spellEnd"/>
+      <w:r>
+        <w:t xml:space="preserve">, </w:t>
+      </w:r>
+      <w:proofErr w:type="spellStart"/>
+      <w:r>
+        <w:t>traj</w:t>
+      </w:r>
+      <w:proofErr w:type="spellEnd"/>
+      <w:r>
+        <w:t xml:space="preserve">, t0, </w:t>
+      </w:r>
+      <w:proofErr w:type="spellStart"/>
+      <w:r>
+        <w:t>tend</w:t>
+      </w:r>
+      <w:proofErr w:type="spellEnd"/>
+      <w:r>
+        <w:t xml:space="preserve">, </w:t>
+      </w:r>
+      <w:proofErr w:type="spellStart"/>
+      <w:r>
+        <w:t>dt</w:t>
+      </w:r>
+      <w:proofErr w:type="spellEnd"/>
+      <w:r>
+        <w:t xml:space="preserve">) – загрузка траектории в формате JPL </w:t>
+      </w:r>
+      <w:proofErr w:type="spellStart"/>
+      <w:r>
+        <w:t>Horizons</w:t>
+      </w:r>
+      <w:proofErr w:type="spellEnd"/>
+      <w:r>
+        <w:t>; функция использовалась на этапе отладки для сравнения собственного интегратора с эталонным решением и в рабочем сценарии не вызывается.</w:t>
       </w:r>
     </w:p>
     <w:p>
@@ -20284,19 +22418,109 @@
         <w:pStyle w:val="a1"/>
       </w:pPr>
       <w:r>
-        <w:t xml:space="preserve">Файл содержит функцию main(), задающую конфигурацию вычислений и последовательно запускающую этапы работы. </w:t>
+        <w:t xml:space="preserve">Файл содержит функцию </w:t>
+      </w:r>
+      <w:proofErr w:type="spellStart"/>
+      <w:proofErr w:type="gramStart"/>
+      <w:r>
+        <w:t>main</w:t>
+      </w:r>
+      <w:proofErr w:type="spellEnd"/>
+      <w:r>
+        <w:t>(</w:t>
+      </w:r>
+      <w:proofErr w:type="gramEnd"/>
+      <w:r>
+        <w:t xml:space="preserve">), задающую конфигурацию вычислений и последовательно запускающую этапы работы. </w:t>
       </w:r>
       <w:r>
         <w:t>Определяются следующие переменные</w:t>
       </w:r>
       <w:r>
-        <w:t xml:space="preserve">: путь к файлу эфемерид EPM2021, путь к файлу наблюдений, начальный момент t0 в шкале JD, длина интервала интегрирования, внутренний шаг dt = 0.0125 сут, начальное приближение r0 и v0, взятое из решения JPL Horizons, нулевое начальное приближение для коэффициентов A1, A2, A3 и маска selected, по умолчанию включающая уточнение всех девяти параметров. Функция main() вызывает initCometModel(), затем loadObservations() для чтения </w:t>
+        <w:t xml:space="preserve">: путь к файлу эфемерид EPM2021, путь к файлу наблюдений, начальный момент t0 в шкале JD, длина интервала интегрирования, внутренний шаг </w:t>
+      </w:r>
+      <w:proofErr w:type="spellStart"/>
+      <w:r>
+        <w:t>dt</w:t>
+      </w:r>
+      <w:proofErr w:type="spellEnd"/>
+      <w:r>
+        <w:t xml:space="preserve"> = 0.0125 </w:t>
+      </w:r>
+      <w:proofErr w:type="spellStart"/>
+      <w:r>
+        <w:t>сут</w:t>
+      </w:r>
+      <w:proofErr w:type="spellEnd"/>
+      <w:r>
+        <w:t xml:space="preserve">, начальное приближение r0 и v0, взятое из решения JPL </w:t>
+      </w:r>
+      <w:proofErr w:type="spellStart"/>
+      <w:r>
+        <w:t>Horizons</w:t>
+      </w:r>
+      <w:proofErr w:type="spellEnd"/>
+      <w:r>
+        <w:t xml:space="preserve">, нулевое начальное приближение для коэффициентов A1, A2, A3 и маска </w:t>
+      </w:r>
+      <w:proofErr w:type="spellStart"/>
+      <w:r>
+        <w:t>selected</w:t>
+      </w:r>
+      <w:proofErr w:type="spellEnd"/>
+      <w:r>
+        <w:t xml:space="preserve">, по умолчанию включающая уточнение всех девяти параметров. Функция </w:t>
+      </w:r>
+      <w:proofErr w:type="spellStart"/>
+      <w:proofErr w:type="gramStart"/>
+      <w:r>
+        <w:t>main</w:t>
+      </w:r>
+      <w:proofErr w:type="spellEnd"/>
+      <w:r>
+        <w:t>(</w:t>
+      </w:r>
+      <w:proofErr w:type="gramEnd"/>
+      <w:r>
+        <w:t xml:space="preserve">) вызывает </w:t>
+      </w:r>
+      <w:proofErr w:type="spellStart"/>
+      <w:r>
+        <w:t>initCometModel</w:t>
+      </w:r>
+      <w:proofErr w:type="spellEnd"/>
+      <w:r>
+        <w:t xml:space="preserve">(), затем </w:t>
+      </w:r>
+      <w:proofErr w:type="spellStart"/>
+      <w:r>
+        <w:t>loadObservations</w:t>
+      </w:r>
+      <w:proofErr w:type="spellEnd"/>
+      <w:r>
+        <w:t xml:space="preserve">() для чтения </w:t>
       </w:r>
       <w:r>
         <w:t>астрометрических данных</w:t>
       </w:r>
       <w:r>
-        <w:t xml:space="preserve">, передаёт собранные данные в fitOrbit() и по завершении подгонки освобождает ресурсы вызовом cleanupCometModel(). </w:t>
+        <w:t xml:space="preserve">, передаёт собранные данные в </w:t>
+      </w:r>
+      <w:proofErr w:type="spellStart"/>
+      <w:r>
+        <w:t>fitOrbit</w:t>
+      </w:r>
+      <w:proofErr w:type="spellEnd"/>
+      <w:r>
+        <w:t xml:space="preserve">() и по завершении подгонки освобождает ресурсы вызовом </w:t>
+      </w:r>
+      <w:proofErr w:type="spellStart"/>
+      <w:r>
+        <w:t>cleanupCometModel</w:t>
+      </w:r>
+      <w:proofErr w:type="spellEnd"/>
+      <w:r>
+        <w:t xml:space="preserve">(). </w:t>
       </w:r>
     </w:p>
     <w:p>
@@ -20425,7 +22649,39 @@
         <w:t xml:space="preserve">Программа состоит из последовательно выполняемых этапов, главным из которых является итерационная подгонка параметров. </w:t>
       </w:r>
       <w:r>
-        <w:t xml:space="preserve">Данные между модулями передаются через структуры StateVector, Trajectory, Observation и OrbitParams; крупные объекты передаются по константной ссылке. Общая схема взаимодействия модулей и потоков данных приведена на рис. </w:t>
+        <w:t xml:space="preserve">Данные между модулями передаются через структуры </w:t>
+      </w:r>
+      <w:proofErr w:type="spellStart"/>
+      <w:r>
+        <w:t>StateVector</w:t>
+      </w:r>
+      <w:proofErr w:type="spellEnd"/>
+      <w:r>
+        <w:t xml:space="preserve">, </w:t>
+      </w:r>
+      <w:proofErr w:type="spellStart"/>
+      <w:r>
+        <w:t>Trajectory</w:t>
+      </w:r>
+      <w:proofErr w:type="spellEnd"/>
+      <w:r>
+        <w:t xml:space="preserve">, </w:t>
+      </w:r>
+      <w:proofErr w:type="spellStart"/>
+      <w:r>
+        <w:t>Observation</w:t>
+      </w:r>
+      <w:proofErr w:type="spellEnd"/>
+      <w:r>
+        <w:t xml:space="preserve"> и </w:t>
+      </w:r>
+      <w:proofErr w:type="spellStart"/>
+      <w:r>
+        <w:t>OrbitParams</w:t>
+      </w:r>
+      <w:proofErr w:type="spellEnd"/>
+      <w:r>
+        <w:t xml:space="preserve">; крупные объекты передаются по константной ссылке. Общая схема взаимодействия модулей и потоков данных приведена на рис. </w:t>
       </w:r>
       <w:r>
         <w:t>2</w:t>
@@ -20439,7 +22695,28 @@
         <w:pStyle w:val="a1"/>
       </w:pPr>
       <w:r>
-        <w:t>Перед началом расчётов модуль динамической модели вызывает функцию initEphemeris(), которая открывает бинарный файл EPM2021 и настраивает единицы измерения. После этого модуль ввода-вывода читает CSV-файл наблюдений и собирает вектор структур Observation – с моментами времени UTC, измеренными прямым восхождением и склонением, а также геоцентрическими положениями обсерваторий.</w:t>
+        <w:t xml:space="preserve">Перед началом расчётов модуль динамической модели вызывает функцию </w:t>
+      </w:r>
+      <w:proofErr w:type="spellStart"/>
+      <w:proofErr w:type="gramStart"/>
+      <w:r>
+        <w:t>initEphemeris</w:t>
+      </w:r>
+      <w:proofErr w:type="spellEnd"/>
+      <w:r>
+        <w:t>(</w:t>
+      </w:r>
+      <w:proofErr w:type="gramEnd"/>
+      <w:r>
+        <w:t xml:space="preserve">), которая открывает бинарный файл EPM2021 и настраивает единицы измерения. После этого модуль ввода-вывода читает CSV-файл наблюдений и собирает вектор структур </w:t>
+      </w:r>
+      <w:proofErr w:type="spellStart"/>
+      <w:r>
+        <w:t>Observation</w:t>
+      </w:r>
+      <w:proofErr w:type="spellEnd"/>
+      <w:r>
+        <w:t xml:space="preserve"> – с моментами времени UTC, измеренными прямым восхождением и склонением, а также геоцентрическими положениями обсерваторий.</w:t>
       </w:r>
     </w:p>
     <w:p>
@@ -20531,11 +22808,32 @@
         <w:pStyle w:val="a1"/>
       </w:pPr>
       <w:r>
-        <w:t xml:space="preserve">Подготовленные данные передаются в функцию fitOrbit(), которая отвечает за внешний цикл подгонки. На каждой итерации модуль интегрирования строит базовую траекторию на заданном интервале по текущим значениям параметров орбиты. Для каждого наблюдения запускается процедура редукции: пересчёт между шкалами времени, преобразование координат станции, итерационное решение уравнения светового времени, учёт гравитационного отклонения и вычисление невязок. Совместно с этим модуль интегрирует расширенную систему уравнений в вариациях и накапливает матрицу чувствительности состояния к параметрам, а в моменты наблюдений собирает по цепному правилу блоки матрицы Якоби. По невязкам и Якобиану строится нормальная система линейных уравнений, которая решается </w:t>
+        <w:t xml:space="preserve">Подготовленные данные передаются в функцию </w:t>
+      </w:r>
+      <w:proofErr w:type="spellStart"/>
+      <w:proofErr w:type="gramStart"/>
+      <w:r>
+        <w:t>fitOrbit</w:t>
+      </w:r>
+      <w:proofErr w:type="spellEnd"/>
+      <w:r>
+        <w:t>(</w:t>
+      </w:r>
+      <w:proofErr w:type="gramEnd"/>
+      <w:r>
+        <w:t xml:space="preserve">), которая отвечает за внешний цикл подгонки. На каждой итерации модуль интегрирования строит базовую траекторию на заданном интервале по текущим значениям параметров орбиты. Для каждого наблюдения запускается процедура редукции: пересчёт между шкалами времени, преобразование координат станции, итерационное решение уравнения светового времени, учёт гравитационного отклонения и вычисление невязок. Совместно с этим модуль интегрирует расширенную систему уравнений в вариациях и накапливает матрицу чувствительности состояния к параметрам, а в моменты наблюдений собирает по цепному правилу блоки матрицы Якоби. По невязкам и Якобиану строится нормальная система линейных уравнений, которая решается </w:t>
       </w:r>
       <w:r>
         <w:lastRenderedPageBreak/>
-        <w:t>разложением Холецкого с учётом маски варьируемых параметров. Найденная поправка прибавляется к текущему приближению.</w:t>
+        <w:t xml:space="preserve">разложением </w:t>
+      </w:r>
+      <w:proofErr w:type="spellStart"/>
+      <w:r>
+        <w:t>Холецкого</w:t>
+      </w:r>
+      <w:proofErr w:type="spellEnd"/>
+      <w:r>
+        <w:t xml:space="preserve"> с учётом маски варьируемых параметров. Найденная поправка прибавляется к текущему приближению.</w:t>
       </w:r>
     </w:p>
     <w:p>
@@ -20543,7 +22841,28 @@
         <w:pStyle w:val="a1"/>
       </w:pPr>
       <w:r>
-        <w:t xml:space="preserve">В конце каждой итерации проверяется норма относительного изменения параметров. Если она опускается ниже заданного порога либо если число итераций превышает лимит, цикл завершается. После выхода из цикла итоговые параметры орбиты выводятся в консоль, ресурсы эфемеридного движка освобождаются вызовом cleanupCometModel(), файлы закрываются. </w:t>
+        <w:t xml:space="preserve">В конце каждой итерации проверяется норма относительного изменения параметров. Если она опускается ниже заданного порога либо если число итераций превышает лимит, цикл завершается. После выхода из цикла итоговые параметры орбиты выводятся в консоль, ресурсы </w:t>
+      </w:r>
+      <w:proofErr w:type="spellStart"/>
+      <w:r>
+        <w:t>эфемеридного</w:t>
+      </w:r>
+      <w:proofErr w:type="spellEnd"/>
+      <w:r>
+        <w:t xml:space="preserve"> движка освобождаются вызовом </w:t>
+      </w:r>
+      <w:proofErr w:type="spellStart"/>
+      <w:proofErr w:type="gramStart"/>
+      <w:r>
+        <w:t>cleanupCometModel</w:t>
+      </w:r>
+      <w:proofErr w:type="spellEnd"/>
+      <w:r>
+        <w:t>(</w:t>
+      </w:r>
+      <w:proofErr w:type="gramEnd"/>
+      <w:r>
+        <w:t xml:space="preserve">), файлы закрываются. </w:t>
       </w:r>
       <w:r>
         <w:br w:type="page"/>
@@ -20760,11 +23079,33 @@
           <w:lang w:val="en-US"/>
         </w:rPr>
       </w:pPr>
+      <w:proofErr w:type="spellStart"/>
       <w:r>
         <w:rPr>
           <w:lang w:val="en-US"/>
         </w:rPr>
-        <w:t>Kakharov S., Loeb A. Galactic Trajectories of Interstellar Objects 1I/'Oumuamua, 2I/Borisov, and 3I/Atlas //arXiv preprint arXiv:2408.02739. – 2024.</w:t>
+        <w:t>Kakharov</w:t>
+      </w:r>
+      <w:proofErr w:type="spellEnd"/>
+      <w:r>
+        <w:rPr>
+          <w:lang w:val="en-US"/>
+        </w:rPr>
+        <w:t xml:space="preserve"> S., Loeb A. Galactic Trajectories of Interstellar Objects 1I/'Oumuamua, 2I/Borisov, and 3I/Atlas //</w:t>
+      </w:r>
+      <w:proofErr w:type="spellStart"/>
+      <w:r>
+        <w:rPr>
+          <w:lang w:val="en-US"/>
+        </w:rPr>
+        <w:t>arXiv</w:t>
+      </w:r>
+      <w:proofErr w:type="spellEnd"/>
+      <w:r>
+        <w:rPr>
+          <w:lang w:val="en-US"/>
+        </w:rPr>
+        <w:t xml:space="preserve"> preprint arXiv:2408.02739. – 2024.</w:t>
       </w:r>
     </w:p>
     <w:p>
@@ -20782,7 +23123,35 @@
         <w:rPr>
           <w:lang w:val="en-US"/>
         </w:rPr>
-        <w:t>Hibberd A., Crowl A., Loeb A. Is the Interstellar Object 3I/ATLAS Alien Technology? //arXiv preprint arXiv:2507.12213. – 2025.</w:t>
+        <w:t xml:space="preserve">Hibberd A., </w:t>
+      </w:r>
+      <w:proofErr w:type="spellStart"/>
+      <w:r>
+        <w:rPr>
+          <w:lang w:val="en-US"/>
+        </w:rPr>
+        <w:t>Crowl</w:t>
+      </w:r>
+      <w:proofErr w:type="spellEnd"/>
+      <w:r>
+        <w:rPr>
+          <w:lang w:val="en-US"/>
+        </w:rPr>
+        <w:t xml:space="preserve"> A., Loeb A. Is the Interstellar Object 3I/ATLAS Alien Technology? //</w:t>
+      </w:r>
+      <w:proofErr w:type="spellStart"/>
+      <w:r>
+        <w:rPr>
+          <w:lang w:val="en-US"/>
+        </w:rPr>
+        <w:t>arXiv</w:t>
+      </w:r>
+      <w:proofErr w:type="spellEnd"/>
+      <w:r>
+        <w:rPr>
+          <w:lang w:val="en-US"/>
+        </w:rPr>
+        <w:t xml:space="preserve"> preprint arXiv:2507.12213. – 2025.</w:t>
       </w:r>
     </w:p>
     <w:p>
@@ -20800,7 +23169,35 @@
         <w:rPr>
           <w:lang w:val="en-US"/>
         </w:rPr>
-        <w:t>Loeb A., Hibberd A., Crowl A. Intercepting 3I/ATLAS at Closest Approach to Jupiter with the Juno spacecraft //arXiv preprint arXiv:2507.21402. – 2025.</w:t>
+        <w:t xml:space="preserve">Loeb A., Hibberd A., </w:t>
+      </w:r>
+      <w:proofErr w:type="spellStart"/>
+      <w:r>
+        <w:rPr>
+          <w:lang w:val="en-US"/>
+        </w:rPr>
+        <w:t>Crowl</w:t>
+      </w:r>
+      <w:proofErr w:type="spellEnd"/>
+      <w:r>
+        <w:rPr>
+          <w:lang w:val="en-US"/>
+        </w:rPr>
+        <w:t xml:space="preserve"> A. Intercepting 3I/ATLAS at Closest Approach to Jupiter with the Juno spacecraft //</w:t>
+      </w:r>
+      <w:proofErr w:type="spellStart"/>
+      <w:r>
+        <w:rPr>
+          <w:lang w:val="en-US"/>
+        </w:rPr>
+        <w:t>arXiv</w:t>
+      </w:r>
+      <w:proofErr w:type="spellEnd"/>
+      <w:r>
+        <w:rPr>
+          <w:lang w:val="en-US"/>
+        </w:rPr>
+        <w:t xml:space="preserve"> preprint arXiv:2507.21402. – 2025.</w:t>
       </w:r>
     </w:p>
     <w:p>
@@ -20818,7 +23215,21 @@
         <w:rPr>
           <w:lang w:val="en-US"/>
         </w:rPr>
-        <w:t>Eubanks T. M. et al. 3I/ATLAS (C/2025 N1): Direct Spacecraft Exploration of a Possible Relic of Planetary Formation at" Cosmic Noon" //arXiv preprint arXiv:2508.15768. – 2025.</w:t>
+        <w:t>Eubanks T. M. et al. 3I/ATLAS (C/2025 N1): Direct Spacecraft Exploration of a Possible Relic of Planetary Formation at" Cosmic Noon" //</w:t>
+      </w:r>
+      <w:proofErr w:type="spellStart"/>
+      <w:r>
+        <w:rPr>
+          <w:lang w:val="en-US"/>
+        </w:rPr>
+        <w:t>arXiv</w:t>
+      </w:r>
+      <w:proofErr w:type="spellEnd"/>
+      <w:r>
+        <w:rPr>
+          <w:lang w:val="en-US"/>
+        </w:rPr>
+        <w:t xml:space="preserve"> preprint arXiv:2508.15768. – 2025.</w:t>
       </w:r>
     </w:p>
     <w:p>
@@ -20846,36 +23257,76 @@
           <w:ilvl w:val="0"/>
           <w:numId w:val="3"/>
         </w:numPr>
+      </w:pPr>
+      <w:proofErr w:type="spellStart"/>
+      <w:r>
         <w:rPr>
           <w:lang w:val="en-US"/>
         </w:rPr>
-      </w:pPr>
+        <w:t>Find_Orb</w:t>
+      </w:r>
+      <w:proofErr w:type="spellEnd"/>
       <w:r>
         <w:rPr>
           <w:lang w:val="en-US"/>
         </w:rPr>
-        <w:t>Find_Orb Orbit determination software URL:</w:t>
+        <w:t xml:space="preserve"> Orbit determination software</w:t>
       </w:r>
       <w:r>
         <w:rPr>
           <w:lang w:val="en-US"/>
         </w:rPr>
         <w:t xml:space="preserve"> </w:t>
+      </w:r>
+      <w:r>
+        <w:rPr>
+          <w:lang w:val="en-US"/>
+        </w:rPr>
+        <w:t>[</w:t>
+      </w:r>
+      <w:r>
+        <w:t>Электронный</w:t>
+      </w:r>
+      <w:r>
+        <w:rPr>
+          <w:lang w:val="en-US"/>
+        </w:rPr>
+        <w:t xml:space="preserve"> </w:t>
+      </w:r>
+      <w:r>
+        <w:t>ресурс</w:t>
+      </w:r>
+      <w:r>
+        <w:rPr>
+          <w:lang w:val="en-US"/>
+        </w:rPr>
+        <w:t>].</w:t>
+      </w:r>
+      <w:r>
+        <w:rPr>
+          <w:lang w:val="en-US"/>
+        </w:rPr>
+        <w:t xml:space="preserve"> URL</w:t>
+      </w:r>
+      <w:r>
+        <w:t xml:space="preserve">: </w:t>
       </w:r>
       <w:hyperlink r:id="rId10" w:history="1">
         <w:r>
-          <w:rPr>
-            <w:rStyle w:val="a8"/>
-            <w:lang w:val="en-US"/>
-          </w:rPr>
           <w:t>https://projectpluto.com/find_orb.htm</w:t>
         </w:r>
       </w:hyperlink>
       <w:r>
-        <w:rPr>
-          <w:lang w:val="en-US"/>
-        </w:rPr>
         <w:t xml:space="preserve"> </w:t>
+      </w:r>
+      <w:r>
+        <w:t>(дата обращения: 1</w:t>
+      </w:r>
+      <w:r>
+        <w:t>2</w:t>
+      </w:r>
+      <w:r>
+        <w:t>.04.2026).</w:t>
       </w:r>
     </w:p>
     <w:p>
@@ -20885,21 +23336,56 @@
           <w:ilvl w:val="0"/>
           <w:numId w:val="3"/>
         </w:numPr>
+      </w:pPr>
+      <w:proofErr w:type="spellStart"/>
+      <w:r>
         <w:rPr>
           <w:lang w:val="en-US"/>
         </w:rPr>
-      </w:pPr>
+        <w:t>OrbFit</w:t>
+      </w:r>
+      <w:proofErr w:type="spellEnd"/>
       <w:r>
         <w:rPr>
           <w:lang w:val="en-US"/>
         </w:rPr>
-        <w:t xml:space="preserve">OrbFit, </w:t>
+        <w:t xml:space="preserve">, </w:t>
       </w:r>
       <w:r>
         <w:rPr>
           <w:lang w:val="en-US"/>
         </w:rPr>
         <w:t>an astronomy library to compute orbits and ephemerides</w:t>
+      </w:r>
+      <w:r>
+        <w:rPr>
+          <w:lang w:val="en-US"/>
+        </w:rPr>
+        <w:t xml:space="preserve"> </w:t>
+      </w:r>
+      <w:r>
+        <w:rPr>
+          <w:lang w:val="en-US"/>
+        </w:rPr>
+        <w:t>[</w:t>
+      </w:r>
+      <w:r>
+        <w:t>Электронный</w:t>
+      </w:r>
+      <w:r>
+        <w:rPr>
+          <w:lang w:val="en-US"/>
+        </w:rPr>
+        <w:t xml:space="preserve"> </w:t>
+      </w:r>
+      <w:r>
+        <w:t>ресурс</w:t>
+      </w:r>
+      <w:r>
+        <w:rPr>
+          <w:lang w:val="en-US"/>
+        </w:rPr>
+        <w:t>].</w:t>
       </w:r>
       <w:r>
         <w:rPr>
@@ -20910,12 +23396,26 @@
       <w:hyperlink r:id="rId11" w:history="1">
         <w:r>
           <w:rPr>
-            <w:rStyle w:val="a8"/>
             <w:lang w:val="en-US"/>
           </w:rPr>
           <w:t>https://github.com/Unipisa/OrbFit</w:t>
         </w:r>
       </w:hyperlink>
+      <w:r>
+        <w:rPr>
+          <w:lang w:val="en-US"/>
+        </w:rPr>
+        <w:t xml:space="preserve"> </w:t>
+      </w:r>
+      <w:r>
+        <w:t>(дата обращения: 1</w:t>
+      </w:r>
+      <w:r>
+        <w:t>2</w:t>
+      </w:r>
+      <w:r>
+        <w:t>.04.2026).</w:t>
+      </w:r>
     </w:p>
     <w:p>
       <w:pPr>
@@ -20924,39 +23424,86 @@
           <w:ilvl w:val="0"/>
           <w:numId w:val="3"/>
         </w:numPr>
+      </w:pPr>
+      <w:r>
         <w:rPr>
           <w:lang w:val="en-US"/>
         </w:rPr>
-      </w:pPr>
+        <w:t>Monte</w:t>
+      </w:r>
       <w:r>
         <w:rPr>
           <w:lang w:val="en-US"/>
         </w:rPr>
-        <w:t>Monte</w:t>
+        <w:t xml:space="preserve"> (</w:t>
       </w:r>
       <w:r>
         <w:rPr>
           <w:lang w:val="en-US"/>
         </w:rPr>
-        <w:t xml:space="preserve"> (</w:t>
+        <w:t>Mission Analysis, Operations, and Navigation Toolkit Environment</w:t>
       </w:r>
       <w:r>
         <w:rPr>
           <w:lang w:val="en-US"/>
         </w:rPr>
-        <w:t>Mission Analysis, Operations, and Navigation Toolkit Environment</w:t>
+        <w:t xml:space="preserve">) </w:t>
       </w:r>
       <w:r>
         <w:rPr>
           <w:lang w:val="en-US"/>
         </w:rPr>
-        <w:t xml:space="preserve">) URL: </w:t>
+        <w:t>[</w:t>
+      </w:r>
+      <w:r>
+        <w:t>Электронный</w:t>
       </w:r>
       <w:r>
         <w:rPr>
           <w:lang w:val="en-US"/>
         </w:rPr>
-        <w:t>https://montepy.jpl.nasa.gov/</w:t>
+        <w:t xml:space="preserve"> </w:t>
+      </w:r>
+      <w:r>
+        <w:t>ресурс</w:t>
+      </w:r>
+      <w:r>
+        <w:rPr>
+          <w:lang w:val="en-US"/>
+        </w:rPr>
+        <w:t>].</w:t>
+      </w:r>
+      <w:r>
+        <w:rPr>
+          <w:lang w:val="en-US"/>
+        </w:rPr>
+        <w:t xml:space="preserve"> </w:t>
+      </w:r>
+      <w:r>
+        <w:rPr>
+          <w:lang w:val="en-US"/>
+        </w:rPr>
+        <w:t xml:space="preserve">URL: </w:t>
+      </w:r>
+      <w:hyperlink r:id="rId12" w:history="1">
+        <w:r>
+          <w:rPr>
+            <w:lang w:val="en-US"/>
+          </w:rPr>
+          <w:t>https://montepy.jpl.nasa.gov/</w:t>
+        </w:r>
+      </w:hyperlink>
+      <w:r>
+        <w:t xml:space="preserve"> </w:t>
+      </w:r>
+      <w:r>
+        <w:t>(дата обращения: 1</w:t>
+      </w:r>
+      <w:r>
+        <w:t>2</w:t>
+      </w:r>
+      <w:r>
+        <w:t>.04.2026).</w:t>
       </w:r>
     </w:p>
     <w:p>
@@ -20967,30 +23514,117 @@
           <w:numId w:val="3"/>
         </w:numPr>
         <w:rPr>
+          <w:rStyle w:val="a8"/>
+          <w:color w:val="auto"/>
+          <w:u w:val="none"/>
+        </w:rPr>
+      </w:pPr>
+      <w:proofErr w:type="spellStart"/>
+      <w:r>
+        <w:rPr>
           <w:lang w:val="en-US"/>
         </w:rPr>
-      </w:pPr>
+        <w:lastRenderedPageBreak/>
+        <w:t>OpenOrb</w:t>
+      </w:r>
+      <w:proofErr w:type="spellEnd"/>
       <w:r>
         <w:rPr>
           <w:lang w:val="en-US"/>
         </w:rPr>
-        <w:t xml:space="preserve">OpenOrb (or OOrb), an open-source orbit-computation package. </w:t>
-      </w:r>
+        <w:t xml:space="preserve"> (or </w:t>
+      </w:r>
+      <w:proofErr w:type="spellStart"/>
       <w:r>
         <w:rPr>
           <w:lang w:val="en-US"/>
         </w:rPr>
+        <w:t>OOrb</w:t>
+      </w:r>
+      <w:proofErr w:type="spellEnd"/>
+      <w:r>
+        <w:rPr>
+          <w:lang w:val="en-US"/>
+        </w:rPr>
+        <w:t>), an open-source orbit-computation package</w:t>
+      </w:r>
+      <w:r>
+        <w:rPr>
+          <w:lang w:val="en-US"/>
+        </w:rPr>
+        <w:t xml:space="preserve"> </w:t>
+      </w:r>
+      <w:r>
+        <w:rPr>
+          <w:lang w:val="en-US"/>
+        </w:rPr>
+        <w:t>[</w:t>
+      </w:r>
+      <w:r>
+        <w:t>Электронный</w:t>
+      </w:r>
+      <w:r>
+        <w:rPr>
+          <w:lang w:val="en-US"/>
+        </w:rPr>
+        <w:t xml:space="preserve"> </w:t>
+      </w:r>
+      <w:r>
+        <w:t>ресурс</w:t>
+      </w:r>
+      <w:r>
+        <w:rPr>
+          <w:lang w:val="en-US"/>
+        </w:rPr>
+        <w:t>].</w:t>
+      </w:r>
+      <w:r>
+        <w:rPr>
+          <w:lang w:val="en-US"/>
+        </w:rPr>
+        <w:t xml:space="preserve"> </w:t>
+      </w:r>
+      <w:r>
+        <w:rPr>
+          <w:lang w:val="en-US"/>
+        </w:rPr>
         <w:t xml:space="preserve">URL: </w:t>
       </w:r>
-      <w:hyperlink r:id="rId12" w:history="1">
+      <w:hyperlink r:id="rId13" w:history="1">
         <w:r>
           <w:rPr>
-            <w:rStyle w:val="a8"/>
             <w:lang w:val="en-US"/>
           </w:rPr>
-          <w:t>https://github.com/oorb/oorb</w:t>
+          <w:t>https://github.com/oo</w:t>
+        </w:r>
+        <w:r>
+          <w:rPr>
+            <w:lang w:val="en-US"/>
+          </w:rPr>
+          <w:t>r</w:t>
+        </w:r>
+        <w:r>
+          <w:rPr>
+            <w:lang w:val="en-US"/>
+          </w:rPr>
+          <w:t>b/oorb</w:t>
         </w:r>
       </w:hyperlink>
+      <w:r>
+        <w:rPr>
+          <w:lang w:val="en-US"/>
+        </w:rPr>
+        <w:t xml:space="preserve"> </w:t>
+      </w:r>
+      <w:r>
+        <w:t>(дата обращения: 1</w:t>
+      </w:r>
+      <w:r>
+        <w:t>2</w:t>
+      </w:r>
+      <w:r>
+        <w:t>.04.2026).</w:t>
+      </w:r>
     </w:p>
     <w:p>
       <w:pPr>
@@ -21007,8 +23641,21 @@
         <w:rPr>
           <w:lang w:val="en-US"/>
         </w:rPr>
-        <w:lastRenderedPageBreak/>
-        <w:t>Pavlov D., Dolgakov I. Studying the properties of spacetime with an improved dynamical model of the inner solar system //Universe. – 2024. – Т. 10. – №. 11. – С. 413.</w:t>
+        <w:t xml:space="preserve">Virtanen J., </w:t>
+      </w:r>
+      <w:proofErr w:type="spellStart"/>
+      <w:r>
+        <w:rPr>
+          <w:lang w:val="en-US"/>
+        </w:rPr>
+        <w:t>Muinonen</w:t>
+      </w:r>
+      <w:proofErr w:type="spellEnd"/>
+      <w:r>
+        <w:rPr>
+          <w:lang w:val="en-US"/>
+        </w:rPr>
+        <w:t xml:space="preserve"> K., Bowell E. Statistical ranging of asteroid orbits //Icarus. – 2001. – Т. 154. – №. 2. – С. 412-431.</w:t>
       </w:r>
     </w:p>
     <w:p>
@@ -21026,7 +23673,47 @@
         <w:rPr>
           <w:lang w:val="en-US"/>
         </w:rPr>
-        <w:t>Archinal B. A. et al. Report of the IAU working group on cartographic coordinates and rotational elements: 2015 //Celestial Mechanics and Dynamical Astronomy. – 2018. – Т. 130. – №. 3. – С. 22.</w:t>
+        <w:t xml:space="preserve">Pavlov D., </w:t>
+      </w:r>
+      <w:proofErr w:type="spellStart"/>
+      <w:r>
+        <w:rPr>
+          <w:lang w:val="en-US"/>
+        </w:rPr>
+        <w:t>Dolgakov</w:t>
+      </w:r>
+      <w:proofErr w:type="spellEnd"/>
+      <w:r>
+        <w:rPr>
+          <w:lang w:val="en-US"/>
+        </w:rPr>
+        <w:t xml:space="preserve"> I. Studying the properties of spacetime with an improved dynamical model of the inner solar system //Universe. – 2024. – Т. 10. – №. 11. – С. 413.</w:t>
+      </w:r>
+    </w:p>
+    <w:p>
+      <w:pPr>
+        <w:pStyle w:val="a1"/>
+        <w:numPr>
+          <w:ilvl w:val="0"/>
+          <w:numId w:val="3"/>
+        </w:numPr>
+        <w:rPr>
+          <w:lang w:val="en-US"/>
+        </w:rPr>
+      </w:pPr>
+      <w:proofErr w:type="spellStart"/>
+      <w:r>
+        <w:rPr>
+          <w:lang w:val="en-US"/>
+        </w:rPr>
+        <w:t>Archinal</w:t>
+      </w:r>
+      <w:proofErr w:type="spellEnd"/>
+      <w:r>
+        <w:rPr>
+          <w:lang w:val="en-US"/>
+        </w:rPr>
+        <w:t xml:space="preserve"> B. A. et al. Report of the IAU working group on cartographic coordinates and rotational elements: 2015 //Celestial Mechanics and Dynamical Astronomy. – 2018. – Т. 130. – №. 3. – С. 22.</w:t>
       </w:r>
     </w:p>
     <w:p>
@@ -21085,8 +23772,8 @@
       </w:pPr>
     </w:p>
     <w:sectPr>
-      <w:footerReference w:type="default" r:id="rId13"/>
-      <w:footerReference w:type="first" r:id="rId14"/>
+      <w:footerReference w:type="default" r:id="rId14"/>
+      <w:footerReference w:type="first" r:id="rId15"/>
       <w:pgSz w:w="11906" w:h="16838"/>
       <w:pgMar w:top="1134" w:right="850" w:bottom="1134" w:left="1701" w:header="0" w:footer="708" w:gutter="0"/>
       <w:cols w:space="720"/>
@@ -21390,6 +24077,92 @@
     </w:lvl>
   </w:abstractNum>
   <w:abstractNum w:abstractNumId="2" w15:restartNumberingAfterBreak="0">
+    <w:nsid w:val="117438CC"/>
+    <w:multiLevelType w:val="hybridMultilevel"/>
+    <w:tmpl w:val="5FCEE9E4"/>
+    <w:lvl w:ilvl="0" w:tplc="0419000F">
+      <w:start w:val="1"/>
+      <w:numFmt w:val="decimal"/>
+      <w:lvlText w:val="%1."/>
+      <w:lvlJc w:val="left"/>
+      <w:pPr>
+        <w:ind w:left="360" w:hanging="360"/>
+      </w:pPr>
+    </w:lvl>
+    <w:lvl w:ilvl="1" w:tplc="04190019" w:tentative="1">
+      <w:start w:val="1"/>
+      <w:numFmt w:val="lowerLetter"/>
+      <w:lvlText w:val="%2."/>
+      <w:lvlJc w:val="left"/>
+      <w:pPr>
+        <w:ind w:left="1080" w:hanging="360"/>
+      </w:pPr>
+    </w:lvl>
+    <w:lvl w:ilvl="2" w:tplc="0419001B" w:tentative="1">
+      <w:start w:val="1"/>
+      <w:numFmt w:val="lowerRoman"/>
+      <w:lvlText w:val="%3."/>
+      <w:lvlJc w:val="right"/>
+      <w:pPr>
+        <w:ind w:left="1800" w:hanging="180"/>
+      </w:pPr>
+    </w:lvl>
+    <w:lvl w:ilvl="3" w:tplc="0419000F" w:tentative="1">
+      <w:start w:val="1"/>
+      <w:numFmt w:val="decimal"/>
+      <w:lvlText w:val="%4."/>
+      <w:lvlJc w:val="left"/>
+      <w:pPr>
+        <w:ind w:left="2520" w:hanging="360"/>
+      </w:pPr>
+    </w:lvl>
+    <w:lvl w:ilvl="4" w:tplc="04190019" w:tentative="1">
+      <w:start w:val="1"/>
+      <w:numFmt w:val="lowerLetter"/>
+      <w:lvlText w:val="%5."/>
+      <w:lvlJc w:val="left"/>
+      <w:pPr>
+        <w:ind w:left="3240" w:hanging="360"/>
+      </w:pPr>
+    </w:lvl>
+    <w:lvl w:ilvl="5" w:tplc="0419001B" w:tentative="1">
+      <w:start w:val="1"/>
+      <w:numFmt w:val="lowerRoman"/>
+      <w:lvlText w:val="%6."/>
+      <w:lvlJc w:val="right"/>
+      <w:pPr>
+        <w:ind w:left="3960" w:hanging="180"/>
+      </w:pPr>
+    </w:lvl>
+    <w:lvl w:ilvl="6" w:tplc="0419000F" w:tentative="1">
+      <w:start w:val="1"/>
+      <w:numFmt w:val="decimal"/>
+      <w:lvlText w:val="%7."/>
+      <w:lvlJc w:val="left"/>
+      <w:pPr>
+        <w:ind w:left="4680" w:hanging="360"/>
+      </w:pPr>
+    </w:lvl>
+    <w:lvl w:ilvl="7" w:tplc="04190019" w:tentative="1">
+      <w:start w:val="1"/>
+      <w:numFmt w:val="lowerLetter"/>
+      <w:lvlText w:val="%8."/>
+      <w:lvlJc w:val="left"/>
+      <w:pPr>
+        <w:ind w:left="5400" w:hanging="360"/>
+      </w:pPr>
+    </w:lvl>
+    <w:lvl w:ilvl="8" w:tplc="0419001B" w:tentative="1">
+      <w:start w:val="1"/>
+      <w:numFmt w:val="lowerRoman"/>
+      <w:lvlText w:val="%9."/>
+      <w:lvlJc w:val="right"/>
+      <w:pPr>
+        <w:ind w:left="6120" w:hanging="180"/>
+      </w:pPr>
+    </w:lvl>
+  </w:abstractNum>
+  <w:abstractNum w:abstractNumId="3" w15:restartNumberingAfterBreak="0">
     <w:nsid w:val="11E36A85"/>
     <w:multiLevelType w:val="hybridMultilevel"/>
     <w:tmpl w:val="78FCDDC6"/>
@@ -21502,7 +24275,7 @@
       </w:rPr>
     </w:lvl>
   </w:abstractNum>
-  <w:abstractNum w:abstractNumId="3" w15:restartNumberingAfterBreak="0">
+  <w:abstractNum w:abstractNumId="4" w15:restartNumberingAfterBreak="0">
     <w:nsid w:val="1BDF6DE6"/>
     <w:multiLevelType w:val="multilevel"/>
     <w:tmpl w:val="E3AE4C4A"/>
@@ -21594,7 +24367,7 @@
       </w:pPr>
     </w:lvl>
   </w:abstractNum>
-  <w:abstractNum w:abstractNumId="4" w15:restartNumberingAfterBreak="0">
+  <w:abstractNum w:abstractNumId="5" w15:restartNumberingAfterBreak="0">
     <w:nsid w:val="1DD36B85"/>
     <w:multiLevelType w:val="hybridMultilevel"/>
     <w:tmpl w:val="19D2E380"/>
@@ -21680,7 +24453,7 @@
       </w:pPr>
     </w:lvl>
   </w:abstractNum>
-  <w:abstractNum w:abstractNumId="5" w15:restartNumberingAfterBreak="0">
+  <w:abstractNum w:abstractNumId="6" w15:restartNumberingAfterBreak="0">
     <w:nsid w:val="23384726"/>
     <w:multiLevelType w:val="multilevel"/>
     <w:tmpl w:val="7C30B4A2"/>
@@ -21769,7 +24542,7 @@
       </w:pPr>
     </w:lvl>
   </w:abstractNum>
-  <w:abstractNum w:abstractNumId="6" w15:restartNumberingAfterBreak="0">
+  <w:abstractNum w:abstractNumId="7" w15:restartNumberingAfterBreak="0">
     <w:nsid w:val="2747174E"/>
     <w:multiLevelType w:val="multilevel"/>
     <w:tmpl w:val="4C889698"/>
@@ -21855,7 +24628,7 @@
       </w:pPr>
     </w:lvl>
   </w:abstractNum>
-  <w:abstractNum w:abstractNumId="7" w15:restartNumberingAfterBreak="0">
+  <w:abstractNum w:abstractNumId="8" w15:restartNumberingAfterBreak="0">
     <w:nsid w:val="34A42BB3"/>
     <w:multiLevelType w:val="multilevel"/>
     <w:tmpl w:val="4C889698"/>
@@ -21941,7 +24714,7 @@
       </w:pPr>
     </w:lvl>
   </w:abstractNum>
-  <w:abstractNum w:abstractNumId="8" w15:restartNumberingAfterBreak="0">
+  <w:abstractNum w:abstractNumId="9" w15:restartNumberingAfterBreak="0">
     <w:nsid w:val="36C54FDE"/>
     <w:multiLevelType w:val="multilevel"/>
     <w:tmpl w:val="6664A98C"/>
@@ -22037,7 +24810,7 @@
       </w:pPr>
     </w:lvl>
   </w:abstractNum>
-  <w:abstractNum w:abstractNumId="9" w15:restartNumberingAfterBreak="0">
+  <w:abstractNum w:abstractNumId="10" w15:restartNumberingAfterBreak="0">
     <w:nsid w:val="3C815426"/>
     <w:multiLevelType w:val="multilevel"/>
     <w:tmpl w:val="4C889698"/>
@@ -22123,7 +24896,7 @@
       </w:pPr>
     </w:lvl>
   </w:abstractNum>
-  <w:abstractNum w:abstractNumId="10" w15:restartNumberingAfterBreak="0">
+  <w:abstractNum w:abstractNumId="11" w15:restartNumberingAfterBreak="0">
     <w:nsid w:val="3CC87A2B"/>
     <w:multiLevelType w:val="multilevel"/>
     <w:tmpl w:val="4C889698"/>
@@ -22209,7 +24982,7 @@
       </w:pPr>
     </w:lvl>
   </w:abstractNum>
-  <w:abstractNum w:abstractNumId="11" w15:restartNumberingAfterBreak="0">
+  <w:abstractNum w:abstractNumId="12" w15:restartNumberingAfterBreak="0">
     <w:nsid w:val="410C187F"/>
     <w:multiLevelType w:val="multilevel"/>
     <w:tmpl w:val="ED1C01F2"/>
@@ -22295,7 +25068,7 @@
       </w:pPr>
     </w:lvl>
   </w:abstractNum>
-  <w:abstractNum w:abstractNumId="12" w15:restartNumberingAfterBreak="0">
+  <w:abstractNum w:abstractNumId="13" w15:restartNumberingAfterBreak="0">
     <w:nsid w:val="43555ECD"/>
     <w:multiLevelType w:val="multilevel"/>
     <w:tmpl w:val="E3AE4C4A"/>
@@ -22387,7 +25160,7 @@
       </w:pPr>
     </w:lvl>
   </w:abstractNum>
-  <w:abstractNum w:abstractNumId="13" w15:restartNumberingAfterBreak="0">
+  <w:abstractNum w:abstractNumId="14" w15:restartNumberingAfterBreak="0">
     <w:nsid w:val="473A4F9E"/>
     <w:multiLevelType w:val="multilevel"/>
     <w:tmpl w:val="4C889698"/>
@@ -22473,7 +25246,7 @@
       </w:pPr>
     </w:lvl>
   </w:abstractNum>
-  <w:abstractNum w:abstractNumId="14" w15:restartNumberingAfterBreak="0">
+  <w:abstractNum w:abstractNumId="15" w15:restartNumberingAfterBreak="0">
     <w:nsid w:val="4BDF7973"/>
     <w:multiLevelType w:val="hybridMultilevel"/>
     <w:tmpl w:val="1966E480"/>
@@ -22587,7 +25360,7 @@
       </w:rPr>
     </w:lvl>
   </w:abstractNum>
-  <w:abstractNum w:abstractNumId="15" w15:restartNumberingAfterBreak="0">
+  <w:abstractNum w:abstractNumId="16" w15:restartNumberingAfterBreak="0">
     <w:nsid w:val="55321DB9"/>
     <w:multiLevelType w:val="multilevel"/>
     <w:tmpl w:val="ED1C01F2"/>
@@ -22673,7 +25446,7 @@
       </w:pPr>
     </w:lvl>
   </w:abstractNum>
-  <w:abstractNum w:abstractNumId="16" w15:restartNumberingAfterBreak="0">
+  <w:abstractNum w:abstractNumId="17" w15:restartNumberingAfterBreak="0">
     <w:nsid w:val="57C604F9"/>
     <w:multiLevelType w:val="multilevel"/>
     <w:tmpl w:val="7C30B4A2"/>
@@ -22762,7 +25535,7 @@
       </w:pPr>
     </w:lvl>
   </w:abstractNum>
-  <w:abstractNum w:abstractNumId="17" w15:restartNumberingAfterBreak="0">
+  <w:abstractNum w:abstractNumId="18" w15:restartNumberingAfterBreak="0">
     <w:nsid w:val="59042454"/>
     <w:multiLevelType w:val="multilevel"/>
     <w:tmpl w:val="CBE47F88"/>
@@ -22875,7 +25648,7 @@
       </w:pPr>
     </w:lvl>
   </w:abstractNum>
-  <w:abstractNum w:abstractNumId="18" w15:restartNumberingAfterBreak="0">
+  <w:abstractNum w:abstractNumId="19" w15:restartNumberingAfterBreak="0">
     <w:nsid w:val="5F691384"/>
     <w:multiLevelType w:val="hybridMultilevel"/>
     <w:tmpl w:val="BF803168"/>
@@ -22988,7 +25761,7 @@
       </w:rPr>
     </w:lvl>
   </w:abstractNum>
-  <w:abstractNum w:abstractNumId="19" w15:restartNumberingAfterBreak="0">
+  <w:abstractNum w:abstractNumId="20" w15:restartNumberingAfterBreak="0">
     <w:nsid w:val="76F264A9"/>
     <w:multiLevelType w:val="multilevel"/>
     <w:tmpl w:val="4C889698"/>
@@ -23074,7 +25847,7 @@
       </w:pPr>
     </w:lvl>
   </w:abstractNum>
-  <w:abstractNum w:abstractNumId="20" w15:restartNumberingAfterBreak="0">
+  <w:abstractNum w:abstractNumId="21" w15:restartNumberingAfterBreak="0">
     <w:nsid w:val="777B7FFC"/>
     <w:multiLevelType w:val="multilevel"/>
     <w:tmpl w:val="4C889698"/>
@@ -23160,7 +25933,7 @@
       </w:pPr>
     </w:lvl>
   </w:abstractNum>
-  <w:abstractNum w:abstractNumId="21" w15:restartNumberingAfterBreak="0">
+  <w:abstractNum w:abstractNumId="22" w15:restartNumberingAfterBreak="0">
     <w:nsid w:val="7A21135D"/>
     <w:multiLevelType w:val="multilevel"/>
     <w:tmpl w:val="4C889698"/>
@@ -23246,7 +26019,7 @@
       </w:pPr>
     </w:lvl>
   </w:abstractNum>
-  <w:abstractNum w:abstractNumId="22" w15:restartNumberingAfterBreak="0">
+  <w:abstractNum w:abstractNumId="23" w15:restartNumberingAfterBreak="0">
     <w:nsid w:val="7A322FFD"/>
     <w:multiLevelType w:val="multilevel"/>
     <w:tmpl w:val="4C889698"/>
@@ -23332,7 +26105,7 @@
       </w:pPr>
     </w:lvl>
   </w:abstractNum>
-  <w:abstractNum w:abstractNumId="23" w15:restartNumberingAfterBreak="0">
+  <w:abstractNum w:abstractNumId="24" w15:restartNumberingAfterBreak="0">
     <w:nsid w:val="7BB3687D"/>
     <w:multiLevelType w:val="multilevel"/>
     <w:tmpl w:val="7C30B4A2"/>
@@ -23421,7 +26194,7 @@
       </w:pPr>
     </w:lvl>
   </w:abstractNum>
-  <w:abstractNum w:abstractNumId="24" w15:restartNumberingAfterBreak="0">
+  <w:abstractNum w:abstractNumId="25" w15:restartNumberingAfterBreak="0">
     <w:nsid w:val="7EB0082E"/>
     <w:multiLevelType w:val="hybridMultilevel"/>
     <w:tmpl w:val="F886ECEE"/>
@@ -23534,7 +26307,7 @@
       </w:rPr>
     </w:lvl>
   </w:abstractNum>
-  <w:abstractNum w:abstractNumId="25" w15:restartNumberingAfterBreak="0">
+  <w:abstractNum w:abstractNumId="26" w15:restartNumberingAfterBreak="0">
     <w:nsid w:val="7EDE4EE9"/>
     <w:multiLevelType w:val="hybridMultilevel"/>
     <w:tmpl w:val="793086FC"/>
@@ -23647,7 +26420,7 @@
       </w:rPr>
     </w:lvl>
   </w:abstractNum>
-  <w:abstractNum w:abstractNumId="26" w15:restartNumberingAfterBreak="0">
+  <w:abstractNum w:abstractNumId="27" w15:restartNumberingAfterBreak="0">
     <w:nsid w:val="7F275960"/>
     <w:multiLevelType w:val="hybridMultilevel"/>
     <w:tmpl w:val="DC8EEBD0"/>
@@ -23733,7 +26506,7 @@
       </w:pPr>
     </w:lvl>
   </w:abstractNum>
-  <w:abstractNum w:abstractNumId="27" w15:restartNumberingAfterBreak="0">
+  <w:abstractNum w:abstractNumId="28" w15:restartNumberingAfterBreak="0">
     <w:nsid w:val="7F7E6225"/>
     <w:multiLevelType w:val="hybridMultilevel"/>
     <w:tmpl w:val="F2789756"/>
@@ -23847,13 +26620,13 @@
     </w:lvl>
   </w:abstractNum>
   <w:num w:numId="1">
-    <w:abstractNumId w:val="8"/>
+    <w:abstractNumId w:val="9"/>
   </w:num>
   <w:num w:numId="2">
     <w:abstractNumId w:val="0"/>
   </w:num>
   <w:num w:numId="3">
-    <w:abstractNumId w:val="7"/>
+    <w:abstractNumId w:val="8"/>
   </w:num>
   <w:num w:numId="4">
     <w:abstractNumId w:val="0"/>
@@ -23886,79 +26659,82 @@
     </w:lvlOverride>
   </w:num>
   <w:num w:numId="5">
+    <w:abstractNumId w:val="28"/>
+  </w:num>
+  <w:num w:numId="6">
+    <w:abstractNumId w:val="15"/>
+  </w:num>
+  <w:num w:numId="7">
+    <w:abstractNumId w:val="18"/>
+  </w:num>
+  <w:num w:numId="8">
+    <w:abstractNumId w:val="23"/>
+  </w:num>
+  <w:num w:numId="9">
+    <w:abstractNumId w:val="10"/>
+  </w:num>
+  <w:num w:numId="10">
+    <w:abstractNumId w:val="11"/>
+  </w:num>
+  <w:num w:numId="11">
     <w:abstractNumId w:val="27"/>
   </w:num>
-  <w:num w:numId="6">
-    <w:abstractNumId w:val="14"/>
-  </w:num>
-  <w:num w:numId="7">
-    <w:abstractNumId w:val="17"/>
-  </w:num>
-  <w:num w:numId="8">
-    <w:abstractNumId w:val="22"/>
-  </w:num>
-  <w:num w:numId="9">
-    <w:abstractNumId w:val="9"/>
-  </w:num>
-  <w:num w:numId="10">
-    <w:abstractNumId w:val="10"/>
-  </w:num>
-  <w:num w:numId="11">
-    <w:abstractNumId w:val="26"/>
-  </w:num>
   <w:num w:numId="12">
-    <w:abstractNumId w:val="4"/>
+    <w:abstractNumId w:val="5"/>
   </w:num>
   <w:num w:numId="13">
     <w:abstractNumId w:val="1"/>
   </w:num>
   <w:num w:numId="14">
+    <w:abstractNumId w:val="22"/>
+  </w:num>
+  <w:num w:numId="15">
+    <w:abstractNumId w:val="14"/>
+  </w:num>
+  <w:num w:numId="16">
+    <w:abstractNumId w:val="6"/>
+  </w:num>
+  <w:num w:numId="17">
+    <w:abstractNumId w:val="20"/>
+  </w:num>
+  <w:num w:numId="18">
     <w:abstractNumId w:val="21"/>
   </w:num>
-  <w:num w:numId="15">
+  <w:num w:numId="19">
+    <w:abstractNumId w:val="7"/>
+  </w:num>
+  <w:num w:numId="20">
+    <w:abstractNumId w:val="16"/>
+  </w:num>
+  <w:num w:numId="21">
+    <w:abstractNumId w:val="12"/>
+  </w:num>
+  <w:num w:numId="22">
+    <w:abstractNumId w:val="24"/>
+  </w:num>
+  <w:num w:numId="23">
+    <w:abstractNumId w:val="17"/>
+  </w:num>
+  <w:num w:numId="24">
+    <w:abstractNumId w:val="4"/>
+  </w:num>
+  <w:num w:numId="25">
     <w:abstractNumId w:val="13"/>
   </w:num>
-  <w:num w:numId="16">
-    <w:abstractNumId w:val="5"/>
-  </w:num>
-  <w:num w:numId="17">
+  <w:num w:numId="26">
     <w:abstractNumId w:val="19"/>
   </w:num>
-  <w:num w:numId="18">
-    <w:abstractNumId w:val="20"/>
+  <w:num w:numId="27">
+    <w:abstractNumId w:val="26"/>
   </w:num>
-  <w:num w:numId="19">
-    <w:abstractNumId w:val="6"/>
-  </w:num>
-  <w:num w:numId="20">
-    <w:abstractNumId w:val="15"/>
-  </w:num>
-  <w:num w:numId="21">
-    <w:abstractNumId w:val="11"/>
-  </w:num>
-  <w:num w:numId="22">
-    <w:abstractNumId w:val="23"/>
-  </w:num>
-  <w:num w:numId="23">
-    <w:abstractNumId w:val="16"/>
-  </w:num>
-  <w:num w:numId="24">
+  <w:num w:numId="28">
     <w:abstractNumId w:val="3"/>
   </w:num>
-  <w:num w:numId="25">
-    <w:abstractNumId w:val="12"/>
-  </w:num>
-  <w:num w:numId="26">
-    <w:abstractNumId w:val="18"/>
-  </w:num>
-  <w:num w:numId="27">
+  <w:num w:numId="29">
     <w:abstractNumId w:val="25"/>
   </w:num>
-  <w:num w:numId="28">
+  <w:num w:numId="30">
     <w:abstractNumId w:val="2"/>
-  </w:num>
-  <w:num w:numId="29">
-    <w:abstractNumId w:val="24"/>
   </w:num>
 </w:numbering>
 </file>
@@ -24448,7 +27224,6 @@
   <w:style w:type="character" w:default="1" w:styleId="a2">
     <w:name w:val="Default Paragraph Font"/>
     <w:uiPriority w:val="1"/>
-    <w:semiHidden/>
     <w:unhideWhenUsed/>
   </w:style>
   <w:style w:type="table" w:default="1" w:styleId="a3">

--- a/Text/ВКР.docx
+++ b/Text/ВКР.docx
@@ -3196,107 +3196,15 @@
                 <w:sz w:val="28"/>
                 <w:szCs w:val="28"/>
               </w:rPr>
-              <w:t>06.04 – 10.04</w:t>
+              <w:t>06.04 – 1</w:t>
             </w:r>
-          </w:p>
-        </w:tc>
-      </w:tr>
-      <w:tr>
-        <w:trPr>
-          <w:trHeight w:val="23"/>
-        </w:trPr>
-        <w:tc>
-          <w:tcPr>
-            <w:tcW w:w="646" w:type="dxa"/>
-            <w:tcBorders>
-              <w:top w:val="single" w:sz="4" w:space="0" w:color="000000"/>
-              <w:left w:val="single" w:sz="4" w:space="0" w:color="000000"/>
-              <w:bottom w:val="single" w:sz="4" w:space="0" w:color="000000"/>
-            </w:tcBorders>
-            <w:vAlign w:val="center"/>
-          </w:tcPr>
-          <w:p>
-            <w:pPr>
-              <w:spacing w:line="300" w:lineRule="auto"/>
-              <w:jc w:val="center"/>
-              <w:rPr>
-                <w:sz w:val="28"/>
-                <w:szCs w:val="28"/>
-              </w:rPr>
-            </w:pPr>
-            <w:r>
-              <w:rPr>
-                <w:sz w:val="28"/>
-                <w:szCs w:val="28"/>
-              </w:rPr>
-              <w:t>2</w:t>
-            </w:r>
-          </w:p>
-        </w:tc>
-        <w:tc>
-          <w:tcPr>
-            <w:tcW w:w="6733" w:type="dxa"/>
-            <w:tcBorders>
-              <w:top w:val="single" w:sz="4" w:space="0" w:color="000000"/>
-              <w:left w:val="single" w:sz="4" w:space="0" w:color="000000"/>
-              <w:bottom w:val="single" w:sz="4" w:space="0" w:color="000000"/>
-            </w:tcBorders>
-            <w:vAlign w:val="center"/>
-          </w:tcPr>
-          <w:p>
-            <w:pPr>
-              <w:spacing w:line="300" w:lineRule="auto"/>
-              <w:rPr>
-                <w:sz w:val="28"/>
-                <w:szCs w:val="28"/>
-              </w:rPr>
-            </w:pPr>
-            <w:r>
-              <w:rPr>
-                <w:sz w:val="28"/>
-                <w:szCs w:val="28"/>
-              </w:rPr>
-              <w:t>Обзор предметной области</w:t>
-            </w:r>
-          </w:p>
-        </w:tc>
-        <w:tc>
-          <w:tcPr>
-            <w:tcW w:w="1873" w:type="dxa"/>
-            <w:tcBorders>
-              <w:top w:val="single" w:sz="4" w:space="0" w:color="000000"/>
-              <w:left w:val="single" w:sz="4" w:space="0" w:color="000000"/>
-              <w:bottom w:val="single" w:sz="4" w:space="0" w:color="000000"/>
-              <w:right w:val="single" w:sz="4" w:space="0" w:color="000000"/>
-            </w:tcBorders>
-            <w:vAlign w:val="center"/>
-          </w:tcPr>
-          <w:p>
-            <w:pPr>
-              <w:spacing w:line="300" w:lineRule="auto"/>
-              <w:jc w:val="center"/>
-              <w:rPr>
-                <w:color w:val="FF0000"/>
-                <w:sz w:val="28"/>
-                <w:szCs w:val="28"/>
-              </w:rPr>
-            </w:pPr>
             <w:r>
               <w:rPr>
                 <w:color w:val="000000" w:themeColor="text1"/>
                 <w:sz w:val="28"/>
                 <w:szCs w:val="28"/>
               </w:rPr>
-              <w:t>11.04 – 1</w:t>
-            </w:r>
-            <w:r>
-              <w:rPr>
-                <w:color w:val="000000" w:themeColor="text1"/>
-                <w:sz w:val="28"/>
-                <w:szCs w:val="28"/>
-                <w:lang w:val="en-US"/>
-              </w:rPr>
-              <w:t>7</w:t>
+              <w:t>2</w:t>
             </w:r>
             <w:r>
               <w:rPr>
@@ -3336,9 +3244,8 @@
               <w:rPr>
                 <w:sz w:val="28"/>
                 <w:szCs w:val="28"/>
-                <w:lang w:val="en-US"/>
-              </w:rPr>
-              <w:t>3</w:t>
+              </w:rPr>
+              <w:t>2</w:t>
             </w:r>
           </w:p>
         </w:tc>
@@ -3365,7 +3272,7 @@
                 <w:sz w:val="28"/>
                 <w:szCs w:val="28"/>
               </w:rPr>
-              <w:t>Выбор метода решения</w:t>
+              <w:t>Обзор предметной области</w:t>
             </w:r>
           </w:p>
         </w:tc>
@@ -3403,9 +3310,8 @@
                 <w:color w:val="000000" w:themeColor="text1"/>
                 <w:sz w:val="28"/>
                 <w:szCs w:val="28"/>
-                <w:lang w:val="en-US"/>
-              </w:rPr>
-              <w:t>8</w:t>
+              </w:rPr>
+              <w:t>3</w:t>
             </w:r>
             <w:r>
               <w:rPr>
@@ -3422,7 +3328,7 @@
                 <w:szCs w:val="28"/>
                 <w:lang w:val="en-US"/>
               </w:rPr>
-              <w:t>9</w:t>
+              <w:t>7</w:t>
             </w:r>
             <w:r>
               <w:rPr>
@@ -3464,7 +3370,7 @@
                 <w:szCs w:val="28"/>
                 <w:lang w:val="en-US"/>
               </w:rPr>
-              <w:t>4</w:t>
+              <w:t>3</w:t>
             </w:r>
           </w:p>
         </w:tc>
@@ -3491,7 +3397,7 @@
                 <w:sz w:val="28"/>
                 <w:szCs w:val="28"/>
               </w:rPr>
-              <w:t>Описание метода решения</w:t>
+              <w:t>Выбор метода решения</w:t>
             </w:r>
           </w:p>
         </w:tc>
@@ -3521,17 +3427,42 @@
                 <w:color w:val="000000" w:themeColor="text1"/>
                 <w:sz w:val="28"/>
                 <w:szCs w:val="28"/>
-                <w:lang w:val="en-US"/>
-              </w:rPr>
-              <w:t>20</w:t>
+              </w:rPr>
+              <w:t>1</w:t>
             </w:r>
             <w:r>
               <w:rPr>
                 <w:color w:val="000000" w:themeColor="text1"/>
                 <w:sz w:val="28"/>
                 <w:szCs w:val="28"/>
-              </w:rPr>
-              <w:t>.04 – 27.04</w:t>
+                <w:lang w:val="en-US"/>
+              </w:rPr>
+              <w:t>8</w:t>
+            </w:r>
+            <w:r>
+              <w:rPr>
+                <w:color w:val="000000" w:themeColor="text1"/>
+                <w:sz w:val="28"/>
+                <w:szCs w:val="28"/>
+              </w:rPr>
+              <w:t>.04 – 1</w:t>
+            </w:r>
+            <w:r>
+              <w:rPr>
+                <w:color w:val="000000" w:themeColor="text1"/>
+                <w:sz w:val="28"/>
+                <w:szCs w:val="28"/>
+                <w:lang w:val="en-US"/>
+              </w:rPr>
+              <w:t>9</w:t>
+            </w:r>
+            <w:r>
+              <w:rPr>
+                <w:color w:val="000000" w:themeColor="text1"/>
+                <w:sz w:val="28"/>
+                <w:szCs w:val="28"/>
+              </w:rPr>
+              <w:t>.04</w:t>
             </w:r>
           </w:p>
         </w:tc>
@@ -3565,6 +3496,123 @@
                 <w:szCs w:val="28"/>
                 <w:lang w:val="en-US"/>
               </w:rPr>
+              <w:t>4</w:t>
+            </w:r>
+          </w:p>
+        </w:tc>
+        <w:tc>
+          <w:tcPr>
+            <w:tcW w:w="6733" w:type="dxa"/>
+            <w:tcBorders>
+              <w:top w:val="single" w:sz="4" w:space="0" w:color="000000"/>
+              <w:left w:val="single" w:sz="4" w:space="0" w:color="000000"/>
+              <w:bottom w:val="single" w:sz="4" w:space="0" w:color="000000"/>
+            </w:tcBorders>
+            <w:vAlign w:val="center"/>
+          </w:tcPr>
+          <w:p>
+            <w:pPr>
+              <w:spacing w:line="300" w:lineRule="auto"/>
+              <w:rPr>
+                <w:sz w:val="28"/>
+                <w:szCs w:val="28"/>
+              </w:rPr>
+            </w:pPr>
+            <w:r>
+              <w:rPr>
+                <w:sz w:val="28"/>
+                <w:szCs w:val="28"/>
+              </w:rPr>
+              <w:t>Описание метода решения</w:t>
+            </w:r>
+          </w:p>
+        </w:tc>
+        <w:tc>
+          <w:tcPr>
+            <w:tcW w:w="1873" w:type="dxa"/>
+            <w:tcBorders>
+              <w:top w:val="single" w:sz="4" w:space="0" w:color="000000"/>
+              <w:left w:val="single" w:sz="4" w:space="0" w:color="000000"/>
+              <w:bottom w:val="single" w:sz="4" w:space="0" w:color="000000"/>
+              <w:right w:val="single" w:sz="4" w:space="0" w:color="000000"/>
+            </w:tcBorders>
+            <w:vAlign w:val="center"/>
+          </w:tcPr>
+          <w:p>
+            <w:pPr>
+              <w:spacing w:line="300" w:lineRule="auto"/>
+              <w:jc w:val="center"/>
+              <w:rPr>
+                <w:color w:val="FF0000"/>
+                <w:sz w:val="28"/>
+                <w:szCs w:val="28"/>
+              </w:rPr>
+            </w:pPr>
+            <w:r>
+              <w:rPr>
+                <w:color w:val="000000" w:themeColor="text1"/>
+                <w:sz w:val="28"/>
+                <w:szCs w:val="28"/>
+                <w:lang w:val="en-US"/>
+              </w:rPr>
+              <w:t>20</w:t>
+            </w:r>
+            <w:r>
+              <w:rPr>
+                <w:color w:val="000000" w:themeColor="text1"/>
+                <w:sz w:val="28"/>
+                <w:szCs w:val="28"/>
+              </w:rPr>
+              <w:t>.04 – 2</w:t>
+            </w:r>
+            <w:r>
+              <w:rPr>
+                <w:color w:val="000000" w:themeColor="text1"/>
+                <w:sz w:val="28"/>
+                <w:szCs w:val="28"/>
+              </w:rPr>
+              <w:t>6</w:t>
+            </w:r>
+            <w:r>
+              <w:rPr>
+                <w:color w:val="000000" w:themeColor="text1"/>
+                <w:sz w:val="28"/>
+                <w:szCs w:val="28"/>
+              </w:rPr>
+              <w:t>.04</w:t>
+            </w:r>
+          </w:p>
+        </w:tc>
+      </w:tr>
+      <w:tr>
+        <w:trPr>
+          <w:trHeight w:val="23"/>
+        </w:trPr>
+        <w:tc>
+          <w:tcPr>
+            <w:tcW w:w="646" w:type="dxa"/>
+            <w:tcBorders>
+              <w:top w:val="single" w:sz="4" w:space="0" w:color="000000"/>
+              <w:left w:val="single" w:sz="4" w:space="0" w:color="000000"/>
+              <w:bottom w:val="single" w:sz="4" w:space="0" w:color="000000"/>
+            </w:tcBorders>
+            <w:vAlign w:val="center"/>
+          </w:tcPr>
+          <w:p>
+            <w:pPr>
+              <w:spacing w:line="300" w:lineRule="auto"/>
+              <w:jc w:val="center"/>
+              <w:rPr>
+                <w:sz w:val="28"/>
+                <w:szCs w:val="28"/>
+              </w:rPr>
+            </w:pPr>
+            <w:r>
+              <w:rPr>
+                <w:sz w:val="28"/>
+                <w:szCs w:val="28"/>
+                <w:lang w:val="en-US"/>
+              </w:rPr>
               <w:t>5</w:t>
             </w:r>
           </w:p>
@@ -3630,7 +3678,23 @@
                 <w:sz w:val="28"/>
                 <w:szCs w:val="28"/>
               </w:rPr>
-              <w:t>28.04 – 0</w:t>
+              <w:t>2</w:t>
+            </w:r>
+            <w:r>
+              <w:rPr>
+                <w:color w:val="000000" w:themeColor="text1"/>
+                <w:sz w:val="28"/>
+                <w:szCs w:val="28"/>
+              </w:rPr>
+              <w:t>7</w:t>
+            </w:r>
+            <w:r>
+              <w:rPr>
+                <w:color w:val="000000" w:themeColor="text1"/>
+                <w:sz w:val="28"/>
+                <w:szCs w:val="28"/>
+              </w:rPr>
+              <w:t>.04 – 0</w:t>
             </w:r>
             <w:r>
               <w:rPr>
@@ -4760,7 +4824,7 @@
       <w:r>
         <w:fldChar w:fldCharType="separate"/>
       </w:r>
-      <w:hyperlink w:anchor="_Toc228646464" w:history="1">
+      <w:hyperlink w:anchor="_Toc228907426" w:history="1">
         <w:r>
           <w:rPr>
             <w:rStyle w:val="a8"/>
@@ -4783,7 +4847,7 @@
           <w:rPr>
             <w:webHidden/>
           </w:rPr>
-          <w:instrText xml:space="preserve"> PAGEREF _Toc228646464 \h </w:instrText>
+          <w:instrText xml:space="preserve"> PAGEREF _Toc228907426 \h </w:instrText>
         </w:r>
         <w:r>
           <w:rPr>
@@ -4820,7 +4884,7 @@
           <w:lang w:eastAsia="ru-RU" w:bidi="ar-SA"/>
         </w:rPr>
       </w:pPr>
-      <w:hyperlink w:anchor="_Toc228646465" w:history="1">
+      <w:hyperlink w:anchor="_Toc228907427" w:history="1">
         <w:r>
           <w:rPr>
             <w:rStyle w:val="a8"/>
@@ -4843,7 +4907,7 @@
           <w:rPr>
             <w:webHidden/>
           </w:rPr>
-          <w:instrText xml:space="preserve"> PAGEREF _Toc228646465 \h </w:instrText>
+          <w:instrText xml:space="preserve"> PAGEREF _Toc228907427 \h </w:instrText>
         </w:r>
         <w:r>
           <w:rPr>
@@ -4880,7 +4944,7 @@
           <w:lang w:eastAsia="ru-RU" w:bidi="ar-SA"/>
         </w:rPr>
       </w:pPr>
-      <w:hyperlink w:anchor="_Toc228646466" w:history="1">
+      <w:hyperlink w:anchor="_Toc228907428" w:history="1">
         <w:r>
           <w:rPr>
             <w:rStyle w:val="a8"/>
@@ -4903,7 +4967,7 @@
           <w:rPr>
             <w:webHidden/>
           </w:rPr>
-          <w:instrText xml:space="preserve"> PAGEREF _Toc228646466 \h </w:instrText>
+          <w:instrText xml:space="preserve"> PAGEREF _Toc228907428 \h </w:instrText>
         </w:r>
         <w:r>
           <w:rPr>
@@ -4940,7 +5004,7 @@
           <w:lang w:eastAsia="ru-RU" w:bidi="ar-SA"/>
         </w:rPr>
       </w:pPr>
-      <w:hyperlink w:anchor="_Toc228646467" w:history="1">
+      <w:hyperlink w:anchor="_Toc228907429" w:history="1">
         <w:r>
           <w:rPr>
             <w:rStyle w:val="a8"/>
@@ -4964,7 +5028,7 @@
           <w:rPr>
             <w:webHidden/>
           </w:rPr>
-          <w:instrText xml:space="preserve"> PAGEREF _Toc228646467 \h </w:instrText>
+          <w:instrText xml:space="preserve"> PAGEREF _Toc228907429 \h </w:instrText>
         </w:r>
         <w:r>
           <w:rPr>
@@ -5001,7 +5065,7 @@
           <w:lang w:eastAsia="ru-RU" w:bidi="ar-SA"/>
         </w:rPr>
       </w:pPr>
-      <w:hyperlink w:anchor="_Toc228646468" w:history="1">
+      <w:hyperlink w:anchor="_Toc228907430" w:history="1">
         <w:r>
           <w:rPr>
             <w:rStyle w:val="a8"/>
@@ -5024,7 +5088,7 @@
           <w:rPr>
             <w:webHidden/>
           </w:rPr>
-          <w:instrText xml:space="preserve"> PAGEREF _Toc228646468 \h </w:instrText>
+          <w:instrText xml:space="preserve"> PAGEREF _Toc228907430 \h </w:instrText>
         </w:r>
         <w:r>
           <w:rPr>
@@ -5061,7 +5125,7 @@
           <w:lang w:eastAsia="ru-RU" w:bidi="ar-SA"/>
         </w:rPr>
       </w:pPr>
-      <w:hyperlink w:anchor="_Toc228646469" w:history="1">
+      <w:hyperlink w:anchor="_Toc228907431" w:history="1">
         <w:r>
           <w:rPr>
             <w:rStyle w:val="a8"/>
@@ -5084,7 +5148,7 @@
           <w:rPr>
             <w:webHidden/>
           </w:rPr>
-          <w:instrText xml:space="preserve"> PAGEREF _Toc228646469 \h </w:instrText>
+          <w:instrText xml:space="preserve"> PAGEREF _Toc228907431 \h </w:instrText>
         </w:r>
         <w:r>
           <w:rPr>
@@ -5121,7 +5185,7 @@
           <w:lang w:eastAsia="ru-RU" w:bidi="ar-SA"/>
         </w:rPr>
       </w:pPr>
-      <w:hyperlink w:anchor="_Toc228646470" w:history="1">
+      <w:hyperlink w:anchor="_Toc228907432" w:history="1">
         <w:r>
           <w:rPr>
             <w:rStyle w:val="a8"/>
@@ -5144,7 +5208,7 @@
           <w:rPr>
             <w:webHidden/>
           </w:rPr>
-          <w:instrText xml:space="preserve"> PAGEREF _Toc228646470 \h </w:instrText>
+          <w:instrText xml:space="preserve"> PAGEREF _Toc228907432 \h </w:instrText>
         </w:r>
         <w:r>
           <w:rPr>
@@ -5181,7 +5245,7 @@
           <w:lang w:eastAsia="ru-RU" w:bidi="ar-SA"/>
         </w:rPr>
       </w:pPr>
-      <w:hyperlink w:anchor="_Toc228646471" w:history="1">
+      <w:hyperlink w:anchor="_Toc228907433" w:history="1">
         <w:r>
           <w:rPr>
             <w:rStyle w:val="a8"/>
@@ -5204,7 +5268,7 @@
           <w:rPr>
             <w:webHidden/>
           </w:rPr>
-          <w:instrText xml:space="preserve"> PAGEREF _Toc228646471 \h </w:instrText>
+          <w:instrText xml:space="preserve"> PAGEREF _Toc228907433 \h </w:instrText>
         </w:r>
         <w:r>
           <w:rPr>
@@ -5241,7 +5305,7 @@
           <w:lang w:eastAsia="ru-RU" w:bidi="ar-SA"/>
         </w:rPr>
       </w:pPr>
-      <w:hyperlink w:anchor="_Toc228646472" w:history="1">
+      <w:hyperlink w:anchor="_Toc228907434" w:history="1">
         <w:r>
           <w:rPr>
             <w:rStyle w:val="a8"/>
@@ -5264,7 +5328,7 @@
           <w:rPr>
             <w:webHidden/>
           </w:rPr>
-          <w:instrText xml:space="preserve"> PAGEREF _Toc228646472 \h </w:instrText>
+          <w:instrText xml:space="preserve"> PAGEREF _Toc228907434 \h </w:instrText>
         </w:r>
         <w:r>
           <w:rPr>
@@ -5301,7 +5365,7 @@
           <w:lang w:eastAsia="ru-RU" w:bidi="ar-SA"/>
         </w:rPr>
       </w:pPr>
-      <w:hyperlink w:anchor="_Toc228646473" w:history="1">
+      <w:hyperlink w:anchor="_Toc228907435" w:history="1">
         <w:r>
           <w:rPr>
             <w:rStyle w:val="a8"/>
@@ -5324,7 +5388,7 @@
           <w:rPr>
             <w:webHidden/>
           </w:rPr>
-          <w:instrText xml:space="preserve"> PAGEREF _Toc228646473 \h </w:instrText>
+          <w:instrText xml:space="preserve"> PAGEREF _Toc228907435 \h </w:instrText>
         </w:r>
         <w:r>
           <w:rPr>
@@ -5361,7 +5425,7 @@
           <w:lang w:eastAsia="ru-RU" w:bidi="ar-SA"/>
         </w:rPr>
       </w:pPr>
-      <w:hyperlink w:anchor="_Toc228646474" w:history="1">
+      <w:hyperlink w:anchor="_Toc228907436" w:history="1">
         <w:r>
           <w:rPr>
             <w:rStyle w:val="a8"/>
@@ -5384,7 +5448,7 @@
           <w:rPr>
             <w:webHidden/>
           </w:rPr>
-          <w:instrText xml:space="preserve"> PAGEREF _Toc228646474 \h </w:instrText>
+          <w:instrText xml:space="preserve"> PAGEREF _Toc228907436 \h </w:instrText>
         </w:r>
         <w:r>
           <w:rPr>
@@ -5421,12 +5485,12 @@
           <w:lang w:eastAsia="ru-RU" w:bidi="ar-SA"/>
         </w:rPr>
       </w:pPr>
-      <w:hyperlink w:anchor="_Toc228646475" w:history="1">
+      <w:hyperlink w:anchor="_Toc228907437" w:history="1">
         <w:r>
           <w:rPr>
             <w:rStyle w:val="a8"/>
           </w:rPr>
-          <w:t>3.2 Программная реализация</w:t>
+          <w:t>3.2 Архитектура программной реализации</w:t>
         </w:r>
         <w:r>
           <w:rPr>
@@ -5444,7 +5508,7 @@
           <w:rPr>
             <w:webHidden/>
           </w:rPr>
-          <w:instrText xml:space="preserve"> PAGEREF _Toc228646475 \h </w:instrText>
+          <w:instrText xml:space="preserve"> PAGEREF _Toc228907437 \h </w:instrText>
         </w:r>
         <w:r>
           <w:rPr>
@@ -5461,7 +5525,7 @@
           <w:rPr>
             <w:webHidden/>
           </w:rPr>
-          <w:t>32</w:t>
+          <w:t>31</w:t>
         </w:r>
         <w:r>
           <w:rPr>
@@ -5481,7 +5545,7 @@
           <w:lang w:eastAsia="ru-RU" w:bidi="ar-SA"/>
         </w:rPr>
       </w:pPr>
-      <w:hyperlink w:anchor="_Toc228646476" w:history="1">
+      <w:hyperlink w:anchor="_Toc228907438" w:history="1">
         <w:r>
           <w:rPr>
             <w:rStyle w:val="a8"/>
@@ -5504,7 +5568,7 @@
           <w:rPr>
             <w:webHidden/>
           </w:rPr>
-          <w:instrText xml:space="preserve"> PAGEREF _Toc228646476 \h </w:instrText>
+          <w:instrText xml:space="preserve"> PAGEREF _Toc228907438 \h </w:instrText>
         </w:r>
         <w:r>
           <w:rPr>
@@ -5521,7 +5585,7 @@
           <w:rPr>
             <w:webHidden/>
           </w:rPr>
-          <w:t>33</w:t>
+          <w:t>41</w:t>
         </w:r>
         <w:r>
           <w:rPr>
@@ -5541,7 +5605,7 @@
           <w:lang w:eastAsia="ru-RU" w:bidi="ar-SA"/>
         </w:rPr>
       </w:pPr>
-      <w:hyperlink w:anchor="_Toc228646477" w:history="1">
+      <w:hyperlink w:anchor="_Toc228907439" w:history="1">
         <w:r>
           <w:rPr>
             <w:rStyle w:val="a8"/>
@@ -5564,7 +5628,7 @@
           <w:rPr>
             <w:webHidden/>
           </w:rPr>
-          <w:instrText xml:space="preserve"> PAGEREF _Toc228646477 \h </w:instrText>
+          <w:instrText xml:space="preserve"> PAGEREF _Toc228907439 \h </w:instrText>
         </w:r>
         <w:r>
           <w:rPr>
@@ -5581,7 +5645,7 @@
           <w:rPr>
             <w:webHidden/>
           </w:rPr>
-          <w:t>34</w:t>
+          <w:t>42</w:t>
         </w:r>
         <w:r>
           <w:rPr>
@@ -5601,7 +5665,7 @@
           <w:lang w:eastAsia="ru-RU" w:bidi="ar-SA"/>
         </w:rPr>
       </w:pPr>
-      <w:hyperlink w:anchor="_Toc228646478" w:history="1">
+      <w:hyperlink w:anchor="_Toc228907440" w:history="1">
         <w:r>
           <w:rPr>
             <w:rStyle w:val="a8"/>
@@ -5624,7 +5688,7 @@
           <w:rPr>
             <w:webHidden/>
           </w:rPr>
-          <w:instrText xml:space="preserve"> PAGEREF _Toc228646478 \h </w:instrText>
+          <w:instrText xml:space="preserve"> PAGEREF _Toc228907440 \h </w:instrText>
         </w:r>
         <w:r>
           <w:rPr>
@@ -5641,7 +5705,7 @@
           <w:rPr>
             <w:webHidden/>
           </w:rPr>
-          <w:t>35</w:t>
+          <w:t>43</w:t>
         </w:r>
         <w:r>
           <w:rPr>
@@ -5661,7 +5725,7 @@
           <w:lang w:eastAsia="ru-RU" w:bidi="ar-SA"/>
         </w:rPr>
       </w:pPr>
-      <w:hyperlink w:anchor="_Toc228646479" w:history="1">
+      <w:hyperlink w:anchor="_Toc228907441" w:history="1">
         <w:r>
           <w:rPr>
             <w:rStyle w:val="a8"/>
@@ -5684,7 +5748,7 @@
           <w:rPr>
             <w:webHidden/>
           </w:rPr>
-          <w:instrText xml:space="preserve"> PAGEREF _Toc228646479 \h </w:instrText>
+          <w:instrText xml:space="preserve"> PAGEREF _Toc228907441 \h </w:instrText>
         </w:r>
         <w:r>
           <w:rPr>
@@ -5701,7 +5765,7 @@
           <w:rPr>
             <w:webHidden/>
           </w:rPr>
-          <w:t>36</w:t>
+          <w:t>44</w:t>
         </w:r>
         <w:r>
           <w:rPr>
@@ -5721,7 +5785,7 @@
           <w:lang w:eastAsia="ru-RU" w:bidi="ar-SA"/>
         </w:rPr>
       </w:pPr>
-      <w:hyperlink w:anchor="_Toc228646480" w:history="1">
+      <w:hyperlink w:anchor="_Toc228907442" w:history="1">
         <w:r>
           <w:rPr>
             <w:rStyle w:val="a8"/>
@@ -5744,7 +5808,7 @@
           <w:rPr>
             <w:webHidden/>
           </w:rPr>
-          <w:instrText xml:space="preserve"> PAGEREF _Toc228646480 \h </w:instrText>
+          <w:instrText xml:space="preserve"> PAGEREF _Toc228907442 \h </w:instrText>
         </w:r>
         <w:r>
           <w:rPr>
@@ -5761,7 +5825,7 @@
           <w:rPr>
             <w:webHidden/>
           </w:rPr>
-          <w:t>38</w:t>
+          <w:t>46</w:t>
         </w:r>
         <w:r>
           <w:rPr>
@@ -5788,13 +5852,191 @@
         <w:jc w:val="center"/>
       </w:pPr>
       <w:bookmarkStart w:id="0" w:name="_Toc228645298"/>
-      <w:bookmarkStart w:id="1" w:name="_Toc228646464"/>
+      <w:bookmarkStart w:id="1" w:name="_Toc228907426"/>
       <w:r>
         <w:lastRenderedPageBreak/>
         <w:t>ОПРЕДЕЛЕНИЯ, ОБОЗНАЧЕНИЯ И СОКРАЩЕНИЯ</w:t>
       </w:r>
       <w:bookmarkEnd w:id="0"/>
       <w:bookmarkEnd w:id="1"/>
+    </w:p>
+    <w:p>
+      <w:pPr>
+        <w:pStyle w:val="a1"/>
+        <w:rPr>
+          <w:lang w:bidi="ar-SA"/>
+        </w:rPr>
+      </w:pPr>
+      <w:r>
+        <w:rPr>
+          <w:lang w:bidi="ar-SA"/>
+        </w:rPr>
+        <w:t>RMS</w:t>
+      </w:r>
+      <w:r>
+        <w:t xml:space="preserve"> </w:t>
+      </w:r>
+      <w:r>
+        <w:rPr>
+          <w:lang w:bidi="ar-SA"/>
+        </w:rPr>
+        <w:t>–</w:t>
+      </w:r>
+      <w:r>
+        <w:t xml:space="preserve"> </w:t>
+      </w:r>
+      <w:r>
+        <w:rPr>
+          <w:lang w:bidi="ar-SA"/>
+        </w:rPr>
+        <w:t>Root Mean Square, средняя квадратичная невязка / средняя квадратичная ошибка</w:t>
+      </w:r>
+    </w:p>
+    <w:p>
+      <w:pPr>
+        <w:pStyle w:val="a1"/>
+        <w:rPr>
+          <w:lang w:bidi="ar-SA"/>
+        </w:rPr>
+      </w:pPr>
+      <w:r>
+        <w:rPr>
+          <w:lang w:bidi="ar-SA"/>
+        </w:rPr>
+        <w:t>JPL –</w:t>
+      </w:r>
+      <w:r>
+        <w:t xml:space="preserve"> </w:t>
+      </w:r>
+      <w:r>
+        <w:rPr>
+          <w:lang w:bidi="ar-SA"/>
+        </w:rPr>
+        <w:t>Jet Propulsion Laboratory, Лаборатория реактивного движения NASA</w:t>
+      </w:r>
+    </w:p>
+    <w:p>
+      <w:pPr>
+        <w:pStyle w:val="a1"/>
+        <w:rPr>
+          <w:lang w:bidi="ar-SA"/>
+        </w:rPr>
+      </w:pPr>
+      <w:r>
+        <w:rPr>
+          <w:lang w:bidi="ar-SA"/>
+        </w:rPr>
+        <w:t>TDB</w:t>
+      </w:r>
+      <w:r>
+        <w:t xml:space="preserve"> </w:t>
+      </w:r>
+      <w:r>
+        <w:rPr>
+          <w:lang w:bidi="ar-SA"/>
+        </w:rPr>
+        <w:t>–</w:t>
+      </w:r>
+      <w:r>
+        <w:t xml:space="preserve"> </w:t>
+      </w:r>
+      <w:r>
+        <w:rPr>
+          <w:lang w:bidi="ar-SA"/>
+        </w:rPr>
+        <w:t>Barycentric Dynamical Time, барицентрическое динамическое время</w:t>
+      </w:r>
+    </w:p>
+    <w:p>
+      <w:pPr>
+        <w:pStyle w:val="a1"/>
+        <w:rPr>
+          <w:lang w:bidi="ar-SA"/>
+        </w:rPr>
+      </w:pPr>
+      <w:r>
+        <w:rPr>
+          <w:lang w:bidi="ar-SA"/>
+        </w:rPr>
+        <w:t>MPC</w:t>
+      </w:r>
+      <w:r>
+        <w:t xml:space="preserve"> </w:t>
+      </w:r>
+      <w:r>
+        <w:rPr>
+          <w:lang w:bidi="ar-SA"/>
+        </w:rPr>
+        <w:t>–</w:t>
+      </w:r>
+      <w:r>
+        <w:t xml:space="preserve"> </w:t>
+      </w:r>
+      <w:r>
+        <w:rPr>
+          <w:lang w:bidi="ar-SA"/>
+        </w:rPr>
+        <w:t xml:space="preserve">Minor Planet Center, Центр малых планет </w:t>
+      </w:r>
+      <w:r>
+        <w:br/>
+      </w:r>
+      <w:r>
+        <w:rPr>
+          <w:lang w:bidi="ar-SA"/>
+        </w:rPr>
+        <w:t>ITRF</w:t>
+      </w:r>
+      <w:r>
+        <w:t xml:space="preserve"> </w:t>
+      </w:r>
+      <w:r>
+        <w:rPr>
+          <w:lang w:bidi="ar-SA"/>
+        </w:rPr>
+        <w:t>–</w:t>
+      </w:r>
+      <w:r>
+        <w:t xml:space="preserve"> </w:t>
+      </w:r>
+      <w:r>
+        <w:rPr>
+          <w:lang w:bidi="ar-SA"/>
+        </w:rPr>
+        <w:t>International Terrestrial Reference Frame, Международная земная система координат (вращающаяся вместе с Землёй система, в которой задаются координаты обсерваторий)</w:t>
+      </w:r>
+    </w:p>
+    <w:p>
+      <w:pPr>
+        <w:pStyle w:val="a1"/>
+        <w:rPr>
+          <w:lang w:bidi="ar-SA"/>
+        </w:rPr>
+      </w:pPr>
+      <w:r>
+        <w:rPr>
+          <w:lang w:bidi="ar-SA"/>
+        </w:rPr>
+        <w:t>GCRS</w:t>
+      </w:r>
+      <w:r>
+        <w:t xml:space="preserve"> </w:t>
+      </w:r>
+      <w:r>
+        <w:rPr>
+          <w:lang w:bidi="ar-SA"/>
+        </w:rPr>
+        <w:t>–</w:t>
+      </w:r>
+      <w:r>
+        <w:t xml:space="preserve"> </w:t>
+      </w:r>
+      <w:r>
+        <w:rPr>
+          <w:lang w:bidi="ar-SA"/>
+        </w:rPr>
+        <w:t>Geocentric Celestial Reference System, Геоцентрическая небесная система координат (невращающаяся система с началом в центре масс Земли, согласованная с ICRS по ориентации осей)</w:t>
+      </w:r>
     </w:p>
     <w:p>
       <w:pPr>
@@ -5819,7 +6061,7 @@
       </w:pPr>
       <w:bookmarkStart w:id="2" w:name="_Toc228565303"/>
       <w:bookmarkStart w:id="3" w:name="_Toc228645299"/>
-      <w:bookmarkStart w:id="4" w:name="_Toc228646465"/>
+      <w:bookmarkStart w:id="4" w:name="_Toc228907427"/>
       <w:r>
         <w:rPr>
           <w:rFonts w:cs="Times New Roman"/>
@@ -5893,13 +6135,8 @@
         <w:t>, которых до этого было всего два (</w:t>
       </w:r>
       <w:r>
-        <w:t>1I/'</w:t>
-      </w:r>
-      <w:proofErr w:type="spellStart"/>
-      <w:r>
-        <w:t>Oumuamua</w:t>
-      </w:r>
-      <w:proofErr w:type="spellEnd"/>
+        <w:t>1I/'Oumuamua</w:t>
+      </w:r>
       <w:r>
         <w:t xml:space="preserve"> </w:t>
       </w:r>
@@ -6098,10 +6335,7 @@
         <w:t>ов</w:t>
       </w:r>
       <w:r>
-        <w:t xml:space="preserve"> негравитационного ускорения</w:t>
-      </w:r>
-      <w:r>
-        <w:t xml:space="preserve"> </w:t>
+        <w:t xml:space="preserve"> негравитационного ускорения </w:t>
       </w:r>
       <w:r>
         <w:t>кометы 3I/ATLAS</w:t>
@@ -6113,12 +6347,16 @@
     <w:p>
       <w:pPr>
         <w:pStyle w:val="a1"/>
-      </w:pPr>
-      <w:r>
         <w:rPr>
           <w:b/>
           <w:bCs/>
         </w:rPr>
+      </w:pPr>
+      <w:r>
+        <w:rPr>
+          <w:b/>
+          <w:bCs/>
+        </w:rPr>
         <w:t>Задачи исследования</w:t>
       </w:r>
     </w:p>
@@ -6127,24 +6365,11 @@
         <w:pStyle w:val="a1"/>
         <w:numPr>
           <w:ilvl w:val="0"/>
-          <w:numId w:val="7"/>
+          <w:numId w:val="35"/>
         </w:numPr>
-        <w:tabs>
-          <w:tab w:val="clear" w:pos="720"/>
-          <w:tab w:val="left" w:pos="709"/>
-        </w:tabs>
-      </w:pPr>
-      <w:r>
-        <w:t>Построить</w:t>
-      </w:r>
-      <w:r>
-        <w:t xml:space="preserve"> физическую модель движения кометы с учётом</w:t>
-      </w:r>
-      <w:r>
-        <w:t xml:space="preserve"> </w:t>
-      </w:r>
-      <w:r>
-        <w:t>гравитационных возмущений и негравитационных ускорений.</w:t>
+      </w:pPr>
+      <w:r>
+        <w:t>Сделать обзор существующих решений</w:t>
       </w:r>
     </w:p>
     <w:p>
@@ -6152,24 +6377,20 @@
         <w:pStyle w:val="a1"/>
         <w:numPr>
           <w:ilvl w:val="0"/>
-          <w:numId w:val="7"/>
+          <w:numId w:val="35"/>
         </w:numPr>
-        <w:tabs>
-          <w:tab w:val="clear" w:pos="720"/>
-          <w:tab w:val="left" w:pos="709"/>
-        </w:tabs>
-      </w:pPr>
-      <w:r>
-        <w:t>Разработать программу для уточнения параметров орбиты по астрометрическим данным</w:t>
-      </w:r>
-      <w:r>
-        <w:t xml:space="preserve"> методом Гаусса-Ньютона</w:t>
-      </w:r>
-      <w:r>
-        <w:t>.</w:t>
+      </w:pPr>
+      <w:r>
+        <w:t>Построить</w:t>
+      </w:r>
+      <w:r>
+        <w:t xml:space="preserve"> физическую модель движения кометы с учётом</w:t>
       </w:r>
       <w:r>
         <w:t xml:space="preserve"> </w:t>
+      </w:r>
+      <w:r>
+        <w:t>гравитационных возмущений и негравитационных ускорений.</w:t>
       </w:r>
     </w:p>
     <w:p>
@@ -6177,12 +6398,29 @@
         <w:pStyle w:val="a1"/>
         <w:numPr>
           <w:ilvl w:val="0"/>
-          <w:numId w:val="7"/>
+          <w:numId w:val="35"/>
         </w:numPr>
-        <w:tabs>
-          <w:tab w:val="clear" w:pos="720"/>
-          <w:tab w:val="left" w:pos="709"/>
-        </w:tabs>
+      </w:pPr>
+      <w:r>
+        <w:t>Разработать программу для уточнения параметров орбиты по астрометрическим данным</w:t>
+      </w:r>
+      <w:r>
+        <w:t xml:space="preserve"> методом Гаусса-Ньютона</w:t>
+      </w:r>
+      <w:r>
+        <w:t>.</w:t>
+      </w:r>
+      <w:r>
+        <w:t xml:space="preserve"> </w:t>
+      </w:r>
+    </w:p>
+    <w:p>
+      <w:pPr>
+        <w:pStyle w:val="a1"/>
+        <w:numPr>
+          <w:ilvl w:val="0"/>
+          <w:numId w:val="35"/>
+        </w:numPr>
       </w:pPr>
       <w:r>
         <w:t>Исследовать полученное решение.</w:t>
@@ -6353,7 +6591,7 @@
       <w:bookmarkStart w:id="5" w:name="_Toc73173348"/>
       <w:bookmarkStart w:id="6" w:name="_Toc228565304"/>
       <w:bookmarkStart w:id="7" w:name="_Toc228645300"/>
-      <w:bookmarkStart w:id="8" w:name="_Toc228646466"/>
+      <w:bookmarkStart w:id="8" w:name="_Toc228907428"/>
       <w:r>
         <w:rPr>
           <w:rFonts w:cs="Times New Roman"/>
@@ -6382,7 +6620,7 @@
       <w:bookmarkStart w:id="9" w:name="_Toc73173349"/>
       <w:bookmarkStart w:id="10" w:name="_Toc228565305"/>
       <w:bookmarkStart w:id="11" w:name="_Toc228645301"/>
-      <w:bookmarkStart w:id="12" w:name="_Toc228646467"/>
+      <w:bookmarkStart w:id="12" w:name="_Toc228907429"/>
       <w:r>
         <w:rPr>
           <w:rFonts w:cs="Times New Roman"/>
@@ -6738,7 +6976,6 @@
         </w:rPr>
         <w:t xml:space="preserve"> </w:t>
       </w:r>
-      <w:proofErr w:type="spellStart"/>
       <w:r>
         <w:rPr>
           <w:lang w:eastAsia="ru-RU" w:bidi="ar-SA"/>
@@ -6757,7 +6994,6 @@
         </w:rPr>
         <w:t>х</w:t>
       </w:r>
-      <w:proofErr w:type="spellEnd"/>
       <w:r>
         <w:rPr>
           <w:lang w:eastAsia="ru-RU" w:bidi="ar-SA"/>
@@ -7031,35 +7267,7 @@
         <w:rPr>
           <w:lang w:eastAsia="ru-RU" w:bidi="ar-SA"/>
         </w:rPr>
-        <w:t xml:space="preserve">C, </w:t>
-      </w:r>
-      <w:proofErr w:type="spellStart"/>
-      <w:r>
-        <w:rPr>
-          <w:lang w:eastAsia="ru-RU" w:bidi="ar-SA"/>
-        </w:rPr>
-        <w:t>observed</w:t>
-      </w:r>
-      <w:proofErr w:type="spellEnd"/>
-      <w:r>
-        <w:rPr>
-          <w:lang w:eastAsia="ru-RU" w:bidi="ar-SA"/>
-        </w:rPr>
-        <w:t xml:space="preserve"> </w:t>
-      </w:r>
-      <w:proofErr w:type="spellStart"/>
-      <w:r>
-        <w:rPr>
-          <w:lang w:eastAsia="ru-RU" w:bidi="ar-SA"/>
-        </w:rPr>
-        <w:t>minus</w:t>
-      </w:r>
-      <w:proofErr w:type="spellEnd"/>
-      <w:r>
-        <w:rPr>
-          <w:lang w:eastAsia="ru-RU" w:bidi="ar-SA"/>
-        </w:rPr>
-        <w:t xml:space="preserve"> </w:t>
+        <w:t xml:space="preserve">C, observed minus </w:t>
       </w:r>
       <w:r>
         <w:rPr>
@@ -7469,7 +7677,7 @@
       </w:pPr>
       <w:bookmarkStart w:id="14" w:name="_Toc228565306"/>
       <w:bookmarkStart w:id="15" w:name="_Toc228645302"/>
-      <w:bookmarkStart w:id="16" w:name="_Toc228646468"/>
+      <w:bookmarkStart w:id="16" w:name="_Toc228907430"/>
       <w:r>
         <w:t xml:space="preserve">1.2 </w:t>
       </w:r>
@@ -9074,7 +9282,6 @@
           <w:numId w:val="9"/>
         </w:numPr>
       </w:pPr>
-      <w:proofErr w:type="spellStart"/>
       <w:r>
         <w:rPr>
           <w:b/>
@@ -9082,7 +9289,6 @@
         </w:rPr>
         <w:t>Find_Orb</w:t>
       </w:r>
-      <w:proofErr w:type="spellEnd"/>
       <w:r>
         <w:t xml:space="preserve"> [8] </w:t>
       </w:r>
@@ -9093,15 +9299,7 @@
         <w:t xml:space="preserve"> </w:t>
       </w:r>
       <w:r>
-        <w:t xml:space="preserve">свободно распространяемое программное обеспечение, разработанное Биллом Греем (Project </w:t>
-      </w:r>
-      <w:proofErr w:type="spellStart"/>
-      <w:r>
-        <w:t>Pluto</w:t>
-      </w:r>
-      <w:proofErr w:type="spellEnd"/>
-      <w:r>
-        <w:t>)</w:t>
+        <w:t>свободно распространяемое программное обеспечение, разработанное Биллом Греем (Project Pluto)</w:t>
       </w:r>
       <w:r>
         <w:t xml:space="preserve"> на языке </w:t>
@@ -9113,31 +9311,7 @@
         <w:t>C</w:t>
       </w:r>
       <w:r>
-        <w:t xml:space="preserve">++. Поддерживает астрометрию в формате MPC 80-column, ADES и </w:t>
-      </w:r>
-      <w:proofErr w:type="spellStart"/>
-      <w:r>
-        <w:t>AstDyS</w:t>
-      </w:r>
-      <w:proofErr w:type="spellEnd"/>
-      <w:r>
-        <w:t>/</w:t>
-      </w:r>
-      <w:proofErr w:type="spellStart"/>
-      <w:r>
-        <w:t>NEODys.rwo</w:t>
-      </w:r>
-      <w:proofErr w:type="spellEnd"/>
-      <w:r>
-        <w:t xml:space="preserve">. В качестве метода уточнения параметров используется дифференциальная коррекция на основе нелинейного метода наименьших квадратов; для оценки неопределённостей дополнительно реализованы метод ковариационной матрицы и метод вариантных орбит Монте-Карло. Гравитационная модель включает Солнце, девять больших планет и Луну, причём список возмущающих тел может расширяться автоматически при близких сближениях. Негравитационная модель – стандартная модель </w:t>
-      </w:r>
-      <w:proofErr w:type="spellStart"/>
-      <w:r>
-        <w:t>Марсдена</w:t>
-      </w:r>
-      <w:proofErr w:type="spellEnd"/>
-      <w:r>
-        <w:t xml:space="preserve"> с параметрами A1, A2, A3 и стандартной функцией активности g(r), соответствующей сублимации воды; поддерживаются также </w:t>
+        <w:t xml:space="preserve">++. Поддерживает астрометрию в формате MPC 80-column, ADES и AstDyS/NEODys.rwo. В качестве метода уточнения параметров используется дифференциальная коррекция на основе нелинейного метода наименьших квадратов; для оценки неопределённостей дополнительно реализованы метод ковариационной матрицы и метод вариантных орбит Монте-Карло. Гравитационная модель включает Солнце, девять больших планет и Луну, причём список возмущающих тел может расширяться автоматически при близких сближениях. Негравитационная модель – стандартная модель Марсдена с параметрами A1, A2, A3 и стандартной функцией активности g(r), соответствующей сублимации воды; поддерживаются также </w:t>
       </w:r>
       <w:r>
         <w:lastRenderedPageBreak/>
@@ -9152,7 +9326,6 @@
           <w:numId w:val="9"/>
         </w:numPr>
       </w:pPr>
-      <w:proofErr w:type="spellStart"/>
       <w:r>
         <w:rPr>
           <w:b/>
@@ -9160,7 +9333,6 @@
         </w:rPr>
         <w:t>OrbFit</w:t>
       </w:r>
-      <w:proofErr w:type="spellEnd"/>
       <w:r>
         <w:t xml:space="preserve"> [9] </w:t>
       </w:r>
@@ -9183,31 +9355,7 @@
         <w:t>ученых</w:t>
       </w:r>
       <w:r>
-        <w:t xml:space="preserve"> Пизанского университета на языке </w:t>
-      </w:r>
-      <w:proofErr w:type="spellStart"/>
-      <w:r>
-        <w:t>Fortran</w:t>
-      </w:r>
-      <w:proofErr w:type="spellEnd"/>
-      <w:r>
-        <w:t xml:space="preserve">. Реализует дифференциальную коррекцию орбит по нелинейному МНК с аналитическим расчётом частных производных. Поддерживает расширенные динамические модели, включая релятивистские поправки в </w:t>
-      </w:r>
-      <w:proofErr w:type="spellStart"/>
-      <w:r>
-        <w:t>постньютоновском</w:t>
-      </w:r>
-      <w:proofErr w:type="spellEnd"/>
-      <w:r>
-        <w:t xml:space="preserve"> приближении, негравитационные ускорения по модели </w:t>
-      </w:r>
-      <w:proofErr w:type="spellStart"/>
-      <w:r>
-        <w:t>Марсдена</w:t>
-      </w:r>
-      <w:proofErr w:type="spellEnd"/>
-      <w:r>
-        <w:t>, возмущения от 16 крупнейших астероидов Главного пояса. Помимо МНК доступен метод вариантных орбит для статистического анализа неопределённостей и методы определения собственных элементов орбит. В качестве источника положений возмущающих тел используются эфемериды JPL DE (по умолчанию DE405, поддерживаются и более ранние/поздние версии). Исходный код открыт под лицензией GPL.</w:t>
+        <w:t xml:space="preserve"> Пизанского университета на языке Fortran. Реализует дифференциальную коррекцию орбит по нелинейному МНК с аналитическим расчётом частных производных. Поддерживает расширенные динамические модели, включая релятивистские поправки в постньютоновском приближении, негравитационные ускорения по модели Марсдена, возмущения от 16 крупнейших астероидов Главного пояса. Помимо МНК доступен метод вариантных орбит для статистического анализа неопределённостей и методы определения собственных элементов орбит. В качестве источника положений возмущающих тел используются эфемериды JPL DE (по умолчанию DE405, поддерживаются и более ранние/поздние версии). Исходный код открыт под лицензией GPL.</w:t>
       </w:r>
     </w:p>
     <w:p>
@@ -9226,13 +9374,8 @@
         <w:t xml:space="preserve">MONTE </w:t>
       </w:r>
       <w:r>
-        <w:t>(</w:t>
-      </w:r>
-      <w:proofErr w:type="spellStart"/>
-      <w:r>
-        <w:t>Mission</w:t>
-      </w:r>
-      <w:proofErr w:type="spellEnd"/>
+        <w:t>(Mission</w:t>
+      </w:r>
       <w:r>
         <w:t xml:space="preserve"> </w:t>
       </w:r>
@@ -9242,37 +9385,8 @@
         </w:rPr>
         <w:t>A</w:t>
       </w:r>
-      <w:proofErr w:type="spellStart"/>
-      <w:r>
-        <w:t>nalysis</w:t>
-      </w:r>
-      <w:proofErr w:type="spellEnd"/>
-      <w:r>
-        <w:t xml:space="preserve">, Operations, </w:t>
-      </w:r>
-      <w:proofErr w:type="spellStart"/>
-      <w:r>
-        <w:t>and</w:t>
-      </w:r>
-      <w:proofErr w:type="spellEnd"/>
-      <w:r>
-        <w:t xml:space="preserve"> </w:t>
-      </w:r>
-      <w:proofErr w:type="spellStart"/>
-      <w:r>
-        <w:t>Navigation</w:t>
-      </w:r>
-      <w:proofErr w:type="spellEnd"/>
-      <w:r>
-        <w:t xml:space="preserve"> </w:t>
-      </w:r>
-      <w:proofErr w:type="spellStart"/>
-      <w:r>
-        <w:t>Toolkit</w:t>
-      </w:r>
-      <w:proofErr w:type="spellEnd"/>
-      <w:r>
-        <w:t xml:space="preserve"> Environment)</w:t>
+      <w:r>
+        <w:t>nalysis, Operations, and Navigation Toolkit Environment)</w:t>
       </w:r>
       <w:r>
         <w:t xml:space="preserve"> [10] </w:t>
@@ -9299,7 +9413,6 @@
           <w:bCs/>
         </w:rPr>
       </w:pPr>
-      <w:proofErr w:type="spellStart"/>
       <w:r>
         <w:rPr>
           <w:b/>
@@ -9309,7 +9422,6 @@
         <w:lastRenderedPageBreak/>
         <w:t>OpenOrb</w:t>
       </w:r>
-      <w:proofErr w:type="spellEnd"/>
       <w:r>
         <w:rPr>
           <w:b/>
@@ -9320,14 +9432,12 @@
       <w:r>
         <w:t>(</w:t>
       </w:r>
-      <w:proofErr w:type="spellStart"/>
       <w:r>
         <w:rPr>
           <w:lang w:val="en-US"/>
         </w:rPr>
         <w:t>OOrb</w:t>
       </w:r>
-      <w:proofErr w:type="spellEnd"/>
       <w:r>
         <w:t>)</w:t>
       </w:r>
@@ -9352,23 +9462,7 @@
         <w:t xml:space="preserve">– </w:t>
       </w:r>
       <w:r>
-        <w:t xml:space="preserve">открытый пакет на языке </w:t>
-      </w:r>
-      <w:proofErr w:type="spellStart"/>
-      <w:r>
-        <w:t>Fortran</w:t>
-      </w:r>
-      <w:proofErr w:type="spellEnd"/>
-      <w:r>
-        <w:t xml:space="preserve">, разработанный группой Микаэля </w:t>
-      </w:r>
-      <w:proofErr w:type="spellStart"/>
-      <w:r>
-        <w:t>Гранвика</w:t>
-      </w:r>
-      <w:proofErr w:type="spellEnd"/>
-      <w:r>
-        <w:t xml:space="preserve">. Помимо классического МНК реализует метод статистического </w:t>
+        <w:t xml:space="preserve">открытый пакет на языке Fortran, разработанный группой Микаэля Гранвика. Помимо классического МНК реализует метод статистического </w:t>
       </w:r>
       <w:r>
         <w:t>определения орбиты (</w:t>
@@ -9469,21 +9563,7 @@
         <w:rPr>
           <w:lang w:eastAsia="ru-RU" w:bidi="ar-SA"/>
         </w:rPr>
-        <w:t xml:space="preserve">Метод решения обратной задачи определяет тип получаемого решения и устойчивость алгоритма при разных режимах наблюдений. Различаются методы дифференциальной коррекции на основе МНК, методы статистического </w:t>
-      </w:r>
-      <w:proofErr w:type="spellStart"/>
-      <w:r>
-        <w:rPr>
-          <w:lang w:eastAsia="ru-RU" w:bidi="ar-SA"/>
-        </w:rPr>
-        <w:t>рейнджинга</w:t>
-      </w:r>
-      <w:proofErr w:type="spellEnd"/>
-      <w:r>
-        <w:rPr>
-          <w:lang w:eastAsia="ru-RU" w:bidi="ar-SA"/>
-        </w:rPr>
-        <w:t xml:space="preserve"> и MCMC, а также фильтрационные методы </w:t>
+        <w:t xml:space="preserve">Метод решения обратной задачи определяет тип получаемого решения и устойчивость алгоритма при разных режимах наблюдений. Различаются методы дифференциальной коррекции на основе МНК, методы статистического рейнджинга и MCMC, а также фильтрационные методы </w:t>
       </w:r>
       <w:r>
         <w:rPr>
@@ -9516,21 +9596,7 @@
         <w:rPr>
           <w:lang w:eastAsia="ru-RU" w:bidi="ar-SA"/>
         </w:rPr>
-        <w:t xml:space="preserve"> влияет на орбиту. Учитываются как сам факт поддержки модели </w:t>
-      </w:r>
-      <w:proofErr w:type="spellStart"/>
-      <w:r>
-        <w:rPr>
-          <w:lang w:eastAsia="ru-RU" w:bidi="ar-SA"/>
-        </w:rPr>
-        <w:t>Марсдена</w:t>
-      </w:r>
-      <w:proofErr w:type="spellEnd"/>
-      <w:r>
-        <w:rPr>
-          <w:lang w:eastAsia="ru-RU" w:bidi="ar-SA"/>
-        </w:rPr>
-        <w:t>, так и возможность задать произвольную функцию активности g(r), что необходимо для комет с сублимацией CO₂ или иных летучих, отличных от воды.</w:t>
+        <w:t xml:space="preserve"> влияет на орбиту. Учитываются как сам факт поддержки модели Марсдена, так и возможность задать произвольную функцию активности g(r), что необходимо для комет с сублимацией CO₂ или иных летучих, отличных от воды.</w:t>
       </w:r>
     </w:p>
     <w:p>
@@ -9612,7 +9678,6 @@
             <w:pPr>
               <w:pStyle w:val="a9"/>
             </w:pPr>
-            <w:proofErr w:type="spellStart"/>
             <w:r>
               <w:rPr>
                 <w:b/>
@@ -9620,7 +9685,6 @@
               </w:rPr>
               <w:t>Find_Orb</w:t>
             </w:r>
-            <w:proofErr w:type="spellEnd"/>
           </w:p>
         </w:tc>
         <w:tc>
@@ -9631,7 +9695,6 @@
             <w:pPr>
               <w:pStyle w:val="a9"/>
             </w:pPr>
-            <w:proofErr w:type="spellStart"/>
             <w:r>
               <w:rPr>
                 <w:b/>
@@ -9639,7 +9702,6 @@
               </w:rPr>
               <w:t>OrbFit</w:t>
             </w:r>
-            <w:proofErr w:type="spellEnd"/>
           </w:p>
         </w:tc>
         <w:tc>
@@ -9667,7 +9729,6 @@
             <w:pPr>
               <w:pStyle w:val="a9"/>
             </w:pPr>
-            <w:proofErr w:type="spellStart"/>
             <w:r>
               <w:rPr>
                 <w:b/>
@@ -9675,7 +9736,6 @@
               </w:rPr>
               <w:t>OpenOrb</w:t>
             </w:r>
-            <w:proofErr w:type="spellEnd"/>
           </w:p>
         </w:tc>
       </w:tr>
@@ -9808,15 +9868,7 @@
               <w:pStyle w:val="a9"/>
             </w:pPr>
             <w:r>
-              <w:t xml:space="preserve">МНК, </w:t>
-            </w:r>
-            <w:proofErr w:type="spellStart"/>
-            <w:r>
-              <w:t>рейнджинг</w:t>
-            </w:r>
-            <w:proofErr w:type="spellEnd"/>
-            <w:r>
-              <w:t>, MCMC</w:t>
+              <w:t>МНК, рейнджинг, MCMC</w:t>
             </w:r>
           </w:p>
         </w:tc>
@@ -9831,15 +9883,7 @@
               <w:pStyle w:val="a9"/>
             </w:pPr>
             <w:r>
-              <w:t xml:space="preserve">Модель </w:t>
-            </w:r>
-            <w:proofErr w:type="spellStart"/>
-            <w:r>
-              <w:t>Марсдена</w:t>
-            </w:r>
-            <w:proofErr w:type="spellEnd"/>
-            <w:r>
-              <w:t xml:space="preserve"> и произвольная g(r)</w:t>
+              <w:t>Модель Марсдена и произвольная g(r)</w:t>
             </w:r>
           </w:p>
         </w:tc>
@@ -9927,39 +9971,7 @@
       </w:r>
       <w:r>
         <w:lastRenderedPageBreak/>
-        <w:t xml:space="preserve">положений возмущающих тел, поэтому при совпадении входных наблюдений их орбитальные решения наследуют одну и ту же модель движения Солнечной системы. Поддержка модели </w:t>
-      </w:r>
-      <w:proofErr w:type="spellStart"/>
-      <w:r>
-        <w:t>Марсдена</w:t>
-      </w:r>
-      <w:proofErr w:type="spellEnd"/>
-      <w:r>
-        <w:t xml:space="preserve"> реализована по-разному: </w:t>
-      </w:r>
-      <w:proofErr w:type="spellStart"/>
-      <w:r>
-        <w:t>Find_Orb</w:t>
-      </w:r>
-      <w:proofErr w:type="spellEnd"/>
-      <w:r>
-        <w:t xml:space="preserve"> и </w:t>
-      </w:r>
-      <w:proofErr w:type="spellStart"/>
-      <w:r>
-        <w:t>OrbFit</w:t>
-      </w:r>
-      <w:proofErr w:type="spellEnd"/>
-      <w:r>
-        <w:t xml:space="preserve"> допускают её использование с фиксированным набором вариантов функции активности, MONTE предоставляет наибольшую гибкость в выборе g(r), но распространяется по закрытой лицензии, а </w:t>
-      </w:r>
-      <w:proofErr w:type="spellStart"/>
-      <w:r>
-        <w:t>OpenOrb</w:t>
-      </w:r>
-      <w:proofErr w:type="spellEnd"/>
-      <w:r>
-        <w:t xml:space="preserve"> в стандартной конфигурации негравитационные ускорения не учитывает. По методам решения обратной задачи пакеты различаются заметно сильнее: МНК поддерживается всеми, тогда как статистические и фильтрационные методы реализованы </w:t>
+        <w:t xml:space="preserve">положений возмущающих тел, поэтому при совпадении входных наблюдений их орбитальные решения наследуют одну и ту же модель движения Солнечной системы. Поддержка модели Марсдена реализована по-разному: Find_Orb и OrbFit допускают её использование с фиксированным набором вариантов функции активности, MONTE предоставляет наибольшую гибкость в выборе g(r), но распространяется по закрытой лицензии, а OpenOrb в стандартной конфигурации негравитационные ускорения не учитывает. По методам решения обратной задачи пакеты различаются заметно сильнее: МНК поддерживается всеми, тогда как статистические и фильтрационные методы реализованы </w:t>
       </w:r>
       <w:r>
         <w:t>несколькими</w:t>
@@ -10020,7 +10032,7 @@
       </w:pPr>
       <w:bookmarkStart w:id="17" w:name="_Toc228565307"/>
       <w:bookmarkStart w:id="18" w:name="_Toc228645303"/>
-      <w:bookmarkStart w:id="19" w:name="_Toc228646469"/>
+      <w:bookmarkStart w:id="19" w:name="_Toc228907431"/>
       <w:r>
         <w:lastRenderedPageBreak/>
         <w:t>2 Выбор метода решения</w:t>
@@ -10035,7 +10047,7 @@
       </w:pPr>
       <w:bookmarkStart w:id="20" w:name="_Toc228565308"/>
       <w:bookmarkStart w:id="21" w:name="_Toc228645304"/>
-      <w:bookmarkStart w:id="22" w:name="_Toc228646470"/>
+      <w:bookmarkStart w:id="22" w:name="_Toc228907432"/>
       <w:r>
         <w:t>2.1 Постановка задачи</w:t>
       </w:r>
@@ -10054,21 +10066,7 @@
         <w:rPr>
           <w:lang w:eastAsia="ru-RU" w:bidi="ar-SA"/>
         </w:rPr>
-        <w:t xml:space="preserve">Необходимо разработать программу, которая по астрометрическим наблюдениям межзвёздной кометы 3I/ATLAS уточняет начальные условия её движения и коэффициенты модели негравитационного ускорения </w:t>
-      </w:r>
-      <w:proofErr w:type="spellStart"/>
-      <w:r>
-        <w:rPr>
-          <w:lang w:eastAsia="ru-RU" w:bidi="ar-SA"/>
-        </w:rPr>
-        <w:t>Марсдена</w:t>
-      </w:r>
-      <w:proofErr w:type="spellEnd"/>
-      <w:r>
-        <w:rPr>
-          <w:lang w:eastAsia="ru-RU" w:bidi="ar-SA"/>
-        </w:rPr>
-        <w:t>.</w:t>
+        <w:t>Необходимо разработать программу, которая по астрометрическим наблюдениям межзвёздной кометы 3I/ATLAS уточняет начальные условия её движения и коэффициенты модели негравитационного ускорения Марсдена.</w:t>
       </w:r>
     </w:p>
     <w:p>
@@ -10085,7 +10083,7 @@
       </w:pPr>
       <w:bookmarkStart w:id="23" w:name="_Toc228565309"/>
       <w:bookmarkStart w:id="24" w:name="_Toc228645305"/>
-      <w:bookmarkStart w:id="25" w:name="_Toc228646471"/>
+      <w:bookmarkStart w:id="25" w:name="_Toc228907433"/>
       <w:r>
         <w:t>2.2 Требования к решению</w:t>
       </w:r>
@@ -10132,15 +10130,7 @@
         <w:ind w:left="0" w:firstLine="709"/>
       </w:pPr>
       <w:r>
-        <w:t xml:space="preserve">Поддержка модели </w:t>
-      </w:r>
-      <w:proofErr w:type="spellStart"/>
-      <w:r>
-        <w:t>Марсдена</w:t>
-      </w:r>
-      <w:proofErr w:type="spellEnd"/>
-      <w:r>
-        <w:t xml:space="preserve"> с возможностью задания произвольной функции активности g(r);</w:t>
+        <w:t>Поддержка модели Марсдена с возможностью задания произвольной функции активности g(r);</w:t>
       </w:r>
     </w:p>
     <w:p>
@@ -10208,23 +10198,7 @@
         <w:ind w:left="0" w:firstLine="709"/>
       </w:pPr>
       <w:r>
-        <w:t xml:space="preserve">Поддержка астрометрических данных в формате Центра малых планет (MPC 80-column </w:t>
-      </w:r>
-      <w:proofErr w:type="spellStart"/>
-      <w:r>
-        <w:t>observation</w:t>
-      </w:r>
-      <w:proofErr w:type="spellEnd"/>
-      <w:r>
-        <w:t xml:space="preserve"> </w:t>
-      </w:r>
-      <w:proofErr w:type="spellStart"/>
-      <w:r>
-        <w:t>format</w:t>
-      </w:r>
-      <w:proofErr w:type="spellEnd"/>
-      <w:r>
-        <w:t>);</w:t>
+        <w:t>Поддержка астрометрических данных в формате Центра малых планет (MPC 80-column observation format);</w:t>
       </w:r>
     </w:p>
     <w:p>
@@ -10259,7 +10233,7 @@
       </w:pPr>
       <w:bookmarkStart w:id="26" w:name="_Toc228565310"/>
       <w:bookmarkStart w:id="27" w:name="_Toc228645306"/>
-      <w:bookmarkStart w:id="28" w:name="_Toc228646472"/>
+      <w:bookmarkStart w:id="28" w:name="_Toc228907434"/>
       <w:r>
         <w:t>2.3 Обоснование требований к решению</w:t>
       </w:r>
@@ -10350,15 +10324,7 @@
         <w:ind w:left="0" w:firstLine="709"/>
       </w:pPr>
       <w:r>
-        <w:t xml:space="preserve">Поддержка модели </w:t>
-      </w:r>
-      <w:proofErr w:type="spellStart"/>
-      <w:r>
-        <w:t>Марсдена</w:t>
-      </w:r>
-      <w:proofErr w:type="spellEnd"/>
-      <w:r>
-        <w:t xml:space="preserve"> с произвольной функцией активности. Спектральные наблюдения 3I/ATLAS указывают на доминирование сублимации CO₂</w:t>
+        <w:t>Поддержка модели Марсдена с произвольной функцией активности. Спектральные наблюдения 3I/ATLAS указывают на доминирование сублимации CO₂</w:t>
       </w:r>
       <w:r>
         <w:t xml:space="preserve"> </w:t>
@@ -10367,21 +10333,8 @@
         <w:t>[]</w:t>
       </w:r>
       <w:r>
-        <w:t xml:space="preserve">, для которой характерна функция активности, отличная от стандартной формулы </w:t>
-      </w:r>
-      <w:proofErr w:type="spellStart"/>
-      <w:r>
-        <w:t>Марсдена</w:t>
-      </w:r>
-      <w:proofErr w:type="spellEnd"/>
-      <w:r>
-        <w:t>–</w:t>
-      </w:r>
-      <w:proofErr w:type="spellStart"/>
-      <w:r>
-        <w:t>Секанины</w:t>
-      </w:r>
-      <w:proofErr w:type="spellEnd"/>
+        <w:t>, для которой характерна функция активности, отличная от стандартной формулы Марсдена–Секанины</w:t>
+      </w:r>
       <w:r>
         <w:t xml:space="preserve"> []</w:t>
       </w:r>
@@ -10450,23 +10403,7 @@
         <w:t>метод был устойчивым</w:t>
       </w:r>
       <w:r>
-        <w:t xml:space="preserve">. Начальное приближение доступно из решения JPL </w:t>
-      </w:r>
-      <w:proofErr w:type="spellStart"/>
-      <w:r>
-        <w:t>Horizons</w:t>
-      </w:r>
-      <w:proofErr w:type="spellEnd"/>
-      <w:r>
-        <w:t>. В таких условиях метод Гаусса–Ньютона даёт быструю сходимость и точечную оценку параметров с ковариационной матрицей, чего достаточно для целей исследования. Статистические методы (</w:t>
-      </w:r>
-      <w:proofErr w:type="spellStart"/>
-      <w:r>
-        <w:t>рейнджинг</w:t>
-      </w:r>
-      <w:proofErr w:type="spellEnd"/>
-      <w:r>
-        <w:t xml:space="preserve">, MCMC) ориентированы на короткие дуги и плохо определённые орбиты, поэтому их применение здесь избыточно. Фильтр Калмана и его модификации удобны при </w:t>
+        <w:t xml:space="preserve">. Начальное приближение доступно из решения JPL Horizons. В таких условиях метод Гаусса–Ньютона даёт быструю сходимость и точечную оценку параметров с ковариационной матрицей, чего достаточно для целей исследования. Статистические методы (рейнджинг, MCMC) ориентированы на короткие дуги и плохо определённые орбиты, поэтому их применение здесь избыточно. Фильтр Калмана и его модификации удобны при </w:t>
       </w:r>
       <w:r>
         <w:lastRenderedPageBreak/>
@@ -10541,7 +10478,7 @@
       </w:pPr>
       <w:bookmarkStart w:id="29" w:name="_Toc228565311"/>
       <w:bookmarkStart w:id="30" w:name="_Toc228645307"/>
-      <w:bookmarkStart w:id="31" w:name="_Toc228646473"/>
+      <w:bookmarkStart w:id="31" w:name="_Toc228907435"/>
       <w:r>
         <w:rPr>
           <w:rFonts w:eastAsia="Noto Serif CJK SC"/>
@@ -10562,7 +10499,7 @@
       </w:pPr>
       <w:bookmarkStart w:id="32" w:name="_Toc228565312"/>
       <w:bookmarkStart w:id="33" w:name="_Toc228645308"/>
-      <w:bookmarkStart w:id="34" w:name="_Toc228646474"/>
+      <w:bookmarkStart w:id="34" w:name="_Toc228907436"/>
       <w:r>
         <w:rPr>
           <w:rFonts w:eastAsia="Noto Serif CJK SC"/>
@@ -10775,14 +10712,7 @@
               <w:rFonts w:ascii="Cambria Math" w:hAnsi="Cambria Math"/>
               <w:lang w:eastAsia="ru-RU" w:bidi="ar-SA"/>
             </w:rPr>
-            <m:t>(3.1</m:t>
-          </m:r>
-          <m:r>
-            <w:rPr>
-              <w:rFonts w:ascii="Cambria Math" w:hAnsi="Cambria Math"/>
-              <w:lang w:eastAsia="ru-RU" w:bidi="ar-SA"/>
-            </w:rPr>
-            <m:t>)</m:t>
+            <m:t>(3.1)</m:t>
           </m:r>
         </m:oMath>
       </m:oMathPara>
@@ -10872,21 +10802,7 @@
         <w:rPr>
           <w:lang w:eastAsia="ru-RU" w:bidi="ar-SA"/>
         </w:rPr>
-        <w:t xml:space="preserve"> описывает реактивную силу от сублимации льдов и параметризуется тремя коэффициентами модели </w:t>
-      </w:r>
-      <w:proofErr w:type="spellStart"/>
-      <w:r>
-        <w:rPr>
-          <w:lang w:eastAsia="ru-RU" w:bidi="ar-SA"/>
-        </w:rPr>
-        <w:t>Марсдена</w:t>
-      </w:r>
-      <w:proofErr w:type="spellEnd"/>
-      <w:r>
-        <w:rPr>
-          <w:lang w:eastAsia="ru-RU" w:bidi="ar-SA"/>
-        </w:rPr>
-        <w:t>.</w:t>
+        <w:t xml:space="preserve"> описывает реактивную силу от сублимации льдов и параметризуется тремя коэффициентами модели Марсдена.</w:t>
       </w:r>
     </w:p>
     <w:p>
@@ -11037,28 +10953,7 @@
               <w:rFonts w:ascii="Cambria Math" w:hAnsi="Cambria Math"/>
               <w:lang w:val="en-US" w:eastAsia="ru-RU" w:bidi="ar-SA"/>
             </w:rPr>
-            <m:t xml:space="preserve"> – r|³,   </m:t>
-          </m:r>
-          <m:r>
-            <w:rPr>
-              <w:rFonts w:ascii="Cambria Math" w:hAnsi="Cambria Math"/>
-              <w:lang w:val="en-US" w:eastAsia="ru-RU" w:bidi="ar-SA"/>
-            </w:rPr>
-            <m:t xml:space="preserve"> </m:t>
-          </m:r>
-          <m:r>
-            <w:rPr>
-              <w:rFonts w:ascii="Cambria Math" w:hAnsi="Cambria Math"/>
-              <w:lang w:val="en-US" w:eastAsia="ru-RU" w:bidi="ar-SA"/>
-            </w:rPr>
-            <m:t xml:space="preserve">   (3.2</m:t>
-          </m:r>
-          <m:r>
-            <w:rPr>
-              <w:rFonts w:ascii="Cambria Math" w:hAnsi="Cambria Math"/>
-              <w:lang w:val="en-US" w:eastAsia="ru-RU" w:bidi="ar-SA"/>
-            </w:rPr>
-            <m:t>)</m:t>
+            <m:t xml:space="preserve"> – r|³,       (3.2)</m:t>
           </m:r>
         </m:oMath>
       </m:oMathPara>
@@ -11074,49 +10969,7 @@
         <w:rPr>
           <w:lang w:eastAsia="ru-RU" w:bidi="ar-SA"/>
         </w:rPr>
-        <w:t xml:space="preserve">В список возмущающих тел входят Солнце, восемь больших планет, Луна, Плутон, четыре крупнейших астероида главного пояса (Церера, Паллада, Веста) и три массивных тела пояса </w:t>
-      </w:r>
-      <w:proofErr w:type="spellStart"/>
-      <w:r>
-        <w:rPr>
-          <w:lang w:eastAsia="ru-RU" w:bidi="ar-SA"/>
-        </w:rPr>
-        <w:t>Койпера</w:t>
-      </w:r>
-      <w:proofErr w:type="spellEnd"/>
-      <w:r>
-        <w:rPr>
-          <w:lang w:eastAsia="ru-RU" w:bidi="ar-SA"/>
-        </w:rPr>
-        <w:t xml:space="preserve"> (Эрида, </w:t>
-      </w:r>
-      <w:proofErr w:type="spellStart"/>
-      <w:r>
-        <w:rPr>
-          <w:lang w:eastAsia="ru-RU" w:bidi="ar-SA"/>
-        </w:rPr>
-        <w:t>Хаумеа</w:t>
-      </w:r>
-      <w:proofErr w:type="spellEnd"/>
-      <w:r>
-        <w:rPr>
-          <w:lang w:eastAsia="ru-RU" w:bidi="ar-SA"/>
-        </w:rPr>
-        <w:t xml:space="preserve">, </w:t>
-      </w:r>
-      <w:proofErr w:type="spellStart"/>
-      <w:r>
-        <w:rPr>
-          <w:lang w:eastAsia="ru-RU" w:bidi="ar-SA"/>
-        </w:rPr>
-        <w:t>Макемаке</w:t>
-      </w:r>
-      <w:proofErr w:type="spellEnd"/>
-      <w:r>
-        <w:rPr>
-          <w:lang w:eastAsia="ru-RU" w:bidi="ar-SA"/>
-        </w:rPr>
-        <w:t xml:space="preserve">). </w:t>
+        <w:t xml:space="preserve">В список возмущающих тел входят Солнце, восемь больших планет, Луна, Плутон, четыре крупнейших астероида главного пояса (Церера, Паллада, Веста) и три массивных тела пояса Койпера (Эрида, Хаумеа, Макемаке). </w:t>
       </w:r>
     </w:p>
     <w:p>
@@ -11318,21 +11171,7 @@
               <w:rFonts w:ascii="Cambria Math" w:hAnsi="Cambria Math"/>
               <w:lang w:eastAsia="ru-RU" w:bidi="ar-SA"/>
             </w:rPr>
-            <m:t xml:space="preserve"> ²) / (2 r⁵) · [(5(r̂·p̂)² – 1) r̂ – 2(r̂·p̂) p̂], </m:t>
-          </m:r>
-          <m:r>
-            <w:rPr>
-              <w:rFonts w:ascii="Cambria Math" w:hAnsi="Cambria Math"/>
-              <w:lang w:eastAsia="ru-RU" w:bidi="ar-SA"/>
-            </w:rPr>
-            <m:t xml:space="preserve"> </m:t>
-          </m:r>
-          <m:r>
-            <w:rPr>
-              <w:rFonts w:ascii="Cambria Math" w:hAnsi="Cambria Math"/>
-              <w:lang w:eastAsia="ru-RU" w:bidi="ar-SA"/>
-            </w:rPr>
-            <m:t>(3.3)</m:t>
+            <m:t xml:space="preserve"> ²) / (2 r⁵) · [(5(r̂·p̂)² – 1) r̂ – 2(r̂·p̂) p̂],  (3.3)</m:t>
           </m:r>
         </m:oMath>
       </m:oMathPara>
@@ -11464,21 +11303,7 @@
         <w:rPr>
           <w:lang w:eastAsia="ru-RU" w:bidi="ar-SA"/>
         </w:rPr>
-        <w:t xml:space="preserve">Негравитационная часть. Реактивное ускорение от испарения летучих компонентов задаётся в орбитальной системе (R, T, N), связанной с движением самой кометы. Орт R направлен по гелиоцентрическому радиус-вектору от Солнца к комете, орт N перпендикулярен мгновенной плоскости орбиты и </w:t>
-      </w:r>
-      <w:proofErr w:type="spellStart"/>
-      <w:r>
-        <w:rPr>
-          <w:lang w:eastAsia="ru-RU" w:bidi="ar-SA"/>
-        </w:rPr>
-        <w:t>сонаправлен</w:t>
-      </w:r>
-      <w:proofErr w:type="spellEnd"/>
-      <w:r>
-        <w:rPr>
-          <w:lang w:eastAsia="ru-RU" w:bidi="ar-SA"/>
-        </w:rPr>
-        <w:t xml:space="preserve"> с вектором углового момента, орт T дополняет тройку до правой и приближённо совпадает с направлением скорости. Соответствующие орты вычисляются из текущего состояния по формулам</w:t>
+        <w:t>Негравитационная часть. Реактивное ускорение от испарения летучих компонентов задаётся в орбитальной системе (R, T, N), связанной с движением самой кометы. Орт R направлен по гелиоцентрическому радиус-вектору от Солнца к комете, орт N перпендикулярен мгновенной плоскости орбиты и сонаправлен с вектором углового момента, орт T дополняет тройку до правой и приближённо совпадает с направлением скорости. Соответствующие орты вычисляются из текущего состояния по формулам</w:t>
       </w:r>
     </w:p>
     <w:p>
@@ -11671,21 +11496,7 @@
               <w:rFonts w:ascii="Cambria Math" w:hAnsi="Cambria Math"/>
               <w:lang w:eastAsia="ru-RU" w:bidi="ar-SA"/>
             </w:rPr>
-            <m:t>.</m:t>
-          </m:r>
-          <m:r>
-            <w:rPr>
-              <w:rFonts w:ascii="Cambria Math" w:hAnsi="Cambria Math"/>
-              <w:lang w:eastAsia="ru-RU" w:bidi="ar-SA"/>
-            </w:rPr>
-            <m:t xml:space="preserve">  (3.4)  </m:t>
-          </m:r>
-          <m:r>
-            <w:rPr>
-              <w:rFonts w:ascii="Cambria Math" w:hAnsi="Cambria Math"/>
-              <w:lang w:eastAsia="ru-RU" w:bidi="ar-SA"/>
-            </w:rPr>
-            <m:t xml:space="preserve"> </m:t>
+            <m:t xml:space="preserve">.  (3.4)   </m:t>
           </m:r>
         </m:oMath>
       </m:oMathPara>
@@ -11730,14 +11541,7 @@
               <w:rFonts w:ascii="Cambria Math" w:hAnsi="Cambria Math"/>
               <w:lang w:eastAsia="ru-RU" w:bidi="ar-SA"/>
             </w:rPr>
-            <m:t>g(r)=1 /</m:t>
-          </m:r>
-          <m:r>
-            <w:rPr>
-              <w:rFonts w:ascii="Cambria Math" w:hAnsi="Cambria Math"/>
-              <w:lang w:eastAsia="ru-RU" w:bidi="ar-SA"/>
-            </w:rPr>
-            <m:t xml:space="preserve"> </m:t>
+            <m:t xml:space="preserve">g(r)=1 / </m:t>
           </m:r>
           <m:sSup>
             <m:sSupPr>
@@ -11764,7 +11568,7 @@
                   <w:rFonts w:ascii="Cambria Math" w:hAnsi="Cambria Math"/>
                   <w:lang w:eastAsia="ru-RU" w:bidi="ar-SA"/>
                 </w:rPr>
-                <m:t>4.5</m:t>
+                <m:t>2</m:t>
               </m:r>
             </m:sup>
           </m:sSup>
@@ -11773,14 +11577,7 @@
               <w:rFonts w:ascii="Cambria Math" w:hAnsi="Cambria Math"/>
               <w:lang w:eastAsia="ru-RU" w:bidi="ar-SA"/>
             </w:rPr>
-            <m:t xml:space="preserve"> </m:t>
-          </m:r>
-          <m:r>
-            <w:rPr>
-              <w:rFonts w:ascii="Cambria Math" w:hAnsi="Cambria Math"/>
-              <w:lang w:eastAsia="ru-RU" w:bidi="ar-SA"/>
-            </w:rPr>
-            <m:t>.      (3.5)</m:t>
+            <m:t xml:space="preserve"> .      (3.5)</m:t>
           </m:r>
         </m:oMath>
       </m:oMathPara>
@@ -12028,14 +11825,7 @@
               <w:rFonts w:ascii="Cambria Math" w:hAnsi="Cambria Math"/>
               <w:lang w:eastAsia="ru-RU" w:bidi="ar-SA"/>
             </w:rPr>
-            <m:t xml:space="preserve"> ),</m:t>
-          </m:r>
-          <m:r>
-            <w:rPr>
-              <w:rFonts w:ascii="Cambria Math" w:hAnsi="Cambria Math"/>
-              <w:lang w:eastAsia="ru-RU" w:bidi="ar-SA"/>
-            </w:rPr>
-            <m:t xml:space="preserve">     (3.6)</m:t>
+            <m:t xml:space="preserve"> ),     (3.6)</m:t>
           </m:r>
         </m:oMath>
       </m:oMathPara>
@@ -12095,21 +11885,7 @@
         <w:rPr>
           <w:lang w:eastAsia="ru-RU" w:bidi="ar-SA"/>
         </w:rPr>
-        <w:t xml:space="preserve">Вектор уточняемых параметров включает начальное состояние и три коэффициента </w:t>
-      </w:r>
-      <w:proofErr w:type="spellStart"/>
-      <w:r>
-        <w:rPr>
-          <w:lang w:eastAsia="ru-RU" w:bidi="ar-SA"/>
-        </w:rPr>
-        <w:t>Марсдена</w:t>
-      </w:r>
-      <w:proofErr w:type="spellEnd"/>
-      <w:r>
-        <w:rPr>
-          <w:lang w:eastAsia="ru-RU" w:bidi="ar-SA"/>
-        </w:rPr>
-        <w:t>:</w:t>
+        <w:t>Вектор уточняемых параметров включает начальное состояние и три коэффициента Марсдена:</w:t>
       </w:r>
     </w:p>
     <w:p>
@@ -12144,14 +11920,7 @@
               <w:rFonts w:ascii="Cambria Math" w:hAnsi="Cambria Math"/>
               <w:lang w:eastAsia="ru-RU" w:bidi="ar-SA"/>
             </w:rPr>
-            <m:t xml:space="preserve"> R⁹.      (3.7</m:t>
-          </m:r>
-          <m:r>
-            <w:rPr>
-              <w:rFonts w:ascii="Cambria Math" w:hAnsi="Cambria Math"/>
-              <w:lang w:eastAsia="ru-RU" w:bidi="ar-SA"/>
-            </w:rPr>
-            <m:t>)</m:t>
+            <m:t xml:space="preserve"> R⁹.      (3.7)</m:t>
           </m:r>
         </m:oMath>
       </m:oMathPara>
@@ -12225,21 +11994,7 @@
         <w:rPr>
           <w:lang w:eastAsia="ru-RU" w:bidi="ar-SA"/>
         </w:rPr>
-        <w:t xml:space="preserve"> берётся из решения JPL </w:t>
-      </w:r>
-      <w:proofErr w:type="spellStart"/>
-      <w:r>
-        <w:rPr>
-          <w:lang w:eastAsia="ru-RU" w:bidi="ar-SA"/>
-        </w:rPr>
-        <w:t>Horizons</w:t>
-      </w:r>
-      <w:proofErr w:type="spellEnd"/>
-      <w:r>
-        <w:rPr>
-          <w:lang w:eastAsia="ru-RU" w:bidi="ar-SA"/>
-        </w:rPr>
-        <w:t xml:space="preserve">, начальное приближение для </w:t>
+        <w:t xml:space="preserve"> берётся из решения JPL Horizons, начальное приближение для </w:t>
       </w:r>
       <m:oMath>
         <m:r>
@@ -12268,14 +12023,7 @@
         <w:rPr>
           <w:lang w:eastAsia="ru-RU" w:bidi="ar-SA"/>
         </w:rPr>
-        <w:t>Полная система уравнений движения (</w:t>
-      </w:r>
-      <w:proofErr w:type="gramStart"/>
-      <w:r>
-        <w:rPr>
-          <w:lang w:eastAsia="ru-RU" w:bidi="ar-SA"/>
-        </w:rPr>
-        <w:t>3.1)</w:t>
+        <w:t>Полная система уравнений движения (3.1)</w:t>
       </w:r>
       <w:r>
         <w:rPr>
@@ -12287,14 +12035,7 @@
         <w:rPr>
           <w:lang w:eastAsia="ru-RU" w:bidi="ar-SA"/>
         </w:rPr>
-        <w:t>(</w:t>
-      </w:r>
-      <w:proofErr w:type="gramEnd"/>
-      <w:r>
-        <w:rPr>
-          <w:lang w:eastAsia="ru-RU" w:bidi="ar-SA"/>
-        </w:rPr>
-        <w:t xml:space="preserve">3.6) образует динамический закон </w:t>
+        <w:t xml:space="preserve">(3.6) образует динамический закон </w:t>
       </w:r>
       <m:oMath>
         <m:r>
@@ -12389,28 +12130,18 @@
         </w:rPr>
         <w:t xml:space="preserve">с помощью </w:t>
       </w:r>
-      <w:proofErr w:type="spellStart"/>
       <w:r>
         <w:rPr>
           <w:lang w:eastAsia="ru-RU" w:bidi="ar-SA"/>
         </w:rPr>
         <w:t>ephCalculateTimeDiff</w:t>
       </w:r>
-      <w:proofErr w:type="spellEnd"/>
-      <w:r>
-        <w:rPr>
-          <w:lang w:eastAsia="ru-RU" w:bidi="ar-SA"/>
-        </w:rPr>
-        <w:t xml:space="preserve"> библиотеки </w:t>
-      </w:r>
-      <w:proofErr w:type="spellStart"/>
-      <w:r>
-        <w:rPr>
-          <w:lang w:eastAsia="ru-RU" w:bidi="ar-SA"/>
-        </w:rPr>
-        <w:t>libephaccess</w:t>
-      </w:r>
-      <w:proofErr w:type="spellEnd"/>
+      <w:r>
+        <w:rPr>
+          <w:lang w:eastAsia="ru-RU" w:bidi="ar-SA"/>
+        </w:rPr>
+        <w:t xml:space="preserve"> библиотеки libephaccess</w:t>
+      </w:r>
       <w:r>
         <w:rPr>
           <w:lang w:eastAsia="ru-RU" w:bidi="ar-SA"/>
@@ -12421,30 +12152,14 @@
         <w:rPr>
           <w:lang w:eastAsia="ru-RU" w:bidi="ar-SA"/>
         </w:rPr>
-        <w:t xml:space="preserve">Итоговое значение </w:t>
-      </w:r>
-      <w:proofErr w:type="spellStart"/>
-      <w:r>
-        <w:rPr>
-          <w:lang w:eastAsia="ru-RU" w:bidi="ar-SA"/>
-        </w:rPr>
-        <w:t>jd</w:t>
-      </w:r>
-      <w:proofErr w:type="spellEnd"/>
-      <w:r>
-        <w:rPr>
-          <w:lang w:eastAsia="ru-RU" w:bidi="ar-SA"/>
-        </w:rPr>
-        <w:t>_</w:t>
-      </w:r>
-      <w:proofErr w:type="spellStart"/>
+        <w:t>Итоговое значение jd_</w:t>
+      </w:r>
       <w:r>
         <w:rPr>
           <w:lang w:val="en-US" w:eastAsia="ru-RU" w:bidi="ar-SA"/>
         </w:rPr>
         <w:t>tdb</w:t>
       </w:r>
-      <w:proofErr w:type="spellEnd"/>
       <w:r>
         <w:rPr>
           <w:lang w:eastAsia="ru-RU" w:bidi="ar-SA"/>
@@ -12527,16 +12242,8 @@
         <w:rPr>
           <w:lang w:eastAsia="ru-RU" w:bidi="ar-SA"/>
         </w:rPr>
-        <w:t xml:space="preserve">ектор </w:t>
-      </w:r>
-      <w:proofErr w:type="spellStart"/>
-      <w:r>
-        <w:rPr>
-          <w:lang w:eastAsia="ru-RU" w:bidi="ar-SA"/>
-        </w:rPr>
-        <w:t>r_station_itr</w:t>
-      </w:r>
-      <w:proofErr w:type="spellEnd"/>
+        <w:t>ектор r_station_itr</w:t>
+      </w:r>
       <w:r>
         <w:rPr>
           <w:lang w:val="en-US" w:eastAsia="ru-RU" w:bidi="ar-SA"/>
@@ -12679,14 +12386,7 @@
               <w:rFonts w:ascii="Cambria Math" w:hAnsi="Cambria Math"/>
               <w:lang w:val="en-US" w:eastAsia="ru-RU" w:bidi="ar-SA"/>
             </w:rPr>
-            <m:t>r_obs(t) = r_earth(t) + r_station_gcrs(t),      (3.8</m:t>
-          </m:r>
-          <m:r>
-            <w:rPr>
-              <w:rFonts w:ascii="Cambria Math" w:hAnsi="Cambria Math"/>
-              <w:lang w:val="en-US" w:eastAsia="ru-RU" w:bidi="ar-SA"/>
-            </w:rPr>
-            <m:t>)</m:t>
+            <m:t>r_obs(t) = r_earth(t) + r_station_gcrs(t),      (3.8)</m:t>
           </m:r>
         </m:oMath>
       </m:oMathPara>
@@ -12973,14 +12673,7 @@
               <w:rFonts w:ascii="Cambria Math" w:hAnsi="Cambria Math"/>
               <w:lang w:val="en-US" w:eastAsia="ru-RU" w:bidi="ar-SA"/>
             </w:rPr>
-            <m:t>) |,      (3.9</m:t>
-          </m:r>
-          <m:r>
-            <w:rPr>
-              <w:rFonts w:ascii="Cambria Math" w:hAnsi="Cambria Math"/>
-              <w:lang w:val="en-US" w:eastAsia="ru-RU" w:bidi="ar-SA"/>
-            </w:rPr>
-            <m:t>)</m:t>
+            <m:t>) |,      (3.9)</m:t>
           </m:r>
         </m:oMath>
       </m:oMathPara>
@@ -13316,14 +13009,7 @@
               <w:rFonts w:ascii="Cambria Math" w:hAnsi="Cambria Math"/>
               <w:lang w:eastAsia="ru-RU" w:bidi="ar-SA"/>
             </w:rPr>
-            <m:t>.  (3.10</m:t>
-          </m:r>
-          <m:r>
-            <w:rPr>
-              <w:rFonts w:ascii="Cambria Math" w:hAnsi="Cambria Math"/>
-              <w:lang w:eastAsia="ru-RU" w:bidi="ar-SA"/>
-            </w:rPr>
-            <m:t>)</m:t>
+            <m:t>.  (3.10)</m:t>
           </m:r>
         </m:oMath>
       </m:oMathPara>
@@ -13461,21 +13147,7 @@
         <w:rPr>
           <w:lang w:eastAsia="ru-RU" w:bidi="ar-SA"/>
         </w:rPr>
-        <w:t xml:space="preserve">В программе соответствующая коррекция выполняется функцией </w:t>
-      </w:r>
-      <w:proofErr w:type="spellStart"/>
-      <w:r>
-        <w:rPr>
-          <w:lang w:eastAsia="ru-RU" w:bidi="ar-SA"/>
-        </w:rPr>
-        <w:t>iauLd</w:t>
-      </w:r>
-      <w:proofErr w:type="spellEnd"/>
-      <w:r>
-        <w:rPr>
-          <w:lang w:eastAsia="ru-RU" w:bidi="ar-SA"/>
-        </w:rPr>
-        <w:t xml:space="preserve"> библиотеки IAU SOFA.</w:t>
+        <w:t>В программе соответствующая коррекция выполняется функцией iauLd библиотеки IAU SOFA.</w:t>
       </w:r>
     </w:p>
     <w:p>
@@ -13586,7 +13258,6 @@
         </w:rPr>
         <w:t xml:space="preserve"> </w:t>
       </w:r>
-      <w:proofErr w:type="gramStart"/>
       <w:r>
         <w:rPr>
           <w:lang w:eastAsia="ru-RU" w:bidi="ar-SA"/>
@@ -13597,14 +13268,7 @@
         <w:rPr>
           <w:lang w:eastAsia="ru-RU" w:bidi="ar-SA"/>
         </w:rPr>
-        <w:t>евязки</w:t>
-      </w:r>
-      <w:proofErr w:type="gramEnd"/>
-      <w:r>
-        <w:rPr>
-          <w:lang w:eastAsia="ru-RU" w:bidi="ar-SA"/>
-        </w:rPr>
-        <w:t xml:space="preserve"> модели, в которой аберрация </w:t>
+        <w:t xml:space="preserve">евязки модели, в которой аберрация </w:t>
       </w:r>
       <w:r>
         <w:rPr>
@@ -14075,28 +13739,7 @@
               <w:rFonts w:ascii="Cambria Math" w:hAnsi="Cambria Math"/>
               <w:lang w:eastAsia="ru-RU" w:bidi="ar-SA"/>
             </w:rPr>
-            <m:t xml:space="preserve"> </m:t>
-          </m:r>
-          <m:r>
-            <w:rPr>
-              <w:rFonts w:ascii="Cambria Math" w:hAnsi="Cambria Math"/>
-              <w:lang w:eastAsia="ru-RU" w:bidi="ar-SA"/>
-            </w:rPr>
-            <m:t xml:space="preserve"> </m:t>
-          </m:r>
-          <m:r>
-            <w:rPr>
-              <w:rFonts w:ascii="Cambria Math" w:hAnsi="Cambria Math"/>
-              <w:lang w:eastAsia="ru-RU" w:bidi="ar-SA"/>
-            </w:rPr>
-            <m:t xml:space="preserve">       (3.12</m:t>
-          </m:r>
-          <m:r>
-            <w:rPr>
-              <w:rFonts w:ascii="Cambria Math" w:hAnsi="Cambria Math"/>
-              <w:lang w:eastAsia="ru-RU" w:bidi="ar-SA"/>
-            </w:rPr>
-            <m:t>)</m:t>
+            <m:t xml:space="preserve">         (3.12)</m:t>
           </m:r>
         </m:oMath>
       </m:oMathPara>
@@ -14193,7 +13836,19 @@
         <w:rPr>
           <w:lang w:eastAsia="ru-RU" w:bidi="ar-SA"/>
         </w:rPr>
-        <w:t>Шаг метода составляет 0.0125 суток, что соответствует</w:t>
+        <w:t xml:space="preserve">Шаг метода составляет </w:t>
+      </w:r>
+      <w:r>
+        <w:rPr>
+          <w:lang w:eastAsia="ru-RU" w:bidi="ar-SA"/>
+        </w:rPr>
+        <w:t>1/80</w:t>
+      </w:r>
+      <w:r>
+        <w:rPr>
+          <w:lang w:eastAsia="ru-RU" w:bidi="ar-SA"/>
+        </w:rPr>
+        <w:t xml:space="preserve"> суток, что соответствует</w:t>
       </w:r>
       <w:r>
         <w:rPr>
@@ -14249,7 +13904,19 @@
         <w:rPr>
           <w:lang w:eastAsia="ru-RU" w:bidi="ar-SA"/>
         </w:rPr>
-        <w:t>Полная траектория, передаваемая в дальнейшие модули, сохраняется не на каждом внутреннем шаге, а на более редкой сетке с шагом 0.125 суток, то есть один сохранённый узел приходится на десять внутренних шагов. Это удобно по двум причинам. Во-первых, объём хранимых данных уменьшается на порядок без потери информации, существенной для редукции наблюдений. Во-вторых, выходная сетка регулярна и позволяет находить узлы, окружающие произвольный момент наблюдения</w:t>
+        <w:t xml:space="preserve">Полная траектория, передаваемая в дальнейшие модули, сохраняется не на каждом внутреннем шаге, а на более редкой сетке с шагом </w:t>
+      </w:r>
+      <w:r>
+        <w:rPr>
+          <w:lang w:eastAsia="ru-RU" w:bidi="ar-SA"/>
+        </w:rPr>
+        <w:t>1/8</w:t>
+      </w:r>
+      <w:r>
+        <w:rPr>
+          <w:lang w:eastAsia="ru-RU" w:bidi="ar-SA"/>
+        </w:rPr>
+        <w:t xml:space="preserve"> суток, то есть один сохранённый узел приходится на десять внутренних шагов. Это удобно по двум причинам. Во-первых, объём хранимых данных уменьшается на порядок без потери информации, существенной для редукции наблюдений. Во-вторых, выходная сетка регулярна и позволяет находить узлы, окружающие произвольный момент наблюдения</w:t>
       </w:r>
       <w:r>
         <w:rPr>
@@ -14706,14 +14373,7 @@
               <w:rFonts w:ascii="Cambria Math" w:hAnsi="Cambria Math"/>
               <w:lang w:eastAsia="ru-RU" w:bidi="ar-SA"/>
             </w:rPr>
-            <m:t>(3.12</m:t>
-          </m:r>
-          <m:r>
-            <w:rPr>
-              <w:rFonts w:ascii="Cambria Math" w:hAnsi="Cambria Math"/>
-              <w:lang w:eastAsia="ru-RU" w:bidi="ar-SA"/>
-            </w:rPr>
-            <m:t>)</m:t>
+            <m:t>(3.12)</m:t>
           </m:r>
         </m:oMath>
       </m:oMathPara>
@@ -14816,7 +14476,14 @@
             <w:rFonts w:ascii="Cambria Math" w:hAnsi="Cambria Math"/>
             <w:lang w:eastAsia="ru-RU" w:bidi="ar-SA"/>
           </w:rPr>
-          <m:t>h = 0.125</m:t>
+          <m:t xml:space="preserve">h = </m:t>
+        </m:r>
+        <m:r>
+          <w:rPr>
+            <w:rFonts w:ascii="Cambria Math" w:hAnsi="Cambria Math"/>
+            <w:lang w:eastAsia="ru-RU" w:bidi="ar-SA"/>
+          </w:rPr>
+          <m:t>1/8</m:t>
         </m:r>
       </m:oMath>
       <w:r>
@@ -15134,14 +14801,7 @@
               <w:rFonts w:ascii="Cambria Math" w:hAnsi="Cambria Math"/>
               <w:lang w:eastAsia="ru-RU" w:bidi="ar-SA"/>
             </w:rPr>
-            <m:t>(3.13</m:t>
-          </m:r>
-          <m:r>
-            <w:rPr>
-              <w:rFonts w:ascii="Cambria Math" w:hAnsi="Cambria Math"/>
-              <w:lang w:eastAsia="ru-RU" w:bidi="ar-SA"/>
-            </w:rPr>
-            <m:t>)</m:t>
+            <m:t>(3.13)</m:t>
           </m:r>
         </m:oMath>
       </m:oMathPara>
@@ -15263,14 +14923,7 @@
                   <w:rFonts w:ascii="Cambria Math" w:hAnsi="Cambria Math"/>
                   <w:lang w:eastAsia="ru-RU" w:bidi="ar-SA"/>
                 </w:rPr>
-                <m:t>j</m:t>
-              </m:r>
-              <m:r>
-                <w:rPr>
-                  <w:rFonts w:ascii="Cambria Math" w:hAnsi="Cambria Math"/>
-                  <w:lang w:eastAsia="ru-RU" w:bidi="ar-SA"/>
-                </w:rPr>
-                <m:t xml:space="preserve"> </m:t>
+                <m:t xml:space="preserve">j </m:t>
               </m:r>
             </m:sub>
           </m:sSub>
@@ -15527,14 +15180,7 @@
               <w:rFonts w:ascii="Cambria Math" w:hAnsi="Cambria Math"/>
               <w:lang w:eastAsia="ru-RU" w:bidi="ar-SA"/>
             </w:rPr>
-            <m:t>= 0,    j = 1…9</m:t>
-          </m:r>
-          <m:r>
-            <w:rPr>
-              <w:rFonts w:ascii="Cambria Math" w:hAnsi="Cambria Math"/>
-              <w:lang w:eastAsia="ru-RU" w:bidi="ar-SA"/>
-            </w:rPr>
-            <m:t xml:space="preserve">    (3.14)</m:t>
+            <m:t>= 0,    j = 1…9    (3.14)</m:t>
           </m:r>
         </m:oMath>
       </m:oMathPara>
@@ -15715,14 +15361,7 @@
               <w:rFonts w:ascii="Cambria Math" w:hAnsi="Cambria Math"/>
               <w:lang w:eastAsia="ru-RU" w:bidi="ar-SA"/>
             </w:rPr>
-            <m:t>ᵀ r(β) = 0.      (3.15</m:t>
-          </m:r>
-          <m:r>
-            <w:rPr>
-              <w:rFonts w:ascii="Cambria Math" w:hAnsi="Cambria Math"/>
-              <w:lang w:eastAsia="ru-RU" w:bidi="ar-SA"/>
-            </w:rPr>
-            <m:t>)</m:t>
+            <m:t>ᵀ r(β) = 0.      (3.15)</m:t>
           </m:r>
         </m:oMath>
       </m:oMathPara>
@@ -15738,21 +15377,7 @@
         <w:rPr>
           <w:lang w:eastAsia="ru-RU" w:bidi="ar-SA"/>
         </w:rPr>
-        <w:t xml:space="preserve">Уравнения (3.15) </w:t>
-      </w:r>
-      <w:proofErr w:type="spellStart"/>
-      <w:r>
-        <w:rPr>
-          <w:lang w:eastAsia="ru-RU" w:bidi="ar-SA"/>
-        </w:rPr>
-        <w:t>нелинейны</w:t>
-      </w:r>
-      <w:proofErr w:type="spellEnd"/>
-      <w:r>
-        <w:rPr>
-          <w:lang w:eastAsia="ru-RU" w:bidi="ar-SA"/>
-        </w:rPr>
-        <w:t xml:space="preserve"> по </w:t>
+        <w:t xml:space="preserve">Уравнения (3.15) нелинейны по </w:t>
       </w:r>
       <m:oMath>
         <m:r>
@@ -16306,14 +15931,7 @@
               <w:rFonts w:ascii="Cambria Math" w:hAnsi="Cambria Math"/>
               <w:lang w:eastAsia="ru-RU" w:bidi="ar-SA"/>
             </w:rPr>
-            <m:t>.     (3.16</m:t>
-          </m:r>
-          <m:r>
-            <w:rPr>
-              <w:rFonts w:ascii="Cambria Math" w:hAnsi="Cambria Math"/>
-              <w:lang w:eastAsia="ru-RU" w:bidi="ar-SA"/>
-            </w:rPr>
-            <m:t>)</m:t>
+            <m:t>.     (3.16)</m:t>
           </m:r>
         </m:oMath>
       </m:oMathPara>
@@ -16414,14 +16032,7 @@
               <w:rFonts w:ascii="Cambria Math" w:hAnsi="Cambria Math"/>
               <w:lang w:eastAsia="ru-RU" w:bidi="ar-SA"/>
             </w:rPr>
-            <m:t>.      (3.17</m:t>
-          </m:r>
-          <m:r>
-            <w:rPr>
-              <w:rFonts w:ascii="Cambria Math" w:hAnsi="Cambria Math"/>
-              <w:lang w:eastAsia="ru-RU" w:bidi="ar-SA"/>
-            </w:rPr>
-            <m:t>)</m:t>
+            <m:t>.      (3.17)</m:t>
           </m:r>
         </m:oMath>
       </m:oMathPara>
@@ -16499,14 +16110,7 @@
               <w:rFonts w:ascii="Cambria Math" w:hAnsi="Cambria Math"/>
               <w:lang w:eastAsia="ru-RU" w:bidi="ar-SA"/>
             </w:rPr>
-            <m:t>ᵀ r(β⁽ᵏ⁾).      (3.18</m:t>
-          </m:r>
-          <m:r>
-            <w:rPr>
-              <w:rFonts w:ascii="Cambria Math" w:hAnsi="Cambria Math"/>
-              <w:lang w:eastAsia="ru-RU" w:bidi="ar-SA"/>
-            </w:rPr>
-            <m:t>)</m:t>
+            <m:t>ᵀ r(β⁽ᵏ⁾).      (3.18)</m:t>
           </m:r>
         </m:oMath>
       </m:oMathPara>
@@ -16613,14 +16217,7 @@
               <w:rFonts w:ascii="Cambria Math" w:hAnsi="Cambria Math"/>
               <w:lang w:eastAsia="ru-RU" w:bidi="ar-SA"/>
             </w:rPr>
-            <m:t>ᵀ r,     (3.19</m:t>
-          </m:r>
-          <m:r>
-            <w:rPr>
-              <w:rFonts w:ascii="Cambria Math" w:hAnsi="Cambria Math"/>
-              <w:lang w:eastAsia="ru-RU" w:bidi="ar-SA"/>
-            </w:rPr>
-            <m:t>)</m:t>
+            <m:t>ᵀ r,     (3.19)</m:t>
           </m:r>
         </m:oMath>
       </m:oMathPara>
@@ -16990,14 +16587,7 @@
               <w:rFonts w:ascii="Cambria Math" w:hAnsi="Cambria Math"/>
               <w:lang w:eastAsia="ru-RU" w:bidi="ar-SA"/>
             </w:rPr>
-            <m:t>β),      (3.20</m:t>
-          </m:r>
-          <m:r>
-            <w:rPr>
-              <w:rFonts w:ascii="Cambria Math" w:hAnsi="Cambria Math"/>
-              <w:lang w:eastAsia="ru-RU" w:bidi="ar-SA"/>
-            </w:rPr>
-            <m:t>)</m:t>
+            <m:t>β),      (3.20)</m:t>
           </m:r>
         </m:oMath>
       </m:oMathPara>
@@ -17109,16 +16699,8 @@
         <w:rPr>
           <w:lang w:eastAsia="ru-RU" w:bidi="ar-SA"/>
         </w:rPr>
-        <w:t xml:space="preserve"> </w:t>
-      </w:r>
-      <w:proofErr w:type="spellStart"/>
-      <w:r>
-        <w:rPr>
-          <w:lang w:eastAsia="ru-RU" w:bidi="ar-SA"/>
-        </w:rPr>
-        <w:t>Холецкого</w:t>
-      </w:r>
-      <w:proofErr w:type="spellEnd"/>
+        <w:t xml:space="preserve"> Холецкого</w:t>
+      </w:r>
       <w:r>
         <w:rPr>
           <w:lang w:eastAsia="ru-RU" w:bidi="ar-SA"/>
@@ -17377,21 +16959,7 @@
         <w:rPr>
           <w:lang w:eastAsia="ru-RU" w:bidi="ar-SA"/>
         </w:rPr>
-        <w:t xml:space="preserve"> остаются нулевыми. Такой механизм удобен на этапе отладки и позволяет, например, уточнять только начальные условия r₀, v₀ при фиксированных нулевых коэффициентах </w:t>
-      </w:r>
-      <w:proofErr w:type="spellStart"/>
-      <w:r>
-        <w:rPr>
-          <w:lang w:eastAsia="ru-RU" w:bidi="ar-SA"/>
-        </w:rPr>
-        <w:t>Марсдена</w:t>
-      </w:r>
-      <w:proofErr w:type="spellEnd"/>
-      <w:r>
-        <w:rPr>
-          <w:lang w:eastAsia="ru-RU" w:bidi="ar-SA"/>
-        </w:rPr>
-        <w:t>, чтобы оценить вклад негравитационных эффектов в улучшение модели.</w:t>
+        <w:t xml:space="preserve"> остаются нулевыми. Такой механизм удобен на этапе отладки и позволяет, например, уточнять только начальные условия r₀, v₀ при фиксированных нулевых коэффициентах Марсдена, чтобы оценить вклад негравитационных эффектов в улучшение модели.</w:t>
       </w:r>
     </w:p>
     <w:p>
@@ -17466,13 +17034,7 @@
         <w:rPr>
           <w:lang w:eastAsia="ru-RU" w:bidi="ar-SA"/>
         </w:rPr>
-        <w:t xml:space="preserve"> </w:t>
-      </w:r>
-      <w:r>
-        <w:rPr>
-          <w:lang w:eastAsia="ru-RU" w:bidi="ar-SA"/>
-        </w:rPr>
-        <w:t>далекого</w:t>
+        <w:t xml:space="preserve"> далекого</w:t>
       </w:r>
       <w:r>
         <w:rPr>
@@ -17549,21 +17111,7 @@
         <w:rPr>
           <w:lang w:eastAsia="ru-RU" w:bidi="ar-SA"/>
         </w:rPr>
-        <w:t xml:space="preserve"> условие в задаче уточнения орбиты 3I/ATLAS обеспечивается использованием решения JPL </w:t>
-      </w:r>
-      <w:proofErr w:type="spellStart"/>
-      <w:r>
-        <w:rPr>
-          <w:lang w:eastAsia="ru-RU" w:bidi="ar-SA"/>
-        </w:rPr>
-        <w:t>Horizons</w:t>
-      </w:r>
-      <w:proofErr w:type="spellEnd"/>
-      <w:r>
-        <w:rPr>
-          <w:lang w:eastAsia="ru-RU" w:bidi="ar-SA"/>
-        </w:rPr>
-        <w:t xml:space="preserve"> в качестве начального приближения для </w:t>
+        <w:t xml:space="preserve"> условие в задаче уточнения орбиты 3I/ATLAS обеспечивается использованием решения JPL Horizons в качестве начального приближения для </w:t>
       </w:r>
       <m:oMath>
         <m:r>
@@ -17770,14 +17318,7 @@
               <w:rFonts w:ascii="Cambria Math" w:hAnsi="Cambria Math"/>
               <w:lang w:eastAsia="ru-RU" w:bidi="ar-SA"/>
             </w:rPr>
-            <m:t>dΦ/dt = (∂F/∂X) · Φ + ∂F/∂β,     (3.22</m:t>
-          </m:r>
-          <m:r>
-            <w:rPr>
-              <w:rFonts w:ascii="Cambria Math" w:hAnsi="Cambria Math"/>
-              <w:lang w:eastAsia="ru-RU" w:bidi="ar-SA"/>
-            </w:rPr>
-            <m:t>)</m:t>
+            <m:t>dΦ/dt = (∂F/∂X) · Φ + ∂F/∂β,     (3.22)</m:t>
           </m:r>
         </m:oMath>
       </m:oMathPara>
@@ -17920,14 +17461,7 @@
               <w:rFonts w:ascii="Cambria Math" w:hAnsi="Cambria Math"/>
               <w:lang w:eastAsia="ru-RU" w:bidi="ar-SA"/>
             </w:rPr>
-            <m:t>Φ(t₀) = ∂X(t₀)/∂β = [I₆ | 0₆ₓ₃],      (3.23</m:t>
-          </m:r>
-          <m:r>
-            <w:rPr>
-              <w:rFonts w:ascii="Cambria Math" w:hAnsi="Cambria Math"/>
-              <w:lang w:eastAsia="ru-RU" w:bidi="ar-SA"/>
-            </w:rPr>
-            <m:t>)</m:t>
+            <m:t>Φ(t₀) = ∂X(t₀)/∂β = [I₆ | 0₆ₓ₃],      (3.23)</m:t>
           </m:r>
         </m:oMath>
       </m:oMathPara>
@@ -18241,21 +17775,7 @@
               <w:rFonts w:ascii="Cambria Math" w:hAnsi="Cambria Math"/>
               <w:lang w:eastAsia="ru-RU" w:bidi="ar-SA"/>
             </w:rPr>
-            <m:t>,</m:t>
-          </m:r>
-          <m:r>
-            <w:rPr>
-              <w:rFonts w:ascii="Cambria Math" w:hAnsi="Cambria Math"/>
-              <w:lang w:eastAsia="ru-RU" w:bidi="ar-SA"/>
-            </w:rPr>
-            <m:t xml:space="preserve">    (3.24</m:t>
-          </m:r>
-          <m:r>
-            <w:rPr>
-              <w:rFonts w:ascii="Cambria Math" w:hAnsi="Cambria Math"/>
-              <w:lang w:eastAsia="ru-RU" w:bidi="ar-SA"/>
-            </w:rPr>
-            <m:t>)</m:t>
+            <m:t>,    (3.24)</m:t>
           </m:r>
         </m:oMath>
       </m:oMathPara>
@@ -18623,14 +18143,7 @@
               <w:rFonts w:ascii="Cambria Math" w:hAnsi="Cambria Math"/>
               <w:lang w:eastAsia="ru-RU" w:bidi="ar-SA"/>
             </w:rPr>
-            <m:t>≈ 0,</m:t>
-          </m:r>
-          <m:r>
-            <w:rPr>
-              <w:rFonts w:ascii="Cambria Math" w:hAnsi="Cambria Math"/>
-              <w:lang w:eastAsia="ru-RU" w:bidi="ar-SA"/>
-            </w:rPr>
-            <m:t xml:space="preserve">    (3.25)</m:t>
+            <m:t>≈ 0,    (3.25)</m:t>
           </m:r>
         </m:oMath>
       </m:oMathPara>
@@ -19028,14 +18541,7 @@
               <w:rFonts w:ascii="Cambria Math" w:hAnsi="Cambria Math"/>
               <w:lang w:eastAsia="ru-RU" w:bidi="ar-SA"/>
             </w:rPr>
-            <m:t>],      (3.27</m:t>
-          </m:r>
-          <m:r>
-            <w:rPr>
-              <w:rFonts w:ascii="Cambria Math" w:hAnsi="Cambria Math"/>
-              <w:lang w:eastAsia="ru-RU" w:bidi="ar-SA"/>
-            </w:rPr>
-            <m:t>)</m:t>
+            <m:t>],      (3.27)</m:t>
           </m:r>
         </m:oMath>
       </m:oMathPara>
@@ -19066,21 +18572,7 @@
         <w:rPr>
           <w:lang w:eastAsia="ru-RU" w:bidi="ar-SA"/>
         </w:rPr>
-        <w:t xml:space="preserve"> – орты орбитального базиса, рассматриваемые как столбцы матрицы 3 × 3. Эта матрица </w:t>
-      </w:r>
-      <w:proofErr w:type="spellStart"/>
-      <w:r>
-        <w:rPr>
-          <w:lang w:eastAsia="ru-RU" w:bidi="ar-SA"/>
-        </w:rPr>
-        <w:t>невырождена</w:t>
-      </w:r>
-      <w:proofErr w:type="spellEnd"/>
-      <w:r>
-        <w:rPr>
-          <w:lang w:eastAsia="ru-RU" w:bidi="ar-SA"/>
-        </w:rPr>
-        <w:t xml:space="preserve"> при ненулевой </w:t>
+        <w:t xml:space="preserve"> – орты орбитального базиса, рассматриваемые как столбцы матрицы 3 × 3. Эта матрица невырождена при ненулевой </w:t>
       </w:r>
       <m:oMath>
         <m:r>
@@ -19555,21 +19047,19 @@
         <w:rPr>
           <w:lang w:eastAsia="ru-RU" w:bidi="ar-SA"/>
         </w:rPr>
-        <w:t xml:space="preserve"> и интегрируется тем же методом Рунге–Кутты четвёртого порядка с тем же шагом 0.0125 суток, что и базовая динамика. Реализация использует единый интерфейс правой части для расширенного состояния, что инкапсулировано в типе </w:t>
-      </w:r>
-      <w:proofErr w:type="spellStart"/>
-      <w:r>
-        <w:rPr>
-          <w:lang w:eastAsia="ru-RU" w:bidi="ar-SA"/>
-        </w:rPr>
-        <w:t>ExtendedState</w:t>
-      </w:r>
-      <w:proofErr w:type="spellEnd"/>
-      <w:r>
-        <w:rPr>
-          <w:lang w:eastAsia="ru-RU" w:bidi="ar-SA"/>
-        </w:rPr>
-        <w:t xml:space="preserve"> (см. 3.2.1).</w:t>
+        <w:t xml:space="preserve"> и интегрируется тем же методом Рунге–Кутты четвёртого порядка с тем же шагом </w:t>
+      </w:r>
+      <w:r>
+        <w:rPr>
+          <w:lang w:eastAsia="ru-RU" w:bidi="ar-SA"/>
+        </w:rPr>
+        <w:t>1/80</w:t>
+      </w:r>
+      <w:r>
+        <w:rPr>
+          <w:lang w:eastAsia="ru-RU" w:bidi="ar-SA"/>
+        </w:rPr>
+        <w:t xml:space="preserve"> суток, что и базовая динамика. Реализация использует единый интерфейс правой части для расширенного состояния, что инкапсулировано в типе ExtendedState (см. 3.2.1).</w:t>
       </w:r>
     </w:p>
     <w:p>
@@ -19581,7 +19071,7 @@
       </w:pPr>
       <w:bookmarkStart w:id="35" w:name="_Toc228565313"/>
       <w:bookmarkStart w:id="36" w:name="_Toc228645309"/>
-      <w:bookmarkStart w:id="37" w:name="_Toc228646475"/>
+      <w:bookmarkStart w:id="37" w:name="_Toc228907437"/>
       <w:r>
         <w:rPr>
           <w:rFonts w:eastAsia="Noto Serif CJK SC"/>
@@ -19590,13 +19080,13 @@
       </w:r>
       <w:bookmarkEnd w:id="35"/>
       <w:bookmarkEnd w:id="36"/>
+      <w:r>
+        <w:rPr>
+          <w:rFonts w:eastAsia="Noto Serif CJK SC"/>
+        </w:rPr>
+        <w:t>Архитектура программной реализации</w:t>
+      </w:r>
       <w:bookmarkEnd w:id="37"/>
-      <w:r>
-        <w:rPr>
-          <w:rFonts w:eastAsia="Noto Serif CJK SC"/>
-        </w:rPr>
-        <w:t>Архитектура программной реализации</w:t>
-      </w:r>
     </w:p>
     <w:p>
       <w:pPr>
@@ -19680,15 +19170,7 @@
         <w:ind w:left="0" w:firstLine="709"/>
       </w:pPr>
       <w:r>
-        <w:t xml:space="preserve">библиотека доступа к эфемеридам </w:t>
-      </w:r>
-      <w:proofErr w:type="spellStart"/>
-      <w:r>
-        <w:t>ephaccess</w:t>
-      </w:r>
-      <w:proofErr w:type="spellEnd"/>
-      <w:r>
-        <w:t xml:space="preserve"> ИПА РАН</w:t>
+        <w:t>библиотека доступа к эфемеридам ephaccess ИПА РАН</w:t>
       </w:r>
       <w:r>
         <w:t xml:space="preserve"> []</w:t>
@@ -19736,39 +19218,7 @@
           <w:b/>
           <w:bCs/>
         </w:rPr>
-        <w:t>Модуль базовых типов и констант (</w:t>
-      </w:r>
-      <w:proofErr w:type="spellStart"/>
-      <w:r>
-        <w:rPr>
-          <w:b/>
-          <w:bCs/>
-        </w:rPr>
-        <w:t>Types.h</w:t>
-      </w:r>
-      <w:proofErr w:type="spellEnd"/>
-      <w:r>
-        <w:rPr>
-          <w:b/>
-          <w:bCs/>
-        </w:rPr>
-        <w:t xml:space="preserve">, Types.cpp, </w:t>
-      </w:r>
-      <w:proofErr w:type="spellStart"/>
-      <w:r>
-        <w:rPr>
-          <w:b/>
-          <w:bCs/>
-        </w:rPr>
-        <w:t>Constants.h</w:t>
-      </w:r>
-      <w:proofErr w:type="spellEnd"/>
-      <w:r>
-        <w:rPr>
-          <w:b/>
-          <w:bCs/>
-        </w:rPr>
-        <w:t>)</w:t>
+        <w:t>Модуль базовых типов и констант (Types.h, Types.cpp, Constants.h)</w:t>
       </w:r>
     </w:p>
     <w:p>
@@ -19807,13 +19257,8 @@
         </w:tabs>
         <w:ind w:left="0" w:firstLine="709"/>
       </w:pPr>
-      <w:proofErr w:type="spellStart"/>
-      <w:r>
-        <w:t>StateVector</w:t>
-      </w:r>
-      <w:proofErr w:type="spellEnd"/>
-      <w:r>
-        <w:t xml:space="preserve"> – пара из радиус-вектора r и вектора скорости v;</w:t>
+      <w:r>
+        <w:t>StateVector – пара из радиус-вектора r и вектора скорости v;</w:t>
       </w:r>
     </w:p>
     <w:p>
@@ -19828,21 +19273,8 @@
         </w:tabs>
         <w:ind w:left="0" w:firstLine="709"/>
       </w:pPr>
-      <w:proofErr w:type="spellStart"/>
-      <w:r>
-        <w:t>NGVector</w:t>
-      </w:r>
-      <w:proofErr w:type="spellEnd"/>
-      <w:r>
-        <w:t xml:space="preserve"> – три коэффициента </w:t>
-      </w:r>
-      <w:proofErr w:type="spellStart"/>
-      <w:r>
-        <w:t>Марсдена</w:t>
-      </w:r>
-      <w:proofErr w:type="spellEnd"/>
-      <w:r>
-        <w:t xml:space="preserve"> A1, A2, A3;</w:t>
+      <w:r>
+        <w:t>NGVector – три коэффициента Марсдена A1, A2, A3;</w:t>
       </w:r>
     </w:p>
     <w:p>
@@ -19857,13 +19289,8 @@
         </w:tabs>
         <w:ind w:left="0" w:firstLine="709"/>
       </w:pPr>
-      <w:proofErr w:type="spellStart"/>
-      <w:r>
-        <w:t>ObjectInfo</w:t>
-      </w:r>
-      <w:proofErr w:type="spellEnd"/>
-      <w:r>
-        <w:t xml:space="preserve"> – код небесного тела, гравитационный параметр GM и наименование.</w:t>
+      <w:r>
+        <w:t>ObjectInfo – код небесного тела, гравитационный параметр GM и наименование.</w:t>
       </w:r>
     </w:p>
     <w:p>
@@ -19884,20 +19311,7 @@
         <w:ind w:left="0" w:firstLine="709"/>
       </w:pPr>
       <w:r>
-        <w:t>Vector</w:t>
-      </w:r>
-      <w:proofErr w:type="gramStart"/>
-      <w:r>
-        <w:t>3::</w:t>
-      </w:r>
-      <w:proofErr w:type="spellStart"/>
-      <w:proofErr w:type="gramEnd"/>
-      <w:r>
-        <w:t>norm</w:t>
-      </w:r>
-      <w:proofErr w:type="spellEnd"/>
-      <w:r>
-        <w:t>()</w:t>
+        <w:t>Vector3::norm()</w:t>
       </w:r>
       <w:r>
         <w:t xml:space="preserve"> </w:t>
@@ -19925,20 +19339,7 @@
         <w:ind w:left="0" w:firstLine="709"/>
       </w:pPr>
       <w:r>
-        <w:t>Vector</w:t>
-      </w:r>
-      <w:proofErr w:type="gramStart"/>
-      <w:r>
-        <w:t>3::</w:t>
-      </w:r>
-      <w:proofErr w:type="spellStart"/>
-      <w:proofErr w:type="gramEnd"/>
-      <w:r>
-        <w:t>cross</w:t>
-      </w:r>
-      <w:proofErr w:type="spellEnd"/>
-      <w:r>
-        <w:t>()</w:t>
+        <w:t>Vector3::cross()</w:t>
       </w:r>
       <w:r>
         <w:t xml:space="preserve"> </w:t>
@@ -19972,15 +19373,7 @@
         <w:pStyle w:val="a1"/>
       </w:pPr>
       <w:r>
-        <w:t xml:space="preserve">Заголовочный файл </w:t>
-      </w:r>
-      <w:proofErr w:type="spellStart"/>
-      <w:r>
-        <w:t>Constants.h</w:t>
-      </w:r>
-      <w:proofErr w:type="spellEnd"/>
-      <w:r>
-        <w:t xml:space="preserve"> содержит значения физических постоянных, гравитационных параметров возмущающих тел и массив OBJECTS с их перечнем.</w:t>
+        <w:t>Заголовочный файл Constants.h содержит значения физических постоянных, гравитационных параметров возмущающих тел и массив OBJECTS с их перечнем.</w:t>
       </w:r>
     </w:p>
     <w:p>
@@ -19996,23 +19389,7 @@
           <w:b/>
           <w:bCs/>
         </w:rPr>
-        <w:t>Модуль динамической модели (</w:t>
-      </w:r>
-      <w:proofErr w:type="spellStart"/>
-      <w:r>
-        <w:rPr>
-          <w:b/>
-          <w:bCs/>
-        </w:rPr>
-        <w:t>CometModel.h</w:t>
-      </w:r>
-      <w:proofErr w:type="spellEnd"/>
-      <w:r>
-        <w:rPr>
-          <w:b/>
-          <w:bCs/>
-        </w:rPr>
-        <w:t>, CometModel.cpp)</w:t>
+        <w:t>Модуль динамической модели (CometModel.h, CometModel.cpp)</w:t>
       </w:r>
     </w:p>
     <w:p>
@@ -20032,21 +19409,8 @@
         </w:numPr>
         <w:ind w:left="0" w:firstLine="709"/>
       </w:pPr>
-      <w:proofErr w:type="spellStart"/>
-      <w:r>
-        <w:t>marsden_g</w:t>
-      </w:r>
-      <w:proofErr w:type="spellEnd"/>
-      <w:r>
-        <w:t>(</w:t>
-      </w:r>
-      <w:proofErr w:type="spellStart"/>
-      <w:r>
-        <w:t>r_au</w:t>
-      </w:r>
-      <w:proofErr w:type="spellEnd"/>
-      <w:r>
-        <w:t>) – функция активности, описанная в (3.5);</w:t>
+      <w:r>
+        <w:t>marsden_g(r_au) – функция активности, описанная в (3.5);</w:t>
       </w:r>
     </w:p>
     <w:p>
@@ -20058,23 +19422,8 @@
         </w:numPr>
         <w:ind w:left="0" w:firstLine="709"/>
       </w:pPr>
-      <w:proofErr w:type="spellStart"/>
-      <w:proofErr w:type="gramStart"/>
-      <w:r>
-        <w:t>computeNGAcceleration</w:t>
-      </w:r>
-      <w:proofErr w:type="spellEnd"/>
-      <w:r>
-        <w:t>(</w:t>
-      </w:r>
-      <w:proofErr w:type="spellStart"/>
-      <w:proofErr w:type="gramEnd"/>
-      <w:r>
-        <w:t>state</w:t>
-      </w:r>
-      <w:proofErr w:type="spellEnd"/>
-      <w:r>
-        <w:t>, A1, A2, A3) – вычисление реактивного ускорения по формуле (3.6);</w:t>
+      <w:r>
+        <w:t>computeNGAcceleration(state, A1, A2, A3) – вычисление реактивного ускорения по формуле (3.6);</w:t>
       </w:r>
     </w:p>
     <w:p>
@@ -20086,34 +19435,8 @@
         </w:numPr>
         <w:ind w:left="0" w:firstLine="709"/>
       </w:pPr>
-      <w:proofErr w:type="spellStart"/>
-      <w:proofErr w:type="gramStart"/>
-      <w:r>
-        <w:t>cometDerivatives</w:t>
-      </w:r>
-      <w:proofErr w:type="spellEnd"/>
-      <w:r>
-        <w:t>(</w:t>
-      </w:r>
-      <w:proofErr w:type="gramEnd"/>
-      <w:r>
-        <w:t xml:space="preserve">t, </w:t>
-      </w:r>
-      <w:proofErr w:type="spellStart"/>
-      <w:r>
-        <w:t>state</w:t>
-      </w:r>
-      <w:proofErr w:type="spellEnd"/>
-      <w:r>
-        <w:t xml:space="preserve">, </w:t>
-      </w:r>
-      <w:proofErr w:type="spellStart"/>
-      <w:r>
-        <w:t>ng</w:t>
-      </w:r>
-      <w:proofErr w:type="spellEnd"/>
-      <w:r>
-        <w:t>) – основная функция правой части, формирующая полное ускорение согласно системе (3.1) суммированием компонент (3.2), (3.3) и (3.6);</w:t>
+      <w:r>
+        <w:t>cometDerivatives(t, state, ng) – основная функция правой части, формирующая полное ускорение согласно системе (3.1) суммированием компонент (3.2), (3.3) и (3.6);</w:t>
       </w:r>
     </w:p>
     <w:p>
@@ -20125,50 +19448,8 @@
         </w:numPr>
         <w:ind w:left="0" w:firstLine="709"/>
       </w:pPr>
-      <w:proofErr w:type="spellStart"/>
-      <w:r>
-        <w:t>initCometModel</w:t>
-      </w:r>
-      <w:proofErr w:type="spellEnd"/>
-      <w:r>
-        <w:t>(</w:t>
-      </w:r>
-      <w:proofErr w:type="spellStart"/>
-      <w:r>
-        <w:t>ephFile</w:t>
-      </w:r>
-      <w:proofErr w:type="spellEnd"/>
-      <w:r>
-        <w:t xml:space="preserve">) и </w:t>
-      </w:r>
-      <w:proofErr w:type="spellStart"/>
-      <w:proofErr w:type="gramStart"/>
-      <w:r>
-        <w:t>cleanupCometModel</w:t>
-      </w:r>
-      <w:proofErr w:type="spellEnd"/>
-      <w:r>
-        <w:t>(</w:t>
-      </w:r>
-      <w:proofErr w:type="gramEnd"/>
-      <w:r>
-        <w:t xml:space="preserve">) – обёртки управления сессией, делегирующие вызовы </w:t>
-      </w:r>
-      <w:proofErr w:type="spellStart"/>
-      <w:r>
-        <w:t>initEphemeris</w:t>
-      </w:r>
-      <w:proofErr w:type="spellEnd"/>
-      <w:r>
-        <w:t xml:space="preserve">() и </w:t>
-      </w:r>
-      <w:proofErr w:type="spellStart"/>
-      <w:r>
-        <w:t>cleanupEphemeris</w:t>
-      </w:r>
-      <w:proofErr w:type="spellEnd"/>
-      <w:r>
-        <w:t>().</w:t>
+      <w:r>
+        <w:t>initCometModel(ephFile) и cleanupCometModel() – обёртки управления сессией, делегирующие вызовы initEphemeris() и cleanupEphemeris().</w:t>
       </w:r>
     </w:p>
     <w:p>
@@ -20193,27 +19474,18 @@
         </w:rPr>
         <w:t>(</w:t>
       </w:r>
-      <w:proofErr w:type="spellStart"/>
       <w:r>
         <w:rPr>
           <w:b/>
           <w:bCs/>
         </w:rPr>
-        <w:t>EphemerisWrapper.h</w:t>
-      </w:r>
-      <w:proofErr w:type="spellEnd"/>
+        <w:t>EphemerisWrapper.h, EphemerisWrapper.cpp</w:t>
+      </w:r>
       <w:r>
         <w:rPr>
           <w:b/>
           <w:bCs/>
         </w:rPr>
-        <w:t>, EphemerisWrapper.cpp</w:t>
-      </w:r>
-      <w:r>
-        <w:rPr>
-          <w:b/>
-          <w:bCs/>
-        </w:rPr>
         <w:t>)</w:t>
       </w:r>
     </w:p>
@@ -20222,23 +19494,7 @@
         <w:pStyle w:val="a1"/>
       </w:pPr>
       <w:r>
-        <w:t xml:space="preserve">Модуль является надстройкой над библиотекой </w:t>
-      </w:r>
-      <w:proofErr w:type="spellStart"/>
-      <w:r>
-        <w:t>ephaccess.h</w:t>
-      </w:r>
-      <w:proofErr w:type="spellEnd"/>
-      <w:r>
-        <w:t xml:space="preserve"> и обеспечивает управление жизненным циклом </w:t>
-      </w:r>
-      <w:proofErr w:type="spellStart"/>
-      <w:r>
-        <w:t>эфемеридного</w:t>
-      </w:r>
-      <w:proofErr w:type="spellEnd"/>
-      <w:r>
-        <w:t xml:space="preserve"> движка и приведение единиц измерения. В его состав входят функции:</w:t>
+        <w:t>Модуль является надстройкой над библиотекой ephaccess.h и обеспечивает управление жизненным циклом эфемеридного движка и приведение единиц измерения. В его состав входят функции:</w:t>
       </w:r>
     </w:p>
     <w:p>
@@ -20250,50 +19506,8 @@
         </w:numPr>
         <w:ind w:left="0" w:firstLine="709"/>
       </w:pPr>
-      <w:proofErr w:type="spellStart"/>
-      <w:r>
-        <w:t>initEphemeris</w:t>
-      </w:r>
-      <w:proofErr w:type="spellEnd"/>
-      <w:r>
-        <w:t>(</w:t>
-      </w:r>
-      <w:proofErr w:type="spellStart"/>
-      <w:r>
-        <w:t>filePath</w:t>
-      </w:r>
-      <w:proofErr w:type="spellEnd"/>
-      <w:r>
-        <w:t xml:space="preserve">) – создаёт сессию </w:t>
-      </w:r>
-      <w:proofErr w:type="spellStart"/>
-      <w:r>
-        <w:t>ephaccess</w:t>
-      </w:r>
-      <w:proofErr w:type="spellEnd"/>
-      <w:r>
-        <w:t xml:space="preserve"> вызовом </w:t>
-      </w:r>
-      <w:proofErr w:type="spellStart"/>
-      <w:proofErr w:type="gramStart"/>
-      <w:r>
-        <w:t>ephCreate</w:t>
-      </w:r>
-      <w:proofErr w:type="spellEnd"/>
-      <w:r>
-        <w:t>(</w:t>
-      </w:r>
-      <w:proofErr w:type="gramEnd"/>
-      <w:r>
-        <w:t xml:space="preserve">), открывает указанный бинарный файл эфемерид EPM2021 через </w:t>
-      </w:r>
-      <w:proofErr w:type="spellStart"/>
-      <w:r>
-        <w:t>ephLoadFile</w:t>
-      </w:r>
-      <w:proofErr w:type="spellEnd"/>
-      <w:r>
-        <w:t>() и устанавливает единицы измерения;</w:t>
+      <w:r>
+        <w:t>initEphemeris(filePath) – создаёт сессию ephaccess вызовом ephCreate(), открывает указанный бинарный файл эфемерид EPM2021 через ephLoadFile() и устанавливает единицы измерения;</w:t>
       </w:r>
     </w:p>
     <w:p>
@@ -20305,55 +19519,8 @@
         </w:numPr>
         <w:ind w:left="0" w:firstLine="709"/>
       </w:pPr>
-      <w:proofErr w:type="spellStart"/>
-      <w:proofErr w:type="gramStart"/>
-      <w:r>
-        <w:t>getBodyState</w:t>
-      </w:r>
-      <w:proofErr w:type="spellEnd"/>
-      <w:r>
-        <w:t>(</w:t>
-      </w:r>
-      <w:proofErr w:type="spellStart"/>
-      <w:proofErr w:type="gramEnd"/>
-      <w:r>
-        <w:t>bodyCode</w:t>
-      </w:r>
-      <w:proofErr w:type="spellEnd"/>
-      <w:r>
-        <w:t xml:space="preserve">, </w:t>
-      </w:r>
-      <w:proofErr w:type="spellStart"/>
-      <w:r>
-        <w:t>jd</w:t>
-      </w:r>
-      <w:proofErr w:type="spellEnd"/>
-      <w:r>
-        <w:t xml:space="preserve">) – вызывает </w:t>
-      </w:r>
-      <w:proofErr w:type="spellStart"/>
-      <w:r>
-        <w:t>ephCalculateRectangular</w:t>
-      </w:r>
-      <w:proofErr w:type="spellEnd"/>
-      <w:r>
-        <w:t xml:space="preserve">() и возвращает </w:t>
-      </w:r>
-      <w:proofErr w:type="spellStart"/>
-      <w:r>
-        <w:t>StateVecto</w:t>
-      </w:r>
-      <w:proofErr w:type="spellEnd"/>
-      <w:r>
-        <w:t xml:space="preserve">; используется в </w:t>
-      </w:r>
-      <w:proofErr w:type="spellStart"/>
-      <w:r>
-        <w:t>cometDerivatives</w:t>
-      </w:r>
-      <w:proofErr w:type="spellEnd"/>
-      <w:r>
-        <w:t>() и в редукции для получения положений возмущающих тел;</w:t>
+      <w:r>
+        <w:t>getBodyState(bodyCode, jd) – вызывает ephCalculateRectangular() и возвращает StateVecto; используется в cometDerivatives() и в редукции для получения положений возмущающих тел;</w:t>
       </w:r>
     </w:p>
     <w:p>
@@ -20365,35 +19532,9 @@
         </w:numPr>
         <w:ind w:left="0" w:firstLine="709"/>
       </w:pPr>
-      <w:proofErr w:type="spellStart"/>
       <w:r>
         <w:lastRenderedPageBreak/>
-        <w:t>TTmTDB</w:t>
-      </w:r>
-      <w:proofErr w:type="spellEnd"/>
-      <w:r>
-        <w:t>(</w:t>
-      </w:r>
-      <w:proofErr w:type="spellStart"/>
-      <w:r>
-        <w:t>jd_tdb</w:t>
-      </w:r>
-      <w:proofErr w:type="spellEnd"/>
-      <w:r>
-        <w:t xml:space="preserve">) – вызывает </w:t>
-      </w:r>
-      <w:proofErr w:type="spellStart"/>
-      <w:proofErr w:type="gramStart"/>
-      <w:r>
-        <w:t>ephCalculateTimeDiff</w:t>
-      </w:r>
-      <w:proofErr w:type="spellEnd"/>
-      <w:r>
-        <w:t>(</w:t>
-      </w:r>
-      <w:proofErr w:type="gramEnd"/>
-      <w:r>
-        <w:t>) и вычисляет поправку для перехода между шкалами времени;</w:t>
+        <w:t>TTmTDB(jd_tdb) – вызывает ephCalculateTimeDiff() и вычисляет поправку для перехода между шкалами времени;</w:t>
       </w:r>
     </w:p>
     <w:p>
@@ -20405,34 +19546,8 @@
         </w:numPr>
         <w:ind w:left="0" w:firstLine="709"/>
       </w:pPr>
-      <w:proofErr w:type="spellStart"/>
-      <w:proofErr w:type="gramStart"/>
-      <w:r>
-        <w:t>cleanupEphemeris</w:t>
-      </w:r>
-      <w:proofErr w:type="spellEnd"/>
-      <w:r>
-        <w:t>(</w:t>
-      </w:r>
-      <w:proofErr w:type="gramEnd"/>
-      <w:r>
-        <w:t xml:space="preserve">) – освобождает ресурсы </w:t>
-      </w:r>
-      <w:proofErr w:type="spellStart"/>
-      <w:r>
-        <w:t>эфемеридного</w:t>
-      </w:r>
-      <w:proofErr w:type="spellEnd"/>
-      <w:r>
-        <w:t xml:space="preserve"> движка вызовом </w:t>
-      </w:r>
-      <w:proofErr w:type="spellStart"/>
-      <w:r>
-        <w:t>ephDestroy</w:t>
-      </w:r>
-      <w:proofErr w:type="spellEnd"/>
-      <w:r>
-        <w:t>(), закрывает файл и завершает сессию</w:t>
+      <w:r>
+        <w:t>cleanupEphemeris() – освобождает ресурсы эфемеридного движка вызовом ephDestroy(), закрывает файл и завершает сессию</w:t>
       </w:r>
       <w:r>
         <w:t>.</w:t>
@@ -20460,27 +19575,18 @@
         </w:rPr>
         <w:t>(</w:t>
       </w:r>
-      <w:proofErr w:type="spellStart"/>
       <w:r>
         <w:rPr>
           <w:b/>
           <w:bCs/>
         </w:rPr>
-        <w:t>Integrator.h</w:t>
-      </w:r>
-      <w:proofErr w:type="spellEnd"/>
+        <w:t>Integrator.h, Integrator.cpp</w:t>
+      </w:r>
       <w:r>
         <w:rPr>
           <w:b/>
           <w:bCs/>
         </w:rPr>
-        <w:t>, Integrator.cpp</w:t>
-      </w:r>
-      <w:r>
-        <w:rPr>
-          <w:b/>
-          <w:bCs/>
-        </w:rPr>
         <w:t>)</w:t>
       </w:r>
     </w:p>
@@ -20489,47 +19595,7 @@
         <w:pStyle w:val="a1"/>
       </w:pPr>
       <w:r>
-        <w:t xml:space="preserve">В модуле реализовано интегрирование системы ОДУ методом Рунге–Кутты 4-го порядка, управление выходной сеткой и интерполяция траекторий. В нём же определена структура </w:t>
-      </w:r>
-      <w:proofErr w:type="spellStart"/>
-      <w:r>
-        <w:t>Trajectory</w:t>
-      </w:r>
-      <w:proofErr w:type="spellEnd"/>
-      <w:r>
-        <w:t xml:space="preserve">, содержащая динамические массивы моментов времени t и векторов состояния </w:t>
-      </w:r>
-      <w:proofErr w:type="spellStart"/>
-      <w:r>
-        <w:t>state</w:t>
-      </w:r>
-      <w:proofErr w:type="spellEnd"/>
-      <w:r>
-        <w:t xml:space="preserve">, а также метаданные сетки – количество узлов </w:t>
-      </w:r>
-      <w:proofErr w:type="spellStart"/>
-      <w:r>
-        <w:t>nPoints</w:t>
-      </w:r>
-      <w:proofErr w:type="spellEnd"/>
-      <w:r>
-        <w:t xml:space="preserve">, шаг </w:t>
-      </w:r>
-      <w:proofErr w:type="spellStart"/>
-      <w:r>
-        <w:t>dt</w:t>
-      </w:r>
-      <w:proofErr w:type="spellEnd"/>
-      <w:r>
-        <w:t xml:space="preserve"> и границы интервала t0, </w:t>
-      </w:r>
-      <w:proofErr w:type="spellStart"/>
-      <w:r>
-        <w:t>tend</w:t>
-      </w:r>
-      <w:proofErr w:type="spellEnd"/>
-      <w:r>
-        <w:t>. Основные функции модуля:</w:t>
+        <w:t>В модуле реализовано интегрирование системы ОДУ методом Рунге–Кутты 4-го порядка, управление выходной сеткой и интерполяция траекторий. В нём же определена структура Trajectory, содержащая динамические массивы моментов времени t и векторов состояния state, а также метаданные сетки – количество узлов nPoints, шаг dt и границы интервала t0, tend. Основные функции модуля:</w:t>
       </w:r>
     </w:p>
     <w:p>
@@ -20541,23 +19607,8 @@
         </w:numPr>
         <w:ind w:left="0" w:firstLine="709"/>
       </w:pPr>
-      <w:proofErr w:type="spellStart"/>
-      <w:proofErr w:type="gramStart"/>
-      <w:r>
-        <w:t>Trajectory</w:t>
-      </w:r>
-      <w:proofErr w:type="spellEnd"/>
-      <w:r>
-        <w:t>::</w:t>
-      </w:r>
-      <w:proofErr w:type="spellStart"/>
-      <w:proofErr w:type="gramEnd"/>
-      <w:r>
-        <w:t>allocate</w:t>
-      </w:r>
-      <w:proofErr w:type="spellEnd"/>
-      <w:r>
-        <w:t>(</w:t>
+      <w:r>
+        <w:t>Trajectory::allocate(</w:t>
       </w:r>
       <w:r>
         <w:rPr>
@@ -20593,31 +19644,7 @@
         <w:t>step</w:t>
       </w:r>
       <w:r>
-        <w:t xml:space="preserve">) и </w:t>
-      </w:r>
-      <w:proofErr w:type="spellStart"/>
-      <w:r>
-        <w:t>clear</w:t>
-      </w:r>
-      <w:proofErr w:type="spellEnd"/>
-      <w:r>
-        <w:t xml:space="preserve">() управляют динамической памятью посредством </w:t>
-      </w:r>
-      <w:proofErr w:type="spellStart"/>
-      <w:r>
-        <w:t>new</w:t>
-      </w:r>
-      <w:proofErr w:type="spellEnd"/>
-      <w:r>
-        <w:t xml:space="preserve">[] и </w:t>
-      </w:r>
-      <w:proofErr w:type="spellStart"/>
-      <w:r>
-        <w:t>delete</w:t>
-      </w:r>
-      <w:proofErr w:type="spellEnd"/>
-      <w:r>
-        <w:t>[];</w:t>
+        <w:t>) и clear() управляют динамической памятью посредством new[] и delete[];</w:t>
       </w:r>
     </w:p>
     <w:p>
@@ -20629,16 +19656,9 @@
         </w:numPr>
         <w:ind w:left="0" w:firstLine="709"/>
       </w:pPr>
-      <w:proofErr w:type="spellStart"/>
-      <w:proofErr w:type="gramStart"/>
-      <w:r>
-        <w:t>integrate</w:t>
-      </w:r>
-      <w:proofErr w:type="spellEnd"/>
-      <w:r>
-        <w:t>(</w:t>
-      </w:r>
-      <w:proofErr w:type="gramEnd"/>
+      <w:r>
+        <w:t>integrate(</w:t>
+      </w:r>
       <w:r>
         <w:rPr>
           <w:lang w:val="en-US"/>
@@ -20717,40 +19737,14 @@
       <w:r>
         <w:t xml:space="preserve">0, </w:t>
       </w:r>
-      <w:proofErr w:type="spellStart"/>
       <w:r>
         <w:rPr>
           <w:lang w:val="en-US"/>
         </w:rPr>
         <w:t>traj</w:t>
       </w:r>
-      <w:proofErr w:type="spellEnd"/>
-      <w:r>
-        <w:t xml:space="preserve">) заполняет массив состояний на равномерной сетке с шагом </w:t>
-      </w:r>
-      <w:proofErr w:type="spellStart"/>
-      <w:r>
-        <w:t>grid_dt</w:t>
-      </w:r>
-      <w:proofErr w:type="spellEnd"/>
-      <w:r>
-        <w:t xml:space="preserve">, вызывает </w:t>
-      </w:r>
-      <w:proofErr w:type="spellStart"/>
-      <w:r>
-        <w:t>traj.allocate</w:t>
-      </w:r>
-      <w:proofErr w:type="spellEnd"/>
-      <w:r>
-        <w:t xml:space="preserve">() и в цикле обращается к шаблонной функции rk4Step() с параметром </w:t>
-      </w:r>
-      <w:proofErr w:type="spellStart"/>
-      <w:r>
-        <w:t>cometDerivatives</w:t>
-      </w:r>
-      <w:proofErr w:type="spellEnd"/>
-      <w:r>
-        <w:t>;</w:t>
+      <w:r>
+        <w:t>) заполняет массив состояний на равномерной сетке с шагом grid_dt, вызывает traj.allocate() и в цикле обращается к шаблонной функции rk4Step() с параметром cometDerivatives;</w:t>
       </w:r>
     </w:p>
     <w:p>
@@ -20763,37 +19757,25 @@
         <w:ind w:left="0" w:firstLine="709"/>
       </w:pPr>
       <w:r>
-        <w:t>rk4</w:t>
-      </w:r>
-      <w:proofErr w:type="gramStart"/>
-      <w:r>
-        <w:t>Step&lt;</w:t>
-      </w:r>
-      <w:proofErr w:type="spellStart"/>
-      <w:proofErr w:type="gramEnd"/>
-      <w:r>
-        <w:t>StateType</w:t>
-      </w:r>
-      <w:proofErr w:type="spellEnd"/>
+        <w:t>rk4Step&lt;StateType, derivFunc&gt;</w:t>
+      </w:r>
+      <w:r>
+        <w:t>(</w:t>
+      </w:r>
+      <w:r>
+        <w:rPr>
+          <w:lang w:val="en-US"/>
+        </w:rPr>
+        <w:t>t</w:t>
+      </w:r>
       <w:r>
         <w:t xml:space="preserve">, </w:t>
       </w:r>
-      <w:proofErr w:type="spellStart"/>
-      <w:r>
-        <w:t>derivFunc</w:t>
-      </w:r>
-      <w:proofErr w:type="spellEnd"/>
-      <w:r>
-        <w:t>&gt;</w:t>
-      </w:r>
-      <w:r>
-        <w:t>(</w:t>
-      </w:r>
       <w:r>
         <w:rPr>
           <w:lang w:val="en-US"/>
         </w:rPr>
-        <w:t>t</w:t>
+        <w:t>state</w:t>
       </w:r>
       <w:r>
         <w:t xml:space="preserve">, </w:t>
@@ -20802,7 +19784,7 @@
         <w:rPr>
           <w:lang w:val="en-US"/>
         </w:rPr>
-        <w:t>state</w:t>
+        <w:t>dt</w:t>
       </w:r>
       <w:r>
         <w:t xml:space="preserve">, </w:t>
@@ -20811,7 +19793,7 @@
         <w:rPr>
           <w:lang w:val="en-US"/>
         </w:rPr>
-        <w:t>dt</w:t>
+        <w:t>ng</w:t>
       </w:r>
       <w:r>
         <w:t xml:space="preserve">, </w:t>
@@ -20820,19 +19802,8 @@
         <w:rPr>
           <w:lang w:val="en-US"/>
         </w:rPr>
-        <w:t>ng</w:t>
-      </w:r>
-      <w:r>
-        <w:t xml:space="preserve">, </w:t>
-      </w:r>
-      <w:proofErr w:type="spellStart"/>
-      <w:r>
-        <w:rPr>
-          <w:lang w:val="en-US"/>
-        </w:rPr>
         <w:t>derivs</w:t>
       </w:r>
-      <w:proofErr w:type="spellEnd"/>
       <w:r>
         <w:t>)</w:t>
       </w:r>
@@ -20861,23 +19832,8 @@
         </w:numPr>
         <w:ind w:left="0" w:firstLine="709"/>
       </w:pPr>
-      <w:proofErr w:type="spellStart"/>
-      <w:proofErr w:type="gramStart"/>
-      <w:r>
-        <w:t>interpolateLinear</w:t>
-      </w:r>
-      <w:proofErr w:type="spellEnd"/>
-      <w:r>
-        <w:t>(</w:t>
-      </w:r>
-      <w:proofErr w:type="spellStart"/>
-      <w:proofErr w:type="gramEnd"/>
-      <w:r>
-        <w:t>traj</w:t>
-      </w:r>
-      <w:proofErr w:type="spellEnd"/>
-      <w:r>
-        <w:t>, t) реализует линейную интерполяцию по формуле (3.12) и возвращает состояние в момент времени</w:t>
+      <w:r>
+        <w:t>interpolateLinear(traj, t) реализует линейную интерполяцию по формуле (3.12) и возвращает состояние в момент времени</w:t>
       </w:r>
       <w:r>
         <w:t xml:space="preserve"> </w:t>
@@ -20901,23 +19857,8 @@
         </w:numPr>
         <w:ind w:left="0" w:firstLine="709"/>
       </w:pPr>
-      <w:proofErr w:type="spellStart"/>
-      <w:proofErr w:type="gramStart"/>
-      <w:r>
-        <w:t>isTimeInRange</w:t>
-      </w:r>
-      <w:proofErr w:type="spellEnd"/>
-      <w:r>
-        <w:t>(</w:t>
-      </w:r>
-      <w:proofErr w:type="spellStart"/>
-      <w:proofErr w:type="gramEnd"/>
-      <w:r>
-        <w:t>traj</w:t>
-      </w:r>
-      <w:proofErr w:type="spellEnd"/>
-      <w:r>
-        <w:t>, t) проверяет принадлежность момента интервалу траектории.</w:t>
+      <w:r>
+        <w:t>isTimeInRange(traj, t) проверяет принадлежность момента интервалу траектории.</w:t>
       </w:r>
     </w:p>
     <w:p>
@@ -20987,7 +19928,6 @@
         </w:rPr>
         <w:t>.</w:t>
       </w:r>
-      <w:proofErr w:type="spellStart"/>
       <w:r>
         <w:rPr>
           <w:b/>
@@ -20996,7 +19936,6 @@
         </w:rPr>
         <w:t>cpp</w:t>
       </w:r>
-      <w:proofErr w:type="spellEnd"/>
       <w:r>
         <w:rPr>
           <w:b/>
@@ -21029,15 +19968,7 @@
         <w:ind w:left="0" w:firstLine="709"/>
       </w:pPr>
       <w:r>
-        <w:t>utc2tdb(</w:t>
-      </w:r>
-      <w:proofErr w:type="spellStart"/>
-      <w:r>
-        <w:t>jd_utc</w:t>
-      </w:r>
-      <w:proofErr w:type="spellEnd"/>
-      <w:r>
-        <w:t>) выполняет цепочку преобразования шкал времени UTC–TDB;</w:t>
+        <w:t>utc2tdb(jd_utc) выполняет цепочку преобразования шкал времени UTC–TDB;</w:t>
       </w:r>
     </w:p>
     <w:p>
@@ -21049,12 +19980,10 @@
         </w:numPr>
         <w:ind w:left="0" w:firstLine="709"/>
       </w:pPr>
-      <w:proofErr w:type="spellStart"/>
       <w:r>
         <w:lastRenderedPageBreak/>
         <w:t>stationITR</w:t>
       </w:r>
-      <w:proofErr w:type="spellEnd"/>
       <w:r>
         <w:rPr>
           <w:lang w:val="en-US"/>
@@ -21062,34 +19991,8 @@
         <w:t>F</w:t>
       </w:r>
       <w:r>
-        <w:t>2</w:t>
-      </w:r>
-      <w:proofErr w:type="gramStart"/>
-      <w:r>
-        <w:t>GCRS(</w:t>
-      </w:r>
-      <w:proofErr w:type="spellStart"/>
-      <w:proofErr w:type="gramEnd"/>
-      <w:r>
-        <w:t>jd_utc</w:t>
-      </w:r>
-      <w:proofErr w:type="spellEnd"/>
-      <w:r>
-        <w:t xml:space="preserve">, </w:t>
-      </w:r>
-      <w:proofErr w:type="spellStart"/>
-      <w:r>
-        <w:t>jd_tt</w:t>
-      </w:r>
-      <w:proofErr w:type="spellEnd"/>
-      <w:r>
-        <w:t xml:space="preserve">, </w:t>
-      </w:r>
-      <w:proofErr w:type="spellStart"/>
-      <w:r>
-        <w:t>r_itr</w:t>
-      </w:r>
-      <w:proofErr w:type="spellEnd"/>
+        <w:t>2GCRS(jd_utc, jd_tt, r_itr</w:t>
+      </w:r>
       <w:r>
         <w:rPr>
           <w:lang w:val="en-US"/>
@@ -21136,43 +20039,12 @@
         </w:numPr>
         <w:ind w:left="0" w:firstLine="709"/>
       </w:pPr>
-      <w:proofErr w:type="spellStart"/>
-      <w:proofErr w:type="gramStart"/>
-      <w:r>
-        <w:t>solveLightTime</w:t>
-      </w:r>
-      <w:proofErr w:type="spellEnd"/>
+      <w:r>
+        <w:t xml:space="preserve">solveLightTime(jd_obs_tdb, r_obs, traj) итерационно решает уравнение светового времени </w:t>
+      </w:r>
       <w:r>
         <w:t>(</w:t>
       </w:r>
-      <w:proofErr w:type="spellStart"/>
-      <w:proofErr w:type="gramEnd"/>
-      <w:r>
-        <w:t>jd_obs_tdb</w:t>
-      </w:r>
-      <w:proofErr w:type="spellEnd"/>
-      <w:r>
-        <w:t xml:space="preserve">, </w:t>
-      </w:r>
-      <w:proofErr w:type="spellStart"/>
-      <w:r>
-        <w:t>r_obs</w:t>
-      </w:r>
-      <w:proofErr w:type="spellEnd"/>
-      <w:r>
-        <w:t xml:space="preserve">, </w:t>
-      </w:r>
-      <w:proofErr w:type="spellStart"/>
-      <w:r>
-        <w:t>traj</w:t>
-      </w:r>
-      <w:proofErr w:type="spellEnd"/>
-      <w:r>
-        <w:t xml:space="preserve">) итерационно решает уравнение светового времени </w:t>
-      </w:r>
-      <w:r>
-        <w:t>(</w:t>
-      </w:r>
       <w:r>
         <w:t xml:space="preserve">3.10), </w:t>
       </w:r>
@@ -21180,13 +20052,8 @@
         <w:t>используя</w:t>
       </w:r>
       <w:r>
-        <w:t xml:space="preserve"> </w:t>
-      </w:r>
-      <w:proofErr w:type="spellStart"/>
-      <w:r>
-        <w:t>interpolateLinear</w:t>
-      </w:r>
-      <w:proofErr w:type="spellEnd"/>
+        <w:t xml:space="preserve"> interpolateLinear</w:t>
+      </w:r>
       <w:r>
         <w:t>;</w:t>
       </w:r>
@@ -21200,39 +20067,8 @@
         </w:numPr>
         <w:ind w:left="0" w:firstLine="709"/>
       </w:pPr>
-      <w:proofErr w:type="spellStart"/>
-      <w:proofErr w:type="gramStart"/>
-      <w:r>
-        <w:t>Deflection</w:t>
-      </w:r>
-      <w:proofErr w:type="spellEnd"/>
-      <w:r>
-        <w:t>(</w:t>
-      </w:r>
-      <w:proofErr w:type="spellStart"/>
-      <w:proofErr w:type="gramEnd"/>
-      <w:r>
-        <w:t>rho</w:t>
-      </w:r>
-      <w:proofErr w:type="spellEnd"/>
-      <w:r>
-        <w:t xml:space="preserve">, </w:t>
-      </w:r>
-      <w:proofErr w:type="spellStart"/>
-      <w:r>
-        <w:t>r_obs</w:t>
-      </w:r>
-      <w:proofErr w:type="spellEnd"/>
-      <w:r>
-        <w:t xml:space="preserve">) вызывает </w:t>
-      </w:r>
-      <w:proofErr w:type="spellStart"/>
-      <w:r>
-        <w:t>iauLd</w:t>
-      </w:r>
-      <w:proofErr w:type="spellEnd"/>
-      <w:r>
-        <w:t xml:space="preserve">() </w:t>
+      <w:r>
+        <w:t xml:space="preserve">Deflection(rho, r_obs) вызывает iauLd() </w:t>
       </w:r>
       <w:r>
         <w:t>для учета</w:t>
@@ -21262,34 +20098,8 @@
         </w:numPr>
         <w:ind w:left="0" w:firstLine="709"/>
       </w:pPr>
-      <w:proofErr w:type="spellStart"/>
-      <w:proofErr w:type="gramStart"/>
-      <w:r>
-        <w:t>cartesianToSphericalArcsec</w:t>
-      </w:r>
-      <w:proofErr w:type="spellEnd"/>
-      <w:r>
-        <w:t>(</w:t>
-      </w:r>
-      <w:proofErr w:type="gramEnd"/>
-      <w:r>
-        <w:t xml:space="preserve">r, </w:t>
-      </w:r>
-      <w:proofErr w:type="spellStart"/>
-      <w:r>
-        <w:t>ra</w:t>
-      </w:r>
-      <w:proofErr w:type="spellEnd"/>
-      <w:r>
-        <w:t xml:space="preserve">, </w:t>
-      </w:r>
-      <w:proofErr w:type="spellStart"/>
-      <w:r>
-        <w:t>dec</w:t>
-      </w:r>
-      <w:proofErr w:type="spellEnd"/>
-      <w:r>
-        <w:t xml:space="preserve">) вызывает iauC2s() </w:t>
+      <w:r>
+        <w:t xml:space="preserve">cartesianToSphericalArcsec(r, ra, dec) вызывает iauC2s() </w:t>
       </w:r>
       <w:r>
         <w:t>для</w:t>
@@ -21319,39 +20129,8 @@
         </w:numPr>
         <w:ind w:left="0" w:firstLine="709"/>
       </w:pPr>
-      <w:proofErr w:type="spellStart"/>
-      <w:proofErr w:type="gramStart"/>
-      <w:r>
-        <w:t>reduceObservation</w:t>
-      </w:r>
-      <w:proofErr w:type="spellEnd"/>
-      <w:r>
-        <w:t>(</w:t>
-      </w:r>
-      <w:proofErr w:type="spellStart"/>
-      <w:proofErr w:type="gramEnd"/>
-      <w:r>
-        <w:t>obs</w:t>
-      </w:r>
-      <w:proofErr w:type="spellEnd"/>
-      <w:r>
-        <w:t xml:space="preserve">, </w:t>
-      </w:r>
-      <w:proofErr w:type="spellStart"/>
-      <w:r>
-        <w:t>traj</w:t>
-      </w:r>
-      <w:proofErr w:type="spellEnd"/>
-      <w:r>
-        <w:t xml:space="preserve">, </w:t>
-      </w:r>
-      <w:proofErr w:type="spellStart"/>
-      <w:r>
-        <w:t>result</w:t>
-      </w:r>
-      <w:proofErr w:type="spellEnd"/>
-      <w:r>
-        <w:t>) – конвейер редукции,</w:t>
+      <w:r>
+        <w:t>reduceObservation(obs, traj, result) – конвейер редукции,</w:t>
       </w:r>
       <w:r>
         <w:t xml:space="preserve"> применяющий все преобразования и</w:t>
@@ -21389,49 +20168,15 @@
         </w:numPr>
         <w:ind w:left="0" w:firstLine="709"/>
       </w:pPr>
-      <w:proofErr w:type="spellStart"/>
-      <w:r>
-        <w:t>Observation</w:t>
-      </w:r>
-      <w:proofErr w:type="spellEnd"/>
-      <w:r>
-        <w:t xml:space="preserve"> содерж</w:t>
+      <w:r>
+        <w:t>Observation содерж</w:t>
       </w:r>
       <w:r>
         <w:t>ит</w:t>
       </w:r>
       <w:r>
-        <w:t xml:space="preserve"> момент измерения </w:t>
-      </w:r>
-      <w:proofErr w:type="spellStart"/>
-      <w:r>
-        <w:t>jd_utc</w:t>
-      </w:r>
-      <w:proofErr w:type="spellEnd"/>
-      <w:r>
-        <w:t xml:space="preserve">, наблюдённые прямое восхождение </w:t>
-      </w:r>
-      <w:proofErr w:type="spellStart"/>
-      <w:r>
-        <w:t>ra</w:t>
-      </w:r>
-      <w:proofErr w:type="spellEnd"/>
-      <w:r>
-        <w:t xml:space="preserve"> и склонение </w:t>
-      </w:r>
-      <w:proofErr w:type="spellStart"/>
-      <w:r>
-        <w:t>dec</w:t>
-      </w:r>
-      <w:proofErr w:type="spellEnd"/>
-      <w:r>
-        <w:t xml:space="preserve">, геоцентрические координаты станции </w:t>
-      </w:r>
-      <w:proofErr w:type="spellStart"/>
-      <w:r>
-        <w:t>r_station_itr</w:t>
-      </w:r>
-      <w:proofErr w:type="spellEnd"/>
+        <w:t xml:space="preserve"> момент измерения jd_utc, наблюдённые прямое восхождение ra и склонение dec, геоцентрические координаты станции r_station_itr</w:t>
+      </w:r>
       <w:r>
         <w:rPr>
           <w:lang w:val="en-US"/>
@@ -21457,29 +20202,8 @@
         </w:numPr>
         <w:ind w:left="0" w:firstLine="709"/>
       </w:pPr>
-      <w:proofErr w:type="spellStart"/>
-      <w:r>
-        <w:t>ReductionResult</w:t>
-      </w:r>
-      <w:proofErr w:type="spellEnd"/>
-      <w:r>
-        <w:t xml:space="preserve"> с моментами времени в шкалах UTC и TDB и вычисленными невязками </w:t>
-      </w:r>
-      <w:proofErr w:type="spellStart"/>
-      <w:r>
-        <w:t>dRA</w:t>
-      </w:r>
-      <w:proofErr w:type="spellEnd"/>
-      <w:r>
-        <w:t xml:space="preserve"> и </w:t>
-      </w:r>
-      <w:proofErr w:type="spellStart"/>
-      <w:r>
-        <w:t>dDec</w:t>
-      </w:r>
-      <w:proofErr w:type="spellEnd"/>
-      <w:r>
-        <w:t>.</w:t>
+      <w:r>
+        <w:t>ReductionResult с моментами времени в шкалах UTC и TDB и вычисленными невязками dRA и dDec.</w:t>
       </w:r>
     </w:p>
     <w:p>
@@ -21509,23 +20233,7 @@
           <w:b/>
           <w:bCs/>
         </w:rPr>
-        <w:t xml:space="preserve"> (</w:t>
-      </w:r>
-      <w:proofErr w:type="spellStart"/>
-      <w:r>
-        <w:rPr>
-          <w:b/>
-          <w:bCs/>
-        </w:rPr>
-        <w:t>GaussNewton.h</w:t>
-      </w:r>
-      <w:proofErr w:type="spellEnd"/>
-      <w:r>
-        <w:rPr>
-          <w:b/>
-          <w:bCs/>
-        </w:rPr>
-        <w:t>, GaussNewton.cpp)</w:t>
+        <w:t xml:space="preserve"> (GaussNewton.h, GaussNewton.cpp)</w:t>
       </w:r>
     </w:p>
     <w:p>
@@ -21551,23 +20259,8 @@
         </w:numPr>
         <w:ind w:left="0" w:firstLine="709"/>
       </w:pPr>
-      <w:proofErr w:type="spellStart"/>
-      <w:proofErr w:type="gramStart"/>
-      <w:r>
-        <w:t>ExtendedState</w:t>
-      </w:r>
-      <w:proofErr w:type="spellEnd"/>
-      <w:r>
-        <w:t>::</w:t>
-      </w:r>
-      <w:proofErr w:type="spellStart"/>
-      <w:proofErr w:type="gramEnd"/>
-      <w:r>
-        <w:t>initIdentity</w:t>
-      </w:r>
-      <w:proofErr w:type="spellEnd"/>
-      <w:r>
-        <w:t>() инициализирует матрицу чувствительности единичной матрицей в соответствии с начальным условием (3.23);</w:t>
+      <w:r>
+        <w:t>ExtendedState::initIdentity() инициализирует матрицу чувствительности единичной матрицей в соответствии с начальным условием (3.23);</w:t>
       </w:r>
     </w:p>
     <w:p>
@@ -21579,34 +20272,8 @@
         </w:numPr>
         <w:ind w:left="0" w:firstLine="709"/>
       </w:pPr>
-      <w:proofErr w:type="spellStart"/>
-      <w:proofErr w:type="gramStart"/>
-      <w:r>
-        <w:t>extendedDerivs</w:t>
-      </w:r>
-      <w:proofErr w:type="spellEnd"/>
-      <w:r>
-        <w:t>(</w:t>
-      </w:r>
-      <w:proofErr w:type="gramEnd"/>
-      <w:r>
-        <w:t xml:space="preserve">t, </w:t>
-      </w:r>
-      <w:proofErr w:type="spellStart"/>
-      <w:r>
-        <w:t>aug</w:t>
-      </w:r>
-      <w:proofErr w:type="spellEnd"/>
-      <w:r>
-        <w:t xml:space="preserve">, </w:t>
-      </w:r>
-      <w:proofErr w:type="spellStart"/>
-      <w:r>
-        <w:t>ng</w:t>
-      </w:r>
-      <w:proofErr w:type="spellEnd"/>
-      <w:r>
-        <w:t>) формирует правую часть уравнений в вариациях: вычисляет матрицы ∂F/∂X и ∂F/∂P и реализует систему (3.22)–(3.26);</w:t>
+      <w:r>
+        <w:t>extendedDerivs(t, aug, ng) формирует правую часть уравнений в вариациях: вычисляет матрицы ∂F/∂X и ∂F/∂P и реализует систему (3.22)–(3.26);</w:t>
       </w:r>
     </w:p>
     <w:p>
@@ -21618,86 +20285,12 @@
         </w:numPr>
         <w:ind w:left="0" w:firstLine="709"/>
       </w:pPr>
-      <w:proofErr w:type="spellStart"/>
-      <w:proofErr w:type="gramStart"/>
-      <w:r>
-        <w:t>integrateExtended</w:t>
-      </w:r>
-      <w:proofErr w:type="spellEnd"/>
-      <w:r>
-        <w:t>(</w:t>
-      </w:r>
-      <w:proofErr w:type="gramEnd"/>
-      <w:r>
-        <w:t xml:space="preserve">t0, </w:t>
-      </w:r>
-      <w:proofErr w:type="spellStart"/>
-      <w:r>
-        <w:t>t_end</w:t>
-      </w:r>
-      <w:proofErr w:type="spellEnd"/>
-      <w:r>
-        <w:t xml:space="preserve">, </w:t>
-      </w:r>
-      <w:proofErr w:type="spellStart"/>
-      <w:r>
-        <w:t>internal_dt</w:t>
-      </w:r>
-      <w:proofErr w:type="spellEnd"/>
-      <w:r>
-        <w:t xml:space="preserve">, </w:t>
-      </w:r>
-      <w:proofErr w:type="spellStart"/>
-      <w:r>
-        <w:t>init</w:t>
-      </w:r>
-      <w:proofErr w:type="spellEnd"/>
-      <w:r>
-        <w:t xml:space="preserve">, </w:t>
-      </w:r>
-      <w:proofErr w:type="spellStart"/>
-      <w:r>
-        <w:t>ng</w:t>
-      </w:r>
-      <w:proofErr w:type="spellEnd"/>
-      <w:r>
-        <w:t xml:space="preserve">) интегрирует расширенную систему от момента t0 до </w:t>
-      </w:r>
-      <w:proofErr w:type="spellStart"/>
-      <w:r>
-        <w:t>t_end</w:t>
-      </w:r>
-      <w:proofErr w:type="spellEnd"/>
-      <w:r>
-        <w:t xml:space="preserve"> с внутренним шагом </w:t>
-      </w:r>
-      <w:proofErr w:type="spellStart"/>
-      <w:r>
-        <w:t>internal_dt</w:t>
-      </w:r>
-      <w:proofErr w:type="spellEnd"/>
-      <w:r>
-        <w:t xml:space="preserve">, последовательно вызывая rk4Step() с параметром </w:t>
-      </w:r>
-      <w:proofErr w:type="spellStart"/>
-      <w:r>
-        <w:t>extendedDerivs</w:t>
-      </w:r>
-      <w:proofErr w:type="spellEnd"/>
-      <w:r>
-        <w:t xml:space="preserve">, и возвращает </w:t>
+      <w:r>
+        <w:t xml:space="preserve">integrateExtended(t0, t_end, internal_dt, init, ng) интегрирует расширенную систему от момента t0 до t_end с внутренним шагом internal_dt, последовательно вызывая rk4Step() с параметром extendedDerivs, и возвращает </w:t>
       </w:r>
       <w:r>
         <w:lastRenderedPageBreak/>
-        <w:t xml:space="preserve">итоговое расширенное состояние; в отличие от </w:t>
-      </w:r>
-      <w:proofErr w:type="spellStart"/>
-      <w:r>
-        <w:t>integrate</w:t>
-      </w:r>
-      <w:proofErr w:type="spellEnd"/>
-      <w:r>
-        <w:t>(...), функция не заполняет траекторию на сетке, а служит для продвижения состояния от одного момента наблюдения к следующему;</w:t>
+        <w:t>итоговое расширенное состояние; в отличие от integrate(...), функция не заполняет траекторию на сетке, а служит для продвижения состояния от одного момента наблюдения к следующему;</w:t>
       </w:r>
     </w:p>
     <w:p>
@@ -21709,31 +20302,8 @@
         </w:numPr>
         <w:ind w:left="0" w:firstLine="709"/>
       </w:pPr>
-      <w:proofErr w:type="spellStart"/>
-      <w:proofErr w:type="gramStart"/>
-      <w:r>
-        <w:t>computeObsJacobian</w:t>
-      </w:r>
-      <w:proofErr w:type="spellEnd"/>
-      <w:r>
-        <w:t>(</w:t>
-      </w:r>
-      <w:proofErr w:type="spellStart"/>
-      <w:proofErr w:type="gramEnd"/>
-      <w:r>
-        <w:t>aug</w:t>
-      </w:r>
-      <w:proofErr w:type="spellEnd"/>
-      <w:r>
-        <w:t xml:space="preserve">, </w:t>
-      </w:r>
-      <w:proofErr w:type="spellStart"/>
-      <w:r>
-        <w:t>r_observer</w:t>
-      </w:r>
-      <w:proofErr w:type="spellEnd"/>
-      <w:r>
-        <w:t>) вычисляет матрицу 2×9 по цепному правилу (3.20), умножая аналитический блок производных наблюдений по координатам на блок матрицы чувствительности;</w:t>
+      <w:r>
+        <w:t>computeObsJacobian(aug, r_observer) вычисляет матрицу 2×9 по цепному правилу (3.20), умножая аналитический блок производных наблюдений по координатам на блок матрицы чувствительности;</w:t>
       </w:r>
     </w:p>
     <w:p>
@@ -21745,19 +20315,15 @@
         </w:numPr>
         <w:ind w:left="0" w:firstLine="709"/>
       </w:pPr>
-      <w:proofErr w:type="spellStart"/>
-      <w:proofErr w:type="gramStart"/>
       <w:r>
         <w:rPr>
           <w:lang w:val="en-US"/>
         </w:rPr>
         <w:t>gaussNewtonStep</w:t>
       </w:r>
-      <w:proofErr w:type="spellEnd"/>
       <w:r>
         <w:t>(</w:t>
       </w:r>
-      <w:proofErr w:type="gramEnd"/>
       <w:r>
         <w:rPr>
           <w:lang w:val="en-US"/>
@@ -21767,25 +20333,21 @@
       <w:r>
         <w:t xml:space="preserve">, </w:t>
       </w:r>
-      <w:proofErr w:type="spellStart"/>
       <w:r>
         <w:rPr>
           <w:lang w:val="en-US"/>
         </w:rPr>
         <w:t>obs</w:t>
       </w:r>
-      <w:proofErr w:type="spellEnd"/>
       <w:r>
         <w:t xml:space="preserve">, </w:t>
       </w:r>
-      <w:proofErr w:type="spellStart"/>
       <w:r>
         <w:rPr>
           <w:lang w:val="en-US"/>
         </w:rPr>
         <w:t>traj</w:t>
       </w:r>
-      <w:proofErr w:type="spellEnd"/>
       <w:r>
         <w:t xml:space="preserve">, </w:t>
       </w:r>
@@ -21856,26 +20418,8 @@
         </w:numPr>
         <w:ind w:left="0" w:firstLine="709"/>
       </w:pPr>
-      <w:proofErr w:type="spellStart"/>
-      <w:proofErr w:type="gramStart"/>
-      <w:r>
-        <w:t>solveCholesky</w:t>
-      </w:r>
-      <w:proofErr w:type="spellEnd"/>
-      <w:r>
-        <w:t>(</w:t>
-      </w:r>
-      <w:proofErr w:type="gramEnd"/>
-      <w:r>
-        <w:t xml:space="preserve">A, b, </w:t>
-      </w:r>
-      <w:proofErr w:type="spellStart"/>
-      <w:r>
-        <w:t>selected</w:t>
-      </w:r>
-      <w:proofErr w:type="spellEnd"/>
-      <w:r>
-        <w:t xml:space="preserve">) </w:t>
+      <w:r>
+        <w:t xml:space="preserve">solveCholesky(A, b, selected) </w:t>
       </w:r>
       <w:r>
         <w:t xml:space="preserve">решает СЛАУ с помощью </w:t>
@@ -21887,15 +20431,7 @@
         <w:t>я</w:t>
       </w:r>
       <w:r>
-        <w:t xml:space="preserve"> </w:t>
-      </w:r>
-      <w:proofErr w:type="spellStart"/>
-      <w:r>
-        <w:t>Холецкого</w:t>
-      </w:r>
-      <w:proofErr w:type="spellEnd"/>
-      <w:r>
-        <w:t xml:space="preserve"> с учётом маски</w:t>
+        <w:t xml:space="preserve"> Холецкого с учётом маски</w:t>
       </w:r>
       <w:r>
         <w:t xml:space="preserve"> выбранных параметров</w:t>
@@ -21913,24 +20449,15 @@
         </w:numPr>
         <w:ind w:left="0" w:firstLine="709"/>
       </w:pPr>
-      <w:proofErr w:type="spellStart"/>
-      <w:proofErr w:type="gramStart"/>
-      <w:r>
-        <w:t>fitOrbit</w:t>
-      </w:r>
-      <w:proofErr w:type="spellEnd"/>
-      <w:r>
-        <w:t>(</w:t>
-      </w:r>
-      <w:proofErr w:type="spellStart"/>
-      <w:proofErr w:type="gramEnd"/>
+      <w:r>
+        <w:t>fitOrbit(</w:t>
+      </w:r>
       <w:r>
         <w:rPr>
           <w:lang w:val="en-US"/>
         </w:rPr>
         <w:t>init</w:t>
       </w:r>
-      <w:proofErr w:type="spellEnd"/>
       <w:r>
         <w:t>_</w:t>
       </w:r>
@@ -21943,14 +20470,12 @@
       <w:r>
         <w:t xml:space="preserve">, </w:t>
       </w:r>
-      <w:proofErr w:type="spellStart"/>
       <w:r>
         <w:rPr>
           <w:lang w:val="en-US"/>
         </w:rPr>
         <w:t>obs</w:t>
       </w:r>
-      <w:proofErr w:type="spellEnd"/>
       <w:r>
         <w:t xml:space="preserve">, </w:t>
       </w:r>
@@ -22045,47 +20570,7 @@
         <w:t xml:space="preserve"> параметров</w:t>
       </w:r>
       <w:r>
-        <w:t xml:space="preserve">, обращаясь к </w:t>
-      </w:r>
-      <w:proofErr w:type="spellStart"/>
-      <w:r>
-        <w:t>integrate</w:t>
-      </w:r>
-      <w:proofErr w:type="spellEnd"/>
-      <w:r>
-        <w:t xml:space="preserve">(), </w:t>
-      </w:r>
-      <w:proofErr w:type="spellStart"/>
-      <w:r>
-        <w:t>computeResidualNorm</w:t>
-      </w:r>
-      <w:proofErr w:type="spellEnd"/>
-      <w:r>
-        <w:t xml:space="preserve">(), </w:t>
-      </w:r>
-      <w:proofErr w:type="spellStart"/>
-      <w:r>
-        <w:t>gaussNewtonStep</w:t>
-      </w:r>
-      <w:proofErr w:type="spellEnd"/>
-      <w:r>
-        <w:t xml:space="preserve">(), </w:t>
-      </w:r>
-      <w:proofErr w:type="spellStart"/>
-      <w:r>
-        <w:t>params_diff</w:t>
-      </w:r>
-      <w:proofErr w:type="spellEnd"/>
-      <w:r>
-        <w:t xml:space="preserve">() и </w:t>
-      </w:r>
-      <w:proofErr w:type="spellStart"/>
-      <w:r>
-        <w:t>printParams</w:t>
-      </w:r>
-      <w:proofErr w:type="spellEnd"/>
-      <w:r>
-        <w:t xml:space="preserve">(); управляет итерациями </w:t>
+        <w:t xml:space="preserve">, обращаясь к integrate(), computeResidualNorm(), gaussNewtonStep(), params_diff() и printParams(); управляет итерациями </w:t>
       </w:r>
       <w:r>
         <w:t xml:space="preserve">(3.18) </w:t>
@@ -22111,11 +20596,9 @@
         </w:numPr>
         <w:ind w:left="0" w:firstLine="709"/>
       </w:pPr>
-      <w:proofErr w:type="spellStart"/>
       <w:r>
         <w:t>OrbitParams</w:t>
       </w:r>
-      <w:proofErr w:type="spellEnd"/>
       <w:r>
         <w:t xml:space="preserve"> содержит </w:t>
       </w:r>
@@ -22132,32 +20615,14 @@
         </w:numPr>
         <w:ind w:left="0" w:firstLine="709"/>
       </w:pPr>
-      <w:proofErr w:type="spellStart"/>
       <w:r>
         <w:t>ExtendedState</w:t>
       </w:r>
-      <w:proofErr w:type="spellEnd"/>
       <w:r>
         <w:t xml:space="preserve"> </w:t>
       </w:r>
       <w:r>
-        <w:t xml:space="preserve">содержит текущее состояние </w:t>
-      </w:r>
-      <w:proofErr w:type="spellStart"/>
-      <w:r>
-        <w:t>state</w:t>
-      </w:r>
-      <w:proofErr w:type="spellEnd"/>
-      <w:r>
-        <w:t xml:space="preserve"> и матрицу чувствительности </w:t>
-      </w:r>
-      <w:proofErr w:type="spellStart"/>
-      <w:r>
-        <w:t>dxdP</w:t>
-      </w:r>
-      <w:proofErr w:type="spellEnd"/>
-      <w:r>
-        <w:t xml:space="preserve"> размером 6×9. </w:t>
+        <w:t xml:space="preserve">содержит текущее состояние state и матрицу чувствительности dxdP размером 6×9. </w:t>
       </w:r>
     </w:p>
     <w:p>
@@ -22174,13 +20639,8 @@
         <w:t>севдонимы</w:t>
       </w:r>
       <w:r>
-        <w:t xml:space="preserve"> </w:t>
-      </w:r>
-      <w:proofErr w:type="spellStart"/>
-      <w:r>
-        <w:t>ParamVector</w:t>
-      </w:r>
-      <w:proofErr w:type="spellEnd"/>
+        <w:t xml:space="preserve"> ParamVector</w:t>
+      </w:r>
       <w:r>
         <w:t xml:space="preserve">, </w:t>
       </w:r>
@@ -22201,23 +20661,7 @@
           <w:b/>
           <w:bCs/>
         </w:rPr>
-        <w:t>Модуль ввода-вывода (</w:t>
-      </w:r>
-      <w:proofErr w:type="spellStart"/>
-      <w:r>
-        <w:rPr>
-          <w:b/>
-          <w:bCs/>
-        </w:rPr>
-        <w:t>FileIO.h</w:t>
-      </w:r>
-      <w:proofErr w:type="spellEnd"/>
-      <w:r>
-        <w:rPr>
-          <w:b/>
-          <w:bCs/>
-        </w:rPr>
-        <w:t>, FileIO.cpp)</w:t>
+        <w:t>Модуль ввода-вывода (FileIO.h, FileIO.cpp)</w:t>
       </w:r>
     </w:p>
     <w:p>
@@ -22249,39 +20693,8 @@
         </w:numPr>
         <w:ind w:left="0" w:firstLine="709"/>
       </w:pPr>
-      <w:proofErr w:type="spellStart"/>
-      <w:proofErr w:type="gramStart"/>
-      <w:r>
-        <w:t>loadObservations</w:t>
-      </w:r>
-      <w:proofErr w:type="spellEnd"/>
-      <w:r>
-        <w:t>(</w:t>
-      </w:r>
-      <w:proofErr w:type="spellStart"/>
-      <w:proofErr w:type="gramEnd"/>
-      <w:r>
-        <w:t>obsFile</w:t>
-      </w:r>
-      <w:proofErr w:type="spellEnd"/>
-      <w:r>
-        <w:t xml:space="preserve">, </w:t>
-      </w:r>
-      <w:proofErr w:type="spellStart"/>
-      <w:r>
-        <w:t>obs_vector</w:t>
-      </w:r>
-      <w:proofErr w:type="spellEnd"/>
-      <w:r>
-        <w:t xml:space="preserve">) – чтение CSV-файла наблюдений и заполнение вектора структур </w:t>
-      </w:r>
-      <w:proofErr w:type="spellStart"/>
-      <w:r>
-        <w:t>Observation</w:t>
-      </w:r>
-      <w:proofErr w:type="spellEnd"/>
-      <w:r>
-        <w:t xml:space="preserve"> моментами времени, угловыми координатами и геоцентрическими положениями обсерваторий;</w:t>
+      <w:r>
+        <w:t>loadObservations(obsFile, obs_vector) – чтение CSV-файла наблюдений и заполнение вектора структур Observation моментами времени, угловыми координатами и геоцентрическими положениями обсерваторий;</w:t>
       </w:r>
     </w:p>
     <w:p>
@@ -22293,48 +20706,9 @@
         </w:numPr>
         <w:ind w:left="0" w:firstLine="709"/>
       </w:pPr>
-      <w:proofErr w:type="spellStart"/>
-      <w:proofErr w:type="gramStart"/>
       <w:r>
         <w:lastRenderedPageBreak/>
-        <w:t>processObservations</w:t>
-      </w:r>
-      <w:proofErr w:type="spellEnd"/>
-      <w:r>
-        <w:t>(</w:t>
-      </w:r>
-      <w:proofErr w:type="spellStart"/>
-      <w:proofErr w:type="gramEnd"/>
-      <w:r>
-        <w:t>obsFile</w:t>
-      </w:r>
-      <w:proofErr w:type="spellEnd"/>
-      <w:r>
-        <w:t xml:space="preserve">, </w:t>
-      </w:r>
-      <w:proofErr w:type="spellStart"/>
-      <w:r>
-        <w:t>outFile</w:t>
-      </w:r>
-      <w:proofErr w:type="spellEnd"/>
-      <w:r>
-        <w:t xml:space="preserve">, </w:t>
-      </w:r>
-      <w:proofErr w:type="spellStart"/>
-      <w:r>
-        <w:t>traj</w:t>
-      </w:r>
-      <w:proofErr w:type="spellEnd"/>
-      <w:r>
-        <w:t xml:space="preserve">) – формирование файла невязок: для каждого наблюдения вызывается </w:t>
-      </w:r>
-      <w:proofErr w:type="spellStart"/>
-      <w:r>
-        <w:t>reduceObservation</w:t>
-      </w:r>
-      <w:proofErr w:type="spellEnd"/>
-      <w:r>
-        <w:t>() на готовой траектории, результаты записываются в выходной CSV;</w:t>
+        <w:t>processObservations(obsFile, outFile, traj) – формирование файла невязок: для каждого наблюдения вызывается reduceObservation() на готовой траектории, результаты записываются в выходной CSV;</w:t>
       </w:r>
     </w:p>
     <w:p>
@@ -22346,55 +20720,8 @@
         </w:numPr>
         <w:ind w:left="0" w:firstLine="709"/>
       </w:pPr>
-      <w:proofErr w:type="spellStart"/>
-      <w:proofErr w:type="gramStart"/>
-      <w:r>
-        <w:t>loadTrajectoryFromCSV</w:t>
-      </w:r>
-      <w:proofErr w:type="spellEnd"/>
-      <w:r>
-        <w:t>(</w:t>
-      </w:r>
-      <w:proofErr w:type="spellStart"/>
-      <w:proofErr w:type="gramEnd"/>
-      <w:r>
-        <w:t>filename</w:t>
-      </w:r>
-      <w:proofErr w:type="spellEnd"/>
-      <w:r>
-        <w:t xml:space="preserve">, </w:t>
-      </w:r>
-      <w:proofErr w:type="spellStart"/>
-      <w:r>
-        <w:t>traj</w:t>
-      </w:r>
-      <w:proofErr w:type="spellEnd"/>
-      <w:r>
-        <w:t xml:space="preserve">, t0, </w:t>
-      </w:r>
-      <w:proofErr w:type="spellStart"/>
-      <w:r>
-        <w:t>tend</w:t>
-      </w:r>
-      <w:proofErr w:type="spellEnd"/>
-      <w:r>
-        <w:t xml:space="preserve">, </w:t>
-      </w:r>
-      <w:proofErr w:type="spellStart"/>
-      <w:r>
-        <w:t>dt</w:t>
-      </w:r>
-      <w:proofErr w:type="spellEnd"/>
-      <w:r>
-        <w:t xml:space="preserve">) – загрузка траектории в формате JPL </w:t>
-      </w:r>
-      <w:proofErr w:type="spellStart"/>
-      <w:r>
-        <w:t>Horizons</w:t>
-      </w:r>
-      <w:proofErr w:type="spellEnd"/>
-      <w:r>
-        <w:t>; функция использовалась на этапе отладки для сравнения собственного интегратора с эталонным решением и в рабочем сценарии не вызывается.</w:t>
+      <w:r>
+        <w:t>loadTrajectoryFromCSV(filename, traj, t0, tend, dt) – загрузка траектории в формате JPL Horizons; функция использовалась на этапе отладки для сравнения собственного интегратора с эталонным решением и в рабочем сценарии не вызывается.</w:t>
       </w:r>
     </w:p>
     <w:p>
@@ -22418,20 +20745,7 @@
         <w:pStyle w:val="a1"/>
       </w:pPr>
       <w:r>
-        <w:t xml:space="preserve">Файл содержит функцию </w:t>
-      </w:r>
-      <w:proofErr w:type="spellStart"/>
-      <w:proofErr w:type="gramStart"/>
-      <w:r>
-        <w:t>main</w:t>
-      </w:r>
-      <w:proofErr w:type="spellEnd"/>
-      <w:r>
-        <w:t>(</w:t>
-      </w:r>
-      <w:proofErr w:type="gramEnd"/>
-      <w:r>
-        <w:t xml:space="preserve">), задающую конфигурацию вычислений и последовательно запускающую этапы работы. </w:t>
+        <w:t xml:space="preserve">Файл содержит функцию main(), задающую конфигурацию вычислений и последовательно запускающую этапы работы. </w:t>
       </w:r>
       <w:r>
         <w:t>Определяются следующие переменные</w:t>
@@ -22439,88 +20753,28 @@
       <w:r>
         <w:t xml:space="preserve">: путь к файлу эфемерид EPM2021, путь к файлу наблюдений, начальный момент t0 в шкале JD, длина интервала интегрирования, внутренний шаг </w:t>
       </w:r>
-      <w:proofErr w:type="spellStart"/>
-      <w:r>
-        <w:t>dt</w:t>
-      </w:r>
-      <w:proofErr w:type="spellEnd"/>
-      <w:r>
-        <w:t xml:space="preserve"> = 0.0125 </w:t>
-      </w:r>
-      <w:proofErr w:type="spellStart"/>
-      <w:r>
-        <w:t>сут</w:t>
-      </w:r>
-      <w:proofErr w:type="spellEnd"/>
-      <w:r>
-        <w:t xml:space="preserve">, начальное приближение r0 и v0, взятое из решения JPL </w:t>
-      </w:r>
-      <w:proofErr w:type="spellStart"/>
-      <w:r>
-        <w:t>Horizons</w:t>
-      </w:r>
-      <w:proofErr w:type="spellEnd"/>
-      <w:r>
-        <w:t xml:space="preserve">, нулевое начальное приближение для коэффициентов A1, A2, A3 и маска </w:t>
-      </w:r>
-      <w:proofErr w:type="spellStart"/>
-      <w:r>
-        <w:t>selected</w:t>
-      </w:r>
-      <w:proofErr w:type="spellEnd"/>
-      <w:r>
-        <w:t xml:space="preserve">, по умолчанию включающая уточнение всех девяти параметров. Функция </w:t>
-      </w:r>
-      <w:proofErr w:type="spellStart"/>
-      <w:proofErr w:type="gramStart"/>
-      <w:r>
-        <w:t>main</w:t>
-      </w:r>
-      <w:proofErr w:type="spellEnd"/>
-      <w:r>
-        <w:t>(</w:t>
-      </w:r>
-      <w:proofErr w:type="gramEnd"/>
-      <w:r>
-        <w:t xml:space="preserve">) вызывает </w:t>
-      </w:r>
-      <w:proofErr w:type="spellStart"/>
-      <w:r>
-        <w:t>initCometModel</w:t>
-      </w:r>
-      <w:proofErr w:type="spellEnd"/>
-      <w:r>
-        <w:t xml:space="preserve">(), затем </w:t>
-      </w:r>
-      <w:proofErr w:type="spellStart"/>
-      <w:r>
-        <w:t>loadObservations</w:t>
-      </w:r>
-      <w:proofErr w:type="spellEnd"/>
-      <w:r>
-        <w:t xml:space="preserve">() для чтения </w:t>
+      <m:oMath>
+        <m:r>
+          <w:rPr>
+            <w:rFonts w:ascii="Cambria Math" w:hAnsi="Cambria Math"/>
+          </w:rPr>
+          <m:t xml:space="preserve">dt = </m:t>
+        </m:r>
+        <m:r>
+          <w:rPr>
+            <w:rFonts w:ascii="Cambria Math" w:hAnsi="Cambria Math"/>
+          </w:rPr>
+          <m:t>1/80</m:t>
+        </m:r>
+      </m:oMath>
+      <w:r>
+        <w:t xml:space="preserve"> сут, начальное приближение r0 и v0, взятое из решения JPL Horizons, нулевое начальное приближение для коэффициентов A1, A2, A3 и маска selected, по умолчанию включающая уточнение всех девяти параметров. Функция main() вызывает initCometModel(), затем loadObservations() для чтения </w:t>
       </w:r>
       <w:r>
         <w:t>астрометрических данных</w:t>
       </w:r>
       <w:r>
-        <w:t xml:space="preserve">, передаёт собранные данные в </w:t>
-      </w:r>
-      <w:proofErr w:type="spellStart"/>
-      <w:r>
-        <w:t>fitOrbit</w:t>
-      </w:r>
-      <w:proofErr w:type="spellEnd"/>
-      <w:r>
-        <w:t xml:space="preserve">() и по завершении подгонки освобождает ресурсы вызовом </w:t>
-      </w:r>
-      <w:proofErr w:type="spellStart"/>
-      <w:r>
-        <w:t>cleanupCometModel</w:t>
-      </w:r>
-      <w:proofErr w:type="spellEnd"/>
-      <w:r>
-        <w:t xml:space="preserve">(). </w:t>
+        <w:t xml:space="preserve">, передаёт собранные данные в fitOrbit() и по завершении подгонки освобождает ресурсы вызовом cleanupCometModel(). </w:t>
       </w:r>
     </w:p>
     <w:p>
@@ -22562,9 +20816,9 @@
         </w:rPr>
         <w:lastRenderedPageBreak/>
         <w:drawing>
-          <wp:inline distT="0" distB="0" distL="0" distR="0" wp14:anchorId="7C109BB3" wp14:editId="1EF264C6">
-            <wp:extent cx="5940425" cy="3380740"/>
-            <wp:effectExtent l="0" t="0" r="3175" b="0"/>
+          <wp:inline distT="0" distB="0" distL="0" distR="0" wp14:anchorId="7C109BB3" wp14:editId="7C1D86E2">
+            <wp:extent cx="5289550" cy="3010322"/>
+            <wp:effectExtent l="0" t="0" r="6350" b="0"/>
             <wp:docPr id="4" name="Рисунок 4"/>
             <wp:cNvGraphicFramePr>
               <a:graphicFrameLocks xmlns:a="http://schemas.openxmlformats.org/drawingml/2006/main" noChangeAspect="1"/>
@@ -22594,7 +20848,7 @@
                   <pic:spPr bwMode="auto">
                     <a:xfrm>
                       <a:off x="0" y="0"/>
-                      <a:ext cx="5940425" cy="3380740"/>
+                      <a:ext cx="5305073" cy="3019156"/>
                     </a:xfrm>
                     <a:prstGeom prst="rect">
                       <a:avLst/>
@@ -22649,39 +20903,7 @@
         <w:t xml:space="preserve">Программа состоит из последовательно выполняемых этапов, главным из которых является итерационная подгонка параметров. </w:t>
       </w:r>
       <w:r>
-        <w:t xml:space="preserve">Данные между модулями передаются через структуры </w:t>
-      </w:r>
-      <w:proofErr w:type="spellStart"/>
-      <w:r>
-        <w:t>StateVector</w:t>
-      </w:r>
-      <w:proofErr w:type="spellEnd"/>
-      <w:r>
-        <w:t xml:space="preserve">, </w:t>
-      </w:r>
-      <w:proofErr w:type="spellStart"/>
-      <w:r>
-        <w:t>Trajectory</w:t>
-      </w:r>
-      <w:proofErr w:type="spellEnd"/>
-      <w:r>
-        <w:t xml:space="preserve">, </w:t>
-      </w:r>
-      <w:proofErr w:type="spellStart"/>
-      <w:r>
-        <w:t>Observation</w:t>
-      </w:r>
-      <w:proofErr w:type="spellEnd"/>
-      <w:r>
-        <w:t xml:space="preserve"> и </w:t>
-      </w:r>
-      <w:proofErr w:type="spellStart"/>
-      <w:r>
-        <w:t>OrbitParams</w:t>
-      </w:r>
-      <w:proofErr w:type="spellEnd"/>
-      <w:r>
-        <w:t xml:space="preserve">; крупные объекты передаются по константной ссылке. Общая схема взаимодействия модулей и потоков данных приведена на рис. </w:t>
+        <w:t xml:space="preserve">Данные между модулями передаются через структуры StateVector, Trajectory, Observation и OrbitParams; крупные объекты передаются по константной ссылке. Общая схема взаимодействия модулей и потоков данных приведена на рис. </w:t>
       </w:r>
       <w:r>
         <w:t>2</w:t>
@@ -22695,28 +20917,7 @@
         <w:pStyle w:val="a1"/>
       </w:pPr>
       <w:r>
-        <w:t xml:space="preserve">Перед началом расчётов модуль динамической модели вызывает функцию </w:t>
-      </w:r>
-      <w:proofErr w:type="spellStart"/>
-      <w:proofErr w:type="gramStart"/>
-      <w:r>
-        <w:t>initEphemeris</w:t>
-      </w:r>
-      <w:proofErr w:type="spellEnd"/>
-      <w:r>
-        <w:t>(</w:t>
-      </w:r>
-      <w:proofErr w:type="gramEnd"/>
-      <w:r>
-        <w:t xml:space="preserve">), которая открывает бинарный файл EPM2021 и настраивает единицы измерения. После этого модуль ввода-вывода читает CSV-файл наблюдений и собирает вектор структур </w:t>
-      </w:r>
-      <w:proofErr w:type="spellStart"/>
-      <w:r>
-        <w:t>Observation</w:t>
-      </w:r>
-      <w:proofErr w:type="spellEnd"/>
-      <w:r>
-        <w:t xml:space="preserve"> – с моментами времени UTC, измеренными прямым восхождением и склонением, а также геоцентрическими положениями обсерваторий.</w:t>
+        <w:t>Перед началом расчётов модуль динамической модели вызывает функцию initEphemeris(), которая открывает бинарный файл EPM2021 и настраивает единицы измерения. После этого модуль ввода-вывода читает CSV-файл наблюдений и собирает вектор структур Observation – с моментами времени UTC, измеренными прямым восхождением и склонением, а также геоцентрическими положениями обсерваторий.</w:t>
       </w:r>
     </w:p>
     <w:p>
@@ -22808,61 +21009,19 @@
         <w:pStyle w:val="a1"/>
       </w:pPr>
       <w:r>
-        <w:t xml:space="preserve">Подготовленные данные передаются в функцию </w:t>
-      </w:r>
-      <w:proofErr w:type="spellStart"/>
-      <w:proofErr w:type="gramStart"/>
-      <w:r>
-        <w:t>fitOrbit</w:t>
-      </w:r>
-      <w:proofErr w:type="spellEnd"/>
-      <w:r>
-        <w:t>(</w:t>
-      </w:r>
-      <w:proofErr w:type="gramEnd"/>
-      <w:r>
-        <w:t xml:space="preserve">), которая отвечает за внешний цикл подгонки. На каждой итерации модуль интегрирования строит базовую траекторию на заданном интервале по текущим значениям параметров орбиты. Для каждого наблюдения запускается процедура редукции: пересчёт между шкалами времени, преобразование координат станции, итерационное решение уравнения светового времени, учёт гравитационного отклонения и вычисление невязок. Совместно с этим модуль интегрирует расширенную систему уравнений в вариациях и накапливает матрицу чувствительности состояния к параметрам, а в моменты наблюдений собирает по цепному правилу блоки матрицы Якоби. По невязкам и Якобиану строится нормальная система линейных уравнений, которая решается </w:t>
+        <w:t xml:space="preserve">Подготовленные данные передаются в функцию fitOrbit(), которая отвечает за внешний цикл подгонки. На каждой итерации модуль интегрирования строит базовую траекторию на заданном интервале по текущим значениям параметров орбиты. Для каждого наблюдения запускается процедура редукции: пересчёт между шкалами времени, преобразование координат станции, итерационное решение уравнения светового времени, учёт гравитационного отклонения и вычисление невязок. Совместно с этим модуль интегрирует расширенную систему уравнений в вариациях и накапливает матрицу чувствительности состояния к параметрам, а в моменты наблюдений собирает по цепному правилу блоки матрицы Якоби. По невязкам и Якобиану строится нормальная система линейных уравнений, которая решается </w:t>
       </w:r>
       <w:r>
         <w:lastRenderedPageBreak/>
-        <w:t xml:space="preserve">разложением </w:t>
-      </w:r>
-      <w:proofErr w:type="spellStart"/>
-      <w:r>
-        <w:t>Холецкого</w:t>
-      </w:r>
-      <w:proofErr w:type="spellEnd"/>
-      <w:r>
-        <w:t xml:space="preserve"> с учётом маски варьируемых параметров. Найденная поправка прибавляется к текущему приближению.</w:t>
-      </w:r>
-    </w:p>
-    <w:p>
-      <w:pPr>
-        <w:pStyle w:val="a1"/>
-      </w:pPr>
-      <w:r>
-        <w:t xml:space="preserve">В конце каждой итерации проверяется норма относительного изменения параметров. Если она опускается ниже заданного порога либо если число итераций превышает лимит, цикл завершается. После выхода из цикла итоговые параметры орбиты выводятся в консоль, ресурсы </w:t>
-      </w:r>
-      <w:proofErr w:type="spellStart"/>
-      <w:r>
-        <w:t>эфемеридного</w:t>
-      </w:r>
-      <w:proofErr w:type="spellEnd"/>
-      <w:r>
-        <w:t xml:space="preserve"> движка освобождаются вызовом </w:t>
-      </w:r>
-      <w:proofErr w:type="spellStart"/>
-      <w:proofErr w:type="gramStart"/>
-      <w:r>
-        <w:t>cleanupCometModel</w:t>
-      </w:r>
-      <w:proofErr w:type="spellEnd"/>
-      <w:r>
-        <w:t>(</w:t>
-      </w:r>
-      <w:proofErr w:type="gramEnd"/>
-      <w:r>
-        <w:t xml:space="preserve">), файлы закрываются. </w:t>
+        <w:t>разложением Холецкого с учётом маски варьируемых параметров. Найденная поправка прибавляется к текущему приближению.</w:t>
+      </w:r>
+    </w:p>
+    <w:p>
+      <w:pPr>
+        <w:pStyle w:val="a1"/>
+      </w:pPr>
+      <w:r>
+        <w:t xml:space="preserve">В конце каждой итерации проверяется норма относительного изменения параметров. Если она опускается ниже заданного порога либо если число итераций превышает лимит, цикл завершается. После выхода из цикла итоговые параметры орбиты выводятся в консоль, ресурсы эфемеридного движка освобождаются вызовом cleanupCometModel(), файлы закрываются. </w:t>
       </w:r>
       <w:r>
         <w:br w:type="page"/>
@@ -22877,7 +21036,7 @@
       </w:pPr>
       <w:bookmarkStart w:id="38" w:name="_Toc228565314"/>
       <w:bookmarkStart w:id="39" w:name="_Toc228645310"/>
-      <w:bookmarkStart w:id="40" w:name="_Toc228646476"/>
+      <w:bookmarkStart w:id="40" w:name="_Toc228907438"/>
       <w:r>
         <w:rPr>
           <w:rFonts w:eastAsia="Noto Serif CJK SC"/>
@@ -22891,6 +21050,2622 @@
     </w:p>
     <w:p>
       <w:pPr>
+        <w:pStyle w:val="3"/>
+        <w:rPr>
+          <w:rFonts w:eastAsia="Noto Serif CJK SC"/>
+        </w:rPr>
+      </w:pPr>
+      <w:r>
+        <w:rPr>
+          <w:rFonts w:eastAsia="Noto Serif CJK SC"/>
+        </w:rPr>
+        <w:t>4.1 Методика экспериментов</w:t>
+      </w:r>
+    </w:p>
+    <w:p>
+      <w:pPr>
+        <w:pStyle w:val="a1"/>
+        <w:rPr>
+          <w:lang w:eastAsia="ru-RU" w:bidi="ar-SA"/>
+        </w:rPr>
+      </w:pPr>
+      <w:r>
+        <w:rPr>
+          <w:lang w:eastAsia="ru-RU" w:bidi="ar-SA"/>
+        </w:rPr>
+        <w:t>В данной главе исследуются три свойства разработанного решения: сходимость итерационного метода уточнения параметров, точность полученных параметров орбиты в сравнении с публикуемыми данными и быстродействие программной реализации. Выбор этих свойств обусловлен характером задачи – уточнение орбиты по реальным астрометрическим наблюдениям требует подтверждения как корректности и устойчивости численной процедуры, так и приемлемых вычислительных затрат.</w:t>
+      </w:r>
+    </w:p>
+    <w:p>
+      <w:pPr>
+        <w:pStyle w:val="a1"/>
+        <w:rPr>
+          <w:lang w:eastAsia="ru-RU" w:bidi="ar-SA"/>
+        </w:rPr>
+      </w:pPr>
+      <w:r>
+        <w:rPr>
+          <w:lang w:eastAsia="ru-RU" w:bidi="ar-SA"/>
+        </w:rPr>
+        <w:t>В качестве входных данных использ</w:t>
+      </w:r>
+      <w:r>
+        <w:rPr>
+          <w:lang w:eastAsia="ru-RU" w:bidi="ar-SA"/>
+        </w:rPr>
+        <w:t>овался</w:t>
+      </w:r>
+      <w:r>
+        <w:rPr>
+          <w:lang w:eastAsia="ru-RU" w:bidi="ar-SA"/>
+        </w:rPr>
+        <w:t xml:space="preserve"> массив наземных астрометрических наблюдений кометы 3I/ATLAS, полученный из базы Центра малых планет за период с 5 мая 2025 года по 25 марта 2026 года. Массив содержит 8192 наблюдения </w:t>
+      </w:r>
+      <w:r>
+        <w:rPr>
+          <w:lang w:eastAsia="ru-RU" w:bidi="ar-SA"/>
+        </w:rPr>
+        <w:t>из</w:t>
+      </w:r>
+      <w:r>
+        <w:rPr>
+          <w:lang w:eastAsia="ru-RU" w:bidi="ar-SA"/>
+        </w:rPr>
+        <w:t xml:space="preserve"> 327 обсерваторий. Распределение наблюдений по времени неравномерно: в окрестности прохождения перигелия имеется пробел, связанный с малым угловым удалением кометы от Солнца и невозможностью наземных наблюдений в этот период. Исходные данные в формате MPC 80-column объединяются со списком обсерваторий и приводятся к внутреннему формату программы – строкам вида JD, RA, DEC, X, Y, Z, code, где</w:t>
+      </w:r>
+      <w:r>
+        <w:rPr>
+          <w:lang w:eastAsia="ru-RU" w:bidi="ar-SA"/>
+        </w:rPr>
+        <w:t xml:space="preserve"> </w:t>
+      </w:r>
+      <w:r>
+        <w:rPr>
+          <w:lang w:val="en-US" w:eastAsia="ru-RU" w:bidi="ar-SA"/>
+        </w:rPr>
+        <w:t>JD</w:t>
+      </w:r>
+      <w:r>
+        <w:rPr>
+          <w:lang w:eastAsia="ru-RU" w:bidi="ar-SA"/>
+        </w:rPr>
+        <w:t xml:space="preserve"> – </w:t>
+      </w:r>
+      <w:r>
+        <w:rPr>
+          <w:lang w:eastAsia="ru-RU" w:bidi="ar-SA"/>
+        </w:rPr>
+        <w:t xml:space="preserve">юлианская дата, </w:t>
+      </w:r>
+      <w:r>
+        <w:rPr>
+          <w:lang w:val="en-US" w:eastAsia="ru-RU" w:bidi="ar-SA"/>
+        </w:rPr>
+        <w:t>RA</w:t>
+      </w:r>
+      <w:r>
+        <w:rPr>
+          <w:lang w:eastAsia="ru-RU" w:bidi="ar-SA"/>
+        </w:rPr>
+        <w:t xml:space="preserve"> –</w:t>
+      </w:r>
+      <w:r>
+        <w:rPr>
+          <w:lang w:eastAsia="ru-RU" w:bidi="ar-SA"/>
+        </w:rPr>
+        <w:t xml:space="preserve"> прямое восхождение, </w:t>
+      </w:r>
+      <w:r>
+        <w:rPr>
+          <w:lang w:val="en-US" w:eastAsia="ru-RU" w:bidi="ar-SA"/>
+        </w:rPr>
+        <w:t>DEC</w:t>
+      </w:r>
+      <w:r>
+        <w:rPr>
+          <w:lang w:eastAsia="ru-RU" w:bidi="ar-SA"/>
+        </w:rPr>
+        <w:t xml:space="preserve"> – </w:t>
+      </w:r>
+      <w:r>
+        <w:rPr>
+          <w:lang w:eastAsia="ru-RU" w:bidi="ar-SA"/>
+        </w:rPr>
+        <w:t xml:space="preserve">склонение, X, Y, Z – декартовы координаты обсерватории в системе  </w:t>
+      </w:r>
+      <w:r>
+        <w:rPr>
+          <w:lang w:val="en-US" w:eastAsia="ru-RU" w:bidi="ar-SA"/>
+        </w:rPr>
+        <w:t>ITRF</w:t>
+      </w:r>
+      <w:r>
+        <w:rPr>
+          <w:lang w:eastAsia="ru-RU" w:bidi="ar-SA"/>
+        </w:rPr>
+        <w:t>, code – код обсерватории.</w:t>
+      </w:r>
+    </w:p>
+    <w:p>
+      <w:pPr>
+        <w:pStyle w:val="a1"/>
+        <w:rPr>
+          <w:lang w:eastAsia="ru-RU" w:bidi="ar-SA"/>
+        </w:rPr>
+      </w:pPr>
+      <w:r>
+        <w:rPr>
+          <w:lang w:eastAsia="ru-RU" w:bidi="ar-SA"/>
+        </w:rPr>
+        <w:t xml:space="preserve">Все эксперименты выполнены на персональном компьютере с процессором Intel Core i5-10210U (базовая тактовая частота 2.11 ГГц) и оперативной памятью 8 ГБ под управлением операционной системы Windows 10. Программа собрана компилятором MSVC 19.50.35729 в конфигурации Release с ключом оптимизации /O2. </w:t>
+      </w:r>
+    </w:p>
+    <w:p>
+      <w:pPr>
+        <w:pStyle w:val="a1"/>
+        <w:rPr>
+          <w:lang w:eastAsia="ru-RU" w:bidi="ar-SA"/>
+        </w:rPr>
+      </w:pPr>
+      <w:r>
+        <w:rPr>
+          <w:lang w:eastAsia="ru-RU" w:bidi="ar-SA"/>
+        </w:rPr>
+        <w:t xml:space="preserve">Время выполнения отдельных стадий и полной процедуры уточнения измеряется средствами стандартной библиотеки C++, классом std::chrono::steady_clock, обеспечивающим измерение времени с точностью порядка сотен наносекунд. Каждое измерение повторяется 10 раз, в качестве </w:t>
+      </w:r>
+      <w:r>
+        <w:rPr>
+          <w:lang w:eastAsia="ru-RU" w:bidi="ar-SA"/>
+        </w:rPr>
+        <w:lastRenderedPageBreak/>
+        <w:t>итогового значения принимается среднее арифметическое; разброс между повторами не превышает нескольких процентов и в дальнейшем не приводится. Расход оперативной памяти оценивается по показаниям диспетчера задач Windows после полной загрузки эфемерид и наблюдений.</w:t>
+      </w:r>
+    </w:p>
+    <w:p>
+      <w:pPr>
+        <w:pStyle w:val="a1"/>
+        <w:rPr>
+          <w:lang w:eastAsia="ru-RU" w:bidi="ar-SA"/>
+        </w:rPr>
+      </w:pPr>
+      <w:r>
+        <w:rPr>
+          <w:lang w:eastAsia="ru-RU" w:bidi="ar-SA"/>
+        </w:rPr>
+        <w:t xml:space="preserve">В качестве начального приближения вектора уточняемых параметров </w:t>
+      </w:r>
+      <m:oMath>
+        <m:r>
+          <w:rPr>
+            <w:rFonts w:ascii="Cambria Math" w:hAnsi="Cambria Math"/>
+            <w:lang w:eastAsia="ru-RU" w:bidi="ar-SA"/>
+          </w:rPr>
+          <m:t xml:space="preserve">β = </m:t>
+        </m:r>
+        <m:d>
+          <m:dPr>
+            <m:ctrlPr>
+              <w:rPr>
+                <w:rFonts w:ascii="Cambria Math" w:hAnsi="Cambria Math"/>
+                <w:i/>
+                <w:lang w:eastAsia="ru-RU" w:bidi="ar-SA"/>
+              </w:rPr>
+            </m:ctrlPr>
+          </m:dPr>
+          <m:e>
+            <m:sSup>
+              <m:sSupPr>
+                <m:ctrlPr>
+                  <w:rPr>
+                    <w:rFonts w:ascii="Cambria Math" w:hAnsi="Cambria Math"/>
+                    <w:i/>
+                    <w:lang w:eastAsia="ru-RU" w:bidi="ar-SA"/>
+                  </w:rPr>
+                </m:ctrlPr>
+              </m:sSupPr>
+              <m:e>
+                <m:r>
+                  <w:rPr>
+                    <w:rFonts w:ascii="Cambria Math" w:hAnsi="Cambria Math"/>
+                    <w:lang w:eastAsia="ru-RU" w:bidi="ar-SA"/>
+                  </w:rPr>
+                  <m:t>r</m:t>
+                </m:r>
+              </m:e>
+              <m:sup>
+                <m:r>
+                  <w:rPr>
+                    <w:rFonts w:ascii="Cambria Math" w:hAnsi="Cambria Math"/>
+                    <w:lang w:eastAsia="ru-RU" w:bidi="ar-SA"/>
+                  </w:rPr>
+                  <m:t>0</m:t>
+                </m:r>
+              </m:sup>
+            </m:sSup>
+            <m:r>
+              <w:rPr>
+                <w:rFonts w:ascii="Cambria Math" w:hAnsi="Cambria Math"/>
+                <w:lang w:eastAsia="ru-RU" w:bidi="ar-SA"/>
+              </w:rPr>
+              <m:t xml:space="preserve">, </m:t>
+            </m:r>
+            <m:sSup>
+              <m:sSupPr>
+                <m:ctrlPr>
+                  <w:rPr>
+                    <w:rFonts w:ascii="Cambria Math" w:hAnsi="Cambria Math"/>
+                    <w:i/>
+                    <w:lang w:eastAsia="ru-RU" w:bidi="ar-SA"/>
+                  </w:rPr>
+                </m:ctrlPr>
+              </m:sSupPr>
+              <m:e>
+                <m:r>
+                  <w:rPr>
+                    <w:rFonts w:ascii="Cambria Math" w:hAnsi="Cambria Math"/>
+                    <w:lang w:eastAsia="ru-RU" w:bidi="ar-SA"/>
+                  </w:rPr>
+                  <m:t>v</m:t>
+                </m:r>
+              </m:e>
+              <m:sup>
+                <m:r>
+                  <w:rPr>
+                    <w:rFonts w:ascii="Cambria Math" w:hAnsi="Cambria Math"/>
+                    <w:lang w:eastAsia="ru-RU" w:bidi="ar-SA"/>
+                  </w:rPr>
+                  <m:t>0</m:t>
+                </m:r>
+              </m:sup>
+            </m:sSup>
+            <m:r>
+              <w:rPr>
+                <w:rFonts w:ascii="Cambria Math" w:hAnsi="Cambria Math"/>
+                <w:lang w:eastAsia="ru-RU" w:bidi="ar-SA"/>
+              </w:rPr>
+              <m:t xml:space="preserve">, </m:t>
+            </m:r>
+            <m:sSup>
+              <m:sSupPr>
+                <m:ctrlPr>
+                  <w:rPr>
+                    <w:rFonts w:ascii="Cambria Math" w:hAnsi="Cambria Math"/>
+                    <w:i/>
+                    <w:lang w:eastAsia="ru-RU" w:bidi="ar-SA"/>
+                  </w:rPr>
+                </m:ctrlPr>
+              </m:sSupPr>
+              <m:e>
+                <m:r>
+                  <w:rPr>
+                    <w:rFonts w:ascii="Cambria Math" w:hAnsi="Cambria Math"/>
+                    <w:lang w:eastAsia="ru-RU" w:bidi="ar-SA"/>
+                  </w:rPr>
+                  <m:t>A</m:t>
+                </m:r>
+              </m:e>
+              <m:sup>
+                <m:r>
+                  <w:rPr>
+                    <w:rFonts w:ascii="Cambria Math" w:hAnsi="Cambria Math"/>
+                    <w:lang w:eastAsia="ru-RU" w:bidi="ar-SA"/>
+                  </w:rPr>
+                  <m:t>1</m:t>
+                </m:r>
+              </m:sup>
+            </m:sSup>
+            <m:r>
+              <w:rPr>
+                <w:rFonts w:ascii="Cambria Math" w:hAnsi="Cambria Math"/>
+                <w:lang w:eastAsia="ru-RU" w:bidi="ar-SA"/>
+              </w:rPr>
+              <m:t xml:space="preserve">, </m:t>
+            </m:r>
+            <m:sSup>
+              <m:sSupPr>
+                <m:ctrlPr>
+                  <w:rPr>
+                    <w:rFonts w:ascii="Cambria Math" w:hAnsi="Cambria Math"/>
+                    <w:i/>
+                    <w:lang w:eastAsia="ru-RU" w:bidi="ar-SA"/>
+                  </w:rPr>
+                </m:ctrlPr>
+              </m:sSupPr>
+              <m:e>
+                <m:r>
+                  <w:rPr>
+                    <w:rFonts w:ascii="Cambria Math" w:hAnsi="Cambria Math"/>
+                    <w:lang w:eastAsia="ru-RU" w:bidi="ar-SA"/>
+                  </w:rPr>
+                  <m:t>A</m:t>
+                </m:r>
+              </m:e>
+              <m:sup>
+                <m:r>
+                  <w:rPr>
+                    <w:rFonts w:ascii="Cambria Math" w:hAnsi="Cambria Math"/>
+                    <w:lang w:eastAsia="ru-RU" w:bidi="ar-SA"/>
+                  </w:rPr>
+                  <m:t>2</m:t>
+                </m:r>
+              </m:sup>
+            </m:sSup>
+            <m:r>
+              <w:rPr>
+                <w:rFonts w:ascii="Cambria Math" w:hAnsi="Cambria Math"/>
+                <w:lang w:eastAsia="ru-RU" w:bidi="ar-SA"/>
+              </w:rPr>
+              <m:t xml:space="preserve">, </m:t>
+            </m:r>
+            <m:sSup>
+              <m:sSupPr>
+                <m:ctrlPr>
+                  <w:rPr>
+                    <w:rFonts w:ascii="Cambria Math" w:hAnsi="Cambria Math"/>
+                    <w:i/>
+                    <w:lang w:eastAsia="ru-RU" w:bidi="ar-SA"/>
+                  </w:rPr>
+                </m:ctrlPr>
+              </m:sSupPr>
+              <m:e>
+                <m:r>
+                  <w:rPr>
+                    <w:rFonts w:ascii="Cambria Math" w:hAnsi="Cambria Math"/>
+                    <w:lang w:eastAsia="ru-RU" w:bidi="ar-SA"/>
+                  </w:rPr>
+                  <m:t>A</m:t>
+                </m:r>
+              </m:e>
+              <m:sup>
+                <m:r>
+                  <w:rPr>
+                    <w:rFonts w:ascii="Cambria Math" w:hAnsi="Cambria Math"/>
+                    <w:lang w:eastAsia="ru-RU" w:bidi="ar-SA"/>
+                  </w:rPr>
+                  <m:t>3</m:t>
+                </m:r>
+              </m:sup>
+            </m:sSup>
+          </m:e>
+        </m:d>
+      </m:oMath>
+      <w:r>
+        <w:rPr>
+          <w:lang w:eastAsia="ru-RU" w:bidi="ar-SA"/>
+        </w:rPr>
+        <w:t xml:space="preserve"> принимаются положение и скорость кометы из эфемерид JPL на эпоху JD 2460800.5 в барицентрической экваториальной систем; компоненты негравитационного ускорения </w:t>
+      </w:r>
+      <m:oMath>
+        <m:r>
+          <w:rPr>
+            <w:rFonts w:ascii="Cambria Math" w:hAnsi="Cambria Math"/>
+            <w:lang w:eastAsia="ru-RU" w:bidi="ar-SA"/>
+          </w:rPr>
+          <m:t>A₁, A₂, A₃</m:t>
+        </m:r>
+      </m:oMath>
+      <w:r>
+        <w:rPr>
+          <w:lang w:eastAsia="ru-RU" w:bidi="ar-SA"/>
+        </w:rPr>
+        <w:t xml:space="preserve"> полагаются равными нулю. Итерационный процесс прекращается при выполнении условия </w:t>
+      </w:r>
+      <m:oMath>
+        <m:d>
+          <m:dPr>
+            <m:begChr m:val="‖"/>
+            <m:endChr m:val="‖"/>
+            <m:ctrlPr>
+              <w:rPr>
+                <w:rFonts w:ascii="Cambria Math" w:hAnsi="Cambria Math"/>
+                <w:i/>
+                <w:lang w:eastAsia="ru-RU" w:bidi="ar-SA"/>
+              </w:rPr>
+            </m:ctrlPr>
+          </m:dPr>
+          <m:e>
+            <m:r>
+              <w:rPr>
+                <w:rFonts w:ascii="Cambria Math" w:hAnsi="Cambria Math"/>
+                <w:lang w:eastAsia="ru-RU" w:bidi="ar-SA"/>
+              </w:rPr>
+              <m:t>Δβ</m:t>
+            </m:r>
+          </m:e>
+        </m:d>
+        <m:r>
+          <w:rPr>
+            <w:rFonts w:ascii="Cambria Math" w:hAnsi="Cambria Math"/>
+            <w:lang w:eastAsia="ru-RU" w:bidi="ar-SA"/>
+          </w:rPr>
+          <m:t xml:space="preserve">&lt; </m:t>
+        </m:r>
+        <m:sSup>
+          <m:sSupPr>
+            <m:ctrlPr>
+              <w:rPr>
+                <w:rFonts w:ascii="Cambria Math" w:hAnsi="Cambria Math"/>
+                <w:i/>
+                <w:lang w:val="en-US" w:eastAsia="ru-RU" w:bidi="ar-SA"/>
+              </w:rPr>
+            </m:ctrlPr>
+          </m:sSupPr>
+          <m:e>
+            <m:r>
+              <w:rPr>
+                <w:rFonts w:ascii="Cambria Math" w:hAnsi="Cambria Math"/>
+                <w:lang w:eastAsia="ru-RU" w:bidi="ar-SA"/>
+              </w:rPr>
+              <m:t>10</m:t>
+            </m:r>
+            <m:ctrlPr>
+              <w:rPr>
+                <w:rFonts w:ascii="Cambria Math" w:hAnsi="Cambria Math"/>
+                <w:i/>
+                <w:lang w:eastAsia="ru-RU" w:bidi="ar-SA"/>
+              </w:rPr>
+            </m:ctrlPr>
+          </m:e>
+          <m:sup>
+            <m:r>
+              <w:rPr>
+                <w:rFonts w:ascii="Cambria Math" w:hAnsi="Cambria Math"/>
+                <w:lang w:eastAsia="ru-RU" w:bidi="ar-SA"/>
+              </w:rPr>
+              <m:t>-14</m:t>
+            </m:r>
+          </m:sup>
+        </m:sSup>
+      </m:oMath>
+      <w:r>
+        <w:rPr>
+          <w:lang w:eastAsia="ru-RU" w:bidi="ar-SA"/>
+        </w:rPr>
+        <w:t>.</w:t>
+      </w:r>
+    </w:p>
+    <w:p>
+      <w:pPr>
+        <w:pStyle w:val="a1"/>
+        <w:rPr>
+          <w:lang w:eastAsia="ru-RU" w:bidi="ar-SA"/>
+        </w:rPr>
+      </w:pPr>
+    </w:p>
+    <w:p>
+      <w:pPr>
+        <w:pStyle w:val="3"/>
+        <w:rPr>
+          <w:rFonts w:eastAsia="Noto Serif CJK SC"/>
+        </w:rPr>
+      </w:pPr>
+      <w:r>
+        <w:rPr>
+          <w:rFonts w:eastAsia="Noto Serif CJK SC"/>
+        </w:rPr>
+        <w:t>4.2 Сходимость метода Гаусса-Ньютона</w:t>
+      </w:r>
+    </w:p>
+    <w:p>
+      <w:pPr>
+        <w:pStyle w:val="a1"/>
+        <w:rPr>
+          <w:lang w:eastAsia="ru-RU" w:bidi="ar-SA"/>
+        </w:rPr>
+      </w:pPr>
+      <w:r>
+        <w:rPr>
+          <w:lang w:eastAsia="ru-RU" w:bidi="ar-SA"/>
+        </w:rPr>
+        <w:t>Для проверки сходимости итерационной процедуры выполнен прогон уточнения параметров на полном массиве из 8192 наблюдений. Начальное приближение и критерии останова приняты в соответствии с подразделом 4.1.</w:t>
+      </w:r>
+    </w:p>
+    <w:p>
+      <w:pPr>
+        <w:pStyle w:val="a1"/>
+        <w:rPr>
+          <w:lang w:eastAsia="ru-RU" w:bidi="ar-SA"/>
+        </w:rPr>
+      </w:pPr>
+      <w:r>
+        <w:rPr>
+          <w:lang w:eastAsia="ru-RU" w:bidi="ar-SA"/>
+        </w:rPr>
+        <w:t xml:space="preserve">В таблице </w:t>
+      </w:r>
+      <w:r>
+        <w:rPr>
+          <w:lang w:eastAsia="ru-RU" w:bidi="ar-SA"/>
+        </w:rPr>
+        <w:t>2</w:t>
+      </w:r>
+      <w:r>
+        <w:rPr>
+          <w:lang w:eastAsia="ru-RU" w:bidi="ar-SA"/>
+        </w:rPr>
+        <w:t xml:space="preserve"> показано изменение средней квадратичной невязки RMS и нормы приращения параметров ‖Δβ‖ от итерации к итерации. Уже после первой итерации RMS падает с </w:t>
+      </w:r>
+      <w:r>
+        <w:rPr>
+          <w:lang w:eastAsia="ru-RU" w:bidi="ar-SA"/>
+        </w:rPr>
+        <w:t>7.235</w:t>
+      </w:r>
+      <w:r>
+        <w:rPr>
+          <w:lang w:eastAsia="ru-RU" w:bidi="ar-SA"/>
+        </w:rPr>
+        <w:t xml:space="preserve">″ до </w:t>
+      </w:r>
+      <w:r>
+        <w:rPr>
+          <w:lang w:eastAsia="ru-RU" w:bidi="ar-SA"/>
+        </w:rPr>
+        <w:t>1.79</w:t>
+      </w:r>
+      <w:r>
+        <w:rPr>
+          <w:lang w:eastAsia="ru-RU" w:bidi="ar-SA"/>
+        </w:rPr>
+        <w:t>5</w:t>
+      </w:r>
+      <w:r>
+        <w:rPr>
+          <w:lang w:eastAsia="ru-RU" w:bidi="ar-SA"/>
+        </w:rPr>
+        <w:t xml:space="preserve">″, то есть почти на порядок, и в дальнейшем стабилизируется на уровне </w:t>
+      </w:r>
+      <w:r>
+        <w:rPr>
+          <w:lang w:eastAsia="ru-RU" w:bidi="ar-SA"/>
+        </w:rPr>
+        <w:t>1.79</w:t>
+      </w:r>
+      <w:r>
+        <w:rPr>
+          <w:lang w:eastAsia="ru-RU" w:bidi="ar-SA"/>
+        </w:rPr>
+        <w:t>5</w:t>
+      </w:r>
+      <w:r>
+        <w:rPr>
+          <w:lang w:eastAsia="ru-RU" w:bidi="ar-SA"/>
+        </w:rPr>
+        <w:t>″. Подобное поведение объясняется тем, что начальное приближение, основанное на эфемеридах JPL, близко к оптимальному, а параметры негравитационного ускорения уточняются за одну итерацию. Дальнейшие итерации лишь уточняют параметры в пределах, допускаемых случайной составляющей наблюдений.</w:t>
+      </w:r>
+    </w:p>
+    <w:p>
+      <w:pPr>
+        <w:pStyle w:val="aa"/>
+        <w:jc w:val="left"/>
+      </w:pPr>
+      <w:r>
+        <w:t xml:space="preserve">Таблица 2 </w:t>
+      </w:r>
+      <w:r>
+        <w:t>–</w:t>
+      </w:r>
+      <w:r>
+        <w:t xml:space="preserve"> сходимость метода Гаусса-Ньютона</w:t>
+      </w:r>
+    </w:p>
+    <w:tbl>
+      <w:tblPr>
+        <w:tblStyle w:val="ac"/>
+        <w:tblW w:w="0" w:type="auto"/>
+        <w:tblInd w:w="0" w:type="dxa"/>
+        <w:tblLook w:val="04A0" w:firstRow="1" w:lastRow="0" w:firstColumn="1" w:lastColumn="0" w:noHBand="0" w:noVBand="1"/>
+      </w:tblPr>
+      <w:tblGrid>
+        <w:gridCol w:w="1335"/>
+        <w:gridCol w:w="1335"/>
+        <w:gridCol w:w="1335"/>
+        <w:gridCol w:w="1335"/>
+        <w:gridCol w:w="1335"/>
+        <w:gridCol w:w="1335"/>
+        <w:gridCol w:w="1335"/>
+      </w:tblGrid>
+      <w:tr>
+        <w:tc>
+          <w:tcPr>
+            <w:tcW w:w="1335" w:type="dxa"/>
+            <w:vAlign w:val="bottom"/>
+          </w:tcPr>
+          <w:p>
+            <w:pPr>
+              <w:pStyle w:val="a9"/>
+            </w:pPr>
+            <w:r>
+              <w:t>k</w:t>
+            </w:r>
+          </w:p>
+        </w:tc>
+        <w:tc>
+          <w:tcPr>
+            <w:tcW w:w="1335" w:type="dxa"/>
+            <w:vAlign w:val="bottom"/>
+          </w:tcPr>
+          <w:p>
+            <w:pPr>
+              <w:pStyle w:val="a9"/>
+            </w:pPr>
+            <w:r>
+              <w:t>0</w:t>
+            </w:r>
+          </w:p>
+        </w:tc>
+        <w:tc>
+          <w:tcPr>
+            <w:tcW w:w="1335" w:type="dxa"/>
+            <w:vAlign w:val="bottom"/>
+          </w:tcPr>
+          <w:p>
+            <w:pPr>
+              <w:pStyle w:val="a9"/>
+            </w:pPr>
+            <w:r>
+              <w:t>1</w:t>
+            </w:r>
+          </w:p>
+        </w:tc>
+        <w:tc>
+          <w:tcPr>
+            <w:tcW w:w="1335" w:type="dxa"/>
+            <w:vAlign w:val="bottom"/>
+          </w:tcPr>
+          <w:p>
+            <w:pPr>
+              <w:pStyle w:val="a9"/>
+            </w:pPr>
+            <w:r>
+              <w:t>2</w:t>
+            </w:r>
+          </w:p>
+        </w:tc>
+        <w:tc>
+          <w:tcPr>
+            <w:tcW w:w="1335" w:type="dxa"/>
+            <w:vAlign w:val="bottom"/>
+          </w:tcPr>
+          <w:p>
+            <w:pPr>
+              <w:pStyle w:val="a9"/>
+            </w:pPr>
+            <w:r>
+              <w:t>3</w:t>
+            </w:r>
+          </w:p>
+        </w:tc>
+        <w:tc>
+          <w:tcPr>
+            <w:tcW w:w="1335" w:type="dxa"/>
+            <w:vAlign w:val="bottom"/>
+          </w:tcPr>
+          <w:p>
+            <w:pPr>
+              <w:pStyle w:val="a9"/>
+            </w:pPr>
+            <w:r>
+              <w:t>4</w:t>
+            </w:r>
+          </w:p>
+        </w:tc>
+        <w:tc>
+          <w:tcPr>
+            <w:tcW w:w="1335" w:type="dxa"/>
+            <w:vAlign w:val="bottom"/>
+          </w:tcPr>
+          <w:p>
+            <w:pPr>
+              <w:pStyle w:val="a9"/>
+            </w:pPr>
+            <w:r>
+              <w:t>5</w:t>
+            </w:r>
+          </w:p>
+        </w:tc>
+      </w:tr>
+      <w:tr>
+        <w:tc>
+          <w:tcPr>
+            <w:tcW w:w="1335" w:type="dxa"/>
+            <w:vAlign w:val="bottom"/>
+          </w:tcPr>
+          <w:p>
+            <w:pPr>
+              <w:pStyle w:val="a9"/>
+            </w:pPr>
+            <w:r>
+              <w:t>RMS, ″</w:t>
+            </w:r>
+          </w:p>
+        </w:tc>
+        <w:tc>
+          <w:tcPr>
+            <w:tcW w:w="1335" w:type="dxa"/>
+            <w:vAlign w:val="bottom"/>
+          </w:tcPr>
+          <w:p>
+            <w:pPr>
+              <w:pStyle w:val="a9"/>
+              <w:rPr>
+                <w:lang w:val="en-US"/>
+              </w:rPr>
+            </w:pPr>
+            <w:r>
+              <w:t>7.235</w:t>
+            </w:r>
+          </w:p>
+        </w:tc>
+        <w:tc>
+          <w:tcPr>
+            <w:tcW w:w="1335" w:type="dxa"/>
+            <w:vAlign w:val="bottom"/>
+          </w:tcPr>
+          <w:p>
+            <w:pPr>
+              <w:pStyle w:val="a9"/>
+            </w:pPr>
+            <w:r>
+              <w:t>1.79</w:t>
+            </w:r>
+            <w:r>
+              <w:t>5</w:t>
+            </w:r>
+          </w:p>
+        </w:tc>
+        <w:tc>
+          <w:tcPr>
+            <w:tcW w:w="1335" w:type="dxa"/>
+            <w:vAlign w:val="bottom"/>
+          </w:tcPr>
+          <w:p>
+            <w:pPr>
+              <w:pStyle w:val="a9"/>
+              <w:rPr>
+                <w:lang w:val="en-US"/>
+              </w:rPr>
+            </w:pPr>
+            <w:r>
+              <w:t>1.79</w:t>
+            </w:r>
+            <w:r>
+              <w:t>5</w:t>
+            </w:r>
+          </w:p>
+        </w:tc>
+        <w:tc>
+          <w:tcPr>
+            <w:tcW w:w="1335" w:type="dxa"/>
+            <w:vAlign w:val="bottom"/>
+          </w:tcPr>
+          <w:p>
+            <w:pPr>
+              <w:pStyle w:val="a9"/>
+              <w:rPr>
+                <w:lang w:val="en-US"/>
+              </w:rPr>
+            </w:pPr>
+            <w:r>
+              <w:t>1.79</w:t>
+            </w:r>
+            <w:r>
+              <w:t>5</w:t>
+            </w:r>
+          </w:p>
+        </w:tc>
+        <w:tc>
+          <w:tcPr>
+            <w:tcW w:w="1335" w:type="dxa"/>
+            <w:vAlign w:val="bottom"/>
+          </w:tcPr>
+          <w:p>
+            <w:pPr>
+              <w:pStyle w:val="a9"/>
+              <w:rPr>
+                <w:lang w:val="en-US"/>
+              </w:rPr>
+            </w:pPr>
+            <w:r>
+              <w:t>1.79</w:t>
+            </w:r>
+            <w:r>
+              <w:t>5</w:t>
+            </w:r>
+          </w:p>
+        </w:tc>
+        <w:tc>
+          <w:tcPr>
+            <w:tcW w:w="1335" w:type="dxa"/>
+            <w:vAlign w:val="bottom"/>
+          </w:tcPr>
+          <w:p>
+            <w:pPr>
+              <w:pStyle w:val="a9"/>
+              <w:rPr>
+                <w:lang w:val="en-US"/>
+              </w:rPr>
+            </w:pPr>
+            <w:r>
+              <w:t>1.79</w:t>
+            </w:r>
+            <w:r>
+              <w:t>5</w:t>
+            </w:r>
+          </w:p>
+        </w:tc>
+      </w:tr>
+      <w:tr>
+        <w:tc>
+          <w:tcPr>
+            <w:tcW w:w="1335" w:type="dxa"/>
+            <w:vAlign w:val="bottom"/>
+          </w:tcPr>
+          <w:p>
+            <w:pPr>
+              <w:pStyle w:val="a9"/>
+            </w:pPr>
+            <w:r>
+              <w:t>‖Δβ‖</w:t>
+            </w:r>
+          </w:p>
+        </w:tc>
+        <w:tc>
+          <w:tcPr>
+            <w:tcW w:w="1335" w:type="dxa"/>
+            <w:vAlign w:val="bottom"/>
+          </w:tcPr>
+          <w:p>
+            <w:pPr>
+              <w:pStyle w:val="a9"/>
+            </w:pPr>
+            <w:r>
+              <w:t>–</w:t>
+            </w:r>
+          </w:p>
+        </w:tc>
+        <w:tc>
+          <w:tcPr>
+            <w:tcW w:w="1335" w:type="dxa"/>
+            <w:vAlign w:val="bottom"/>
+          </w:tcPr>
+          <w:p>
+            <w:pPr>
+              <w:pStyle w:val="a9"/>
+              <w:rPr>
+                <w:i/>
+                <w:lang w:val="en-US"/>
+              </w:rPr>
+            </w:pPr>
+            <w:r>
+              <w:t>6</w:t>
+            </w:r>
+            <w:r>
+              <w:rPr>
+                <w:lang w:val="en-US"/>
+              </w:rPr>
+              <w:t>e</w:t>
+            </w:r>
+            <w:r>
+              <w:t>-05</w:t>
+            </w:r>
+          </w:p>
+        </w:tc>
+        <w:tc>
+          <w:tcPr>
+            <w:tcW w:w="1335" w:type="dxa"/>
+            <w:vAlign w:val="bottom"/>
+          </w:tcPr>
+          <w:p>
+            <w:pPr>
+              <w:pStyle w:val="a9"/>
+            </w:pPr>
+            <w:r>
+              <w:t>5</w:t>
+            </w:r>
+            <w:r>
+              <w:rPr>
+                <w:lang w:val="en-US"/>
+              </w:rPr>
+              <w:t>e</w:t>
+            </w:r>
+            <w:r>
+              <w:t>-07</w:t>
+            </w:r>
+          </w:p>
+        </w:tc>
+        <w:tc>
+          <w:tcPr>
+            <w:tcW w:w="1335" w:type="dxa"/>
+            <w:vAlign w:val="bottom"/>
+          </w:tcPr>
+          <w:p>
+            <w:pPr>
+              <w:pStyle w:val="a9"/>
+            </w:pPr>
+            <w:r>
+              <w:t>1</w:t>
+            </w:r>
+            <w:r>
+              <w:rPr>
+                <w:lang w:val="en-US"/>
+              </w:rPr>
+              <w:t>e</w:t>
+            </w:r>
+            <w:r>
+              <w:t>-10</w:t>
+            </w:r>
+          </w:p>
+        </w:tc>
+        <w:tc>
+          <w:tcPr>
+            <w:tcW w:w="1335" w:type="dxa"/>
+            <w:vAlign w:val="bottom"/>
+          </w:tcPr>
+          <w:p>
+            <w:pPr>
+              <w:pStyle w:val="a9"/>
+            </w:pPr>
+            <w:r>
+              <w:t>1</w:t>
+            </w:r>
+            <w:r>
+              <w:rPr>
+                <w:lang w:val="en-US"/>
+              </w:rPr>
+              <w:t>e</w:t>
+            </w:r>
+            <w:r>
+              <w:t>-13</w:t>
+            </w:r>
+          </w:p>
+        </w:tc>
+        <w:tc>
+          <w:tcPr>
+            <w:tcW w:w="1335" w:type="dxa"/>
+            <w:vAlign w:val="bottom"/>
+          </w:tcPr>
+          <w:p>
+            <w:pPr>
+              <w:pStyle w:val="a9"/>
+            </w:pPr>
+            <w:r>
+              <w:t>9</w:t>
+            </w:r>
+            <w:r>
+              <w:rPr>
+                <w:lang w:val="en-US"/>
+              </w:rPr>
+              <w:t>e</w:t>
+            </w:r>
+            <w:r>
+              <w:t>-15</w:t>
+            </w:r>
+          </w:p>
+        </w:tc>
+      </w:tr>
+    </w:tbl>
+    <w:p>
+      <w:pPr>
+        <w:pStyle w:val="a1"/>
+        <w:rPr>
+          <w:lang w:eastAsia="ru-RU" w:bidi="ar-SA"/>
+        </w:rPr>
+      </w:pPr>
+    </w:p>
+    <w:p>
+      <w:pPr>
+        <w:pStyle w:val="a1"/>
+        <w:rPr>
+          <w:lang w:eastAsia="ru-RU" w:bidi="ar-SA"/>
+        </w:rPr>
+      </w:pPr>
+      <w:r>
+        <w:rPr>
+          <w:lang w:eastAsia="ru-RU" w:bidi="ar-SA"/>
+        </w:rPr>
+        <w:t xml:space="preserve">Норма приращения </w:t>
+      </w:r>
+      <m:oMath>
+        <m:r>
+          <w:rPr>
+            <w:rFonts w:ascii="Cambria Math" w:hAnsi="Cambria Math"/>
+            <w:lang w:eastAsia="ru-RU" w:bidi="ar-SA"/>
+          </w:rPr>
+          <m:t>‖Δβ‖</m:t>
+        </m:r>
+      </m:oMath>
+      <w:r>
+        <w:rPr>
+          <w:lang w:eastAsia="ru-RU" w:bidi="ar-SA"/>
+        </w:rPr>
+        <w:t xml:space="preserve"> убывает существенно быстрее</w:t>
+      </w:r>
+      <w:r>
+        <w:rPr>
+          <w:lang w:eastAsia="ru-RU" w:bidi="ar-SA"/>
+        </w:rPr>
+        <w:t xml:space="preserve"> (рис. 3)</w:t>
+      </w:r>
+      <w:r>
+        <w:rPr>
+          <w:lang w:eastAsia="ru-RU" w:bidi="ar-SA"/>
+        </w:rPr>
+        <w:t xml:space="preserve">. Уменьшение примерно на два порядка на каждой итерации. Это означает, что </w:t>
+      </w:r>
+      <w:r>
+        <w:rPr>
+          <w:lang w:eastAsia="ru-RU" w:bidi="ar-SA"/>
+        </w:rPr>
+        <w:lastRenderedPageBreak/>
+        <w:t xml:space="preserve">метод делает все более и более точные шаги. Такое поведение характерно для метода Гаусса–Ньютона в задачах с малыми остаточными невязками и подтверждает корректность построенной матрицы Якоби и реализации шага метода. Условие </w:t>
+      </w:r>
+      <m:oMath>
+        <m:d>
+          <m:dPr>
+            <m:begChr m:val="‖"/>
+            <m:endChr m:val="‖"/>
+            <m:ctrlPr>
+              <w:rPr>
+                <w:rFonts w:ascii="Cambria Math" w:hAnsi="Cambria Math"/>
+                <w:i/>
+                <w:lang w:eastAsia="ru-RU" w:bidi="ar-SA"/>
+              </w:rPr>
+            </m:ctrlPr>
+          </m:dPr>
+          <m:e>
+            <m:r>
+              <w:rPr>
+                <w:rFonts w:ascii="Cambria Math" w:hAnsi="Cambria Math"/>
+                <w:lang w:eastAsia="ru-RU" w:bidi="ar-SA"/>
+              </w:rPr>
+              <m:t>Δβ</m:t>
+            </m:r>
+          </m:e>
+        </m:d>
+        <m:r>
+          <w:rPr>
+            <w:rFonts w:ascii="Cambria Math" w:hAnsi="Cambria Math"/>
+            <w:lang w:eastAsia="ru-RU" w:bidi="ar-SA"/>
+          </w:rPr>
+          <m:t xml:space="preserve">&lt; </m:t>
+        </m:r>
+        <m:sSup>
+          <m:sSupPr>
+            <m:ctrlPr>
+              <w:rPr>
+                <w:rFonts w:ascii="Cambria Math" w:hAnsi="Cambria Math"/>
+                <w:i/>
+                <w:lang w:eastAsia="ru-RU" w:bidi="ar-SA"/>
+              </w:rPr>
+            </m:ctrlPr>
+          </m:sSupPr>
+          <m:e>
+            <m:r>
+              <w:rPr>
+                <w:rFonts w:ascii="Cambria Math" w:hAnsi="Cambria Math"/>
+                <w:lang w:eastAsia="ru-RU" w:bidi="ar-SA"/>
+              </w:rPr>
+              <m:t>10</m:t>
+            </m:r>
+          </m:e>
+          <m:sup>
+            <m:r>
+              <w:rPr>
+                <w:rFonts w:ascii="Cambria Math" w:hAnsi="Cambria Math"/>
+                <w:lang w:eastAsia="ru-RU" w:bidi="ar-SA"/>
+              </w:rPr>
+              <m:t>-14</m:t>
+            </m:r>
+          </m:sup>
+        </m:sSup>
+      </m:oMath>
+      <w:r>
+        <w:rPr>
+          <w:lang w:eastAsia="ru-RU" w:bidi="ar-SA"/>
+        </w:rPr>
+        <w:t xml:space="preserve"> выполняется на пятой итерации, после чего цикл прекращается.</w:t>
+      </w:r>
+    </w:p>
+    <w:p>
+      <w:pPr>
+        <w:pStyle w:val="ab"/>
+        <w:rPr>
+          <w:lang w:eastAsia="ru-RU" w:bidi="ar-SA"/>
+        </w:rPr>
+      </w:pPr>
+      <w:r>
+        <w:rPr>
+          <w:noProof/>
+        </w:rPr>
+        <w:drawing>
+          <wp:inline distT="0" distB="0" distL="0" distR="0" wp14:anchorId="3131F6A2" wp14:editId="64CF7373">
+            <wp:extent cx="5067300" cy="3133547"/>
+            <wp:effectExtent l="0" t="0" r="0" b="0"/>
+            <wp:docPr id="1" name="Рисунок 1"/>
+            <wp:cNvGraphicFramePr>
+              <a:graphicFrameLocks xmlns:a="http://schemas.openxmlformats.org/drawingml/2006/main" noChangeAspect="1"/>
+            </wp:cNvGraphicFramePr>
+            <a:graphic xmlns:a="http://schemas.openxmlformats.org/drawingml/2006/main">
+              <a:graphicData uri="http://schemas.openxmlformats.org/drawingml/2006/picture">
+                <pic:pic xmlns:pic="http://schemas.openxmlformats.org/drawingml/2006/picture">
+                  <pic:nvPicPr>
+                    <pic:cNvPr id="0" name="Picture 1"/>
+                    <pic:cNvPicPr>
+                      <a:picLocks noChangeAspect="1" noChangeArrowheads="1"/>
+                    </pic:cNvPicPr>
+                  </pic:nvPicPr>
+                  <pic:blipFill>
+                    <a:blip r:embed="rId10">
+                      <a:extLst>
+                        <a:ext uri="{28A0092B-C50C-407E-A947-70E740481C1C}">
+                          <a14:useLocalDpi xmlns:a14="http://schemas.microsoft.com/office/drawing/2010/main" val="0"/>
+                        </a:ext>
+                      </a:extLst>
+                    </a:blip>
+                    <a:srcRect/>
+                    <a:stretch>
+                      <a:fillRect/>
+                    </a:stretch>
+                  </pic:blipFill>
+                  <pic:spPr bwMode="auto">
+                    <a:xfrm>
+                      <a:off x="0" y="0"/>
+                      <a:ext cx="5072207" cy="3136581"/>
+                    </a:xfrm>
+                    <a:prstGeom prst="rect">
+                      <a:avLst/>
+                    </a:prstGeom>
+                    <a:noFill/>
+                    <a:ln>
+                      <a:noFill/>
+                    </a:ln>
+                  </pic:spPr>
+                </pic:pic>
+              </a:graphicData>
+            </a:graphic>
+          </wp:inline>
+        </w:drawing>
+      </w:r>
+    </w:p>
+    <w:p>
+      <w:pPr>
+        <w:pStyle w:val="ab"/>
+      </w:pPr>
+      <w:r>
+        <w:t>Рисунок 3 – Зависимость нормы приращения параметров ‖Δβ‖ от номера итерации (логарифмический масштаб)</w:t>
+      </w:r>
+    </w:p>
+    <w:p>
+      <w:pPr>
+        <w:pStyle w:val="a1"/>
+      </w:pPr>
+      <w:r>
+        <w:t xml:space="preserve">За время уточнения координаты и компоненты скорости получают поправки порядка 10⁻⁵ а.е. и 10⁻⁷ а.е./сут соответственно. Поправки невелики, поскольку начальное приближение взято из эфемерид JPL и уже близко к истинной траектории. Изначально нулевые компоненты негравитационного ускорения выходят на величины порядка 10⁻⁷–10⁻⁸ а.е./сут². По модулю радиальная составляющая </w:t>
+      </w:r>
+      <m:oMath>
+        <m:r>
+          <w:rPr>
+            <w:rFonts w:ascii="Cambria Math" w:hAnsi="Cambria Math"/>
+          </w:rPr>
+          <m:t>A₁</m:t>
+        </m:r>
+      </m:oMath>
+      <w:r>
+        <w:t xml:space="preserve"> превышает поперечную </w:t>
+      </w:r>
+      <m:oMath>
+        <m:r>
+          <w:rPr>
+            <w:rFonts w:ascii="Cambria Math" w:hAnsi="Cambria Math"/>
+          </w:rPr>
+          <m:t>A₂</m:t>
+        </m:r>
+      </m:oMath>
+      <w:r>
+        <w:t xml:space="preserve"> и нормальную </w:t>
+      </w:r>
+      <m:oMath>
+        <m:r>
+          <w:rPr>
+            <w:rFonts w:ascii="Cambria Math" w:hAnsi="Cambria Math"/>
+          </w:rPr>
+          <m:t>A₃</m:t>
+        </m:r>
+      </m:oMath>
+      <w:r>
+        <w:t xml:space="preserve">, что согласуется с физической природой негравитационного эффекта: реактивная сила сублимации действует преимущественно в направлении от Солнца. Численное сопоставление коэффициентов </w:t>
+      </w:r>
+      <m:oMath>
+        <m:r>
+          <w:rPr>
+            <w:rFonts w:ascii="Cambria Math" w:hAnsi="Cambria Math"/>
+          </w:rPr>
+          <m:t>A₁, A₂, A₃</m:t>
+        </m:r>
+      </m:oMath>
+      <w:r>
+        <w:t xml:space="preserve"> с </w:t>
+      </w:r>
+      <w:r>
+        <w:t>другими</w:t>
+      </w:r>
+      <w:r>
+        <w:t xml:space="preserve"> решениями приведено в подразделе 4.3.</w:t>
+      </w:r>
+    </w:p>
+    <w:p>
+      <w:pPr>
+        <w:pStyle w:val="a1"/>
+      </w:pPr>
+      <w:r>
+        <w:t xml:space="preserve">Финальное значение RMS равно 1.795″ и превышает типичную случайную ошибку отдельного астрометрического измерения, составляющую </w:t>
+      </w:r>
+      <w:r>
+        <w:lastRenderedPageBreak/>
+        <w:t>0.3–1″. Причиной служит неоднородность использованного массива: 8192 наблюдения собраны с 327 обсерваторий различного класса без предварительной отбраковки и весовой обработки. В RMS входят случайная составляющая ошибок измерений и систематические смещения отдельных наблюдательных площадок. Дальнейшее уменьшение невязок требует фильтрации по качеству и взвешивания наблюдений с учётом их точности.</w:t>
+      </w:r>
+    </w:p>
+    <w:p>
+      <w:pPr>
+        <w:pStyle w:val="3"/>
+        <w:rPr>
+          <w:rFonts w:eastAsia="Noto Serif CJK SC"/>
+        </w:rPr>
+      </w:pPr>
+      <w:r>
+        <w:rPr>
+          <w:rFonts w:eastAsia="Noto Serif CJK SC"/>
+        </w:rPr>
+        <w:t xml:space="preserve">4.3 </w:t>
+      </w:r>
+      <w:r>
+        <w:rPr>
+          <w:rFonts w:eastAsia="Noto Serif CJK SC"/>
+        </w:rPr>
+        <w:t>Сравнение</w:t>
+      </w:r>
+      <w:r>
+        <w:rPr>
+          <w:rFonts w:eastAsia="Noto Serif CJK SC"/>
+        </w:rPr>
+        <w:t xml:space="preserve"> параметров орбиты</w:t>
+      </w:r>
+    </w:p>
+    <w:p>
+      <w:pPr>
+        <w:pStyle w:val="a1"/>
+      </w:pPr>
+      <w:r>
+        <w:t xml:space="preserve">Полученные значения коэффициентов негравитационного ускорения </w:t>
+      </w:r>
+      <m:oMath>
+        <m:r>
+          <w:rPr>
+            <w:rFonts w:ascii="Cambria Math" w:hAnsi="Cambria Math"/>
+          </w:rPr>
+          <m:t>A₁, A₂, A₃</m:t>
+        </m:r>
+      </m:oMath>
+      <w:r>
+        <w:t xml:space="preserve"> сопоставлены с независимыми решениями для кометы 3I/ATLAS, опубликованными к моменту выполнения </w:t>
+      </w:r>
+      <w:r>
+        <w:t>данной</w:t>
+      </w:r>
+      <w:r>
+        <w:t xml:space="preserve"> работы. В качестве основного источника для сравнения используется решение JPL #54 системы Horizons, опирающееся на 782 наблюдения за период с 15 мая 2025 года по 19 февраля 2026 года и построенное с </w:t>
+      </w:r>
+      <w:r>
+        <w:t>ф</w:t>
+      </w:r>
+      <w:r>
+        <w:t xml:space="preserve">ункцией активности </w:t>
+      </w:r>
+      <w:r>
+        <w:t xml:space="preserve">для </w:t>
+      </w:r>
+      <w:r>
+        <w:rPr>
+          <w:lang w:val="en-US"/>
+        </w:rPr>
+        <w:t>CO</w:t>
+      </w:r>
+      <w:r>
+        <w:rPr>
+          <w:vertAlign w:val="subscript"/>
+        </w:rPr>
+        <w:t>2</w:t>
+      </w:r>
+      <w:r>
+        <w:t xml:space="preserve">. </w:t>
+      </w:r>
+      <w:r>
+        <w:t>Результаты сравнения</w:t>
+      </w:r>
+      <w:r>
+        <w:t xml:space="preserve"> приведены в таблице </w:t>
+      </w:r>
+      <w:r>
+        <w:t>4</w:t>
+      </w:r>
+      <w:r>
+        <w:t>.</w:t>
+      </w:r>
+    </w:p>
+    <w:p>
+      <w:pPr>
+        <w:pStyle w:val="aa"/>
+      </w:pPr>
+      <w:r>
+        <w:t xml:space="preserve">Таблица </w:t>
+      </w:r>
+      <w:r>
+        <w:t>4</w:t>
+      </w:r>
+      <w:r>
+        <w:t xml:space="preserve"> – Сравнение коэффициентов негравитационного ускорения с опубликованными решениями</w:t>
+      </w:r>
+    </w:p>
+    <w:tbl>
+      <w:tblPr>
+        <w:tblW w:w="9360" w:type="dxa"/>
+        <w:tblBorders>
+          <w:top w:val="single" w:sz="4" w:space="0" w:color="auto"/>
+          <w:left w:val="single" w:sz="4" w:space="0" w:color="auto"/>
+          <w:bottom w:val="single" w:sz="4" w:space="0" w:color="auto"/>
+          <w:right w:val="single" w:sz="4" w:space="0" w:color="auto"/>
+          <w:insideH w:val="single" w:sz="4" w:space="0" w:color="auto"/>
+          <w:insideV w:val="single" w:sz="4" w:space="0" w:color="auto"/>
+        </w:tblBorders>
+        <w:tblCellMar>
+          <w:left w:w="10" w:type="dxa"/>
+          <w:right w:w="10" w:type="dxa"/>
+        </w:tblCellMar>
+        <w:tblLook w:val="0000" w:firstRow="0" w:lastRow="0" w:firstColumn="0" w:lastColumn="0" w:noHBand="0" w:noVBand="0"/>
+      </w:tblPr>
+      <w:tblGrid>
+        <w:gridCol w:w="3060"/>
+        <w:gridCol w:w="2100"/>
+        <w:gridCol w:w="2100"/>
+        <w:gridCol w:w="2100"/>
+      </w:tblGrid>
+      <w:tr>
+        <w:tblPrEx>
+          <w:tblCellMar>
+            <w:top w:w="0" w:type="dxa"/>
+            <w:bottom w:w="0" w:type="dxa"/>
+          </w:tblCellMar>
+        </w:tblPrEx>
+        <w:tc>
+          <w:tcPr>
+            <w:tcW w:w="3060" w:type="dxa"/>
+            <w:tcBorders>
+              <w:top w:val="single" w:sz="4" w:space="0" w:color="000000"/>
+              <w:left w:val="single" w:sz="4" w:space="0" w:color="000000"/>
+              <w:bottom w:val="single" w:sz="4" w:space="0" w:color="000000"/>
+              <w:right w:val="single" w:sz="4" w:space="0" w:color="000000"/>
+            </w:tcBorders>
+            <w:shd w:val="clear" w:color="auto" w:fill="auto"/>
+            <w:tcMar>
+              <w:top w:w="80" w:type="dxa"/>
+              <w:left w:w="120" w:type="dxa"/>
+              <w:bottom w:w="80" w:type="dxa"/>
+              <w:right w:w="120" w:type="dxa"/>
+            </w:tcMar>
+          </w:tcPr>
+          <w:p>
+            <w:pPr>
+              <w:pStyle w:val="a9"/>
+            </w:pPr>
+            <w:r>
+              <w:t>Источник</w:t>
+            </w:r>
+          </w:p>
+        </w:tc>
+        <w:tc>
+          <w:tcPr>
+            <w:tcW w:w="2100" w:type="dxa"/>
+            <w:tcBorders>
+              <w:top w:val="single" w:sz="4" w:space="0" w:color="000000"/>
+              <w:left w:val="single" w:sz="4" w:space="0" w:color="000000"/>
+              <w:bottom w:val="single" w:sz="4" w:space="0" w:color="000000"/>
+              <w:right w:val="single" w:sz="4" w:space="0" w:color="000000"/>
+            </w:tcBorders>
+            <w:shd w:val="clear" w:color="auto" w:fill="auto"/>
+            <w:tcMar>
+              <w:top w:w="80" w:type="dxa"/>
+              <w:left w:w="120" w:type="dxa"/>
+              <w:bottom w:w="80" w:type="dxa"/>
+              <w:right w:w="120" w:type="dxa"/>
+            </w:tcMar>
+          </w:tcPr>
+          <w:p>
+            <w:pPr>
+              <w:pStyle w:val="a9"/>
+            </w:pPr>
+            <w:r>
+              <w:t>A₁, а.е./сут²</w:t>
+            </w:r>
+          </w:p>
+        </w:tc>
+        <w:tc>
+          <w:tcPr>
+            <w:tcW w:w="2100" w:type="dxa"/>
+            <w:tcBorders>
+              <w:top w:val="single" w:sz="4" w:space="0" w:color="000000"/>
+              <w:left w:val="single" w:sz="4" w:space="0" w:color="000000"/>
+              <w:bottom w:val="single" w:sz="4" w:space="0" w:color="000000"/>
+              <w:right w:val="single" w:sz="4" w:space="0" w:color="000000"/>
+            </w:tcBorders>
+            <w:shd w:val="clear" w:color="auto" w:fill="auto"/>
+            <w:tcMar>
+              <w:top w:w="80" w:type="dxa"/>
+              <w:left w:w="120" w:type="dxa"/>
+              <w:bottom w:w="80" w:type="dxa"/>
+              <w:right w:w="120" w:type="dxa"/>
+            </w:tcMar>
+          </w:tcPr>
+          <w:p>
+            <w:pPr>
+              <w:pStyle w:val="a9"/>
+            </w:pPr>
+            <w:r>
+              <w:t>A₂, а.е./сут²</w:t>
+            </w:r>
+          </w:p>
+        </w:tc>
+        <w:tc>
+          <w:tcPr>
+            <w:tcW w:w="2100" w:type="dxa"/>
+            <w:tcBorders>
+              <w:top w:val="single" w:sz="4" w:space="0" w:color="000000"/>
+              <w:left w:val="single" w:sz="4" w:space="0" w:color="000000"/>
+              <w:bottom w:val="single" w:sz="4" w:space="0" w:color="000000"/>
+              <w:right w:val="single" w:sz="4" w:space="0" w:color="000000"/>
+            </w:tcBorders>
+            <w:shd w:val="clear" w:color="auto" w:fill="auto"/>
+            <w:tcMar>
+              <w:top w:w="80" w:type="dxa"/>
+              <w:left w:w="120" w:type="dxa"/>
+              <w:bottom w:w="80" w:type="dxa"/>
+              <w:right w:w="120" w:type="dxa"/>
+            </w:tcMar>
+          </w:tcPr>
+          <w:p>
+            <w:pPr>
+              <w:pStyle w:val="a9"/>
+            </w:pPr>
+            <w:r>
+              <w:t>A₃, а.е./сут²</w:t>
+            </w:r>
+          </w:p>
+        </w:tc>
+      </w:tr>
+      <w:tr>
+        <w:tblPrEx>
+          <w:tblCellMar>
+            <w:top w:w="0" w:type="dxa"/>
+            <w:bottom w:w="0" w:type="dxa"/>
+          </w:tblCellMar>
+        </w:tblPrEx>
+        <w:tc>
+          <w:tcPr>
+            <w:tcW w:w="3060" w:type="dxa"/>
+            <w:tcBorders>
+              <w:top w:val="single" w:sz="4" w:space="0" w:color="000000"/>
+              <w:left w:val="single" w:sz="4" w:space="0" w:color="000000"/>
+              <w:bottom w:val="single" w:sz="4" w:space="0" w:color="000000"/>
+              <w:right w:val="single" w:sz="4" w:space="0" w:color="000000"/>
+            </w:tcBorders>
+            <w:shd w:val="clear" w:color="auto" w:fill="auto"/>
+            <w:tcMar>
+              <w:top w:w="80" w:type="dxa"/>
+              <w:left w:w="120" w:type="dxa"/>
+              <w:bottom w:w="80" w:type="dxa"/>
+              <w:right w:w="120" w:type="dxa"/>
+            </w:tcMar>
+          </w:tcPr>
+          <w:p>
+            <w:pPr>
+              <w:pStyle w:val="a9"/>
+            </w:pPr>
+            <w:r>
+              <w:t>Данная</w:t>
+            </w:r>
+            <w:r>
+              <w:t xml:space="preserve"> работа (CO₂)</w:t>
+            </w:r>
+          </w:p>
+        </w:tc>
+        <w:tc>
+          <w:tcPr>
+            <w:tcW w:w="2100" w:type="dxa"/>
+            <w:tcBorders>
+              <w:top w:val="single" w:sz="4" w:space="0" w:color="000000"/>
+              <w:left w:val="single" w:sz="4" w:space="0" w:color="000000"/>
+              <w:bottom w:val="single" w:sz="4" w:space="0" w:color="000000"/>
+              <w:right w:val="single" w:sz="4" w:space="0" w:color="000000"/>
+            </w:tcBorders>
+            <w:shd w:val="clear" w:color="auto" w:fill="auto"/>
+            <w:tcMar>
+              <w:top w:w="80" w:type="dxa"/>
+              <w:left w:w="120" w:type="dxa"/>
+              <w:bottom w:w="80" w:type="dxa"/>
+              <w:right w:w="120" w:type="dxa"/>
+            </w:tcMar>
+          </w:tcPr>
+          <w:p>
+            <w:pPr>
+              <w:pStyle w:val="a9"/>
+            </w:pPr>
+            <w:r>
+              <w:t>(9.601 ± 0.527)·10⁻⁸</w:t>
+            </w:r>
+          </w:p>
+        </w:tc>
+        <w:tc>
+          <w:tcPr>
+            <w:tcW w:w="2100" w:type="dxa"/>
+            <w:tcBorders>
+              <w:top w:val="single" w:sz="4" w:space="0" w:color="000000"/>
+              <w:left w:val="single" w:sz="4" w:space="0" w:color="000000"/>
+              <w:bottom w:val="single" w:sz="4" w:space="0" w:color="000000"/>
+              <w:right w:val="single" w:sz="4" w:space="0" w:color="000000"/>
+            </w:tcBorders>
+            <w:shd w:val="clear" w:color="auto" w:fill="auto"/>
+            <w:tcMar>
+              <w:top w:w="80" w:type="dxa"/>
+              <w:left w:w="120" w:type="dxa"/>
+              <w:bottom w:w="80" w:type="dxa"/>
+              <w:right w:w="120" w:type="dxa"/>
+            </w:tcMar>
+          </w:tcPr>
+          <w:p>
+            <w:pPr>
+              <w:pStyle w:val="a9"/>
+            </w:pPr>
+            <w:r>
+              <w:t>(3.951 ± 0.444)·10⁻⁸</w:t>
+            </w:r>
+          </w:p>
+        </w:tc>
+        <w:tc>
+          <w:tcPr>
+            <w:tcW w:w="2100" w:type="dxa"/>
+            <w:tcBorders>
+              <w:top w:val="single" w:sz="4" w:space="0" w:color="000000"/>
+              <w:left w:val="single" w:sz="4" w:space="0" w:color="000000"/>
+              <w:bottom w:val="single" w:sz="4" w:space="0" w:color="000000"/>
+              <w:right w:val="single" w:sz="4" w:space="0" w:color="000000"/>
+            </w:tcBorders>
+            <w:shd w:val="clear" w:color="auto" w:fill="auto"/>
+            <w:tcMar>
+              <w:top w:w="80" w:type="dxa"/>
+              <w:left w:w="120" w:type="dxa"/>
+              <w:bottom w:w="80" w:type="dxa"/>
+              <w:right w:w="120" w:type="dxa"/>
+            </w:tcMar>
+          </w:tcPr>
+          <w:p>
+            <w:pPr>
+              <w:pStyle w:val="a9"/>
+            </w:pPr>
+            <w:r>
+              <w:t>(−1.185 ± 0.343) ·10⁻⁸</w:t>
+            </w:r>
+          </w:p>
+        </w:tc>
+      </w:tr>
+      <w:tr>
+        <w:tblPrEx>
+          <w:tblCellMar>
+            <w:top w:w="0" w:type="dxa"/>
+            <w:bottom w:w="0" w:type="dxa"/>
+          </w:tblCellMar>
+        </w:tblPrEx>
+        <w:tc>
+          <w:tcPr>
+            <w:tcW w:w="3060" w:type="dxa"/>
+            <w:tcBorders>
+              <w:top w:val="single" w:sz="4" w:space="0" w:color="000000"/>
+              <w:left w:val="single" w:sz="4" w:space="0" w:color="000000"/>
+              <w:bottom w:val="single" w:sz="4" w:space="0" w:color="000000"/>
+              <w:right w:val="single" w:sz="4" w:space="0" w:color="000000"/>
+            </w:tcBorders>
+            <w:shd w:val="clear" w:color="auto" w:fill="auto"/>
+            <w:tcMar>
+              <w:top w:w="80" w:type="dxa"/>
+              <w:left w:w="120" w:type="dxa"/>
+              <w:bottom w:w="80" w:type="dxa"/>
+              <w:right w:w="120" w:type="dxa"/>
+            </w:tcMar>
+          </w:tcPr>
+          <w:p>
+            <w:pPr>
+              <w:pStyle w:val="a9"/>
+            </w:pPr>
+            <w:r>
+              <w:t>JPL Horizons #54 (CO₂)</w:t>
+            </w:r>
+          </w:p>
+        </w:tc>
+        <w:tc>
+          <w:tcPr>
+            <w:tcW w:w="2100" w:type="dxa"/>
+            <w:tcBorders>
+              <w:top w:val="single" w:sz="4" w:space="0" w:color="000000"/>
+              <w:left w:val="single" w:sz="4" w:space="0" w:color="000000"/>
+              <w:bottom w:val="single" w:sz="4" w:space="0" w:color="000000"/>
+              <w:right w:val="single" w:sz="4" w:space="0" w:color="000000"/>
+            </w:tcBorders>
+            <w:shd w:val="clear" w:color="auto" w:fill="auto"/>
+            <w:tcMar>
+              <w:top w:w="80" w:type="dxa"/>
+              <w:left w:w="120" w:type="dxa"/>
+              <w:bottom w:w="80" w:type="dxa"/>
+              <w:right w:w="120" w:type="dxa"/>
+            </w:tcMar>
+          </w:tcPr>
+          <w:p>
+            <w:pPr>
+              <w:pStyle w:val="a9"/>
+            </w:pPr>
+            <w:r>
+              <w:t>5.320·10⁻⁸</w:t>
+            </w:r>
+          </w:p>
+        </w:tc>
+        <w:tc>
+          <w:tcPr>
+            <w:tcW w:w="2100" w:type="dxa"/>
+            <w:tcBorders>
+              <w:top w:val="single" w:sz="4" w:space="0" w:color="000000"/>
+              <w:left w:val="single" w:sz="4" w:space="0" w:color="000000"/>
+              <w:bottom w:val="single" w:sz="4" w:space="0" w:color="000000"/>
+              <w:right w:val="single" w:sz="4" w:space="0" w:color="000000"/>
+            </w:tcBorders>
+            <w:shd w:val="clear" w:color="auto" w:fill="auto"/>
+            <w:tcMar>
+              <w:top w:w="80" w:type="dxa"/>
+              <w:left w:w="120" w:type="dxa"/>
+              <w:bottom w:w="80" w:type="dxa"/>
+              <w:right w:w="120" w:type="dxa"/>
+            </w:tcMar>
+          </w:tcPr>
+          <w:p>
+            <w:pPr>
+              <w:pStyle w:val="a9"/>
+            </w:pPr>
+            <w:r>
+              <w:t>1.148·10⁻⁸</w:t>
+            </w:r>
+          </w:p>
+        </w:tc>
+        <w:tc>
+          <w:tcPr>
+            <w:tcW w:w="2100" w:type="dxa"/>
+            <w:tcBorders>
+              <w:top w:val="single" w:sz="4" w:space="0" w:color="000000"/>
+              <w:left w:val="single" w:sz="4" w:space="0" w:color="000000"/>
+              <w:bottom w:val="single" w:sz="4" w:space="0" w:color="000000"/>
+              <w:right w:val="single" w:sz="4" w:space="0" w:color="000000"/>
+            </w:tcBorders>
+            <w:shd w:val="clear" w:color="auto" w:fill="auto"/>
+            <w:tcMar>
+              <w:top w:w="80" w:type="dxa"/>
+              <w:left w:w="120" w:type="dxa"/>
+              <w:bottom w:w="80" w:type="dxa"/>
+              <w:right w:w="120" w:type="dxa"/>
+            </w:tcMar>
+          </w:tcPr>
+          <w:p>
+            <w:pPr>
+              <w:pStyle w:val="a9"/>
+            </w:pPr>
+            <w:r>
+              <w:t>−6.854·10⁻⁹</w:t>
+            </w:r>
+          </w:p>
+        </w:tc>
+      </w:tr>
+    </w:tbl>
+    <w:p>
+      <w:pPr>
+        <w:pStyle w:val="a1"/>
+        <w:ind w:firstLine="0"/>
+      </w:pPr>
+    </w:p>
+    <w:p>
+      <w:pPr>
+        <w:pStyle w:val="a1"/>
+      </w:pPr>
+      <w:r>
+        <w:t xml:space="preserve">Качественная картина согласована в </w:t>
+      </w:r>
+      <w:r>
+        <w:t>обоих</w:t>
+      </w:r>
+      <w:r>
+        <w:t xml:space="preserve"> решениях: коэффициент </w:t>
+      </w:r>
+      <m:oMath>
+        <m:r>
+          <w:rPr>
+            <w:rFonts w:ascii="Cambria Math" w:hAnsi="Cambria Math"/>
+          </w:rPr>
+          <m:t>A₁</m:t>
+        </m:r>
+      </m:oMath>
+      <w:r>
+        <w:t xml:space="preserve">, отвечающий за реактивную силу в радиальном направлении от Солнца, положителен; поперечная составляющая </w:t>
+      </w:r>
+      <m:oMath>
+        <m:r>
+          <w:rPr>
+            <w:rFonts w:ascii="Cambria Math" w:hAnsi="Cambria Math"/>
+          </w:rPr>
+          <m:t>A₂</m:t>
+        </m:r>
+      </m:oMath>
+      <w:r>
+        <w:t xml:space="preserve"> также положительна; нормальная составляющая </w:t>
+      </w:r>
+      <m:oMath>
+        <m:r>
+          <w:rPr>
+            <w:rFonts w:ascii="Cambria Math" w:hAnsi="Cambria Math"/>
+          </w:rPr>
+          <m:t>A₃</m:t>
+        </m:r>
+      </m:oMath>
+      <w:r>
+        <w:t xml:space="preserve"> отрицательна и заметно меньше </w:t>
+      </w:r>
+      <m:oMath>
+        <m:r>
+          <w:rPr>
+            <w:rFonts w:ascii="Cambria Math" w:hAnsi="Cambria Math"/>
+          </w:rPr>
+          <m:t>A₁</m:t>
+        </m:r>
+      </m:oMath>
+      <w:r>
+        <w:t xml:space="preserve"> и </w:t>
+      </w:r>
+      <m:oMath>
+        <m:r>
+          <w:rPr>
+            <w:rFonts w:ascii="Cambria Math" w:hAnsi="Cambria Math"/>
+          </w:rPr>
+          <m:t>A₂</m:t>
+        </m:r>
+      </m:oMath>
+      <w:r>
+        <w:t xml:space="preserve"> по абсолютной величине. Полученный результат </w:t>
+      </w:r>
+      <w:r>
+        <w:t>соответствует</w:t>
+      </w:r>
+      <w:r>
+        <w:t xml:space="preserve"> физическ</w:t>
+      </w:r>
+      <w:r>
+        <w:t>ой</w:t>
+      </w:r>
+      <w:r>
+        <w:t xml:space="preserve"> интерпретаци</w:t>
+      </w:r>
+      <w:r>
+        <w:t>и</w:t>
+      </w:r>
+      <w:r>
+        <w:t xml:space="preserve"> негравитационного эффекта как реактивной силы, направленной преимущественно от Солнца. </w:t>
+      </w:r>
+    </w:p>
+    <w:p>
+      <w:pPr>
+        <w:pStyle w:val="a1"/>
+      </w:pPr>
+      <w:r>
+        <w:lastRenderedPageBreak/>
+        <w:t xml:space="preserve">Количественные различия с решением JPL заметны: полученные значения </w:t>
+      </w:r>
+      <m:oMath>
+        <m:r>
+          <w:rPr>
+            <w:rFonts w:ascii="Cambria Math" w:hAnsi="Cambria Math"/>
+          </w:rPr>
+          <m:t>A₁, A₂, A₃</m:t>
+        </m:r>
+      </m:oMath>
+      <w:r>
+        <w:t xml:space="preserve"> примерно в 1.8, 3.4 и 1.7 раза превышают соответствующие коэффициенты JPL #54 по абсолютной величине. Расхождение объясняется несколькими факторами. Прежде всего, использованный в настоящей работе массив наблюдений включает все доступные на момент расчёта данные Центра малых планет за период с 5 мая 2025 года по 25 марта 2026 года, в то время как решение JPL #54 датировано 19 февраля 2026 года и охватывает более короткий интервал. Дополнительный месяц наблюдений после прохождения перигелия существенно усиливает чувствительность задачи именно к негравитационным коэффициентам, поскольку влияние реактивной силы на траекторию накапливается со временем и наиболее заметно проявляется </w:t>
+      </w:r>
+      <w:r>
+        <w:t>после прохождения перигелия</w:t>
+      </w:r>
+      <w:r>
+        <w:t xml:space="preserve">. Во-вторых, в </w:t>
+      </w:r>
+      <w:r>
+        <w:t>данной</w:t>
+      </w:r>
+      <w:r>
+        <w:t xml:space="preserve"> работе используется весь массив наблюдений без дополнительно</w:t>
+      </w:r>
+      <w:r>
+        <w:t>го</w:t>
+      </w:r>
+      <w:r>
+        <w:t xml:space="preserve"> </w:t>
+      </w:r>
+      <w:r>
+        <w:t>отсеивания</w:t>
+      </w:r>
+      <w:r>
+        <w:t>, тогда как при подготовке решений JPL проводится фильтрация по качеству и весовая обработка наблюдений; включение менее точных измерений может смещать оценки коэффициентов.</w:t>
+      </w:r>
+    </w:p>
+    <w:p>
+      <w:pPr>
+        <w:pStyle w:val="a1"/>
+      </w:pPr>
+      <w:r>
+        <w:t xml:space="preserve">Формальные среднеквадратичные погрешности полученных коэффициентов, вычисленные через ковариационную матрицу нормальных уравнений, составляют </w:t>
+      </w:r>
+      <m:oMath>
+        <m:r>
+          <w:rPr>
+            <w:rFonts w:ascii="Cambria Math" w:hAnsi="Cambria Math"/>
+          </w:rPr>
+          <m:t>5.3·10⁻⁹</m:t>
+        </m:r>
+      </m:oMath>
+      <w:r>
+        <w:t xml:space="preserve">, </w:t>
+      </w:r>
+      <m:oMath>
+        <m:r>
+          <w:rPr>
+            <w:rFonts w:ascii="Cambria Math" w:hAnsi="Cambria Math"/>
+          </w:rPr>
+          <m:t>4.4·10⁻⁹</m:t>
+        </m:r>
+      </m:oMath>
+      <w:r>
+        <w:t xml:space="preserve"> и</w:t>
+      </w:r>
+      <m:oMath>
+        <m:r>
+          <w:rPr>
+            <w:rFonts w:ascii="Cambria Math" w:hAnsi="Cambria Math"/>
+          </w:rPr>
+          <m:t xml:space="preserve"> 3.4·10⁻⁹</m:t>
+        </m:r>
+      </m:oMath>
+      <w:r>
+        <w:t xml:space="preserve"> </w:t>
+      </w:r>
+      <m:oMath>
+        <m:r>
+          <w:rPr>
+            <w:rFonts w:ascii="Cambria Math" w:hAnsi="Cambria Math"/>
+          </w:rPr>
+          <m:t>а.е./сут²</m:t>
+        </m:r>
+      </m:oMath>
+      <w:r>
+        <w:t xml:space="preserve"> для </w:t>
+      </w:r>
+      <m:oMath>
+        <m:r>
+          <w:rPr>
+            <w:rFonts w:ascii="Cambria Math" w:hAnsi="Cambria Math"/>
+          </w:rPr>
+          <m:t>A₁, A₂</m:t>
+        </m:r>
+      </m:oMath>
+      <w:r>
+        <w:t xml:space="preserve"> и </w:t>
+      </w:r>
+      <m:oMath>
+        <m:r>
+          <w:rPr>
+            <w:rFonts w:ascii="Cambria Math" w:hAnsi="Cambria Math"/>
+          </w:rPr>
+          <m:t>A₃</m:t>
+        </m:r>
+      </m:oMath>
+      <w:r>
+        <w:t xml:space="preserve"> соответственно. </w:t>
+      </w:r>
+    </w:p>
+    <w:p>
+      <w:pPr>
+        <w:pStyle w:val="a1"/>
+        <w:rPr>
+          <w:lang w:eastAsia="ru-RU" w:bidi="ar-SA"/>
+        </w:rPr>
+      </w:pPr>
+    </w:p>
+    <w:p>
+      <w:pPr>
+        <w:pStyle w:val="3"/>
+        <w:rPr>
+          <w:rFonts w:eastAsia="Noto Serif CJK SC"/>
+        </w:rPr>
+      </w:pPr>
+      <w:r>
+        <w:rPr>
+          <w:rFonts w:eastAsia="Noto Serif CJK SC"/>
+        </w:rPr>
+        <w:t>4.4 Производительность</w:t>
+      </w:r>
+    </w:p>
+    <w:p>
+      <w:pPr>
+        <w:pStyle w:val="a1"/>
+      </w:pPr>
+      <w:r>
+        <w:t xml:space="preserve">Для оценки вычислительных характеристик реализованной программы измерены полное время выполнения процедуры уточнения и время отдельных стадий внутри одной итерации метода Гаусса–Ньютона. Замеры выполнены средствами std::chrono::steady_clock в десяти прогонах на полном массиве из 8192 наблюдений; в качестве итоговых значений приняты средние арифметические. Результаты приведены в таблице </w:t>
+      </w:r>
+      <w:r>
+        <w:t>5</w:t>
+      </w:r>
+      <w:r>
+        <w:t>.</w:t>
+      </w:r>
+    </w:p>
+    <w:p>
+      <w:pPr>
+        <w:pStyle w:val="a1"/>
+      </w:pPr>
+    </w:p>
+    <w:p>
+      <w:pPr>
+        <w:pStyle w:val="a1"/>
+      </w:pPr>
+    </w:p>
+    <w:p>
+      <w:pPr>
+        <w:pStyle w:val="aa"/>
+        <w:jc w:val="left"/>
+      </w:pPr>
+      <w:r>
+        <w:lastRenderedPageBreak/>
+        <w:t xml:space="preserve">Таблица </w:t>
+      </w:r>
+      <w:r>
+        <w:t>5</w:t>
+      </w:r>
+      <w:r>
+        <w:t xml:space="preserve"> – Распределение времени выполнения</w:t>
+      </w:r>
+    </w:p>
+    <w:tbl>
+      <w:tblPr>
+        <w:tblW w:w="9360" w:type="dxa"/>
+        <w:tblBorders>
+          <w:top w:val="single" w:sz="4" w:space="0" w:color="auto"/>
+          <w:left w:val="single" w:sz="4" w:space="0" w:color="auto"/>
+          <w:bottom w:val="single" w:sz="4" w:space="0" w:color="auto"/>
+          <w:right w:val="single" w:sz="4" w:space="0" w:color="auto"/>
+          <w:insideH w:val="single" w:sz="4" w:space="0" w:color="auto"/>
+          <w:insideV w:val="single" w:sz="4" w:space="0" w:color="auto"/>
+        </w:tblBorders>
+        <w:tblCellMar>
+          <w:left w:w="10" w:type="dxa"/>
+          <w:right w:w="10" w:type="dxa"/>
+        </w:tblCellMar>
+        <w:tblLook w:val="04A0" w:firstRow="1" w:lastRow="0" w:firstColumn="1" w:lastColumn="0" w:noHBand="0" w:noVBand="1"/>
+      </w:tblPr>
+      <w:tblGrid>
+        <w:gridCol w:w="5360"/>
+        <w:gridCol w:w="2000"/>
+        <w:gridCol w:w="2000"/>
+      </w:tblGrid>
+      <w:tr>
+        <w:tc>
+          <w:tcPr>
+            <w:tcW w:w="5360" w:type="dxa"/>
+            <w:tcBorders>
+              <w:top w:val="single" w:sz="4" w:space="0" w:color="000000"/>
+              <w:left w:val="single" w:sz="4" w:space="0" w:color="000000"/>
+              <w:bottom w:val="single" w:sz="4" w:space="0" w:color="000000"/>
+              <w:right w:val="single" w:sz="4" w:space="0" w:color="000000"/>
+            </w:tcBorders>
+            <w:shd w:val="clear" w:color="auto" w:fill="auto"/>
+            <w:tcMar>
+              <w:top w:w="80" w:type="dxa"/>
+              <w:left w:w="120" w:type="dxa"/>
+              <w:bottom w:w="80" w:type="dxa"/>
+              <w:right w:w="120" w:type="dxa"/>
+            </w:tcMar>
+          </w:tcPr>
+          <w:p>
+            <w:pPr>
+              <w:pStyle w:val="a9"/>
+            </w:pPr>
+            <w:r>
+              <w:t>Стадия</w:t>
+            </w:r>
+          </w:p>
+        </w:tc>
+        <w:tc>
+          <w:tcPr>
+            <w:tcW w:w="2000" w:type="dxa"/>
+            <w:tcBorders>
+              <w:top w:val="single" w:sz="4" w:space="0" w:color="000000"/>
+              <w:left w:val="single" w:sz="4" w:space="0" w:color="000000"/>
+              <w:bottom w:val="single" w:sz="4" w:space="0" w:color="000000"/>
+              <w:right w:val="single" w:sz="4" w:space="0" w:color="000000"/>
+            </w:tcBorders>
+            <w:shd w:val="clear" w:color="auto" w:fill="auto"/>
+            <w:tcMar>
+              <w:top w:w="80" w:type="dxa"/>
+              <w:left w:w="120" w:type="dxa"/>
+              <w:bottom w:w="80" w:type="dxa"/>
+              <w:right w:w="120" w:type="dxa"/>
+            </w:tcMar>
+          </w:tcPr>
+          <w:p>
+            <w:pPr>
+              <w:pStyle w:val="a9"/>
+            </w:pPr>
+            <w:r>
+              <w:t>Время, мс</w:t>
+            </w:r>
+          </w:p>
+        </w:tc>
+        <w:tc>
+          <w:tcPr>
+            <w:tcW w:w="2000" w:type="dxa"/>
+            <w:tcBorders>
+              <w:top w:val="single" w:sz="4" w:space="0" w:color="000000"/>
+              <w:left w:val="single" w:sz="4" w:space="0" w:color="000000"/>
+              <w:bottom w:val="single" w:sz="4" w:space="0" w:color="000000"/>
+              <w:right w:val="single" w:sz="4" w:space="0" w:color="000000"/>
+            </w:tcBorders>
+            <w:shd w:val="clear" w:color="auto" w:fill="auto"/>
+            <w:tcMar>
+              <w:top w:w="80" w:type="dxa"/>
+              <w:left w:w="120" w:type="dxa"/>
+              <w:bottom w:w="80" w:type="dxa"/>
+              <w:right w:w="120" w:type="dxa"/>
+            </w:tcMar>
+          </w:tcPr>
+          <w:p>
+            <w:pPr>
+              <w:pStyle w:val="a9"/>
+            </w:pPr>
+            <w:r>
+              <w:t>Доля, %</w:t>
+            </w:r>
+          </w:p>
+        </w:tc>
+      </w:tr>
+      <w:tr>
+        <w:tc>
+          <w:tcPr>
+            <w:tcW w:w="5360" w:type="dxa"/>
+            <w:tcBorders>
+              <w:top w:val="single" w:sz="4" w:space="0" w:color="000000"/>
+              <w:left w:val="single" w:sz="4" w:space="0" w:color="000000"/>
+              <w:bottom w:val="single" w:sz="4" w:space="0" w:color="000000"/>
+              <w:right w:val="single" w:sz="4" w:space="0" w:color="000000"/>
+            </w:tcBorders>
+            <w:tcMar>
+              <w:top w:w="80" w:type="dxa"/>
+              <w:left w:w="120" w:type="dxa"/>
+              <w:bottom w:w="80" w:type="dxa"/>
+              <w:right w:w="120" w:type="dxa"/>
+            </w:tcMar>
+          </w:tcPr>
+          <w:p>
+            <w:pPr>
+              <w:pStyle w:val="a9"/>
+            </w:pPr>
+            <w:r>
+              <w:t>Интегрирование расширенной системы и вычисление якобиана наблюдений</w:t>
+            </w:r>
+          </w:p>
+        </w:tc>
+        <w:tc>
+          <w:tcPr>
+            <w:tcW w:w="2000" w:type="dxa"/>
+            <w:tcBorders>
+              <w:top w:val="single" w:sz="4" w:space="0" w:color="000000"/>
+              <w:left w:val="single" w:sz="4" w:space="0" w:color="000000"/>
+              <w:bottom w:val="single" w:sz="4" w:space="0" w:color="000000"/>
+              <w:right w:val="single" w:sz="4" w:space="0" w:color="000000"/>
+            </w:tcBorders>
+            <w:tcMar>
+              <w:top w:w="80" w:type="dxa"/>
+              <w:left w:w="120" w:type="dxa"/>
+              <w:bottom w:w="80" w:type="dxa"/>
+              <w:right w:w="120" w:type="dxa"/>
+            </w:tcMar>
+          </w:tcPr>
+          <w:p>
+            <w:pPr>
+              <w:pStyle w:val="a9"/>
+            </w:pPr>
+            <w:r>
+              <w:t>2111.6</w:t>
+            </w:r>
+          </w:p>
+        </w:tc>
+        <w:tc>
+          <w:tcPr>
+            <w:tcW w:w="2000" w:type="dxa"/>
+            <w:tcBorders>
+              <w:top w:val="single" w:sz="4" w:space="0" w:color="000000"/>
+              <w:left w:val="single" w:sz="4" w:space="0" w:color="000000"/>
+              <w:bottom w:val="single" w:sz="4" w:space="0" w:color="000000"/>
+              <w:right w:val="single" w:sz="4" w:space="0" w:color="000000"/>
+            </w:tcBorders>
+            <w:tcMar>
+              <w:top w:w="80" w:type="dxa"/>
+              <w:left w:w="120" w:type="dxa"/>
+              <w:bottom w:w="80" w:type="dxa"/>
+              <w:right w:w="120" w:type="dxa"/>
+            </w:tcMar>
+          </w:tcPr>
+          <w:p>
+            <w:pPr>
+              <w:pStyle w:val="a9"/>
+            </w:pPr>
+            <w:r>
+              <w:t>72.8</w:t>
+            </w:r>
+          </w:p>
+        </w:tc>
+      </w:tr>
+      <w:tr>
+        <w:tc>
+          <w:tcPr>
+            <w:tcW w:w="5360" w:type="dxa"/>
+            <w:tcBorders>
+              <w:top w:val="single" w:sz="4" w:space="0" w:color="000000"/>
+              <w:left w:val="single" w:sz="4" w:space="0" w:color="000000"/>
+              <w:bottom w:val="single" w:sz="4" w:space="0" w:color="000000"/>
+              <w:right w:val="single" w:sz="4" w:space="0" w:color="000000"/>
+            </w:tcBorders>
+            <w:tcMar>
+              <w:top w:w="80" w:type="dxa"/>
+              <w:left w:w="120" w:type="dxa"/>
+              <w:bottom w:w="80" w:type="dxa"/>
+              <w:right w:w="120" w:type="dxa"/>
+            </w:tcMar>
+          </w:tcPr>
+          <w:p>
+            <w:pPr>
+              <w:pStyle w:val="a9"/>
+            </w:pPr>
+            <w:r>
+              <w:t>Формирование и решение нормальных уравнений</w:t>
+            </w:r>
+          </w:p>
+        </w:tc>
+        <w:tc>
+          <w:tcPr>
+            <w:tcW w:w="2000" w:type="dxa"/>
+            <w:tcBorders>
+              <w:top w:val="single" w:sz="4" w:space="0" w:color="000000"/>
+              <w:left w:val="single" w:sz="4" w:space="0" w:color="000000"/>
+              <w:bottom w:val="single" w:sz="4" w:space="0" w:color="000000"/>
+              <w:right w:val="single" w:sz="4" w:space="0" w:color="000000"/>
+            </w:tcBorders>
+            <w:tcMar>
+              <w:top w:w="80" w:type="dxa"/>
+              <w:left w:w="120" w:type="dxa"/>
+              <w:bottom w:w="80" w:type="dxa"/>
+              <w:right w:w="120" w:type="dxa"/>
+            </w:tcMar>
+          </w:tcPr>
+          <w:p>
+            <w:pPr>
+              <w:pStyle w:val="a9"/>
+              <w:rPr>
+                <w:lang w:val="en-US"/>
+              </w:rPr>
+            </w:pPr>
+            <w:r>
+              <w:t>0.7</w:t>
+            </w:r>
+          </w:p>
+        </w:tc>
+        <w:tc>
+          <w:tcPr>
+            <w:tcW w:w="2000" w:type="dxa"/>
+            <w:tcBorders>
+              <w:top w:val="single" w:sz="4" w:space="0" w:color="000000"/>
+              <w:left w:val="single" w:sz="4" w:space="0" w:color="000000"/>
+              <w:bottom w:val="single" w:sz="4" w:space="0" w:color="000000"/>
+              <w:right w:val="single" w:sz="4" w:space="0" w:color="000000"/>
+            </w:tcBorders>
+            <w:tcMar>
+              <w:top w:w="80" w:type="dxa"/>
+              <w:left w:w="120" w:type="dxa"/>
+              <w:bottom w:w="80" w:type="dxa"/>
+              <w:right w:w="120" w:type="dxa"/>
+            </w:tcMar>
+          </w:tcPr>
+          <w:p>
+            <w:pPr>
+              <w:pStyle w:val="a9"/>
+            </w:pPr>
+            <w:r>
+              <w:t>&lt; 0.1</w:t>
+            </w:r>
+          </w:p>
+        </w:tc>
+      </w:tr>
+      <w:tr>
+        <w:tc>
+          <w:tcPr>
+            <w:tcW w:w="5360" w:type="dxa"/>
+            <w:tcBorders>
+              <w:top w:val="single" w:sz="4" w:space="0" w:color="000000"/>
+              <w:left w:val="single" w:sz="4" w:space="0" w:color="000000"/>
+              <w:bottom w:val="single" w:sz="4" w:space="0" w:color="000000"/>
+              <w:right w:val="single" w:sz="4" w:space="0" w:color="000000"/>
+            </w:tcBorders>
+            <w:tcMar>
+              <w:top w:w="80" w:type="dxa"/>
+              <w:left w:w="120" w:type="dxa"/>
+              <w:bottom w:w="80" w:type="dxa"/>
+              <w:right w:w="120" w:type="dxa"/>
+            </w:tcMar>
+          </w:tcPr>
+          <w:p>
+            <w:pPr>
+              <w:pStyle w:val="a9"/>
+            </w:pPr>
+            <w:r>
+              <w:t>Перерасчет траектории и вычисление RMS</w:t>
+            </w:r>
+          </w:p>
+        </w:tc>
+        <w:tc>
+          <w:tcPr>
+            <w:tcW w:w="2000" w:type="dxa"/>
+            <w:tcBorders>
+              <w:top w:val="single" w:sz="4" w:space="0" w:color="000000"/>
+              <w:left w:val="single" w:sz="4" w:space="0" w:color="000000"/>
+              <w:bottom w:val="single" w:sz="4" w:space="0" w:color="000000"/>
+              <w:right w:val="single" w:sz="4" w:space="0" w:color="000000"/>
+            </w:tcBorders>
+            <w:tcMar>
+              <w:top w:w="80" w:type="dxa"/>
+              <w:left w:w="120" w:type="dxa"/>
+              <w:bottom w:w="80" w:type="dxa"/>
+              <w:right w:w="120" w:type="dxa"/>
+            </w:tcMar>
+          </w:tcPr>
+          <w:p>
+            <w:pPr>
+              <w:pStyle w:val="a9"/>
+            </w:pPr>
+            <w:r>
+              <w:t>786.9</w:t>
+            </w:r>
+          </w:p>
+        </w:tc>
+        <w:tc>
+          <w:tcPr>
+            <w:tcW w:w="2000" w:type="dxa"/>
+            <w:tcBorders>
+              <w:top w:val="single" w:sz="4" w:space="0" w:color="000000"/>
+              <w:left w:val="single" w:sz="4" w:space="0" w:color="000000"/>
+              <w:bottom w:val="single" w:sz="4" w:space="0" w:color="000000"/>
+              <w:right w:val="single" w:sz="4" w:space="0" w:color="000000"/>
+            </w:tcBorders>
+            <w:tcMar>
+              <w:top w:w="80" w:type="dxa"/>
+              <w:left w:w="120" w:type="dxa"/>
+              <w:bottom w:w="80" w:type="dxa"/>
+              <w:right w:w="120" w:type="dxa"/>
+            </w:tcMar>
+          </w:tcPr>
+          <w:p>
+            <w:pPr>
+              <w:pStyle w:val="a9"/>
+            </w:pPr>
+            <w:r>
+              <w:t>27.1</w:t>
+            </w:r>
+          </w:p>
+        </w:tc>
+      </w:tr>
+      <w:tr>
+        <w:tc>
+          <w:tcPr>
+            <w:tcW w:w="5360" w:type="dxa"/>
+            <w:tcBorders>
+              <w:top w:val="single" w:sz="4" w:space="0" w:color="000000"/>
+              <w:left w:val="single" w:sz="4" w:space="0" w:color="000000"/>
+              <w:bottom w:val="single" w:sz="4" w:space="0" w:color="000000"/>
+              <w:right w:val="single" w:sz="4" w:space="0" w:color="000000"/>
+            </w:tcBorders>
+            <w:tcMar>
+              <w:top w:w="80" w:type="dxa"/>
+              <w:left w:w="120" w:type="dxa"/>
+              <w:bottom w:w="80" w:type="dxa"/>
+              <w:right w:w="120" w:type="dxa"/>
+            </w:tcMar>
+          </w:tcPr>
+          <w:p>
+            <w:pPr>
+              <w:pStyle w:val="a9"/>
+            </w:pPr>
+            <w:r>
+              <w:t>Одна итерация (всего)</w:t>
+            </w:r>
+          </w:p>
+        </w:tc>
+        <w:tc>
+          <w:tcPr>
+            <w:tcW w:w="2000" w:type="dxa"/>
+            <w:tcBorders>
+              <w:top w:val="single" w:sz="4" w:space="0" w:color="000000"/>
+              <w:left w:val="single" w:sz="4" w:space="0" w:color="000000"/>
+              <w:bottom w:val="single" w:sz="4" w:space="0" w:color="000000"/>
+              <w:right w:val="single" w:sz="4" w:space="0" w:color="000000"/>
+            </w:tcBorders>
+            <w:tcMar>
+              <w:top w:w="80" w:type="dxa"/>
+              <w:left w:w="120" w:type="dxa"/>
+              <w:bottom w:w="80" w:type="dxa"/>
+              <w:right w:w="120" w:type="dxa"/>
+            </w:tcMar>
+          </w:tcPr>
+          <w:p>
+            <w:pPr>
+              <w:pStyle w:val="a9"/>
+            </w:pPr>
+            <w:r>
+              <w:t>2899.2</w:t>
+            </w:r>
+          </w:p>
+        </w:tc>
+        <w:tc>
+          <w:tcPr>
+            <w:tcW w:w="2000" w:type="dxa"/>
+            <w:tcBorders>
+              <w:top w:val="single" w:sz="4" w:space="0" w:color="000000"/>
+              <w:left w:val="single" w:sz="4" w:space="0" w:color="000000"/>
+              <w:bottom w:val="single" w:sz="4" w:space="0" w:color="000000"/>
+              <w:right w:val="single" w:sz="4" w:space="0" w:color="000000"/>
+            </w:tcBorders>
+            <w:tcMar>
+              <w:top w:w="80" w:type="dxa"/>
+              <w:left w:w="120" w:type="dxa"/>
+              <w:bottom w:w="80" w:type="dxa"/>
+              <w:right w:w="120" w:type="dxa"/>
+            </w:tcMar>
+          </w:tcPr>
+          <w:p>
+            <w:pPr>
+              <w:pStyle w:val="a9"/>
+            </w:pPr>
+            <w:r>
+              <w:t>100.0</w:t>
+            </w:r>
+          </w:p>
+        </w:tc>
+      </w:tr>
+      <w:tr>
+        <w:tc>
+          <w:tcPr>
+            <w:tcW w:w="5360" w:type="dxa"/>
+            <w:tcBorders>
+              <w:top w:val="single" w:sz="4" w:space="0" w:color="000000"/>
+              <w:left w:val="single" w:sz="4" w:space="0" w:color="000000"/>
+              <w:bottom w:val="single" w:sz="4" w:space="0" w:color="000000"/>
+              <w:right w:val="single" w:sz="4" w:space="0" w:color="000000"/>
+            </w:tcBorders>
+            <w:tcMar>
+              <w:top w:w="80" w:type="dxa"/>
+              <w:left w:w="120" w:type="dxa"/>
+              <w:bottom w:w="80" w:type="dxa"/>
+              <w:right w:w="120" w:type="dxa"/>
+            </w:tcMar>
+          </w:tcPr>
+          <w:p>
+            <w:pPr>
+              <w:pStyle w:val="a9"/>
+            </w:pPr>
+            <w:r>
+              <w:t>Полное время уточнения</w:t>
+            </w:r>
+          </w:p>
+        </w:tc>
+        <w:tc>
+          <w:tcPr>
+            <w:tcW w:w="2000" w:type="dxa"/>
+            <w:tcBorders>
+              <w:top w:val="single" w:sz="4" w:space="0" w:color="000000"/>
+              <w:left w:val="single" w:sz="4" w:space="0" w:color="000000"/>
+              <w:bottom w:val="single" w:sz="4" w:space="0" w:color="000000"/>
+              <w:right w:val="single" w:sz="4" w:space="0" w:color="000000"/>
+            </w:tcBorders>
+            <w:tcMar>
+              <w:top w:w="80" w:type="dxa"/>
+              <w:left w:w="120" w:type="dxa"/>
+              <w:bottom w:w="80" w:type="dxa"/>
+              <w:right w:w="120" w:type="dxa"/>
+            </w:tcMar>
+          </w:tcPr>
+          <w:p>
+            <w:pPr>
+              <w:pStyle w:val="a9"/>
+            </w:pPr>
+            <w:r>
+              <w:t>15328.6</w:t>
+            </w:r>
+          </w:p>
+        </w:tc>
+        <w:tc>
+          <w:tcPr>
+            <w:tcW w:w="2000" w:type="dxa"/>
+            <w:tcBorders>
+              <w:top w:val="single" w:sz="4" w:space="0" w:color="000000"/>
+              <w:left w:val="single" w:sz="4" w:space="0" w:color="000000"/>
+              <w:bottom w:val="single" w:sz="4" w:space="0" w:color="000000"/>
+              <w:right w:val="single" w:sz="4" w:space="0" w:color="000000"/>
+            </w:tcBorders>
+            <w:tcMar>
+              <w:top w:w="80" w:type="dxa"/>
+              <w:left w:w="120" w:type="dxa"/>
+              <w:bottom w:w="80" w:type="dxa"/>
+              <w:right w:w="120" w:type="dxa"/>
+            </w:tcMar>
+          </w:tcPr>
+          <w:p>
+            <w:pPr>
+              <w:pStyle w:val="a9"/>
+            </w:pPr>
+            <w:r>
+              <w:t>–</w:t>
+            </w:r>
+          </w:p>
+        </w:tc>
+      </w:tr>
+    </w:tbl>
+    <w:p>
+      <w:pPr>
+        <w:spacing w:line="360" w:lineRule="auto"/>
+        <w:jc w:val="both"/>
+      </w:pPr>
+    </w:p>
+    <w:p>
+      <w:pPr>
+        <w:pStyle w:val="a1"/>
+      </w:pPr>
+      <w:r>
+        <w:t>Полное время уточнения параметров от начального приближения до выполнения критерия сходимости составляет около 15.3 с. Процедура завершается за пять итераций, средняя продолжительность одной итерации – 2.90 с. Из этого времени на интегрирование расширенной системы и вычисление матрицы Якоби по всем 8192 наблюдениям приходится 2.11 с, то есть около 73% длительности итерации. Формирование нормальных уравнений и их решение разложением Холецкого занимают менее одной миллисекунды и не оказывают заметного влияния на быстродействие. Оставшаяся часть итерации – около 0.79 с – расходуется на повторное интегрирование уточнённой траектории и вычисление средней квадратичной невязки, выполняемые в fitOrbit после шага метода для контроля сходимости.</w:t>
+      </w:r>
+    </w:p>
+    <w:p>
+      <w:pPr>
+        <w:pStyle w:val="a1"/>
+      </w:pPr>
+      <w:r>
+        <w:t>Пиковый рабочий набор процесса по данным диспетчера задач Windows составляет 5.4 МБ, что отвечает скромным требованиям к памяти на стороне самой программы; основной объём данных – файл эфемерид EPM2021 находится на диске и подгружается по мере обращения</w:t>
+      </w:r>
+    </w:p>
+    <w:p>
+      <w:pPr>
+        <w:pStyle w:val="a1"/>
+      </w:pPr>
+    </w:p>
+    <w:p>
+      <w:pPr>
+        <w:pStyle w:val="a1"/>
+      </w:pPr>
+    </w:p>
+    <w:p>
+      <w:pPr>
+        <w:pStyle w:val="3"/>
+        <w:rPr>
+          <w:rFonts w:eastAsia="Noto Serif CJK SC"/>
+        </w:rPr>
+      </w:pPr>
+      <w:r>
+        <w:rPr>
+          <w:rFonts w:eastAsia="Noto Serif CJK SC"/>
+        </w:rPr>
+        <w:lastRenderedPageBreak/>
+        <w:t>4.5 Выводы</w:t>
+      </w:r>
+    </w:p>
+    <w:p>
+      <w:pPr>
+        <w:pStyle w:val="a1"/>
+        <w:rPr>
+          <w:lang w:eastAsia="ru-RU" w:bidi="ar-SA"/>
+        </w:rPr>
+      </w:pPr>
+      <w:r>
+        <w:rPr>
+          <w:lang w:eastAsia="ru-RU" w:bidi="ar-SA"/>
+        </w:rPr>
+        <w:t xml:space="preserve">Численная процедура устойчива и сходится. За пять итераций метод Гаусса–Ньютона достигает критерия </w:t>
+      </w:r>
+      <m:oMath>
+        <m:r>
+          <w:rPr>
+            <w:rFonts w:ascii="Cambria Math" w:hAnsi="Cambria Math"/>
+            <w:lang w:eastAsia="ru-RU" w:bidi="ar-SA"/>
+          </w:rPr>
+          <m:t>‖Δβ‖ &lt; 10⁻¹⁴</m:t>
+        </m:r>
+      </m:oMath>
+      <w:r>
+        <w:rPr>
+          <w:lang w:eastAsia="ru-RU" w:bidi="ar-SA"/>
+        </w:rPr>
+        <w:t>, причём норма приращения параметров убывает на два порядка за итерацию. Такое поведение типично для метода в задачах с малыми остаточными невязками и подтверждает корректность матрицы Якоби и реализации итерационного шага.</w:t>
+      </w:r>
+    </w:p>
+    <w:p>
+      <w:pPr>
+        <w:pStyle w:val="a1"/>
+        <w:rPr>
+          <w:lang w:eastAsia="ru-RU" w:bidi="ar-SA"/>
+        </w:rPr>
+      </w:pPr>
+      <w:r>
+        <w:rPr>
+          <w:lang w:eastAsia="ru-RU" w:bidi="ar-SA"/>
+        </w:rPr>
+        <w:t xml:space="preserve">Финальная средняя квадратичная невязка равна 1.795″, что выше типичной случайной ошибки одного астрометрического измерения. </w:t>
+      </w:r>
+      <w:r>
+        <w:rPr>
+          <w:lang w:eastAsia="ru-RU" w:bidi="ar-SA"/>
+        </w:rPr>
+        <w:t>Возможная п</w:t>
+      </w:r>
+      <w:r>
+        <w:rPr>
+          <w:lang w:eastAsia="ru-RU" w:bidi="ar-SA"/>
+        </w:rPr>
+        <w:t>ричина – неоднородность массива: 8192 наблюдения собраны с 327 обсерваторий без отбраковки и весовой обработки. Ближайший способ улучшить решение – ввести фильтрацию по качеству и весовые коэффициенты в нормальные уравнения.</w:t>
+      </w:r>
+    </w:p>
+    <w:p>
+      <w:pPr>
+        <w:pStyle w:val="a1"/>
+        <w:rPr>
+          <w:lang w:eastAsia="ru-RU" w:bidi="ar-SA"/>
+        </w:rPr>
+      </w:pPr>
+      <w:r>
+        <w:rPr>
+          <w:lang w:eastAsia="ru-RU" w:bidi="ar-SA"/>
+        </w:rPr>
+        <w:t>Коэффициенты негравитационного ускорения согласованы с решением JPL #54 по знакам и порядкам величин: A₁ и A₂ положительны, A₃ отрицательна, A₁ по модулю превосходит две другие компоненты. Реактивная сила сублимации действует преимущественно в радиальном направлении от Солнца, и полученное соотношение коэффициентов отражает эту картину. Количественное расхождение с JPL в 1.8–3.4 раза по модулю связано с более длинным временным охватом данных в настоящей работе и отсутствием отбраковки наблюдений. Формальные погрешности коэффициентов лежат в пределах 3.4–5.3·10⁻⁹ а.е./сут² и сопоставимы по порядку с публикуемыми оценками.</w:t>
+      </w:r>
+    </w:p>
+    <w:p>
+      <w:pPr>
+        <w:pStyle w:val="a1"/>
+        <w:rPr>
+          <w:lang w:eastAsia="ru-RU" w:bidi="ar-SA"/>
+        </w:rPr>
+      </w:pPr>
+      <w:r>
+        <w:rPr>
+          <w:lang w:eastAsia="ru-RU" w:bidi="ar-SA"/>
+        </w:rPr>
+        <w:t>Полное уточнение выполняется за 15.3 с в одном потоке, одна итерация занимает 2.9 с. Около 73% времени итерации уходит на интегрирование расширенной системы и формирование матрицы Якоби; линейная алгебра занимает доли миллисекунды. Дальнейшее ускорение возможно за счёт параллельного вычисления невязок и якобианов по группам наблюдений. Пиковый рабочий набор процесса не превышает 6 МБ.</w:t>
+      </w:r>
+    </w:p>
+    <w:p>
+      <w:pPr>
         <w:rPr>
           <w:rFonts w:eastAsia="Noto Serif CJK SC"/>
           <w:sz w:val="28"/>
@@ -22906,7 +23681,7 @@
         <w:pStyle w:val="2"/>
       </w:pPr>
       <w:bookmarkStart w:id="41" w:name="_Toc228645311"/>
-      <w:bookmarkStart w:id="42" w:name="_Toc228646477"/>
+      <w:bookmarkStart w:id="42" w:name="_Toc228907439"/>
       <w:r>
         <w:lastRenderedPageBreak/>
         <w:t>5 Безопасность жизнедеятельности</w:t>
@@ -22938,10 +23713,11 @@
         <w:jc w:val="center"/>
         <w:rPr>
           <w:rFonts w:cs="Times New Roman"/>
+          <w:color w:val="000000"/>
         </w:rPr>
       </w:pPr>
       <w:bookmarkStart w:id="44" w:name="_Toc228645312"/>
-      <w:bookmarkStart w:id="45" w:name="_Toc228646478"/>
+      <w:bookmarkStart w:id="45" w:name="_Toc228907440"/>
       <w:r>
         <w:rPr>
           <w:rFonts w:cs="Times New Roman"/>
@@ -22957,12 +23733,225 @@
     <w:p>
       <w:pPr>
         <w:pStyle w:val="a1"/>
-      </w:pPr>
-      <w:r>
-        <w:t>Заключение содержит описание результатов по каждой задаче, обозначенной в разделе «Введение»</w:t>
-      </w:r>
-      <w:r>
-        <w:t>, результаты работы в целом, согласно обозначенной цели, направления дальнейших исследований и пр.</w:t>
+        <w:rPr>
+          <w:lang w:eastAsia="ru-RU" w:bidi="ar-SA"/>
+        </w:rPr>
+      </w:pPr>
+      <w:r>
+        <w:rPr>
+          <w:lang w:eastAsia="ru-RU" w:bidi="ar-SA"/>
+        </w:rPr>
+        <w:t>В ходе выполнения работы была достигнута поставленная цель – была разработана программа для уточнения орбитальных параметров и параметров негравитационного ускорения межзвёздной кометы 3I/ATLAS.</w:t>
+      </w:r>
+    </w:p>
+    <w:p>
+      <w:pPr>
+        <w:pStyle w:val="a1"/>
+        <w:rPr>
+          <w:lang w:eastAsia="ru-RU" w:bidi="ar-SA"/>
+        </w:rPr>
+      </w:pPr>
+      <w:r>
+        <w:rPr>
+          <w:lang w:eastAsia="ru-RU" w:bidi="ar-SA"/>
+        </w:rPr>
+        <w:t>Для этого в процессе работы были выполнены следующие задачи:</w:t>
+      </w:r>
+    </w:p>
+    <w:p>
+      <w:pPr>
+        <w:pStyle w:val="a1"/>
+        <w:numPr>
+          <w:ilvl w:val="0"/>
+          <w:numId w:val="36"/>
+        </w:numPr>
+        <w:ind w:hanging="436"/>
+        <w:rPr>
+          <w:lang w:eastAsia="ru-RU" w:bidi="ar-SA"/>
+        </w:rPr>
+      </w:pPr>
+      <w:r>
+        <w:rPr>
+          <w:lang w:eastAsia="ru-RU" w:bidi="ar-SA"/>
+        </w:rPr>
+        <w:t>Сделать обзор существующих решений.</w:t>
+      </w:r>
+    </w:p>
+    <w:p>
+      <w:pPr>
+        <w:pStyle w:val="a1"/>
+        <w:numPr>
+          <w:ilvl w:val="0"/>
+          <w:numId w:val="36"/>
+        </w:numPr>
+        <w:ind w:hanging="436"/>
+        <w:rPr>
+          <w:lang w:eastAsia="ru-RU" w:bidi="ar-SA"/>
+        </w:rPr>
+      </w:pPr>
+      <w:r>
+        <w:rPr>
+          <w:lang w:eastAsia="ru-RU" w:bidi="ar-SA"/>
+        </w:rPr>
+        <w:t>Построить физическую модель движения кометы с учётом гравитационных возмущений и негравитационных ускорений.</w:t>
+      </w:r>
+    </w:p>
+    <w:p>
+      <w:pPr>
+        <w:pStyle w:val="a1"/>
+        <w:numPr>
+          <w:ilvl w:val="0"/>
+          <w:numId w:val="36"/>
+        </w:numPr>
+        <w:ind w:hanging="436"/>
+        <w:rPr>
+          <w:lang w:eastAsia="ru-RU" w:bidi="ar-SA"/>
+        </w:rPr>
+      </w:pPr>
+      <w:r>
+        <w:rPr>
+          <w:lang w:eastAsia="ru-RU" w:bidi="ar-SA"/>
+        </w:rPr>
+        <w:t>Разработать программу для уточнения параметров орбиты по астрометрическим данным методом Гаусса–Ньютона.</w:t>
+      </w:r>
+    </w:p>
+    <w:p>
+      <w:pPr>
+        <w:pStyle w:val="a1"/>
+        <w:numPr>
+          <w:ilvl w:val="0"/>
+          <w:numId w:val="36"/>
+        </w:numPr>
+        <w:ind w:hanging="436"/>
+        <w:rPr>
+          <w:lang w:eastAsia="ru-RU" w:bidi="ar-SA"/>
+        </w:rPr>
+      </w:pPr>
+      <w:r>
+        <w:rPr>
+          <w:lang w:eastAsia="ru-RU" w:bidi="ar-SA"/>
+        </w:rPr>
+        <w:t>Исследовать полученное решение.</w:t>
+      </w:r>
+    </w:p>
+    <w:p>
+      <w:pPr>
+        <w:pStyle w:val="a1"/>
+        <w:rPr>
+          <w:lang w:eastAsia="ru-RU" w:bidi="ar-SA"/>
+        </w:rPr>
+      </w:pPr>
+      <w:r>
+        <w:rPr>
+          <w:lang w:eastAsia="ru-RU" w:bidi="ar-SA"/>
+        </w:rPr>
+        <w:t xml:space="preserve">Как показал проведённый сравнительный анализ четырёх программных пакетов – Find_Orb, OrbFit, MONTE и OpenOrb, – все рассмотренные решения используют эфемериды JPL DE, а возможность задания произвольной функции активности имеется только в MONTE, исходный код которого закрыт. На основании этого было принято решение </w:t>
+      </w:r>
+      <w:r>
+        <w:rPr>
+          <w:lang w:eastAsia="ru-RU" w:bidi="ar-SA"/>
+        </w:rPr>
+        <w:t>использовать</w:t>
+      </w:r>
+      <w:r>
+        <w:rPr>
+          <w:lang w:eastAsia="ru-RU" w:bidi="ar-SA"/>
+        </w:rPr>
+        <w:t xml:space="preserve"> в собственной программе эфемериды EPM ИПА РАН и обеспечить поддержку произвольной функции активности g(r).</w:t>
+      </w:r>
+    </w:p>
+    <w:p>
+      <w:pPr>
+        <w:pStyle w:val="a1"/>
+        <w:rPr>
+          <w:lang w:eastAsia="ru-RU" w:bidi="ar-SA"/>
+        </w:rPr>
+      </w:pPr>
+      <w:r>
+        <w:rPr>
+          <w:lang w:eastAsia="ru-RU" w:bidi="ar-SA"/>
+        </w:rPr>
+        <w:t>Физическая модель движения была построена в барицентрической экваториальной системе координа</w:t>
+      </w:r>
+      <w:r>
+        <w:rPr>
+          <w:lang w:eastAsia="ru-RU" w:bidi="ar-SA"/>
+        </w:rPr>
+        <w:t>т</w:t>
+      </w:r>
+      <w:r>
+        <w:rPr>
+          <w:lang w:eastAsia="ru-RU" w:bidi="ar-SA"/>
+        </w:rPr>
+        <w:t xml:space="preserve">. В модель включены ньютоновские притяжения семнадцати возмущающих тел – Солнца, восьми больших планет, Луны, Плутона, трёх крупнейших астероидов главного пояса и трёх массивных тел пояса Койпера, – поправка на квадрупольный момент Солнца и негравитационное ускорение по схеме Марсдена. В качестве функции активности использовалась </w:t>
+      </w:r>
+      <m:oMath>
+        <m:r>
+          <w:rPr>
+            <w:rFonts w:ascii="Cambria Math" w:hAnsi="Cambria Math"/>
+            <w:lang w:eastAsia="ru-RU" w:bidi="ar-SA"/>
+          </w:rPr>
+          <m:t>g(r) = 1/r²</m:t>
+        </m:r>
+      </m:oMath>
+      <w:r>
+        <w:rPr>
+          <w:lang w:eastAsia="ru-RU" w:bidi="ar-SA"/>
+        </w:rPr>
+        <w:t>, отвечающая сублимации CO₂. Положения возмущающих тел извлекаются из эфемерид EPM2021 на каждом шаге интегрирования.</w:t>
+      </w:r>
+    </w:p>
+    <w:p>
+      <w:pPr>
+        <w:pStyle w:val="a1"/>
+        <w:rPr>
+          <w:lang w:eastAsia="ru-RU" w:bidi="ar-SA"/>
+        </w:rPr>
+      </w:pPr>
+      <w:r>
+        <w:rPr>
+          <w:lang w:eastAsia="ru-RU" w:bidi="ar-SA"/>
+        </w:rPr>
+        <w:t xml:space="preserve">Программа для уточнения параметров орбиты была разработана на языке программирования C++ с использованием стандарта C++20. Программа состоит из девяти модулей: базовые типы и константы, динамическая модель, </w:t>
+      </w:r>
+      <w:r>
+        <w:rPr>
+          <w:lang w:eastAsia="ru-RU" w:bidi="ar-SA"/>
+        </w:rPr>
+        <w:lastRenderedPageBreak/>
+        <w:t>надстройка</w:t>
+      </w:r>
+      <w:r>
+        <w:rPr>
+          <w:lang w:eastAsia="ru-RU" w:bidi="ar-SA"/>
+        </w:rPr>
+        <w:t xml:space="preserve"> над эфемеридами, численное интегрирование, редукция наблюдений, оптимизация, ввод-вывод и точка входа. В процессе работы программа взаимодействует со сторонними библиотеками: IAU SOFA для астрономических преобразований и ephaccess ИПА РАН для доступа к эфемеридам EPM2021. Матрица Якоби невязок по параметрам рассчитывается через уравнения в вариациях, которые интегрируются совместно с уравнениями движения. Такой подход даёт частные производные с той же точностью, что и сама траектория.</w:t>
+      </w:r>
+    </w:p>
+    <w:p>
+      <w:pPr>
+        <w:pStyle w:val="a1"/>
+        <w:rPr>
+          <w:lang w:eastAsia="ru-RU" w:bidi="ar-SA"/>
+        </w:rPr>
+      </w:pPr>
+      <w:r>
+        <w:rPr>
+          <w:lang w:eastAsia="ru-RU" w:bidi="ar-SA"/>
+        </w:rPr>
+        <w:t>Проведённое исследование разработанной программы было проведено на массиве из 8192 астрометрических наблюдений 3I/ATLAS, собранных с 327 обсерваторий за период с 5 мая 2025 года по 25 марта 2026 года. Метод Гаусса–Ньютона сошёлся за пять итераций</w:t>
+      </w:r>
+      <w:r>
+        <w:rPr>
+          <w:lang w:eastAsia="ru-RU" w:bidi="ar-SA"/>
+        </w:rPr>
+        <w:t xml:space="preserve">. </w:t>
+      </w:r>
+      <w:r>
+        <w:rPr>
+          <w:lang w:eastAsia="ru-RU" w:bidi="ar-SA"/>
+        </w:rPr>
+        <w:t>Финальная средняя квадратичная невязка составила 1.795″. Уточнённые коэффициенты негравитационного ускорения совпадают с решением JPL #54 по знакам и порядкам величин: A₁ = (9.601 ± 0.527)·10⁻⁸, A₂ = (3.951 ± 0.444)·10⁻⁸, A₃ = (−1.185 ± 0.343)·10⁻⁸ а.е./сут². Полное уточнение параметров занимает 15.3 с на персональном компьютере с процессором Intel Core i5-10210U, пиковый рабочий набор не превышает 6 МБ.</w:t>
       </w:r>
     </w:p>
     <w:p>
@@ -22992,7 +23981,7 @@
       <w:bookmarkStart w:id="46" w:name="_Toc73173388"/>
       <w:bookmarkStart w:id="47" w:name="_Toc228565316"/>
       <w:bookmarkStart w:id="48" w:name="_Toc228645313"/>
-      <w:bookmarkStart w:id="49" w:name="_Toc228646479"/>
+      <w:bookmarkStart w:id="49" w:name="_Toc228907441"/>
       <w:r>
         <w:rPr>
           <w:rFonts w:cs="Times New Roman"/>
@@ -23079,33 +24068,11 @@
           <w:lang w:val="en-US"/>
         </w:rPr>
       </w:pPr>
-      <w:proofErr w:type="spellStart"/>
       <w:r>
         <w:rPr>
           <w:lang w:val="en-US"/>
         </w:rPr>
-        <w:t>Kakharov</w:t>
-      </w:r>
-      <w:proofErr w:type="spellEnd"/>
-      <w:r>
-        <w:rPr>
-          <w:lang w:val="en-US"/>
-        </w:rPr>
-        <w:t xml:space="preserve"> S., Loeb A. Galactic Trajectories of Interstellar Objects 1I/'Oumuamua, 2I/Borisov, and 3I/Atlas //</w:t>
-      </w:r>
-      <w:proofErr w:type="spellStart"/>
-      <w:r>
-        <w:rPr>
-          <w:lang w:val="en-US"/>
-        </w:rPr>
-        <w:t>arXiv</w:t>
-      </w:r>
-      <w:proofErr w:type="spellEnd"/>
-      <w:r>
-        <w:rPr>
-          <w:lang w:val="en-US"/>
-        </w:rPr>
-        <w:t xml:space="preserve"> preprint arXiv:2408.02739. – 2024.</w:t>
+        <w:t>Kakharov S., Loeb A. Galactic Trajectories of Interstellar Objects 1I/'Oumuamua, 2I/Borisov, and 3I/Atlas //arXiv preprint arXiv:2408.02739. – 2024.</w:t>
       </w:r>
     </w:p>
     <w:p>
@@ -23123,35 +24090,7 @@
         <w:rPr>
           <w:lang w:val="en-US"/>
         </w:rPr>
-        <w:t xml:space="preserve">Hibberd A., </w:t>
-      </w:r>
-      <w:proofErr w:type="spellStart"/>
-      <w:r>
-        <w:rPr>
-          <w:lang w:val="en-US"/>
-        </w:rPr>
-        <w:t>Crowl</w:t>
-      </w:r>
-      <w:proofErr w:type="spellEnd"/>
-      <w:r>
-        <w:rPr>
-          <w:lang w:val="en-US"/>
-        </w:rPr>
-        <w:t xml:space="preserve"> A., Loeb A. Is the Interstellar Object 3I/ATLAS Alien Technology? //</w:t>
-      </w:r>
-      <w:proofErr w:type="spellStart"/>
-      <w:r>
-        <w:rPr>
-          <w:lang w:val="en-US"/>
-        </w:rPr>
-        <w:t>arXiv</w:t>
-      </w:r>
-      <w:proofErr w:type="spellEnd"/>
-      <w:r>
-        <w:rPr>
-          <w:lang w:val="en-US"/>
-        </w:rPr>
-        <w:t xml:space="preserve"> preprint arXiv:2507.12213. – 2025.</w:t>
+        <w:t>Hibberd A., Crowl A., Loeb A. Is the Interstellar Object 3I/ATLAS Alien Technology? //arXiv preprint arXiv:2507.12213. – 2025.</w:t>
       </w:r>
     </w:p>
     <w:p>
@@ -23169,35 +24108,7 @@
         <w:rPr>
           <w:lang w:val="en-US"/>
         </w:rPr>
-        <w:t xml:space="preserve">Loeb A., Hibberd A., </w:t>
-      </w:r>
-      <w:proofErr w:type="spellStart"/>
-      <w:r>
-        <w:rPr>
-          <w:lang w:val="en-US"/>
-        </w:rPr>
-        <w:t>Crowl</w:t>
-      </w:r>
-      <w:proofErr w:type="spellEnd"/>
-      <w:r>
-        <w:rPr>
-          <w:lang w:val="en-US"/>
-        </w:rPr>
-        <w:t xml:space="preserve"> A. Intercepting 3I/ATLAS at Closest Approach to Jupiter with the Juno spacecraft //</w:t>
-      </w:r>
-      <w:proofErr w:type="spellStart"/>
-      <w:r>
-        <w:rPr>
-          <w:lang w:val="en-US"/>
-        </w:rPr>
-        <w:t>arXiv</w:t>
-      </w:r>
-      <w:proofErr w:type="spellEnd"/>
-      <w:r>
-        <w:rPr>
-          <w:lang w:val="en-US"/>
-        </w:rPr>
-        <w:t xml:space="preserve"> preprint arXiv:2507.21402. – 2025.</w:t>
+        <w:t>Loeb A., Hibberd A., Crowl A. Intercepting 3I/ATLAS at Closest Approach to Jupiter with the Juno spacecraft //arXiv preprint arXiv:2507.21402. – 2025.</w:t>
       </w:r>
     </w:p>
     <w:p>
@@ -23215,21 +24126,7 @@
         <w:rPr>
           <w:lang w:val="en-US"/>
         </w:rPr>
-        <w:t>Eubanks T. M. et al. 3I/ATLAS (C/2025 N1): Direct Spacecraft Exploration of a Possible Relic of Planetary Formation at" Cosmic Noon" //</w:t>
-      </w:r>
-      <w:proofErr w:type="spellStart"/>
-      <w:r>
-        <w:rPr>
-          <w:lang w:val="en-US"/>
-        </w:rPr>
-        <w:t>arXiv</w:t>
-      </w:r>
-      <w:proofErr w:type="spellEnd"/>
-      <w:r>
-        <w:rPr>
-          <w:lang w:val="en-US"/>
-        </w:rPr>
-        <w:t xml:space="preserve"> preprint arXiv:2508.15768. – 2025.</w:t>
+        <w:t>Eubanks T. M. et al. 3I/ATLAS (C/2025 N1): Direct Spacecraft Exploration of a Possible Relic of Planetary Formation at" Cosmic Noon" //arXiv preprint arXiv:2508.15768. – 2025.</w:t>
       </w:r>
     </w:p>
     <w:p>
@@ -23258,60 +24155,52 @@
           <w:numId w:val="3"/>
         </w:numPr>
       </w:pPr>
-      <w:proofErr w:type="spellStart"/>
       <w:r>
         <w:rPr>
           <w:lang w:val="en-US"/>
         </w:rPr>
-        <w:t>Find_Orb</w:t>
-      </w:r>
-      <w:proofErr w:type="spellEnd"/>
+        <w:t>Find_Orb Orbit determination software</w:t>
+      </w:r>
       <w:r>
         <w:rPr>
           <w:lang w:val="en-US"/>
         </w:rPr>
-        <w:t xml:space="preserve"> Orbit determination software</w:t>
+        <w:t xml:space="preserve"> </w:t>
       </w:r>
       <w:r>
         <w:rPr>
           <w:lang w:val="en-US"/>
         </w:rPr>
+        <w:t>[</w:t>
+      </w:r>
+      <w:r>
+        <w:t>Электронный</w:t>
+      </w:r>
+      <w:r>
+        <w:rPr>
+          <w:lang w:val="en-US"/>
+        </w:rPr>
         <w:t xml:space="preserve"> </w:t>
       </w:r>
       <w:r>
+        <w:t>ресурс</w:t>
+      </w:r>
+      <w:r>
         <w:rPr>
           <w:lang w:val="en-US"/>
         </w:rPr>
-        <w:t>[</w:t>
-      </w:r>
-      <w:r>
-        <w:t>Электронный</w:t>
+        <w:t>].</w:t>
       </w:r>
       <w:r>
         <w:rPr>
           <w:lang w:val="en-US"/>
         </w:rPr>
-        <w:t xml:space="preserve"> </w:t>
-      </w:r>
-      <w:r>
-        <w:t>ресурс</w:t>
-      </w:r>
-      <w:r>
-        <w:rPr>
-          <w:lang w:val="en-US"/>
-        </w:rPr>
-        <w:t>].</w:t>
-      </w:r>
-      <w:r>
-        <w:rPr>
-          <w:lang w:val="en-US"/>
-        </w:rPr>
         <w:t xml:space="preserve"> URL</w:t>
       </w:r>
       <w:r>
         <w:t xml:space="preserve">: </w:t>
       </w:r>
-      <w:hyperlink r:id="rId10" w:history="1">
+      <w:hyperlink r:id="rId11" w:history="1">
         <w:r>
           <w:t>https://projectpluto.com/find_orb.htm</w:t>
         </w:r>
@@ -23337,63 +24226,55 @@
           <w:numId w:val="3"/>
         </w:numPr>
       </w:pPr>
-      <w:proofErr w:type="spellStart"/>
       <w:r>
         <w:rPr>
           <w:lang w:val="en-US"/>
         </w:rPr>
-        <w:t>OrbFit</w:t>
-      </w:r>
-      <w:proofErr w:type="spellEnd"/>
+        <w:t xml:space="preserve">OrbFit, </w:t>
+      </w:r>
       <w:r>
         <w:rPr>
           <w:lang w:val="en-US"/>
         </w:rPr>
-        <w:t xml:space="preserve">, </w:t>
+        <w:t>an astronomy library to compute orbits and ephemerides</w:t>
       </w:r>
       <w:r>
         <w:rPr>
           <w:lang w:val="en-US"/>
         </w:rPr>
-        <w:t>an astronomy library to compute orbits and ephemerides</w:t>
+        <w:t xml:space="preserve"> </w:t>
       </w:r>
       <w:r>
         <w:rPr>
           <w:lang w:val="en-US"/>
         </w:rPr>
+        <w:t>[</w:t>
+      </w:r>
+      <w:r>
+        <w:t>Электронный</w:t>
+      </w:r>
+      <w:r>
+        <w:rPr>
+          <w:lang w:val="en-US"/>
+        </w:rPr>
         <w:t xml:space="preserve"> </w:t>
       </w:r>
       <w:r>
+        <w:t>ресурс</w:t>
+      </w:r>
+      <w:r>
         <w:rPr>
           <w:lang w:val="en-US"/>
         </w:rPr>
-        <w:t>[</w:t>
-      </w:r>
-      <w:r>
-        <w:t>Электронный</w:t>
+        <w:t>].</w:t>
       </w:r>
       <w:r>
         <w:rPr>
           <w:lang w:val="en-US"/>
         </w:rPr>
-        <w:t xml:space="preserve"> </w:t>
-      </w:r>
-      <w:r>
-        <w:t>ресурс</w:t>
-      </w:r>
-      <w:r>
-        <w:rPr>
-          <w:lang w:val="en-US"/>
-        </w:rPr>
-        <w:t>].</w:t>
-      </w:r>
-      <w:r>
-        <w:rPr>
-          <w:lang w:val="en-US"/>
-        </w:rPr>
         <w:t xml:space="preserve"> URL: </w:t>
       </w:r>
-      <w:hyperlink r:id="rId11" w:history="1">
+      <w:hyperlink r:id="rId12" w:history="1">
         <w:r>
           <w:rPr>
             <w:lang w:val="en-US"/>
@@ -23485,7 +24366,7 @@
         </w:rPr>
         <w:t xml:space="preserve">URL: </w:t>
       </w:r>
-      <w:hyperlink r:id="rId12" w:history="1">
+      <w:hyperlink r:id="rId13" w:history="1">
         <w:r>
           <w:rPr>
             <w:lang w:val="en-US"/>
@@ -23519,95 +24400,61 @@
           <w:u w:val="none"/>
         </w:rPr>
       </w:pPr>
-      <w:proofErr w:type="spellStart"/>
       <w:r>
         <w:rPr>
           <w:lang w:val="en-US"/>
         </w:rPr>
         <w:lastRenderedPageBreak/>
-        <w:t>OpenOrb</w:t>
-      </w:r>
-      <w:proofErr w:type="spellEnd"/>
+        <w:t>OpenOrb (or OOrb), an open-source orbit-computation package</w:t>
+      </w:r>
       <w:r>
         <w:rPr>
           <w:lang w:val="en-US"/>
         </w:rPr>
-        <w:t xml:space="preserve"> (or </w:t>
-      </w:r>
-      <w:proofErr w:type="spellStart"/>
+        <w:t xml:space="preserve"> </w:t>
+      </w:r>
       <w:r>
         <w:rPr>
           <w:lang w:val="en-US"/>
         </w:rPr>
-        <w:t>OOrb</w:t>
-      </w:r>
-      <w:proofErr w:type="spellEnd"/>
+        <w:t>[</w:t>
+      </w:r>
+      <w:r>
+        <w:t>Электронный</w:t>
+      </w:r>
       <w:r>
         <w:rPr>
           <w:lang w:val="en-US"/>
         </w:rPr>
-        <w:t>), an open-source orbit-computation package</w:t>
+        <w:t xml:space="preserve"> </w:t>
+      </w:r>
+      <w:r>
+        <w:t>ресурс</w:t>
       </w:r>
       <w:r>
         <w:rPr>
           <w:lang w:val="en-US"/>
         </w:rPr>
+        <w:t>].</w:t>
+      </w:r>
+      <w:r>
+        <w:rPr>
+          <w:lang w:val="en-US"/>
+        </w:rPr>
         <w:t xml:space="preserve"> </w:t>
       </w:r>
       <w:r>
         <w:rPr>
           <w:lang w:val="en-US"/>
         </w:rPr>
-        <w:t>[</w:t>
-      </w:r>
-      <w:r>
-        <w:t>Электронный</w:t>
-      </w:r>
-      <w:r>
-        <w:rPr>
-          <w:lang w:val="en-US"/>
-        </w:rPr>
-        <w:t xml:space="preserve"> </w:t>
-      </w:r>
-      <w:r>
-        <w:t>ресурс</w:t>
-      </w:r>
-      <w:r>
-        <w:rPr>
-          <w:lang w:val="en-US"/>
-        </w:rPr>
-        <w:t>].</w:t>
-      </w:r>
-      <w:r>
-        <w:rPr>
-          <w:lang w:val="en-US"/>
-        </w:rPr>
-        <w:t xml:space="preserve"> </w:t>
-      </w:r>
-      <w:r>
-        <w:rPr>
-          <w:lang w:val="en-US"/>
-        </w:rPr>
         <w:t xml:space="preserve">URL: </w:t>
       </w:r>
-      <w:hyperlink r:id="rId13" w:history="1">
+      <w:hyperlink r:id="rId14" w:history="1">
         <w:r>
           <w:rPr>
             <w:lang w:val="en-US"/>
           </w:rPr>
-          <w:t>https://github.com/oo</w:t>
-        </w:r>
-        <w:r>
-          <w:rPr>
-            <w:lang w:val="en-US"/>
-          </w:rPr>
-          <w:t>r</w:t>
-        </w:r>
-        <w:r>
-          <w:rPr>
-            <w:lang w:val="en-US"/>
-          </w:rPr>
-          <w:t>b/oorb</w:t>
+          <w:t>https://github.com/oorb/oorb</w:t>
         </w:r>
       </w:hyperlink>
       <w:r>
@@ -23641,21 +24488,7 @@
         <w:rPr>
           <w:lang w:val="en-US"/>
         </w:rPr>
-        <w:t xml:space="preserve">Virtanen J., </w:t>
-      </w:r>
-      <w:proofErr w:type="spellStart"/>
-      <w:r>
-        <w:rPr>
-          <w:lang w:val="en-US"/>
-        </w:rPr>
-        <w:t>Muinonen</w:t>
-      </w:r>
-      <w:proofErr w:type="spellEnd"/>
-      <w:r>
-        <w:rPr>
-          <w:lang w:val="en-US"/>
-        </w:rPr>
-        <w:t xml:space="preserve"> K., Bowell E. Statistical ranging of asteroid orbits //Icarus. – 2001. – Т. 154. – №. 2. – С. 412-431.</w:t>
+        <w:t>Virtanen J., Muinonen K., Bowell E. Statistical ranging of asteroid orbits //Icarus. – 2001. – Т. 154. – №. 2. – С. 412-431.</w:t>
       </w:r>
     </w:p>
     <w:p>
@@ -23673,21 +24506,7 @@
         <w:rPr>
           <w:lang w:val="en-US"/>
         </w:rPr>
-        <w:t xml:space="preserve">Pavlov D., </w:t>
-      </w:r>
-      <w:proofErr w:type="spellStart"/>
-      <w:r>
-        <w:rPr>
-          <w:lang w:val="en-US"/>
-        </w:rPr>
-        <w:t>Dolgakov</w:t>
-      </w:r>
-      <w:proofErr w:type="spellEnd"/>
-      <w:r>
-        <w:rPr>
-          <w:lang w:val="en-US"/>
-        </w:rPr>
-        <w:t xml:space="preserve"> I. Studying the properties of spacetime with an improved dynamical model of the inner solar system //Universe. – 2024. – Т. 10. – №. 11. – С. 413.</w:t>
+        <w:t>Pavlov D., Dolgakov I. Studying the properties of spacetime with an improved dynamical model of the inner solar system //Universe. – 2024. – Т. 10. – №. 11. – С. 413.</w:t>
       </w:r>
     </w:p>
     <w:p>
@@ -23701,20 +24520,24 @@
           <w:lang w:val="en-US"/>
         </w:rPr>
       </w:pPr>
-      <w:proofErr w:type="spellStart"/>
       <w:r>
         <w:rPr>
           <w:lang w:val="en-US"/>
         </w:rPr>
-        <w:t>Archinal</w:t>
-      </w:r>
-      <w:proofErr w:type="spellEnd"/>
-      <w:r>
+        <w:t>Archinal B. A. et al. Report of the IAU working group on cartographic coordinates and rotational elements: 2015 //Celestial Mechanics and Dynamical Astronomy. – 2018. – Т. 130. – №. 3. – С. 22.</w:t>
+      </w:r>
+    </w:p>
+    <w:p>
+      <w:pPr>
+        <w:pStyle w:val="a1"/>
+        <w:numPr>
+          <w:ilvl w:val="0"/>
+          <w:numId w:val="3"/>
+        </w:numPr>
         <w:rPr>
           <w:lang w:val="en-US"/>
         </w:rPr>
-        <w:t xml:space="preserve"> B. A. et al. Report of the IAU working group on cartographic coordinates and rotational elements: 2015 //Celestial Mechanics and Dynamical Astronomy. – 2018. – Т. 130. – №. 3. – С. 22.</w:t>
-      </w:r>
+      </w:pPr>
     </w:p>
     <w:p>
       <w:pPr>
@@ -23749,7 +24572,7 @@
       </w:pPr>
       <w:bookmarkStart w:id="50" w:name="_Toc228565317"/>
       <w:bookmarkStart w:id="51" w:name="_Toc228645314"/>
-      <w:bookmarkStart w:id="52" w:name="_Toc228646480"/>
+      <w:bookmarkStart w:id="52" w:name="_Toc228907442"/>
       <w:r>
         <w:rPr>
           <w:rFonts w:cs="Times New Roman"/>
@@ -23772,8 +24595,8 @@
       </w:pPr>
     </w:p>
     <w:sectPr>
-      <w:footerReference w:type="default" r:id="rId14"/>
-      <w:footerReference w:type="first" r:id="rId15"/>
+      <w:footerReference w:type="default" r:id="rId15"/>
+      <w:footerReference w:type="first" r:id="rId16"/>
       <w:pgSz w:w="11906" w:h="16838"/>
       <w:pgMar w:top="1134" w:right="850" w:bottom="1134" w:left="1701" w:header="0" w:footer="708" w:gutter="0"/>
       <w:cols w:space="720"/>
@@ -24077,6 +24900,92 @@
     </w:lvl>
   </w:abstractNum>
   <w:abstractNum w:abstractNumId="2" w15:restartNumberingAfterBreak="0">
+    <w:nsid w:val="0BF43EB4"/>
+    <w:multiLevelType w:val="hybridMultilevel"/>
+    <w:tmpl w:val="60169B02"/>
+    <w:lvl w:ilvl="0" w:tplc="0419000F">
+      <w:start w:val="1"/>
+      <w:numFmt w:val="decimal"/>
+      <w:lvlText w:val="%1."/>
+      <w:lvlJc w:val="left"/>
+      <w:pPr>
+        <w:ind w:left="1429" w:hanging="360"/>
+      </w:pPr>
+    </w:lvl>
+    <w:lvl w:ilvl="1" w:tplc="04190019" w:tentative="1">
+      <w:start w:val="1"/>
+      <w:numFmt w:val="lowerLetter"/>
+      <w:lvlText w:val="%2."/>
+      <w:lvlJc w:val="left"/>
+      <w:pPr>
+        <w:ind w:left="2149" w:hanging="360"/>
+      </w:pPr>
+    </w:lvl>
+    <w:lvl w:ilvl="2" w:tplc="0419001B" w:tentative="1">
+      <w:start w:val="1"/>
+      <w:numFmt w:val="lowerRoman"/>
+      <w:lvlText w:val="%3."/>
+      <w:lvlJc w:val="right"/>
+      <w:pPr>
+        <w:ind w:left="2869" w:hanging="180"/>
+      </w:pPr>
+    </w:lvl>
+    <w:lvl w:ilvl="3" w:tplc="0419000F" w:tentative="1">
+      <w:start w:val="1"/>
+      <w:numFmt w:val="decimal"/>
+      <w:lvlText w:val="%4."/>
+      <w:lvlJc w:val="left"/>
+      <w:pPr>
+        <w:ind w:left="3589" w:hanging="360"/>
+      </w:pPr>
+    </w:lvl>
+    <w:lvl w:ilvl="4" w:tplc="04190019" w:tentative="1">
+      <w:start w:val="1"/>
+      <w:numFmt w:val="lowerLetter"/>
+      <w:lvlText w:val="%5."/>
+      <w:lvlJc w:val="left"/>
+      <w:pPr>
+        <w:ind w:left="4309" w:hanging="360"/>
+      </w:pPr>
+    </w:lvl>
+    <w:lvl w:ilvl="5" w:tplc="0419001B" w:tentative="1">
+      <w:start w:val="1"/>
+      <w:numFmt w:val="lowerRoman"/>
+      <w:lvlText w:val="%6."/>
+      <w:lvlJc w:val="right"/>
+      <w:pPr>
+        <w:ind w:left="5029" w:hanging="180"/>
+      </w:pPr>
+    </w:lvl>
+    <w:lvl w:ilvl="6" w:tplc="0419000F" w:tentative="1">
+      <w:start w:val="1"/>
+      <w:numFmt w:val="decimal"/>
+      <w:lvlText w:val="%7."/>
+      <w:lvlJc w:val="left"/>
+      <w:pPr>
+        <w:ind w:left="5749" w:hanging="360"/>
+      </w:pPr>
+    </w:lvl>
+    <w:lvl w:ilvl="7" w:tplc="04190019" w:tentative="1">
+      <w:start w:val="1"/>
+      <w:numFmt w:val="lowerLetter"/>
+      <w:lvlText w:val="%8."/>
+      <w:lvlJc w:val="left"/>
+      <w:pPr>
+        <w:ind w:left="6469" w:hanging="360"/>
+      </w:pPr>
+    </w:lvl>
+    <w:lvl w:ilvl="8" w:tplc="0419001B" w:tentative="1">
+      <w:start w:val="1"/>
+      <w:numFmt w:val="lowerRoman"/>
+      <w:lvlText w:val="%9."/>
+      <w:lvlJc w:val="right"/>
+      <w:pPr>
+        <w:ind w:left="7189" w:hanging="180"/>
+      </w:pPr>
+    </w:lvl>
+  </w:abstractNum>
+  <w:abstractNum w:abstractNumId="3" w15:restartNumberingAfterBreak="0">
     <w:nsid w:val="117438CC"/>
     <w:multiLevelType w:val="hybridMultilevel"/>
     <w:tmpl w:val="5FCEE9E4"/>
@@ -24162,7 +25071,7 @@
       </w:pPr>
     </w:lvl>
   </w:abstractNum>
-  <w:abstractNum w:abstractNumId="3" w15:restartNumberingAfterBreak="0">
+  <w:abstractNum w:abstractNumId="4" w15:restartNumberingAfterBreak="0">
     <w:nsid w:val="11E36A85"/>
     <w:multiLevelType w:val="hybridMultilevel"/>
     <w:tmpl w:val="78FCDDC6"/>
@@ -24275,7 +25184,7 @@
       </w:rPr>
     </w:lvl>
   </w:abstractNum>
-  <w:abstractNum w:abstractNumId="4" w15:restartNumberingAfterBreak="0">
+  <w:abstractNum w:abstractNumId="5" w15:restartNumberingAfterBreak="0">
     <w:nsid w:val="1BDF6DE6"/>
     <w:multiLevelType w:val="multilevel"/>
     <w:tmpl w:val="E3AE4C4A"/>
@@ -24367,7 +25276,7 @@
       </w:pPr>
     </w:lvl>
   </w:abstractNum>
-  <w:abstractNum w:abstractNumId="5" w15:restartNumberingAfterBreak="0">
+  <w:abstractNum w:abstractNumId="6" w15:restartNumberingAfterBreak="0">
     <w:nsid w:val="1DD36B85"/>
     <w:multiLevelType w:val="hybridMultilevel"/>
     <w:tmpl w:val="19D2E380"/>
@@ -24453,7 +25362,7 @@
       </w:pPr>
     </w:lvl>
   </w:abstractNum>
-  <w:abstractNum w:abstractNumId="6" w15:restartNumberingAfterBreak="0">
+  <w:abstractNum w:abstractNumId="7" w15:restartNumberingAfterBreak="0">
     <w:nsid w:val="23384726"/>
     <w:multiLevelType w:val="multilevel"/>
     <w:tmpl w:val="7C30B4A2"/>
@@ -24542,7 +25451,7 @@
       </w:pPr>
     </w:lvl>
   </w:abstractNum>
-  <w:abstractNum w:abstractNumId="7" w15:restartNumberingAfterBreak="0">
+  <w:abstractNum w:abstractNumId="8" w15:restartNumberingAfterBreak="0">
     <w:nsid w:val="2747174E"/>
     <w:multiLevelType w:val="multilevel"/>
     <w:tmpl w:val="4C889698"/>
@@ -24628,7 +25537,123 @@
       </w:pPr>
     </w:lvl>
   </w:abstractNum>
-  <w:abstractNum w:abstractNumId="8" w15:restartNumberingAfterBreak="0">
+  <w:abstractNum w:abstractNumId="9" w15:restartNumberingAfterBreak="0">
+    <w:nsid w:val="2B8846DA"/>
+    <w:multiLevelType w:val="multilevel"/>
+    <w:tmpl w:val="574A4796"/>
+    <w:lvl w:ilvl="0">
+      <w:start w:val="1"/>
+      <w:numFmt w:val="decimal"/>
+      <w:lvlText w:val="%1."/>
+      <w:lvlJc w:val="left"/>
+      <w:pPr>
+        <w:tabs>
+          <w:tab w:val="num" w:pos="720"/>
+        </w:tabs>
+        <w:ind w:left="720" w:hanging="360"/>
+      </w:pPr>
+      <w:rPr>
+        <w:rFonts w:ascii="Times New Roman" w:eastAsia="Noto Serif CJK SC" w:hAnsi="Times New Roman" w:cs="Times New Roman"/>
+      </w:rPr>
+    </w:lvl>
+    <w:lvl w:ilvl="1" w:tentative="1">
+      <w:start w:val="1"/>
+      <w:numFmt w:val="decimal"/>
+      <w:lvlText w:val="%2."/>
+      <w:lvlJc w:val="left"/>
+      <w:pPr>
+        <w:tabs>
+          <w:tab w:val="num" w:pos="1440"/>
+        </w:tabs>
+        <w:ind w:left="1440" w:hanging="360"/>
+      </w:pPr>
+    </w:lvl>
+    <w:lvl w:ilvl="2" w:tentative="1">
+      <w:start w:val="1"/>
+      <w:numFmt w:val="decimal"/>
+      <w:lvlText w:val="%3."/>
+      <w:lvlJc w:val="left"/>
+      <w:pPr>
+        <w:tabs>
+          <w:tab w:val="num" w:pos="2160"/>
+        </w:tabs>
+        <w:ind w:left="2160" w:hanging="360"/>
+      </w:pPr>
+    </w:lvl>
+    <w:lvl w:ilvl="3" w:tentative="1">
+      <w:start w:val="1"/>
+      <w:numFmt w:val="decimal"/>
+      <w:lvlText w:val="%4."/>
+      <w:lvlJc w:val="left"/>
+      <w:pPr>
+        <w:tabs>
+          <w:tab w:val="num" w:pos="2880"/>
+        </w:tabs>
+        <w:ind w:left="2880" w:hanging="360"/>
+      </w:pPr>
+    </w:lvl>
+    <w:lvl w:ilvl="4" w:tentative="1">
+      <w:start w:val="1"/>
+      <w:numFmt w:val="decimal"/>
+      <w:lvlText w:val="%5."/>
+      <w:lvlJc w:val="left"/>
+      <w:pPr>
+        <w:tabs>
+          <w:tab w:val="num" w:pos="3600"/>
+        </w:tabs>
+        <w:ind w:left="3600" w:hanging="360"/>
+      </w:pPr>
+    </w:lvl>
+    <w:lvl w:ilvl="5" w:tentative="1">
+      <w:start w:val="1"/>
+      <w:numFmt w:val="decimal"/>
+      <w:lvlText w:val="%6."/>
+      <w:lvlJc w:val="left"/>
+      <w:pPr>
+        <w:tabs>
+          <w:tab w:val="num" w:pos="4320"/>
+        </w:tabs>
+        <w:ind w:left="4320" w:hanging="360"/>
+      </w:pPr>
+    </w:lvl>
+    <w:lvl w:ilvl="6" w:tentative="1">
+      <w:start w:val="1"/>
+      <w:numFmt w:val="decimal"/>
+      <w:lvlText w:val="%7."/>
+      <w:lvlJc w:val="left"/>
+      <w:pPr>
+        <w:tabs>
+          <w:tab w:val="num" w:pos="5040"/>
+        </w:tabs>
+        <w:ind w:left="5040" w:hanging="360"/>
+      </w:pPr>
+    </w:lvl>
+    <w:lvl w:ilvl="7" w:tentative="1">
+      <w:start w:val="1"/>
+      <w:numFmt w:val="decimal"/>
+      <w:lvlText w:val="%8."/>
+      <w:lvlJc w:val="left"/>
+      <w:pPr>
+        <w:tabs>
+          <w:tab w:val="num" w:pos="5760"/>
+        </w:tabs>
+        <w:ind w:left="5760" w:hanging="360"/>
+      </w:pPr>
+    </w:lvl>
+    <w:lvl w:ilvl="8" w:tentative="1">
+      <w:start w:val="1"/>
+      <w:numFmt w:val="decimal"/>
+      <w:lvlText w:val="%9."/>
+      <w:lvlJc w:val="left"/>
+      <w:pPr>
+        <w:tabs>
+          <w:tab w:val="num" w:pos="6480"/>
+        </w:tabs>
+        <w:ind w:left="6480" w:hanging="360"/>
+      </w:pPr>
+    </w:lvl>
+  </w:abstractNum>
+  <w:abstractNum w:abstractNumId="10" w15:restartNumberingAfterBreak="0">
     <w:nsid w:val="34A42BB3"/>
     <w:multiLevelType w:val="multilevel"/>
     <w:tmpl w:val="4C889698"/>
@@ -24714,7 +25739,7 @@
       </w:pPr>
     </w:lvl>
   </w:abstractNum>
-  <w:abstractNum w:abstractNumId="9" w15:restartNumberingAfterBreak="0">
+  <w:abstractNum w:abstractNumId="11" w15:restartNumberingAfterBreak="0">
     <w:nsid w:val="36C54FDE"/>
     <w:multiLevelType w:val="multilevel"/>
     <w:tmpl w:val="6664A98C"/>
@@ -24810,7 +25835,7 @@
       </w:pPr>
     </w:lvl>
   </w:abstractNum>
-  <w:abstractNum w:abstractNumId="10" w15:restartNumberingAfterBreak="0">
+  <w:abstractNum w:abstractNumId="12" w15:restartNumberingAfterBreak="0">
     <w:nsid w:val="3C815426"/>
     <w:multiLevelType w:val="multilevel"/>
     <w:tmpl w:val="4C889698"/>
@@ -24896,7 +25921,7 @@
       </w:pPr>
     </w:lvl>
   </w:abstractNum>
-  <w:abstractNum w:abstractNumId="11" w15:restartNumberingAfterBreak="0">
+  <w:abstractNum w:abstractNumId="13" w15:restartNumberingAfterBreak="0">
     <w:nsid w:val="3CC87A2B"/>
     <w:multiLevelType w:val="multilevel"/>
     <w:tmpl w:val="4C889698"/>
@@ -24982,7 +26007,7 @@
       </w:pPr>
     </w:lvl>
   </w:abstractNum>
-  <w:abstractNum w:abstractNumId="12" w15:restartNumberingAfterBreak="0">
+  <w:abstractNum w:abstractNumId="14" w15:restartNumberingAfterBreak="0">
     <w:nsid w:val="410C187F"/>
     <w:multiLevelType w:val="multilevel"/>
     <w:tmpl w:val="ED1C01F2"/>
@@ -25068,7 +26093,7 @@
       </w:pPr>
     </w:lvl>
   </w:abstractNum>
-  <w:abstractNum w:abstractNumId="13" w15:restartNumberingAfterBreak="0">
+  <w:abstractNum w:abstractNumId="15" w15:restartNumberingAfterBreak="0">
     <w:nsid w:val="43555ECD"/>
     <w:multiLevelType w:val="multilevel"/>
     <w:tmpl w:val="E3AE4C4A"/>
@@ -25160,7 +26185,93 @@
       </w:pPr>
     </w:lvl>
   </w:abstractNum>
-  <w:abstractNum w:abstractNumId="14" w15:restartNumberingAfterBreak="0">
+  <w:abstractNum w:abstractNumId="16" w15:restartNumberingAfterBreak="0">
+    <w:nsid w:val="442E676C"/>
+    <w:multiLevelType w:val="hybridMultilevel"/>
+    <w:tmpl w:val="AC8AD0AC"/>
+    <w:lvl w:ilvl="0" w:tplc="0419000F">
+      <w:start w:val="1"/>
+      <w:numFmt w:val="decimal"/>
+      <w:lvlText w:val="%1."/>
+      <w:lvlJc w:val="left"/>
+      <w:pPr>
+        <w:ind w:left="1429" w:hanging="360"/>
+      </w:pPr>
+    </w:lvl>
+    <w:lvl w:ilvl="1" w:tplc="04190019" w:tentative="1">
+      <w:start w:val="1"/>
+      <w:numFmt w:val="lowerLetter"/>
+      <w:lvlText w:val="%2."/>
+      <w:lvlJc w:val="left"/>
+      <w:pPr>
+        <w:ind w:left="2149" w:hanging="360"/>
+      </w:pPr>
+    </w:lvl>
+    <w:lvl w:ilvl="2" w:tplc="0419001B" w:tentative="1">
+      <w:start w:val="1"/>
+      <w:numFmt w:val="lowerRoman"/>
+      <w:lvlText w:val="%3."/>
+      <w:lvlJc w:val="right"/>
+      <w:pPr>
+        <w:ind w:left="2869" w:hanging="180"/>
+      </w:pPr>
+    </w:lvl>
+    <w:lvl w:ilvl="3" w:tplc="0419000F" w:tentative="1">
+      <w:start w:val="1"/>
+      <w:numFmt w:val="decimal"/>
+      <w:lvlText w:val="%4."/>
+      <w:lvlJc w:val="left"/>
+      <w:pPr>
+        <w:ind w:left="3589" w:hanging="360"/>
+      </w:pPr>
+    </w:lvl>
+    <w:lvl w:ilvl="4" w:tplc="04190019" w:tentative="1">
+      <w:start w:val="1"/>
+      <w:numFmt w:val="lowerLetter"/>
+      <w:lvlText w:val="%5."/>
+      <w:lvlJc w:val="left"/>
+      <w:pPr>
+        <w:ind w:left="4309" w:hanging="360"/>
+      </w:pPr>
+    </w:lvl>
+    <w:lvl w:ilvl="5" w:tplc="0419001B" w:tentative="1">
+      <w:start w:val="1"/>
+      <w:numFmt w:val="lowerRoman"/>
+      <w:lvlText w:val="%6."/>
+      <w:lvlJc w:val="right"/>
+      <w:pPr>
+        <w:ind w:left="5029" w:hanging="180"/>
+      </w:pPr>
+    </w:lvl>
+    <w:lvl w:ilvl="6" w:tplc="0419000F" w:tentative="1">
+      <w:start w:val="1"/>
+      <w:numFmt w:val="decimal"/>
+      <w:lvlText w:val="%7."/>
+      <w:lvlJc w:val="left"/>
+      <w:pPr>
+        <w:ind w:left="5749" w:hanging="360"/>
+      </w:pPr>
+    </w:lvl>
+    <w:lvl w:ilvl="7" w:tplc="04190019" w:tentative="1">
+      <w:start w:val="1"/>
+      <w:numFmt w:val="lowerLetter"/>
+      <w:lvlText w:val="%8."/>
+      <w:lvlJc w:val="left"/>
+      <w:pPr>
+        <w:ind w:left="6469" w:hanging="360"/>
+      </w:pPr>
+    </w:lvl>
+    <w:lvl w:ilvl="8" w:tplc="0419001B" w:tentative="1">
+      <w:start w:val="1"/>
+      <w:numFmt w:val="lowerRoman"/>
+      <w:lvlText w:val="%9."/>
+      <w:lvlJc w:val="right"/>
+      <w:pPr>
+        <w:ind w:left="7189" w:hanging="180"/>
+      </w:pPr>
+    </w:lvl>
+  </w:abstractNum>
+  <w:abstractNum w:abstractNumId="17" w15:restartNumberingAfterBreak="0">
     <w:nsid w:val="473A4F9E"/>
     <w:multiLevelType w:val="multilevel"/>
     <w:tmpl w:val="4C889698"/>
@@ -25246,7 +26357,7 @@
       </w:pPr>
     </w:lvl>
   </w:abstractNum>
-  <w:abstractNum w:abstractNumId="15" w15:restartNumberingAfterBreak="0">
+  <w:abstractNum w:abstractNumId="18" w15:restartNumberingAfterBreak="0">
     <w:nsid w:val="4BDF7973"/>
     <w:multiLevelType w:val="hybridMultilevel"/>
     <w:tmpl w:val="1966E480"/>
@@ -25360,7 +26471,7 @@
       </w:rPr>
     </w:lvl>
   </w:abstractNum>
-  <w:abstractNum w:abstractNumId="16" w15:restartNumberingAfterBreak="0">
+  <w:abstractNum w:abstractNumId="19" w15:restartNumberingAfterBreak="0">
     <w:nsid w:val="55321DB9"/>
     <w:multiLevelType w:val="multilevel"/>
     <w:tmpl w:val="ED1C01F2"/>
@@ -25446,7 +26557,7 @@
       </w:pPr>
     </w:lvl>
   </w:abstractNum>
-  <w:abstractNum w:abstractNumId="17" w15:restartNumberingAfterBreak="0">
+  <w:abstractNum w:abstractNumId="20" w15:restartNumberingAfterBreak="0">
     <w:nsid w:val="57C604F9"/>
     <w:multiLevelType w:val="multilevel"/>
     <w:tmpl w:val="7C30B4A2"/>
@@ -25535,7 +26646,7 @@
       </w:pPr>
     </w:lvl>
   </w:abstractNum>
-  <w:abstractNum w:abstractNumId="18" w15:restartNumberingAfterBreak="0">
+  <w:abstractNum w:abstractNumId="21" w15:restartNumberingAfterBreak="0">
     <w:nsid w:val="59042454"/>
     <w:multiLevelType w:val="multilevel"/>
     <w:tmpl w:val="CBE47F88"/>
@@ -25648,7 +26759,93 @@
       </w:pPr>
     </w:lvl>
   </w:abstractNum>
-  <w:abstractNum w:abstractNumId="19" w15:restartNumberingAfterBreak="0">
+  <w:abstractNum w:abstractNumId="22" w15:restartNumberingAfterBreak="0">
+    <w:nsid w:val="5A18066E"/>
+    <w:multiLevelType w:val="multilevel"/>
+    <w:tmpl w:val="4C889698"/>
+    <w:lvl w:ilvl="0">
+      <w:start w:val="1"/>
+      <w:numFmt w:val="decimal"/>
+      <w:lvlText w:val="%1."/>
+      <w:lvlJc w:val="left"/>
+      <w:pPr>
+        <w:ind w:left="720" w:hanging="720"/>
+      </w:pPr>
+    </w:lvl>
+    <w:lvl w:ilvl="1">
+      <w:start w:val="1"/>
+      <w:numFmt w:val="lowerLetter"/>
+      <w:lvlText w:val="%2."/>
+      <w:lvlJc w:val="left"/>
+      <w:pPr>
+        <w:ind w:left="1440" w:hanging="360"/>
+      </w:pPr>
+    </w:lvl>
+    <w:lvl w:ilvl="2">
+      <w:start w:val="1"/>
+      <w:numFmt w:val="lowerRoman"/>
+      <w:lvlText w:val="%3."/>
+      <w:lvlJc w:val="right"/>
+      <w:pPr>
+        <w:ind w:left="2160" w:hanging="180"/>
+      </w:pPr>
+    </w:lvl>
+    <w:lvl w:ilvl="3">
+      <w:start w:val="1"/>
+      <w:numFmt w:val="decimal"/>
+      <w:lvlText w:val="%4."/>
+      <w:lvlJc w:val="left"/>
+      <w:pPr>
+        <w:ind w:left="2880" w:hanging="360"/>
+      </w:pPr>
+    </w:lvl>
+    <w:lvl w:ilvl="4">
+      <w:start w:val="1"/>
+      <w:numFmt w:val="lowerLetter"/>
+      <w:lvlText w:val="%5."/>
+      <w:lvlJc w:val="left"/>
+      <w:pPr>
+        <w:ind w:left="3600" w:hanging="360"/>
+      </w:pPr>
+    </w:lvl>
+    <w:lvl w:ilvl="5">
+      <w:start w:val="1"/>
+      <w:numFmt w:val="lowerRoman"/>
+      <w:lvlText w:val="%6."/>
+      <w:lvlJc w:val="right"/>
+      <w:pPr>
+        <w:ind w:left="4320" w:hanging="180"/>
+      </w:pPr>
+    </w:lvl>
+    <w:lvl w:ilvl="6">
+      <w:start w:val="1"/>
+      <w:numFmt w:val="decimal"/>
+      <w:lvlText w:val="%7."/>
+      <w:lvlJc w:val="left"/>
+      <w:pPr>
+        <w:ind w:left="5040" w:hanging="360"/>
+      </w:pPr>
+    </w:lvl>
+    <w:lvl w:ilvl="7">
+      <w:start w:val="1"/>
+      <w:numFmt w:val="lowerLetter"/>
+      <w:lvlText w:val="%8."/>
+      <w:lvlJc w:val="left"/>
+      <w:pPr>
+        <w:ind w:left="5760" w:hanging="360"/>
+      </w:pPr>
+    </w:lvl>
+    <w:lvl w:ilvl="8">
+      <w:start w:val="1"/>
+      <w:numFmt w:val="lowerRoman"/>
+      <w:lvlText w:val="%9."/>
+      <w:lvlJc w:val="right"/>
+      <w:pPr>
+        <w:ind w:left="6480" w:hanging="180"/>
+      </w:pPr>
+    </w:lvl>
+  </w:abstractNum>
+  <w:abstractNum w:abstractNumId="23" w15:restartNumberingAfterBreak="0">
     <w:nsid w:val="5F691384"/>
     <w:multiLevelType w:val="hybridMultilevel"/>
     <w:tmpl w:val="BF803168"/>
@@ -25761,7 +26958,206 @@
       </w:rPr>
     </w:lvl>
   </w:abstractNum>
-  <w:abstractNum w:abstractNumId="20" w15:restartNumberingAfterBreak="0">
+  <w:abstractNum w:abstractNumId="24" w15:restartNumberingAfterBreak="0">
+    <w:nsid w:val="62FB073A"/>
+    <w:multiLevelType w:val="hybridMultilevel"/>
+    <w:tmpl w:val="B37E9CDA"/>
+    <w:lvl w:ilvl="0" w:tplc="04190001">
+      <w:start w:val="1"/>
+      <w:numFmt w:val="bullet"/>
+      <w:lvlText w:val=""/>
+      <w:lvlJc w:val="left"/>
+      <w:pPr>
+        <w:ind w:left="1429" w:hanging="360"/>
+      </w:pPr>
+      <w:rPr>
+        <w:rFonts w:ascii="Symbol" w:hAnsi="Symbol" w:hint="default"/>
+      </w:rPr>
+    </w:lvl>
+    <w:lvl w:ilvl="1" w:tplc="04190003" w:tentative="1">
+      <w:start w:val="1"/>
+      <w:numFmt w:val="bullet"/>
+      <w:lvlText w:val="o"/>
+      <w:lvlJc w:val="left"/>
+      <w:pPr>
+        <w:ind w:left="2149" w:hanging="360"/>
+      </w:pPr>
+      <w:rPr>
+        <w:rFonts w:ascii="Courier New" w:hAnsi="Courier New" w:cs="Courier New" w:hint="default"/>
+      </w:rPr>
+    </w:lvl>
+    <w:lvl w:ilvl="2" w:tplc="04190005" w:tentative="1">
+      <w:start w:val="1"/>
+      <w:numFmt w:val="bullet"/>
+      <w:lvlText w:val=""/>
+      <w:lvlJc w:val="left"/>
+      <w:pPr>
+        <w:ind w:left="2869" w:hanging="360"/>
+      </w:pPr>
+      <w:rPr>
+        <w:rFonts w:ascii="Wingdings" w:hAnsi="Wingdings" w:hint="default"/>
+      </w:rPr>
+    </w:lvl>
+    <w:lvl w:ilvl="3" w:tplc="04190001" w:tentative="1">
+      <w:start w:val="1"/>
+      <w:numFmt w:val="bullet"/>
+      <w:lvlText w:val=""/>
+      <w:lvlJc w:val="left"/>
+      <w:pPr>
+        <w:ind w:left="3589" w:hanging="360"/>
+      </w:pPr>
+      <w:rPr>
+        <w:rFonts w:ascii="Symbol" w:hAnsi="Symbol" w:hint="default"/>
+      </w:rPr>
+    </w:lvl>
+    <w:lvl w:ilvl="4" w:tplc="04190003" w:tentative="1">
+      <w:start w:val="1"/>
+      <w:numFmt w:val="bullet"/>
+      <w:lvlText w:val="o"/>
+      <w:lvlJc w:val="left"/>
+      <w:pPr>
+        <w:ind w:left="4309" w:hanging="360"/>
+      </w:pPr>
+      <w:rPr>
+        <w:rFonts w:ascii="Courier New" w:hAnsi="Courier New" w:cs="Courier New" w:hint="default"/>
+      </w:rPr>
+    </w:lvl>
+    <w:lvl w:ilvl="5" w:tplc="04190005" w:tentative="1">
+      <w:start w:val="1"/>
+      <w:numFmt w:val="bullet"/>
+      <w:lvlText w:val=""/>
+      <w:lvlJc w:val="left"/>
+      <w:pPr>
+        <w:ind w:left="5029" w:hanging="360"/>
+      </w:pPr>
+      <w:rPr>
+        <w:rFonts w:ascii="Wingdings" w:hAnsi="Wingdings" w:hint="default"/>
+      </w:rPr>
+    </w:lvl>
+    <w:lvl w:ilvl="6" w:tplc="04190001" w:tentative="1">
+      <w:start w:val="1"/>
+      <w:numFmt w:val="bullet"/>
+      <w:lvlText w:val=""/>
+      <w:lvlJc w:val="left"/>
+      <w:pPr>
+        <w:ind w:left="5749" w:hanging="360"/>
+      </w:pPr>
+      <w:rPr>
+        <w:rFonts w:ascii="Symbol" w:hAnsi="Symbol" w:hint="default"/>
+      </w:rPr>
+    </w:lvl>
+    <w:lvl w:ilvl="7" w:tplc="04190003" w:tentative="1">
+      <w:start w:val="1"/>
+      <w:numFmt w:val="bullet"/>
+      <w:lvlText w:val="o"/>
+      <w:lvlJc w:val="left"/>
+      <w:pPr>
+        <w:ind w:left="6469" w:hanging="360"/>
+      </w:pPr>
+      <w:rPr>
+        <w:rFonts w:ascii="Courier New" w:hAnsi="Courier New" w:cs="Courier New" w:hint="default"/>
+      </w:rPr>
+    </w:lvl>
+    <w:lvl w:ilvl="8" w:tplc="04190005" w:tentative="1">
+      <w:start w:val="1"/>
+      <w:numFmt w:val="bullet"/>
+      <w:lvlText w:val=""/>
+      <w:lvlJc w:val="left"/>
+      <w:pPr>
+        <w:ind w:left="7189" w:hanging="360"/>
+      </w:pPr>
+      <w:rPr>
+        <w:rFonts w:ascii="Wingdings" w:hAnsi="Wingdings" w:hint="default"/>
+      </w:rPr>
+    </w:lvl>
+  </w:abstractNum>
+  <w:abstractNum w:abstractNumId="25" w15:restartNumberingAfterBreak="0">
+    <w:nsid w:val="693B44AF"/>
+    <w:multiLevelType w:val="hybridMultilevel"/>
+    <w:tmpl w:val="5008D5BA"/>
+    <w:lvl w:ilvl="0" w:tplc="0419000F">
+      <w:start w:val="1"/>
+      <w:numFmt w:val="decimal"/>
+      <w:lvlText w:val="%1."/>
+      <w:lvlJc w:val="left"/>
+      <w:pPr>
+        <w:ind w:left="1429" w:hanging="360"/>
+      </w:pPr>
+    </w:lvl>
+    <w:lvl w:ilvl="1" w:tplc="04190019" w:tentative="1">
+      <w:start w:val="1"/>
+      <w:numFmt w:val="lowerLetter"/>
+      <w:lvlText w:val="%2."/>
+      <w:lvlJc w:val="left"/>
+      <w:pPr>
+        <w:ind w:left="2149" w:hanging="360"/>
+      </w:pPr>
+    </w:lvl>
+    <w:lvl w:ilvl="2" w:tplc="0419001B" w:tentative="1">
+      <w:start w:val="1"/>
+      <w:numFmt w:val="lowerRoman"/>
+      <w:lvlText w:val="%3."/>
+      <w:lvlJc w:val="right"/>
+      <w:pPr>
+        <w:ind w:left="2869" w:hanging="180"/>
+      </w:pPr>
+    </w:lvl>
+    <w:lvl w:ilvl="3" w:tplc="0419000F" w:tentative="1">
+      <w:start w:val="1"/>
+      <w:numFmt w:val="decimal"/>
+      <w:lvlText w:val="%4."/>
+      <w:lvlJc w:val="left"/>
+      <w:pPr>
+        <w:ind w:left="3589" w:hanging="360"/>
+      </w:pPr>
+    </w:lvl>
+    <w:lvl w:ilvl="4" w:tplc="04190019" w:tentative="1">
+      <w:start w:val="1"/>
+      <w:numFmt w:val="lowerLetter"/>
+      <w:lvlText w:val="%5."/>
+      <w:lvlJc w:val="left"/>
+      <w:pPr>
+        <w:ind w:left="4309" w:hanging="360"/>
+      </w:pPr>
+    </w:lvl>
+    <w:lvl w:ilvl="5" w:tplc="0419001B" w:tentative="1">
+      <w:start w:val="1"/>
+      <w:numFmt w:val="lowerRoman"/>
+      <w:lvlText w:val="%6."/>
+      <w:lvlJc w:val="right"/>
+      <w:pPr>
+        <w:ind w:left="5029" w:hanging="180"/>
+      </w:pPr>
+    </w:lvl>
+    <w:lvl w:ilvl="6" w:tplc="0419000F" w:tentative="1">
+      <w:start w:val="1"/>
+      <w:numFmt w:val="decimal"/>
+      <w:lvlText w:val="%7."/>
+      <w:lvlJc w:val="left"/>
+      <w:pPr>
+        <w:ind w:left="5749" w:hanging="360"/>
+      </w:pPr>
+    </w:lvl>
+    <w:lvl w:ilvl="7" w:tplc="04190019" w:tentative="1">
+      <w:start w:val="1"/>
+      <w:numFmt w:val="lowerLetter"/>
+      <w:lvlText w:val="%8."/>
+      <w:lvlJc w:val="left"/>
+      <w:pPr>
+        <w:ind w:left="6469" w:hanging="360"/>
+      </w:pPr>
+    </w:lvl>
+    <w:lvl w:ilvl="8" w:tplc="0419001B" w:tentative="1">
+      <w:start w:val="1"/>
+      <w:numFmt w:val="lowerRoman"/>
+      <w:lvlText w:val="%9."/>
+      <w:lvlJc w:val="right"/>
+      <w:pPr>
+        <w:ind w:left="7189" w:hanging="180"/>
+      </w:pPr>
+    </w:lvl>
+  </w:abstractNum>
+  <w:abstractNum w:abstractNumId="26" w15:restartNumberingAfterBreak="0">
     <w:nsid w:val="76F264A9"/>
     <w:multiLevelType w:val="multilevel"/>
     <w:tmpl w:val="4C889698"/>
@@ -25847,7 +27243,7 @@
       </w:pPr>
     </w:lvl>
   </w:abstractNum>
-  <w:abstractNum w:abstractNumId="21" w15:restartNumberingAfterBreak="0">
+  <w:abstractNum w:abstractNumId="27" w15:restartNumberingAfterBreak="0">
     <w:nsid w:val="777B7FFC"/>
     <w:multiLevelType w:val="multilevel"/>
     <w:tmpl w:val="4C889698"/>
@@ -25933,7 +27329,7 @@
       </w:pPr>
     </w:lvl>
   </w:abstractNum>
-  <w:abstractNum w:abstractNumId="22" w15:restartNumberingAfterBreak="0">
+  <w:abstractNum w:abstractNumId="28" w15:restartNumberingAfterBreak="0">
     <w:nsid w:val="7A21135D"/>
     <w:multiLevelType w:val="multilevel"/>
     <w:tmpl w:val="4C889698"/>
@@ -26019,7 +27415,7 @@
       </w:pPr>
     </w:lvl>
   </w:abstractNum>
-  <w:abstractNum w:abstractNumId="23" w15:restartNumberingAfterBreak="0">
+  <w:abstractNum w:abstractNumId="29" w15:restartNumberingAfterBreak="0">
     <w:nsid w:val="7A322FFD"/>
     <w:multiLevelType w:val="multilevel"/>
     <w:tmpl w:val="4C889698"/>
@@ -26105,7 +27501,7 @@
       </w:pPr>
     </w:lvl>
   </w:abstractNum>
-  <w:abstractNum w:abstractNumId="24" w15:restartNumberingAfterBreak="0">
+  <w:abstractNum w:abstractNumId="30" w15:restartNumberingAfterBreak="0">
     <w:nsid w:val="7BB3687D"/>
     <w:multiLevelType w:val="multilevel"/>
     <w:tmpl w:val="7C30B4A2"/>
@@ -26194,7 +27590,7 @@
       </w:pPr>
     </w:lvl>
   </w:abstractNum>
-  <w:abstractNum w:abstractNumId="25" w15:restartNumberingAfterBreak="0">
+  <w:abstractNum w:abstractNumId="31" w15:restartNumberingAfterBreak="0">
     <w:nsid w:val="7EB0082E"/>
     <w:multiLevelType w:val="hybridMultilevel"/>
     <w:tmpl w:val="F886ECEE"/>
@@ -26307,7 +27703,7 @@
       </w:rPr>
     </w:lvl>
   </w:abstractNum>
-  <w:abstractNum w:abstractNumId="26" w15:restartNumberingAfterBreak="0">
+  <w:abstractNum w:abstractNumId="32" w15:restartNumberingAfterBreak="0">
     <w:nsid w:val="7EDE4EE9"/>
     <w:multiLevelType w:val="hybridMultilevel"/>
     <w:tmpl w:val="793086FC"/>
@@ -26420,7 +27816,7 @@
       </w:rPr>
     </w:lvl>
   </w:abstractNum>
-  <w:abstractNum w:abstractNumId="27" w15:restartNumberingAfterBreak="0">
+  <w:abstractNum w:abstractNumId="33" w15:restartNumberingAfterBreak="0">
     <w:nsid w:val="7F275960"/>
     <w:multiLevelType w:val="hybridMultilevel"/>
     <w:tmpl w:val="DC8EEBD0"/>
@@ -26506,7 +27902,7 @@
       </w:pPr>
     </w:lvl>
   </w:abstractNum>
-  <w:abstractNum w:abstractNumId="28" w15:restartNumberingAfterBreak="0">
+  <w:abstractNum w:abstractNumId="34" w15:restartNumberingAfterBreak="0">
     <w:nsid w:val="7F7E6225"/>
     <w:multiLevelType w:val="hybridMultilevel"/>
     <w:tmpl w:val="F2789756"/>
@@ -26620,13 +28016,13 @@
     </w:lvl>
   </w:abstractNum>
   <w:num w:numId="1">
-    <w:abstractNumId w:val="9"/>
+    <w:abstractNumId w:val="11"/>
   </w:num>
   <w:num w:numId="2">
     <w:abstractNumId w:val="0"/>
   </w:num>
   <w:num w:numId="3">
-    <w:abstractNumId w:val="8"/>
+    <w:abstractNumId w:val="10"/>
   </w:num>
   <w:num w:numId="4">
     <w:abstractNumId w:val="0"/>
@@ -26659,82 +28055,100 @@
     </w:lvlOverride>
   </w:num>
   <w:num w:numId="5">
-    <w:abstractNumId w:val="28"/>
+    <w:abstractNumId w:val="34"/>
   </w:num>
   <w:num w:numId="6">
-    <w:abstractNumId w:val="15"/>
+    <w:abstractNumId w:val="18"/>
   </w:num>
   <w:num w:numId="7">
-    <w:abstractNumId w:val="18"/>
+    <w:abstractNumId w:val="21"/>
   </w:num>
   <w:num w:numId="8">
-    <w:abstractNumId w:val="23"/>
+    <w:abstractNumId w:val="29"/>
   </w:num>
   <w:num w:numId="9">
-    <w:abstractNumId w:val="10"/>
+    <w:abstractNumId w:val="12"/>
   </w:num>
   <w:num w:numId="10">
-    <w:abstractNumId w:val="11"/>
+    <w:abstractNumId w:val="13"/>
   </w:num>
   <w:num w:numId="11">
-    <w:abstractNumId w:val="27"/>
+    <w:abstractNumId w:val="33"/>
   </w:num>
   <w:num w:numId="12">
-    <w:abstractNumId w:val="5"/>
+    <w:abstractNumId w:val="6"/>
   </w:num>
   <w:num w:numId="13">
     <w:abstractNumId w:val="1"/>
   </w:num>
   <w:num w:numId="14">
-    <w:abstractNumId w:val="22"/>
+    <w:abstractNumId w:val="28"/>
   </w:num>
   <w:num w:numId="15">
+    <w:abstractNumId w:val="17"/>
+  </w:num>
+  <w:num w:numId="16">
+    <w:abstractNumId w:val="7"/>
+  </w:num>
+  <w:num w:numId="17">
+    <w:abstractNumId w:val="26"/>
+  </w:num>
+  <w:num w:numId="18">
+    <w:abstractNumId w:val="27"/>
+  </w:num>
+  <w:num w:numId="19">
+    <w:abstractNumId w:val="8"/>
+  </w:num>
+  <w:num w:numId="20">
+    <w:abstractNumId w:val="19"/>
+  </w:num>
+  <w:num w:numId="21">
     <w:abstractNumId w:val="14"/>
   </w:num>
-  <w:num w:numId="16">
-    <w:abstractNumId w:val="6"/>
+  <w:num w:numId="22">
+    <w:abstractNumId w:val="30"/>
   </w:num>
-  <w:num w:numId="17">
+  <w:num w:numId="23">
     <w:abstractNumId w:val="20"/>
   </w:num>
-  <w:num w:numId="18">
-    <w:abstractNumId w:val="21"/>
+  <w:num w:numId="24">
+    <w:abstractNumId w:val="5"/>
   </w:num>
-  <w:num w:numId="19">
-    <w:abstractNumId w:val="7"/>
+  <w:num w:numId="25">
+    <w:abstractNumId w:val="15"/>
   </w:num>
-  <w:num w:numId="20">
+  <w:num w:numId="26">
+    <w:abstractNumId w:val="23"/>
+  </w:num>
+  <w:num w:numId="27">
+    <w:abstractNumId w:val="32"/>
+  </w:num>
+  <w:num w:numId="28">
+    <w:abstractNumId w:val="4"/>
+  </w:num>
+  <w:num w:numId="29">
+    <w:abstractNumId w:val="31"/>
+  </w:num>
+  <w:num w:numId="30">
+    <w:abstractNumId w:val="3"/>
+  </w:num>
+  <w:num w:numId="31">
+    <w:abstractNumId w:val="24"/>
+  </w:num>
+  <w:num w:numId="32">
+    <w:abstractNumId w:val="25"/>
+  </w:num>
+  <w:num w:numId="33">
     <w:abstractNumId w:val="16"/>
   </w:num>
-  <w:num w:numId="21">
-    <w:abstractNumId w:val="12"/>
+  <w:num w:numId="34">
+    <w:abstractNumId w:val="2"/>
   </w:num>
-  <w:num w:numId="22">
-    <w:abstractNumId w:val="24"/>
+  <w:num w:numId="35">
+    <w:abstractNumId w:val="9"/>
   </w:num>
-  <w:num w:numId="23">
-    <w:abstractNumId w:val="17"/>
-  </w:num>
-  <w:num w:numId="24">
-    <w:abstractNumId w:val="4"/>
-  </w:num>
-  <w:num w:numId="25">
-    <w:abstractNumId w:val="13"/>
-  </w:num>
-  <w:num w:numId="26">
-    <w:abstractNumId w:val="19"/>
-  </w:num>
-  <w:num w:numId="27">
-    <w:abstractNumId w:val="26"/>
-  </w:num>
-  <w:num w:numId="28">
-    <w:abstractNumId w:val="3"/>
-  </w:num>
-  <w:num w:numId="29">
-    <w:abstractNumId w:val="25"/>
-  </w:num>
-  <w:num w:numId="30">
-    <w:abstractNumId w:val="2"/>
+  <w:num w:numId="36">
+    <w:abstractNumId w:val="22"/>
   </w:num>
 </w:numbering>
 </file>
@@ -27224,6 +28638,7 @@
   <w:style w:type="character" w:default="1" w:styleId="a2">
     <w:name w:val="Default Paragraph Font"/>
     <w:uiPriority w:val="1"/>
+    <w:semiHidden/>
     <w:unhideWhenUsed/>
   </w:style>
   <w:style w:type="table" w:default="1" w:styleId="a3">
